--- a/lms documentaion.docx
+++ b/lms documentaion.docx
@@ -457,672 +457,6 @@
     </w:p>
     <w:p>
       <w:pPr>
-        <w:rPr>
-          <w:sz w:val="28"/>
-          <w:szCs w:val="28"/>
-        </w:rPr>
-      </w:pPr>
-      <w:r>
-        <w:rPr>
-          <w:sz w:val="28"/>
-          <w:szCs w:val="28"/>
-        </w:rPr>
-        <w:t>POST</w:t>
-      </w:r>
-      <w:r>
-        <w:rPr>
-          <w:sz w:val="28"/>
-          <w:szCs w:val="28"/>
-        </w:rPr>
-        <w:t xml:space="preserve"> /</w:t>
-      </w:r>
-      <w:r>
-        <w:rPr>
-          <w:sz w:val="28"/>
-          <w:szCs w:val="28"/>
-        </w:rPr>
-        <w:t>register</w:t>
-      </w:r>
-      <w:r>
-        <w:rPr>
-          <w:sz w:val="28"/>
-          <w:szCs w:val="28"/>
-        </w:rPr>
-        <w:t>:</w:t>
-      </w:r>
-    </w:p>
-    <w:p>
-      <w:pPr>
-        <w:rPr>
-          <w:sz w:val="24"/>
-          <w:szCs w:val="24"/>
-        </w:rPr>
-      </w:pPr>
-      <w:r>
-        <w:t xml:space="preserve"> </w:t>
-      </w:r>
-      <w:r>
-        <w:rPr>
-          <w:sz w:val="24"/>
-          <w:szCs w:val="24"/>
-        </w:rPr>
-        <w:t xml:space="preserve">Request: </w:t>
-      </w:r>
-    </w:p>
-    <w:p>
-      <w:pPr>
-        <w:rPr>
-          <w:sz w:val="24"/>
-          <w:szCs w:val="24"/>
-        </w:rPr>
-      </w:pPr>
-      <w:r>
-        <w:rPr>
-          <w:sz w:val="24"/>
-          <w:szCs w:val="24"/>
-        </w:rPr>
-        <w:lastRenderedPageBreak/>
-        <w:t>{</w:t>
-      </w:r>
-    </w:p>
-    <w:p>
-      <w:pPr>
-        <w:rPr>
-          <w:sz w:val="24"/>
-          <w:szCs w:val="24"/>
-        </w:rPr>
-      </w:pPr>
-      <w:r>
-        <w:rPr>
-          <w:sz w:val="24"/>
-          <w:szCs w:val="24"/>
-        </w:rPr>
-        <w:t xml:space="preserve">  "name": "</w:t>
-      </w:r>
-      <w:proofErr w:type="spellStart"/>
-      <w:r>
-        <w:rPr>
-          <w:sz w:val="24"/>
-          <w:szCs w:val="24"/>
-        </w:rPr>
-        <w:t>raghav</w:t>
-      </w:r>
-      <w:proofErr w:type="spellEnd"/>
-      <w:r>
-        <w:rPr>
-          <w:sz w:val="24"/>
-          <w:szCs w:val="24"/>
-        </w:rPr>
-        <w:t>",</w:t>
-      </w:r>
-    </w:p>
-    <w:p>
-      <w:pPr>
-        <w:rPr>
-          <w:sz w:val="24"/>
-          <w:szCs w:val="24"/>
-        </w:rPr>
-      </w:pPr>
-      <w:r>
-        <w:rPr>
-          <w:sz w:val="24"/>
-          <w:szCs w:val="24"/>
-        </w:rPr>
-        <w:t xml:space="preserve">  "email": "raghavh@example.com",</w:t>
-      </w:r>
-    </w:p>
-    <w:p>
-      <w:pPr>
-        <w:rPr>
-          <w:sz w:val="24"/>
-          <w:szCs w:val="24"/>
-        </w:rPr>
-      </w:pPr>
-      <w:r>
-        <w:rPr>
-          <w:sz w:val="24"/>
-          <w:szCs w:val="24"/>
-        </w:rPr>
-        <w:t xml:space="preserve">  "password": "raghav123",</w:t>
-      </w:r>
-    </w:p>
-    <w:p>
-      <w:pPr>
-        <w:rPr>
-          <w:sz w:val="24"/>
-          <w:szCs w:val="24"/>
-        </w:rPr>
-      </w:pPr>
-      <w:r>
-        <w:rPr>
-          <w:sz w:val="24"/>
-          <w:szCs w:val="24"/>
-        </w:rPr>
-        <w:t xml:space="preserve">  "role": "teacher",</w:t>
-      </w:r>
-    </w:p>
-    <w:p>
-      <w:pPr>
-        <w:rPr>
-          <w:sz w:val="24"/>
-          <w:szCs w:val="24"/>
-        </w:rPr>
-      </w:pPr>
-      <w:r>
-        <w:rPr>
-          <w:sz w:val="24"/>
-          <w:szCs w:val="24"/>
-        </w:rPr>
-        <w:t xml:space="preserve">  "experience": "6 years",</w:t>
-      </w:r>
-    </w:p>
-    <w:p>
-      <w:pPr>
-        <w:rPr>
-          <w:sz w:val="24"/>
-          <w:szCs w:val="24"/>
-        </w:rPr>
-      </w:pPr>
-      <w:r>
-        <w:rPr>
-          <w:sz w:val="24"/>
-          <w:szCs w:val="24"/>
-        </w:rPr>
-        <w:t xml:space="preserve">  "</w:t>
-      </w:r>
-      <w:proofErr w:type="spellStart"/>
-      <w:r>
-        <w:rPr>
-          <w:sz w:val="24"/>
-          <w:szCs w:val="24"/>
-        </w:rPr>
-        <w:t>dob</w:t>
-      </w:r>
-      <w:proofErr w:type="spellEnd"/>
-      <w:r>
-        <w:rPr>
-          <w:sz w:val="24"/>
-          <w:szCs w:val="24"/>
-        </w:rPr>
-        <w:t>": "1985-07-20",</w:t>
-      </w:r>
-    </w:p>
-    <w:p>
-      <w:pPr>
-        <w:rPr>
-          <w:sz w:val="24"/>
-          <w:szCs w:val="24"/>
-        </w:rPr>
-      </w:pPr>
-      <w:r>
-        <w:rPr>
-          <w:sz w:val="24"/>
-          <w:szCs w:val="24"/>
-        </w:rPr>
-        <w:t xml:space="preserve">  "</w:t>
-      </w:r>
-      <w:proofErr w:type="spellStart"/>
-      <w:r>
-        <w:rPr>
-          <w:sz w:val="24"/>
-          <w:szCs w:val="24"/>
-        </w:rPr>
-        <w:t>phoneNo</w:t>
-      </w:r>
-      <w:proofErr w:type="spellEnd"/>
-      <w:r>
-        <w:rPr>
-          <w:sz w:val="24"/>
-          <w:szCs w:val="24"/>
-        </w:rPr>
-        <w:t>": 9876543210,</w:t>
-      </w:r>
-    </w:p>
-    <w:p>
-      <w:pPr>
-        <w:rPr>
-          <w:sz w:val="24"/>
-          <w:szCs w:val="24"/>
-        </w:rPr>
-      </w:pPr>
-      <w:r>
-        <w:rPr>
-          <w:sz w:val="24"/>
-          <w:szCs w:val="24"/>
-        </w:rPr>
-        <w:t xml:space="preserve">  "address": "123 MG Road, Delhi, India",</w:t>
-      </w:r>
-    </w:p>
-    <w:p>
-      <w:pPr>
-        <w:rPr>
-          <w:sz w:val="24"/>
-          <w:szCs w:val="24"/>
-        </w:rPr>
-      </w:pPr>
-      <w:r>
-        <w:rPr>
-          <w:sz w:val="24"/>
-          <w:szCs w:val="24"/>
-        </w:rPr>
-        <w:t xml:space="preserve">  "bio": "Passionate educator with expertise in Mathematics.",</w:t>
-      </w:r>
-    </w:p>
-    <w:p>
-      <w:pPr>
-        <w:rPr>
-          <w:sz w:val="24"/>
-          <w:szCs w:val="24"/>
-        </w:rPr>
-      </w:pPr>
-      <w:r>
-        <w:rPr>
-          <w:sz w:val="24"/>
-          <w:szCs w:val="24"/>
-        </w:rPr>
-        <w:t xml:space="preserve">  "qualification": "</w:t>
-      </w:r>
-      <w:proofErr w:type="spellStart"/>
-      <w:r>
-        <w:rPr>
-          <w:sz w:val="24"/>
-          <w:szCs w:val="24"/>
-        </w:rPr>
-        <w:t>developement</w:t>
-      </w:r>
-      <w:proofErr w:type="spellEnd"/>
-      <w:r>
-        <w:rPr>
-          <w:sz w:val="24"/>
-          <w:szCs w:val="24"/>
-        </w:rPr>
-        <w:t>",</w:t>
-      </w:r>
-    </w:p>
-    <w:p>
-      <w:pPr>
-        <w:rPr>
-          <w:sz w:val="24"/>
-          <w:szCs w:val="24"/>
-        </w:rPr>
-      </w:pPr>
-      <w:r>
-        <w:rPr>
-          <w:sz w:val="24"/>
-          <w:szCs w:val="24"/>
-        </w:rPr>
-        <w:t xml:space="preserve">  "specialization": "Algebra and Calculus",</w:t>
-      </w:r>
-    </w:p>
-    <w:p>
-      <w:pPr>
-        <w:rPr>
-          <w:sz w:val="24"/>
-          <w:szCs w:val="24"/>
-        </w:rPr>
-      </w:pPr>
-      <w:r>
-        <w:rPr>
-          <w:sz w:val="24"/>
-          <w:szCs w:val="24"/>
-        </w:rPr>
-        <w:t xml:space="preserve">  "</w:t>
-      </w:r>
-      <w:proofErr w:type="spellStart"/>
-      <w:r>
-        <w:rPr>
-          <w:sz w:val="24"/>
-          <w:szCs w:val="24"/>
-        </w:rPr>
-        <w:t>assigned_courses</w:t>
-      </w:r>
-      <w:r>
-        <w:rPr>
-          <w:sz w:val="24"/>
-          <w:szCs w:val="24"/>
-        </w:rPr>
-        <w:t>id</w:t>
-      </w:r>
-      <w:proofErr w:type="spellEnd"/>
-      <w:r>
-        <w:rPr>
-          <w:sz w:val="24"/>
-          <w:szCs w:val="24"/>
-        </w:rPr>
-        <w:t>": ["</w:t>
-      </w:r>
-      <w:proofErr w:type="spellStart"/>
-      <w:r>
-        <w:rPr>
-          <w:sz w:val="24"/>
-          <w:szCs w:val="24"/>
-        </w:rPr>
-        <w:t>courseid</w:t>
-      </w:r>
-      <w:proofErr w:type="spellEnd"/>
-      <w:r>
-        <w:rPr>
-          <w:sz w:val="24"/>
-          <w:szCs w:val="24"/>
-        </w:rPr>
-        <w:t>"],</w:t>
-      </w:r>
-      <w:r>
-        <w:rPr>
-          <w:sz w:val="24"/>
-          <w:szCs w:val="24"/>
-        </w:rPr>
-        <w:t xml:space="preserve">    </w:t>
-      </w:r>
-    </w:p>
-    <w:p>
-      <w:pPr>
-        <w:rPr>
-          <w:sz w:val="24"/>
-          <w:szCs w:val="24"/>
-        </w:rPr>
-      </w:pPr>
-      <w:r>
-        <w:rPr>
-          <w:sz w:val="24"/>
-          <w:szCs w:val="24"/>
-        </w:rPr>
-        <w:t xml:space="preserve">  "</w:t>
-      </w:r>
-      <w:proofErr w:type="spellStart"/>
-      <w:r>
-        <w:rPr>
-          <w:sz w:val="24"/>
-          <w:szCs w:val="24"/>
-        </w:rPr>
-        <w:t>profile_picture</w:t>
-      </w:r>
-      <w:proofErr w:type="spellEnd"/>
-      <w:r>
-        <w:rPr>
-          <w:sz w:val="24"/>
-          <w:szCs w:val="24"/>
-        </w:rPr>
-        <w:t>": "https://example.com/profile-pic.jpg"</w:t>
-      </w:r>
-    </w:p>
-    <w:p>
-      <w:pPr>
-        <w:rPr>
-          <w:sz w:val="24"/>
-          <w:szCs w:val="24"/>
-        </w:rPr>
-      </w:pPr>
-      <w:proofErr w:type="gramStart"/>
-      <w:r>
-        <w:rPr>
-          <w:sz w:val="24"/>
-          <w:szCs w:val="24"/>
-        </w:rPr>
-        <w:t>}</w:t>
-      </w:r>
-      <w:r>
-        <w:rPr>
-          <w:sz w:val="24"/>
-          <w:szCs w:val="24"/>
-        </w:rPr>
-        <w:t>Response</w:t>
-      </w:r>
-      <w:proofErr w:type="gramEnd"/>
-      <w:r>
-        <w:rPr>
-          <w:sz w:val="24"/>
-          <w:szCs w:val="24"/>
-        </w:rPr>
-        <w:t>:</w:t>
-      </w:r>
-    </w:p>
-    <w:p>
-      <w:pPr>
-        <w:rPr>
-          <w:sz w:val="24"/>
-          <w:szCs w:val="24"/>
-        </w:rPr>
-      </w:pPr>
-      <w:r>
-        <w:rPr>
-          <w:sz w:val="24"/>
-          <w:szCs w:val="24"/>
-        </w:rPr>
-        <w:t>{</w:t>
-      </w:r>
-    </w:p>
-    <w:p>
-      <w:pPr>
-        <w:rPr>
-          <w:sz w:val="24"/>
-          <w:szCs w:val="24"/>
-        </w:rPr>
-      </w:pPr>
-      <w:r>
-        <w:rPr>
-          <w:sz w:val="24"/>
-          <w:szCs w:val="24"/>
-        </w:rPr>
-        <w:t xml:space="preserve">  "message": "User registered successfully",</w:t>
-      </w:r>
-    </w:p>
-    <w:p>
-      <w:pPr>
-        <w:rPr>
-          <w:sz w:val="24"/>
-          <w:szCs w:val="24"/>
-        </w:rPr>
-      </w:pPr>
-      <w:r>
-        <w:rPr>
-          <w:sz w:val="24"/>
-          <w:szCs w:val="24"/>
-        </w:rPr>
-        <w:t xml:space="preserve">  "user": {</w:t>
-      </w:r>
-    </w:p>
-    <w:p>
-      <w:pPr>
-        <w:rPr>
-          <w:sz w:val="24"/>
-          <w:szCs w:val="24"/>
-        </w:rPr>
-      </w:pPr>
-      <w:r>
-        <w:rPr>
-          <w:sz w:val="24"/>
-          <w:szCs w:val="24"/>
-        </w:rPr>
-        <w:t xml:space="preserve">    "name": "</w:t>
-      </w:r>
-      <w:proofErr w:type="spellStart"/>
-      <w:r>
-        <w:rPr>
-          <w:sz w:val="24"/>
-          <w:szCs w:val="24"/>
-        </w:rPr>
-        <w:t>ragha</w:t>
-      </w:r>
-      <w:proofErr w:type="spellEnd"/>
-      <w:r>
-        <w:rPr>
-          <w:sz w:val="24"/>
-          <w:szCs w:val="24"/>
-        </w:rPr>
-        <w:t>",</w:t>
-      </w:r>
-    </w:p>
-    <w:p>
-      <w:pPr>
-        <w:rPr>
-          <w:sz w:val="24"/>
-          <w:szCs w:val="24"/>
-        </w:rPr>
-      </w:pPr>
-      <w:r>
-        <w:rPr>
-          <w:sz w:val="24"/>
-          <w:szCs w:val="24"/>
-        </w:rPr>
-        <w:t xml:space="preserve">    "email": "raghah@example.com",</w:t>
-      </w:r>
-    </w:p>
-    <w:p>
-      <w:pPr>
-        <w:rPr>
-          <w:sz w:val="24"/>
-          <w:szCs w:val="24"/>
-        </w:rPr>
-      </w:pPr>
-      <w:r>
-        <w:rPr>
-          <w:sz w:val="24"/>
-          <w:szCs w:val="24"/>
-        </w:rPr>
-        <w:t xml:space="preserve">    "password": "raghav12",</w:t>
-      </w:r>
-    </w:p>
-    <w:p>
-      <w:pPr>
-        <w:rPr>
-          <w:sz w:val="24"/>
-          <w:szCs w:val="24"/>
-        </w:rPr>
-      </w:pPr>
-      <w:r>
-        <w:rPr>
-          <w:sz w:val="24"/>
-          <w:szCs w:val="24"/>
-        </w:rPr>
-        <w:t xml:space="preserve">    "role": "teacher",</w:t>
-      </w:r>
-    </w:p>
-    <w:p>
-      <w:pPr>
-        <w:rPr>
-          <w:sz w:val="24"/>
-          <w:szCs w:val="24"/>
-        </w:rPr>
-      </w:pPr>
-      <w:r>
-        <w:rPr>
-          <w:sz w:val="24"/>
-          <w:szCs w:val="24"/>
-        </w:rPr>
-        <w:t xml:space="preserve">    "_id": "69d27d90114c306c67d34831",</w:t>
-      </w:r>
-    </w:p>
-    <w:p>
-      <w:pPr>
-        <w:rPr>
-          <w:sz w:val="24"/>
-          <w:szCs w:val="24"/>
-        </w:rPr>
-      </w:pPr>
-      <w:r>
-        <w:rPr>
-          <w:sz w:val="24"/>
-          <w:szCs w:val="24"/>
-        </w:rPr>
-        <w:t xml:space="preserve">    "</w:t>
-      </w:r>
-      <w:proofErr w:type="spellStart"/>
-      <w:r>
-        <w:rPr>
-          <w:sz w:val="24"/>
-          <w:szCs w:val="24"/>
-        </w:rPr>
-        <w:t>createdAt</w:t>
-      </w:r>
-      <w:proofErr w:type="spellEnd"/>
-      <w:r>
-        <w:rPr>
-          <w:sz w:val="24"/>
-          <w:szCs w:val="24"/>
-        </w:rPr>
-        <w:t>": "2026-04-05T15:19:44.721Z",</w:t>
-      </w:r>
-    </w:p>
-    <w:p>
-      <w:pPr>
-        <w:rPr>
-          <w:sz w:val="24"/>
-          <w:szCs w:val="24"/>
-        </w:rPr>
-      </w:pPr>
-      <w:r>
-        <w:rPr>
-          <w:sz w:val="24"/>
-          <w:szCs w:val="24"/>
-        </w:rPr>
-        <w:t xml:space="preserve">    "</w:t>
-      </w:r>
-      <w:proofErr w:type="spellStart"/>
-      <w:r>
-        <w:rPr>
-          <w:sz w:val="24"/>
-          <w:szCs w:val="24"/>
-        </w:rPr>
-        <w:t>updatedAt</w:t>
-      </w:r>
-      <w:proofErr w:type="spellEnd"/>
-      <w:r>
-        <w:rPr>
-          <w:sz w:val="24"/>
-          <w:szCs w:val="24"/>
-        </w:rPr>
-        <w:t>": "2026-04-05T15:19:44.721Z",</w:t>
-      </w:r>
-    </w:p>
-    <w:p>
-      <w:pPr>
-        <w:rPr>
-          <w:sz w:val="24"/>
-          <w:szCs w:val="24"/>
-        </w:rPr>
-      </w:pPr>
-      <w:r>
-        <w:rPr>
-          <w:sz w:val="24"/>
-          <w:szCs w:val="24"/>
-        </w:rPr>
-        <w:t xml:space="preserve">    "__v": 0</w:t>
-      </w:r>
-    </w:p>
-    <w:p>
-      <w:pPr>
-        <w:rPr>
-          <w:sz w:val="24"/>
-          <w:szCs w:val="24"/>
-        </w:rPr>
-      </w:pPr>
-      <w:r>
-        <w:rPr>
-          <w:sz w:val="24"/>
-          <w:szCs w:val="24"/>
-        </w:rPr>
-        <w:t xml:space="preserve">  }</w:t>
-      </w:r>
-    </w:p>
-    <w:p>
-      <w:pPr>
-        <w:rPr>
-          <w:sz w:val="24"/>
-          <w:szCs w:val="24"/>
-        </w:rPr>
-      </w:pPr>
-      <w:r>
-        <w:rPr>
-          <w:sz w:val="24"/>
-          <w:szCs w:val="24"/>
-        </w:rPr>
-        <w:lastRenderedPageBreak/>
-        <w:t>}</w:t>
-      </w:r>
-    </w:p>
-    <w:p>
-      <w:pPr>
         <w:ind w:left="360"/>
         <w:rPr>
           <w:b/>
@@ -1138,7 +472,10 @@
           <w:sz w:val="32"/>
           <w:szCs w:val="32"/>
         </w:rPr>
-        <w:t>2.</w:t>
+        <w:t xml:space="preserve">       </w:t>
+      </w:r>
+      <w:r>
+        <w:t xml:space="preserve">  </w:t>
       </w:r>
       <w:r>
         <w:rPr>
@@ -1147,7 +484,7 @@
           <w:sz w:val="32"/>
           <w:szCs w:val="32"/>
         </w:rPr>
-        <w:t xml:space="preserve">Register </w:t>
+        <w:t xml:space="preserve">Teachers CRUD activity </w:t>
       </w:r>
       <w:r>
         <w:rPr>
@@ -1156,525 +493,15 @@
           <w:sz w:val="32"/>
           <w:szCs w:val="32"/>
         </w:rPr>
-        <w:t xml:space="preserve">Student </w:t>
-      </w:r>
-      <w:r>
-        <w:rPr>
-          <w:b/>
-          <w:bCs/>
-          <w:sz w:val="32"/>
-          <w:szCs w:val="32"/>
-        </w:rPr>
         <w:t xml:space="preserve">API Endpoint: </w:t>
       </w:r>
     </w:p>
     <w:p>
       <w:pPr>
-        <w:rPr>
-          <w:sz w:val="28"/>
-          <w:szCs w:val="28"/>
-        </w:rPr>
-      </w:pPr>
-      <w:r>
-        <w:rPr>
-          <w:sz w:val="28"/>
-          <w:szCs w:val="28"/>
-        </w:rPr>
-        <w:t>POST</w:t>
-      </w:r>
-      <w:r>
-        <w:rPr>
-          <w:sz w:val="28"/>
-          <w:szCs w:val="28"/>
-        </w:rPr>
-        <w:t xml:space="preserve"> /</w:t>
-      </w:r>
-      <w:r>
-        <w:rPr>
-          <w:sz w:val="28"/>
-          <w:szCs w:val="28"/>
-        </w:rPr>
-        <w:t>register</w:t>
-      </w:r>
-      <w:r>
-        <w:rPr>
-          <w:sz w:val="28"/>
-          <w:szCs w:val="28"/>
-        </w:rPr>
-        <w:t>:</w:t>
-      </w:r>
-    </w:p>
-    <w:p>
-      <w:pPr>
-        <w:rPr>
-          <w:sz w:val="24"/>
-          <w:szCs w:val="24"/>
-        </w:rPr>
+        <w:pStyle w:val="ListParagraph"/>
       </w:pPr>
       <w:r>
         <w:t xml:space="preserve"> </w:t>
-      </w:r>
-      <w:r>
-        <w:rPr>
-          <w:sz w:val="24"/>
-          <w:szCs w:val="24"/>
-        </w:rPr>
-        <w:t xml:space="preserve">Request: </w:t>
-      </w:r>
-    </w:p>
-    <w:p>
-      <w:pPr>
-        <w:rPr>
-          <w:sz w:val="24"/>
-          <w:szCs w:val="24"/>
-        </w:rPr>
-      </w:pPr>
-      <w:r>
-        <w:rPr>
-          <w:sz w:val="24"/>
-          <w:szCs w:val="24"/>
-        </w:rPr>
-        <w:t>{</w:t>
-      </w:r>
-    </w:p>
-    <w:p>
-      <w:pPr>
-        <w:rPr>
-          <w:sz w:val="24"/>
-          <w:szCs w:val="24"/>
-        </w:rPr>
-      </w:pPr>
-      <w:r>
-        <w:rPr>
-          <w:sz w:val="24"/>
-          <w:szCs w:val="24"/>
-        </w:rPr>
-        <w:t xml:space="preserve">  "name": "</w:t>
-      </w:r>
-      <w:proofErr w:type="spellStart"/>
-      <w:r>
-        <w:rPr>
-          <w:sz w:val="24"/>
-          <w:szCs w:val="24"/>
-        </w:rPr>
-        <w:t>raghav</w:t>
-      </w:r>
-      <w:proofErr w:type="spellEnd"/>
-      <w:r>
-        <w:rPr>
-          <w:sz w:val="24"/>
-          <w:szCs w:val="24"/>
-        </w:rPr>
-        <w:t>",</w:t>
-      </w:r>
-    </w:p>
-    <w:p>
-      <w:pPr>
-        <w:rPr>
-          <w:sz w:val="24"/>
-          <w:szCs w:val="24"/>
-        </w:rPr>
-      </w:pPr>
-      <w:r>
-        <w:rPr>
-          <w:sz w:val="24"/>
-          <w:szCs w:val="24"/>
-        </w:rPr>
-        <w:t xml:space="preserve">  "email": "raghavh@example.com",</w:t>
-      </w:r>
-    </w:p>
-    <w:p>
-      <w:pPr>
-        <w:rPr>
-          <w:sz w:val="24"/>
-          <w:szCs w:val="24"/>
-        </w:rPr>
-      </w:pPr>
-      <w:r>
-        <w:rPr>
-          <w:sz w:val="24"/>
-          <w:szCs w:val="24"/>
-        </w:rPr>
-        <w:t xml:space="preserve">  "password": "raghav123",</w:t>
-      </w:r>
-    </w:p>
-    <w:p>
-      <w:pPr>
-        <w:rPr>
-          <w:sz w:val="24"/>
-          <w:szCs w:val="24"/>
-        </w:rPr>
-      </w:pPr>
-      <w:r>
-        <w:rPr>
-          <w:sz w:val="24"/>
-          <w:szCs w:val="24"/>
-        </w:rPr>
-        <w:t xml:space="preserve">  "role": "</w:t>
-      </w:r>
-      <w:r>
-        <w:rPr>
-          <w:sz w:val="24"/>
-          <w:szCs w:val="24"/>
-        </w:rPr>
-        <w:t>student</w:t>
-      </w:r>
-      <w:r>
-        <w:rPr>
-          <w:sz w:val="24"/>
-          <w:szCs w:val="24"/>
-        </w:rPr>
-        <w:t>",</w:t>
-      </w:r>
-    </w:p>
-    <w:p>
-      <w:pPr>
-        <w:rPr>
-          <w:sz w:val="24"/>
-          <w:szCs w:val="24"/>
-        </w:rPr>
-      </w:pPr>
-      <w:r>
-        <w:rPr>
-          <w:sz w:val="24"/>
-          <w:szCs w:val="24"/>
-        </w:rPr>
-        <w:t xml:space="preserve">  "</w:t>
-      </w:r>
-      <w:proofErr w:type="spellStart"/>
-      <w:r>
-        <w:rPr>
-          <w:sz w:val="24"/>
-          <w:szCs w:val="24"/>
-        </w:rPr>
-        <w:t>dob</w:t>
-      </w:r>
-      <w:proofErr w:type="spellEnd"/>
-      <w:r>
-        <w:rPr>
-          <w:sz w:val="24"/>
-          <w:szCs w:val="24"/>
-        </w:rPr>
-        <w:t>": "1985-07-20",</w:t>
-      </w:r>
-    </w:p>
-    <w:p>
-      <w:pPr>
-        <w:rPr>
-          <w:sz w:val="24"/>
-          <w:szCs w:val="24"/>
-        </w:rPr>
-      </w:pPr>
-      <w:r>
-        <w:rPr>
-          <w:sz w:val="24"/>
-          <w:szCs w:val="24"/>
-        </w:rPr>
-        <w:t xml:space="preserve">  }</w:t>
-      </w:r>
-    </w:p>
-    <w:p>
-      <w:pPr>
-        <w:rPr>
-          <w:sz w:val="24"/>
-          <w:szCs w:val="24"/>
-        </w:rPr>
-      </w:pPr>
-      <w:r>
-        <w:rPr>
-          <w:sz w:val="24"/>
-          <w:szCs w:val="24"/>
-        </w:rPr>
-        <w:t>Response:</w:t>
-      </w:r>
-    </w:p>
-    <w:p>
-      <w:pPr>
-        <w:rPr>
-          <w:sz w:val="24"/>
-          <w:szCs w:val="24"/>
-        </w:rPr>
-      </w:pPr>
-      <w:r>
-        <w:rPr>
-          <w:sz w:val="24"/>
-          <w:szCs w:val="24"/>
-        </w:rPr>
-        <w:t>{</w:t>
-      </w:r>
-    </w:p>
-    <w:p>
-      <w:pPr>
-        <w:rPr>
-          <w:sz w:val="24"/>
-          <w:szCs w:val="24"/>
-        </w:rPr>
-      </w:pPr>
-      <w:r>
-        <w:rPr>
-          <w:sz w:val="24"/>
-          <w:szCs w:val="24"/>
-        </w:rPr>
-        <w:t>{</w:t>
-      </w:r>
-    </w:p>
-    <w:p>
-      <w:pPr>
-        <w:rPr>
-          <w:sz w:val="24"/>
-          <w:szCs w:val="24"/>
-        </w:rPr>
-      </w:pPr>
-      <w:r>
-        <w:rPr>
-          <w:sz w:val="24"/>
-          <w:szCs w:val="24"/>
-        </w:rPr>
-        <w:t xml:space="preserve">  "message": "User registered successfully",</w:t>
-      </w:r>
-    </w:p>
-    <w:p>
-      <w:pPr>
-        <w:rPr>
-          <w:sz w:val="24"/>
-          <w:szCs w:val="24"/>
-        </w:rPr>
-      </w:pPr>
-      <w:r>
-        <w:rPr>
-          <w:sz w:val="24"/>
-          <w:szCs w:val="24"/>
-        </w:rPr>
-        <w:t xml:space="preserve">  "user": {</w:t>
-      </w:r>
-    </w:p>
-    <w:p>
-      <w:pPr>
-        <w:rPr>
-          <w:sz w:val="24"/>
-          <w:szCs w:val="24"/>
-        </w:rPr>
-      </w:pPr>
-      <w:r>
-        <w:rPr>
-          <w:sz w:val="24"/>
-          <w:szCs w:val="24"/>
-        </w:rPr>
-        <w:t xml:space="preserve">    "name": "rock",</w:t>
-      </w:r>
-    </w:p>
-    <w:p>
-      <w:pPr>
-        <w:rPr>
-          <w:sz w:val="24"/>
-          <w:szCs w:val="24"/>
-        </w:rPr>
-      </w:pPr>
-      <w:r>
-        <w:rPr>
-          <w:sz w:val="24"/>
-          <w:szCs w:val="24"/>
-        </w:rPr>
-        <w:t xml:space="preserve">    "email": "rock@example.com",</w:t>
-      </w:r>
-    </w:p>
-    <w:p>
-      <w:pPr>
-        <w:rPr>
-          <w:sz w:val="24"/>
-          <w:szCs w:val="24"/>
-        </w:rPr>
-      </w:pPr>
-      <w:r>
-        <w:rPr>
-          <w:sz w:val="24"/>
-          <w:szCs w:val="24"/>
-        </w:rPr>
-        <w:t xml:space="preserve">    "password": "rock12",</w:t>
-      </w:r>
-    </w:p>
-    <w:p>
-      <w:pPr>
-        <w:rPr>
-          <w:sz w:val="24"/>
-          <w:szCs w:val="24"/>
-        </w:rPr>
-      </w:pPr>
-      <w:r>
-        <w:rPr>
-          <w:sz w:val="24"/>
-          <w:szCs w:val="24"/>
-        </w:rPr>
-        <w:t xml:space="preserve">    "role": "student",</w:t>
-      </w:r>
-    </w:p>
-    <w:p>
-      <w:pPr>
-        <w:rPr>
-          <w:sz w:val="24"/>
-          <w:szCs w:val="24"/>
-        </w:rPr>
-      </w:pPr>
-      <w:r>
-        <w:rPr>
-          <w:sz w:val="24"/>
-          <w:szCs w:val="24"/>
-        </w:rPr>
-        <w:t xml:space="preserve">    "_id": "69d28087114c306c67d34843",</w:t>
-      </w:r>
-    </w:p>
-    <w:p>
-      <w:pPr>
-        <w:rPr>
-          <w:sz w:val="24"/>
-          <w:szCs w:val="24"/>
-        </w:rPr>
-      </w:pPr>
-      <w:r>
-        <w:rPr>
-          <w:sz w:val="24"/>
-          <w:szCs w:val="24"/>
-        </w:rPr>
-        <w:t xml:space="preserve">    "</w:t>
-      </w:r>
-      <w:proofErr w:type="spellStart"/>
-      <w:r>
-        <w:rPr>
-          <w:sz w:val="24"/>
-          <w:szCs w:val="24"/>
-        </w:rPr>
-        <w:t>createdAt</w:t>
-      </w:r>
-      <w:proofErr w:type="spellEnd"/>
-      <w:r>
-        <w:rPr>
-          <w:sz w:val="24"/>
-          <w:szCs w:val="24"/>
-        </w:rPr>
-        <w:t>": "2026-04-05T15:32:23.118Z",</w:t>
-      </w:r>
-    </w:p>
-    <w:p>
-      <w:pPr>
-        <w:rPr>
-          <w:sz w:val="24"/>
-          <w:szCs w:val="24"/>
-        </w:rPr>
-      </w:pPr>
-      <w:r>
-        <w:rPr>
-          <w:sz w:val="24"/>
-          <w:szCs w:val="24"/>
-        </w:rPr>
-        <w:t xml:space="preserve">    "</w:t>
-      </w:r>
-      <w:proofErr w:type="spellStart"/>
-      <w:r>
-        <w:rPr>
-          <w:sz w:val="24"/>
-          <w:szCs w:val="24"/>
-        </w:rPr>
-        <w:t>updatedAt</w:t>
-      </w:r>
-      <w:proofErr w:type="spellEnd"/>
-      <w:r>
-        <w:rPr>
-          <w:sz w:val="24"/>
-          <w:szCs w:val="24"/>
-        </w:rPr>
-        <w:t>": "2026-04-05T15:32:23.118Z",</w:t>
-      </w:r>
-    </w:p>
-    <w:p>
-      <w:pPr>
-        <w:rPr>
-          <w:sz w:val="24"/>
-          <w:szCs w:val="24"/>
-        </w:rPr>
-      </w:pPr>
-      <w:r>
-        <w:rPr>
-          <w:sz w:val="24"/>
-          <w:szCs w:val="24"/>
-        </w:rPr>
-        <w:t xml:space="preserve">    "__v": 0</w:t>
-      </w:r>
-    </w:p>
-    <w:p>
-      <w:pPr>
-        <w:rPr>
-          <w:sz w:val="24"/>
-          <w:szCs w:val="24"/>
-        </w:rPr>
-      </w:pPr>
-      <w:r>
-        <w:rPr>
-          <w:sz w:val="24"/>
-          <w:szCs w:val="24"/>
-        </w:rPr>
-        <w:t xml:space="preserve">  }</w:t>
-      </w:r>
-    </w:p>
-    <w:p>
-      <w:pPr>
-        <w:rPr>
-          <w:sz w:val="24"/>
-          <w:szCs w:val="24"/>
-        </w:rPr>
-      </w:pPr>
-      <w:r>
-        <w:rPr>
-          <w:sz w:val="24"/>
-          <w:szCs w:val="24"/>
-        </w:rPr>
-        <w:t>}</w:t>
-      </w:r>
-    </w:p>
-    <w:p>
-      <w:pPr>
-        <w:ind w:left="360"/>
-        <w:rPr>
-          <w:b/>
-          <w:bCs/>
-          <w:sz w:val="32"/>
-          <w:szCs w:val="32"/>
-        </w:rPr>
-      </w:pPr>
-      <w:r>
-        <w:rPr>
-          <w:b/>
-          <w:bCs/>
-          <w:sz w:val="32"/>
-          <w:szCs w:val="32"/>
-        </w:rPr>
-        <w:t>3.</w:t>
-      </w:r>
-      <w:r>
-        <w:rPr>
-          <w:b/>
-          <w:bCs/>
-          <w:sz w:val="32"/>
-          <w:szCs w:val="32"/>
-        </w:rPr>
-        <w:t xml:space="preserve">Register </w:t>
-      </w:r>
-      <w:r>
-        <w:rPr>
-          <w:b/>
-          <w:bCs/>
-          <w:sz w:val="32"/>
-          <w:szCs w:val="32"/>
-        </w:rPr>
-        <w:t xml:space="preserve">Login API </w:t>
-      </w:r>
-      <w:r>
-        <w:rPr>
-          <w:b/>
-          <w:bCs/>
-          <w:sz w:val="32"/>
-          <w:szCs w:val="32"/>
-        </w:rPr>
-        <w:t xml:space="preserve">Endpoint: </w:t>
       </w:r>
     </w:p>
     <w:p>
@@ -1704,7 +531,7 @@
           <w:sz w:val="28"/>
           <w:szCs w:val="28"/>
         </w:rPr>
-        <w:t>login</w:t>
+        <w:t>register</w:t>
       </w:r>
       <w:r>
         <w:rPr>
@@ -1759,15 +586,15 @@
           <w:sz w:val="24"/>
           <w:szCs w:val="24"/>
         </w:rPr>
-        <w:t xml:space="preserve">  "name": "</w:t>
-      </w:r>
-      <w:proofErr w:type="spellStart"/>
-      <w:r>
-        <w:rPr>
-          <w:sz w:val="24"/>
-          <w:szCs w:val="24"/>
-        </w:rPr>
-        <w:t>raghav</w:t>
+        <w:t xml:space="preserve">  "name": " </w:t>
+      </w:r>
+      <w:proofErr w:type="spellStart"/>
+      <w:r>
+        <w:rPr>
+          <w:sz w:val="24"/>
+          <w:szCs w:val="24"/>
+        </w:rPr>
+        <w:t>anshika</w:t>
       </w:r>
       <w:proofErr w:type="spellEnd"/>
       <w:r>
@@ -1790,23 +617,397 @@
           <w:sz w:val="24"/>
           <w:szCs w:val="24"/>
         </w:rPr>
-        <w:t xml:space="preserve"> </w:t>
-      </w:r>
-      <w:r>
-        <w:rPr>
-          <w:sz w:val="24"/>
-          <w:szCs w:val="24"/>
-        </w:rPr>
-        <w:t xml:space="preserve"> "email": "raghavh@example.com</w:t>
-      </w:r>
+        <w:t xml:space="preserve">  "email": "anshika@gmail.com",</w:t>
+      </w:r>
+    </w:p>
+    <w:p>
+      <w:pPr>
+        <w:rPr>
+          <w:sz w:val="24"/>
+          <w:szCs w:val="24"/>
+        </w:rPr>
+      </w:pPr>
+      <w:r>
+        <w:rPr>
+          <w:sz w:val="24"/>
+          <w:szCs w:val="24"/>
+        </w:rPr>
+        <w:t xml:space="preserve">  "password": "452346",</w:t>
+      </w:r>
+    </w:p>
+    <w:p>
+      <w:pPr>
+        <w:rPr>
+          <w:sz w:val="24"/>
+          <w:szCs w:val="24"/>
+        </w:rPr>
+      </w:pPr>
+      <w:r>
+        <w:rPr>
+          <w:sz w:val="24"/>
+          <w:szCs w:val="24"/>
+        </w:rPr>
+        <w:t xml:space="preserve">  "role": "teacher",</w:t>
+      </w:r>
+    </w:p>
+    <w:p>
+      <w:pPr>
+        <w:rPr>
+          <w:sz w:val="24"/>
+          <w:szCs w:val="24"/>
+        </w:rPr>
+      </w:pPr>
+      <w:r>
+        <w:rPr>
+          <w:sz w:val="24"/>
+          <w:szCs w:val="24"/>
+        </w:rPr>
+        <w:t xml:space="preserve">  "experience": "5 years",</w:t>
+      </w:r>
+    </w:p>
+    <w:p>
+      <w:pPr>
+        <w:rPr>
+          <w:sz w:val="24"/>
+          <w:szCs w:val="24"/>
+        </w:rPr>
+      </w:pPr>
+      <w:r>
+        <w:rPr>
+          <w:sz w:val="24"/>
+          <w:szCs w:val="24"/>
+        </w:rPr>
+        <w:t xml:space="preserve">  "</w:t>
+      </w:r>
+      <w:proofErr w:type="spellStart"/>
+      <w:r>
+        <w:rPr>
+          <w:sz w:val="24"/>
+          <w:szCs w:val="24"/>
+        </w:rPr>
+        <w:t>dob</w:t>
+      </w:r>
+      <w:proofErr w:type="spellEnd"/>
+      <w:r>
+        <w:rPr>
+          <w:sz w:val="24"/>
+          <w:szCs w:val="24"/>
+        </w:rPr>
+        <w:t>": "1995-05-10",</w:t>
+      </w:r>
+    </w:p>
+    <w:p>
+      <w:pPr>
+        <w:rPr>
+          <w:sz w:val="24"/>
+          <w:szCs w:val="24"/>
+        </w:rPr>
+      </w:pPr>
+      <w:r>
+        <w:rPr>
+          <w:sz w:val="24"/>
+          <w:szCs w:val="24"/>
+        </w:rPr>
+        <w:t xml:space="preserve">  "</w:t>
+      </w:r>
+      <w:proofErr w:type="spellStart"/>
+      <w:r>
+        <w:rPr>
+          <w:sz w:val="24"/>
+          <w:szCs w:val="24"/>
+        </w:rPr>
+        <w:t>phoneNo</w:t>
+      </w:r>
+      <w:proofErr w:type="spellEnd"/>
+      <w:r>
+        <w:rPr>
+          <w:sz w:val="24"/>
+          <w:szCs w:val="24"/>
+        </w:rPr>
+        <w:t>": "9876543210",</w:t>
+      </w:r>
+    </w:p>
+    <w:p>
+      <w:pPr>
+        <w:rPr>
+          <w:sz w:val="24"/>
+          <w:szCs w:val="24"/>
+        </w:rPr>
+      </w:pPr>
+      <w:r>
+        <w:rPr>
+          <w:sz w:val="24"/>
+          <w:szCs w:val="24"/>
+        </w:rPr>
+        <w:t xml:space="preserve">  "address": "</w:t>
+      </w:r>
+      <w:proofErr w:type="spellStart"/>
+      <w:r>
+        <w:rPr>
+          <w:sz w:val="24"/>
+          <w:szCs w:val="24"/>
+        </w:rPr>
+        <w:t>kolkata</w:t>
+      </w:r>
+      <w:proofErr w:type="spellEnd"/>
+      <w:r>
+        <w:rPr>
+          <w:sz w:val="24"/>
+          <w:szCs w:val="24"/>
+        </w:rPr>
+        <w:t>",</w:t>
+      </w:r>
+    </w:p>
+    <w:p>
+      <w:pPr>
+        <w:rPr>
+          <w:sz w:val="24"/>
+          <w:szCs w:val="24"/>
+        </w:rPr>
+      </w:pPr>
+      <w:r>
+        <w:rPr>
+          <w:sz w:val="24"/>
+          <w:szCs w:val="24"/>
+        </w:rPr>
+        <w:t xml:space="preserve">  "bio": "Expert ",</w:t>
+      </w:r>
+    </w:p>
+    <w:p>
+      <w:pPr>
+        <w:rPr>
+          <w:sz w:val="24"/>
+          <w:szCs w:val="24"/>
+        </w:rPr>
+      </w:pPr>
+      <w:r>
+        <w:rPr>
+          <w:sz w:val="24"/>
+          <w:szCs w:val="24"/>
+        </w:rPr>
+        <w:t xml:space="preserve">  "qualification": "MCA",</w:t>
+      </w:r>
+    </w:p>
+    <w:p>
+      <w:pPr>
+        <w:rPr>
+          <w:sz w:val="24"/>
+          <w:szCs w:val="24"/>
+        </w:rPr>
+      </w:pPr>
+      <w:r>
+        <w:rPr>
+          <w:sz w:val="24"/>
+          <w:szCs w:val="24"/>
+        </w:rPr>
+        <w:t xml:space="preserve">  "specialization": "software Dev",</w:t>
+      </w:r>
+    </w:p>
+    <w:p>
+      <w:pPr>
+        <w:rPr>
+          <w:sz w:val="24"/>
+          <w:szCs w:val="24"/>
+        </w:rPr>
+      </w:pPr>
+      <w:r>
+        <w:rPr>
+          <w:sz w:val="24"/>
+          <w:szCs w:val="24"/>
+        </w:rPr>
+        <w:t xml:space="preserve">  "</w:t>
+      </w:r>
+      <w:proofErr w:type="spellStart"/>
+      <w:r>
+        <w:rPr>
+          <w:sz w:val="24"/>
+          <w:szCs w:val="24"/>
+        </w:rPr>
+        <w:t>assigned_courseid</w:t>
+      </w:r>
+      <w:proofErr w:type="spellEnd"/>
+      <w:r>
+        <w:rPr>
+          <w:sz w:val="24"/>
+          <w:szCs w:val="24"/>
+        </w:rPr>
+        <w:t>": [ "68e25201daf37f86d0f2b9f5"],</w:t>
+      </w:r>
+    </w:p>
+    <w:p>
+      <w:pPr>
+        <w:rPr>
+          <w:sz w:val="24"/>
+          <w:szCs w:val="24"/>
+        </w:rPr>
+      </w:pPr>
+      <w:r>
+        <w:rPr>
+          <w:sz w:val="24"/>
+          <w:szCs w:val="24"/>
+        </w:rPr>
+        <w:t xml:space="preserve">  "profile_picture":"https://sproutsocial.com/glossary/profile-picture/"</w:t>
+      </w:r>
+    </w:p>
+    <w:p>
+      <w:pPr>
+        <w:rPr>
+          <w:sz w:val="24"/>
+          <w:szCs w:val="24"/>
+        </w:rPr>
+      </w:pPr>
       <w:proofErr w:type="gramStart"/>
       <w:r>
         <w:rPr>
           <w:sz w:val="24"/>
           <w:szCs w:val="24"/>
         </w:rPr>
-        <w:t>"</w:t>
-      </w:r>
+        <w:t>}</w:t>
+      </w:r>
+      <w:r>
+        <w:rPr>
+          <w:sz w:val="24"/>
+          <w:szCs w:val="24"/>
+        </w:rPr>
+        <w:t>Response</w:t>
+      </w:r>
+      <w:proofErr w:type="gramEnd"/>
+      <w:r>
+        <w:rPr>
+          <w:sz w:val="24"/>
+          <w:szCs w:val="24"/>
+        </w:rPr>
+        <w:t>:</w:t>
+      </w:r>
+    </w:p>
+    <w:p>
+      <w:pPr>
+        <w:rPr>
+          <w:sz w:val="24"/>
+          <w:szCs w:val="24"/>
+        </w:rPr>
+      </w:pPr>
+      <w:r>
+        <w:rPr>
+          <w:sz w:val="24"/>
+          <w:szCs w:val="24"/>
+        </w:rPr>
+        <w:t>{</w:t>
+      </w:r>
+    </w:p>
+    <w:p>
+      <w:pPr>
+        <w:rPr>
+          <w:sz w:val="24"/>
+          <w:szCs w:val="24"/>
+        </w:rPr>
+      </w:pPr>
+      <w:r>
+        <w:rPr>
+          <w:sz w:val="24"/>
+          <w:szCs w:val="24"/>
+        </w:rPr>
+        <w:t xml:space="preserve">  "message": "User registered successfully",</w:t>
+      </w:r>
+    </w:p>
+    <w:p>
+      <w:pPr>
+        <w:rPr>
+          <w:sz w:val="24"/>
+          <w:szCs w:val="24"/>
+        </w:rPr>
+      </w:pPr>
+      <w:r>
+        <w:rPr>
+          <w:sz w:val="24"/>
+          <w:szCs w:val="24"/>
+        </w:rPr>
+        <w:t xml:space="preserve">  "user": {</w:t>
+      </w:r>
+    </w:p>
+    <w:p>
+      <w:pPr>
+        <w:rPr>
+          <w:sz w:val="24"/>
+          <w:szCs w:val="24"/>
+        </w:rPr>
+      </w:pPr>
+      <w:r>
+        <w:rPr>
+          <w:sz w:val="24"/>
+          <w:szCs w:val="24"/>
+        </w:rPr>
+        <w:t xml:space="preserve">    "id": "69e64962f2ba8c425590f779",</w:t>
+      </w:r>
+    </w:p>
+    <w:p>
+      <w:pPr>
+        <w:rPr>
+          <w:sz w:val="24"/>
+          <w:szCs w:val="24"/>
+        </w:rPr>
+      </w:pPr>
+      <w:r>
+        <w:rPr>
+          <w:sz w:val="24"/>
+          <w:szCs w:val="24"/>
+        </w:rPr>
+        <w:t xml:space="preserve">    "name": " </w:t>
+      </w:r>
+      <w:proofErr w:type="spellStart"/>
+      <w:r>
+        <w:rPr>
+          <w:sz w:val="24"/>
+          <w:szCs w:val="24"/>
+        </w:rPr>
+        <w:t>anshika</w:t>
+      </w:r>
+      <w:proofErr w:type="spellEnd"/>
+      <w:r>
+        <w:rPr>
+          <w:sz w:val="24"/>
+          <w:szCs w:val="24"/>
+        </w:rPr>
+        <w:t>",</w:t>
+      </w:r>
+    </w:p>
+    <w:p>
+      <w:pPr>
+        <w:rPr>
+          <w:sz w:val="24"/>
+          <w:szCs w:val="24"/>
+        </w:rPr>
+      </w:pPr>
+      <w:r>
+        <w:rPr>
+          <w:sz w:val="24"/>
+          <w:szCs w:val="24"/>
+        </w:rPr>
+        <w:t xml:space="preserve">    "email": "anshika@gmail.com",</w:t>
+      </w:r>
+    </w:p>
+    <w:p>
+      <w:pPr>
+        <w:rPr>
+          <w:sz w:val="24"/>
+          <w:szCs w:val="24"/>
+        </w:rPr>
+      </w:pPr>
+      <w:r>
+        <w:rPr>
+          <w:sz w:val="24"/>
+          <w:szCs w:val="24"/>
+        </w:rPr>
+        <w:t xml:space="preserve">    "role": "teacher"</w:t>
+      </w:r>
+    </w:p>
+    <w:p>
+      <w:pPr>
+        <w:rPr>
+          <w:sz w:val="24"/>
+          <w:szCs w:val="24"/>
+        </w:rPr>
+      </w:pPr>
       <w:r>
         <w:rPr>
           <w:sz w:val="24"/>
@@ -1814,234 +1015,6 @@
         </w:rPr>
         <w:t xml:space="preserve">  }</w:t>
       </w:r>
-      <w:proofErr w:type="gramEnd"/>
-    </w:p>
-    <w:p>
-      <w:pPr>
-        <w:rPr>
-          <w:sz w:val="24"/>
-          <w:szCs w:val="24"/>
-        </w:rPr>
-      </w:pPr>
-      <w:r>
-        <w:rPr>
-          <w:sz w:val="24"/>
-          <w:szCs w:val="24"/>
-        </w:rPr>
-        <w:t>Response:</w:t>
-      </w:r>
-    </w:p>
-    <w:p>
-      <w:pPr>
-        <w:rPr>
-          <w:sz w:val="24"/>
-          <w:szCs w:val="24"/>
-        </w:rPr>
-      </w:pPr>
-      <w:r>
-        <w:rPr>
-          <w:sz w:val="24"/>
-          <w:szCs w:val="24"/>
-        </w:rPr>
-        <w:t>{</w:t>
-      </w:r>
-    </w:p>
-    <w:p>
-      <w:pPr>
-        <w:rPr>
-          <w:sz w:val="24"/>
-          <w:szCs w:val="24"/>
-        </w:rPr>
-      </w:pPr>
-      <w:r>
-        <w:rPr>
-          <w:sz w:val="24"/>
-          <w:szCs w:val="24"/>
-        </w:rPr>
-        <w:t xml:space="preserve">  "message": "Login successful",</w:t>
-      </w:r>
-    </w:p>
-    <w:p>
-      <w:pPr>
-        <w:rPr>
-          <w:sz w:val="24"/>
-          <w:szCs w:val="24"/>
-        </w:rPr>
-      </w:pPr>
-      <w:r>
-        <w:rPr>
-          <w:sz w:val="24"/>
-          <w:szCs w:val="24"/>
-        </w:rPr>
-        <w:t xml:space="preserve">  "user": {</w:t>
-      </w:r>
-    </w:p>
-    <w:p>
-      <w:pPr>
-        <w:rPr>
-          <w:sz w:val="24"/>
-          <w:szCs w:val="24"/>
-        </w:rPr>
-      </w:pPr>
-      <w:r>
-        <w:rPr>
-          <w:sz w:val="24"/>
-          <w:szCs w:val="24"/>
-        </w:rPr>
-        <w:t xml:space="preserve">    "_id": "69d28087114c306c67d34843",</w:t>
-      </w:r>
-    </w:p>
-    <w:p>
-      <w:pPr>
-        <w:rPr>
-          <w:sz w:val="24"/>
-          <w:szCs w:val="24"/>
-        </w:rPr>
-      </w:pPr>
-      <w:r>
-        <w:rPr>
-          <w:sz w:val="24"/>
-          <w:szCs w:val="24"/>
-        </w:rPr>
-        <w:t xml:space="preserve">    "name": "rock",</w:t>
-      </w:r>
-    </w:p>
-    <w:p>
-      <w:pPr>
-        <w:rPr>
-          <w:sz w:val="24"/>
-          <w:szCs w:val="24"/>
-        </w:rPr>
-      </w:pPr>
-      <w:r>
-        <w:rPr>
-          <w:sz w:val="24"/>
-          <w:szCs w:val="24"/>
-        </w:rPr>
-        <w:t xml:space="preserve">    "email": "rock@example.com",</w:t>
-      </w:r>
-    </w:p>
-    <w:p>
-      <w:pPr>
-        <w:rPr>
-          <w:sz w:val="24"/>
-          <w:szCs w:val="24"/>
-        </w:rPr>
-      </w:pPr>
-      <w:r>
-        <w:rPr>
-          <w:sz w:val="24"/>
-          <w:szCs w:val="24"/>
-        </w:rPr>
-        <w:t xml:space="preserve">    "password": "rock12",</w:t>
-      </w:r>
-    </w:p>
-    <w:p>
-      <w:pPr>
-        <w:rPr>
-          <w:sz w:val="24"/>
-          <w:szCs w:val="24"/>
-        </w:rPr>
-      </w:pPr>
-      <w:r>
-        <w:rPr>
-          <w:sz w:val="24"/>
-          <w:szCs w:val="24"/>
-        </w:rPr>
-        <w:t xml:space="preserve">    "role": "student",</w:t>
-      </w:r>
-    </w:p>
-    <w:p>
-      <w:pPr>
-        <w:rPr>
-          <w:sz w:val="24"/>
-          <w:szCs w:val="24"/>
-        </w:rPr>
-      </w:pPr>
-      <w:r>
-        <w:rPr>
-          <w:sz w:val="24"/>
-          <w:szCs w:val="24"/>
-        </w:rPr>
-        <w:t xml:space="preserve">    "</w:t>
-      </w:r>
-      <w:proofErr w:type="spellStart"/>
-      <w:r>
-        <w:rPr>
-          <w:sz w:val="24"/>
-          <w:szCs w:val="24"/>
-        </w:rPr>
-        <w:t>createdAt</w:t>
-      </w:r>
-      <w:proofErr w:type="spellEnd"/>
-      <w:r>
-        <w:rPr>
-          <w:sz w:val="24"/>
-          <w:szCs w:val="24"/>
-        </w:rPr>
-        <w:t>": "2026-04-05T15:32:23.118Z",</w:t>
-      </w:r>
-    </w:p>
-    <w:p>
-      <w:pPr>
-        <w:rPr>
-          <w:sz w:val="24"/>
-          <w:szCs w:val="24"/>
-        </w:rPr>
-      </w:pPr>
-      <w:r>
-        <w:rPr>
-          <w:sz w:val="24"/>
-          <w:szCs w:val="24"/>
-        </w:rPr>
-        <w:t xml:space="preserve">    "</w:t>
-      </w:r>
-      <w:proofErr w:type="spellStart"/>
-      <w:r>
-        <w:rPr>
-          <w:sz w:val="24"/>
-          <w:szCs w:val="24"/>
-        </w:rPr>
-        <w:t>updatedAt</w:t>
-      </w:r>
-      <w:proofErr w:type="spellEnd"/>
-      <w:r>
-        <w:rPr>
-          <w:sz w:val="24"/>
-          <w:szCs w:val="24"/>
-        </w:rPr>
-        <w:t>": "2026-04-05T15:32:23.118Z",</w:t>
-      </w:r>
-    </w:p>
-    <w:p>
-      <w:pPr>
-        <w:rPr>
-          <w:sz w:val="24"/>
-          <w:szCs w:val="24"/>
-        </w:rPr>
-      </w:pPr>
-      <w:r>
-        <w:rPr>
-          <w:sz w:val="24"/>
-          <w:szCs w:val="24"/>
-        </w:rPr>
-        <w:t xml:space="preserve">    "__v": 0</w:t>
-      </w:r>
-    </w:p>
-    <w:p>
-      <w:pPr>
-        <w:rPr>
-          <w:sz w:val="24"/>
-          <w:szCs w:val="24"/>
-        </w:rPr>
-      </w:pPr>
-      <w:r>
-        <w:rPr>
-          <w:sz w:val="24"/>
-          <w:szCs w:val="24"/>
-        </w:rPr>
-        <w:t xml:space="preserve">  }</w:t>
-      </w:r>
     </w:p>
     <w:p>
       <w:pPr>
@@ -2056,307 +1029,6 @@
           <w:szCs w:val="24"/>
         </w:rPr>
         <w:t>}</w:t>
-      </w:r>
-    </w:p>
-    <w:p>
-      <w:pPr>
-        <w:ind w:left="360"/>
-        <w:rPr>
-          <w:b/>
-          <w:bCs/>
-          <w:sz w:val="32"/>
-          <w:szCs w:val="32"/>
-        </w:rPr>
-      </w:pPr>
-      <w:proofErr w:type="gramStart"/>
-      <w:r>
-        <w:rPr>
-          <w:b/>
-          <w:bCs/>
-          <w:sz w:val="32"/>
-          <w:szCs w:val="32"/>
-        </w:rPr>
-        <w:t>4.GET  All</w:t>
-      </w:r>
-      <w:proofErr w:type="gramEnd"/>
-      <w:r>
-        <w:rPr>
-          <w:b/>
-          <w:bCs/>
-          <w:sz w:val="32"/>
-          <w:szCs w:val="32"/>
-        </w:rPr>
-        <w:t xml:space="preserve"> details of user </w:t>
-      </w:r>
-      <w:r>
-        <w:rPr>
-          <w:b/>
-          <w:bCs/>
-          <w:sz w:val="32"/>
-          <w:szCs w:val="32"/>
-        </w:rPr>
-        <w:t xml:space="preserve">API Endpoint: </w:t>
-      </w:r>
-    </w:p>
-    <w:p>
-      <w:pPr>
-        <w:rPr>
-          <w:sz w:val="28"/>
-          <w:szCs w:val="28"/>
-        </w:rPr>
-      </w:pPr>
-      <w:r>
-        <w:rPr>
-          <w:sz w:val="28"/>
-          <w:szCs w:val="28"/>
-        </w:rPr>
-        <w:t>GET</w:t>
-      </w:r>
-      <w:r>
-        <w:rPr>
-          <w:sz w:val="28"/>
-          <w:szCs w:val="28"/>
-        </w:rPr>
-        <w:t>/</w:t>
-      </w:r>
-      <w:proofErr w:type="spellStart"/>
-      <w:r>
-        <w:rPr>
-          <w:sz w:val="28"/>
-          <w:szCs w:val="28"/>
-        </w:rPr>
-        <w:t>getUser</w:t>
-      </w:r>
-      <w:proofErr w:type="spellEnd"/>
-    </w:p>
-    <w:p>
-      <w:pPr>
-        <w:rPr>
-          <w:sz w:val="28"/>
-          <w:szCs w:val="28"/>
-        </w:rPr>
-      </w:pPr>
-      <w:proofErr w:type="gramStart"/>
-      <w:r>
-        <w:rPr>
-          <w:sz w:val="28"/>
-          <w:szCs w:val="28"/>
-        </w:rPr>
-        <w:t>Response :</w:t>
-      </w:r>
-      <w:proofErr w:type="gramEnd"/>
-      <w:r>
-        <w:rPr>
-          <w:sz w:val="28"/>
-          <w:szCs w:val="28"/>
-        </w:rPr>
-        <w:t xml:space="preserve"> {  All users stored data in database }</w:t>
-      </w:r>
-    </w:p>
-    <w:p>
-      <w:pPr>
-        <w:rPr>
-          <w:sz w:val="28"/>
-          <w:szCs w:val="28"/>
-        </w:rPr>
-      </w:pPr>
-    </w:p>
-    <w:p>
-      <w:pPr>
-        <w:ind w:left="360"/>
-        <w:rPr>
-          <w:b/>
-          <w:bCs/>
-          <w:sz w:val="32"/>
-          <w:szCs w:val="32"/>
-        </w:rPr>
-      </w:pPr>
-      <w:proofErr w:type="gramStart"/>
-      <w:r>
-        <w:rPr>
-          <w:b/>
-          <w:bCs/>
-          <w:sz w:val="32"/>
-          <w:szCs w:val="32"/>
-        </w:rPr>
-        <w:t>4.GET  All</w:t>
-      </w:r>
-      <w:proofErr w:type="gramEnd"/>
-      <w:r>
-        <w:rPr>
-          <w:b/>
-          <w:bCs/>
-          <w:sz w:val="32"/>
-          <w:szCs w:val="32"/>
-        </w:rPr>
-        <w:t xml:space="preserve"> details of user By </w:t>
-      </w:r>
-      <w:proofErr w:type="spellStart"/>
-      <w:r>
-        <w:rPr>
-          <w:b/>
-          <w:bCs/>
-          <w:sz w:val="32"/>
-          <w:szCs w:val="32"/>
-        </w:rPr>
-        <w:t>emailId</w:t>
-      </w:r>
-      <w:proofErr w:type="spellEnd"/>
-      <w:r>
-        <w:rPr>
-          <w:b/>
-          <w:bCs/>
-          <w:sz w:val="32"/>
-          <w:szCs w:val="32"/>
-        </w:rPr>
-        <w:t xml:space="preserve"> </w:t>
-      </w:r>
-      <w:r>
-        <w:rPr>
-          <w:b/>
-          <w:bCs/>
-          <w:sz w:val="32"/>
-          <w:szCs w:val="32"/>
-        </w:rPr>
-        <w:t xml:space="preserve">API Endpoint: </w:t>
-      </w:r>
-    </w:p>
-    <w:p>
-      <w:pPr>
-        <w:rPr>
-          <w:sz w:val="28"/>
-          <w:szCs w:val="28"/>
-        </w:rPr>
-      </w:pPr>
-      <w:r>
-        <w:rPr>
-          <w:sz w:val="28"/>
-          <w:szCs w:val="28"/>
-        </w:rPr>
-        <w:t>GET</w:t>
-      </w:r>
-      <w:r>
-        <w:rPr>
-          <w:sz w:val="28"/>
-          <w:szCs w:val="28"/>
-        </w:rPr>
-        <w:t>/</w:t>
-      </w:r>
-      <w:r>
-        <w:rPr>
-          <w:sz w:val="28"/>
-          <w:szCs w:val="28"/>
-        </w:rPr>
-        <w:t>user</w:t>
-      </w:r>
-      <w:proofErr w:type="gramStart"/>
-      <w:r>
-        <w:rPr>
-          <w:sz w:val="28"/>
-          <w:szCs w:val="28"/>
-        </w:rPr>
-        <w:t>/:email</w:t>
-      </w:r>
-      <w:proofErr w:type="gramEnd"/>
-    </w:p>
-    <w:p>
-      <w:pPr>
-        <w:rPr>
-          <w:sz w:val="28"/>
-          <w:szCs w:val="28"/>
-        </w:rPr>
-      </w:pPr>
-      <w:r>
-        <w:rPr>
-          <w:sz w:val="28"/>
-          <w:szCs w:val="28"/>
-        </w:rPr>
-        <w:t xml:space="preserve">  Example </w:t>
-      </w:r>
-      <w:proofErr w:type="gramStart"/>
-      <w:r>
-        <w:rPr>
-          <w:sz w:val="28"/>
-          <w:szCs w:val="28"/>
-        </w:rPr>
-        <w:t>URL :</w:t>
-      </w:r>
-      <w:proofErr w:type="gramEnd"/>
-      <w:r>
-        <w:rPr>
-          <w:sz w:val="28"/>
-          <w:szCs w:val="28"/>
-        </w:rPr>
-        <w:t xml:space="preserve">      /user/</w:t>
-      </w:r>
-      <w:r>
-        <w:rPr>
-          <w:sz w:val="24"/>
-          <w:szCs w:val="24"/>
-        </w:rPr>
-        <w:t xml:space="preserve"> rock@example.com</w:t>
-      </w:r>
-    </w:p>
-    <w:p>
-      <w:pPr>
-        <w:rPr>
-          <w:sz w:val="28"/>
-          <w:szCs w:val="28"/>
-        </w:rPr>
-      </w:pPr>
-      <w:proofErr w:type="gramStart"/>
-      <w:r>
-        <w:rPr>
-          <w:sz w:val="28"/>
-          <w:szCs w:val="28"/>
-        </w:rPr>
-        <w:lastRenderedPageBreak/>
-        <w:t>Response :</w:t>
-      </w:r>
-      <w:proofErr w:type="gramEnd"/>
-      <w:r>
-        <w:rPr>
-          <w:sz w:val="28"/>
-          <w:szCs w:val="28"/>
-        </w:rPr>
-        <w:t xml:space="preserve"> {  users data of specific email id stored data in database }</w:t>
-      </w:r>
-    </w:p>
-    <w:p>
-      <w:pPr>
-        <w:rPr>
-          <w:sz w:val="28"/>
-          <w:szCs w:val="28"/>
-        </w:rPr>
-      </w:pPr>
-    </w:p>
-    <w:p>
-      <w:pPr>
-        <w:ind w:left="360"/>
-        <w:rPr>
-          <w:b/>
-          <w:bCs/>
-          <w:sz w:val="32"/>
-          <w:szCs w:val="32"/>
-        </w:rPr>
-      </w:pPr>
-      <w:r>
-        <w:rPr>
-          <w:b/>
-          <w:bCs/>
-          <w:sz w:val="32"/>
-          <w:szCs w:val="32"/>
-        </w:rPr>
-        <w:t xml:space="preserve">5.Teachers CRUD activity </w:t>
-      </w:r>
-      <w:r>
-        <w:rPr>
-          <w:b/>
-          <w:bCs/>
-          <w:sz w:val="32"/>
-          <w:szCs w:val="32"/>
-        </w:rPr>
-        <w:t xml:space="preserve">API Endpoint: </w:t>
       </w:r>
     </w:p>
     <w:p>
@@ -2404,6 +1076,7 @@
           <w:sz w:val="28"/>
           <w:szCs w:val="28"/>
         </w:rPr>
+        <w:lastRenderedPageBreak/>
         <w:t>Response :</w:t>
       </w:r>
       <w:proofErr w:type="gramEnd"/>
@@ -2499,43 +1172,6 @@
           <w:numId w:val="3"/>
         </w:numPr>
         <w:rPr>
-          <w:color w:val="000000" w:themeColor="text1"/>
-          <w:sz w:val="28"/>
-          <w:szCs w:val="28"/>
-        </w:rPr>
-      </w:pPr>
-      <w:r>
-        <w:rPr>
-          <w:sz w:val="28"/>
-          <w:szCs w:val="28"/>
-        </w:rPr>
-        <w:t>PUT/</w:t>
-      </w:r>
-      <w:proofErr w:type="spellStart"/>
-      <w:r>
-        <w:rPr>
-          <w:rFonts w:ascii="Consolas" w:eastAsia="Times New Roman" w:hAnsi="Consolas" w:cs="Times New Roman"/>
-          <w:color w:val="000000" w:themeColor="text1"/>
-          <w:sz w:val="30"/>
-          <w:szCs w:val="30"/>
-        </w:rPr>
-        <w:t>upTeacher</w:t>
-      </w:r>
-      <w:proofErr w:type="spellEnd"/>
-      <w:r>
-        <w:rPr>
-          <w:rFonts w:ascii="Consolas" w:eastAsia="Times New Roman" w:hAnsi="Consolas" w:cs="Times New Roman"/>
-          <w:color w:val="000000" w:themeColor="text1"/>
-          <w:sz w:val="30"/>
-          <w:szCs w:val="30"/>
-        </w:rPr>
-        <w:t>/:id</w:t>
-      </w:r>
-    </w:p>
-    <w:p>
-      <w:pPr>
-        <w:pStyle w:val="ListParagraph"/>
-        <w:rPr>
           <w:sz w:val="28"/>
           <w:szCs w:val="28"/>
         </w:rPr>
@@ -2546,6 +1182,67 @@
           <w:sz w:val="28"/>
           <w:szCs w:val="28"/>
         </w:rPr>
+        <w:t>Example :</w:t>
+      </w:r>
+      <w:proofErr w:type="gramEnd"/>
+      <w:r>
+        <w:rPr>
+          <w:sz w:val="28"/>
+          <w:szCs w:val="28"/>
+        </w:rPr>
+        <w:t>-</w:t>
+      </w:r>
+    </w:p>
+    <w:p>
+      <w:pPr>
+        <w:pStyle w:val="ListParagraph"/>
+        <w:rPr>
+          <w:rFonts w:ascii="Segoe UI" w:hAnsi="Segoe UI" w:cs="Segoe UI"/>
+          <w:color w:val="BFBFBF"/>
+          <w:sz w:val="24"/>
+          <w:szCs w:val="24"/>
+          <w:shd w:val="clear" w:color="auto" w:fill="121314"/>
+        </w:rPr>
+      </w:pPr>
+      <w:hyperlink r:id="rId5" w:history="1">
+        <w:r>
+          <w:rPr>
+            <w:rStyle w:val="Hyperlink"/>
+            <w:rFonts w:ascii="Segoe UI" w:hAnsi="Segoe UI" w:cs="Segoe UI"/>
+            <w:sz w:val="24"/>
+            <w:szCs w:val="24"/>
+            <w:shd w:val="clear" w:color="auto" w:fill="121314"/>
+          </w:rPr>
+          <w:t>https://lms-api-f87o.onrender.com/getTeacherByEmail/anshika@gmail.com</w:t>
+        </w:r>
+      </w:hyperlink>
+    </w:p>
+    <w:p>
+      <w:pPr>
+        <w:pStyle w:val="ListParagraph"/>
+        <w:rPr>
+          <w:rFonts w:ascii="Segoe UI" w:hAnsi="Segoe UI" w:cs="Segoe UI"/>
+          <w:color w:val="BFBFBF"/>
+          <w:sz w:val="24"/>
+          <w:szCs w:val="24"/>
+          <w:shd w:val="clear" w:color="auto" w:fill="121314"/>
+        </w:rPr>
+      </w:pPr>
+    </w:p>
+    <w:p>
+      <w:pPr>
+        <w:pStyle w:val="ListParagraph"/>
+        <w:rPr>
+          <w:sz w:val="28"/>
+          <w:szCs w:val="28"/>
+        </w:rPr>
+      </w:pPr>
+      <w:proofErr w:type="gramStart"/>
+      <w:r>
+        <w:rPr>
+          <w:sz w:val="28"/>
+          <w:szCs w:val="28"/>
+        </w:rPr>
         <w:t>Response :</w:t>
       </w:r>
       <w:proofErr w:type="gramEnd"/>
@@ -2554,47 +1251,471 @@
           <w:sz w:val="28"/>
           <w:szCs w:val="28"/>
         </w:rPr>
-        <w:t xml:space="preserve"> {  </w:t>
-      </w:r>
-      <w:r>
-        <w:rPr>
-          <w:sz w:val="28"/>
-          <w:szCs w:val="28"/>
-        </w:rPr>
-        <w:t xml:space="preserve">Update </w:t>
-      </w:r>
-      <w:r>
-        <w:rPr>
-          <w:sz w:val="28"/>
-          <w:szCs w:val="28"/>
-        </w:rPr>
-        <w:t>te</w:t>
-      </w:r>
-      <w:r>
-        <w:rPr>
-          <w:sz w:val="28"/>
-          <w:szCs w:val="28"/>
-        </w:rPr>
-        <w:t>a</w:t>
-      </w:r>
-      <w:r>
-        <w:rPr>
-          <w:sz w:val="28"/>
-          <w:szCs w:val="28"/>
-        </w:rPr>
-        <w:t xml:space="preserve">chers stored data in database </w:t>
-      </w:r>
-      <w:r>
-        <w:rPr>
-          <w:sz w:val="28"/>
-          <w:szCs w:val="28"/>
-        </w:rPr>
-        <w:t>with specific id</w:t>
-      </w:r>
-      <w:r>
-        <w:rPr>
-          <w:sz w:val="28"/>
-          <w:szCs w:val="28"/>
+        <w:t xml:space="preserve"> </w:t>
+      </w:r>
+    </w:p>
+    <w:p>
+      <w:pPr>
+        <w:pStyle w:val="ListParagraph"/>
+        <w:rPr>
+          <w:sz w:val="24"/>
+          <w:szCs w:val="24"/>
+        </w:rPr>
+      </w:pPr>
+      <w:r>
+        <w:rPr>
+          <w:sz w:val="24"/>
+          <w:szCs w:val="24"/>
+        </w:rPr>
+        <w:t>{</w:t>
+      </w:r>
+    </w:p>
+    <w:p>
+      <w:pPr>
+        <w:pStyle w:val="ListParagraph"/>
+        <w:rPr>
+          <w:sz w:val="24"/>
+          <w:szCs w:val="24"/>
+        </w:rPr>
+      </w:pPr>
+      <w:r>
+        <w:rPr>
+          <w:sz w:val="24"/>
+          <w:szCs w:val="24"/>
+        </w:rPr>
+        <w:t xml:space="preserve">  "teacher": {</w:t>
+      </w:r>
+    </w:p>
+    <w:p>
+      <w:pPr>
+        <w:pStyle w:val="ListParagraph"/>
+        <w:rPr>
+          <w:sz w:val="24"/>
+          <w:szCs w:val="24"/>
+        </w:rPr>
+      </w:pPr>
+      <w:r>
+        <w:rPr>
+          <w:sz w:val="24"/>
+          <w:szCs w:val="24"/>
+        </w:rPr>
+        <w:t xml:space="preserve">    "_id": "69e64962f2ba8c425590f779",</w:t>
+      </w:r>
+    </w:p>
+    <w:p>
+      <w:pPr>
+        <w:pStyle w:val="ListParagraph"/>
+        <w:rPr>
+          <w:sz w:val="24"/>
+          <w:szCs w:val="24"/>
+        </w:rPr>
+      </w:pPr>
+      <w:r>
+        <w:rPr>
+          <w:sz w:val="24"/>
+          <w:szCs w:val="24"/>
+        </w:rPr>
+        <w:t xml:space="preserve">    "name": " </w:t>
+      </w:r>
+      <w:proofErr w:type="spellStart"/>
+      <w:r>
+        <w:rPr>
+          <w:sz w:val="24"/>
+          <w:szCs w:val="24"/>
+        </w:rPr>
+        <w:t>anshika</w:t>
+      </w:r>
+      <w:proofErr w:type="spellEnd"/>
+      <w:r>
+        <w:rPr>
+          <w:sz w:val="24"/>
+          <w:szCs w:val="24"/>
+        </w:rPr>
+        <w:t>",</w:t>
+      </w:r>
+    </w:p>
+    <w:p>
+      <w:pPr>
+        <w:pStyle w:val="ListParagraph"/>
+        <w:rPr>
+          <w:sz w:val="24"/>
+          <w:szCs w:val="24"/>
+        </w:rPr>
+      </w:pPr>
+      <w:r>
+        <w:rPr>
+          <w:sz w:val="24"/>
+          <w:szCs w:val="24"/>
+        </w:rPr>
+        <w:t xml:space="preserve">    "email": "anshika@gmail.com",</w:t>
+      </w:r>
+    </w:p>
+    <w:p>
+      <w:pPr>
+        <w:pStyle w:val="ListParagraph"/>
+        <w:rPr>
+          <w:sz w:val="24"/>
+          <w:szCs w:val="24"/>
+        </w:rPr>
+      </w:pPr>
+      <w:r>
+        <w:rPr>
+          <w:sz w:val="24"/>
+          <w:szCs w:val="24"/>
+        </w:rPr>
+        <w:t xml:space="preserve">    "role": "teacher",</w:t>
+      </w:r>
+    </w:p>
+    <w:p>
+      <w:pPr>
+        <w:pStyle w:val="ListParagraph"/>
+        <w:rPr>
+          <w:sz w:val="24"/>
+          <w:szCs w:val="24"/>
+        </w:rPr>
+      </w:pPr>
+      <w:r>
+        <w:rPr>
+          <w:sz w:val="24"/>
+          <w:szCs w:val="24"/>
+        </w:rPr>
+        <w:t xml:space="preserve">    "experience": "5 years",</w:t>
+      </w:r>
+    </w:p>
+    <w:p>
+      <w:pPr>
+        <w:pStyle w:val="ListParagraph"/>
+        <w:rPr>
+          <w:sz w:val="24"/>
+          <w:szCs w:val="24"/>
+        </w:rPr>
+      </w:pPr>
+      <w:r>
+        <w:rPr>
+          <w:sz w:val="24"/>
+          <w:szCs w:val="24"/>
+        </w:rPr>
+        <w:t xml:space="preserve">    "</w:t>
+      </w:r>
+      <w:proofErr w:type="spellStart"/>
+      <w:r>
+        <w:rPr>
+          <w:sz w:val="24"/>
+          <w:szCs w:val="24"/>
+        </w:rPr>
+        <w:t>dob</w:t>
+      </w:r>
+      <w:proofErr w:type="spellEnd"/>
+      <w:r>
+        <w:rPr>
+          <w:sz w:val="24"/>
+          <w:szCs w:val="24"/>
+        </w:rPr>
+        <w:t>": "1995-05-10T00:00:00.000Z",</w:t>
+      </w:r>
+    </w:p>
+    <w:p>
+      <w:pPr>
+        <w:pStyle w:val="ListParagraph"/>
+        <w:rPr>
+          <w:sz w:val="24"/>
+          <w:szCs w:val="24"/>
+        </w:rPr>
+      </w:pPr>
+      <w:r>
+        <w:rPr>
+          <w:sz w:val="24"/>
+          <w:szCs w:val="24"/>
+        </w:rPr>
+        <w:t xml:space="preserve">    "</w:t>
+      </w:r>
+      <w:proofErr w:type="spellStart"/>
+      <w:r>
+        <w:rPr>
+          <w:sz w:val="24"/>
+          <w:szCs w:val="24"/>
+        </w:rPr>
+        <w:t>phoneNo</w:t>
+      </w:r>
+      <w:proofErr w:type="spellEnd"/>
+      <w:r>
+        <w:rPr>
+          <w:sz w:val="24"/>
+          <w:szCs w:val="24"/>
+        </w:rPr>
+        <w:t>": 9876543210,</w:t>
+      </w:r>
+    </w:p>
+    <w:p>
+      <w:pPr>
+        <w:pStyle w:val="ListParagraph"/>
+        <w:rPr>
+          <w:sz w:val="24"/>
+          <w:szCs w:val="24"/>
+        </w:rPr>
+      </w:pPr>
+      <w:r>
+        <w:rPr>
+          <w:sz w:val="24"/>
+          <w:szCs w:val="24"/>
+        </w:rPr>
+        <w:t xml:space="preserve">    "address": "</w:t>
+      </w:r>
+      <w:proofErr w:type="spellStart"/>
+      <w:r>
+        <w:rPr>
+          <w:sz w:val="24"/>
+          <w:szCs w:val="24"/>
+        </w:rPr>
+        <w:t>kolkata</w:t>
+      </w:r>
+      <w:proofErr w:type="spellEnd"/>
+      <w:r>
+        <w:rPr>
+          <w:sz w:val="24"/>
+          <w:szCs w:val="24"/>
+        </w:rPr>
+        <w:t>",</w:t>
+      </w:r>
+    </w:p>
+    <w:p>
+      <w:pPr>
+        <w:pStyle w:val="ListParagraph"/>
+        <w:rPr>
+          <w:sz w:val="24"/>
+          <w:szCs w:val="24"/>
+        </w:rPr>
+      </w:pPr>
+      <w:r>
+        <w:rPr>
+          <w:sz w:val="24"/>
+          <w:szCs w:val="24"/>
+        </w:rPr>
+        <w:t xml:space="preserve">    "bio": "Expert ",</w:t>
+      </w:r>
+    </w:p>
+    <w:p>
+      <w:pPr>
+        <w:pStyle w:val="ListParagraph"/>
+        <w:rPr>
+          <w:sz w:val="24"/>
+          <w:szCs w:val="24"/>
+        </w:rPr>
+      </w:pPr>
+      <w:r>
+        <w:rPr>
+          <w:sz w:val="24"/>
+          <w:szCs w:val="24"/>
+        </w:rPr>
+        <w:t xml:space="preserve">    "qualification": "MCA",</w:t>
+      </w:r>
+    </w:p>
+    <w:p>
+      <w:pPr>
+        <w:pStyle w:val="ListParagraph"/>
+        <w:rPr>
+          <w:sz w:val="24"/>
+          <w:szCs w:val="24"/>
+        </w:rPr>
+      </w:pPr>
+      <w:r>
+        <w:rPr>
+          <w:sz w:val="24"/>
+          <w:szCs w:val="24"/>
+        </w:rPr>
+        <w:t xml:space="preserve">    "specialization": "software Dev",</w:t>
+      </w:r>
+    </w:p>
+    <w:p>
+      <w:pPr>
+        <w:pStyle w:val="ListParagraph"/>
+        <w:rPr>
+          <w:sz w:val="24"/>
+          <w:szCs w:val="24"/>
+        </w:rPr>
+      </w:pPr>
+      <w:r>
+        <w:rPr>
+          <w:sz w:val="24"/>
+          <w:szCs w:val="24"/>
+        </w:rPr>
+        <w:t xml:space="preserve">    "</w:t>
+      </w:r>
+      <w:proofErr w:type="spellStart"/>
+      <w:r>
+        <w:rPr>
+          <w:sz w:val="24"/>
+          <w:szCs w:val="24"/>
+        </w:rPr>
+        <w:t>assigned_courseid</w:t>
+      </w:r>
+      <w:proofErr w:type="spellEnd"/>
+      <w:r>
+        <w:rPr>
+          <w:sz w:val="24"/>
+          <w:szCs w:val="24"/>
+        </w:rPr>
+        <w:t>": [</w:t>
+      </w:r>
+    </w:p>
+    <w:p>
+      <w:pPr>
+        <w:pStyle w:val="ListParagraph"/>
+        <w:rPr>
+          <w:sz w:val="24"/>
+          <w:szCs w:val="24"/>
+        </w:rPr>
+      </w:pPr>
+      <w:r>
+        <w:rPr>
+          <w:sz w:val="24"/>
+          <w:szCs w:val="24"/>
+        </w:rPr>
+        <w:t xml:space="preserve">      {</w:t>
+      </w:r>
+    </w:p>
+    <w:p>
+      <w:pPr>
+        <w:pStyle w:val="ListParagraph"/>
+        <w:rPr>
+          <w:sz w:val="24"/>
+          <w:szCs w:val="24"/>
+        </w:rPr>
+      </w:pPr>
+      <w:r>
+        <w:rPr>
+          <w:sz w:val="24"/>
+          <w:szCs w:val="24"/>
+        </w:rPr>
+        <w:t xml:space="preserve">        "</w:t>
+      </w:r>
+      <w:proofErr w:type="spellStart"/>
+      <w:r>
+        <w:rPr>
+          <w:sz w:val="24"/>
+          <w:szCs w:val="24"/>
+        </w:rPr>
+        <w:t>coursename</w:t>
+      </w:r>
+      <w:proofErr w:type="spellEnd"/>
+      <w:r>
+        <w:rPr>
+          <w:sz w:val="24"/>
+          <w:szCs w:val="24"/>
+        </w:rPr>
+        <w:t>": "C# for Game Development",</w:t>
+      </w:r>
+      <w:bookmarkStart w:id="0" w:name="_GoBack"/>
+      <w:bookmarkEnd w:id="0"/>
+    </w:p>
+    <w:p>
+      <w:pPr>
+        <w:pStyle w:val="ListParagraph"/>
+        <w:rPr>
+          <w:sz w:val="24"/>
+          <w:szCs w:val="24"/>
+        </w:rPr>
+      </w:pPr>
+      <w:r>
+        <w:rPr>
+          <w:sz w:val="24"/>
+          <w:szCs w:val="24"/>
+        </w:rPr>
+        <w:t xml:space="preserve">        "id": "68e25201daf37f86d0f2b9f5"</w:t>
+      </w:r>
+    </w:p>
+    <w:p>
+      <w:pPr>
+        <w:pStyle w:val="ListParagraph"/>
+        <w:rPr>
+          <w:sz w:val="24"/>
+          <w:szCs w:val="24"/>
+        </w:rPr>
+      </w:pPr>
+      <w:r>
+        <w:rPr>
+          <w:sz w:val="24"/>
+          <w:szCs w:val="24"/>
+        </w:rPr>
+        <w:t xml:space="preserve">      }</w:t>
+      </w:r>
+    </w:p>
+    <w:p>
+      <w:pPr>
+        <w:pStyle w:val="ListParagraph"/>
+        <w:rPr>
+          <w:sz w:val="24"/>
+          <w:szCs w:val="24"/>
+        </w:rPr>
+      </w:pPr>
+      <w:r>
+        <w:rPr>
+          <w:sz w:val="24"/>
+          <w:szCs w:val="24"/>
+        </w:rPr>
+        <w:t xml:space="preserve">    ],</w:t>
+      </w:r>
+    </w:p>
+    <w:p>
+      <w:pPr>
+        <w:pStyle w:val="ListParagraph"/>
+        <w:rPr>
+          <w:sz w:val="24"/>
+          <w:szCs w:val="24"/>
+        </w:rPr>
+      </w:pPr>
+      <w:r>
+        <w:rPr>
+          <w:sz w:val="24"/>
+          <w:szCs w:val="24"/>
+        </w:rPr>
+        <w:t xml:space="preserve">    "</w:t>
+      </w:r>
+      <w:proofErr w:type="spellStart"/>
+      <w:r>
+        <w:rPr>
+          <w:sz w:val="24"/>
+          <w:szCs w:val="24"/>
+        </w:rPr>
+        <w:t>profile_picture</w:t>
+      </w:r>
+      <w:proofErr w:type="spellEnd"/>
+      <w:r>
+        <w:rPr>
+          <w:sz w:val="24"/>
+          <w:szCs w:val="24"/>
+        </w:rPr>
+        <w:t>": "https://sproutsocial.com/glossary/profile-picture/"</w:t>
+      </w:r>
+    </w:p>
+    <w:p>
+      <w:pPr>
+        <w:pStyle w:val="ListParagraph"/>
+        <w:rPr>
+          <w:sz w:val="24"/>
+          <w:szCs w:val="24"/>
+        </w:rPr>
+      </w:pPr>
+      <w:r>
+        <w:rPr>
+          <w:sz w:val="24"/>
+          <w:szCs w:val="24"/>
+        </w:rPr>
+        <w:t xml:space="preserve">  }</w:t>
+      </w:r>
+    </w:p>
+    <w:p>
+      <w:pPr>
+        <w:pStyle w:val="ListParagraph"/>
+        <w:rPr>
+          <w:sz w:val="24"/>
+          <w:szCs w:val="24"/>
+        </w:rPr>
+      </w:pPr>
+      <w:r>
+        <w:rPr>
+          <w:sz w:val="24"/>
+          <w:szCs w:val="24"/>
         </w:rPr>
         <w:t>}</w:t>
       </w:r>
@@ -2607,142 +1728,126 @@
           <w:numId w:val="3"/>
         </w:numPr>
         <w:rPr>
-          <w:sz w:val="28"/>
-          <w:szCs w:val="28"/>
-        </w:rPr>
-      </w:pPr>
-      <w:r>
-        <w:rPr>
-          <w:sz w:val="28"/>
-          <w:szCs w:val="28"/>
-        </w:rPr>
-        <w:t>DEL</w:t>
-      </w:r>
-      <w:r>
-        <w:rPr>
-          <w:rFonts w:ascii="Consolas" w:eastAsia="Times New Roman" w:hAnsi="Consolas" w:cs="Times New Roman"/>
           <w:color w:val="000000" w:themeColor="text1"/>
-          <w:sz w:val="30"/>
-          <w:szCs w:val="30"/>
-        </w:rPr>
-        <w:t>/</w:t>
-      </w:r>
-      <w:proofErr w:type="spellStart"/>
-      <w:r>
-        <w:rPr>
-          <w:rFonts w:ascii="Consolas" w:eastAsia="Times New Roman" w:hAnsi="Consolas" w:cs="Times New Roman"/>
-          <w:color w:val="000000" w:themeColor="text1"/>
-          <w:sz w:val="30"/>
-          <w:szCs w:val="30"/>
-        </w:rPr>
-        <w:t>delTeacher</w:t>
-      </w:r>
-      <w:proofErr w:type="spellEnd"/>
-      <w:r>
-        <w:rPr>
-          <w:rFonts w:ascii="Consolas" w:eastAsia="Times New Roman" w:hAnsi="Consolas" w:cs="Times New Roman"/>
-          <w:color w:val="000000" w:themeColor="text1"/>
-          <w:sz w:val="30"/>
-          <w:szCs w:val="30"/>
-        </w:rPr>
-        <w:t>/:id</w:t>
-      </w:r>
-    </w:p>
-    <w:p>
-      <w:pPr>
-        <w:pStyle w:val="ListParagraph"/>
-        <w:rPr>
-          <w:sz w:val="28"/>
-          <w:szCs w:val="28"/>
+          <w:sz w:val="28"/>
+          <w:szCs w:val="28"/>
+        </w:rPr>
+      </w:pPr>
+      <w:r>
+        <w:rPr>
+          <w:sz w:val="28"/>
+          <w:szCs w:val="28"/>
+        </w:rPr>
+        <w:t>GET/</w:t>
+      </w:r>
+      <w:r>
+        <w:rPr>
+          <w:rFonts w:ascii="Segoe UI" w:hAnsi="Segoe UI" w:cs="Segoe UI"/>
+          <w:color w:val="BFBFBF"/>
+          <w:sz w:val="20"/>
+          <w:shd w:val="clear" w:color="auto" w:fill="121314"/>
+        </w:rPr>
+        <w:t xml:space="preserve"> </w:t>
+      </w:r>
+      <w:r>
+        <w:rPr>
+          <w:rFonts w:ascii="Segoe UI" w:hAnsi="Segoe UI" w:cs="Segoe UI"/>
+          <w:color w:val="BFBFBF"/>
+          <w:sz w:val="24"/>
+          <w:szCs w:val="24"/>
+          <w:shd w:val="clear" w:color="auto" w:fill="121314"/>
+        </w:rPr>
+        <w:t>https://lms-api-f87o.onrender.com/getassignedCourseByteacher/</w:t>
+      </w:r>
+      <w:r>
+        <w:rPr>
+          <w:rFonts w:ascii="Segoe UI" w:hAnsi="Segoe UI" w:cs="Segoe UI"/>
+          <w:color w:val="BFBFBF"/>
+          <w:sz w:val="24"/>
+          <w:szCs w:val="24"/>
+          <w:shd w:val="clear" w:color="auto" w:fill="121314"/>
+        </w:rPr>
+        <w:t>_id</w:t>
+      </w:r>
+    </w:p>
+    <w:p>
+      <w:pPr>
+        <w:pStyle w:val="ListParagraph"/>
+        <w:rPr>
+          <w:sz w:val="24"/>
+          <w:szCs w:val="24"/>
+        </w:rPr>
+      </w:pPr>
+    </w:p>
+    <w:p>
+      <w:pPr>
+        <w:pStyle w:val="ListParagraph"/>
+        <w:rPr>
+          <w:sz w:val="28"/>
+          <w:szCs w:val="28"/>
+        </w:rPr>
+      </w:pPr>
+      <w:r>
+        <w:rPr>
+          <w:sz w:val="28"/>
+          <w:szCs w:val="28"/>
+        </w:rPr>
+        <w:t xml:space="preserve">Response of all course details assigned by specific teacher with the given id as a </w:t>
+      </w:r>
+      <w:proofErr w:type="spellStart"/>
+      <w:r>
+        <w:rPr>
+          <w:sz w:val="28"/>
+          <w:szCs w:val="28"/>
+        </w:rPr>
+        <w:t>param</w:t>
+      </w:r>
+      <w:proofErr w:type="spellEnd"/>
+    </w:p>
+    <w:p>
+      <w:pPr>
+        <w:pStyle w:val="ListParagraph"/>
+        <w:rPr>
+          <w:sz w:val="24"/>
+          <w:szCs w:val="24"/>
         </w:rPr>
       </w:pPr>
       <w:proofErr w:type="gramStart"/>
       <w:r>
         <w:rPr>
-          <w:sz w:val="28"/>
-          <w:szCs w:val="28"/>
-        </w:rPr>
-        <w:t>Response :</w:t>
+          <w:sz w:val="24"/>
+          <w:szCs w:val="24"/>
+        </w:rPr>
+        <w:t>Example:-</w:t>
       </w:r>
       <w:proofErr w:type="gramEnd"/>
-      <w:r>
-        <w:rPr>
-          <w:sz w:val="28"/>
-          <w:szCs w:val="28"/>
-        </w:rPr>
-        <w:t xml:space="preserve"> {  </w:t>
-      </w:r>
-      <w:r>
-        <w:rPr>
-          <w:sz w:val="28"/>
-          <w:szCs w:val="28"/>
-        </w:rPr>
-        <w:t xml:space="preserve">delete </w:t>
-      </w:r>
-      <w:r>
-        <w:rPr>
-          <w:sz w:val="28"/>
-          <w:szCs w:val="28"/>
-        </w:rPr>
-        <w:t>te</w:t>
-      </w:r>
-      <w:r>
-        <w:rPr>
-          <w:sz w:val="28"/>
-          <w:szCs w:val="28"/>
-        </w:rPr>
-        <w:t>a</w:t>
-      </w:r>
-      <w:r>
-        <w:rPr>
-          <w:sz w:val="28"/>
-          <w:szCs w:val="28"/>
-        </w:rPr>
-        <w:t xml:space="preserve">chers stored data in database </w:t>
-      </w:r>
-      <w:r>
-        <w:rPr>
-          <w:sz w:val="28"/>
-          <w:szCs w:val="28"/>
-        </w:rPr>
-        <w:t>with specific id</w:t>
-      </w:r>
-      <w:r>
-        <w:rPr>
-          <w:sz w:val="28"/>
-          <w:szCs w:val="28"/>
-        </w:rPr>
-        <w:t>}</w:t>
-      </w:r>
-    </w:p>
-    <w:p>
-      <w:pPr>
-        <w:ind w:left="360"/>
-        <w:rPr>
-          <w:b/>
-          <w:bCs/>
-          <w:sz w:val="32"/>
-          <w:szCs w:val="32"/>
-        </w:rPr>
-      </w:pPr>
-      <w:r>
-        <w:rPr>
-          <w:b/>
-          <w:bCs/>
-          <w:sz w:val="32"/>
-          <w:szCs w:val="32"/>
-        </w:rPr>
-        <w:t xml:space="preserve">6.Students CRUD activity </w:t>
-      </w:r>
-      <w:r>
-        <w:rPr>
-          <w:b/>
-          <w:bCs/>
-          <w:sz w:val="32"/>
-          <w:szCs w:val="32"/>
-        </w:rPr>
-        <w:t xml:space="preserve">API Endpoint: </w:t>
-      </w:r>
+    </w:p>
+    <w:p>
+      <w:pPr>
+        <w:pStyle w:val="ListParagraph"/>
+        <w:rPr>
+          <w:sz w:val="24"/>
+          <w:szCs w:val="24"/>
+        </w:rPr>
+      </w:pPr>
+      <w:r>
+        <w:rPr>
+          <w:rFonts w:ascii="Segoe UI" w:hAnsi="Segoe UI" w:cs="Segoe UI"/>
+          <w:color w:val="BFBFBF"/>
+          <w:sz w:val="20"/>
+          <w:shd w:val="clear" w:color="auto" w:fill="121314"/>
+        </w:rPr>
+        <w:t>https://lms-api-f87o.onrender.com/getassignedCourseByteacher/69e501c417379b7a17da0619</w:t>
+      </w:r>
+    </w:p>
+    <w:p>
+      <w:pPr>
+        <w:pStyle w:val="ListParagraph"/>
+        <w:rPr>
+          <w:sz w:val="24"/>
+          <w:szCs w:val="24"/>
+        </w:rPr>
+      </w:pPr>
     </w:p>
     <w:p>
       <w:pPr>
@@ -2752,28 +1857,38 @@
           <w:numId w:val="3"/>
         </w:numPr>
         <w:rPr>
-          <w:sz w:val="28"/>
-          <w:szCs w:val="28"/>
-        </w:rPr>
-      </w:pPr>
-      <w:r>
-        <w:rPr>
-          <w:sz w:val="28"/>
-          <w:szCs w:val="28"/>
-        </w:rPr>
-        <w:t>GET/</w:t>
-      </w:r>
-      <w:proofErr w:type="spellStart"/>
-      <w:r>
-        <w:rPr>
-          <w:rFonts w:ascii="Consolas" w:eastAsia="Times New Roman" w:hAnsi="Consolas" w:cs="Times New Roman"/>
           <w:color w:val="000000" w:themeColor="text1"/>
-          <w:sz w:val="30"/>
-          <w:szCs w:val="30"/>
-        </w:rPr>
-        <w:t>getStudents</w:t>
-      </w:r>
-      <w:proofErr w:type="spellEnd"/>
+          <w:sz w:val="28"/>
+          <w:szCs w:val="28"/>
+        </w:rPr>
+      </w:pPr>
+      <w:r>
+        <w:rPr>
+          <w:sz w:val="28"/>
+          <w:szCs w:val="28"/>
+        </w:rPr>
+        <w:t>PUT/</w:t>
+      </w:r>
+      <w:proofErr w:type="spellStart"/>
+      <w:r>
+        <w:rPr>
+          <w:rFonts w:ascii="Consolas" w:eastAsia="Times New Roman" w:hAnsi="Consolas" w:cs="Times New Roman"/>
+          <w:color w:val="000000" w:themeColor="text1"/>
+          <w:sz w:val="30"/>
+          <w:szCs w:val="30"/>
+        </w:rPr>
+        <w:t>upTeacher</w:t>
+      </w:r>
+      <w:proofErr w:type="spellEnd"/>
+      <w:r>
+        <w:rPr>
+          <w:rFonts w:ascii="Consolas" w:eastAsia="Times New Roman" w:hAnsi="Consolas" w:cs="Times New Roman"/>
+          <w:color w:val="000000" w:themeColor="text1"/>
+          <w:sz w:val="30"/>
+          <w:szCs w:val="30"/>
+        </w:rPr>
+        <w:t>/:id</w:t>
+      </w:r>
     </w:p>
     <w:p>
       <w:pPr>
@@ -2797,31 +1912,50 @@
           <w:sz w:val="28"/>
           <w:szCs w:val="28"/>
         </w:rPr>
-        <w:t xml:space="preserve"> {  All </w:t>
-      </w:r>
-      <w:r>
-        <w:rPr>
-          <w:sz w:val="28"/>
-          <w:szCs w:val="28"/>
-        </w:rPr>
-        <w:t>students</w:t>
-      </w:r>
-      <w:r>
-        <w:rPr>
-          <w:sz w:val="28"/>
-          <w:szCs w:val="28"/>
-        </w:rPr>
-        <w:t xml:space="preserve"> stored data in database }</w:t>
-      </w:r>
-    </w:p>
-    <w:p>
-      <w:pPr>
-        <w:ind w:firstLine="450"/>
-        <w:rPr>
-          <w:sz w:val="28"/>
-          <w:szCs w:val="28"/>
-        </w:rPr>
-      </w:pPr>
+        <w:t xml:space="preserve"> {  </w:t>
+      </w:r>
+      <w:r>
+        <w:rPr>
+          <w:sz w:val="28"/>
+          <w:szCs w:val="28"/>
+        </w:rPr>
+        <w:t xml:space="preserve">Update </w:t>
+      </w:r>
+      <w:r>
+        <w:rPr>
+          <w:sz w:val="28"/>
+          <w:szCs w:val="28"/>
+        </w:rPr>
+        <w:t>te</w:t>
+      </w:r>
+      <w:r>
+        <w:rPr>
+          <w:sz w:val="28"/>
+          <w:szCs w:val="28"/>
+        </w:rPr>
+        <w:t>a</w:t>
+      </w:r>
+      <w:r>
+        <w:rPr>
+          <w:sz w:val="28"/>
+          <w:szCs w:val="28"/>
+        </w:rPr>
+        <w:t xml:space="preserve">chers stored data in database </w:t>
+      </w:r>
+      <w:r>
+        <w:rPr>
+          <w:sz w:val="28"/>
+          <w:szCs w:val="28"/>
+        </w:rPr>
+        <w:t>with specific id</w:t>
+      </w:r>
+      <w:r>
+        <w:rPr>
+          <w:sz w:val="28"/>
+          <w:szCs w:val="28"/>
+        </w:rPr>
+        <w:t>}</w:t>
+      </w:r>
     </w:p>
     <w:p>
       <w:pPr>
@@ -2840,7 +1974,8 @@
           <w:sz w:val="28"/>
           <w:szCs w:val="28"/>
         </w:rPr>
-        <w:t xml:space="preserve">GET </w:t>
+        <w:lastRenderedPageBreak/>
+        <w:t>DEL</w:t>
       </w:r>
       <w:r>
         <w:rPr>
@@ -2859,8 +1994,9 @@
           <w:sz w:val="30"/>
           <w:szCs w:val="30"/>
         </w:rPr>
-        <w:t>getStudent</w:t>
-      </w:r>
+        <w:t>delTeacher</w:t>
+      </w:r>
+      <w:proofErr w:type="spellEnd"/>
       <w:r>
         <w:rPr>
           <w:rFonts w:ascii="Consolas" w:eastAsia="Times New Roman" w:hAnsi="Consolas" w:cs="Times New Roman"/>
@@ -2868,20 +2004,1336 @@
           <w:sz w:val="30"/>
           <w:szCs w:val="30"/>
         </w:rPr>
-        <w:t>ByEmail</w:t>
-      </w:r>
-      <w:proofErr w:type="spellEnd"/>
+        <w:t>/:id</w:t>
+      </w:r>
+    </w:p>
+    <w:p>
+      <w:pPr>
+        <w:pStyle w:val="ListParagraph"/>
+        <w:rPr>
+          <w:sz w:val="28"/>
+          <w:szCs w:val="28"/>
+        </w:rPr>
+      </w:pPr>
       <w:proofErr w:type="gramStart"/>
       <w:r>
         <w:rPr>
-          <w:rFonts w:ascii="Consolas" w:eastAsia="Times New Roman" w:hAnsi="Consolas" w:cs="Times New Roman"/>
-          <w:color w:val="000000" w:themeColor="text1"/>
-          <w:sz w:val="30"/>
-          <w:szCs w:val="30"/>
+          <w:sz w:val="28"/>
+          <w:szCs w:val="28"/>
+        </w:rPr>
+        <w:t>Response :</w:t>
+      </w:r>
+      <w:proofErr w:type="gramEnd"/>
+      <w:r>
+        <w:rPr>
+          <w:sz w:val="28"/>
+          <w:szCs w:val="28"/>
+        </w:rPr>
+        <w:t xml:space="preserve"> {  </w:t>
+      </w:r>
+      <w:r>
+        <w:rPr>
+          <w:sz w:val="28"/>
+          <w:szCs w:val="28"/>
+        </w:rPr>
+        <w:t xml:space="preserve">delete </w:t>
+      </w:r>
+      <w:r>
+        <w:rPr>
+          <w:sz w:val="28"/>
+          <w:szCs w:val="28"/>
+        </w:rPr>
+        <w:t>te</w:t>
+      </w:r>
+      <w:r>
+        <w:rPr>
+          <w:sz w:val="28"/>
+          <w:szCs w:val="28"/>
+        </w:rPr>
+        <w:t>a</w:t>
+      </w:r>
+      <w:r>
+        <w:rPr>
+          <w:sz w:val="28"/>
+          <w:szCs w:val="28"/>
+        </w:rPr>
+        <w:t xml:space="preserve">chers stored data in database </w:t>
+      </w:r>
+      <w:r>
+        <w:rPr>
+          <w:sz w:val="28"/>
+          <w:szCs w:val="28"/>
+        </w:rPr>
+        <w:t>with specific id</w:t>
+      </w:r>
+      <w:r>
+        <w:rPr>
+          <w:sz w:val="28"/>
+          <w:szCs w:val="28"/>
+        </w:rPr>
+        <w:t>}</w:t>
+      </w:r>
+    </w:p>
+    <w:p>
+      <w:pPr>
+        <w:rPr>
+          <w:sz w:val="24"/>
+          <w:szCs w:val="24"/>
+        </w:rPr>
+      </w:pPr>
+    </w:p>
+    <w:p>
+      <w:pPr>
+        <w:rPr>
+          <w:sz w:val="24"/>
+          <w:szCs w:val="24"/>
+        </w:rPr>
+      </w:pPr>
+    </w:p>
+    <w:p>
+      <w:pPr>
+        <w:rPr>
+          <w:sz w:val="24"/>
+          <w:szCs w:val="24"/>
+        </w:rPr>
+      </w:pPr>
+    </w:p>
+    <w:p>
+      <w:pPr>
+        <w:ind w:left="360"/>
+        <w:rPr>
+          <w:b/>
+          <w:bCs/>
+          <w:sz w:val="32"/>
+          <w:szCs w:val="32"/>
+        </w:rPr>
+      </w:pPr>
+      <w:r>
+        <w:rPr>
+          <w:b/>
+          <w:bCs/>
+          <w:sz w:val="32"/>
+          <w:szCs w:val="32"/>
+        </w:rPr>
+        <w:t>2.</w:t>
+      </w:r>
+      <w:r>
+        <w:rPr>
+          <w:b/>
+          <w:bCs/>
+          <w:sz w:val="32"/>
+          <w:szCs w:val="32"/>
+        </w:rPr>
+        <w:t xml:space="preserve">Register </w:t>
+      </w:r>
+      <w:r>
+        <w:rPr>
+          <w:b/>
+          <w:bCs/>
+          <w:sz w:val="32"/>
+          <w:szCs w:val="32"/>
+        </w:rPr>
+        <w:t xml:space="preserve">Student </w:t>
+      </w:r>
+      <w:r>
+        <w:rPr>
+          <w:b/>
+          <w:bCs/>
+          <w:sz w:val="32"/>
+          <w:szCs w:val="32"/>
+        </w:rPr>
+        <w:t xml:space="preserve">API Endpoint: </w:t>
+      </w:r>
+    </w:p>
+    <w:p>
+      <w:pPr>
+        <w:rPr>
+          <w:sz w:val="28"/>
+          <w:szCs w:val="28"/>
+        </w:rPr>
+      </w:pPr>
+      <w:r>
+        <w:rPr>
+          <w:sz w:val="28"/>
+          <w:szCs w:val="28"/>
+        </w:rPr>
+        <w:t>POST</w:t>
+      </w:r>
+      <w:r>
+        <w:rPr>
+          <w:sz w:val="28"/>
+          <w:szCs w:val="28"/>
+        </w:rPr>
+        <w:t xml:space="preserve"> /</w:t>
+      </w:r>
+      <w:r>
+        <w:rPr>
+          <w:sz w:val="28"/>
+          <w:szCs w:val="28"/>
+        </w:rPr>
+        <w:t>register</w:t>
+      </w:r>
+      <w:r>
+        <w:rPr>
+          <w:sz w:val="28"/>
+          <w:szCs w:val="28"/>
+        </w:rPr>
+        <w:t>:</w:t>
+      </w:r>
+    </w:p>
+    <w:p>
+      <w:pPr>
+        <w:rPr>
+          <w:sz w:val="24"/>
+          <w:szCs w:val="24"/>
+        </w:rPr>
+      </w:pPr>
+      <w:r>
+        <w:t xml:space="preserve"> </w:t>
+      </w:r>
+      <w:r>
+        <w:rPr>
+          <w:sz w:val="24"/>
+          <w:szCs w:val="24"/>
+        </w:rPr>
+        <w:t xml:space="preserve">Request: </w:t>
+      </w:r>
+    </w:p>
+    <w:p>
+      <w:pPr>
+        <w:rPr>
+          <w:sz w:val="24"/>
+          <w:szCs w:val="24"/>
+        </w:rPr>
+      </w:pPr>
+      <w:r>
+        <w:rPr>
+          <w:sz w:val="24"/>
+          <w:szCs w:val="24"/>
+        </w:rPr>
+        <w:t>{</w:t>
+      </w:r>
+    </w:p>
+    <w:p>
+      <w:pPr>
+        <w:rPr>
+          <w:sz w:val="24"/>
+          <w:szCs w:val="24"/>
+        </w:rPr>
+      </w:pPr>
+      <w:r>
+        <w:rPr>
+          <w:sz w:val="24"/>
+          <w:szCs w:val="24"/>
+        </w:rPr>
+        <w:t xml:space="preserve">  "name": "</w:t>
+      </w:r>
+      <w:proofErr w:type="spellStart"/>
+      <w:r>
+        <w:rPr>
+          <w:sz w:val="24"/>
+          <w:szCs w:val="24"/>
+        </w:rPr>
+        <w:t>raghav</w:t>
+      </w:r>
+      <w:proofErr w:type="spellEnd"/>
+      <w:r>
+        <w:rPr>
+          <w:sz w:val="24"/>
+          <w:szCs w:val="24"/>
+        </w:rPr>
+        <w:t>",</w:t>
+      </w:r>
+    </w:p>
+    <w:p>
+      <w:pPr>
+        <w:rPr>
+          <w:sz w:val="24"/>
+          <w:szCs w:val="24"/>
+        </w:rPr>
+      </w:pPr>
+      <w:r>
+        <w:rPr>
+          <w:sz w:val="24"/>
+          <w:szCs w:val="24"/>
+        </w:rPr>
+        <w:t xml:space="preserve">  "email": "raghavh@example.com",</w:t>
+      </w:r>
+    </w:p>
+    <w:p>
+      <w:pPr>
+        <w:rPr>
+          <w:sz w:val="24"/>
+          <w:szCs w:val="24"/>
+        </w:rPr>
+      </w:pPr>
+      <w:r>
+        <w:rPr>
+          <w:sz w:val="24"/>
+          <w:szCs w:val="24"/>
+        </w:rPr>
+        <w:t xml:space="preserve">  "password": "raghav123",</w:t>
+      </w:r>
+    </w:p>
+    <w:p>
+      <w:pPr>
+        <w:rPr>
+          <w:sz w:val="24"/>
+          <w:szCs w:val="24"/>
+        </w:rPr>
+      </w:pPr>
+      <w:r>
+        <w:rPr>
+          <w:sz w:val="24"/>
+          <w:szCs w:val="24"/>
+        </w:rPr>
+        <w:t xml:space="preserve">  "role": "</w:t>
+      </w:r>
+      <w:r>
+        <w:rPr>
+          <w:sz w:val="24"/>
+          <w:szCs w:val="24"/>
+        </w:rPr>
+        <w:t>student</w:t>
+      </w:r>
+      <w:r>
+        <w:rPr>
+          <w:sz w:val="24"/>
+          <w:szCs w:val="24"/>
+        </w:rPr>
+        <w:t>",</w:t>
+      </w:r>
+    </w:p>
+    <w:p>
+      <w:pPr>
+        <w:rPr>
+          <w:sz w:val="24"/>
+          <w:szCs w:val="24"/>
+        </w:rPr>
+      </w:pPr>
+      <w:r>
+        <w:rPr>
+          <w:sz w:val="24"/>
+          <w:szCs w:val="24"/>
+        </w:rPr>
+        <w:t xml:space="preserve">  "</w:t>
+      </w:r>
+      <w:proofErr w:type="spellStart"/>
+      <w:r>
+        <w:rPr>
+          <w:sz w:val="24"/>
+          <w:szCs w:val="24"/>
+        </w:rPr>
+        <w:t>dob</w:t>
+      </w:r>
+      <w:proofErr w:type="spellEnd"/>
+      <w:r>
+        <w:rPr>
+          <w:sz w:val="24"/>
+          <w:szCs w:val="24"/>
+        </w:rPr>
+        <w:t>": "1985-07-20",</w:t>
+      </w:r>
+    </w:p>
+    <w:p>
+      <w:pPr>
+        <w:rPr>
+          <w:sz w:val="24"/>
+          <w:szCs w:val="24"/>
+        </w:rPr>
+      </w:pPr>
+      <w:r>
+        <w:rPr>
+          <w:sz w:val="24"/>
+          <w:szCs w:val="24"/>
+        </w:rPr>
+        <w:t xml:space="preserve">  }</w:t>
+      </w:r>
+    </w:p>
+    <w:p>
+      <w:pPr>
+        <w:rPr>
+          <w:sz w:val="24"/>
+          <w:szCs w:val="24"/>
+        </w:rPr>
+      </w:pPr>
+      <w:r>
+        <w:rPr>
+          <w:sz w:val="24"/>
+          <w:szCs w:val="24"/>
+        </w:rPr>
+        <w:t>Response:</w:t>
+      </w:r>
+    </w:p>
+    <w:p>
+      <w:pPr>
+        <w:rPr>
+          <w:sz w:val="24"/>
+          <w:szCs w:val="24"/>
+        </w:rPr>
+      </w:pPr>
+      <w:r>
+        <w:rPr>
+          <w:sz w:val="24"/>
+          <w:szCs w:val="24"/>
+        </w:rPr>
+        <w:t>{</w:t>
+      </w:r>
+    </w:p>
+    <w:p>
+      <w:pPr>
+        <w:rPr>
+          <w:sz w:val="24"/>
+          <w:szCs w:val="24"/>
+        </w:rPr>
+      </w:pPr>
+      <w:r>
+        <w:rPr>
+          <w:sz w:val="24"/>
+          <w:szCs w:val="24"/>
+        </w:rPr>
+        <w:t>{</w:t>
+      </w:r>
+    </w:p>
+    <w:p>
+      <w:pPr>
+        <w:rPr>
+          <w:sz w:val="24"/>
+          <w:szCs w:val="24"/>
+        </w:rPr>
+      </w:pPr>
+      <w:r>
+        <w:rPr>
+          <w:sz w:val="24"/>
+          <w:szCs w:val="24"/>
+        </w:rPr>
+        <w:t xml:space="preserve">  "message": "User registered successfully",</w:t>
+      </w:r>
+    </w:p>
+    <w:p>
+      <w:pPr>
+        <w:rPr>
+          <w:sz w:val="24"/>
+          <w:szCs w:val="24"/>
+        </w:rPr>
+      </w:pPr>
+      <w:r>
+        <w:rPr>
+          <w:sz w:val="24"/>
+          <w:szCs w:val="24"/>
+        </w:rPr>
+        <w:t xml:space="preserve">  "user": {</w:t>
+      </w:r>
+    </w:p>
+    <w:p>
+      <w:pPr>
+        <w:rPr>
+          <w:sz w:val="24"/>
+          <w:szCs w:val="24"/>
+        </w:rPr>
+      </w:pPr>
+      <w:r>
+        <w:rPr>
+          <w:sz w:val="24"/>
+          <w:szCs w:val="24"/>
+        </w:rPr>
+        <w:t xml:space="preserve">    "name": "rock",</w:t>
+      </w:r>
+    </w:p>
+    <w:p>
+      <w:pPr>
+        <w:rPr>
+          <w:sz w:val="24"/>
+          <w:szCs w:val="24"/>
+        </w:rPr>
+      </w:pPr>
+      <w:r>
+        <w:rPr>
+          <w:sz w:val="24"/>
+          <w:szCs w:val="24"/>
+        </w:rPr>
+        <w:t xml:space="preserve">    "email": "rock@example.com",</w:t>
+      </w:r>
+    </w:p>
+    <w:p>
+      <w:pPr>
+        <w:rPr>
+          <w:sz w:val="24"/>
+          <w:szCs w:val="24"/>
+        </w:rPr>
+      </w:pPr>
+      <w:r>
+        <w:rPr>
+          <w:sz w:val="24"/>
+          <w:szCs w:val="24"/>
+        </w:rPr>
+        <w:t xml:space="preserve">    "password": "rock12",</w:t>
+      </w:r>
+    </w:p>
+    <w:p>
+      <w:pPr>
+        <w:rPr>
+          <w:sz w:val="24"/>
+          <w:szCs w:val="24"/>
+        </w:rPr>
+      </w:pPr>
+      <w:r>
+        <w:rPr>
+          <w:sz w:val="24"/>
+          <w:szCs w:val="24"/>
+        </w:rPr>
+        <w:t xml:space="preserve">    "role": "student",</w:t>
+      </w:r>
+    </w:p>
+    <w:p>
+      <w:pPr>
+        <w:rPr>
+          <w:sz w:val="24"/>
+          <w:szCs w:val="24"/>
+        </w:rPr>
+      </w:pPr>
+      <w:r>
+        <w:rPr>
+          <w:sz w:val="24"/>
+          <w:szCs w:val="24"/>
+        </w:rPr>
+        <w:t xml:space="preserve">    "_id": "69d28087114c306c67d34843",</w:t>
+      </w:r>
+    </w:p>
+    <w:p>
+      <w:pPr>
+        <w:rPr>
+          <w:sz w:val="24"/>
+          <w:szCs w:val="24"/>
+        </w:rPr>
+      </w:pPr>
+      <w:r>
+        <w:rPr>
+          <w:sz w:val="24"/>
+          <w:szCs w:val="24"/>
+        </w:rPr>
+        <w:t xml:space="preserve">    "</w:t>
+      </w:r>
+      <w:proofErr w:type="spellStart"/>
+      <w:r>
+        <w:rPr>
+          <w:sz w:val="24"/>
+          <w:szCs w:val="24"/>
+        </w:rPr>
+        <w:t>createdAt</w:t>
+      </w:r>
+      <w:proofErr w:type="spellEnd"/>
+      <w:r>
+        <w:rPr>
+          <w:sz w:val="24"/>
+          <w:szCs w:val="24"/>
+        </w:rPr>
+        <w:t>": "2026-04-05T15:32:23.118Z",</w:t>
+      </w:r>
+    </w:p>
+    <w:p>
+      <w:pPr>
+        <w:rPr>
+          <w:sz w:val="24"/>
+          <w:szCs w:val="24"/>
+        </w:rPr>
+      </w:pPr>
+      <w:r>
+        <w:rPr>
+          <w:sz w:val="24"/>
+          <w:szCs w:val="24"/>
+        </w:rPr>
+        <w:t xml:space="preserve">    "</w:t>
+      </w:r>
+      <w:proofErr w:type="spellStart"/>
+      <w:r>
+        <w:rPr>
+          <w:sz w:val="24"/>
+          <w:szCs w:val="24"/>
+        </w:rPr>
+        <w:t>updatedAt</w:t>
+      </w:r>
+      <w:proofErr w:type="spellEnd"/>
+      <w:r>
+        <w:rPr>
+          <w:sz w:val="24"/>
+          <w:szCs w:val="24"/>
+        </w:rPr>
+        <w:t>": "2026-04-05T15:32:23.118Z",</w:t>
+      </w:r>
+    </w:p>
+    <w:p>
+      <w:pPr>
+        <w:rPr>
+          <w:sz w:val="24"/>
+          <w:szCs w:val="24"/>
+        </w:rPr>
+      </w:pPr>
+      <w:r>
+        <w:rPr>
+          <w:sz w:val="24"/>
+          <w:szCs w:val="24"/>
+        </w:rPr>
+        <w:lastRenderedPageBreak/>
+        <w:t xml:space="preserve">    "__v": 0</w:t>
+      </w:r>
+    </w:p>
+    <w:p>
+      <w:pPr>
+        <w:rPr>
+          <w:sz w:val="24"/>
+          <w:szCs w:val="24"/>
+        </w:rPr>
+      </w:pPr>
+      <w:r>
+        <w:rPr>
+          <w:sz w:val="24"/>
+          <w:szCs w:val="24"/>
+        </w:rPr>
+        <w:t xml:space="preserve">  }</w:t>
+      </w:r>
+    </w:p>
+    <w:p>
+      <w:pPr>
+        <w:rPr>
+          <w:sz w:val="24"/>
+          <w:szCs w:val="24"/>
+        </w:rPr>
+      </w:pPr>
+      <w:r>
+        <w:rPr>
+          <w:sz w:val="24"/>
+          <w:szCs w:val="24"/>
+        </w:rPr>
+        <w:t>}</w:t>
+      </w:r>
+    </w:p>
+    <w:p>
+      <w:pPr>
+        <w:ind w:left="360"/>
+        <w:rPr>
+          <w:b/>
+          <w:bCs/>
+          <w:sz w:val="32"/>
+          <w:szCs w:val="32"/>
+        </w:rPr>
+      </w:pPr>
+      <w:r>
+        <w:rPr>
+          <w:b/>
+          <w:bCs/>
+          <w:sz w:val="32"/>
+          <w:szCs w:val="32"/>
+        </w:rPr>
+        <w:t>3.</w:t>
+      </w:r>
+      <w:r>
+        <w:rPr>
+          <w:b/>
+          <w:bCs/>
+          <w:sz w:val="32"/>
+          <w:szCs w:val="32"/>
+        </w:rPr>
+        <w:t xml:space="preserve">Register </w:t>
+      </w:r>
+      <w:r>
+        <w:rPr>
+          <w:b/>
+          <w:bCs/>
+          <w:sz w:val="32"/>
+          <w:szCs w:val="32"/>
+        </w:rPr>
+        <w:t xml:space="preserve">Login API </w:t>
+      </w:r>
+      <w:r>
+        <w:rPr>
+          <w:b/>
+          <w:bCs/>
+          <w:sz w:val="32"/>
+          <w:szCs w:val="32"/>
+        </w:rPr>
+        <w:t xml:space="preserve">Endpoint: </w:t>
+      </w:r>
+    </w:p>
+    <w:p>
+      <w:pPr>
+        <w:rPr>
+          <w:sz w:val="28"/>
+          <w:szCs w:val="28"/>
+        </w:rPr>
+      </w:pPr>
+      <w:r>
+        <w:rPr>
+          <w:sz w:val="28"/>
+          <w:szCs w:val="28"/>
+        </w:rPr>
+        <w:t>POST</w:t>
+      </w:r>
+      <w:r>
+        <w:rPr>
+          <w:sz w:val="28"/>
+          <w:szCs w:val="28"/>
+        </w:rPr>
+        <w:t xml:space="preserve"> /</w:t>
+      </w:r>
+      <w:r>
+        <w:rPr>
+          <w:sz w:val="28"/>
+          <w:szCs w:val="28"/>
+        </w:rPr>
+        <w:t>login</w:t>
+      </w:r>
+      <w:r>
+        <w:rPr>
+          <w:sz w:val="28"/>
+          <w:szCs w:val="28"/>
+        </w:rPr>
+        <w:t>:</w:t>
+      </w:r>
+    </w:p>
+    <w:p>
+      <w:pPr>
+        <w:rPr>
+          <w:sz w:val="24"/>
+          <w:szCs w:val="24"/>
+        </w:rPr>
+      </w:pPr>
+      <w:r>
+        <w:t xml:space="preserve"> </w:t>
+      </w:r>
+      <w:r>
+        <w:rPr>
+          <w:sz w:val="24"/>
+          <w:szCs w:val="24"/>
+        </w:rPr>
+        <w:t xml:space="preserve">Request: </w:t>
+      </w:r>
+    </w:p>
+    <w:p>
+      <w:pPr>
+        <w:rPr>
+          <w:sz w:val="24"/>
+          <w:szCs w:val="24"/>
+        </w:rPr>
+      </w:pPr>
+      <w:r>
+        <w:rPr>
+          <w:sz w:val="24"/>
+          <w:szCs w:val="24"/>
+        </w:rPr>
+        <w:t>{</w:t>
+      </w:r>
+    </w:p>
+    <w:p>
+      <w:pPr>
+        <w:rPr>
+          <w:sz w:val="24"/>
+          <w:szCs w:val="24"/>
+        </w:rPr>
+      </w:pPr>
+      <w:r>
+        <w:rPr>
+          <w:sz w:val="24"/>
+          <w:szCs w:val="24"/>
+        </w:rPr>
+        <w:t xml:space="preserve">  "name": "</w:t>
+      </w:r>
+      <w:proofErr w:type="spellStart"/>
+      <w:r>
+        <w:rPr>
+          <w:sz w:val="24"/>
+          <w:szCs w:val="24"/>
+        </w:rPr>
+        <w:t>raghav</w:t>
+      </w:r>
+      <w:proofErr w:type="spellEnd"/>
+      <w:r>
+        <w:rPr>
+          <w:sz w:val="24"/>
+          <w:szCs w:val="24"/>
+        </w:rPr>
+        <w:t>",</w:t>
+      </w:r>
+    </w:p>
+    <w:p>
+      <w:pPr>
+        <w:rPr>
+          <w:sz w:val="24"/>
+          <w:szCs w:val="24"/>
+        </w:rPr>
+      </w:pPr>
+      <w:r>
+        <w:rPr>
+          <w:sz w:val="24"/>
+          <w:szCs w:val="24"/>
+        </w:rPr>
+        <w:t xml:space="preserve"> </w:t>
+      </w:r>
+      <w:r>
+        <w:rPr>
+          <w:sz w:val="24"/>
+          <w:szCs w:val="24"/>
+        </w:rPr>
+        <w:t xml:space="preserve"> "email": "raghavh@example.com</w:t>
+      </w:r>
+      <w:proofErr w:type="gramStart"/>
+      <w:r>
+        <w:rPr>
+          <w:sz w:val="24"/>
+          <w:szCs w:val="24"/>
+        </w:rPr>
+        <w:t>"</w:t>
+      </w:r>
+      <w:r>
+        <w:rPr>
+          <w:sz w:val="24"/>
+          <w:szCs w:val="24"/>
+        </w:rPr>
+        <w:t xml:space="preserve">  }</w:t>
+      </w:r>
+      <w:proofErr w:type="gramEnd"/>
+    </w:p>
+    <w:p>
+      <w:pPr>
+        <w:rPr>
+          <w:sz w:val="24"/>
+          <w:szCs w:val="24"/>
+        </w:rPr>
+      </w:pPr>
+      <w:r>
+        <w:rPr>
+          <w:sz w:val="24"/>
+          <w:szCs w:val="24"/>
+        </w:rPr>
+        <w:t>Response:</w:t>
+      </w:r>
+    </w:p>
+    <w:p>
+      <w:pPr>
+        <w:rPr>
+          <w:sz w:val="24"/>
+          <w:szCs w:val="24"/>
+        </w:rPr>
+      </w:pPr>
+      <w:r>
+        <w:rPr>
+          <w:sz w:val="24"/>
+          <w:szCs w:val="24"/>
+        </w:rPr>
+        <w:t>{</w:t>
+      </w:r>
+    </w:p>
+    <w:p>
+      <w:pPr>
+        <w:rPr>
+          <w:sz w:val="24"/>
+          <w:szCs w:val="24"/>
+        </w:rPr>
+      </w:pPr>
+      <w:r>
+        <w:rPr>
+          <w:sz w:val="24"/>
+          <w:szCs w:val="24"/>
+        </w:rPr>
+        <w:t xml:space="preserve">  "message": "Login successful",</w:t>
+      </w:r>
+    </w:p>
+    <w:p>
+      <w:pPr>
+        <w:rPr>
+          <w:sz w:val="24"/>
+          <w:szCs w:val="24"/>
+        </w:rPr>
+      </w:pPr>
+      <w:r>
+        <w:rPr>
+          <w:sz w:val="24"/>
+          <w:szCs w:val="24"/>
+        </w:rPr>
+        <w:t xml:space="preserve">  "user": {</w:t>
+      </w:r>
+    </w:p>
+    <w:p>
+      <w:pPr>
+        <w:rPr>
+          <w:sz w:val="24"/>
+          <w:szCs w:val="24"/>
+        </w:rPr>
+      </w:pPr>
+      <w:r>
+        <w:rPr>
+          <w:sz w:val="24"/>
+          <w:szCs w:val="24"/>
+        </w:rPr>
+        <w:t xml:space="preserve">    "_id": "69d28087114c306c67d34843",</w:t>
+      </w:r>
+    </w:p>
+    <w:p>
+      <w:pPr>
+        <w:rPr>
+          <w:sz w:val="24"/>
+          <w:szCs w:val="24"/>
+        </w:rPr>
+      </w:pPr>
+      <w:r>
+        <w:rPr>
+          <w:sz w:val="24"/>
+          <w:szCs w:val="24"/>
+        </w:rPr>
+        <w:t xml:space="preserve">    "name": "rock",</w:t>
+      </w:r>
+    </w:p>
+    <w:p>
+      <w:pPr>
+        <w:rPr>
+          <w:sz w:val="24"/>
+          <w:szCs w:val="24"/>
+        </w:rPr>
+      </w:pPr>
+      <w:r>
+        <w:rPr>
+          <w:sz w:val="24"/>
+          <w:szCs w:val="24"/>
+        </w:rPr>
+        <w:t xml:space="preserve">    "email": "rock@example.com",</w:t>
+      </w:r>
+    </w:p>
+    <w:p>
+      <w:pPr>
+        <w:rPr>
+          <w:sz w:val="24"/>
+          <w:szCs w:val="24"/>
+        </w:rPr>
+      </w:pPr>
+      <w:r>
+        <w:rPr>
+          <w:sz w:val="24"/>
+          <w:szCs w:val="24"/>
+        </w:rPr>
+        <w:t xml:space="preserve">    "password": "rock12",</w:t>
+      </w:r>
+    </w:p>
+    <w:p>
+      <w:pPr>
+        <w:rPr>
+          <w:sz w:val="24"/>
+          <w:szCs w:val="24"/>
+        </w:rPr>
+      </w:pPr>
+      <w:r>
+        <w:rPr>
+          <w:sz w:val="24"/>
+          <w:szCs w:val="24"/>
+        </w:rPr>
+        <w:t xml:space="preserve">    "role": "student",</w:t>
+      </w:r>
+    </w:p>
+    <w:p>
+      <w:pPr>
+        <w:rPr>
+          <w:sz w:val="24"/>
+          <w:szCs w:val="24"/>
+        </w:rPr>
+      </w:pPr>
+      <w:r>
+        <w:rPr>
+          <w:sz w:val="24"/>
+          <w:szCs w:val="24"/>
+        </w:rPr>
+        <w:t xml:space="preserve">    "</w:t>
+      </w:r>
+      <w:proofErr w:type="spellStart"/>
+      <w:r>
+        <w:rPr>
+          <w:sz w:val="24"/>
+          <w:szCs w:val="24"/>
+        </w:rPr>
+        <w:t>createdAt</w:t>
+      </w:r>
+      <w:proofErr w:type="spellEnd"/>
+      <w:r>
+        <w:rPr>
+          <w:sz w:val="24"/>
+          <w:szCs w:val="24"/>
+        </w:rPr>
+        <w:t>": "2026-04-05T15:32:23.118Z",</w:t>
+      </w:r>
+    </w:p>
+    <w:p>
+      <w:pPr>
+        <w:rPr>
+          <w:sz w:val="24"/>
+          <w:szCs w:val="24"/>
+        </w:rPr>
+      </w:pPr>
+      <w:r>
+        <w:rPr>
+          <w:sz w:val="24"/>
+          <w:szCs w:val="24"/>
+        </w:rPr>
+        <w:t xml:space="preserve">    "</w:t>
+      </w:r>
+      <w:proofErr w:type="spellStart"/>
+      <w:r>
+        <w:rPr>
+          <w:sz w:val="24"/>
+          <w:szCs w:val="24"/>
+        </w:rPr>
+        <w:t>updatedAt</w:t>
+      </w:r>
+      <w:proofErr w:type="spellEnd"/>
+      <w:r>
+        <w:rPr>
+          <w:sz w:val="24"/>
+          <w:szCs w:val="24"/>
+        </w:rPr>
+        <w:t>": "2026-04-05T15:32:23.118Z",</w:t>
+      </w:r>
+    </w:p>
+    <w:p>
+      <w:pPr>
+        <w:rPr>
+          <w:sz w:val="24"/>
+          <w:szCs w:val="24"/>
+        </w:rPr>
+      </w:pPr>
+      <w:r>
+        <w:rPr>
+          <w:sz w:val="24"/>
+          <w:szCs w:val="24"/>
+        </w:rPr>
+        <w:t xml:space="preserve">    "__v": 0</w:t>
+      </w:r>
+    </w:p>
+    <w:p>
+      <w:pPr>
+        <w:rPr>
+          <w:sz w:val="24"/>
+          <w:szCs w:val="24"/>
+        </w:rPr>
+      </w:pPr>
+      <w:r>
+        <w:rPr>
+          <w:sz w:val="24"/>
+          <w:szCs w:val="24"/>
+        </w:rPr>
+        <w:t xml:space="preserve">  }</w:t>
+      </w:r>
+    </w:p>
+    <w:p>
+      <w:pPr>
+        <w:rPr>
+          <w:sz w:val="24"/>
+          <w:szCs w:val="24"/>
+        </w:rPr>
+      </w:pPr>
+      <w:r>
+        <w:rPr>
+          <w:sz w:val="24"/>
+          <w:szCs w:val="24"/>
+        </w:rPr>
+        <w:t>}</w:t>
+      </w:r>
+    </w:p>
+    <w:p>
+      <w:pPr>
+        <w:ind w:left="360"/>
+        <w:rPr>
+          <w:b/>
+          <w:bCs/>
+          <w:sz w:val="32"/>
+          <w:szCs w:val="32"/>
+        </w:rPr>
+      </w:pPr>
+      <w:proofErr w:type="gramStart"/>
+      <w:r>
+        <w:rPr>
+          <w:b/>
+          <w:bCs/>
+          <w:sz w:val="32"/>
+          <w:szCs w:val="32"/>
+        </w:rPr>
+        <w:t>4.GET  All</w:t>
+      </w:r>
+      <w:proofErr w:type="gramEnd"/>
+      <w:r>
+        <w:rPr>
+          <w:b/>
+          <w:bCs/>
+          <w:sz w:val="32"/>
+          <w:szCs w:val="32"/>
+        </w:rPr>
+        <w:t xml:space="preserve"> details of user </w:t>
+      </w:r>
+      <w:r>
+        <w:rPr>
+          <w:b/>
+          <w:bCs/>
+          <w:sz w:val="32"/>
+          <w:szCs w:val="32"/>
+        </w:rPr>
+        <w:t xml:space="preserve">API Endpoint: </w:t>
+      </w:r>
+    </w:p>
+    <w:p>
+      <w:pPr>
+        <w:rPr>
+          <w:sz w:val="28"/>
+          <w:szCs w:val="28"/>
+        </w:rPr>
+      </w:pPr>
+      <w:r>
+        <w:rPr>
+          <w:sz w:val="28"/>
+          <w:szCs w:val="28"/>
+        </w:rPr>
+        <w:t>GET</w:t>
+      </w:r>
+      <w:r>
+        <w:rPr>
+          <w:sz w:val="28"/>
+          <w:szCs w:val="28"/>
+        </w:rPr>
+        <w:t>/</w:t>
+      </w:r>
+      <w:proofErr w:type="spellStart"/>
+      <w:r>
+        <w:rPr>
+          <w:sz w:val="28"/>
+          <w:szCs w:val="28"/>
+        </w:rPr>
+        <w:t>getUser</w:t>
+      </w:r>
+      <w:proofErr w:type="spellEnd"/>
+    </w:p>
+    <w:p>
+      <w:pPr>
+        <w:rPr>
+          <w:sz w:val="28"/>
+          <w:szCs w:val="28"/>
+        </w:rPr>
+      </w:pPr>
+      <w:proofErr w:type="gramStart"/>
+      <w:r>
+        <w:rPr>
+          <w:sz w:val="28"/>
+          <w:szCs w:val="28"/>
+        </w:rPr>
+        <w:t>Response :</w:t>
+      </w:r>
+      <w:proofErr w:type="gramEnd"/>
+      <w:r>
+        <w:rPr>
+          <w:sz w:val="28"/>
+          <w:szCs w:val="28"/>
+        </w:rPr>
+        <w:t xml:space="preserve"> {  All users stored data in database }</w:t>
+      </w:r>
+    </w:p>
+    <w:p>
+      <w:pPr>
+        <w:rPr>
+          <w:sz w:val="28"/>
+          <w:szCs w:val="28"/>
+        </w:rPr>
+      </w:pPr>
+    </w:p>
+    <w:p>
+      <w:pPr>
+        <w:ind w:left="360"/>
+        <w:rPr>
+          <w:b/>
+          <w:bCs/>
+          <w:sz w:val="32"/>
+          <w:szCs w:val="32"/>
+        </w:rPr>
+      </w:pPr>
+      <w:proofErr w:type="gramStart"/>
+      <w:r>
+        <w:rPr>
+          <w:b/>
+          <w:bCs/>
+          <w:sz w:val="32"/>
+          <w:szCs w:val="32"/>
+        </w:rPr>
+        <w:t>4.GET  All</w:t>
+      </w:r>
+      <w:proofErr w:type="gramEnd"/>
+      <w:r>
+        <w:rPr>
+          <w:b/>
+          <w:bCs/>
+          <w:sz w:val="32"/>
+          <w:szCs w:val="32"/>
+        </w:rPr>
+        <w:t xml:space="preserve"> details of user By </w:t>
+      </w:r>
+      <w:proofErr w:type="spellStart"/>
+      <w:r>
+        <w:rPr>
+          <w:b/>
+          <w:bCs/>
+          <w:sz w:val="32"/>
+          <w:szCs w:val="32"/>
+        </w:rPr>
+        <w:t>emailId</w:t>
+      </w:r>
+      <w:proofErr w:type="spellEnd"/>
+      <w:r>
+        <w:rPr>
+          <w:b/>
+          <w:bCs/>
+          <w:sz w:val="32"/>
+          <w:szCs w:val="32"/>
+        </w:rPr>
+        <w:t xml:space="preserve"> </w:t>
+      </w:r>
+      <w:r>
+        <w:rPr>
+          <w:b/>
+          <w:bCs/>
+          <w:sz w:val="32"/>
+          <w:szCs w:val="32"/>
+        </w:rPr>
+        <w:t xml:space="preserve">API Endpoint: </w:t>
+      </w:r>
+    </w:p>
+    <w:p>
+      <w:pPr>
+        <w:rPr>
+          <w:sz w:val="28"/>
+          <w:szCs w:val="28"/>
+        </w:rPr>
+      </w:pPr>
+      <w:r>
+        <w:rPr>
+          <w:sz w:val="28"/>
+          <w:szCs w:val="28"/>
+        </w:rPr>
+        <w:t>GET</w:t>
+      </w:r>
+      <w:r>
+        <w:rPr>
+          <w:sz w:val="28"/>
+          <w:szCs w:val="28"/>
+        </w:rPr>
+        <w:t>/</w:t>
+      </w:r>
+      <w:r>
+        <w:rPr>
+          <w:sz w:val="28"/>
+          <w:szCs w:val="28"/>
+        </w:rPr>
+        <w:t>user</w:t>
+      </w:r>
+      <w:proofErr w:type="gramStart"/>
+      <w:r>
+        <w:rPr>
+          <w:sz w:val="28"/>
+          <w:szCs w:val="28"/>
         </w:rPr>
         <w:t>/:email</w:t>
       </w:r>
       <w:proofErr w:type="gramEnd"/>
+    </w:p>
+    <w:p>
+      <w:pPr>
+        <w:rPr>
+          <w:sz w:val="28"/>
+          <w:szCs w:val="28"/>
+        </w:rPr>
+      </w:pPr>
+      <w:r>
+        <w:rPr>
+          <w:sz w:val="28"/>
+          <w:szCs w:val="28"/>
+        </w:rPr>
+        <w:t xml:space="preserve">  Example </w:t>
+      </w:r>
+      <w:proofErr w:type="gramStart"/>
+      <w:r>
+        <w:rPr>
+          <w:sz w:val="28"/>
+          <w:szCs w:val="28"/>
+        </w:rPr>
+        <w:t>URL :</w:t>
+      </w:r>
+      <w:proofErr w:type="gramEnd"/>
+      <w:r>
+        <w:rPr>
+          <w:sz w:val="28"/>
+          <w:szCs w:val="28"/>
+        </w:rPr>
+        <w:t xml:space="preserve">      /user/</w:t>
+      </w:r>
+      <w:r>
+        <w:rPr>
+          <w:sz w:val="24"/>
+          <w:szCs w:val="24"/>
+        </w:rPr>
+        <w:t xml:space="preserve"> rock@example.com</w:t>
+      </w:r>
+    </w:p>
+    <w:p>
+      <w:pPr>
+        <w:rPr>
+          <w:sz w:val="28"/>
+          <w:szCs w:val="28"/>
+        </w:rPr>
+      </w:pPr>
+      <w:proofErr w:type="gramStart"/>
+      <w:r>
+        <w:rPr>
+          <w:sz w:val="28"/>
+          <w:szCs w:val="28"/>
+        </w:rPr>
+        <w:t>Response :</w:t>
+      </w:r>
+      <w:proofErr w:type="gramEnd"/>
+      <w:r>
+        <w:rPr>
+          <w:sz w:val="28"/>
+          <w:szCs w:val="28"/>
+        </w:rPr>
+        <w:t xml:space="preserve"> {  users data of specific email id stored data in database }</w:t>
+      </w:r>
+    </w:p>
+    <w:p>
+      <w:pPr>
+        <w:rPr>
+          <w:sz w:val="28"/>
+          <w:szCs w:val="28"/>
+        </w:rPr>
+      </w:pPr>
+    </w:p>
+    <w:p>
+      <w:pPr>
+        <w:ind w:left="360"/>
+        <w:rPr>
+          <w:b/>
+          <w:bCs/>
+          <w:sz w:val="32"/>
+          <w:szCs w:val="32"/>
+        </w:rPr>
+      </w:pPr>
+      <w:r>
+        <w:rPr>
+          <w:b/>
+          <w:bCs/>
+          <w:sz w:val="32"/>
+          <w:szCs w:val="32"/>
+        </w:rPr>
+        <w:t xml:space="preserve">5.Teachers CRUD activity </w:t>
+      </w:r>
+      <w:r>
+        <w:rPr>
+          <w:b/>
+          <w:bCs/>
+          <w:sz w:val="32"/>
+          <w:szCs w:val="32"/>
+        </w:rPr>
+        <w:t xml:space="preserve">API Endpoint: </w:t>
+      </w:r>
     </w:p>
     <w:p>
       <w:pPr>
@@ -2891,47 +3343,28 @@
           <w:numId w:val="3"/>
         </w:numPr>
         <w:rPr>
+          <w:sz w:val="28"/>
+          <w:szCs w:val="28"/>
+        </w:rPr>
+      </w:pPr>
+      <w:r>
+        <w:rPr>
+          <w:sz w:val="28"/>
+          <w:szCs w:val="28"/>
+        </w:rPr>
+        <w:t>GET/</w:t>
+      </w:r>
+      <w:proofErr w:type="spellStart"/>
+      <w:r>
+        <w:rPr>
+          <w:rFonts w:ascii="Consolas" w:eastAsia="Times New Roman" w:hAnsi="Consolas" w:cs="Times New Roman"/>
           <w:color w:val="000000" w:themeColor="text1"/>
-          <w:sz w:val="28"/>
-          <w:szCs w:val="28"/>
-        </w:rPr>
-      </w:pPr>
-      <w:r>
-        <w:rPr>
-          <w:sz w:val="28"/>
-          <w:szCs w:val="28"/>
-        </w:rPr>
-        <w:t>PUT/</w:t>
-      </w:r>
-      <w:proofErr w:type="spellStart"/>
-      <w:r>
-        <w:rPr>
-          <w:rFonts w:ascii="Consolas" w:eastAsia="Times New Roman" w:hAnsi="Consolas" w:cs="Times New Roman"/>
-          <w:color w:val="000000" w:themeColor="text1"/>
-          <w:sz w:val="30"/>
-          <w:szCs w:val="30"/>
-        </w:rPr>
-        <w:t>up</w:t>
-      </w:r>
-      <w:r>
-        <w:rPr>
-          <w:rFonts w:ascii="Consolas" w:eastAsia="Times New Roman" w:hAnsi="Consolas" w:cs="Times New Roman"/>
-          <w:color w:val="000000" w:themeColor="text1"/>
-          <w:sz w:val="30"/>
-          <w:szCs w:val="30"/>
-        </w:rPr>
-        <w:t>Student</w:t>
-      </w:r>
-      <w:proofErr w:type="spellEnd"/>
-      <w:r>
-        <w:rPr>
-          <w:rFonts w:ascii="Consolas" w:eastAsia="Times New Roman" w:hAnsi="Consolas" w:cs="Times New Roman"/>
-          <w:color w:val="000000" w:themeColor="text1"/>
-          <w:sz w:val="30"/>
-          <w:szCs w:val="30"/>
-        </w:rPr>
-        <w:t>/:id</w:t>
-      </w:r>
+          <w:sz w:val="30"/>
+          <w:szCs w:val="30"/>
+        </w:rPr>
+        <w:t>getTeacher</w:t>
+      </w:r>
+      <w:proofErr w:type="spellEnd"/>
     </w:p>
     <w:p>
       <w:pPr>
@@ -2955,36 +3388,33 @@
           <w:sz w:val="28"/>
           <w:szCs w:val="28"/>
         </w:rPr>
-        <w:t xml:space="preserve"> {  </w:t>
-      </w:r>
-      <w:r>
-        <w:rPr>
-          <w:sz w:val="28"/>
-          <w:szCs w:val="28"/>
-        </w:rPr>
-        <w:t>Update student</w:t>
-      </w:r>
-      <w:r>
-        <w:rPr>
-          <w:sz w:val="28"/>
-          <w:szCs w:val="28"/>
-        </w:rPr>
-        <w:t xml:space="preserve"> stored data in database </w:t>
-      </w:r>
-      <w:r>
-        <w:rPr>
-          <w:sz w:val="28"/>
-          <w:szCs w:val="28"/>
-        </w:rPr>
-        <w:t>with specific id</w:t>
-      </w:r>
-      <w:r>
-        <w:rPr>
-          <w:sz w:val="28"/>
-          <w:szCs w:val="28"/>
-        </w:rPr>
-        <w:t>}</w:t>
-      </w:r>
+        <w:t xml:space="preserve"> {  All </w:t>
+      </w:r>
+      <w:proofErr w:type="spellStart"/>
+      <w:r>
+        <w:rPr>
+          <w:sz w:val="28"/>
+          <w:szCs w:val="28"/>
+        </w:rPr>
+        <w:t>techers</w:t>
+      </w:r>
+      <w:proofErr w:type="spellEnd"/>
+      <w:r>
+        <w:rPr>
+          <w:sz w:val="28"/>
+          <w:szCs w:val="28"/>
+        </w:rPr>
+        <w:t xml:space="preserve"> stored data in database }</w:t>
+      </w:r>
+    </w:p>
+    <w:p>
+      <w:pPr>
+        <w:ind w:firstLine="450"/>
+        <w:rPr>
+          <w:sz w:val="28"/>
+          <w:szCs w:val="28"/>
+        </w:rPr>
+      </w:pPr>
     </w:p>
     <w:p>
       <w:pPr>
@@ -3003,6 +3433,1243 @@
           <w:sz w:val="28"/>
           <w:szCs w:val="28"/>
         </w:rPr>
+        <w:t xml:space="preserve">GET </w:t>
+      </w:r>
+      <w:r>
+        <w:rPr>
+          <w:rFonts w:ascii="Consolas" w:eastAsia="Times New Roman" w:hAnsi="Consolas" w:cs="Times New Roman"/>
+          <w:color w:val="000000" w:themeColor="text1"/>
+          <w:sz w:val="30"/>
+          <w:szCs w:val="30"/>
+        </w:rPr>
+        <w:t>/</w:t>
+      </w:r>
+      <w:proofErr w:type="spellStart"/>
+      <w:r>
+        <w:rPr>
+          <w:rFonts w:ascii="Consolas" w:eastAsia="Times New Roman" w:hAnsi="Consolas" w:cs="Times New Roman"/>
+          <w:color w:val="000000" w:themeColor="text1"/>
+          <w:sz w:val="30"/>
+          <w:szCs w:val="30"/>
+        </w:rPr>
+        <w:t>getTeacherByEmail</w:t>
+      </w:r>
+      <w:proofErr w:type="spellEnd"/>
+      <w:proofErr w:type="gramStart"/>
+      <w:r>
+        <w:rPr>
+          <w:rFonts w:ascii="Consolas" w:eastAsia="Times New Roman" w:hAnsi="Consolas" w:cs="Times New Roman"/>
+          <w:color w:val="000000" w:themeColor="text1"/>
+          <w:sz w:val="30"/>
+          <w:szCs w:val="30"/>
+        </w:rPr>
+        <w:t>/:email</w:t>
+      </w:r>
+      <w:proofErr w:type="gramEnd"/>
+    </w:p>
+    <w:p>
+      <w:pPr>
+        <w:pStyle w:val="ListParagraph"/>
+        <w:numPr>
+          <w:ilvl w:val="0"/>
+          <w:numId w:val="3"/>
+        </w:numPr>
+        <w:rPr>
+          <w:sz w:val="28"/>
+          <w:szCs w:val="28"/>
+        </w:rPr>
+      </w:pPr>
+      <w:proofErr w:type="gramStart"/>
+      <w:r>
+        <w:rPr>
+          <w:sz w:val="28"/>
+          <w:szCs w:val="28"/>
+        </w:rPr>
+        <w:t>Example :</w:t>
+      </w:r>
+      <w:proofErr w:type="gramEnd"/>
+      <w:r>
+        <w:rPr>
+          <w:sz w:val="28"/>
+          <w:szCs w:val="28"/>
+        </w:rPr>
+        <w:t>-</w:t>
+      </w:r>
+    </w:p>
+    <w:p>
+      <w:pPr>
+        <w:pStyle w:val="ListParagraph"/>
+        <w:rPr>
+          <w:rFonts w:ascii="Segoe UI" w:hAnsi="Segoe UI" w:cs="Segoe UI"/>
+          <w:color w:val="BFBFBF"/>
+          <w:sz w:val="24"/>
+          <w:szCs w:val="24"/>
+          <w:shd w:val="clear" w:color="auto" w:fill="121314"/>
+        </w:rPr>
+      </w:pPr>
+      <w:hyperlink r:id="rId6" w:history="1">
+        <w:r>
+          <w:rPr>
+            <w:rStyle w:val="Hyperlink"/>
+            <w:rFonts w:ascii="Segoe UI" w:hAnsi="Segoe UI" w:cs="Segoe UI"/>
+            <w:sz w:val="24"/>
+            <w:szCs w:val="24"/>
+            <w:shd w:val="clear" w:color="auto" w:fill="121314"/>
+          </w:rPr>
+          <w:t>https://lms-api-f87o.onrender.com/getTeacherByEmail/anshika@gmail.com</w:t>
+        </w:r>
+      </w:hyperlink>
+    </w:p>
+    <w:p>
+      <w:pPr>
+        <w:pStyle w:val="ListParagraph"/>
+        <w:rPr>
+          <w:rFonts w:ascii="Segoe UI" w:hAnsi="Segoe UI" w:cs="Segoe UI"/>
+          <w:color w:val="BFBFBF"/>
+          <w:sz w:val="24"/>
+          <w:szCs w:val="24"/>
+          <w:shd w:val="clear" w:color="auto" w:fill="121314"/>
+        </w:rPr>
+      </w:pPr>
+    </w:p>
+    <w:p>
+      <w:pPr>
+        <w:pStyle w:val="ListParagraph"/>
+        <w:rPr>
+          <w:sz w:val="28"/>
+          <w:szCs w:val="28"/>
+        </w:rPr>
+      </w:pPr>
+      <w:proofErr w:type="gramStart"/>
+      <w:r>
+        <w:rPr>
+          <w:sz w:val="28"/>
+          <w:szCs w:val="28"/>
+        </w:rPr>
+        <w:t>Response :</w:t>
+      </w:r>
+      <w:proofErr w:type="gramEnd"/>
+      <w:r>
+        <w:rPr>
+          <w:sz w:val="28"/>
+          <w:szCs w:val="28"/>
+        </w:rPr>
+        <w:t xml:space="preserve"> </w:t>
+      </w:r>
+    </w:p>
+    <w:p>
+      <w:pPr>
+        <w:pStyle w:val="ListParagraph"/>
+        <w:rPr>
+          <w:sz w:val="24"/>
+          <w:szCs w:val="24"/>
+        </w:rPr>
+      </w:pPr>
+      <w:r>
+        <w:rPr>
+          <w:sz w:val="24"/>
+          <w:szCs w:val="24"/>
+        </w:rPr>
+        <w:t>{</w:t>
+      </w:r>
+    </w:p>
+    <w:p>
+      <w:pPr>
+        <w:pStyle w:val="ListParagraph"/>
+        <w:rPr>
+          <w:sz w:val="24"/>
+          <w:szCs w:val="24"/>
+        </w:rPr>
+      </w:pPr>
+      <w:r>
+        <w:rPr>
+          <w:sz w:val="24"/>
+          <w:szCs w:val="24"/>
+        </w:rPr>
+        <w:t xml:space="preserve">  "teacher": {</w:t>
+      </w:r>
+    </w:p>
+    <w:p>
+      <w:pPr>
+        <w:pStyle w:val="ListParagraph"/>
+        <w:rPr>
+          <w:sz w:val="24"/>
+          <w:szCs w:val="24"/>
+        </w:rPr>
+      </w:pPr>
+      <w:r>
+        <w:rPr>
+          <w:sz w:val="24"/>
+          <w:szCs w:val="24"/>
+        </w:rPr>
+        <w:t xml:space="preserve">    "_id": "69e64962f2ba8c425590f779",</w:t>
+      </w:r>
+    </w:p>
+    <w:p>
+      <w:pPr>
+        <w:pStyle w:val="ListParagraph"/>
+        <w:rPr>
+          <w:sz w:val="24"/>
+          <w:szCs w:val="24"/>
+        </w:rPr>
+      </w:pPr>
+      <w:r>
+        <w:rPr>
+          <w:sz w:val="24"/>
+          <w:szCs w:val="24"/>
+        </w:rPr>
+        <w:t xml:space="preserve">    "name": " </w:t>
+      </w:r>
+      <w:proofErr w:type="spellStart"/>
+      <w:r>
+        <w:rPr>
+          <w:sz w:val="24"/>
+          <w:szCs w:val="24"/>
+        </w:rPr>
+        <w:t>anshika</w:t>
+      </w:r>
+      <w:proofErr w:type="spellEnd"/>
+      <w:r>
+        <w:rPr>
+          <w:sz w:val="24"/>
+          <w:szCs w:val="24"/>
+        </w:rPr>
+        <w:t>",</w:t>
+      </w:r>
+    </w:p>
+    <w:p>
+      <w:pPr>
+        <w:pStyle w:val="ListParagraph"/>
+        <w:rPr>
+          <w:sz w:val="24"/>
+          <w:szCs w:val="24"/>
+        </w:rPr>
+      </w:pPr>
+      <w:r>
+        <w:rPr>
+          <w:sz w:val="24"/>
+          <w:szCs w:val="24"/>
+        </w:rPr>
+        <w:t xml:space="preserve">    "email": "anshika@gmail.com",</w:t>
+      </w:r>
+    </w:p>
+    <w:p>
+      <w:pPr>
+        <w:pStyle w:val="ListParagraph"/>
+        <w:rPr>
+          <w:sz w:val="24"/>
+          <w:szCs w:val="24"/>
+        </w:rPr>
+      </w:pPr>
+      <w:r>
+        <w:rPr>
+          <w:sz w:val="24"/>
+          <w:szCs w:val="24"/>
+        </w:rPr>
+        <w:t xml:space="preserve">    "role": "teacher",</w:t>
+      </w:r>
+    </w:p>
+    <w:p>
+      <w:pPr>
+        <w:pStyle w:val="ListParagraph"/>
+        <w:rPr>
+          <w:sz w:val="24"/>
+          <w:szCs w:val="24"/>
+        </w:rPr>
+      </w:pPr>
+      <w:r>
+        <w:rPr>
+          <w:sz w:val="24"/>
+          <w:szCs w:val="24"/>
+        </w:rPr>
+        <w:t xml:space="preserve">    "experience": "5 years",</w:t>
+      </w:r>
+    </w:p>
+    <w:p>
+      <w:pPr>
+        <w:pStyle w:val="ListParagraph"/>
+        <w:rPr>
+          <w:sz w:val="24"/>
+          <w:szCs w:val="24"/>
+        </w:rPr>
+      </w:pPr>
+      <w:r>
+        <w:rPr>
+          <w:sz w:val="24"/>
+          <w:szCs w:val="24"/>
+        </w:rPr>
+        <w:t xml:space="preserve">    "</w:t>
+      </w:r>
+      <w:proofErr w:type="spellStart"/>
+      <w:r>
+        <w:rPr>
+          <w:sz w:val="24"/>
+          <w:szCs w:val="24"/>
+        </w:rPr>
+        <w:t>dob</w:t>
+      </w:r>
+      <w:proofErr w:type="spellEnd"/>
+      <w:r>
+        <w:rPr>
+          <w:sz w:val="24"/>
+          <w:szCs w:val="24"/>
+        </w:rPr>
+        <w:t>": "1995-05-10T00:00:00.000Z",</w:t>
+      </w:r>
+    </w:p>
+    <w:p>
+      <w:pPr>
+        <w:pStyle w:val="ListParagraph"/>
+        <w:rPr>
+          <w:sz w:val="24"/>
+          <w:szCs w:val="24"/>
+        </w:rPr>
+      </w:pPr>
+      <w:r>
+        <w:rPr>
+          <w:sz w:val="24"/>
+          <w:szCs w:val="24"/>
+        </w:rPr>
+        <w:t xml:space="preserve">    "</w:t>
+      </w:r>
+      <w:proofErr w:type="spellStart"/>
+      <w:r>
+        <w:rPr>
+          <w:sz w:val="24"/>
+          <w:szCs w:val="24"/>
+        </w:rPr>
+        <w:t>phoneNo</w:t>
+      </w:r>
+      <w:proofErr w:type="spellEnd"/>
+      <w:r>
+        <w:rPr>
+          <w:sz w:val="24"/>
+          <w:szCs w:val="24"/>
+        </w:rPr>
+        <w:t>": 9876543210,</w:t>
+      </w:r>
+    </w:p>
+    <w:p>
+      <w:pPr>
+        <w:pStyle w:val="ListParagraph"/>
+        <w:rPr>
+          <w:sz w:val="24"/>
+          <w:szCs w:val="24"/>
+        </w:rPr>
+      </w:pPr>
+      <w:r>
+        <w:rPr>
+          <w:sz w:val="24"/>
+          <w:szCs w:val="24"/>
+        </w:rPr>
+        <w:t xml:space="preserve">    "address": "</w:t>
+      </w:r>
+      <w:proofErr w:type="spellStart"/>
+      <w:r>
+        <w:rPr>
+          <w:sz w:val="24"/>
+          <w:szCs w:val="24"/>
+        </w:rPr>
+        <w:t>kolkata</w:t>
+      </w:r>
+      <w:proofErr w:type="spellEnd"/>
+      <w:r>
+        <w:rPr>
+          <w:sz w:val="24"/>
+          <w:szCs w:val="24"/>
+        </w:rPr>
+        <w:t>",</w:t>
+      </w:r>
+    </w:p>
+    <w:p>
+      <w:pPr>
+        <w:pStyle w:val="ListParagraph"/>
+        <w:rPr>
+          <w:sz w:val="24"/>
+          <w:szCs w:val="24"/>
+        </w:rPr>
+      </w:pPr>
+      <w:r>
+        <w:rPr>
+          <w:sz w:val="24"/>
+          <w:szCs w:val="24"/>
+        </w:rPr>
+        <w:t xml:space="preserve">    "bio": "Expert ",</w:t>
+      </w:r>
+    </w:p>
+    <w:p>
+      <w:pPr>
+        <w:pStyle w:val="ListParagraph"/>
+        <w:rPr>
+          <w:sz w:val="24"/>
+          <w:szCs w:val="24"/>
+        </w:rPr>
+      </w:pPr>
+      <w:r>
+        <w:rPr>
+          <w:sz w:val="24"/>
+          <w:szCs w:val="24"/>
+        </w:rPr>
+        <w:t xml:space="preserve">    "qualification": "MCA",</w:t>
+      </w:r>
+    </w:p>
+    <w:p>
+      <w:pPr>
+        <w:pStyle w:val="ListParagraph"/>
+        <w:rPr>
+          <w:sz w:val="24"/>
+          <w:szCs w:val="24"/>
+        </w:rPr>
+      </w:pPr>
+      <w:r>
+        <w:rPr>
+          <w:sz w:val="24"/>
+          <w:szCs w:val="24"/>
+        </w:rPr>
+        <w:t xml:space="preserve">    "specialization": "software Dev",</w:t>
+      </w:r>
+    </w:p>
+    <w:p>
+      <w:pPr>
+        <w:pStyle w:val="ListParagraph"/>
+        <w:rPr>
+          <w:sz w:val="24"/>
+          <w:szCs w:val="24"/>
+        </w:rPr>
+      </w:pPr>
+      <w:r>
+        <w:rPr>
+          <w:sz w:val="24"/>
+          <w:szCs w:val="24"/>
+        </w:rPr>
+        <w:t xml:space="preserve">    "</w:t>
+      </w:r>
+      <w:proofErr w:type="spellStart"/>
+      <w:r>
+        <w:rPr>
+          <w:sz w:val="24"/>
+          <w:szCs w:val="24"/>
+        </w:rPr>
+        <w:t>assigned_courseid</w:t>
+      </w:r>
+      <w:proofErr w:type="spellEnd"/>
+      <w:r>
+        <w:rPr>
+          <w:sz w:val="24"/>
+          <w:szCs w:val="24"/>
+        </w:rPr>
+        <w:t>": [</w:t>
+      </w:r>
+    </w:p>
+    <w:p>
+      <w:pPr>
+        <w:pStyle w:val="ListParagraph"/>
+        <w:rPr>
+          <w:sz w:val="24"/>
+          <w:szCs w:val="24"/>
+        </w:rPr>
+      </w:pPr>
+      <w:r>
+        <w:rPr>
+          <w:sz w:val="24"/>
+          <w:szCs w:val="24"/>
+        </w:rPr>
+        <w:t xml:space="preserve">      {</w:t>
+      </w:r>
+    </w:p>
+    <w:p>
+      <w:pPr>
+        <w:pStyle w:val="ListParagraph"/>
+        <w:rPr>
+          <w:sz w:val="24"/>
+          <w:szCs w:val="24"/>
+        </w:rPr>
+      </w:pPr>
+      <w:r>
+        <w:rPr>
+          <w:sz w:val="24"/>
+          <w:szCs w:val="24"/>
+        </w:rPr>
+        <w:t xml:space="preserve">        "</w:t>
+      </w:r>
+      <w:proofErr w:type="spellStart"/>
+      <w:r>
+        <w:rPr>
+          <w:sz w:val="24"/>
+          <w:szCs w:val="24"/>
+        </w:rPr>
+        <w:t>coursename</w:t>
+      </w:r>
+      <w:proofErr w:type="spellEnd"/>
+      <w:r>
+        <w:rPr>
+          <w:sz w:val="24"/>
+          <w:szCs w:val="24"/>
+        </w:rPr>
+        <w:t>": "C# for Game Development",</w:t>
+      </w:r>
+    </w:p>
+    <w:p>
+      <w:pPr>
+        <w:pStyle w:val="ListParagraph"/>
+        <w:rPr>
+          <w:sz w:val="24"/>
+          <w:szCs w:val="24"/>
+        </w:rPr>
+      </w:pPr>
+      <w:r>
+        <w:rPr>
+          <w:sz w:val="24"/>
+          <w:szCs w:val="24"/>
+        </w:rPr>
+        <w:t xml:space="preserve">        "id": "68e25201daf37f86d0f2b9f5"</w:t>
+      </w:r>
+    </w:p>
+    <w:p>
+      <w:pPr>
+        <w:pStyle w:val="ListParagraph"/>
+        <w:rPr>
+          <w:sz w:val="24"/>
+          <w:szCs w:val="24"/>
+        </w:rPr>
+      </w:pPr>
+      <w:r>
+        <w:rPr>
+          <w:sz w:val="24"/>
+          <w:szCs w:val="24"/>
+        </w:rPr>
+        <w:t xml:space="preserve">      }</w:t>
+      </w:r>
+    </w:p>
+    <w:p>
+      <w:pPr>
+        <w:pStyle w:val="ListParagraph"/>
+        <w:rPr>
+          <w:sz w:val="24"/>
+          <w:szCs w:val="24"/>
+        </w:rPr>
+      </w:pPr>
+      <w:r>
+        <w:rPr>
+          <w:sz w:val="24"/>
+          <w:szCs w:val="24"/>
+        </w:rPr>
+        <w:lastRenderedPageBreak/>
+        <w:t xml:space="preserve">    ],</w:t>
+      </w:r>
+    </w:p>
+    <w:p>
+      <w:pPr>
+        <w:pStyle w:val="ListParagraph"/>
+        <w:rPr>
+          <w:sz w:val="24"/>
+          <w:szCs w:val="24"/>
+        </w:rPr>
+      </w:pPr>
+      <w:r>
+        <w:rPr>
+          <w:sz w:val="24"/>
+          <w:szCs w:val="24"/>
+        </w:rPr>
+        <w:t xml:space="preserve">    "</w:t>
+      </w:r>
+      <w:proofErr w:type="spellStart"/>
+      <w:r>
+        <w:rPr>
+          <w:sz w:val="24"/>
+          <w:szCs w:val="24"/>
+        </w:rPr>
+        <w:t>profile_picture</w:t>
+      </w:r>
+      <w:proofErr w:type="spellEnd"/>
+      <w:r>
+        <w:rPr>
+          <w:sz w:val="24"/>
+          <w:szCs w:val="24"/>
+        </w:rPr>
+        <w:t>": "https://sproutsocial.com/glossary/profile-picture/"</w:t>
+      </w:r>
+    </w:p>
+    <w:p>
+      <w:pPr>
+        <w:pStyle w:val="ListParagraph"/>
+        <w:rPr>
+          <w:sz w:val="24"/>
+          <w:szCs w:val="24"/>
+        </w:rPr>
+      </w:pPr>
+      <w:r>
+        <w:rPr>
+          <w:sz w:val="24"/>
+          <w:szCs w:val="24"/>
+        </w:rPr>
+        <w:t xml:space="preserve">  }</w:t>
+      </w:r>
+    </w:p>
+    <w:p>
+      <w:pPr>
+        <w:pStyle w:val="ListParagraph"/>
+        <w:rPr>
+          <w:sz w:val="24"/>
+          <w:szCs w:val="24"/>
+        </w:rPr>
+      </w:pPr>
+      <w:r>
+        <w:rPr>
+          <w:sz w:val="24"/>
+          <w:szCs w:val="24"/>
+        </w:rPr>
+        <w:t>}</w:t>
+      </w:r>
+    </w:p>
+    <w:p>
+      <w:pPr>
+        <w:pStyle w:val="ListParagraph"/>
+        <w:numPr>
+          <w:ilvl w:val="0"/>
+          <w:numId w:val="3"/>
+        </w:numPr>
+        <w:rPr>
+          <w:color w:val="000000" w:themeColor="text1"/>
+          <w:sz w:val="28"/>
+          <w:szCs w:val="28"/>
+        </w:rPr>
+      </w:pPr>
+      <w:r>
+        <w:rPr>
+          <w:sz w:val="28"/>
+          <w:szCs w:val="28"/>
+        </w:rPr>
+        <w:t>GET</w:t>
+      </w:r>
+      <w:r>
+        <w:rPr>
+          <w:sz w:val="28"/>
+          <w:szCs w:val="28"/>
+        </w:rPr>
+        <w:t>/</w:t>
+      </w:r>
+      <w:r>
+        <w:rPr>
+          <w:rFonts w:ascii="Segoe UI" w:hAnsi="Segoe UI" w:cs="Segoe UI"/>
+          <w:color w:val="BFBFBF"/>
+          <w:sz w:val="20"/>
+          <w:shd w:val="clear" w:color="auto" w:fill="121314"/>
+        </w:rPr>
+        <w:t xml:space="preserve"> </w:t>
+      </w:r>
+      <w:r>
+        <w:rPr>
+          <w:rFonts w:ascii="Segoe UI" w:hAnsi="Segoe UI" w:cs="Segoe UI"/>
+          <w:color w:val="BFBFBF"/>
+          <w:sz w:val="24"/>
+          <w:szCs w:val="24"/>
+          <w:shd w:val="clear" w:color="auto" w:fill="121314"/>
+        </w:rPr>
+        <w:t>https://lms-api-f87o.onrender.com/getassignedCourseByteacher/</w:t>
+      </w:r>
+      <w:r>
+        <w:rPr>
+          <w:rFonts w:ascii="Segoe UI" w:hAnsi="Segoe UI" w:cs="Segoe UI"/>
+          <w:color w:val="BFBFBF"/>
+          <w:sz w:val="24"/>
+          <w:szCs w:val="24"/>
+          <w:shd w:val="clear" w:color="auto" w:fill="121314"/>
+        </w:rPr>
+        <w:t>_id</w:t>
+      </w:r>
+    </w:p>
+    <w:p>
+      <w:pPr>
+        <w:pStyle w:val="ListParagraph"/>
+        <w:rPr>
+          <w:sz w:val="24"/>
+          <w:szCs w:val="24"/>
+        </w:rPr>
+      </w:pPr>
+    </w:p>
+    <w:p>
+      <w:pPr>
+        <w:pStyle w:val="ListParagraph"/>
+        <w:rPr>
+          <w:sz w:val="24"/>
+          <w:szCs w:val="24"/>
+        </w:rPr>
+      </w:pPr>
+      <w:r>
+        <w:rPr>
+          <w:sz w:val="24"/>
+          <w:szCs w:val="24"/>
+        </w:rPr>
+        <w:t xml:space="preserve">Response of all course details assigned by specific teacher with the given id as a </w:t>
+      </w:r>
+      <w:proofErr w:type="spellStart"/>
+      <w:r>
+        <w:rPr>
+          <w:sz w:val="24"/>
+          <w:szCs w:val="24"/>
+        </w:rPr>
+        <w:t>param</w:t>
+      </w:r>
+      <w:proofErr w:type="spellEnd"/>
+    </w:p>
+    <w:p>
+      <w:pPr>
+        <w:pStyle w:val="ListParagraph"/>
+        <w:rPr>
+          <w:sz w:val="24"/>
+          <w:szCs w:val="24"/>
+        </w:rPr>
+      </w:pPr>
+      <w:proofErr w:type="gramStart"/>
+      <w:r>
+        <w:rPr>
+          <w:sz w:val="24"/>
+          <w:szCs w:val="24"/>
+        </w:rPr>
+        <w:t>Example:-</w:t>
+      </w:r>
+      <w:proofErr w:type="gramEnd"/>
+    </w:p>
+    <w:p>
+      <w:pPr>
+        <w:pStyle w:val="ListParagraph"/>
+        <w:rPr>
+          <w:sz w:val="24"/>
+          <w:szCs w:val="24"/>
+        </w:rPr>
+      </w:pPr>
+      <w:r>
+        <w:rPr>
+          <w:rFonts w:ascii="Segoe UI" w:hAnsi="Segoe UI" w:cs="Segoe UI"/>
+          <w:color w:val="BFBFBF"/>
+          <w:sz w:val="20"/>
+          <w:shd w:val="clear" w:color="auto" w:fill="121314"/>
+        </w:rPr>
+        <w:t>https://lms-api-f87o.onrender.com/getassignedCourseByteacher/69e501c417379b7a17da0619</w:t>
+      </w:r>
+    </w:p>
+    <w:p>
+      <w:pPr>
+        <w:pStyle w:val="ListParagraph"/>
+        <w:rPr>
+          <w:sz w:val="24"/>
+          <w:szCs w:val="24"/>
+        </w:rPr>
+      </w:pPr>
+    </w:p>
+    <w:p>
+      <w:pPr>
+        <w:pStyle w:val="ListParagraph"/>
+        <w:numPr>
+          <w:ilvl w:val="0"/>
+          <w:numId w:val="3"/>
+        </w:numPr>
+        <w:rPr>
+          <w:color w:val="000000" w:themeColor="text1"/>
+          <w:sz w:val="28"/>
+          <w:szCs w:val="28"/>
+        </w:rPr>
+      </w:pPr>
+      <w:r>
+        <w:rPr>
+          <w:sz w:val="28"/>
+          <w:szCs w:val="28"/>
+        </w:rPr>
+        <w:t>PUT/</w:t>
+      </w:r>
+      <w:proofErr w:type="spellStart"/>
+      <w:r>
+        <w:rPr>
+          <w:rFonts w:ascii="Consolas" w:eastAsia="Times New Roman" w:hAnsi="Consolas" w:cs="Times New Roman"/>
+          <w:color w:val="000000" w:themeColor="text1"/>
+          <w:sz w:val="30"/>
+          <w:szCs w:val="30"/>
+        </w:rPr>
+        <w:t>upTeacher</w:t>
+      </w:r>
+      <w:proofErr w:type="spellEnd"/>
+      <w:r>
+        <w:rPr>
+          <w:rFonts w:ascii="Consolas" w:eastAsia="Times New Roman" w:hAnsi="Consolas" w:cs="Times New Roman"/>
+          <w:color w:val="000000" w:themeColor="text1"/>
+          <w:sz w:val="30"/>
+          <w:szCs w:val="30"/>
+        </w:rPr>
+        <w:t>/:id</w:t>
+      </w:r>
+    </w:p>
+    <w:p>
+      <w:pPr>
+        <w:pStyle w:val="ListParagraph"/>
+        <w:rPr>
+          <w:sz w:val="28"/>
+          <w:szCs w:val="28"/>
+        </w:rPr>
+      </w:pPr>
+      <w:proofErr w:type="gramStart"/>
+      <w:r>
+        <w:rPr>
+          <w:sz w:val="28"/>
+          <w:szCs w:val="28"/>
+        </w:rPr>
+        <w:t>Response :</w:t>
+      </w:r>
+      <w:proofErr w:type="gramEnd"/>
+      <w:r>
+        <w:rPr>
+          <w:sz w:val="28"/>
+          <w:szCs w:val="28"/>
+        </w:rPr>
+        <w:t xml:space="preserve"> {  </w:t>
+      </w:r>
+      <w:r>
+        <w:rPr>
+          <w:sz w:val="28"/>
+          <w:szCs w:val="28"/>
+        </w:rPr>
+        <w:t xml:space="preserve">Update </w:t>
+      </w:r>
+      <w:r>
+        <w:rPr>
+          <w:sz w:val="28"/>
+          <w:szCs w:val="28"/>
+        </w:rPr>
+        <w:t>te</w:t>
+      </w:r>
+      <w:r>
+        <w:rPr>
+          <w:sz w:val="28"/>
+          <w:szCs w:val="28"/>
+        </w:rPr>
+        <w:t>a</w:t>
+      </w:r>
+      <w:r>
+        <w:rPr>
+          <w:sz w:val="28"/>
+          <w:szCs w:val="28"/>
+        </w:rPr>
+        <w:t xml:space="preserve">chers stored data in database </w:t>
+      </w:r>
+      <w:r>
+        <w:rPr>
+          <w:sz w:val="28"/>
+          <w:szCs w:val="28"/>
+        </w:rPr>
+        <w:t>with specific id</w:t>
+      </w:r>
+      <w:r>
+        <w:rPr>
+          <w:sz w:val="28"/>
+          <w:szCs w:val="28"/>
+        </w:rPr>
+        <w:t>}</w:t>
+      </w:r>
+    </w:p>
+    <w:p>
+      <w:pPr>
+        <w:pStyle w:val="ListParagraph"/>
+        <w:numPr>
+          <w:ilvl w:val="0"/>
+          <w:numId w:val="3"/>
+        </w:numPr>
+        <w:rPr>
+          <w:sz w:val="28"/>
+          <w:szCs w:val="28"/>
+        </w:rPr>
+      </w:pPr>
+      <w:r>
+        <w:rPr>
+          <w:sz w:val="28"/>
+          <w:szCs w:val="28"/>
+        </w:rPr>
+        <w:t>DEL</w:t>
+      </w:r>
+      <w:r>
+        <w:rPr>
+          <w:rFonts w:ascii="Consolas" w:eastAsia="Times New Roman" w:hAnsi="Consolas" w:cs="Times New Roman"/>
+          <w:color w:val="000000" w:themeColor="text1"/>
+          <w:sz w:val="30"/>
+          <w:szCs w:val="30"/>
+        </w:rPr>
+        <w:t>/</w:t>
+      </w:r>
+      <w:proofErr w:type="spellStart"/>
+      <w:r>
+        <w:rPr>
+          <w:rFonts w:ascii="Consolas" w:eastAsia="Times New Roman" w:hAnsi="Consolas" w:cs="Times New Roman"/>
+          <w:color w:val="000000" w:themeColor="text1"/>
+          <w:sz w:val="30"/>
+          <w:szCs w:val="30"/>
+        </w:rPr>
+        <w:t>delTeacher</w:t>
+      </w:r>
+      <w:proofErr w:type="spellEnd"/>
+      <w:r>
+        <w:rPr>
+          <w:rFonts w:ascii="Consolas" w:eastAsia="Times New Roman" w:hAnsi="Consolas" w:cs="Times New Roman"/>
+          <w:color w:val="000000" w:themeColor="text1"/>
+          <w:sz w:val="30"/>
+          <w:szCs w:val="30"/>
+        </w:rPr>
+        <w:t>/:id</w:t>
+      </w:r>
+    </w:p>
+    <w:p>
+      <w:pPr>
+        <w:pStyle w:val="ListParagraph"/>
+        <w:rPr>
+          <w:sz w:val="28"/>
+          <w:szCs w:val="28"/>
+        </w:rPr>
+      </w:pPr>
+      <w:proofErr w:type="gramStart"/>
+      <w:r>
+        <w:rPr>
+          <w:sz w:val="28"/>
+          <w:szCs w:val="28"/>
+        </w:rPr>
+        <w:t>Response :</w:t>
+      </w:r>
+      <w:proofErr w:type="gramEnd"/>
+      <w:r>
+        <w:rPr>
+          <w:sz w:val="28"/>
+          <w:szCs w:val="28"/>
+        </w:rPr>
+        <w:t xml:space="preserve"> {  </w:t>
+      </w:r>
+      <w:r>
+        <w:rPr>
+          <w:sz w:val="28"/>
+          <w:szCs w:val="28"/>
+        </w:rPr>
+        <w:t xml:space="preserve">delete </w:t>
+      </w:r>
+      <w:r>
+        <w:rPr>
+          <w:sz w:val="28"/>
+          <w:szCs w:val="28"/>
+        </w:rPr>
+        <w:t>te</w:t>
+      </w:r>
+      <w:r>
+        <w:rPr>
+          <w:sz w:val="28"/>
+          <w:szCs w:val="28"/>
+        </w:rPr>
+        <w:t>a</w:t>
+      </w:r>
+      <w:r>
+        <w:rPr>
+          <w:sz w:val="28"/>
+          <w:szCs w:val="28"/>
+        </w:rPr>
+        <w:t xml:space="preserve">chers stored data in database </w:t>
+      </w:r>
+      <w:r>
+        <w:rPr>
+          <w:sz w:val="28"/>
+          <w:szCs w:val="28"/>
+        </w:rPr>
+        <w:t>with specific id</w:t>
+      </w:r>
+      <w:r>
+        <w:rPr>
+          <w:sz w:val="28"/>
+          <w:szCs w:val="28"/>
+        </w:rPr>
+        <w:t>}</w:t>
+      </w:r>
+    </w:p>
+    <w:p>
+      <w:pPr>
+        <w:ind w:left="360"/>
+        <w:rPr>
+          <w:b/>
+          <w:bCs/>
+          <w:sz w:val="32"/>
+          <w:szCs w:val="32"/>
+        </w:rPr>
+      </w:pPr>
+      <w:r>
+        <w:rPr>
+          <w:b/>
+          <w:bCs/>
+          <w:sz w:val="32"/>
+          <w:szCs w:val="32"/>
+        </w:rPr>
+        <w:t xml:space="preserve">6.Students CRUD activity </w:t>
+      </w:r>
+      <w:r>
+        <w:rPr>
+          <w:b/>
+          <w:bCs/>
+          <w:sz w:val="32"/>
+          <w:szCs w:val="32"/>
+        </w:rPr>
+        <w:t xml:space="preserve">API Endpoint: </w:t>
+      </w:r>
+    </w:p>
+    <w:p>
+      <w:pPr>
+        <w:pStyle w:val="ListParagraph"/>
+        <w:numPr>
+          <w:ilvl w:val="0"/>
+          <w:numId w:val="3"/>
+        </w:numPr>
+        <w:rPr>
+          <w:sz w:val="28"/>
+          <w:szCs w:val="28"/>
+        </w:rPr>
+      </w:pPr>
+      <w:r>
+        <w:rPr>
+          <w:sz w:val="28"/>
+          <w:szCs w:val="28"/>
+        </w:rPr>
+        <w:t>GET/</w:t>
+      </w:r>
+      <w:proofErr w:type="spellStart"/>
+      <w:r>
+        <w:rPr>
+          <w:rFonts w:ascii="Consolas" w:eastAsia="Times New Roman" w:hAnsi="Consolas" w:cs="Times New Roman"/>
+          <w:color w:val="000000" w:themeColor="text1"/>
+          <w:sz w:val="30"/>
+          <w:szCs w:val="30"/>
+        </w:rPr>
+        <w:t>getStudents</w:t>
+      </w:r>
+      <w:proofErr w:type="spellEnd"/>
+    </w:p>
+    <w:p>
+      <w:pPr>
+        <w:pStyle w:val="ListParagraph"/>
+        <w:rPr>
+          <w:sz w:val="28"/>
+          <w:szCs w:val="28"/>
+        </w:rPr>
+      </w:pPr>
+      <w:proofErr w:type="gramStart"/>
+      <w:r>
+        <w:rPr>
+          <w:sz w:val="28"/>
+          <w:szCs w:val="28"/>
+        </w:rPr>
+        <w:t>Response :</w:t>
+      </w:r>
+      <w:proofErr w:type="gramEnd"/>
+      <w:r>
+        <w:rPr>
+          <w:sz w:val="28"/>
+          <w:szCs w:val="28"/>
+        </w:rPr>
+        <w:t xml:space="preserve"> {  All </w:t>
+      </w:r>
+      <w:r>
+        <w:rPr>
+          <w:sz w:val="28"/>
+          <w:szCs w:val="28"/>
+        </w:rPr>
+        <w:t>students</w:t>
+      </w:r>
+      <w:r>
+        <w:rPr>
+          <w:sz w:val="28"/>
+          <w:szCs w:val="28"/>
+        </w:rPr>
+        <w:t xml:space="preserve"> stored data in database }</w:t>
+      </w:r>
+    </w:p>
+    <w:p>
+      <w:pPr>
+        <w:ind w:firstLine="450"/>
+        <w:rPr>
+          <w:sz w:val="28"/>
+          <w:szCs w:val="28"/>
+        </w:rPr>
+      </w:pPr>
+    </w:p>
+    <w:p>
+      <w:pPr>
+        <w:pStyle w:val="ListParagraph"/>
+        <w:numPr>
+          <w:ilvl w:val="0"/>
+          <w:numId w:val="3"/>
+        </w:numPr>
+        <w:rPr>
+          <w:sz w:val="28"/>
+          <w:szCs w:val="28"/>
+        </w:rPr>
+      </w:pPr>
+      <w:r>
+        <w:rPr>
+          <w:sz w:val="28"/>
+          <w:szCs w:val="28"/>
+        </w:rPr>
+        <w:t xml:space="preserve">GET </w:t>
+      </w:r>
+      <w:r>
+        <w:rPr>
+          <w:rFonts w:ascii="Consolas" w:eastAsia="Times New Roman" w:hAnsi="Consolas" w:cs="Times New Roman"/>
+          <w:color w:val="000000" w:themeColor="text1"/>
+          <w:sz w:val="30"/>
+          <w:szCs w:val="30"/>
+        </w:rPr>
+        <w:t>/</w:t>
+      </w:r>
+      <w:proofErr w:type="spellStart"/>
+      <w:r>
+        <w:rPr>
+          <w:rFonts w:ascii="Consolas" w:eastAsia="Times New Roman" w:hAnsi="Consolas" w:cs="Times New Roman"/>
+          <w:color w:val="000000" w:themeColor="text1"/>
+          <w:sz w:val="30"/>
+          <w:szCs w:val="30"/>
+        </w:rPr>
+        <w:t>getStudent</w:t>
+      </w:r>
+      <w:r>
+        <w:rPr>
+          <w:rFonts w:ascii="Consolas" w:eastAsia="Times New Roman" w:hAnsi="Consolas" w:cs="Times New Roman"/>
+          <w:color w:val="000000" w:themeColor="text1"/>
+          <w:sz w:val="30"/>
+          <w:szCs w:val="30"/>
+        </w:rPr>
+        <w:t>ByEmail</w:t>
+      </w:r>
+      <w:proofErr w:type="spellEnd"/>
+      <w:proofErr w:type="gramStart"/>
+      <w:r>
+        <w:rPr>
+          <w:rFonts w:ascii="Consolas" w:eastAsia="Times New Roman" w:hAnsi="Consolas" w:cs="Times New Roman"/>
+          <w:color w:val="000000" w:themeColor="text1"/>
+          <w:sz w:val="30"/>
+          <w:szCs w:val="30"/>
+        </w:rPr>
+        <w:t>/:email</w:t>
+      </w:r>
+      <w:proofErr w:type="gramEnd"/>
+    </w:p>
+    <w:p>
+      <w:pPr>
+        <w:pStyle w:val="ListParagraph"/>
+        <w:numPr>
+          <w:ilvl w:val="0"/>
+          <w:numId w:val="3"/>
+        </w:numPr>
+        <w:rPr>
+          <w:color w:val="000000" w:themeColor="text1"/>
+          <w:sz w:val="28"/>
+          <w:szCs w:val="28"/>
+        </w:rPr>
+      </w:pPr>
+      <w:r>
+        <w:rPr>
+          <w:sz w:val="28"/>
+          <w:szCs w:val="28"/>
+        </w:rPr>
+        <w:t>PUT/</w:t>
+      </w:r>
+      <w:proofErr w:type="spellStart"/>
+      <w:r>
+        <w:rPr>
+          <w:rFonts w:ascii="Consolas" w:eastAsia="Times New Roman" w:hAnsi="Consolas" w:cs="Times New Roman"/>
+          <w:color w:val="000000" w:themeColor="text1"/>
+          <w:sz w:val="30"/>
+          <w:szCs w:val="30"/>
+        </w:rPr>
+        <w:t>up</w:t>
+      </w:r>
+      <w:r>
+        <w:rPr>
+          <w:rFonts w:ascii="Consolas" w:eastAsia="Times New Roman" w:hAnsi="Consolas" w:cs="Times New Roman"/>
+          <w:color w:val="000000" w:themeColor="text1"/>
+          <w:sz w:val="30"/>
+          <w:szCs w:val="30"/>
+        </w:rPr>
+        <w:t>Student</w:t>
+      </w:r>
+      <w:proofErr w:type="spellEnd"/>
+      <w:r>
+        <w:rPr>
+          <w:rFonts w:ascii="Consolas" w:eastAsia="Times New Roman" w:hAnsi="Consolas" w:cs="Times New Roman"/>
+          <w:color w:val="000000" w:themeColor="text1"/>
+          <w:sz w:val="30"/>
+          <w:szCs w:val="30"/>
+        </w:rPr>
+        <w:t>/:id</w:t>
+      </w:r>
+    </w:p>
+    <w:p>
+      <w:pPr>
+        <w:pStyle w:val="ListParagraph"/>
+        <w:rPr>
+          <w:sz w:val="28"/>
+          <w:szCs w:val="28"/>
+        </w:rPr>
+      </w:pPr>
+      <w:proofErr w:type="gramStart"/>
+      <w:r>
+        <w:rPr>
+          <w:sz w:val="28"/>
+          <w:szCs w:val="28"/>
+        </w:rPr>
+        <w:t>Response :</w:t>
+      </w:r>
+      <w:proofErr w:type="gramEnd"/>
+      <w:r>
+        <w:rPr>
+          <w:sz w:val="28"/>
+          <w:szCs w:val="28"/>
+        </w:rPr>
+        <w:t xml:space="preserve"> {  </w:t>
+      </w:r>
+      <w:r>
+        <w:rPr>
+          <w:sz w:val="28"/>
+          <w:szCs w:val="28"/>
+        </w:rPr>
+        <w:t>Update student</w:t>
+      </w:r>
+      <w:r>
+        <w:rPr>
+          <w:sz w:val="28"/>
+          <w:szCs w:val="28"/>
+        </w:rPr>
+        <w:t xml:space="preserve"> stored data in database </w:t>
+      </w:r>
+      <w:r>
+        <w:rPr>
+          <w:sz w:val="28"/>
+          <w:szCs w:val="28"/>
+        </w:rPr>
+        <w:t>with specific id</w:t>
+      </w:r>
+      <w:r>
+        <w:rPr>
+          <w:sz w:val="28"/>
+          <w:szCs w:val="28"/>
+        </w:rPr>
+        <w:t>}</w:t>
+      </w:r>
+    </w:p>
+    <w:p>
+      <w:pPr>
+        <w:pStyle w:val="ListParagraph"/>
+        <w:numPr>
+          <w:ilvl w:val="0"/>
+          <w:numId w:val="3"/>
+        </w:numPr>
+        <w:rPr>
+          <w:sz w:val="28"/>
+          <w:szCs w:val="28"/>
+        </w:rPr>
+      </w:pPr>
+      <w:r>
+        <w:rPr>
+          <w:sz w:val="28"/>
+          <w:szCs w:val="28"/>
+        </w:rPr>
         <w:t>DEL</w:t>
       </w:r>
       <w:r>
@@ -3534,7 +5201,6 @@
           <w:szCs w:val="30"/>
         </w:rPr>
       </w:pPr>
-      <w:bookmarkStart w:id="0" w:name="_GoBack"/>
       <w:r>
         <w:rPr>
           <w:sz w:val="28"/>
@@ -3583,7 +5249,6 @@
         <w:t>id</w:t>
       </w:r>
     </w:p>
-    <w:bookmarkEnd w:id="0"/>
     <w:p>
       <w:pPr>
         <w:rPr>
@@ -6568,7 +8233,6 @@
   <w:style w:type="character" w:default="1" w:styleId="DefaultParagraphFont">
     <w:name w:val="Default Paragraph Font"/>
     <w:uiPriority w:val="1"/>
-    <w:semiHidden/>
     <w:unhideWhenUsed/>
   </w:style>
   <w:style w:type="table" w:default="1" w:styleId="TableNormal">

--- a/lms documentaion.docx
+++ b/lms documentaion.docx
@@ -1077,6 +1077,2797 @@
           <w:szCs w:val="28"/>
         </w:rPr>
         <w:lastRenderedPageBreak/>
+        <w:t>Response :</w:t>
+      </w:r>
+      <w:proofErr w:type="gramEnd"/>
+      <w:r>
+        <w:rPr>
+          <w:sz w:val="28"/>
+          <w:szCs w:val="28"/>
+        </w:rPr>
+        <w:t xml:space="preserve"> {  All </w:t>
+      </w:r>
+      <w:proofErr w:type="spellStart"/>
+      <w:r>
+        <w:rPr>
+          <w:sz w:val="28"/>
+          <w:szCs w:val="28"/>
+        </w:rPr>
+        <w:t>techers</w:t>
+      </w:r>
+      <w:proofErr w:type="spellEnd"/>
+      <w:r>
+        <w:rPr>
+          <w:sz w:val="28"/>
+          <w:szCs w:val="28"/>
+        </w:rPr>
+        <w:t xml:space="preserve"> stored data in database }</w:t>
+      </w:r>
+    </w:p>
+    <w:p>
+      <w:pPr>
+        <w:ind w:firstLine="450"/>
+        <w:rPr>
+          <w:sz w:val="28"/>
+          <w:szCs w:val="28"/>
+        </w:rPr>
+      </w:pPr>
+    </w:p>
+    <w:p>
+      <w:pPr>
+        <w:pStyle w:val="ListParagraph"/>
+        <w:numPr>
+          <w:ilvl w:val="0"/>
+          <w:numId w:val="3"/>
+        </w:numPr>
+        <w:rPr>
+          <w:sz w:val="28"/>
+          <w:szCs w:val="28"/>
+        </w:rPr>
+      </w:pPr>
+      <w:r>
+        <w:rPr>
+          <w:sz w:val="28"/>
+          <w:szCs w:val="28"/>
+        </w:rPr>
+        <w:t xml:space="preserve">GET </w:t>
+      </w:r>
+      <w:r>
+        <w:rPr>
+          <w:rFonts w:ascii="Consolas" w:eastAsia="Times New Roman" w:hAnsi="Consolas" w:cs="Times New Roman"/>
+          <w:color w:val="000000" w:themeColor="text1"/>
+          <w:sz w:val="30"/>
+          <w:szCs w:val="30"/>
+        </w:rPr>
+        <w:t>/</w:t>
+      </w:r>
+      <w:proofErr w:type="spellStart"/>
+      <w:r>
+        <w:rPr>
+          <w:rFonts w:ascii="Consolas" w:eastAsia="Times New Roman" w:hAnsi="Consolas" w:cs="Times New Roman"/>
+          <w:color w:val="000000" w:themeColor="text1"/>
+          <w:sz w:val="30"/>
+          <w:szCs w:val="30"/>
+        </w:rPr>
+        <w:t>getTeacherByEmail</w:t>
+      </w:r>
+      <w:proofErr w:type="spellEnd"/>
+      <w:proofErr w:type="gramStart"/>
+      <w:r>
+        <w:rPr>
+          <w:rFonts w:ascii="Consolas" w:eastAsia="Times New Roman" w:hAnsi="Consolas" w:cs="Times New Roman"/>
+          <w:color w:val="000000" w:themeColor="text1"/>
+          <w:sz w:val="30"/>
+          <w:szCs w:val="30"/>
+        </w:rPr>
+        <w:t>/:email</w:t>
+      </w:r>
+      <w:proofErr w:type="gramEnd"/>
+    </w:p>
+    <w:p>
+      <w:pPr>
+        <w:pStyle w:val="ListParagraph"/>
+        <w:numPr>
+          <w:ilvl w:val="0"/>
+          <w:numId w:val="3"/>
+        </w:numPr>
+        <w:rPr>
+          <w:sz w:val="28"/>
+          <w:szCs w:val="28"/>
+        </w:rPr>
+      </w:pPr>
+      <w:proofErr w:type="gramStart"/>
+      <w:r>
+        <w:rPr>
+          <w:sz w:val="28"/>
+          <w:szCs w:val="28"/>
+        </w:rPr>
+        <w:t>Example :</w:t>
+      </w:r>
+      <w:proofErr w:type="gramEnd"/>
+      <w:r>
+        <w:rPr>
+          <w:sz w:val="28"/>
+          <w:szCs w:val="28"/>
+        </w:rPr>
+        <w:t>-</w:t>
+      </w:r>
+    </w:p>
+    <w:p>
+      <w:pPr>
+        <w:pStyle w:val="ListParagraph"/>
+        <w:rPr>
+          <w:rFonts w:ascii="Segoe UI" w:hAnsi="Segoe UI" w:cs="Segoe UI"/>
+          <w:color w:val="BFBFBF"/>
+          <w:sz w:val="24"/>
+          <w:szCs w:val="24"/>
+          <w:shd w:val="clear" w:color="auto" w:fill="121314"/>
+        </w:rPr>
+      </w:pPr>
+      <w:r>
+        <w:rPr>
+          <w:rFonts w:ascii="Segoe UI" w:hAnsi="Segoe UI" w:cs="Segoe UI"/>
+          <w:color w:val="BFBFBF"/>
+          <w:sz w:val="20"/>
+          <w:shd w:val="clear" w:color="auto" w:fill="121314"/>
+        </w:rPr>
+        <w:t>https://lms-api-f87o.onrender.com/getTeacherByEmail/jelina@gmail.com</w:t>
+      </w:r>
+    </w:p>
+    <w:p>
+      <w:pPr>
+        <w:pStyle w:val="ListParagraph"/>
+        <w:rPr>
+          <w:sz w:val="28"/>
+          <w:szCs w:val="28"/>
+        </w:rPr>
+      </w:pPr>
+      <w:proofErr w:type="gramStart"/>
+      <w:r>
+        <w:rPr>
+          <w:sz w:val="28"/>
+          <w:szCs w:val="28"/>
+        </w:rPr>
+        <w:t>Response :</w:t>
+      </w:r>
+      <w:proofErr w:type="gramEnd"/>
+      <w:r>
+        <w:rPr>
+          <w:sz w:val="28"/>
+          <w:szCs w:val="28"/>
+        </w:rPr>
+        <w:t xml:space="preserve"> </w:t>
+      </w:r>
+    </w:p>
+    <w:p>
+      <w:pPr>
+        <w:ind w:left="360"/>
+        <w:rPr>
+          <w:sz w:val="24"/>
+          <w:szCs w:val="24"/>
+        </w:rPr>
+      </w:pPr>
+      <w:r>
+        <w:rPr>
+          <w:sz w:val="24"/>
+          <w:szCs w:val="24"/>
+        </w:rPr>
+        <w:t>{</w:t>
+      </w:r>
+    </w:p>
+    <w:p>
+      <w:pPr>
+        <w:ind w:left="360"/>
+        <w:rPr>
+          <w:sz w:val="24"/>
+          <w:szCs w:val="24"/>
+        </w:rPr>
+      </w:pPr>
+      <w:r>
+        <w:rPr>
+          <w:sz w:val="24"/>
+          <w:szCs w:val="24"/>
+        </w:rPr>
+        <w:t xml:space="preserve">  "teacher": {</w:t>
+      </w:r>
+    </w:p>
+    <w:p>
+      <w:pPr>
+        <w:ind w:left="360"/>
+        <w:rPr>
+          <w:sz w:val="24"/>
+          <w:szCs w:val="24"/>
+        </w:rPr>
+      </w:pPr>
+      <w:r>
+        <w:rPr>
+          <w:sz w:val="24"/>
+          <w:szCs w:val="24"/>
+        </w:rPr>
+        <w:t xml:space="preserve">    "_id": "69ece16d0479d5382cd3764b",</w:t>
+      </w:r>
+    </w:p>
+    <w:p>
+      <w:pPr>
+        <w:ind w:left="360"/>
+        <w:rPr>
+          <w:sz w:val="24"/>
+          <w:szCs w:val="24"/>
+        </w:rPr>
+      </w:pPr>
+      <w:r>
+        <w:rPr>
+          <w:sz w:val="24"/>
+          <w:szCs w:val="24"/>
+        </w:rPr>
+        <w:t xml:space="preserve">    "name": "</w:t>
+      </w:r>
+      <w:proofErr w:type="spellStart"/>
+      <w:r>
+        <w:rPr>
+          <w:sz w:val="24"/>
+          <w:szCs w:val="24"/>
+        </w:rPr>
+        <w:t>jelina</w:t>
+      </w:r>
+      <w:proofErr w:type="spellEnd"/>
+      <w:r>
+        <w:rPr>
+          <w:sz w:val="24"/>
+          <w:szCs w:val="24"/>
+        </w:rPr>
+        <w:t>",</w:t>
+      </w:r>
+    </w:p>
+    <w:p>
+      <w:pPr>
+        <w:ind w:left="360"/>
+        <w:rPr>
+          <w:sz w:val="24"/>
+          <w:szCs w:val="24"/>
+        </w:rPr>
+      </w:pPr>
+      <w:r>
+        <w:rPr>
+          <w:sz w:val="24"/>
+          <w:szCs w:val="24"/>
+        </w:rPr>
+        <w:t xml:space="preserve">    "email": "jelina@gmail.com",</w:t>
+      </w:r>
+    </w:p>
+    <w:p>
+      <w:pPr>
+        <w:ind w:left="360"/>
+        <w:rPr>
+          <w:sz w:val="24"/>
+          <w:szCs w:val="24"/>
+        </w:rPr>
+      </w:pPr>
+      <w:r>
+        <w:rPr>
+          <w:sz w:val="24"/>
+          <w:szCs w:val="24"/>
+        </w:rPr>
+        <w:t xml:space="preserve">    "role": "teacher",</w:t>
+      </w:r>
+    </w:p>
+    <w:p>
+      <w:pPr>
+        <w:ind w:left="360"/>
+        <w:rPr>
+          <w:sz w:val="24"/>
+          <w:szCs w:val="24"/>
+        </w:rPr>
+      </w:pPr>
+      <w:r>
+        <w:rPr>
+          <w:sz w:val="24"/>
+          <w:szCs w:val="24"/>
+        </w:rPr>
+        <w:t xml:space="preserve">    "experience": "5 years",</w:t>
+      </w:r>
+    </w:p>
+    <w:p>
+      <w:pPr>
+        <w:ind w:left="360"/>
+        <w:rPr>
+          <w:sz w:val="24"/>
+          <w:szCs w:val="24"/>
+        </w:rPr>
+      </w:pPr>
+      <w:r>
+        <w:rPr>
+          <w:sz w:val="24"/>
+          <w:szCs w:val="24"/>
+        </w:rPr>
+        <w:t xml:space="preserve">    "</w:t>
+      </w:r>
+      <w:proofErr w:type="spellStart"/>
+      <w:r>
+        <w:rPr>
+          <w:sz w:val="24"/>
+          <w:szCs w:val="24"/>
+        </w:rPr>
+        <w:t>dob</w:t>
+      </w:r>
+      <w:proofErr w:type="spellEnd"/>
+      <w:r>
+        <w:rPr>
+          <w:sz w:val="24"/>
+          <w:szCs w:val="24"/>
+        </w:rPr>
+        <w:t>": "1995-05-10T00:00:00.000Z",</w:t>
+      </w:r>
+    </w:p>
+    <w:p>
+      <w:pPr>
+        <w:ind w:left="360"/>
+        <w:rPr>
+          <w:sz w:val="24"/>
+          <w:szCs w:val="24"/>
+        </w:rPr>
+      </w:pPr>
+      <w:r>
+        <w:rPr>
+          <w:sz w:val="24"/>
+          <w:szCs w:val="24"/>
+        </w:rPr>
+        <w:t xml:space="preserve">    "</w:t>
+      </w:r>
+      <w:proofErr w:type="spellStart"/>
+      <w:r>
+        <w:rPr>
+          <w:sz w:val="24"/>
+          <w:szCs w:val="24"/>
+        </w:rPr>
+        <w:t>phoneNo</w:t>
+      </w:r>
+      <w:proofErr w:type="spellEnd"/>
+      <w:r>
+        <w:rPr>
+          <w:sz w:val="24"/>
+          <w:szCs w:val="24"/>
+        </w:rPr>
+        <w:t>": 9876543210,</w:t>
+      </w:r>
+    </w:p>
+    <w:p>
+      <w:pPr>
+        <w:ind w:left="360"/>
+        <w:rPr>
+          <w:sz w:val="24"/>
+          <w:szCs w:val="24"/>
+        </w:rPr>
+      </w:pPr>
+      <w:r>
+        <w:rPr>
+          <w:sz w:val="24"/>
+          <w:szCs w:val="24"/>
+        </w:rPr>
+        <w:t xml:space="preserve">    "address": "</w:t>
+      </w:r>
+      <w:proofErr w:type="spellStart"/>
+      <w:r>
+        <w:rPr>
+          <w:sz w:val="24"/>
+          <w:szCs w:val="24"/>
+        </w:rPr>
+        <w:t>mumbai</w:t>
+      </w:r>
+      <w:proofErr w:type="spellEnd"/>
+      <w:r>
+        <w:rPr>
+          <w:sz w:val="24"/>
+          <w:szCs w:val="24"/>
+        </w:rPr>
+        <w:t>",</w:t>
+      </w:r>
+    </w:p>
+    <w:p>
+      <w:pPr>
+        <w:ind w:left="360"/>
+        <w:rPr>
+          <w:sz w:val="24"/>
+          <w:szCs w:val="24"/>
+        </w:rPr>
+      </w:pPr>
+      <w:r>
+        <w:rPr>
+          <w:sz w:val="24"/>
+          <w:szCs w:val="24"/>
+        </w:rPr>
+        <w:t xml:space="preserve">    "bio": "Expert ",</w:t>
+      </w:r>
+    </w:p>
+    <w:p>
+      <w:pPr>
+        <w:ind w:left="360"/>
+        <w:rPr>
+          <w:sz w:val="24"/>
+          <w:szCs w:val="24"/>
+        </w:rPr>
+      </w:pPr>
+      <w:r>
+        <w:rPr>
+          <w:sz w:val="24"/>
+          <w:szCs w:val="24"/>
+        </w:rPr>
+        <w:t xml:space="preserve">    "qualification": "</w:t>
+      </w:r>
+      <w:proofErr w:type="spellStart"/>
+      <w:r>
+        <w:rPr>
+          <w:sz w:val="24"/>
+          <w:szCs w:val="24"/>
+        </w:rPr>
+        <w:t>MTech</w:t>
+      </w:r>
+      <w:proofErr w:type="spellEnd"/>
+      <w:r>
+        <w:rPr>
+          <w:sz w:val="24"/>
+          <w:szCs w:val="24"/>
+        </w:rPr>
+        <w:t>",</w:t>
+      </w:r>
+    </w:p>
+    <w:p>
+      <w:pPr>
+        <w:ind w:left="360"/>
+        <w:rPr>
+          <w:sz w:val="24"/>
+          <w:szCs w:val="24"/>
+        </w:rPr>
+      </w:pPr>
+      <w:r>
+        <w:rPr>
+          <w:sz w:val="24"/>
+          <w:szCs w:val="24"/>
+        </w:rPr>
+        <w:t xml:space="preserve">    "specialization": "software engineer",</w:t>
+      </w:r>
+    </w:p>
+    <w:p>
+      <w:pPr>
+        <w:ind w:left="360"/>
+        <w:rPr>
+          <w:sz w:val="24"/>
+          <w:szCs w:val="24"/>
+        </w:rPr>
+      </w:pPr>
+      <w:r>
+        <w:rPr>
+          <w:sz w:val="24"/>
+          <w:szCs w:val="24"/>
+        </w:rPr>
+        <w:t xml:space="preserve">    "</w:t>
+      </w:r>
+      <w:proofErr w:type="spellStart"/>
+      <w:r>
+        <w:rPr>
+          <w:sz w:val="24"/>
+          <w:szCs w:val="24"/>
+        </w:rPr>
+        <w:t>assigned_courseid</w:t>
+      </w:r>
+      <w:proofErr w:type="spellEnd"/>
+      <w:r>
+        <w:rPr>
+          <w:sz w:val="24"/>
+          <w:szCs w:val="24"/>
+        </w:rPr>
+        <w:t>": [</w:t>
+      </w:r>
+    </w:p>
+    <w:p>
+      <w:pPr>
+        <w:ind w:left="360"/>
+        <w:rPr>
+          <w:sz w:val="24"/>
+          <w:szCs w:val="24"/>
+        </w:rPr>
+      </w:pPr>
+      <w:r>
+        <w:rPr>
+          <w:sz w:val="24"/>
+          <w:szCs w:val="24"/>
+        </w:rPr>
+        <w:t xml:space="preserve">      {</w:t>
+      </w:r>
+    </w:p>
+    <w:p>
+      <w:pPr>
+        <w:ind w:left="360"/>
+        <w:rPr>
+          <w:sz w:val="24"/>
+          <w:szCs w:val="24"/>
+        </w:rPr>
+      </w:pPr>
+      <w:r>
+        <w:rPr>
+          <w:sz w:val="24"/>
+          <w:szCs w:val="24"/>
+        </w:rPr>
+        <w:t xml:space="preserve">        "id": "68e25201daf37f86d0f2b9f5",</w:t>
+      </w:r>
+    </w:p>
+    <w:p>
+      <w:pPr>
+        <w:ind w:left="360"/>
+        <w:rPr>
+          <w:sz w:val="24"/>
+          <w:szCs w:val="24"/>
+        </w:rPr>
+      </w:pPr>
+      <w:r>
+        <w:rPr>
+          <w:sz w:val="24"/>
+          <w:szCs w:val="24"/>
+        </w:rPr>
+        <w:t xml:space="preserve">        "</w:t>
+      </w:r>
+      <w:proofErr w:type="spellStart"/>
+      <w:r>
+        <w:rPr>
+          <w:sz w:val="24"/>
+          <w:szCs w:val="24"/>
+        </w:rPr>
+        <w:t>coursename</w:t>
+      </w:r>
+      <w:proofErr w:type="spellEnd"/>
+      <w:r>
+        <w:rPr>
+          <w:sz w:val="24"/>
+          <w:szCs w:val="24"/>
+        </w:rPr>
+        <w:t>": "C# for Game Development"</w:t>
+      </w:r>
+    </w:p>
+    <w:p>
+      <w:pPr>
+        <w:ind w:left="360"/>
+        <w:rPr>
+          <w:sz w:val="24"/>
+          <w:szCs w:val="24"/>
+        </w:rPr>
+      </w:pPr>
+      <w:r>
+        <w:rPr>
+          <w:sz w:val="24"/>
+          <w:szCs w:val="24"/>
+        </w:rPr>
+        <w:t xml:space="preserve">      }</w:t>
+      </w:r>
+    </w:p>
+    <w:p>
+      <w:pPr>
+        <w:ind w:left="360"/>
+        <w:rPr>
+          <w:sz w:val="24"/>
+          <w:szCs w:val="24"/>
+        </w:rPr>
+      </w:pPr>
+      <w:r>
+        <w:rPr>
+          <w:sz w:val="24"/>
+          <w:szCs w:val="24"/>
+        </w:rPr>
+        <w:t xml:space="preserve">    ],</w:t>
+      </w:r>
+    </w:p>
+    <w:p>
+      <w:pPr>
+        <w:ind w:left="360"/>
+        <w:rPr>
+          <w:sz w:val="24"/>
+          <w:szCs w:val="24"/>
+        </w:rPr>
+      </w:pPr>
+      <w:r>
+        <w:rPr>
+          <w:sz w:val="24"/>
+          <w:szCs w:val="24"/>
+        </w:rPr>
+        <w:t xml:space="preserve">    "</w:t>
+      </w:r>
+      <w:proofErr w:type="spellStart"/>
+      <w:r>
+        <w:rPr>
+          <w:sz w:val="24"/>
+          <w:szCs w:val="24"/>
+        </w:rPr>
+        <w:t>courseassigned_studentid</w:t>
+      </w:r>
+      <w:proofErr w:type="spellEnd"/>
+      <w:r>
+        <w:rPr>
+          <w:sz w:val="24"/>
+          <w:szCs w:val="24"/>
+        </w:rPr>
+        <w:t>": [</w:t>
+      </w:r>
+    </w:p>
+    <w:p>
+      <w:pPr>
+        <w:ind w:left="360"/>
+        <w:rPr>
+          <w:sz w:val="24"/>
+          <w:szCs w:val="24"/>
+        </w:rPr>
+      </w:pPr>
+      <w:r>
+        <w:rPr>
+          <w:sz w:val="24"/>
+          <w:szCs w:val="24"/>
+        </w:rPr>
+        <w:t xml:space="preserve">      {</w:t>
+      </w:r>
+    </w:p>
+    <w:p>
+      <w:pPr>
+        <w:ind w:left="360"/>
+        <w:rPr>
+          <w:sz w:val="24"/>
+          <w:szCs w:val="24"/>
+        </w:rPr>
+      </w:pPr>
+      <w:r>
+        <w:rPr>
+          <w:sz w:val="24"/>
+          <w:szCs w:val="24"/>
+        </w:rPr>
+        <w:t xml:space="preserve">        "id": "69a93fea78cdd7276a7ba111",</w:t>
+      </w:r>
+    </w:p>
+    <w:p>
+      <w:pPr>
+        <w:ind w:left="360"/>
+        <w:rPr>
+          <w:sz w:val="24"/>
+          <w:szCs w:val="24"/>
+        </w:rPr>
+      </w:pPr>
+      <w:r>
+        <w:rPr>
+          <w:sz w:val="24"/>
+          <w:szCs w:val="24"/>
+        </w:rPr>
+        <w:lastRenderedPageBreak/>
+        <w:t xml:space="preserve">        "name": "</w:t>
+      </w:r>
+      <w:proofErr w:type="spellStart"/>
+      <w:r>
+        <w:rPr>
+          <w:sz w:val="24"/>
+          <w:szCs w:val="24"/>
+        </w:rPr>
+        <w:t>Rohini</w:t>
+      </w:r>
+      <w:proofErr w:type="spellEnd"/>
+      <w:r>
+        <w:rPr>
+          <w:sz w:val="24"/>
+          <w:szCs w:val="24"/>
+        </w:rPr>
+        <w:t xml:space="preserve"> Sharma"</w:t>
+      </w:r>
+    </w:p>
+    <w:p>
+      <w:pPr>
+        <w:ind w:left="360"/>
+        <w:rPr>
+          <w:sz w:val="24"/>
+          <w:szCs w:val="24"/>
+        </w:rPr>
+      </w:pPr>
+      <w:r>
+        <w:rPr>
+          <w:sz w:val="24"/>
+          <w:szCs w:val="24"/>
+        </w:rPr>
+        <w:t xml:space="preserve">      }</w:t>
+      </w:r>
+    </w:p>
+    <w:p>
+      <w:pPr>
+        <w:ind w:left="360"/>
+        <w:rPr>
+          <w:sz w:val="24"/>
+          <w:szCs w:val="24"/>
+        </w:rPr>
+      </w:pPr>
+      <w:r>
+        <w:rPr>
+          <w:sz w:val="24"/>
+          <w:szCs w:val="24"/>
+        </w:rPr>
+        <w:t xml:space="preserve">    ],</w:t>
+      </w:r>
+    </w:p>
+    <w:p>
+      <w:pPr>
+        <w:ind w:left="360"/>
+        <w:rPr>
+          <w:sz w:val="24"/>
+          <w:szCs w:val="24"/>
+        </w:rPr>
+      </w:pPr>
+      <w:r>
+        <w:rPr>
+          <w:sz w:val="24"/>
+          <w:szCs w:val="24"/>
+        </w:rPr>
+        <w:t xml:space="preserve">    "</w:t>
+      </w:r>
+      <w:proofErr w:type="spellStart"/>
+      <w:r>
+        <w:rPr>
+          <w:sz w:val="24"/>
+          <w:szCs w:val="24"/>
+        </w:rPr>
+        <w:t>profile_picture</w:t>
+      </w:r>
+      <w:proofErr w:type="spellEnd"/>
+      <w:r>
+        <w:rPr>
+          <w:sz w:val="24"/>
+          <w:szCs w:val="24"/>
+        </w:rPr>
+        <w:t>": "https://sproutsocial.com/glossary/profile-picture/"</w:t>
+      </w:r>
+    </w:p>
+    <w:p>
+      <w:pPr>
+        <w:ind w:left="360"/>
+        <w:rPr>
+          <w:sz w:val="24"/>
+          <w:szCs w:val="24"/>
+        </w:rPr>
+      </w:pPr>
+      <w:r>
+        <w:rPr>
+          <w:sz w:val="24"/>
+          <w:szCs w:val="24"/>
+        </w:rPr>
+        <w:t xml:space="preserve">  }</w:t>
+      </w:r>
+    </w:p>
+    <w:p>
+      <w:pPr>
+        <w:ind w:left="360"/>
+        <w:rPr>
+          <w:color w:val="000000" w:themeColor="text1"/>
+          <w:sz w:val="28"/>
+          <w:szCs w:val="28"/>
+        </w:rPr>
+      </w:pPr>
+      <w:r>
+        <w:rPr>
+          <w:sz w:val="24"/>
+          <w:szCs w:val="24"/>
+        </w:rPr>
+        <w:t>}</w:t>
+      </w:r>
+    </w:p>
+    <w:p>
+      <w:pPr>
+        <w:pStyle w:val="ListParagraph"/>
+        <w:numPr>
+          <w:ilvl w:val="0"/>
+          <w:numId w:val="3"/>
+        </w:numPr>
+        <w:rPr>
+          <w:color w:val="000000" w:themeColor="text1"/>
+          <w:sz w:val="28"/>
+          <w:szCs w:val="28"/>
+        </w:rPr>
+      </w:pPr>
+      <w:r>
+        <w:rPr>
+          <w:sz w:val="28"/>
+          <w:szCs w:val="28"/>
+        </w:rPr>
+        <w:t>GET/</w:t>
+      </w:r>
+      <w:r>
+        <w:rPr>
+          <w:rFonts w:ascii="Segoe UI" w:hAnsi="Segoe UI" w:cs="Segoe UI"/>
+          <w:color w:val="BFBFBF"/>
+          <w:sz w:val="20"/>
+          <w:shd w:val="clear" w:color="auto" w:fill="121314"/>
+        </w:rPr>
+        <w:t xml:space="preserve"> </w:t>
+      </w:r>
+      <w:r>
+        <w:rPr>
+          <w:rFonts w:ascii="Segoe UI" w:hAnsi="Segoe UI" w:cs="Segoe UI"/>
+          <w:color w:val="BFBFBF"/>
+          <w:sz w:val="24"/>
+          <w:szCs w:val="24"/>
+          <w:shd w:val="clear" w:color="auto" w:fill="121314"/>
+        </w:rPr>
+        <w:t>https://lms-api-f87o.onrender.com/getassignedCourseByteacher/</w:t>
+      </w:r>
+      <w:r>
+        <w:rPr>
+          <w:rFonts w:ascii="Segoe UI" w:hAnsi="Segoe UI" w:cs="Segoe UI"/>
+          <w:color w:val="BFBFBF"/>
+          <w:sz w:val="24"/>
+          <w:szCs w:val="24"/>
+          <w:shd w:val="clear" w:color="auto" w:fill="121314"/>
+        </w:rPr>
+        <w:t>_id</w:t>
+      </w:r>
+    </w:p>
+    <w:p>
+      <w:pPr>
+        <w:pStyle w:val="ListParagraph"/>
+        <w:rPr>
+          <w:sz w:val="24"/>
+          <w:szCs w:val="24"/>
+        </w:rPr>
+      </w:pPr>
+    </w:p>
+    <w:p>
+      <w:pPr>
+        <w:pStyle w:val="ListParagraph"/>
+        <w:rPr>
+          <w:sz w:val="28"/>
+          <w:szCs w:val="28"/>
+        </w:rPr>
+      </w:pPr>
+      <w:r>
+        <w:rPr>
+          <w:sz w:val="28"/>
+          <w:szCs w:val="28"/>
+        </w:rPr>
+        <w:t xml:space="preserve">Response of all course details assigned by specific teacher with the given id as a </w:t>
+      </w:r>
+      <w:proofErr w:type="spellStart"/>
+      <w:r>
+        <w:rPr>
+          <w:sz w:val="28"/>
+          <w:szCs w:val="28"/>
+        </w:rPr>
+        <w:t>param</w:t>
+      </w:r>
+      <w:proofErr w:type="spellEnd"/>
+    </w:p>
+    <w:p>
+      <w:pPr>
+        <w:pStyle w:val="ListParagraph"/>
+        <w:rPr>
+          <w:sz w:val="24"/>
+          <w:szCs w:val="24"/>
+        </w:rPr>
+      </w:pPr>
+      <w:proofErr w:type="gramStart"/>
+      <w:r>
+        <w:rPr>
+          <w:sz w:val="24"/>
+          <w:szCs w:val="24"/>
+        </w:rPr>
+        <w:t>Example:-</w:t>
+      </w:r>
+      <w:proofErr w:type="gramEnd"/>
+    </w:p>
+    <w:p>
+      <w:pPr>
+        <w:pStyle w:val="ListParagraph"/>
+        <w:rPr>
+          <w:sz w:val="24"/>
+          <w:szCs w:val="24"/>
+        </w:rPr>
+      </w:pPr>
+      <w:r>
+        <w:rPr>
+          <w:rFonts w:ascii="Segoe UI" w:hAnsi="Segoe UI" w:cs="Segoe UI"/>
+          <w:color w:val="BFBFBF"/>
+          <w:sz w:val="20"/>
+          <w:shd w:val="clear" w:color="auto" w:fill="121314"/>
+        </w:rPr>
+        <w:t>https://lms-api-f87o.onrender.com/getassignedCourseByteacher/69f1d88ce62208f1f207a955</w:t>
+      </w:r>
+    </w:p>
+    <w:p>
+      <w:pPr>
+        <w:pStyle w:val="ListParagraph"/>
+        <w:rPr>
+          <w:sz w:val="24"/>
+          <w:szCs w:val="24"/>
+        </w:rPr>
+      </w:pPr>
+      <w:proofErr w:type="gramStart"/>
+      <w:r>
+        <w:rPr>
+          <w:sz w:val="24"/>
+          <w:szCs w:val="24"/>
+        </w:rPr>
+        <w:t>Response :</w:t>
+      </w:r>
+      <w:proofErr w:type="gramEnd"/>
+    </w:p>
+    <w:p>
+      <w:pPr>
+        <w:pStyle w:val="ListParagraph"/>
+        <w:rPr>
+          <w:sz w:val="24"/>
+          <w:szCs w:val="24"/>
+        </w:rPr>
+      </w:pPr>
+      <w:r>
+        <w:rPr>
+          <w:sz w:val="24"/>
+          <w:szCs w:val="24"/>
+        </w:rPr>
+        <w:t>{</w:t>
+      </w:r>
+    </w:p>
+    <w:p>
+      <w:pPr>
+        <w:pStyle w:val="ListParagraph"/>
+        <w:rPr>
+          <w:sz w:val="24"/>
+          <w:szCs w:val="24"/>
+        </w:rPr>
+      </w:pPr>
+      <w:r>
+        <w:rPr>
+          <w:sz w:val="24"/>
+          <w:szCs w:val="24"/>
+        </w:rPr>
+        <w:t xml:space="preserve">  "total": 3,</w:t>
+      </w:r>
+    </w:p>
+    <w:p>
+      <w:pPr>
+        <w:pStyle w:val="ListParagraph"/>
+        <w:rPr>
+          <w:sz w:val="24"/>
+          <w:szCs w:val="24"/>
+        </w:rPr>
+      </w:pPr>
+      <w:r>
+        <w:rPr>
+          <w:sz w:val="24"/>
+          <w:szCs w:val="24"/>
+        </w:rPr>
+        <w:t xml:space="preserve">  "courses": [</w:t>
+      </w:r>
+    </w:p>
+    <w:p>
+      <w:pPr>
+        <w:pStyle w:val="ListParagraph"/>
+        <w:rPr>
+          <w:sz w:val="24"/>
+          <w:szCs w:val="24"/>
+        </w:rPr>
+      </w:pPr>
+      <w:r>
+        <w:rPr>
+          <w:sz w:val="24"/>
+          <w:szCs w:val="24"/>
+        </w:rPr>
+        <w:t xml:space="preserve">    {</w:t>
+      </w:r>
+    </w:p>
+    <w:p>
+      <w:pPr>
+        <w:pStyle w:val="ListParagraph"/>
+        <w:rPr>
+          <w:sz w:val="24"/>
+          <w:szCs w:val="24"/>
+        </w:rPr>
+      </w:pPr>
+      <w:r>
+        <w:rPr>
+          <w:sz w:val="24"/>
+          <w:szCs w:val="24"/>
+        </w:rPr>
+        <w:t xml:space="preserve">      "id": "68e25201daf37f86d0f2b9f5",</w:t>
+      </w:r>
+    </w:p>
+    <w:p>
+      <w:pPr>
+        <w:pStyle w:val="ListParagraph"/>
+        <w:rPr>
+          <w:sz w:val="24"/>
+          <w:szCs w:val="24"/>
+        </w:rPr>
+      </w:pPr>
+      <w:r>
+        <w:rPr>
+          <w:sz w:val="24"/>
+          <w:szCs w:val="24"/>
+        </w:rPr>
+        <w:t xml:space="preserve">      "</w:t>
+      </w:r>
+      <w:proofErr w:type="spellStart"/>
+      <w:r>
+        <w:rPr>
+          <w:sz w:val="24"/>
+          <w:szCs w:val="24"/>
+        </w:rPr>
+        <w:t>coursename</w:t>
+      </w:r>
+      <w:proofErr w:type="spellEnd"/>
+      <w:r>
+        <w:rPr>
+          <w:sz w:val="24"/>
+          <w:szCs w:val="24"/>
+        </w:rPr>
+        <w:t>": "C# for Game Development"</w:t>
+      </w:r>
+    </w:p>
+    <w:p>
+      <w:pPr>
+        <w:pStyle w:val="ListParagraph"/>
+        <w:rPr>
+          <w:sz w:val="24"/>
+          <w:szCs w:val="24"/>
+        </w:rPr>
+      </w:pPr>
+      <w:r>
+        <w:rPr>
+          <w:sz w:val="24"/>
+          <w:szCs w:val="24"/>
+        </w:rPr>
+        <w:t xml:space="preserve">    },</w:t>
+      </w:r>
+    </w:p>
+    <w:p>
+      <w:pPr>
+        <w:pStyle w:val="ListParagraph"/>
+        <w:rPr>
+          <w:sz w:val="24"/>
+          <w:szCs w:val="24"/>
+        </w:rPr>
+      </w:pPr>
+      <w:r>
+        <w:rPr>
+          <w:sz w:val="24"/>
+          <w:szCs w:val="24"/>
+        </w:rPr>
+        <w:t xml:space="preserve">    {</w:t>
+      </w:r>
+    </w:p>
+    <w:p>
+      <w:pPr>
+        <w:pStyle w:val="ListParagraph"/>
+        <w:rPr>
+          <w:sz w:val="24"/>
+          <w:szCs w:val="24"/>
+        </w:rPr>
+      </w:pPr>
+      <w:r>
+        <w:rPr>
+          <w:sz w:val="24"/>
+          <w:szCs w:val="24"/>
+        </w:rPr>
+        <w:t xml:space="preserve">      "id": "68e251e2daf37f86d0f2b9c1",</w:t>
+      </w:r>
+    </w:p>
+    <w:p>
+      <w:pPr>
+        <w:pStyle w:val="ListParagraph"/>
+        <w:rPr>
+          <w:sz w:val="24"/>
+          <w:szCs w:val="24"/>
+        </w:rPr>
+      </w:pPr>
+      <w:r>
+        <w:rPr>
+          <w:sz w:val="24"/>
+          <w:szCs w:val="24"/>
+        </w:rPr>
+        <w:t xml:space="preserve">      "</w:t>
+      </w:r>
+      <w:proofErr w:type="spellStart"/>
+      <w:r>
+        <w:rPr>
+          <w:sz w:val="24"/>
+          <w:szCs w:val="24"/>
+        </w:rPr>
+        <w:t>coursename</w:t>
+      </w:r>
+      <w:proofErr w:type="spellEnd"/>
+      <w:r>
+        <w:rPr>
+          <w:sz w:val="24"/>
+          <w:szCs w:val="24"/>
+        </w:rPr>
+        <w:t>": "ADO.NET Fundamentals"</w:t>
+      </w:r>
+    </w:p>
+    <w:p>
+      <w:pPr>
+        <w:pStyle w:val="ListParagraph"/>
+        <w:rPr>
+          <w:sz w:val="24"/>
+          <w:szCs w:val="24"/>
+        </w:rPr>
+      </w:pPr>
+      <w:r>
+        <w:rPr>
+          <w:sz w:val="24"/>
+          <w:szCs w:val="24"/>
+        </w:rPr>
+        <w:t xml:space="preserve">    },</w:t>
+      </w:r>
+    </w:p>
+    <w:p>
+      <w:pPr>
+        <w:pStyle w:val="ListParagraph"/>
+        <w:rPr>
+          <w:sz w:val="24"/>
+          <w:szCs w:val="24"/>
+        </w:rPr>
+      </w:pPr>
+      <w:r>
+        <w:rPr>
+          <w:sz w:val="24"/>
+          <w:szCs w:val="24"/>
+        </w:rPr>
+        <w:t xml:space="preserve">    {</w:t>
+      </w:r>
+    </w:p>
+    <w:p>
+      <w:pPr>
+        <w:pStyle w:val="ListParagraph"/>
+        <w:rPr>
+          <w:sz w:val="24"/>
+          <w:szCs w:val="24"/>
+        </w:rPr>
+      </w:pPr>
+      <w:r>
+        <w:rPr>
+          <w:sz w:val="24"/>
+          <w:szCs w:val="24"/>
+        </w:rPr>
+        <w:t xml:space="preserve">      "id": "68e2529adaf37f86d0f2ba48",</w:t>
+      </w:r>
+    </w:p>
+    <w:p>
+      <w:pPr>
+        <w:pStyle w:val="ListParagraph"/>
+        <w:rPr>
+          <w:sz w:val="24"/>
+          <w:szCs w:val="24"/>
+        </w:rPr>
+      </w:pPr>
+      <w:r>
+        <w:rPr>
+          <w:sz w:val="24"/>
+          <w:szCs w:val="24"/>
+        </w:rPr>
+        <w:t xml:space="preserve">      "</w:t>
+      </w:r>
+      <w:proofErr w:type="spellStart"/>
+      <w:r>
+        <w:rPr>
+          <w:sz w:val="24"/>
+          <w:szCs w:val="24"/>
+        </w:rPr>
+        <w:t>coursename</w:t>
+      </w:r>
+      <w:proofErr w:type="spellEnd"/>
+      <w:r>
+        <w:rPr>
+          <w:sz w:val="24"/>
+          <w:szCs w:val="24"/>
+        </w:rPr>
+        <w:t>": "Cursor Full-Stack Development Course"</w:t>
+      </w:r>
+    </w:p>
+    <w:p>
+      <w:pPr>
+        <w:pStyle w:val="ListParagraph"/>
+        <w:rPr>
+          <w:sz w:val="24"/>
+          <w:szCs w:val="24"/>
+        </w:rPr>
+      </w:pPr>
+      <w:r>
+        <w:rPr>
+          <w:sz w:val="24"/>
+          <w:szCs w:val="24"/>
+        </w:rPr>
+        <w:t xml:space="preserve">    }</w:t>
+      </w:r>
+    </w:p>
+    <w:p>
+      <w:pPr>
+        <w:pStyle w:val="ListParagraph"/>
+        <w:rPr>
+          <w:sz w:val="24"/>
+          <w:szCs w:val="24"/>
+        </w:rPr>
+      </w:pPr>
+      <w:r>
+        <w:rPr>
+          <w:sz w:val="24"/>
+          <w:szCs w:val="24"/>
+        </w:rPr>
+        <w:t xml:space="preserve">  ]</w:t>
+      </w:r>
+    </w:p>
+    <w:p>
+      <w:pPr>
+        <w:pStyle w:val="ListParagraph"/>
+        <w:rPr>
+          <w:sz w:val="24"/>
+          <w:szCs w:val="24"/>
+        </w:rPr>
+      </w:pPr>
+      <w:r>
+        <w:rPr>
+          <w:sz w:val="24"/>
+          <w:szCs w:val="24"/>
+        </w:rPr>
+        <w:t>}</w:t>
+      </w:r>
+      <w:bookmarkStart w:id="0" w:name="_GoBack"/>
+      <w:bookmarkEnd w:id="0"/>
+    </w:p>
+    <w:p>
+      <w:pPr>
+        <w:pStyle w:val="ListParagraph"/>
+        <w:rPr>
+          <w:sz w:val="24"/>
+          <w:szCs w:val="24"/>
+        </w:rPr>
+      </w:pPr>
+    </w:p>
+    <w:p>
+      <w:pPr>
+        <w:pStyle w:val="ListParagraph"/>
+        <w:rPr>
+          <w:sz w:val="24"/>
+          <w:szCs w:val="24"/>
+        </w:rPr>
+      </w:pPr>
+    </w:p>
+    <w:p>
+      <w:pPr>
+        <w:pStyle w:val="ListParagraph"/>
+        <w:rPr>
+          <w:sz w:val="24"/>
+          <w:szCs w:val="24"/>
+        </w:rPr>
+      </w:pPr>
+    </w:p>
+    <w:p>
+      <w:pPr>
+        <w:pStyle w:val="ListParagraph"/>
+        <w:numPr>
+          <w:ilvl w:val="0"/>
+          <w:numId w:val="3"/>
+        </w:numPr>
+        <w:rPr>
+          <w:color w:val="000000" w:themeColor="text1"/>
+          <w:sz w:val="28"/>
+          <w:szCs w:val="28"/>
+        </w:rPr>
+      </w:pPr>
+      <w:r>
+        <w:rPr>
+          <w:sz w:val="28"/>
+          <w:szCs w:val="28"/>
+        </w:rPr>
+        <w:t>PUT/</w:t>
+      </w:r>
+      <w:proofErr w:type="spellStart"/>
+      <w:r>
+        <w:rPr>
+          <w:rFonts w:ascii="Consolas" w:eastAsia="Times New Roman" w:hAnsi="Consolas" w:cs="Times New Roman"/>
+          <w:color w:val="000000" w:themeColor="text1"/>
+          <w:sz w:val="30"/>
+          <w:szCs w:val="30"/>
+        </w:rPr>
+        <w:t>upTeacher</w:t>
+      </w:r>
+      <w:proofErr w:type="spellEnd"/>
+      <w:r>
+        <w:rPr>
+          <w:rFonts w:ascii="Consolas" w:eastAsia="Times New Roman" w:hAnsi="Consolas" w:cs="Times New Roman"/>
+          <w:color w:val="000000" w:themeColor="text1"/>
+          <w:sz w:val="30"/>
+          <w:szCs w:val="30"/>
+        </w:rPr>
+        <w:t>/:id</w:t>
+      </w:r>
+    </w:p>
+    <w:p>
+      <w:pPr>
+        <w:pStyle w:val="ListParagraph"/>
+        <w:rPr>
+          <w:sz w:val="28"/>
+          <w:szCs w:val="28"/>
+        </w:rPr>
+      </w:pPr>
+      <w:proofErr w:type="gramStart"/>
+      <w:r>
+        <w:rPr>
+          <w:sz w:val="28"/>
+          <w:szCs w:val="28"/>
+        </w:rPr>
+        <w:t>Response :</w:t>
+      </w:r>
+      <w:proofErr w:type="gramEnd"/>
+      <w:r>
+        <w:rPr>
+          <w:sz w:val="28"/>
+          <w:szCs w:val="28"/>
+        </w:rPr>
+        <w:t xml:space="preserve"> {  </w:t>
+      </w:r>
+      <w:r>
+        <w:rPr>
+          <w:sz w:val="28"/>
+          <w:szCs w:val="28"/>
+        </w:rPr>
+        <w:t xml:space="preserve">Update </w:t>
+      </w:r>
+      <w:r>
+        <w:rPr>
+          <w:sz w:val="28"/>
+          <w:szCs w:val="28"/>
+        </w:rPr>
+        <w:t>te</w:t>
+      </w:r>
+      <w:r>
+        <w:rPr>
+          <w:sz w:val="28"/>
+          <w:szCs w:val="28"/>
+        </w:rPr>
+        <w:t>a</w:t>
+      </w:r>
+      <w:r>
+        <w:rPr>
+          <w:sz w:val="28"/>
+          <w:szCs w:val="28"/>
+        </w:rPr>
+        <w:t xml:space="preserve">chers stored data in database </w:t>
+      </w:r>
+      <w:r>
+        <w:rPr>
+          <w:sz w:val="28"/>
+          <w:szCs w:val="28"/>
+        </w:rPr>
+        <w:t>with specific id</w:t>
+      </w:r>
+      <w:r>
+        <w:rPr>
+          <w:sz w:val="28"/>
+          <w:szCs w:val="28"/>
+        </w:rPr>
+        <w:t>}</w:t>
+      </w:r>
+    </w:p>
+    <w:p>
+      <w:pPr>
+        <w:pStyle w:val="ListParagraph"/>
+        <w:numPr>
+          <w:ilvl w:val="0"/>
+          <w:numId w:val="3"/>
+        </w:numPr>
+        <w:rPr>
+          <w:sz w:val="28"/>
+          <w:szCs w:val="28"/>
+        </w:rPr>
+      </w:pPr>
+      <w:r>
+        <w:rPr>
+          <w:sz w:val="28"/>
+          <w:szCs w:val="28"/>
+        </w:rPr>
+        <w:t>DEL</w:t>
+      </w:r>
+      <w:r>
+        <w:rPr>
+          <w:rFonts w:ascii="Consolas" w:eastAsia="Times New Roman" w:hAnsi="Consolas" w:cs="Times New Roman"/>
+          <w:color w:val="000000" w:themeColor="text1"/>
+          <w:sz w:val="30"/>
+          <w:szCs w:val="30"/>
+        </w:rPr>
+        <w:t>/</w:t>
+      </w:r>
+      <w:proofErr w:type="spellStart"/>
+      <w:r>
+        <w:rPr>
+          <w:rFonts w:ascii="Consolas" w:eastAsia="Times New Roman" w:hAnsi="Consolas" w:cs="Times New Roman"/>
+          <w:color w:val="000000" w:themeColor="text1"/>
+          <w:sz w:val="30"/>
+          <w:szCs w:val="30"/>
+        </w:rPr>
+        <w:t>delTeacher</w:t>
+      </w:r>
+      <w:proofErr w:type="spellEnd"/>
+      <w:r>
+        <w:rPr>
+          <w:rFonts w:ascii="Consolas" w:eastAsia="Times New Roman" w:hAnsi="Consolas" w:cs="Times New Roman"/>
+          <w:color w:val="000000" w:themeColor="text1"/>
+          <w:sz w:val="30"/>
+          <w:szCs w:val="30"/>
+        </w:rPr>
+        <w:t>/:id</w:t>
+      </w:r>
+    </w:p>
+    <w:p>
+      <w:pPr>
+        <w:pStyle w:val="ListParagraph"/>
+        <w:rPr>
+          <w:sz w:val="28"/>
+          <w:szCs w:val="28"/>
+        </w:rPr>
+      </w:pPr>
+      <w:proofErr w:type="gramStart"/>
+      <w:r>
+        <w:rPr>
+          <w:sz w:val="28"/>
+          <w:szCs w:val="28"/>
+        </w:rPr>
+        <w:lastRenderedPageBreak/>
+        <w:t>Response :</w:t>
+      </w:r>
+      <w:proofErr w:type="gramEnd"/>
+      <w:r>
+        <w:rPr>
+          <w:sz w:val="28"/>
+          <w:szCs w:val="28"/>
+        </w:rPr>
+        <w:t xml:space="preserve"> {  </w:t>
+      </w:r>
+      <w:r>
+        <w:rPr>
+          <w:sz w:val="28"/>
+          <w:szCs w:val="28"/>
+        </w:rPr>
+        <w:t xml:space="preserve">delete </w:t>
+      </w:r>
+      <w:r>
+        <w:rPr>
+          <w:sz w:val="28"/>
+          <w:szCs w:val="28"/>
+        </w:rPr>
+        <w:t>te</w:t>
+      </w:r>
+      <w:r>
+        <w:rPr>
+          <w:sz w:val="28"/>
+          <w:szCs w:val="28"/>
+        </w:rPr>
+        <w:t>a</w:t>
+      </w:r>
+      <w:r>
+        <w:rPr>
+          <w:sz w:val="28"/>
+          <w:szCs w:val="28"/>
+        </w:rPr>
+        <w:t xml:space="preserve">chers stored data in database </w:t>
+      </w:r>
+      <w:r>
+        <w:rPr>
+          <w:sz w:val="28"/>
+          <w:szCs w:val="28"/>
+        </w:rPr>
+        <w:t>with specific id</w:t>
+      </w:r>
+      <w:r>
+        <w:rPr>
+          <w:sz w:val="28"/>
+          <w:szCs w:val="28"/>
+        </w:rPr>
+        <w:t>}</w:t>
+      </w:r>
+    </w:p>
+    <w:p>
+      <w:pPr>
+        <w:rPr>
+          <w:sz w:val="24"/>
+          <w:szCs w:val="24"/>
+        </w:rPr>
+      </w:pPr>
+    </w:p>
+    <w:p>
+      <w:pPr>
+        <w:rPr>
+          <w:sz w:val="24"/>
+          <w:szCs w:val="24"/>
+        </w:rPr>
+      </w:pPr>
+    </w:p>
+    <w:p>
+      <w:pPr>
+        <w:rPr>
+          <w:sz w:val="24"/>
+          <w:szCs w:val="24"/>
+        </w:rPr>
+      </w:pPr>
+    </w:p>
+    <w:p>
+      <w:pPr>
+        <w:ind w:left="360"/>
+        <w:rPr>
+          <w:b/>
+          <w:bCs/>
+          <w:sz w:val="32"/>
+          <w:szCs w:val="32"/>
+        </w:rPr>
+      </w:pPr>
+      <w:r>
+        <w:rPr>
+          <w:b/>
+          <w:bCs/>
+          <w:sz w:val="32"/>
+          <w:szCs w:val="32"/>
+        </w:rPr>
+        <w:t>2.</w:t>
+      </w:r>
+      <w:r>
+        <w:rPr>
+          <w:b/>
+          <w:bCs/>
+          <w:sz w:val="32"/>
+          <w:szCs w:val="32"/>
+        </w:rPr>
+        <w:t xml:space="preserve">Register </w:t>
+      </w:r>
+      <w:r>
+        <w:rPr>
+          <w:b/>
+          <w:bCs/>
+          <w:sz w:val="32"/>
+          <w:szCs w:val="32"/>
+        </w:rPr>
+        <w:t xml:space="preserve">Student </w:t>
+      </w:r>
+      <w:r>
+        <w:rPr>
+          <w:b/>
+          <w:bCs/>
+          <w:sz w:val="32"/>
+          <w:szCs w:val="32"/>
+        </w:rPr>
+        <w:t xml:space="preserve">API Endpoint: </w:t>
+      </w:r>
+    </w:p>
+    <w:p>
+      <w:pPr>
+        <w:rPr>
+          <w:sz w:val="28"/>
+          <w:szCs w:val="28"/>
+        </w:rPr>
+      </w:pPr>
+      <w:r>
+        <w:rPr>
+          <w:sz w:val="28"/>
+          <w:szCs w:val="28"/>
+        </w:rPr>
+        <w:t>POST</w:t>
+      </w:r>
+      <w:r>
+        <w:rPr>
+          <w:sz w:val="28"/>
+          <w:szCs w:val="28"/>
+        </w:rPr>
+        <w:t xml:space="preserve"> /</w:t>
+      </w:r>
+      <w:r>
+        <w:rPr>
+          <w:sz w:val="28"/>
+          <w:szCs w:val="28"/>
+        </w:rPr>
+        <w:t>register</w:t>
+      </w:r>
+      <w:r>
+        <w:rPr>
+          <w:sz w:val="28"/>
+          <w:szCs w:val="28"/>
+        </w:rPr>
+        <w:t>:</w:t>
+      </w:r>
+    </w:p>
+    <w:p>
+      <w:pPr>
+        <w:rPr>
+          <w:sz w:val="24"/>
+          <w:szCs w:val="24"/>
+        </w:rPr>
+      </w:pPr>
+      <w:r>
+        <w:t xml:space="preserve"> </w:t>
+      </w:r>
+      <w:r>
+        <w:rPr>
+          <w:sz w:val="24"/>
+          <w:szCs w:val="24"/>
+        </w:rPr>
+        <w:t xml:space="preserve">Request: </w:t>
+      </w:r>
+    </w:p>
+    <w:p>
+      <w:pPr>
+        <w:rPr>
+          <w:sz w:val="24"/>
+          <w:szCs w:val="24"/>
+        </w:rPr>
+      </w:pPr>
+      <w:r>
+        <w:rPr>
+          <w:sz w:val="24"/>
+          <w:szCs w:val="24"/>
+        </w:rPr>
+        <w:t>{</w:t>
+      </w:r>
+    </w:p>
+    <w:p>
+      <w:pPr>
+        <w:rPr>
+          <w:sz w:val="24"/>
+          <w:szCs w:val="24"/>
+        </w:rPr>
+      </w:pPr>
+      <w:r>
+        <w:rPr>
+          <w:sz w:val="24"/>
+          <w:szCs w:val="24"/>
+        </w:rPr>
+        <w:t xml:space="preserve">  "name": "</w:t>
+      </w:r>
+      <w:proofErr w:type="spellStart"/>
+      <w:r>
+        <w:rPr>
+          <w:sz w:val="24"/>
+          <w:szCs w:val="24"/>
+        </w:rPr>
+        <w:t>raghav</w:t>
+      </w:r>
+      <w:proofErr w:type="spellEnd"/>
+      <w:r>
+        <w:rPr>
+          <w:sz w:val="24"/>
+          <w:szCs w:val="24"/>
+        </w:rPr>
+        <w:t>",</w:t>
+      </w:r>
+    </w:p>
+    <w:p>
+      <w:pPr>
+        <w:rPr>
+          <w:sz w:val="24"/>
+          <w:szCs w:val="24"/>
+        </w:rPr>
+      </w:pPr>
+      <w:r>
+        <w:rPr>
+          <w:sz w:val="24"/>
+          <w:szCs w:val="24"/>
+        </w:rPr>
+        <w:t xml:space="preserve">  "email": "raghavh@example.com",</w:t>
+      </w:r>
+    </w:p>
+    <w:p>
+      <w:pPr>
+        <w:rPr>
+          <w:sz w:val="24"/>
+          <w:szCs w:val="24"/>
+        </w:rPr>
+      </w:pPr>
+      <w:r>
+        <w:rPr>
+          <w:sz w:val="24"/>
+          <w:szCs w:val="24"/>
+        </w:rPr>
+        <w:t xml:space="preserve">  "password": "raghav123",</w:t>
+      </w:r>
+    </w:p>
+    <w:p>
+      <w:pPr>
+        <w:rPr>
+          <w:sz w:val="24"/>
+          <w:szCs w:val="24"/>
+        </w:rPr>
+      </w:pPr>
+      <w:r>
+        <w:rPr>
+          <w:sz w:val="24"/>
+          <w:szCs w:val="24"/>
+        </w:rPr>
+        <w:t xml:space="preserve">  "role": "</w:t>
+      </w:r>
+      <w:r>
+        <w:rPr>
+          <w:sz w:val="24"/>
+          <w:szCs w:val="24"/>
+        </w:rPr>
+        <w:t>student</w:t>
+      </w:r>
+      <w:r>
+        <w:rPr>
+          <w:sz w:val="24"/>
+          <w:szCs w:val="24"/>
+        </w:rPr>
+        <w:t>",</w:t>
+      </w:r>
+    </w:p>
+    <w:p>
+      <w:pPr>
+        <w:rPr>
+          <w:sz w:val="24"/>
+          <w:szCs w:val="24"/>
+        </w:rPr>
+      </w:pPr>
+      <w:r>
+        <w:rPr>
+          <w:sz w:val="24"/>
+          <w:szCs w:val="24"/>
+        </w:rPr>
+        <w:t xml:space="preserve">  "</w:t>
+      </w:r>
+      <w:proofErr w:type="spellStart"/>
+      <w:r>
+        <w:rPr>
+          <w:sz w:val="24"/>
+          <w:szCs w:val="24"/>
+        </w:rPr>
+        <w:t>dob</w:t>
+      </w:r>
+      <w:proofErr w:type="spellEnd"/>
+      <w:r>
+        <w:rPr>
+          <w:sz w:val="24"/>
+          <w:szCs w:val="24"/>
+        </w:rPr>
+        <w:t>": "1985-07-20",</w:t>
+      </w:r>
+    </w:p>
+    <w:p>
+      <w:pPr>
+        <w:rPr>
+          <w:sz w:val="24"/>
+          <w:szCs w:val="24"/>
+        </w:rPr>
+      </w:pPr>
+      <w:r>
+        <w:rPr>
+          <w:sz w:val="24"/>
+          <w:szCs w:val="24"/>
+        </w:rPr>
+        <w:t xml:space="preserve">  }</w:t>
+      </w:r>
+    </w:p>
+    <w:p>
+      <w:pPr>
+        <w:rPr>
+          <w:sz w:val="24"/>
+          <w:szCs w:val="24"/>
+        </w:rPr>
+      </w:pPr>
+      <w:r>
+        <w:rPr>
+          <w:sz w:val="24"/>
+          <w:szCs w:val="24"/>
+        </w:rPr>
+        <w:t>Response:</w:t>
+      </w:r>
+    </w:p>
+    <w:p>
+      <w:pPr>
+        <w:rPr>
+          <w:sz w:val="24"/>
+          <w:szCs w:val="24"/>
+        </w:rPr>
+      </w:pPr>
+      <w:r>
+        <w:rPr>
+          <w:sz w:val="24"/>
+          <w:szCs w:val="24"/>
+        </w:rPr>
+        <w:t>{</w:t>
+      </w:r>
+    </w:p>
+    <w:p>
+      <w:pPr>
+        <w:rPr>
+          <w:sz w:val="24"/>
+          <w:szCs w:val="24"/>
+        </w:rPr>
+      </w:pPr>
+      <w:r>
+        <w:rPr>
+          <w:sz w:val="24"/>
+          <w:szCs w:val="24"/>
+        </w:rPr>
+        <w:t>{</w:t>
+      </w:r>
+    </w:p>
+    <w:p>
+      <w:pPr>
+        <w:rPr>
+          <w:sz w:val="24"/>
+          <w:szCs w:val="24"/>
+        </w:rPr>
+      </w:pPr>
+      <w:r>
+        <w:rPr>
+          <w:sz w:val="24"/>
+          <w:szCs w:val="24"/>
+        </w:rPr>
+        <w:t xml:space="preserve">  "message": "User registered successfully",</w:t>
+      </w:r>
+    </w:p>
+    <w:p>
+      <w:pPr>
+        <w:rPr>
+          <w:sz w:val="24"/>
+          <w:szCs w:val="24"/>
+        </w:rPr>
+      </w:pPr>
+      <w:r>
+        <w:rPr>
+          <w:sz w:val="24"/>
+          <w:szCs w:val="24"/>
+        </w:rPr>
+        <w:t xml:space="preserve">  "user": {</w:t>
+      </w:r>
+    </w:p>
+    <w:p>
+      <w:pPr>
+        <w:rPr>
+          <w:sz w:val="24"/>
+          <w:szCs w:val="24"/>
+        </w:rPr>
+      </w:pPr>
+      <w:r>
+        <w:rPr>
+          <w:sz w:val="24"/>
+          <w:szCs w:val="24"/>
+        </w:rPr>
+        <w:t xml:space="preserve">    "name": "rock",</w:t>
+      </w:r>
+    </w:p>
+    <w:p>
+      <w:pPr>
+        <w:rPr>
+          <w:sz w:val="24"/>
+          <w:szCs w:val="24"/>
+        </w:rPr>
+      </w:pPr>
+      <w:r>
+        <w:rPr>
+          <w:sz w:val="24"/>
+          <w:szCs w:val="24"/>
+        </w:rPr>
+        <w:t xml:space="preserve">    "email": "rock@example.com",</w:t>
+      </w:r>
+    </w:p>
+    <w:p>
+      <w:pPr>
+        <w:rPr>
+          <w:sz w:val="24"/>
+          <w:szCs w:val="24"/>
+        </w:rPr>
+      </w:pPr>
+      <w:r>
+        <w:rPr>
+          <w:sz w:val="24"/>
+          <w:szCs w:val="24"/>
+        </w:rPr>
+        <w:t xml:space="preserve">    "password": "rock12",</w:t>
+      </w:r>
+    </w:p>
+    <w:p>
+      <w:pPr>
+        <w:rPr>
+          <w:sz w:val="24"/>
+          <w:szCs w:val="24"/>
+        </w:rPr>
+      </w:pPr>
+      <w:r>
+        <w:rPr>
+          <w:sz w:val="24"/>
+          <w:szCs w:val="24"/>
+        </w:rPr>
+        <w:t xml:space="preserve">    "role": "student",</w:t>
+      </w:r>
+    </w:p>
+    <w:p>
+      <w:pPr>
+        <w:rPr>
+          <w:sz w:val="24"/>
+          <w:szCs w:val="24"/>
+        </w:rPr>
+      </w:pPr>
+      <w:r>
+        <w:rPr>
+          <w:sz w:val="24"/>
+          <w:szCs w:val="24"/>
+        </w:rPr>
+        <w:t xml:space="preserve">    "_id": "69d28087114c306c67d34843",</w:t>
+      </w:r>
+    </w:p>
+    <w:p>
+      <w:pPr>
+        <w:rPr>
+          <w:sz w:val="24"/>
+          <w:szCs w:val="24"/>
+        </w:rPr>
+      </w:pPr>
+      <w:r>
+        <w:rPr>
+          <w:sz w:val="24"/>
+          <w:szCs w:val="24"/>
+        </w:rPr>
+        <w:t xml:space="preserve">    "</w:t>
+      </w:r>
+      <w:proofErr w:type="spellStart"/>
+      <w:r>
+        <w:rPr>
+          <w:sz w:val="24"/>
+          <w:szCs w:val="24"/>
+        </w:rPr>
+        <w:t>createdAt</w:t>
+      </w:r>
+      <w:proofErr w:type="spellEnd"/>
+      <w:r>
+        <w:rPr>
+          <w:sz w:val="24"/>
+          <w:szCs w:val="24"/>
+        </w:rPr>
+        <w:t>": "2026-04-05T15:32:23.118Z",</w:t>
+      </w:r>
+    </w:p>
+    <w:p>
+      <w:pPr>
+        <w:rPr>
+          <w:sz w:val="24"/>
+          <w:szCs w:val="24"/>
+        </w:rPr>
+      </w:pPr>
+      <w:r>
+        <w:rPr>
+          <w:sz w:val="24"/>
+          <w:szCs w:val="24"/>
+        </w:rPr>
+        <w:t xml:space="preserve">    "</w:t>
+      </w:r>
+      <w:proofErr w:type="spellStart"/>
+      <w:r>
+        <w:rPr>
+          <w:sz w:val="24"/>
+          <w:szCs w:val="24"/>
+        </w:rPr>
+        <w:t>updatedAt</w:t>
+      </w:r>
+      <w:proofErr w:type="spellEnd"/>
+      <w:r>
+        <w:rPr>
+          <w:sz w:val="24"/>
+          <w:szCs w:val="24"/>
+        </w:rPr>
+        <w:t>": "2026-04-05T15:32:23.118Z",</w:t>
+      </w:r>
+    </w:p>
+    <w:p>
+      <w:pPr>
+        <w:rPr>
+          <w:sz w:val="24"/>
+          <w:szCs w:val="24"/>
+        </w:rPr>
+      </w:pPr>
+      <w:r>
+        <w:rPr>
+          <w:sz w:val="24"/>
+          <w:szCs w:val="24"/>
+        </w:rPr>
+        <w:t xml:space="preserve">    "__v": 0</w:t>
+      </w:r>
+    </w:p>
+    <w:p>
+      <w:pPr>
+        <w:rPr>
+          <w:sz w:val="24"/>
+          <w:szCs w:val="24"/>
+        </w:rPr>
+      </w:pPr>
+      <w:r>
+        <w:rPr>
+          <w:sz w:val="24"/>
+          <w:szCs w:val="24"/>
+        </w:rPr>
+        <w:lastRenderedPageBreak/>
+        <w:t xml:space="preserve">  }</w:t>
+      </w:r>
+    </w:p>
+    <w:p>
+      <w:pPr>
+        <w:rPr>
+          <w:sz w:val="24"/>
+          <w:szCs w:val="24"/>
+        </w:rPr>
+      </w:pPr>
+      <w:r>
+        <w:rPr>
+          <w:sz w:val="24"/>
+          <w:szCs w:val="24"/>
+        </w:rPr>
+        <w:t>}</w:t>
+      </w:r>
+    </w:p>
+    <w:p>
+      <w:pPr>
+        <w:ind w:left="360"/>
+        <w:rPr>
+          <w:b/>
+          <w:bCs/>
+          <w:sz w:val="32"/>
+          <w:szCs w:val="32"/>
+        </w:rPr>
+      </w:pPr>
+      <w:r>
+        <w:rPr>
+          <w:b/>
+          <w:bCs/>
+          <w:sz w:val="32"/>
+          <w:szCs w:val="32"/>
+        </w:rPr>
+        <w:t>3.</w:t>
+      </w:r>
+      <w:r>
+        <w:rPr>
+          <w:b/>
+          <w:bCs/>
+          <w:sz w:val="32"/>
+          <w:szCs w:val="32"/>
+        </w:rPr>
+        <w:t xml:space="preserve">Register </w:t>
+      </w:r>
+      <w:r>
+        <w:rPr>
+          <w:b/>
+          <w:bCs/>
+          <w:sz w:val="32"/>
+          <w:szCs w:val="32"/>
+        </w:rPr>
+        <w:t xml:space="preserve">Login API </w:t>
+      </w:r>
+      <w:r>
+        <w:rPr>
+          <w:b/>
+          <w:bCs/>
+          <w:sz w:val="32"/>
+          <w:szCs w:val="32"/>
+        </w:rPr>
+        <w:t xml:space="preserve">Endpoint: </w:t>
+      </w:r>
+    </w:p>
+    <w:p>
+      <w:pPr>
+        <w:rPr>
+          <w:sz w:val="28"/>
+          <w:szCs w:val="28"/>
+        </w:rPr>
+      </w:pPr>
+      <w:r>
+        <w:rPr>
+          <w:sz w:val="28"/>
+          <w:szCs w:val="28"/>
+        </w:rPr>
+        <w:t>POST</w:t>
+      </w:r>
+      <w:r>
+        <w:rPr>
+          <w:sz w:val="28"/>
+          <w:szCs w:val="28"/>
+        </w:rPr>
+        <w:t xml:space="preserve"> /</w:t>
+      </w:r>
+      <w:r>
+        <w:rPr>
+          <w:sz w:val="28"/>
+          <w:szCs w:val="28"/>
+        </w:rPr>
+        <w:t>login</w:t>
+      </w:r>
+      <w:r>
+        <w:rPr>
+          <w:sz w:val="28"/>
+          <w:szCs w:val="28"/>
+        </w:rPr>
+        <w:t>:</w:t>
+      </w:r>
+    </w:p>
+    <w:p>
+      <w:pPr>
+        <w:rPr>
+          <w:sz w:val="24"/>
+          <w:szCs w:val="24"/>
+        </w:rPr>
+      </w:pPr>
+      <w:r>
+        <w:t xml:space="preserve"> </w:t>
+      </w:r>
+      <w:r>
+        <w:rPr>
+          <w:sz w:val="24"/>
+          <w:szCs w:val="24"/>
+        </w:rPr>
+        <w:t xml:space="preserve">Request: </w:t>
+      </w:r>
+    </w:p>
+    <w:p>
+      <w:pPr>
+        <w:rPr>
+          <w:sz w:val="24"/>
+          <w:szCs w:val="24"/>
+        </w:rPr>
+      </w:pPr>
+      <w:r>
+        <w:rPr>
+          <w:sz w:val="24"/>
+          <w:szCs w:val="24"/>
+        </w:rPr>
+        <w:t>{</w:t>
+      </w:r>
+    </w:p>
+    <w:p>
+      <w:pPr>
+        <w:rPr>
+          <w:sz w:val="24"/>
+          <w:szCs w:val="24"/>
+        </w:rPr>
+      </w:pPr>
+      <w:r>
+        <w:rPr>
+          <w:sz w:val="24"/>
+          <w:szCs w:val="24"/>
+        </w:rPr>
+        <w:t xml:space="preserve">  "name": "</w:t>
+      </w:r>
+      <w:proofErr w:type="spellStart"/>
+      <w:r>
+        <w:rPr>
+          <w:sz w:val="24"/>
+          <w:szCs w:val="24"/>
+        </w:rPr>
+        <w:t>raghav</w:t>
+      </w:r>
+      <w:proofErr w:type="spellEnd"/>
+      <w:r>
+        <w:rPr>
+          <w:sz w:val="24"/>
+          <w:szCs w:val="24"/>
+        </w:rPr>
+        <w:t>",</w:t>
+      </w:r>
+    </w:p>
+    <w:p>
+      <w:pPr>
+        <w:rPr>
+          <w:sz w:val="24"/>
+          <w:szCs w:val="24"/>
+        </w:rPr>
+      </w:pPr>
+      <w:r>
+        <w:rPr>
+          <w:sz w:val="24"/>
+          <w:szCs w:val="24"/>
+        </w:rPr>
+        <w:t xml:space="preserve"> </w:t>
+      </w:r>
+      <w:r>
+        <w:rPr>
+          <w:sz w:val="24"/>
+          <w:szCs w:val="24"/>
+        </w:rPr>
+        <w:t xml:space="preserve"> "email": "raghavh@example.com</w:t>
+      </w:r>
+      <w:proofErr w:type="gramStart"/>
+      <w:r>
+        <w:rPr>
+          <w:sz w:val="24"/>
+          <w:szCs w:val="24"/>
+        </w:rPr>
+        <w:t>"</w:t>
+      </w:r>
+      <w:r>
+        <w:rPr>
+          <w:sz w:val="24"/>
+          <w:szCs w:val="24"/>
+        </w:rPr>
+        <w:t xml:space="preserve">  }</w:t>
+      </w:r>
+      <w:proofErr w:type="gramEnd"/>
+    </w:p>
+    <w:p>
+      <w:pPr>
+        <w:rPr>
+          <w:sz w:val="24"/>
+          <w:szCs w:val="24"/>
+        </w:rPr>
+      </w:pPr>
+      <w:r>
+        <w:rPr>
+          <w:sz w:val="24"/>
+          <w:szCs w:val="24"/>
+        </w:rPr>
+        <w:t>Response:</w:t>
+      </w:r>
+    </w:p>
+    <w:p>
+      <w:pPr>
+        <w:rPr>
+          <w:sz w:val="24"/>
+          <w:szCs w:val="24"/>
+        </w:rPr>
+      </w:pPr>
+      <w:r>
+        <w:rPr>
+          <w:sz w:val="24"/>
+          <w:szCs w:val="24"/>
+        </w:rPr>
+        <w:t>{</w:t>
+      </w:r>
+    </w:p>
+    <w:p>
+      <w:pPr>
+        <w:rPr>
+          <w:sz w:val="24"/>
+          <w:szCs w:val="24"/>
+        </w:rPr>
+      </w:pPr>
+      <w:r>
+        <w:rPr>
+          <w:sz w:val="24"/>
+          <w:szCs w:val="24"/>
+        </w:rPr>
+        <w:t xml:space="preserve">  "message": "Login successful",</w:t>
+      </w:r>
+    </w:p>
+    <w:p>
+      <w:pPr>
+        <w:rPr>
+          <w:sz w:val="24"/>
+          <w:szCs w:val="24"/>
+        </w:rPr>
+      </w:pPr>
+      <w:r>
+        <w:rPr>
+          <w:sz w:val="24"/>
+          <w:szCs w:val="24"/>
+        </w:rPr>
+        <w:t xml:space="preserve">  "user": {</w:t>
+      </w:r>
+    </w:p>
+    <w:p>
+      <w:pPr>
+        <w:rPr>
+          <w:sz w:val="24"/>
+          <w:szCs w:val="24"/>
+        </w:rPr>
+      </w:pPr>
+      <w:r>
+        <w:rPr>
+          <w:sz w:val="24"/>
+          <w:szCs w:val="24"/>
+        </w:rPr>
+        <w:t xml:space="preserve">    "_id": "69d28087114c306c67d34843",</w:t>
+      </w:r>
+    </w:p>
+    <w:p>
+      <w:pPr>
+        <w:rPr>
+          <w:sz w:val="24"/>
+          <w:szCs w:val="24"/>
+        </w:rPr>
+      </w:pPr>
+      <w:r>
+        <w:rPr>
+          <w:sz w:val="24"/>
+          <w:szCs w:val="24"/>
+        </w:rPr>
+        <w:t xml:space="preserve">    "name": "rock",</w:t>
+      </w:r>
+    </w:p>
+    <w:p>
+      <w:pPr>
+        <w:rPr>
+          <w:sz w:val="24"/>
+          <w:szCs w:val="24"/>
+        </w:rPr>
+      </w:pPr>
+      <w:r>
+        <w:rPr>
+          <w:sz w:val="24"/>
+          <w:szCs w:val="24"/>
+        </w:rPr>
+        <w:t xml:space="preserve">    "email": "rock@example.com",</w:t>
+      </w:r>
+    </w:p>
+    <w:p>
+      <w:pPr>
+        <w:rPr>
+          <w:sz w:val="24"/>
+          <w:szCs w:val="24"/>
+        </w:rPr>
+      </w:pPr>
+      <w:r>
+        <w:rPr>
+          <w:sz w:val="24"/>
+          <w:szCs w:val="24"/>
+        </w:rPr>
+        <w:t xml:space="preserve">    "password": "rock12",</w:t>
+      </w:r>
+    </w:p>
+    <w:p>
+      <w:pPr>
+        <w:rPr>
+          <w:sz w:val="24"/>
+          <w:szCs w:val="24"/>
+        </w:rPr>
+      </w:pPr>
+      <w:r>
+        <w:rPr>
+          <w:sz w:val="24"/>
+          <w:szCs w:val="24"/>
+        </w:rPr>
+        <w:t xml:space="preserve">    "role": "student",</w:t>
+      </w:r>
+    </w:p>
+    <w:p>
+      <w:pPr>
+        <w:rPr>
+          <w:sz w:val="24"/>
+          <w:szCs w:val="24"/>
+        </w:rPr>
+      </w:pPr>
+      <w:r>
+        <w:rPr>
+          <w:sz w:val="24"/>
+          <w:szCs w:val="24"/>
+        </w:rPr>
+        <w:t xml:space="preserve">    "</w:t>
+      </w:r>
+      <w:proofErr w:type="spellStart"/>
+      <w:r>
+        <w:rPr>
+          <w:sz w:val="24"/>
+          <w:szCs w:val="24"/>
+        </w:rPr>
+        <w:t>createdAt</w:t>
+      </w:r>
+      <w:proofErr w:type="spellEnd"/>
+      <w:r>
+        <w:rPr>
+          <w:sz w:val="24"/>
+          <w:szCs w:val="24"/>
+        </w:rPr>
+        <w:t>": "2026-04-05T15:32:23.118Z",</w:t>
+      </w:r>
+    </w:p>
+    <w:p>
+      <w:pPr>
+        <w:rPr>
+          <w:sz w:val="24"/>
+          <w:szCs w:val="24"/>
+        </w:rPr>
+      </w:pPr>
+      <w:r>
+        <w:rPr>
+          <w:sz w:val="24"/>
+          <w:szCs w:val="24"/>
+        </w:rPr>
+        <w:t xml:space="preserve">    "</w:t>
+      </w:r>
+      <w:proofErr w:type="spellStart"/>
+      <w:r>
+        <w:rPr>
+          <w:sz w:val="24"/>
+          <w:szCs w:val="24"/>
+        </w:rPr>
+        <w:t>updatedAt</w:t>
+      </w:r>
+      <w:proofErr w:type="spellEnd"/>
+      <w:r>
+        <w:rPr>
+          <w:sz w:val="24"/>
+          <w:szCs w:val="24"/>
+        </w:rPr>
+        <w:t>": "2026-04-05T15:32:23.118Z",</w:t>
+      </w:r>
+    </w:p>
+    <w:p>
+      <w:pPr>
+        <w:rPr>
+          <w:sz w:val="24"/>
+          <w:szCs w:val="24"/>
+        </w:rPr>
+      </w:pPr>
+      <w:r>
+        <w:rPr>
+          <w:sz w:val="24"/>
+          <w:szCs w:val="24"/>
+        </w:rPr>
+        <w:t xml:space="preserve">    "__v": 0</w:t>
+      </w:r>
+    </w:p>
+    <w:p>
+      <w:pPr>
+        <w:rPr>
+          <w:sz w:val="24"/>
+          <w:szCs w:val="24"/>
+        </w:rPr>
+      </w:pPr>
+      <w:r>
+        <w:rPr>
+          <w:sz w:val="24"/>
+          <w:szCs w:val="24"/>
+        </w:rPr>
+        <w:t xml:space="preserve">  }</w:t>
+      </w:r>
+    </w:p>
+    <w:p>
+      <w:pPr>
+        <w:rPr>
+          <w:sz w:val="24"/>
+          <w:szCs w:val="24"/>
+        </w:rPr>
+      </w:pPr>
+      <w:r>
+        <w:rPr>
+          <w:sz w:val="24"/>
+          <w:szCs w:val="24"/>
+        </w:rPr>
+        <w:t>}</w:t>
+      </w:r>
+    </w:p>
+    <w:p>
+      <w:pPr>
+        <w:ind w:left="360"/>
+        <w:rPr>
+          <w:b/>
+          <w:bCs/>
+          <w:sz w:val="32"/>
+          <w:szCs w:val="32"/>
+        </w:rPr>
+      </w:pPr>
+      <w:proofErr w:type="gramStart"/>
+      <w:r>
+        <w:rPr>
+          <w:b/>
+          <w:bCs/>
+          <w:sz w:val="32"/>
+          <w:szCs w:val="32"/>
+        </w:rPr>
+        <w:t>4.GET  All</w:t>
+      </w:r>
+      <w:proofErr w:type="gramEnd"/>
+      <w:r>
+        <w:rPr>
+          <w:b/>
+          <w:bCs/>
+          <w:sz w:val="32"/>
+          <w:szCs w:val="32"/>
+        </w:rPr>
+        <w:t xml:space="preserve"> details of user </w:t>
+      </w:r>
+      <w:r>
+        <w:rPr>
+          <w:b/>
+          <w:bCs/>
+          <w:sz w:val="32"/>
+          <w:szCs w:val="32"/>
+        </w:rPr>
+        <w:t xml:space="preserve">API Endpoint: </w:t>
+      </w:r>
+    </w:p>
+    <w:p>
+      <w:pPr>
+        <w:rPr>
+          <w:sz w:val="28"/>
+          <w:szCs w:val="28"/>
+        </w:rPr>
+      </w:pPr>
+      <w:r>
+        <w:rPr>
+          <w:sz w:val="28"/>
+          <w:szCs w:val="28"/>
+        </w:rPr>
+        <w:t>GET</w:t>
+      </w:r>
+      <w:r>
+        <w:rPr>
+          <w:sz w:val="28"/>
+          <w:szCs w:val="28"/>
+        </w:rPr>
+        <w:t>/</w:t>
+      </w:r>
+      <w:proofErr w:type="spellStart"/>
+      <w:r>
+        <w:rPr>
+          <w:sz w:val="28"/>
+          <w:szCs w:val="28"/>
+        </w:rPr>
+        <w:t>getUser</w:t>
+      </w:r>
+      <w:proofErr w:type="spellEnd"/>
+    </w:p>
+    <w:p>
+      <w:pPr>
+        <w:rPr>
+          <w:sz w:val="28"/>
+          <w:szCs w:val="28"/>
+        </w:rPr>
+      </w:pPr>
+      <w:proofErr w:type="gramStart"/>
+      <w:r>
+        <w:rPr>
+          <w:sz w:val="28"/>
+          <w:szCs w:val="28"/>
+        </w:rPr>
+        <w:t>Response :</w:t>
+      </w:r>
+      <w:proofErr w:type="gramEnd"/>
+      <w:r>
+        <w:rPr>
+          <w:sz w:val="28"/>
+          <w:szCs w:val="28"/>
+        </w:rPr>
+        <w:t xml:space="preserve"> {  All users stored data in database }</w:t>
+      </w:r>
+    </w:p>
+    <w:p>
+      <w:pPr>
+        <w:rPr>
+          <w:sz w:val="28"/>
+          <w:szCs w:val="28"/>
+        </w:rPr>
+      </w:pPr>
+    </w:p>
+    <w:p>
+      <w:pPr>
+        <w:ind w:left="360"/>
+        <w:rPr>
+          <w:b/>
+          <w:bCs/>
+          <w:sz w:val="32"/>
+          <w:szCs w:val="32"/>
+        </w:rPr>
+      </w:pPr>
+      <w:proofErr w:type="gramStart"/>
+      <w:r>
+        <w:rPr>
+          <w:b/>
+          <w:bCs/>
+          <w:sz w:val="32"/>
+          <w:szCs w:val="32"/>
+        </w:rPr>
+        <w:lastRenderedPageBreak/>
+        <w:t>4.GET  All</w:t>
+      </w:r>
+      <w:proofErr w:type="gramEnd"/>
+      <w:r>
+        <w:rPr>
+          <w:b/>
+          <w:bCs/>
+          <w:sz w:val="32"/>
+          <w:szCs w:val="32"/>
+        </w:rPr>
+        <w:t xml:space="preserve"> details of user By </w:t>
+      </w:r>
+      <w:proofErr w:type="spellStart"/>
+      <w:r>
+        <w:rPr>
+          <w:b/>
+          <w:bCs/>
+          <w:sz w:val="32"/>
+          <w:szCs w:val="32"/>
+        </w:rPr>
+        <w:t>emailId</w:t>
+      </w:r>
+      <w:proofErr w:type="spellEnd"/>
+      <w:r>
+        <w:rPr>
+          <w:b/>
+          <w:bCs/>
+          <w:sz w:val="32"/>
+          <w:szCs w:val="32"/>
+        </w:rPr>
+        <w:t xml:space="preserve"> </w:t>
+      </w:r>
+      <w:r>
+        <w:rPr>
+          <w:b/>
+          <w:bCs/>
+          <w:sz w:val="32"/>
+          <w:szCs w:val="32"/>
+        </w:rPr>
+        <w:t xml:space="preserve">API Endpoint: </w:t>
+      </w:r>
+    </w:p>
+    <w:p>
+      <w:pPr>
+        <w:rPr>
+          <w:sz w:val="28"/>
+          <w:szCs w:val="28"/>
+        </w:rPr>
+      </w:pPr>
+      <w:r>
+        <w:rPr>
+          <w:sz w:val="28"/>
+          <w:szCs w:val="28"/>
+        </w:rPr>
+        <w:t>GET</w:t>
+      </w:r>
+      <w:r>
+        <w:rPr>
+          <w:sz w:val="28"/>
+          <w:szCs w:val="28"/>
+        </w:rPr>
+        <w:t>/</w:t>
+      </w:r>
+      <w:r>
+        <w:rPr>
+          <w:sz w:val="28"/>
+          <w:szCs w:val="28"/>
+        </w:rPr>
+        <w:t>user</w:t>
+      </w:r>
+      <w:proofErr w:type="gramStart"/>
+      <w:r>
+        <w:rPr>
+          <w:sz w:val="28"/>
+          <w:szCs w:val="28"/>
+        </w:rPr>
+        <w:t>/:email</w:t>
+      </w:r>
+      <w:proofErr w:type="gramEnd"/>
+    </w:p>
+    <w:p>
+      <w:pPr>
+        <w:rPr>
+          <w:sz w:val="28"/>
+          <w:szCs w:val="28"/>
+        </w:rPr>
+      </w:pPr>
+      <w:r>
+        <w:rPr>
+          <w:sz w:val="28"/>
+          <w:szCs w:val="28"/>
+        </w:rPr>
+        <w:t xml:space="preserve">  Example </w:t>
+      </w:r>
+      <w:proofErr w:type="gramStart"/>
+      <w:r>
+        <w:rPr>
+          <w:sz w:val="28"/>
+          <w:szCs w:val="28"/>
+        </w:rPr>
+        <w:t>URL :</w:t>
+      </w:r>
+      <w:proofErr w:type="gramEnd"/>
+      <w:r>
+        <w:rPr>
+          <w:sz w:val="28"/>
+          <w:szCs w:val="28"/>
+        </w:rPr>
+        <w:t xml:space="preserve">      /user/</w:t>
+      </w:r>
+      <w:r>
+        <w:rPr>
+          <w:sz w:val="24"/>
+          <w:szCs w:val="24"/>
+        </w:rPr>
+        <w:t xml:space="preserve"> rock@example.com</w:t>
+      </w:r>
+    </w:p>
+    <w:p>
+      <w:pPr>
+        <w:rPr>
+          <w:sz w:val="28"/>
+          <w:szCs w:val="28"/>
+        </w:rPr>
+      </w:pPr>
+      <w:proofErr w:type="gramStart"/>
+      <w:r>
+        <w:rPr>
+          <w:sz w:val="28"/>
+          <w:szCs w:val="28"/>
+        </w:rPr>
+        <w:t>Response :</w:t>
+      </w:r>
+      <w:proofErr w:type="gramEnd"/>
+      <w:r>
+        <w:rPr>
+          <w:sz w:val="28"/>
+          <w:szCs w:val="28"/>
+        </w:rPr>
+        <w:t xml:space="preserve"> {  users data of specific email id stored data in database }</w:t>
+      </w:r>
+    </w:p>
+    <w:p>
+      <w:pPr>
+        <w:rPr>
+          <w:sz w:val="28"/>
+          <w:szCs w:val="28"/>
+        </w:rPr>
+      </w:pPr>
+    </w:p>
+    <w:p>
+      <w:pPr>
+        <w:ind w:left="360"/>
+        <w:rPr>
+          <w:b/>
+          <w:bCs/>
+          <w:sz w:val="32"/>
+          <w:szCs w:val="32"/>
+        </w:rPr>
+      </w:pPr>
+      <w:r>
+        <w:rPr>
+          <w:b/>
+          <w:bCs/>
+          <w:sz w:val="32"/>
+          <w:szCs w:val="32"/>
+        </w:rPr>
+        <w:t xml:space="preserve">5.Teachers CRUD activity </w:t>
+      </w:r>
+      <w:r>
+        <w:rPr>
+          <w:b/>
+          <w:bCs/>
+          <w:sz w:val="32"/>
+          <w:szCs w:val="32"/>
+        </w:rPr>
+        <w:t xml:space="preserve">API Endpoint: </w:t>
+      </w:r>
+    </w:p>
+    <w:p>
+      <w:pPr>
+        <w:pStyle w:val="ListParagraph"/>
+        <w:numPr>
+          <w:ilvl w:val="0"/>
+          <w:numId w:val="3"/>
+        </w:numPr>
+        <w:rPr>
+          <w:sz w:val="28"/>
+          <w:szCs w:val="28"/>
+        </w:rPr>
+      </w:pPr>
+      <w:r>
+        <w:rPr>
+          <w:sz w:val="28"/>
+          <w:szCs w:val="28"/>
+        </w:rPr>
+        <w:t>GET/</w:t>
+      </w:r>
+      <w:proofErr w:type="spellStart"/>
+      <w:r>
+        <w:rPr>
+          <w:rFonts w:ascii="Consolas" w:eastAsia="Times New Roman" w:hAnsi="Consolas" w:cs="Times New Roman"/>
+          <w:color w:val="000000" w:themeColor="text1"/>
+          <w:sz w:val="30"/>
+          <w:szCs w:val="30"/>
+        </w:rPr>
+        <w:t>getTeacher</w:t>
+      </w:r>
+      <w:proofErr w:type="spellEnd"/>
+    </w:p>
+    <w:p>
+      <w:pPr>
+        <w:pStyle w:val="ListParagraph"/>
+        <w:rPr>
+          <w:sz w:val="28"/>
+          <w:szCs w:val="28"/>
+        </w:rPr>
+      </w:pPr>
+      <w:proofErr w:type="gramStart"/>
+      <w:r>
+        <w:rPr>
+          <w:sz w:val="28"/>
+          <w:szCs w:val="28"/>
+        </w:rPr>
         <w:t>Response :</w:t>
       </w:r>
       <w:proofErr w:type="gramEnd"/>
@@ -1605,8 +4396,6 @@
         </w:rPr>
         <w:t>": "C# for Game Development",</w:t>
       </w:r>
-      <w:bookmarkStart w:id="0" w:name="_GoBack"/>
-      <w:bookmarkEnd w:id="0"/>
     </w:p>
     <w:p>
       <w:pPr>
@@ -1701,6 +4490,7 @@
           <w:sz w:val="24"/>
           <w:szCs w:val="24"/>
         </w:rPr>
+        <w:lastRenderedPageBreak/>
         <w:t xml:space="preserve">  }</w:t>
       </w:r>
     </w:p>
@@ -1783,22 +4573,22 @@
       <w:pPr>
         <w:pStyle w:val="ListParagraph"/>
         <w:rPr>
-          <w:sz w:val="28"/>
-          <w:szCs w:val="28"/>
-        </w:rPr>
-      </w:pPr>
-      <w:r>
-        <w:rPr>
-          <w:sz w:val="28"/>
-          <w:szCs w:val="28"/>
+          <w:sz w:val="24"/>
+          <w:szCs w:val="24"/>
+        </w:rPr>
+      </w:pPr>
+      <w:r>
+        <w:rPr>
+          <w:sz w:val="24"/>
+          <w:szCs w:val="24"/>
         </w:rPr>
         <w:t xml:space="preserve">Response of all course details assigned by specific teacher with the given id as a </w:t>
       </w:r>
       <w:proofErr w:type="spellStart"/>
       <w:r>
         <w:rPr>
-          <w:sz w:val="28"/>
-          <w:szCs w:val="28"/>
+          <w:sz w:val="24"/>
+          <w:szCs w:val="24"/>
         </w:rPr>
         <w:t>param</w:t>
       </w:r>
@@ -1974,7 +4764,6 @@
           <w:sz w:val="28"/>
           <w:szCs w:val="28"/>
         </w:rPr>
-        <w:lastRenderedPageBreak/>
         <w:t>DEL</w:t>
       </w:r>
       <w:r>
@@ -2073,30 +4862,6 @@
         </w:rPr>
         <w:t>}</w:t>
       </w:r>
-    </w:p>
-    <w:p>
-      <w:pPr>
-        <w:rPr>
-          <w:sz w:val="24"/>
-          <w:szCs w:val="24"/>
-        </w:rPr>
-      </w:pPr>
-    </w:p>
-    <w:p>
-      <w:pPr>
-        <w:rPr>
-          <w:sz w:val="24"/>
-          <w:szCs w:val="24"/>
-        </w:rPr>
-      </w:pPr>
-    </w:p>
-    <w:p>
-      <w:pPr>
-        <w:rPr>
-          <w:sz w:val="24"/>
-          <w:szCs w:val="24"/>
-        </w:rPr>
-      </w:pPr>
     </w:p>
     <w:p>
       <w:pPr>
@@ -2115,1215 +4880,7 @@
           <w:sz w:val="32"/>
           <w:szCs w:val="32"/>
         </w:rPr>
-        <w:t>2.</w:t>
-      </w:r>
-      <w:r>
-        <w:rPr>
-          <w:b/>
-          <w:bCs/>
-          <w:sz w:val="32"/>
-          <w:szCs w:val="32"/>
-        </w:rPr>
-        <w:t xml:space="preserve">Register </w:t>
-      </w:r>
-      <w:r>
-        <w:rPr>
-          <w:b/>
-          <w:bCs/>
-          <w:sz w:val="32"/>
-          <w:szCs w:val="32"/>
-        </w:rPr>
-        <w:t xml:space="preserve">Student </w:t>
-      </w:r>
-      <w:r>
-        <w:rPr>
-          <w:b/>
-          <w:bCs/>
-          <w:sz w:val="32"/>
-          <w:szCs w:val="32"/>
-        </w:rPr>
-        <w:t xml:space="preserve">API Endpoint: </w:t>
-      </w:r>
-    </w:p>
-    <w:p>
-      <w:pPr>
-        <w:rPr>
-          <w:sz w:val="28"/>
-          <w:szCs w:val="28"/>
-        </w:rPr>
-      </w:pPr>
-      <w:r>
-        <w:rPr>
-          <w:sz w:val="28"/>
-          <w:szCs w:val="28"/>
-        </w:rPr>
-        <w:t>POST</w:t>
-      </w:r>
-      <w:r>
-        <w:rPr>
-          <w:sz w:val="28"/>
-          <w:szCs w:val="28"/>
-        </w:rPr>
-        <w:t xml:space="preserve"> /</w:t>
-      </w:r>
-      <w:r>
-        <w:rPr>
-          <w:sz w:val="28"/>
-          <w:szCs w:val="28"/>
-        </w:rPr>
-        <w:t>register</w:t>
-      </w:r>
-      <w:r>
-        <w:rPr>
-          <w:sz w:val="28"/>
-          <w:szCs w:val="28"/>
-        </w:rPr>
-        <w:t>:</w:t>
-      </w:r>
-    </w:p>
-    <w:p>
-      <w:pPr>
-        <w:rPr>
-          <w:sz w:val="24"/>
-          <w:szCs w:val="24"/>
-        </w:rPr>
-      </w:pPr>
-      <w:r>
-        <w:t xml:space="preserve"> </w:t>
-      </w:r>
-      <w:r>
-        <w:rPr>
-          <w:sz w:val="24"/>
-          <w:szCs w:val="24"/>
-        </w:rPr>
-        <w:t xml:space="preserve">Request: </w:t>
-      </w:r>
-    </w:p>
-    <w:p>
-      <w:pPr>
-        <w:rPr>
-          <w:sz w:val="24"/>
-          <w:szCs w:val="24"/>
-        </w:rPr>
-      </w:pPr>
-      <w:r>
-        <w:rPr>
-          <w:sz w:val="24"/>
-          <w:szCs w:val="24"/>
-        </w:rPr>
-        <w:t>{</w:t>
-      </w:r>
-    </w:p>
-    <w:p>
-      <w:pPr>
-        <w:rPr>
-          <w:sz w:val="24"/>
-          <w:szCs w:val="24"/>
-        </w:rPr>
-      </w:pPr>
-      <w:r>
-        <w:rPr>
-          <w:sz w:val="24"/>
-          <w:szCs w:val="24"/>
-        </w:rPr>
-        <w:t xml:space="preserve">  "name": "</w:t>
-      </w:r>
-      <w:proofErr w:type="spellStart"/>
-      <w:r>
-        <w:rPr>
-          <w:sz w:val="24"/>
-          <w:szCs w:val="24"/>
-        </w:rPr>
-        <w:t>raghav</w:t>
-      </w:r>
-      <w:proofErr w:type="spellEnd"/>
-      <w:r>
-        <w:rPr>
-          <w:sz w:val="24"/>
-          <w:szCs w:val="24"/>
-        </w:rPr>
-        <w:t>",</w:t>
-      </w:r>
-    </w:p>
-    <w:p>
-      <w:pPr>
-        <w:rPr>
-          <w:sz w:val="24"/>
-          <w:szCs w:val="24"/>
-        </w:rPr>
-      </w:pPr>
-      <w:r>
-        <w:rPr>
-          <w:sz w:val="24"/>
-          <w:szCs w:val="24"/>
-        </w:rPr>
-        <w:t xml:space="preserve">  "email": "raghavh@example.com",</w:t>
-      </w:r>
-    </w:p>
-    <w:p>
-      <w:pPr>
-        <w:rPr>
-          <w:sz w:val="24"/>
-          <w:szCs w:val="24"/>
-        </w:rPr>
-      </w:pPr>
-      <w:r>
-        <w:rPr>
-          <w:sz w:val="24"/>
-          <w:szCs w:val="24"/>
-        </w:rPr>
-        <w:t xml:space="preserve">  "password": "raghav123",</w:t>
-      </w:r>
-    </w:p>
-    <w:p>
-      <w:pPr>
-        <w:rPr>
-          <w:sz w:val="24"/>
-          <w:szCs w:val="24"/>
-        </w:rPr>
-      </w:pPr>
-      <w:r>
-        <w:rPr>
-          <w:sz w:val="24"/>
-          <w:szCs w:val="24"/>
-        </w:rPr>
-        <w:t xml:space="preserve">  "role": "</w:t>
-      </w:r>
-      <w:r>
-        <w:rPr>
-          <w:sz w:val="24"/>
-          <w:szCs w:val="24"/>
-        </w:rPr>
-        <w:t>student</w:t>
-      </w:r>
-      <w:r>
-        <w:rPr>
-          <w:sz w:val="24"/>
-          <w:szCs w:val="24"/>
-        </w:rPr>
-        <w:t>",</w:t>
-      </w:r>
-    </w:p>
-    <w:p>
-      <w:pPr>
-        <w:rPr>
-          <w:sz w:val="24"/>
-          <w:szCs w:val="24"/>
-        </w:rPr>
-      </w:pPr>
-      <w:r>
-        <w:rPr>
-          <w:sz w:val="24"/>
-          <w:szCs w:val="24"/>
-        </w:rPr>
-        <w:t xml:space="preserve">  "</w:t>
-      </w:r>
-      <w:proofErr w:type="spellStart"/>
-      <w:r>
-        <w:rPr>
-          <w:sz w:val="24"/>
-          <w:szCs w:val="24"/>
-        </w:rPr>
-        <w:t>dob</w:t>
-      </w:r>
-      <w:proofErr w:type="spellEnd"/>
-      <w:r>
-        <w:rPr>
-          <w:sz w:val="24"/>
-          <w:szCs w:val="24"/>
-        </w:rPr>
-        <w:t>": "1985-07-20",</w:t>
-      </w:r>
-    </w:p>
-    <w:p>
-      <w:pPr>
-        <w:rPr>
-          <w:sz w:val="24"/>
-          <w:szCs w:val="24"/>
-        </w:rPr>
-      </w:pPr>
-      <w:r>
-        <w:rPr>
-          <w:sz w:val="24"/>
-          <w:szCs w:val="24"/>
-        </w:rPr>
-        <w:t xml:space="preserve">  }</w:t>
-      </w:r>
-    </w:p>
-    <w:p>
-      <w:pPr>
-        <w:rPr>
-          <w:sz w:val="24"/>
-          <w:szCs w:val="24"/>
-        </w:rPr>
-      </w:pPr>
-      <w:r>
-        <w:rPr>
-          <w:sz w:val="24"/>
-          <w:szCs w:val="24"/>
-        </w:rPr>
-        <w:t>Response:</w:t>
-      </w:r>
-    </w:p>
-    <w:p>
-      <w:pPr>
-        <w:rPr>
-          <w:sz w:val="24"/>
-          <w:szCs w:val="24"/>
-        </w:rPr>
-      </w:pPr>
-      <w:r>
-        <w:rPr>
-          <w:sz w:val="24"/>
-          <w:szCs w:val="24"/>
-        </w:rPr>
-        <w:t>{</w:t>
-      </w:r>
-    </w:p>
-    <w:p>
-      <w:pPr>
-        <w:rPr>
-          <w:sz w:val="24"/>
-          <w:szCs w:val="24"/>
-        </w:rPr>
-      </w:pPr>
-      <w:r>
-        <w:rPr>
-          <w:sz w:val="24"/>
-          <w:szCs w:val="24"/>
-        </w:rPr>
-        <w:t>{</w:t>
-      </w:r>
-    </w:p>
-    <w:p>
-      <w:pPr>
-        <w:rPr>
-          <w:sz w:val="24"/>
-          <w:szCs w:val="24"/>
-        </w:rPr>
-      </w:pPr>
-      <w:r>
-        <w:rPr>
-          <w:sz w:val="24"/>
-          <w:szCs w:val="24"/>
-        </w:rPr>
-        <w:t xml:space="preserve">  "message": "User registered successfully",</w:t>
-      </w:r>
-    </w:p>
-    <w:p>
-      <w:pPr>
-        <w:rPr>
-          <w:sz w:val="24"/>
-          <w:szCs w:val="24"/>
-        </w:rPr>
-      </w:pPr>
-      <w:r>
-        <w:rPr>
-          <w:sz w:val="24"/>
-          <w:szCs w:val="24"/>
-        </w:rPr>
-        <w:t xml:space="preserve">  "user": {</w:t>
-      </w:r>
-    </w:p>
-    <w:p>
-      <w:pPr>
-        <w:rPr>
-          <w:sz w:val="24"/>
-          <w:szCs w:val="24"/>
-        </w:rPr>
-      </w:pPr>
-      <w:r>
-        <w:rPr>
-          <w:sz w:val="24"/>
-          <w:szCs w:val="24"/>
-        </w:rPr>
-        <w:t xml:space="preserve">    "name": "rock",</w:t>
-      </w:r>
-    </w:p>
-    <w:p>
-      <w:pPr>
-        <w:rPr>
-          <w:sz w:val="24"/>
-          <w:szCs w:val="24"/>
-        </w:rPr>
-      </w:pPr>
-      <w:r>
-        <w:rPr>
-          <w:sz w:val="24"/>
-          <w:szCs w:val="24"/>
-        </w:rPr>
-        <w:t xml:space="preserve">    "email": "rock@example.com",</w:t>
-      </w:r>
-    </w:p>
-    <w:p>
-      <w:pPr>
-        <w:rPr>
-          <w:sz w:val="24"/>
-          <w:szCs w:val="24"/>
-        </w:rPr>
-      </w:pPr>
-      <w:r>
-        <w:rPr>
-          <w:sz w:val="24"/>
-          <w:szCs w:val="24"/>
-        </w:rPr>
-        <w:t xml:space="preserve">    "password": "rock12",</w:t>
-      </w:r>
-    </w:p>
-    <w:p>
-      <w:pPr>
-        <w:rPr>
-          <w:sz w:val="24"/>
-          <w:szCs w:val="24"/>
-        </w:rPr>
-      </w:pPr>
-      <w:r>
-        <w:rPr>
-          <w:sz w:val="24"/>
-          <w:szCs w:val="24"/>
-        </w:rPr>
-        <w:t xml:space="preserve">    "role": "student",</w:t>
-      </w:r>
-    </w:p>
-    <w:p>
-      <w:pPr>
-        <w:rPr>
-          <w:sz w:val="24"/>
-          <w:szCs w:val="24"/>
-        </w:rPr>
-      </w:pPr>
-      <w:r>
-        <w:rPr>
-          <w:sz w:val="24"/>
-          <w:szCs w:val="24"/>
-        </w:rPr>
-        <w:t xml:space="preserve">    "_id": "69d28087114c306c67d34843",</w:t>
-      </w:r>
-    </w:p>
-    <w:p>
-      <w:pPr>
-        <w:rPr>
-          <w:sz w:val="24"/>
-          <w:szCs w:val="24"/>
-        </w:rPr>
-      </w:pPr>
-      <w:r>
-        <w:rPr>
-          <w:sz w:val="24"/>
-          <w:szCs w:val="24"/>
-        </w:rPr>
-        <w:t xml:space="preserve">    "</w:t>
-      </w:r>
-      <w:proofErr w:type="spellStart"/>
-      <w:r>
-        <w:rPr>
-          <w:sz w:val="24"/>
-          <w:szCs w:val="24"/>
-        </w:rPr>
-        <w:t>createdAt</w:t>
-      </w:r>
-      <w:proofErr w:type="spellEnd"/>
-      <w:r>
-        <w:rPr>
-          <w:sz w:val="24"/>
-          <w:szCs w:val="24"/>
-        </w:rPr>
-        <w:t>": "2026-04-05T15:32:23.118Z",</w:t>
-      </w:r>
-    </w:p>
-    <w:p>
-      <w:pPr>
-        <w:rPr>
-          <w:sz w:val="24"/>
-          <w:szCs w:val="24"/>
-        </w:rPr>
-      </w:pPr>
-      <w:r>
-        <w:rPr>
-          <w:sz w:val="24"/>
-          <w:szCs w:val="24"/>
-        </w:rPr>
-        <w:t xml:space="preserve">    "</w:t>
-      </w:r>
-      <w:proofErr w:type="spellStart"/>
-      <w:r>
-        <w:rPr>
-          <w:sz w:val="24"/>
-          <w:szCs w:val="24"/>
-        </w:rPr>
-        <w:t>updatedAt</w:t>
-      </w:r>
-      <w:proofErr w:type="spellEnd"/>
-      <w:r>
-        <w:rPr>
-          <w:sz w:val="24"/>
-          <w:szCs w:val="24"/>
-        </w:rPr>
-        <w:t>": "2026-04-05T15:32:23.118Z",</w:t>
-      </w:r>
-    </w:p>
-    <w:p>
-      <w:pPr>
-        <w:rPr>
-          <w:sz w:val="24"/>
-          <w:szCs w:val="24"/>
-        </w:rPr>
-      </w:pPr>
-      <w:r>
-        <w:rPr>
-          <w:sz w:val="24"/>
-          <w:szCs w:val="24"/>
-        </w:rPr>
-        <w:lastRenderedPageBreak/>
-        <w:t xml:space="preserve">    "__v": 0</w:t>
-      </w:r>
-    </w:p>
-    <w:p>
-      <w:pPr>
-        <w:rPr>
-          <w:sz w:val="24"/>
-          <w:szCs w:val="24"/>
-        </w:rPr>
-      </w:pPr>
-      <w:r>
-        <w:rPr>
-          <w:sz w:val="24"/>
-          <w:szCs w:val="24"/>
-        </w:rPr>
-        <w:t xml:space="preserve">  }</w:t>
-      </w:r>
-    </w:p>
-    <w:p>
-      <w:pPr>
-        <w:rPr>
-          <w:sz w:val="24"/>
-          <w:szCs w:val="24"/>
-        </w:rPr>
-      </w:pPr>
-      <w:r>
-        <w:rPr>
-          <w:sz w:val="24"/>
-          <w:szCs w:val="24"/>
-        </w:rPr>
-        <w:t>}</w:t>
-      </w:r>
-    </w:p>
-    <w:p>
-      <w:pPr>
-        <w:ind w:left="360"/>
-        <w:rPr>
-          <w:b/>
-          <w:bCs/>
-          <w:sz w:val="32"/>
-          <w:szCs w:val="32"/>
-        </w:rPr>
-      </w:pPr>
-      <w:r>
-        <w:rPr>
-          <w:b/>
-          <w:bCs/>
-          <w:sz w:val="32"/>
-          <w:szCs w:val="32"/>
-        </w:rPr>
-        <w:t>3.</w:t>
-      </w:r>
-      <w:r>
-        <w:rPr>
-          <w:b/>
-          <w:bCs/>
-          <w:sz w:val="32"/>
-          <w:szCs w:val="32"/>
-        </w:rPr>
-        <w:t xml:space="preserve">Register </w:t>
-      </w:r>
-      <w:r>
-        <w:rPr>
-          <w:b/>
-          <w:bCs/>
-          <w:sz w:val="32"/>
-          <w:szCs w:val="32"/>
-        </w:rPr>
-        <w:t xml:space="preserve">Login API </w:t>
-      </w:r>
-      <w:r>
-        <w:rPr>
-          <w:b/>
-          <w:bCs/>
-          <w:sz w:val="32"/>
-          <w:szCs w:val="32"/>
-        </w:rPr>
-        <w:t xml:space="preserve">Endpoint: </w:t>
-      </w:r>
-    </w:p>
-    <w:p>
-      <w:pPr>
-        <w:rPr>
-          <w:sz w:val="28"/>
-          <w:szCs w:val="28"/>
-        </w:rPr>
-      </w:pPr>
-      <w:r>
-        <w:rPr>
-          <w:sz w:val="28"/>
-          <w:szCs w:val="28"/>
-        </w:rPr>
-        <w:t>POST</w:t>
-      </w:r>
-      <w:r>
-        <w:rPr>
-          <w:sz w:val="28"/>
-          <w:szCs w:val="28"/>
-        </w:rPr>
-        <w:t xml:space="preserve"> /</w:t>
-      </w:r>
-      <w:r>
-        <w:rPr>
-          <w:sz w:val="28"/>
-          <w:szCs w:val="28"/>
-        </w:rPr>
-        <w:t>login</w:t>
-      </w:r>
-      <w:r>
-        <w:rPr>
-          <w:sz w:val="28"/>
-          <w:szCs w:val="28"/>
-        </w:rPr>
-        <w:t>:</w:t>
-      </w:r>
-    </w:p>
-    <w:p>
-      <w:pPr>
-        <w:rPr>
-          <w:sz w:val="24"/>
-          <w:szCs w:val="24"/>
-        </w:rPr>
-      </w:pPr>
-      <w:r>
-        <w:t xml:space="preserve"> </w:t>
-      </w:r>
-      <w:r>
-        <w:rPr>
-          <w:sz w:val="24"/>
-          <w:szCs w:val="24"/>
-        </w:rPr>
-        <w:t xml:space="preserve">Request: </w:t>
-      </w:r>
-    </w:p>
-    <w:p>
-      <w:pPr>
-        <w:rPr>
-          <w:sz w:val="24"/>
-          <w:szCs w:val="24"/>
-        </w:rPr>
-      </w:pPr>
-      <w:r>
-        <w:rPr>
-          <w:sz w:val="24"/>
-          <w:szCs w:val="24"/>
-        </w:rPr>
-        <w:t>{</w:t>
-      </w:r>
-    </w:p>
-    <w:p>
-      <w:pPr>
-        <w:rPr>
-          <w:sz w:val="24"/>
-          <w:szCs w:val="24"/>
-        </w:rPr>
-      </w:pPr>
-      <w:r>
-        <w:rPr>
-          <w:sz w:val="24"/>
-          <w:szCs w:val="24"/>
-        </w:rPr>
-        <w:t xml:space="preserve">  "name": "</w:t>
-      </w:r>
-      <w:proofErr w:type="spellStart"/>
-      <w:r>
-        <w:rPr>
-          <w:sz w:val="24"/>
-          <w:szCs w:val="24"/>
-        </w:rPr>
-        <w:t>raghav</w:t>
-      </w:r>
-      <w:proofErr w:type="spellEnd"/>
-      <w:r>
-        <w:rPr>
-          <w:sz w:val="24"/>
-          <w:szCs w:val="24"/>
-        </w:rPr>
-        <w:t>",</w:t>
-      </w:r>
-    </w:p>
-    <w:p>
-      <w:pPr>
-        <w:rPr>
-          <w:sz w:val="24"/>
-          <w:szCs w:val="24"/>
-        </w:rPr>
-      </w:pPr>
-      <w:r>
-        <w:rPr>
-          <w:sz w:val="24"/>
-          <w:szCs w:val="24"/>
-        </w:rPr>
-        <w:t xml:space="preserve"> </w:t>
-      </w:r>
-      <w:r>
-        <w:rPr>
-          <w:sz w:val="24"/>
-          <w:szCs w:val="24"/>
-        </w:rPr>
-        <w:t xml:space="preserve"> "email": "raghavh@example.com</w:t>
-      </w:r>
-      <w:proofErr w:type="gramStart"/>
-      <w:r>
-        <w:rPr>
-          <w:sz w:val="24"/>
-          <w:szCs w:val="24"/>
-        </w:rPr>
-        <w:t>"</w:t>
-      </w:r>
-      <w:r>
-        <w:rPr>
-          <w:sz w:val="24"/>
-          <w:szCs w:val="24"/>
-        </w:rPr>
-        <w:t xml:space="preserve">  }</w:t>
-      </w:r>
-      <w:proofErr w:type="gramEnd"/>
-    </w:p>
-    <w:p>
-      <w:pPr>
-        <w:rPr>
-          <w:sz w:val="24"/>
-          <w:szCs w:val="24"/>
-        </w:rPr>
-      </w:pPr>
-      <w:r>
-        <w:rPr>
-          <w:sz w:val="24"/>
-          <w:szCs w:val="24"/>
-        </w:rPr>
-        <w:t>Response:</w:t>
-      </w:r>
-    </w:p>
-    <w:p>
-      <w:pPr>
-        <w:rPr>
-          <w:sz w:val="24"/>
-          <w:szCs w:val="24"/>
-        </w:rPr>
-      </w:pPr>
-      <w:r>
-        <w:rPr>
-          <w:sz w:val="24"/>
-          <w:szCs w:val="24"/>
-        </w:rPr>
-        <w:t>{</w:t>
-      </w:r>
-    </w:p>
-    <w:p>
-      <w:pPr>
-        <w:rPr>
-          <w:sz w:val="24"/>
-          <w:szCs w:val="24"/>
-        </w:rPr>
-      </w:pPr>
-      <w:r>
-        <w:rPr>
-          <w:sz w:val="24"/>
-          <w:szCs w:val="24"/>
-        </w:rPr>
-        <w:t xml:space="preserve">  "message": "Login successful",</w:t>
-      </w:r>
-    </w:p>
-    <w:p>
-      <w:pPr>
-        <w:rPr>
-          <w:sz w:val="24"/>
-          <w:szCs w:val="24"/>
-        </w:rPr>
-      </w:pPr>
-      <w:r>
-        <w:rPr>
-          <w:sz w:val="24"/>
-          <w:szCs w:val="24"/>
-        </w:rPr>
-        <w:t xml:space="preserve">  "user": {</w:t>
-      </w:r>
-    </w:p>
-    <w:p>
-      <w:pPr>
-        <w:rPr>
-          <w:sz w:val="24"/>
-          <w:szCs w:val="24"/>
-        </w:rPr>
-      </w:pPr>
-      <w:r>
-        <w:rPr>
-          <w:sz w:val="24"/>
-          <w:szCs w:val="24"/>
-        </w:rPr>
-        <w:t xml:space="preserve">    "_id": "69d28087114c306c67d34843",</w:t>
-      </w:r>
-    </w:p>
-    <w:p>
-      <w:pPr>
-        <w:rPr>
-          <w:sz w:val="24"/>
-          <w:szCs w:val="24"/>
-        </w:rPr>
-      </w:pPr>
-      <w:r>
-        <w:rPr>
-          <w:sz w:val="24"/>
-          <w:szCs w:val="24"/>
-        </w:rPr>
-        <w:t xml:space="preserve">    "name": "rock",</w:t>
-      </w:r>
-    </w:p>
-    <w:p>
-      <w:pPr>
-        <w:rPr>
-          <w:sz w:val="24"/>
-          <w:szCs w:val="24"/>
-        </w:rPr>
-      </w:pPr>
-      <w:r>
-        <w:rPr>
-          <w:sz w:val="24"/>
-          <w:szCs w:val="24"/>
-        </w:rPr>
-        <w:t xml:space="preserve">    "email": "rock@example.com",</w:t>
-      </w:r>
-    </w:p>
-    <w:p>
-      <w:pPr>
-        <w:rPr>
-          <w:sz w:val="24"/>
-          <w:szCs w:val="24"/>
-        </w:rPr>
-      </w:pPr>
-      <w:r>
-        <w:rPr>
-          <w:sz w:val="24"/>
-          <w:szCs w:val="24"/>
-        </w:rPr>
-        <w:t xml:space="preserve">    "password": "rock12",</w:t>
-      </w:r>
-    </w:p>
-    <w:p>
-      <w:pPr>
-        <w:rPr>
-          <w:sz w:val="24"/>
-          <w:szCs w:val="24"/>
-        </w:rPr>
-      </w:pPr>
-      <w:r>
-        <w:rPr>
-          <w:sz w:val="24"/>
-          <w:szCs w:val="24"/>
-        </w:rPr>
-        <w:t xml:space="preserve">    "role": "student",</w:t>
-      </w:r>
-    </w:p>
-    <w:p>
-      <w:pPr>
-        <w:rPr>
-          <w:sz w:val="24"/>
-          <w:szCs w:val="24"/>
-        </w:rPr>
-      </w:pPr>
-      <w:r>
-        <w:rPr>
-          <w:sz w:val="24"/>
-          <w:szCs w:val="24"/>
-        </w:rPr>
-        <w:t xml:space="preserve">    "</w:t>
-      </w:r>
-      <w:proofErr w:type="spellStart"/>
-      <w:r>
-        <w:rPr>
-          <w:sz w:val="24"/>
-          <w:szCs w:val="24"/>
-        </w:rPr>
-        <w:t>createdAt</w:t>
-      </w:r>
-      <w:proofErr w:type="spellEnd"/>
-      <w:r>
-        <w:rPr>
-          <w:sz w:val="24"/>
-          <w:szCs w:val="24"/>
-        </w:rPr>
-        <w:t>": "2026-04-05T15:32:23.118Z",</w:t>
-      </w:r>
-    </w:p>
-    <w:p>
-      <w:pPr>
-        <w:rPr>
-          <w:sz w:val="24"/>
-          <w:szCs w:val="24"/>
-        </w:rPr>
-      </w:pPr>
-      <w:r>
-        <w:rPr>
-          <w:sz w:val="24"/>
-          <w:szCs w:val="24"/>
-        </w:rPr>
-        <w:t xml:space="preserve">    "</w:t>
-      </w:r>
-      <w:proofErr w:type="spellStart"/>
-      <w:r>
-        <w:rPr>
-          <w:sz w:val="24"/>
-          <w:szCs w:val="24"/>
-        </w:rPr>
-        <w:t>updatedAt</w:t>
-      </w:r>
-      <w:proofErr w:type="spellEnd"/>
-      <w:r>
-        <w:rPr>
-          <w:sz w:val="24"/>
-          <w:szCs w:val="24"/>
-        </w:rPr>
-        <w:t>": "2026-04-05T15:32:23.118Z",</w:t>
-      </w:r>
-    </w:p>
-    <w:p>
-      <w:pPr>
-        <w:rPr>
-          <w:sz w:val="24"/>
-          <w:szCs w:val="24"/>
-        </w:rPr>
-      </w:pPr>
-      <w:r>
-        <w:rPr>
-          <w:sz w:val="24"/>
-          <w:szCs w:val="24"/>
-        </w:rPr>
-        <w:t xml:space="preserve">    "__v": 0</w:t>
-      </w:r>
-    </w:p>
-    <w:p>
-      <w:pPr>
-        <w:rPr>
-          <w:sz w:val="24"/>
-          <w:szCs w:val="24"/>
-        </w:rPr>
-      </w:pPr>
-      <w:r>
-        <w:rPr>
-          <w:sz w:val="24"/>
-          <w:szCs w:val="24"/>
-        </w:rPr>
-        <w:t xml:space="preserve">  }</w:t>
-      </w:r>
-    </w:p>
-    <w:p>
-      <w:pPr>
-        <w:rPr>
-          <w:sz w:val="24"/>
-          <w:szCs w:val="24"/>
-        </w:rPr>
-      </w:pPr>
-      <w:r>
-        <w:rPr>
-          <w:sz w:val="24"/>
-          <w:szCs w:val="24"/>
-        </w:rPr>
-        <w:t>}</w:t>
-      </w:r>
-    </w:p>
-    <w:p>
-      <w:pPr>
-        <w:ind w:left="360"/>
-        <w:rPr>
-          <w:b/>
-          <w:bCs/>
-          <w:sz w:val="32"/>
-          <w:szCs w:val="32"/>
-        </w:rPr>
-      </w:pPr>
-      <w:proofErr w:type="gramStart"/>
-      <w:r>
-        <w:rPr>
-          <w:b/>
-          <w:bCs/>
-          <w:sz w:val="32"/>
-          <w:szCs w:val="32"/>
-        </w:rPr>
-        <w:t>4.GET  All</w:t>
-      </w:r>
-      <w:proofErr w:type="gramEnd"/>
-      <w:r>
-        <w:rPr>
-          <w:b/>
-          <w:bCs/>
-          <w:sz w:val="32"/>
-          <w:szCs w:val="32"/>
-        </w:rPr>
-        <w:t xml:space="preserve"> details of user </w:t>
-      </w:r>
-      <w:r>
-        <w:rPr>
-          <w:b/>
-          <w:bCs/>
-          <w:sz w:val="32"/>
-          <w:szCs w:val="32"/>
-        </w:rPr>
-        <w:t xml:space="preserve">API Endpoint: </w:t>
-      </w:r>
-    </w:p>
-    <w:p>
-      <w:pPr>
-        <w:rPr>
-          <w:sz w:val="28"/>
-          <w:szCs w:val="28"/>
-        </w:rPr>
-      </w:pPr>
-      <w:r>
-        <w:rPr>
-          <w:sz w:val="28"/>
-          <w:szCs w:val="28"/>
-        </w:rPr>
-        <w:t>GET</w:t>
-      </w:r>
-      <w:r>
-        <w:rPr>
-          <w:sz w:val="28"/>
-          <w:szCs w:val="28"/>
-        </w:rPr>
-        <w:t>/</w:t>
-      </w:r>
-      <w:proofErr w:type="spellStart"/>
-      <w:r>
-        <w:rPr>
-          <w:sz w:val="28"/>
-          <w:szCs w:val="28"/>
-        </w:rPr>
-        <w:t>getUser</w:t>
-      </w:r>
-      <w:proofErr w:type="spellEnd"/>
-    </w:p>
-    <w:p>
-      <w:pPr>
-        <w:rPr>
-          <w:sz w:val="28"/>
-          <w:szCs w:val="28"/>
-        </w:rPr>
-      </w:pPr>
-      <w:proofErr w:type="gramStart"/>
-      <w:r>
-        <w:rPr>
-          <w:sz w:val="28"/>
-          <w:szCs w:val="28"/>
-        </w:rPr>
-        <w:t>Response :</w:t>
-      </w:r>
-      <w:proofErr w:type="gramEnd"/>
-      <w:r>
-        <w:rPr>
-          <w:sz w:val="28"/>
-          <w:szCs w:val="28"/>
-        </w:rPr>
-        <w:t xml:space="preserve"> {  All users stored data in database }</w:t>
-      </w:r>
-    </w:p>
-    <w:p>
-      <w:pPr>
-        <w:rPr>
-          <w:sz w:val="28"/>
-          <w:szCs w:val="28"/>
-        </w:rPr>
-      </w:pPr>
-    </w:p>
-    <w:p>
-      <w:pPr>
-        <w:ind w:left="360"/>
-        <w:rPr>
-          <w:b/>
-          <w:bCs/>
-          <w:sz w:val="32"/>
-          <w:szCs w:val="32"/>
-        </w:rPr>
-      </w:pPr>
-      <w:proofErr w:type="gramStart"/>
-      <w:r>
-        <w:rPr>
-          <w:b/>
-          <w:bCs/>
-          <w:sz w:val="32"/>
-          <w:szCs w:val="32"/>
-        </w:rPr>
-        <w:t>4.GET  All</w:t>
-      </w:r>
-      <w:proofErr w:type="gramEnd"/>
-      <w:r>
-        <w:rPr>
-          <w:b/>
-          <w:bCs/>
-          <w:sz w:val="32"/>
-          <w:szCs w:val="32"/>
-        </w:rPr>
-        <w:t xml:space="preserve"> details of user By </w:t>
-      </w:r>
-      <w:proofErr w:type="spellStart"/>
-      <w:r>
-        <w:rPr>
-          <w:b/>
-          <w:bCs/>
-          <w:sz w:val="32"/>
-          <w:szCs w:val="32"/>
-        </w:rPr>
-        <w:t>emailId</w:t>
-      </w:r>
-      <w:proofErr w:type="spellEnd"/>
-      <w:r>
-        <w:rPr>
-          <w:b/>
-          <w:bCs/>
-          <w:sz w:val="32"/>
-          <w:szCs w:val="32"/>
-        </w:rPr>
-        <w:t xml:space="preserve"> </w:t>
-      </w:r>
-      <w:r>
-        <w:rPr>
-          <w:b/>
-          <w:bCs/>
-          <w:sz w:val="32"/>
-          <w:szCs w:val="32"/>
-        </w:rPr>
-        <w:t xml:space="preserve">API Endpoint: </w:t>
-      </w:r>
-    </w:p>
-    <w:p>
-      <w:pPr>
-        <w:rPr>
-          <w:sz w:val="28"/>
-          <w:szCs w:val="28"/>
-        </w:rPr>
-      </w:pPr>
-      <w:r>
-        <w:rPr>
-          <w:sz w:val="28"/>
-          <w:szCs w:val="28"/>
-        </w:rPr>
-        <w:t>GET</w:t>
-      </w:r>
-      <w:r>
-        <w:rPr>
-          <w:sz w:val="28"/>
-          <w:szCs w:val="28"/>
-        </w:rPr>
-        <w:t>/</w:t>
-      </w:r>
-      <w:r>
-        <w:rPr>
-          <w:sz w:val="28"/>
-          <w:szCs w:val="28"/>
-        </w:rPr>
-        <w:t>user</w:t>
-      </w:r>
-      <w:proofErr w:type="gramStart"/>
-      <w:r>
-        <w:rPr>
-          <w:sz w:val="28"/>
-          <w:szCs w:val="28"/>
-        </w:rPr>
-        <w:t>/:email</w:t>
-      </w:r>
-      <w:proofErr w:type="gramEnd"/>
-    </w:p>
-    <w:p>
-      <w:pPr>
-        <w:rPr>
-          <w:sz w:val="28"/>
-          <w:szCs w:val="28"/>
-        </w:rPr>
-      </w:pPr>
-      <w:r>
-        <w:rPr>
-          <w:sz w:val="28"/>
-          <w:szCs w:val="28"/>
-        </w:rPr>
-        <w:t xml:space="preserve">  Example </w:t>
-      </w:r>
-      <w:proofErr w:type="gramStart"/>
-      <w:r>
-        <w:rPr>
-          <w:sz w:val="28"/>
-          <w:szCs w:val="28"/>
-        </w:rPr>
-        <w:t>URL :</w:t>
-      </w:r>
-      <w:proofErr w:type="gramEnd"/>
-      <w:r>
-        <w:rPr>
-          <w:sz w:val="28"/>
-          <w:szCs w:val="28"/>
-        </w:rPr>
-        <w:t xml:space="preserve">      /user/</w:t>
-      </w:r>
-      <w:r>
-        <w:rPr>
-          <w:sz w:val="24"/>
-          <w:szCs w:val="24"/>
-        </w:rPr>
-        <w:t xml:space="preserve"> rock@example.com</w:t>
-      </w:r>
-    </w:p>
-    <w:p>
-      <w:pPr>
-        <w:rPr>
-          <w:sz w:val="28"/>
-          <w:szCs w:val="28"/>
-        </w:rPr>
-      </w:pPr>
-      <w:proofErr w:type="gramStart"/>
-      <w:r>
-        <w:rPr>
-          <w:sz w:val="28"/>
-          <w:szCs w:val="28"/>
-        </w:rPr>
-        <w:t>Response :</w:t>
-      </w:r>
-      <w:proofErr w:type="gramEnd"/>
-      <w:r>
-        <w:rPr>
-          <w:sz w:val="28"/>
-          <w:szCs w:val="28"/>
-        </w:rPr>
-        <w:t xml:space="preserve"> {  users data of specific email id stored data in database }</w:t>
-      </w:r>
-    </w:p>
-    <w:p>
-      <w:pPr>
-        <w:rPr>
-          <w:sz w:val="28"/>
-          <w:szCs w:val="28"/>
-        </w:rPr>
-      </w:pPr>
-    </w:p>
-    <w:p>
-      <w:pPr>
-        <w:ind w:left="360"/>
-        <w:rPr>
-          <w:b/>
-          <w:bCs/>
-          <w:sz w:val="32"/>
-          <w:szCs w:val="32"/>
-        </w:rPr>
-      </w:pPr>
-      <w:r>
-        <w:rPr>
-          <w:b/>
-          <w:bCs/>
-          <w:sz w:val="32"/>
-          <w:szCs w:val="32"/>
-        </w:rPr>
-        <w:t xml:space="preserve">5.Teachers CRUD activity </w:t>
+        <w:t xml:space="preserve">6.Students CRUD activity </w:t>
       </w:r>
       <w:r>
         <w:rPr>
@@ -3362,7 +4919,7 @@
           <w:sz w:val="30"/>
           <w:szCs w:val="30"/>
         </w:rPr>
-        <w:t>getTeacher</w:t>
+        <w:t>getStudents</w:t>
       </w:r>
       <w:proofErr w:type="spellEnd"/>
     </w:p>
@@ -3390,15 +4947,13 @@
         </w:rPr>
         <w:t xml:space="preserve"> {  All </w:t>
       </w:r>
-      <w:proofErr w:type="spellStart"/>
-      <w:r>
-        <w:rPr>
-          <w:sz w:val="28"/>
-          <w:szCs w:val="28"/>
-        </w:rPr>
-        <w:t>techers</w:t>
-      </w:r>
-      <w:proofErr w:type="spellEnd"/>
+      <w:r>
+        <w:rPr>
+          <w:sz w:val="28"/>
+          <w:szCs w:val="28"/>
+        </w:rPr>
+        <w:t>students</w:t>
+      </w:r>
       <w:r>
         <w:rPr>
           <w:sz w:val="28"/>
@@ -3452,7 +5007,16 @@
           <w:sz w:val="30"/>
           <w:szCs w:val="30"/>
         </w:rPr>
-        <w:t>getTeacherByEmail</w:t>
+        <w:t>getStudent</w:t>
+      </w:r>
+      <w:r>
+        <w:rPr>
+          <w:rFonts w:ascii="Consolas" w:eastAsia="Times New Roman" w:hAnsi="Consolas" w:cs="Times New Roman"/>
+          <w:color w:val="000000" w:themeColor="text1"/>
+          <w:sz w:val="30"/>
+          <w:szCs w:val="30"/>
+        </w:rPr>
+        <w:t>ByEmail</w:t>
       </w:r>
       <w:proofErr w:type="spellEnd"/>
       <w:proofErr w:type="gramStart"/>
@@ -3475,6 +5039,52 @@
           <w:numId w:val="3"/>
         </w:numPr>
         <w:rPr>
+          <w:color w:val="000000" w:themeColor="text1"/>
+          <w:sz w:val="28"/>
+          <w:szCs w:val="28"/>
+        </w:rPr>
+      </w:pPr>
+      <w:r>
+        <w:rPr>
+          <w:sz w:val="28"/>
+          <w:szCs w:val="28"/>
+        </w:rPr>
+        <w:t>PUT/</w:t>
+      </w:r>
+      <w:proofErr w:type="spellStart"/>
+      <w:r>
+        <w:rPr>
+          <w:rFonts w:ascii="Consolas" w:eastAsia="Times New Roman" w:hAnsi="Consolas" w:cs="Times New Roman"/>
+          <w:color w:val="000000" w:themeColor="text1"/>
+          <w:sz w:val="30"/>
+          <w:szCs w:val="30"/>
+        </w:rPr>
+        <w:t>up</w:t>
+      </w:r>
+      <w:r>
+        <w:rPr>
+          <w:rFonts w:ascii="Consolas" w:eastAsia="Times New Roman" w:hAnsi="Consolas" w:cs="Times New Roman"/>
+          <w:color w:val="000000" w:themeColor="text1"/>
+          <w:sz w:val="30"/>
+          <w:szCs w:val="30"/>
+        </w:rPr>
+        <w:t>Student</w:t>
+      </w:r>
+      <w:proofErr w:type="spellEnd"/>
+      <w:r>
+        <w:rPr>
+          <w:rFonts w:ascii="Consolas" w:eastAsia="Times New Roman" w:hAnsi="Consolas" w:cs="Times New Roman"/>
+          <w:color w:val="000000" w:themeColor="text1"/>
+          <w:sz w:val="30"/>
+          <w:szCs w:val="30"/>
+        </w:rPr>
+        <w:t>/:id</w:t>
+      </w:r>
+    </w:p>
+    <w:p>
+      <w:pPr>
+        <w:pStyle w:val="ListParagraph"/>
+        <w:rPr>
           <w:sz w:val="28"/>
           <w:szCs w:val="28"/>
         </w:rPr>
@@ -3485,7 +5095,7 @@
           <w:sz w:val="28"/>
           <w:szCs w:val="28"/>
         </w:rPr>
-        <w:t>Example :</w:t>
+        <w:t>Response :</w:t>
       </w:r>
       <w:proofErr w:type="gramEnd"/>
       <w:r>
@@ -3493,531 +5103,33 @@
           <w:sz w:val="28"/>
           <w:szCs w:val="28"/>
         </w:rPr>
-        <w:t>-</w:t>
-      </w:r>
-    </w:p>
-    <w:p>
-      <w:pPr>
-        <w:pStyle w:val="ListParagraph"/>
-        <w:rPr>
-          <w:rFonts w:ascii="Segoe UI" w:hAnsi="Segoe UI" w:cs="Segoe UI"/>
-          <w:color w:val="BFBFBF"/>
-          <w:sz w:val="24"/>
-          <w:szCs w:val="24"/>
-          <w:shd w:val="clear" w:color="auto" w:fill="121314"/>
-        </w:rPr>
-      </w:pPr>
-      <w:hyperlink r:id="rId6" w:history="1">
-        <w:r>
-          <w:rPr>
-            <w:rStyle w:val="Hyperlink"/>
-            <w:rFonts w:ascii="Segoe UI" w:hAnsi="Segoe UI" w:cs="Segoe UI"/>
-            <w:sz w:val="24"/>
-            <w:szCs w:val="24"/>
-            <w:shd w:val="clear" w:color="auto" w:fill="121314"/>
-          </w:rPr>
-          <w:t>https://lms-api-f87o.onrender.com/getTeacherByEmail/anshika@gmail.com</w:t>
-        </w:r>
-      </w:hyperlink>
-    </w:p>
-    <w:p>
-      <w:pPr>
-        <w:pStyle w:val="ListParagraph"/>
-        <w:rPr>
-          <w:rFonts w:ascii="Segoe UI" w:hAnsi="Segoe UI" w:cs="Segoe UI"/>
-          <w:color w:val="BFBFBF"/>
-          <w:sz w:val="24"/>
-          <w:szCs w:val="24"/>
-          <w:shd w:val="clear" w:color="auto" w:fill="121314"/>
-        </w:rPr>
-      </w:pPr>
-    </w:p>
-    <w:p>
-      <w:pPr>
-        <w:pStyle w:val="ListParagraph"/>
-        <w:rPr>
-          <w:sz w:val="28"/>
-          <w:szCs w:val="28"/>
-        </w:rPr>
-      </w:pPr>
-      <w:proofErr w:type="gramStart"/>
-      <w:r>
-        <w:rPr>
-          <w:sz w:val="28"/>
-          <w:szCs w:val="28"/>
-        </w:rPr>
-        <w:t>Response :</w:t>
-      </w:r>
-      <w:proofErr w:type="gramEnd"/>
-      <w:r>
-        <w:rPr>
-          <w:sz w:val="28"/>
-          <w:szCs w:val="28"/>
-        </w:rPr>
-        <w:t xml:space="preserve"> </w:t>
-      </w:r>
-    </w:p>
-    <w:p>
-      <w:pPr>
-        <w:pStyle w:val="ListParagraph"/>
-        <w:rPr>
-          <w:sz w:val="24"/>
-          <w:szCs w:val="24"/>
-        </w:rPr>
-      </w:pPr>
-      <w:r>
-        <w:rPr>
-          <w:sz w:val="24"/>
-          <w:szCs w:val="24"/>
-        </w:rPr>
-        <w:t>{</w:t>
-      </w:r>
-    </w:p>
-    <w:p>
-      <w:pPr>
-        <w:pStyle w:val="ListParagraph"/>
-        <w:rPr>
-          <w:sz w:val="24"/>
-          <w:szCs w:val="24"/>
-        </w:rPr>
-      </w:pPr>
-      <w:r>
-        <w:rPr>
-          <w:sz w:val="24"/>
-          <w:szCs w:val="24"/>
-        </w:rPr>
-        <w:t xml:space="preserve">  "teacher": {</w:t>
-      </w:r>
-    </w:p>
-    <w:p>
-      <w:pPr>
-        <w:pStyle w:val="ListParagraph"/>
-        <w:rPr>
-          <w:sz w:val="24"/>
-          <w:szCs w:val="24"/>
-        </w:rPr>
-      </w:pPr>
-      <w:r>
-        <w:rPr>
-          <w:sz w:val="24"/>
-          <w:szCs w:val="24"/>
-        </w:rPr>
-        <w:t xml:space="preserve">    "_id": "69e64962f2ba8c425590f779",</w:t>
-      </w:r>
-    </w:p>
-    <w:p>
-      <w:pPr>
-        <w:pStyle w:val="ListParagraph"/>
-        <w:rPr>
-          <w:sz w:val="24"/>
-          <w:szCs w:val="24"/>
-        </w:rPr>
-      </w:pPr>
-      <w:r>
-        <w:rPr>
-          <w:sz w:val="24"/>
-          <w:szCs w:val="24"/>
-        </w:rPr>
-        <w:t xml:space="preserve">    "name": " </w:t>
-      </w:r>
-      <w:proofErr w:type="spellStart"/>
-      <w:r>
-        <w:rPr>
-          <w:sz w:val="24"/>
-          <w:szCs w:val="24"/>
-        </w:rPr>
-        <w:t>anshika</w:t>
-      </w:r>
-      <w:proofErr w:type="spellEnd"/>
-      <w:r>
-        <w:rPr>
-          <w:sz w:val="24"/>
-          <w:szCs w:val="24"/>
-        </w:rPr>
-        <w:t>",</w:t>
-      </w:r>
-    </w:p>
-    <w:p>
-      <w:pPr>
-        <w:pStyle w:val="ListParagraph"/>
-        <w:rPr>
-          <w:sz w:val="24"/>
-          <w:szCs w:val="24"/>
-        </w:rPr>
-      </w:pPr>
-      <w:r>
-        <w:rPr>
-          <w:sz w:val="24"/>
-          <w:szCs w:val="24"/>
-        </w:rPr>
-        <w:t xml:space="preserve">    "email": "anshika@gmail.com",</w:t>
-      </w:r>
-    </w:p>
-    <w:p>
-      <w:pPr>
-        <w:pStyle w:val="ListParagraph"/>
-        <w:rPr>
-          <w:sz w:val="24"/>
-          <w:szCs w:val="24"/>
-        </w:rPr>
-      </w:pPr>
-      <w:r>
-        <w:rPr>
-          <w:sz w:val="24"/>
-          <w:szCs w:val="24"/>
-        </w:rPr>
-        <w:t xml:space="preserve">    "role": "teacher",</w:t>
-      </w:r>
-    </w:p>
-    <w:p>
-      <w:pPr>
-        <w:pStyle w:val="ListParagraph"/>
-        <w:rPr>
-          <w:sz w:val="24"/>
-          <w:szCs w:val="24"/>
-        </w:rPr>
-      </w:pPr>
-      <w:r>
-        <w:rPr>
-          <w:sz w:val="24"/>
-          <w:szCs w:val="24"/>
-        </w:rPr>
-        <w:t xml:space="preserve">    "experience": "5 years",</w:t>
-      </w:r>
-    </w:p>
-    <w:p>
-      <w:pPr>
-        <w:pStyle w:val="ListParagraph"/>
-        <w:rPr>
-          <w:sz w:val="24"/>
-          <w:szCs w:val="24"/>
-        </w:rPr>
-      </w:pPr>
-      <w:r>
-        <w:rPr>
-          <w:sz w:val="24"/>
-          <w:szCs w:val="24"/>
-        </w:rPr>
-        <w:t xml:space="preserve">    "</w:t>
-      </w:r>
-      <w:proofErr w:type="spellStart"/>
-      <w:r>
-        <w:rPr>
-          <w:sz w:val="24"/>
-          <w:szCs w:val="24"/>
-        </w:rPr>
-        <w:t>dob</w:t>
-      </w:r>
-      <w:proofErr w:type="spellEnd"/>
-      <w:r>
-        <w:rPr>
-          <w:sz w:val="24"/>
-          <w:szCs w:val="24"/>
-        </w:rPr>
-        <w:t>": "1995-05-10T00:00:00.000Z",</w:t>
-      </w:r>
-    </w:p>
-    <w:p>
-      <w:pPr>
-        <w:pStyle w:val="ListParagraph"/>
-        <w:rPr>
-          <w:sz w:val="24"/>
-          <w:szCs w:val="24"/>
-        </w:rPr>
-      </w:pPr>
-      <w:r>
-        <w:rPr>
-          <w:sz w:val="24"/>
-          <w:szCs w:val="24"/>
-        </w:rPr>
-        <w:t xml:space="preserve">    "</w:t>
-      </w:r>
-      <w:proofErr w:type="spellStart"/>
-      <w:r>
-        <w:rPr>
-          <w:sz w:val="24"/>
-          <w:szCs w:val="24"/>
-        </w:rPr>
-        <w:t>phoneNo</w:t>
-      </w:r>
-      <w:proofErr w:type="spellEnd"/>
-      <w:r>
-        <w:rPr>
-          <w:sz w:val="24"/>
-          <w:szCs w:val="24"/>
-        </w:rPr>
-        <w:t>": 9876543210,</w:t>
-      </w:r>
-    </w:p>
-    <w:p>
-      <w:pPr>
-        <w:pStyle w:val="ListParagraph"/>
-        <w:rPr>
-          <w:sz w:val="24"/>
-          <w:szCs w:val="24"/>
-        </w:rPr>
-      </w:pPr>
-      <w:r>
-        <w:rPr>
-          <w:sz w:val="24"/>
-          <w:szCs w:val="24"/>
-        </w:rPr>
-        <w:t xml:space="preserve">    "address": "</w:t>
-      </w:r>
-      <w:proofErr w:type="spellStart"/>
-      <w:r>
-        <w:rPr>
-          <w:sz w:val="24"/>
-          <w:szCs w:val="24"/>
-        </w:rPr>
-        <w:t>kolkata</w:t>
-      </w:r>
-      <w:proofErr w:type="spellEnd"/>
-      <w:r>
-        <w:rPr>
-          <w:sz w:val="24"/>
-          <w:szCs w:val="24"/>
-        </w:rPr>
-        <w:t>",</w:t>
-      </w:r>
-    </w:p>
-    <w:p>
-      <w:pPr>
-        <w:pStyle w:val="ListParagraph"/>
-        <w:rPr>
-          <w:sz w:val="24"/>
-          <w:szCs w:val="24"/>
-        </w:rPr>
-      </w:pPr>
-      <w:r>
-        <w:rPr>
-          <w:sz w:val="24"/>
-          <w:szCs w:val="24"/>
-        </w:rPr>
-        <w:t xml:space="preserve">    "bio": "Expert ",</w:t>
-      </w:r>
-    </w:p>
-    <w:p>
-      <w:pPr>
-        <w:pStyle w:val="ListParagraph"/>
-        <w:rPr>
-          <w:sz w:val="24"/>
-          <w:szCs w:val="24"/>
-        </w:rPr>
-      </w:pPr>
-      <w:r>
-        <w:rPr>
-          <w:sz w:val="24"/>
-          <w:szCs w:val="24"/>
-        </w:rPr>
-        <w:t xml:space="preserve">    "qualification": "MCA",</w:t>
-      </w:r>
-    </w:p>
-    <w:p>
-      <w:pPr>
-        <w:pStyle w:val="ListParagraph"/>
-        <w:rPr>
-          <w:sz w:val="24"/>
-          <w:szCs w:val="24"/>
-        </w:rPr>
-      </w:pPr>
-      <w:r>
-        <w:rPr>
-          <w:sz w:val="24"/>
-          <w:szCs w:val="24"/>
-        </w:rPr>
-        <w:t xml:space="preserve">    "specialization": "software Dev",</w:t>
-      </w:r>
-    </w:p>
-    <w:p>
-      <w:pPr>
-        <w:pStyle w:val="ListParagraph"/>
-        <w:rPr>
-          <w:sz w:val="24"/>
-          <w:szCs w:val="24"/>
-        </w:rPr>
-      </w:pPr>
-      <w:r>
-        <w:rPr>
-          <w:sz w:val="24"/>
-          <w:szCs w:val="24"/>
-        </w:rPr>
-        <w:t xml:space="preserve">    "</w:t>
-      </w:r>
-      <w:proofErr w:type="spellStart"/>
-      <w:r>
-        <w:rPr>
-          <w:sz w:val="24"/>
-          <w:szCs w:val="24"/>
-        </w:rPr>
-        <w:t>assigned_courseid</w:t>
-      </w:r>
-      <w:proofErr w:type="spellEnd"/>
-      <w:r>
-        <w:rPr>
-          <w:sz w:val="24"/>
-          <w:szCs w:val="24"/>
-        </w:rPr>
-        <w:t>": [</w:t>
-      </w:r>
-    </w:p>
-    <w:p>
-      <w:pPr>
-        <w:pStyle w:val="ListParagraph"/>
-        <w:rPr>
-          <w:sz w:val="24"/>
-          <w:szCs w:val="24"/>
-        </w:rPr>
-      </w:pPr>
-      <w:r>
-        <w:rPr>
-          <w:sz w:val="24"/>
-          <w:szCs w:val="24"/>
-        </w:rPr>
-        <w:t xml:space="preserve">      {</w:t>
-      </w:r>
-    </w:p>
-    <w:p>
-      <w:pPr>
-        <w:pStyle w:val="ListParagraph"/>
-        <w:rPr>
-          <w:sz w:val="24"/>
-          <w:szCs w:val="24"/>
-        </w:rPr>
-      </w:pPr>
-      <w:r>
-        <w:rPr>
-          <w:sz w:val="24"/>
-          <w:szCs w:val="24"/>
-        </w:rPr>
-        <w:t xml:space="preserve">        "</w:t>
-      </w:r>
-      <w:proofErr w:type="spellStart"/>
-      <w:r>
-        <w:rPr>
-          <w:sz w:val="24"/>
-          <w:szCs w:val="24"/>
-        </w:rPr>
-        <w:t>coursename</w:t>
-      </w:r>
-      <w:proofErr w:type="spellEnd"/>
-      <w:r>
-        <w:rPr>
-          <w:sz w:val="24"/>
-          <w:szCs w:val="24"/>
-        </w:rPr>
-        <w:t>": "C# for Game Development",</w:t>
-      </w:r>
-    </w:p>
-    <w:p>
-      <w:pPr>
-        <w:pStyle w:val="ListParagraph"/>
-        <w:rPr>
-          <w:sz w:val="24"/>
-          <w:szCs w:val="24"/>
-        </w:rPr>
-      </w:pPr>
-      <w:r>
-        <w:rPr>
-          <w:sz w:val="24"/>
-          <w:szCs w:val="24"/>
-        </w:rPr>
-        <w:t xml:space="preserve">        "id": "68e25201daf37f86d0f2b9f5"</w:t>
-      </w:r>
-    </w:p>
-    <w:p>
-      <w:pPr>
-        <w:pStyle w:val="ListParagraph"/>
-        <w:rPr>
-          <w:sz w:val="24"/>
-          <w:szCs w:val="24"/>
-        </w:rPr>
-      </w:pPr>
-      <w:r>
-        <w:rPr>
-          <w:sz w:val="24"/>
-          <w:szCs w:val="24"/>
-        </w:rPr>
-        <w:t xml:space="preserve">      }</w:t>
-      </w:r>
-    </w:p>
-    <w:p>
-      <w:pPr>
-        <w:pStyle w:val="ListParagraph"/>
-        <w:rPr>
-          <w:sz w:val="24"/>
-          <w:szCs w:val="24"/>
-        </w:rPr>
-      </w:pPr>
-      <w:r>
-        <w:rPr>
-          <w:sz w:val="24"/>
-          <w:szCs w:val="24"/>
-        </w:rPr>
-        <w:lastRenderedPageBreak/>
-        <w:t xml:space="preserve">    ],</w:t>
-      </w:r>
-    </w:p>
-    <w:p>
-      <w:pPr>
-        <w:pStyle w:val="ListParagraph"/>
-        <w:rPr>
-          <w:sz w:val="24"/>
-          <w:szCs w:val="24"/>
-        </w:rPr>
-      </w:pPr>
-      <w:r>
-        <w:rPr>
-          <w:sz w:val="24"/>
-          <w:szCs w:val="24"/>
-        </w:rPr>
-        <w:t xml:space="preserve">    "</w:t>
-      </w:r>
-      <w:proofErr w:type="spellStart"/>
-      <w:r>
-        <w:rPr>
-          <w:sz w:val="24"/>
-          <w:szCs w:val="24"/>
-        </w:rPr>
-        <w:t>profile_picture</w:t>
-      </w:r>
-      <w:proofErr w:type="spellEnd"/>
-      <w:r>
-        <w:rPr>
-          <w:sz w:val="24"/>
-          <w:szCs w:val="24"/>
-        </w:rPr>
-        <w:t>": "https://sproutsocial.com/glossary/profile-picture/"</w:t>
-      </w:r>
-    </w:p>
-    <w:p>
-      <w:pPr>
-        <w:pStyle w:val="ListParagraph"/>
-        <w:rPr>
-          <w:sz w:val="24"/>
-          <w:szCs w:val="24"/>
-        </w:rPr>
-      </w:pPr>
-      <w:r>
-        <w:rPr>
-          <w:sz w:val="24"/>
-          <w:szCs w:val="24"/>
-        </w:rPr>
-        <w:t xml:space="preserve">  }</w:t>
-      </w:r>
-    </w:p>
-    <w:p>
-      <w:pPr>
-        <w:pStyle w:val="ListParagraph"/>
-        <w:rPr>
-          <w:sz w:val="24"/>
-          <w:szCs w:val="24"/>
-        </w:rPr>
-      </w:pPr>
-      <w:r>
-        <w:rPr>
-          <w:sz w:val="24"/>
-          <w:szCs w:val="24"/>
+        <w:t xml:space="preserve"> {  </w:t>
+      </w:r>
+      <w:r>
+        <w:rPr>
+          <w:sz w:val="28"/>
+          <w:szCs w:val="28"/>
+        </w:rPr>
+        <w:t>Update student</w:t>
+      </w:r>
+      <w:r>
+        <w:rPr>
+          <w:sz w:val="28"/>
+          <w:szCs w:val="28"/>
+        </w:rPr>
+        <w:t xml:space="preserve"> stored data in database </w:t>
+      </w:r>
+      <w:r>
+        <w:rPr>
+          <w:sz w:val="28"/>
+          <w:szCs w:val="28"/>
+        </w:rPr>
+        <w:t>with specific id</w:t>
+      </w:r>
+      <w:r>
+        <w:rPr>
+          <w:sz w:val="28"/>
+          <w:szCs w:val="28"/>
         </w:rPr>
         <w:t>}</w:t>
       </w:r>
@@ -4030,637 +5142,6 @@
           <w:numId w:val="3"/>
         </w:numPr>
         <w:rPr>
-          <w:color w:val="000000" w:themeColor="text1"/>
-          <w:sz w:val="28"/>
-          <w:szCs w:val="28"/>
-        </w:rPr>
-      </w:pPr>
-      <w:r>
-        <w:rPr>
-          <w:sz w:val="28"/>
-          <w:szCs w:val="28"/>
-        </w:rPr>
-        <w:t>GET</w:t>
-      </w:r>
-      <w:r>
-        <w:rPr>
-          <w:sz w:val="28"/>
-          <w:szCs w:val="28"/>
-        </w:rPr>
-        <w:t>/</w:t>
-      </w:r>
-      <w:r>
-        <w:rPr>
-          <w:rFonts w:ascii="Segoe UI" w:hAnsi="Segoe UI" w:cs="Segoe UI"/>
-          <w:color w:val="BFBFBF"/>
-          <w:sz w:val="20"/>
-          <w:shd w:val="clear" w:color="auto" w:fill="121314"/>
-        </w:rPr>
-        <w:t xml:space="preserve"> </w:t>
-      </w:r>
-      <w:r>
-        <w:rPr>
-          <w:rFonts w:ascii="Segoe UI" w:hAnsi="Segoe UI" w:cs="Segoe UI"/>
-          <w:color w:val="BFBFBF"/>
-          <w:sz w:val="24"/>
-          <w:szCs w:val="24"/>
-          <w:shd w:val="clear" w:color="auto" w:fill="121314"/>
-        </w:rPr>
-        <w:t>https://lms-api-f87o.onrender.com/getassignedCourseByteacher/</w:t>
-      </w:r>
-      <w:r>
-        <w:rPr>
-          <w:rFonts w:ascii="Segoe UI" w:hAnsi="Segoe UI" w:cs="Segoe UI"/>
-          <w:color w:val="BFBFBF"/>
-          <w:sz w:val="24"/>
-          <w:szCs w:val="24"/>
-          <w:shd w:val="clear" w:color="auto" w:fill="121314"/>
-        </w:rPr>
-        <w:t>_id</w:t>
-      </w:r>
-    </w:p>
-    <w:p>
-      <w:pPr>
-        <w:pStyle w:val="ListParagraph"/>
-        <w:rPr>
-          <w:sz w:val="24"/>
-          <w:szCs w:val="24"/>
-        </w:rPr>
-      </w:pPr>
-    </w:p>
-    <w:p>
-      <w:pPr>
-        <w:pStyle w:val="ListParagraph"/>
-        <w:rPr>
-          <w:sz w:val="24"/>
-          <w:szCs w:val="24"/>
-        </w:rPr>
-      </w:pPr>
-      <w:r>
-        <w:rPr>
-          <w:sz w:val="24"/>
-          <w:szCs w:val="24"/>
-        </w:rPr>
-        <w:t xml:space="preserve">Response of all course details assigned by specific teacher with the given id as a </w:t>
-      </w:r>
-      <w:proofErr w:type="spellStart"/>
-      <w:r>
-        <w:rPr>
-          <w:sz w:val="24"/>
-          <w:szCs w:val="24"/>
-        </w:rPr>
-        <w:t>param</w:t>
-      </w:r>
-      <w:proofErr w:type="spellEnd"/>
-    </w:p>
-    <w:p>
-      <w:pPr>
-        <w:pStyle w:val="ListParagraph"/>
-        <w:rPr>
-          <w:sz w:val="24"/>
-          <w:szCs w:val="24"/>
-        </w:rPr>
-      </w:pPr>
-      <w:proofErr w:type="gramStart"/>
-      <w:r>
-        <w:rPr>
-          <w:sz w:val="24"/>
-          <w:szCs w:val="24"/>
-        </w:rPr>
-        <w:t>Example:-</w:t>
-      </w:r>
-      <w:proofErr w:type="gramEnd"/>
-    </w:p>
-    <w:p>
-      <w:pPr>
-        <w:pStyle w:val="ListParagraph"/>
-        <w:rPr>
-          <w:sz w:val="24"/>
-          <w:szCs w:val="24"/>
-        </w:rPr>
-      </w:pPr>
-      <w:r>
-        <w:rPr>
-          <w:rFonts w:ascii="Segoe UI" w:hAnsi="Segoe UI" w:cs="Segoe UI"/>
-          <w:color w:val="BFBFBF"/>
-          <w:sz w:val="20"/>
-          <w:shd w:val="clear" w:color="auto" w:fill="121314"/>
-        </w:rPr>
-        <w:t>https://lms-api-f87o.onrender.com/getassignedCourseByteacher/69e501c417379b7a17da0619</w:t>
-      </w:r>
-    </w:p>
-    <w:p>
-      <w:pPr>
-        <w:pStyle w:val="ListParagraph"/>
-        <w:rPr>
-          <w:sz w:val="24"/>
-          <w:szCs w:val="24"/>
-        </w:rPr>
-      </w:pPr>
-    </w:p>
-    <w:p>
-      <w:pPr>
-        <w:pStyle w:val="ListParagraph"/>
-        <w:numPr>
-          <w:ilvl w:val="0"/>
-          <w:numId w:val="3"/>
-        </w:numPr>
-        <w:rPr>
-          <w:color w:val="000000" w:themeColor="text1"/>
-          <w:sz w:val="28"/>
-          <w:szCs w:val="28"/>
-        </w:rPr>
-      </w:pPr>
-      <w:r>
-        <w:rPr>
-          <w:sz w:val="28"/>
-          <w:szCs w:val="28"/>
-        </w:rPr>
-        <w:t>PUT/</w:t>
-      </w:r>
-      <w:proofErr w:type="spellStart"/>
-      <w:r>
-        <w:rPr>
-          <w:rFonts w:ascii="Consolas" w:eastAsia="Times New Roman" w:hAnsi="Consolas" w:cs="Times New Roman"/>
-          <w:color w:val="000000" w:themeColor="text1"/>
-          <w:sz w:val="30"/>
-          <w:szCs w:val="30"/>
-        </w:rPr>
-        <w:t>upTeacher</w:t>
-      </w:r>
-      <w:proofErr w:type="spellEnd"/>
-      <w:r>
-        <w:rPr>
-          <w:rFonts w:ascii="Consolas" w:eastAsia="Times New Roman" w:hAnsi="Consolas" w:cs="Times New Roman"/>
-          <w:color w:val="000000" w:themeColor="text1"/>
-          <w:sz w:val="30"/>
-          <w:szCs w:val="30"/>
-        </w:rPr>
-        <w:t>/:id</w:t>
-      </w:r>
-    </w:p>
-    <w:p>
-      <w:pPr>
-        <w:pStyle w:val="ListParagraph"/>
-        <w:rPr>
-          <w:sz w:val="28"/>
-          <w:szCs w:val="28"/>
-        </w:rPr>
-      </w:pPr>
-      <w:proofErr w:type="gramStart"/>
-      <w:r>
-        <w:rPr>
-          <w:sz w:val="28"/>
-          <w:szCs w:val="28"/>
-        </w:rPr>
-        <w:t>Response :</w:t>
-      </w:r>
-      <w:proofErr w:type="gramEnd"/>
-      <w:r>
-        <w:rPr>
-          <w:sz w:val="28"/>
-          <w:szCs w:val="28"/>
-        </w:rPr>
-        <w:t xml:space="preserve"> {  </w:t>
-      </w:r>
-      <w:r>
-        <w:rPr>
-          <w:sz w:val="28"/>
-          <w:szCs w:val="28"/>
-        </w:rPr>
-        <w:t xml:space="preserve">Update </w:t>
-      </w:r>
-      <w:r>
-        <w:rPr>
-          <w:sz w:val="28"/>
-          <w:szCs w:val="28"/>
-        </w:rPr>
-        <w:t>te</w:t>
-      </w:r>
-      <w:r>
-        <w:rPr>
-          <w:sz w:val="28"/>
-          <w:szCs w:val="28"/>
-        </w:rPr>
-        <w:t>a</w:t>
-      </w:r>
-      <w:r>
-        <w:rPr>
-          <w:sz w:val="28"/>
-          <w:szCs w:val="28"/>
-        </w:rPr>
-        <w:t xml:space="preserve">chers stored data in database </w:t>
-      </w:r>
-      <w:r>
-        <w:rPr>
-          <w:sz w:val="28"/>
-          <w:szCs w:val="28"/>
-        </w:rPr>
-        <w:t>with specific id</w:t>
-      </w:r>
-      <w:r>
-        <w:rPr>
-          <w:sz w:val="28"/>
-          <w:szCs w:val="28"/>
-        </w:rPr>
-        <w:t>}</w:t>
-      </w:r>
-    </w:p>
-    <w:p>
-      <w:pPr>
-        <w:pStyle w:val="ListParagraph"/>
-        <w:numPr>
-          <w:ilvl w:val="0"/>
-          <w:numId w:val="3"/>
-        </w:numPr>
-        <w:rPr>
-          <w:sz w:val="28"/>
-          <w:szCs w:val="28"/>
-        </w:rPr>
-      </w:pPr>
-      <w:r>
-        <w:rPr>
-          <w:sz w:val="28"/>
-          <w:szCs w:val="28"/>
-        </w:rPr>
-        <w:t>DEL</w:t>
-      </w:r>
-      <w:r>
-        <w:rPr>
-          <w:rFonts w:ascii="Consolas" w:eastAsia="Times New Roman" w:hAnsi="Consolas" w:cs="Times New Roman"/>
-          <w:color w:val="000000" w:themeColor="text1"/>
-          <w:sz w:val="30"/>
-          <w:szCs w:val="30"/>
-        </w:rPr>
-        <w:t>/</w:t>
-      </w:r>
-      <w:proofErr w:type="spellStart"/>
-      <w:r>
-        <w:rPr>
-          <w:rFonts w:ascii="Consolas" w:eastAsia="Times New Roman" w:hAnsi="Consolas" w:cs="Times New Roman"/>
-          <w:color w:val="000000" w:themeColor="text1"/>
-          <w:sz w:val="30"/>
-          <w:szCs w:val="30"/>
-        </w:rPr>
-        <w:t>delTeacher</w:t>
-      </w:r>
-      <w:proofErr w:type="spellEnd"/>
-      <w:r>
-        <w:rPr>
-          <w:rFonts w:ascii="Consolas" w:eastAsia="Times New Roman" w:hAnsi="Consolas" w:cs="Times New Roman"/>
-          <w:color w:val="000000" w:themeColor="text1"/>
-          <w:sz w:val="30"/>
-          <w:szCs w:val="30"/>
-        </w:rPr>
-        <w:t>/:id</w:t>
-      </w:r>
-    </w:p>
-    <w:p>
-      <w:pPr>
-        <w:pStyle w:val="ListParagraph"/>
-        <w:rPr>
-          <w:sz w:val="28"/>
-          <w:szCs w:val="28"/>
-        </w:rPr>
-      </w:pPr>
-      <w:proofErr w:type="gramStart"/>
-      <w:r>
-        <w:rPr>
-          <w:sz w:val="28"/>
-          <w:szCs w:val="28"/>
-        </w:rPr>
-        <w:t>Response :</w:t>
-      </w:r>
-      <w:proofErr w:type="gramEnd"/>
-      <w:r>
-        <w:rPr>
-          <w:sz w:val="28"/>
-          <w:szCs w:val="28"/>
-        </w:rPr>
-        <w:t xml:space="preserve"> {  </w:t>
-      </w:r>
-      <w:r>
-        <w:rPr>
-          <w:sz w:val="28"/>
-          <w:szCs w:val="28"/>
-        </w:rPr>
-        <w:t xml:space="preserve">delete </w:t>
-      </w:r>
-      <w:r>
-        <w:rPr>
-          <w:sz w:val="28"/>
-          <w:szCs w:val="28"/>
-        </w:rPr>
-        <w:t>te</w:t>
-      </w:r>
-      <w:r>
-        <w:rPr>
-          <w:sz w:val="28"/>
-          <w:szCs w:val="28"/>
-        </w:rPr>
-        <w:t>a</w:t>
-      </w:r>
-      <w:r>
-        <w:rPr>
-          <w:sz w:val="28"/>
-          <w:szCs w:val="28"/>
-        </w:rPr>
-        <w:t xml:space="preserve">chers stored data in database </w:t>
-      </w:r>
-      <w:r>
-        <w:rPr>
-          <w:sz w:val="28"/>
-          <w:szCs w:val="28"/>
-        </w:rPr>
-        <w:t>with specific id</w:t>
-      </w:r>
-      <w:r>
-        <w:rPr>
-          <w:sz w:val="28"/>
-          <w:szCs w:val="28"/>
-        </w:rPr>
-        <w:t>}</w:t>
-      </w:r>
-    </w:p>
-    <w:p>
-      <w:pPr>
-        <w:ind w:left="360"/>
-        <w:rPr>
-          <w:b/>
-          <w:bCs/>
-          <w:sz w:val="32"/>
-          <w:szCs w:val="32"/>
-        </w:rPr>
-      </w:pPr>
-      <w:r>
-        <w:rPr>
-          <w:b/>
-          <w:bCs/>
-          <w:sz w:val="32"/>
-          <w:szCs w:val="32"/>
-        </w:rPr>
-        <w:t xml:space="preserve">6.Students CRUD activity </w:t>
-      </w:r>
-      <w:r>
-        <w:rPr>
-          <w:b/>
-          <w:bCs/>
-          <w:sz w:val="32"/>
-          <w:szCs w:val="32"/>
-        </w:rPr>
-        <w:t xml:space="preserve">API Endpoint: </w:t>
-      </w:r>
-    </w:p>
-    <w:p>
-      <w:pPr>
-        <w:pStyle w:val="ListParagraph"/>
-        <w:numPr>
-          <w:ilvl w:val="0"/>
-          <w:numId w:val="3"/>
-        </w:numPr>
-        <w:rPr>
-          <w:sz w:val="28"/>
-          <w:szCs w:val="28"/>
-        </w:rPr>
-      </w:pPr>
-      <w:r>
-        <w:rPr>
-          <w:sz w:val="28"/>
-          <w:szCs w:val="28"/>
-        </w:rPr>
-        <w:t>GET/</w:t>
-      </w:r>
-      <w:proofErr w:type="spellStart"/>
-      <w:r>
-        <w:rPr>
-          <w:rFonts w:ascii="Consolas" w:eastAsia="Times New Roman" w:hAnsi="Consolas" w:cs="Times New Roman"/>
-          <w:color w:val="000000" w:themeColor="text1"/>
-          <w:sz w:val="30"/>
-          <w:szCs w:val="30"/>
-        </w:rPr>
-        <w:t>getStudents</w:t>
-      </w:r>
-      <w:proofErr w:type="spellEnd"/>
-    </w:p>
-    <w:p>
-      <w:pPr>
-        <w:pStyle w:val="ListParagraph"/>
-        <w:rPr>
-          <w:sz w:val="28"/>
-          <w:szCs w:val="28"/>
-        </w:rPr>
-      </w:pPr>
-      <w:proofErr w:type="gramStart"/>
-      <w:r>
-        <w:rPr>
-          <w:sz w:val="28"/>
-          <w:szCs w:val="28"/>
-        </w:rPr>
-        <w:t>Response :</w:t>
-      </w:r>
-      <w:proofErr w:type="gramEnd"/>
-      <w:r>
-        <w:rPr>
-          <w:sz w:val="28"/>
-          <w:szCs w:val="28"/>
-        </w:rPr>
-        <w:t xml:space="preserve"> {  All </w:t>
-      </w:r>
-      <w:r>
-        <w:rPr>
-          <w:sz w:val="28"/>
-          <w:szCs w:val="28"/>
-        </w:rPr>
-        <w:t>students</w:t>
-      </w:r>
-      <w:r>
-        <w:rPr>
-          <w:sz w:val="28"/>
-          <w:szCs w:val="28"/>
-        </w:rPr>
-        <w:t xml:space="preserve"> stored data in database }</w:t>
-      </w:r>
-    </w:p>
-    <w:p>
-      <w:pPr>
-        <w:ind w:firstLine="450"/>
-        <w:rPr>
-          <w:sz w:val="28"/>
-          <w:szCs w:val="28"/>
-        </w:rPr>
-      </w:pPr>
-    </w:p>
-    <w:p>
-      <w:pPr>
-        <w:pStyle w:val="ListParagraph"/>
-        <w:numPr>
-          <w:ilvl w:val="0"/>
-          <w:numId w:val="3"/>
-        </w:numPr>
-        <w:rPr>
-          <w:sz w:val="28"/>
-          <w:szCs w:val="28"/>
-        </w:rPr>
-      </w:pPr>
-      <w:r>
-        <w:rPr>
-          <w:sz w:val="28"/>
-          <w:szCs w:val="28"/>
-        </w:rPr>
-        <w:t xml:space="preserve">GET </w:t>
-      </w:r>
-      <w:r>
-        <w:rPr>
-          <w:rFonts w:ascii="Consolas" w:eastAsia="Times New Roman" w:hAnsi="Consolas" w:cs="Times New Roman"/>
-          <w:color w:val="000000" w:themeColor="text1"/>
-          <w:sz w:val="30"/>
-          <w:szCs w:val="30"/>
-        </w:rPr>
-        <w:t>/</w:t>
-      </w:r>
-      <w:proofErr w:type="spellStart"/>
-      <w:r>
-        <w:rPr>
-          <w:rFonts w:ascii="Consolas" w:eastAsia="Times New Roman" w:hAnsi="Consolas" w:cs="Times New Roman"/>
-          <w:color w:val="000000" w:themeColor="text1"/>
-          <w:sz w:val="30"/>
-          <w:szCs w:val="30"/>
-        </w:rPr>
-        <w:t>getStudent</w:t>
-      </w:r>
-      <w:r>
-        <w:rPr>
-          <w:rFonts w:ascii="Consolas" w:eastAsia="Times New Roman" w:hAnsi="Consolas" w:cs="Times New Roman"/>
-          <w:color w:val="000000" w:themeColor="text1"/>
-          <w:sz w:val="30"/>
-          <w:szCs w:val="30"/>
-        </w:rPr>
-        <w:t>ByEmail</w:t>
-      </w:r>
-      <w:proofErr w:type="spellEnd"/>
-      <w:proofErr w:type="gramStart"/>
-      <w:r>
-        <w:rPr>
-          <w:rFonts w:ascii="Consolas" w:eastAsia="Times New Roman" w:hAnsi="Consolas" w:cs="Times New Roman"/>
-          <w:color w:val="000000" w:themeColor="text1"/>
-          <w:sz w:val="30"/>
-          <w:szCs w:val="30"/>
-        </w:rPr>
-        <w:t>/:email</w:t>
-      </w:r>
-      <w:proofErr w:type="gramEnd"/>
-    </w:p>
-    <w:p>
-      <w:pPr>
-        <w:pStyle w:val="ListParagraph"/>
-        <w:numPr>
-          <w:ilvl w:val="0"/>
-          <w:numId w:val="3"/>
-        </w:numPr>
-        <w:rPr>
-          <w:color w:val="000000" w:themeColor="text1"/>
-          <w:sz w:val="28"/>
-          <w:szCs w:val="28"/>
-        </w:rPr>
-      </w:pPr>
-      <w:r>
-        <w:rPr>
-          <w:sz w:val="28"/>
-          <w:szCs w:val="28"/>
-        </w:rPr>
-        <w:t>PUT/</w:t>
-      </w:r>
-      <w:proofErr w:type="spellStart"/>
-      <w:r>
-        <w:rPr>
-          <w:rFonts w:ascii="Consolas" w:eastAsia="Times New Roman" w:hAnsi="Consolas" w:cs="Times New Roman"/>
-          <w:color w:val="000000" w:themeColor="text1"/>
-          <w:sz w:val="30"/>
-          <w:szCs w:val="30"/>
-        </w:rPr>
-        <w:t>up</w:t>
-      </w:r>
-      <w:r>
-        <w:rPr>
-          <w:rFonts w:ascii="Consolas" w:eastAsia="Times New Roman" w:hAnsi="Consolas" w:cs="Times New Roman"/>
-          <w:color w:val="000000" w:themeColor="text1"/>
-          <w:sz w:val="30"/>
-          <w:szCs w:val="30"/>
-        </w:rPr>
-        <w:t>Student</w:t>
-      </w:r>
-      <w:proofErr w:type="spellEnd"/>
-      <w:r>
-        <w:rPr>
-          <w:rFonts w:ascii="Consolas" w:eastAsia="Times New Roman" w:hAnsi="Consolas" w:cs="Times New Roman"/>
-          <w:color w:val="000000" w:themeColor="text1"/>
-          <w:sz w:val="30"/>
-          <w:szCs w:val="30"/>
-        </w:rPr>
-        <w:t>/:id</w:t>
-      </w:r>
-    </w:p>
-    <w:p>
-      <w:pPr>
-        <w:pStyle w:val="ListParagraph"/>
-        <w:rPr>
-          <w:sz w:val="28"/>
-          <w:szCs w:val="28"/>
-        </w:rPr>
-      </w:pPr>
-      <w:proofErr w:type="gramStart"/>
-      <w:r>
-        <w:rPr>
-          <w:sz w:val="28"/>
-          <w:szCs w:val="28"/>
-        </w:rPr>
-        <w:t>Response :</w:t>
-      </w:r>
-      <w:proofErr w:type="gramEnd"/>
-      <w:r>
-        <w:rPr>
-          <w:sz w:val="28"/>
-          <w:szCs w:val="28"/>
-        </w:rPr>
-        <w:t xml:space="preserve"> {  </w:t>
-      </w:r>
-      <w:r>
-        <w:rPr>
-          <w:sz w:val="28"/>
-          <w:szCs w:val="28"/>
-        </w:rPr>
-        <w:t>Update student</w:t>
-      </w:r>
-      <w:r>
-        <w:rPr>
-          <w:sz w:val="28"/>
-          <w:szCs w:val="28"/>
-        </w:rPr>
-        <w:t xml:space="preserve"> stored data in database </w:t>
-      </w:r>
-      <w:r>
-        <w:rPr>
-          <w:sz w:val="28"/>
-          <w:szCs w:val="28"/>
-        </w:rPr>
-        <w:t>with specific id</w:t>
-      </w:r>
-      <w:r>
-        <w:rPr>
-          <w:sz w:val="28"/>
-          <w:szCs w:val="28"/>
-        </w:rPr>
-        <w:t>}</w:t>
-      </w:r>
-    </w:p>
-    <w:p>
-      <w:pPr>
-        <w:pStyle w:val="ListParagraph"/>
-        <w:numPr>
-          <w:ilvl w:val="0"/>
-          <w:numId w:val="3"/>
-        </w:numPr>
-        <w:rPr>
           <w:sz w:val="28"/>
           <w:szCs w:val="28"/>
         </w:rPr>
@@ -5028,7 +5509,6 @@
           <w:sz w:val="24"/>
           <w:szCs w:val="24"/>
         </w:rPr>
-        <w:lastRenderedPageBreak/>
         <w:t xml:space="preserve">  }</w:t>
       </w:r>
     </w:p>
@@ -5049,6 +5529,7 @@
           <w:sz w:val="32"/>
           <w:szCs w:val="32"/>
         </w:rPr>
+        <w:lastRenderedPageBreak/>
         <w:t xml:space="preserve">8.GET course </w:t>
       </w:r>
       <w:r>
@@ -5802,23 +6283,23 @@
           <w:sz w:val="24"/>
           <w:szCs w:val="24"/>
         </w:rPr>
+        <w:t>Response :</w:t>
+      </w:r>
+      <w:proofErr w:type="gramEnd"/>
+    </w:p>
+    <w:p>
+      <w:pPr>
+        <w:rPr>
+          <w:sz w:val="24"/>
+          <w:szCs w:val="24"/>
+        </w:rPr>
+      </w:pPr>
+      <w:r>
+        <w:rPr>
+          <w:sz w:val="24"/>
+          <w:szCs w:val="24"/>
+        </w:rPr>
         <w:lastRenderedPageBreak/>
-        <w:t>Response :</w:t>
-      </w:r>
-      <w:proofErr w:type="gramEnd"/>
-    </w:p>
-    <w:p>
-      <w:pPr>
-        <w:rPr>
-          <w:sz w:val="24"/>
-          <w:szCs w:val="24"/>
-        </w:rPr>
-      </w:pPr>
-      <w:r>
-        <w:rPr>
-          <w:sz w:val="24"/>
-          <w:szCs w:val="24"/>
-        </w:rPr>
         <w:t>-----------</w:t>
       </w:r>
       <w:r>
@@ -6389,7 +6870,6 @@
           <w:sz w:val="28"/>
           <w:szCs w:val="28"/>
         </w:rPr>
-        <w:lastRenderedPageBreak/>
         <w:tab/>
       </w:r>
       <w:proofErr w:type="gramStart"/>
@@ -6432,6 +6912,7 @@
           <w:sz w:val="32"/>
           <w:szCs w:val="32"/>
         </w:rPr>
+        <w:lastRenderedPageBreak/>
         <w:t xml:space="preserve">12.Update </w:t>
       </w:r>
       <w:proofErr w:type="gramStart"/>
@@ -6948,7 +7429,6 @@
           <w:sz w:val="30"/>
           <w:szCs w:val="30"/>
         </w:rPr>
-        <w:lastRenderedPageBreak/>
         <w:t>1</w:t>
       </w:r>
       <w:r>
@@ -7018,6 +7498,7 @@
           <w:sz w:val="30"/>
           <w:szCs w:val="30"/>
         </w:rPr>
+        <w:lastRenderedPageBreak/>
         <w:t xml:space="preserve">    Create </w:t>
       </w:r>
       <w:proofErr w:type="gramStart"/>
@@ -8233,6 +8714,7 @@
   <w:style w:type="character" w:default="1" w:styleId="DefaultParagraphFont">
     <w:name w:val="Default Paragraph Font"/>
     <w:uiPriority w:val="1"/>
+    <w:semiHidden/>
     <w:unhideWhenUsed/>
   </w:style>
   <w:style w:type="table" w:default="1" w:styleId="TableNormal">

--- a/lms documentaion.docx
+++ b/lms documentaion.docx
@@ -586,15 +586,506 @@
           <w:sz w:val="24"/>
           <w:szCs w:val="24"/>
         </w:rPr>
-        <w:t xml:space="preserve">  "name": " </w:t>
-      </w:r>
-      <w:proofErr w:type="spellStart"/>
-      <w:r>
-        <w:rPr>
-          <w:sz w:val="24"/>
-          <w:szCs w:val="24"/>
-        </w:rPr>
-        <w:t>anshika</w:t>
+        <w:t xml:space="preserve">  "name": "</w:t>
+      </w:r>
+      <w:proofErr w:type="spellStart"/>
+      <w:r>
+        <w:rPr>
+          <w:sz w:val="24"/>
+          <w:szCs w:val="24"/>
+        </w:rPr>
+        <w:t>Shifa</w:t>
+      </w:r>
+      <w:proofErr w:type="spellEnd"/>
+      <w:r>
+        <w:rPr>
+          <w:sz w:val="24"/>
+          <w:szCs w:val="24"/>
+        </w:rPr>
+        <w:t xml:space="preserve"> Ali",</w:t>
+      </w:r>
+    </w:p>
+    <w:p>
+      <w:pPr>
+        <w:rPr>
+          <w:sz w:val="24"/>
+          <w:szCs w:val="24"/>
+        </w:rPr>
+      </w:pPr>
+      <w:r>
+        <w:rPr>
+          <w:sz w:val="24"/>
+          <w:szCs w:val="24"/>
+        </w:rPr>
+        <w:t xml:space="preserve">  "email": "shifa@gmail.com",</w:t>
+      </w:r>
+    </w:p>
+    <w:p>
+      <w:pPr>
+        <w:rPr>
+          <w:sz w:val="24"/>
+          <w:szCs w:val="24"/>
+        </w:rPr>
+      </w:pPr>
+      <w:r>
+        <w:rPr>
+          <w:sz w:val="24"/>
+          <w:szCs w:val="24"/>
+        </w:rPr>
+        <w:t xml:space="preserve">  "password": "123456",</w:t>
+      </w:r>
+    </w:p>
+    <w:p>
+      <w:pPr>
+        <w:rPr>
+          <w:sz w:val="24"/>
+          <w:szCs w:val="24"/>
+        </w:rPr>
+      </w:pPr>
+      <w:r>
+        <w:rPr>
+          <w:sz w:val="24"/>
+          <w:szCs w:val="24"/>
+        </w:rPr>
+        <w:t xml:space="preserve">  "role": "teacher",</w:t>
+      </w:r>
+    </w:p>
+    <w:p>
+      <w:pPr>
+        <w:rPr>
+          <w:sz w:val="24"/>
+          <w:szCs w:val="24"/>
+        </w:rPr>
+      </w:pPr>
+    </w:p>
+    <w:p>
+      <w:pPr>
+        <w:rPr>
+          <w:sz w:val="24"/>
+          <w:szCs w:val="24"/>
+        </w:rPr>
+      </w:pPr>
+      <w:r>
+        <w:rPr>
+          <w:sz w:val="24"/>
+          <w:szCs w:val="24"/>
+        </w:rPr>
+        <w:t xml:space="preserve">  "experience": "5 years",</w:t>
+      </w:r>
+    </w:p>
+    <w:p>
+      <w:pPr>
+        <w:rPr>
+          <w:sz w:val="24"/>
+          <w:szCs w:val="24"/>
+        </w:rPr>
+      </w:pPr>
+    </w:p>
+    <w:p>
+      <w:pPr>
+        <w:rPr>
+          <w:sz w:val="24"/>
+          <w:szCs w:val="24"/>
+        </w:rPr>
+      </w:pPr>
+      <w:r>
+        <w:rPr>
+          <w:sz w:val="24"/>
+          <w:szCs w:val="24"/>
+        </w:rPr>
+        <w:t xml:space="preserve">  "</w:t>
+      </w:r>
+      <w:proofErr w:type="spellStart"/>
+      <w:r>
+        <w:rPr>
+          <w:sz w:val="24"/>
+          <w:szCs w:val="24"/>
+        </w:rPr>
+        <w:t>dob</w:t>
+      </w:r>
+      <w:proofErr w:type="spellEnd"/>
+      <w:r>
+        <w:rPr>
+          <w:sz w:val="24"/>
+          <w:szCs w:val="24"/>
+        </w:rPr>
+        <w:t>": "1995-05-10",</w:t>
+      </w:r>
+    </w:p>
+    <w:p>
+      <w:pPr>
+        <w:rPr>
+          <w:sz w:val="24"/>
+          <w:szCs w:val="24"/>
+        </w:rPr>
+      </w:pPr>
+    </w:p>
+    <w:p>
+      <w:pPr>
+        <w:rPr>
+          <w:sz w:val="24"/>
+          <w:szCs w:val="24"/>
+        </w:rPr>
+      </w:pPr>
+      <w:r>
+        <w:rPr>
+          <w:sz w:val="24"/>
+          <w:szCs w:val="24"/>
+        </w:rPr>
+        <w:t xml:space="preserve">  "</w:t>
+      </w:r>
+      <w:proofErr w:type="spellStart"/>
+      <w:r>
+        <w:rPr>
+          <w:sz w:val="24"/>
+          <w:szCs w:val="24"/>
+        </w:rPr>
+        <w:t>phoneNo</w:t>
+      </w:r>
+      <w:proofErr w:type="spellEnd"/>
+      <w:r>
+        <w:rPr>
+          <w:sz w:val="24"/>
+          <w:szCs w:val="24"/>
+        </w:rPr>
+        <w:t>": "9876543210",</w:t>
+      </w:r>
+    </w:p>
+    <w:p>
+      <w:pPr>
+        <w:rPr>
+          <w:sz w:val="24"/>
+          <w:szCs w:val="24"/>
+        </w:rPr>
+      </w:pPr>
+    </w:p>
+    <w:p>
+      <w:pPr>
+        <w:rPr>
+          <w:sz w:val="24"/>
+          <w:szCs w:val="24"/>
+        </w:rPr>
+      </w:pPr>
+      <w:r>
+        <w:rPr>
+          <w:sz w:val="24"/>
+          <w:szCs w:val="24"/>
+        </w:rPr>
+        <w:t xml:space="preserve">  "address": "Delhi, India",</w:t>
+      </w:r>
+    </w:p>
+    <w:p>
+      <w:pPr>
+        <w:rPr>
+          <w:sz w:val="24"/>
+          <w:szCs w:val="24"/>
+        </w:rPr>
+      </w:pPr>
+    </w:p>
+    <w:p>
+      <w:pPr>
+        <w:rPr>
+          <w:sz w:val="24"/>
+          <w:szCs w:val="24"/>
+        </w:rPr>
+      </w:pPr>
+      <w:r>
+        <w:rPr>
+          <w:sz w:val="24"/>
+          <w:szCs w:val="24"/>
+        </w:rPr>
+        <w:t xml:space="preserve">  "bio": "Experienced software development trainer",</w:t>
+      </w:r>
+    </w:p>
+    <w:p>
+      <w:pPr>
+        <w:rPr>
+          <w:sz w:val="24"/>
+          <w:szCs w:val="24"/>
+        </w:rPr>
+      </w:pPr>
+    </w:p>
+    <w:p>
+      <w:pPr>
+        <w:rPr>
+          <w:sz w:val="24"/>
+          <w:szCs w:val="24"/>
+        </w:rPr>
+      </w:pPr>
+      <w:r>
+        <w:rPr>
+          <w:sz w:val="24"/>
+          <w:szCs w:val="24"/>
+        </w:rPr>
+        <w:t xml:space="preserve">  "qualification": "MCA",</w:t>
+      </w:r>
+    </w:p>
+    <w:p>
+      <w:pPr>
+        <w:rPr>
+          <w:sz w:val="24"/>
+          <w:szCs w:val="24"/>
+        </w:rPr>
+      </w:pPr>
+    </w:p>
+    <w:p>
+      <w:pPr>
+        <w:rPr>
+          <w:sz w:val="24"/>
+          <w:szCs w:val="24"/>
+        </w:rPr>
+      </w:pPr>
+      <w:r>
+        <w:rPr>
+          <w:sz w:val="24"/>
+          <w:szCs w:val="24"/>
+        </w:rPr>
+        <w:t xml:space="preserve">  "specialization": "Full Stack Development",</w:t>
+      </w:r>
+    </w:p>
+    <w:p>
+      <w:pPr>
+        <w:rPr>
+          <w:sz w:val="24"/>
+          <w:szCs w:val="24"/>
+        </w:rPr>
+      </w:pPr>
+    </w:p>
+    <w:p>
+      <w:pPr>
+        <w:rPr>
+          <w:sz w:val="24"/>
+          <w:szCs w:val="24"/>
+        </w:rPr>
+      </w:pPr>
+      <w:r>
+        <w:rPr>
+          <w:sz w:val="24"/>
+          <w:szCs w:val="24"/>
+        </w:rPr>
+        <w:t xml:space="preserve">  "</w:t>
+      </w:r>
+      <w:proofErr w:type="spellStart"/>
+      <w:r>
+        <w:rPr>
+          <w:sz w:val="24"/>
+          <w:szCs w:val="24"/>
+        </w:rPr>
+        <w:t>assigned_courseid</w:t>
+      </w:r>
+      <w:proofErr w:type="spellEnd"/>
+      <w:r>
+        <w:rPr>
+          <w:sz w:val="24"/>
+          <w:szCs w:val="24"/>
+        </w:rPr>
+        <w:t>": [],</w:t>
+      </w:r>
+    </w:p>
+    <w:p>
+      <w:pPr>
+        <w:rPr>
+          <w:sz w:val="24"/>
+          <w:szCs w:val="24"/>
+        </w:rPr>
+      </w:pPr>
+    </w:p>
+    <w:p>
+      <w:pPr>
+        <w:rPr>
+          <w:sz w:val="24"/>
+          <w:szCs w:val="24"/>
+        </w:rPr>
+      </w:pPr>
+      <w:r>
+        <w:rPr>
+          <w:sz w:val="24"/>
+          <w:szCs w:val="24"/>
+        </w:rPr>
+        <w:t xml:space="preserve">  "</w:t>
+      </w:r>
+      <w:proofErr w:type="spellStart"/>
+      <w:r>
+        <w:rPr>
+          <w:sz w:val="24"/>
+          <w:szCs w:val="24"/>
+        </w:rPr>
+        <w:t>courseassigned_studentid</w:t>
+      </w:r>
+      <w:proofErr w:type="spellEnd"/>
+      <w:r>
+        <w:rPr>
+          <w:sz w:val="24"/>
+          <w:szCs w:val="24"/>
+        </w:rPr>
+        <w:t>": [],</w:t>
+      </w:r>
+    </w:p>
+    <w:p>
+      <w:pPr>
+        <w:rPr>
+          <w:sz w:val="24"/>
+          <w:szCs w:val="24"/>
+        </w:rPr>
+      </w:pPr>
+    </w:p>
+    <w:p>
+      <w:pPr>
+        <w:rPr>
+          <w:sz w:val="24"/>
+          <w:szCs w:val="24"/>
+        </w:rPr>
+      </w:pPr>
+      <w:r>
+        <w:rPr>
+          <w:sz w:val="24"/>
+          <w:szCs w:val="24"/>
+        </w:rPr>
+        <w:t xml:space="preserve">  "</w:t>
+      </w:r>
+      <w:proofErr w:type="spellStart"/>
+      <w:r>
+        <w:rPr>
+          <w:sz w:val="24"/>
+          <w:szCs w:val="24"/>
+        </w:rPr>
+        <w:t>profile_picture</w:t>
+      </w:r>
+      <w:proofErr w:type="spellEnd"/>
+      <w:r>
+        <w:rPr>
+          <w:sz w:val="24"/>
+          <w:szCs w:val="24"/>
+        </w:rPr>
+        <w:t>": "https://example.com/profile.jpg"</w:t>
+      </w:r>
+    </w:p>
+    <w:p>
+      <w:pPr>
+        <w:rPr>
+          <w:sz w:val="24"/>
+          <w:szCs w:val="24"/>
+        </w:rPr>
+      </w:pPr>
+      <w:r>
+        <w:rPr>
+          <w:sz w:val="24"/>
+          <w:szCs w:val="24"/>
+        </w:rPr>
+        <w:lastRenderedPageBreak/>
+        <w:t>}</w:t>
+      </w:r>
+      <w:r>
+        <w:rPr>
+          <w:sz w:val="24"/>
+          <w:szCs w:val="24"/>
+        </w:rPr>
+        <w:t xml:space="preserve"> </w:t>
+      </w:r>
+      <w:r>
+        <w:rPr>
+          <w:sz w:val="24"/>
+          <w:szCs w:val="24"/>
+        </w:rPr>
+        <w:t>}</w:t>
+      </w:r>
+    </w:p>
+    <w:p>
+      <w:pPr>
+        <w:rPr>
+          <w:sz w:val="24"/>
+          <w:szCs w:val="24"/>
+        </w:rPr>
+      </w:pPr>
+      <w:r>
+        <w:rPr>
+          <w:sz w:val="24"/>
+          <w:szCs w:val="24"/>
+        </w:rPr>
+        <w:t>Response:</w:t>
+      </w:r>
+    </w:p>
+    <w:p>
+      <w:pPr>
+        <w:rPr>
+          <w:sz w:val="24"/>
+          <w:szCs w:val="24"/>
+        </w:rPr>
+      </w:pPr>
+      <w:r>
+        <w:rPr>
+          <w:sz w:val="24"/>
+          <w:szCs w:val="24"/>
+        </w:rPr>
+        <w:t>{</w:t>
+      </w:r>
+    </w:p>
+    <w:p>
+      <w:pPr>
+        <w:rPr>
+          <w:sz w:val="24"/>
+          <w:szCs w:val="24"/>
+        </w:rPr>
+      </w:pPr>
+      <w:r>
+        <w:rPr>
+          <w:sz w:val="24"/>
+          <w:szCs w:val="24"/>
+        </w:rPr>
+        <w:t xml:space="preserve">  "message": "User registered successfully",</w:t>
+      </w:r>
+    </w:p>
+    <w:p>
+      <w:pPr>
+        <w:rPr>
+          <w:sz w:val="24"/>
+          <w:szCs w:val="24"/>
+        </w:rPr>
+      </w:pPr>
+      <w:r>
+        <w:rPr>
+          <w:sz w:val="24"/>
+          <w:szCs w:val="24"/>
+        </w:rPr>
+        <w:t xml:space="preserve">  "user": {</w:t>
+      </w:r>
+    </w:p>
+    <w:p>
+      <w:pPr>
+        <w:rPr>
+          <w:sz w:val="24"/>
+          <w:szCs w:val="24"/>
+        </w:rPr>
+      </w:pPr>
+      <w:r>
+        <w:rPr>
+          <w:sz w:val="24"/>
+          <w:szCs w:val="24"/>
+        </w:rPr>
+        <w:t xml:space="preserve">    "id": "6a0205d165370fd6f63b10a8",</w:t>
+      </w:r>
+    </w:p>
+    <w:p>
+      <w:pPr>
+        <w:rPr>
+          <w:sz w:val="24"/>
+          <w:szCs w:val="24"/>
+        </w:rPr>
+      </w:pPr>
+      <w:r>
+        <w:rPr>
+          <w:sz w:val="24"/>
+          <w:szCs w:val="24"/>
+        </w:rPr>
+        <w:t xml:space="preserve">    "name": "</w:t>
+      </w:r>
+      <w:proofErr w:type="spellStart"/>
+      <w:r>
+        <w:rPr>
+          <w:sz w:val="24"/>
+          <w:szCs w:val="24"/>
+        </w:rPr>
+        <w:t>varun</w:t>
       </w:r>
       <w:proofErr w:type="spellEnd"/>
       <w:r>
@@ -617,373 +1108,7 @@
           <w:sz w:val="24"/>
           <w:szCs w:val="24"/>
         </w:rPr>
-        <w:t xml:space="preserve">  "email": "anshika@gmail.com",</w:t>
-      </w:r>
-    </w:p>
-    <w:p>
-      <w:pPr>
-        <w:rPr>
-          <w:sz w:val="24"/>
-          <w:szCs w:val="24"/>
-        </w:rPr>
-      </w:pPr>
-      <w:r>
-        <w:rPr>
-          <w:sz w:val="24"/>
-          <w:szCs w:val="24"/>
-        </w:rPr>
-        <w:t xml:space="preserve">  "password": "452346",</w:t>
-      </w:r>
-    </w:p>
-    <w:p>
-      <w:pPr>
-        <w:rPr>
-          <w:sz w:val="24"/>
-          <w:szCs w:val="24"/>
-        </w:rPr>
-      </w:pPr>
-      <w:r>
-        <w:rPr>
-          <w:sz w:val="24"/>
-          <w:szCs w:val="24"/>
-        </w:rPr>
-        <w:t xml:space="preserve">  "role": "teacher",</w:t>
-      </w:r>
-    </w:p>
-    <w:p>
-      <w:pPr>
-        <w:rPr>
-          <w:sz w:val="24"/>
-          <w:szCs w:val="24"/>
-        </w:rPr>
-      </w:pPr>
-      <w:r>
-        <w:rPr>
-          <w:sz w:val="24"/>
-          <w:szCs w:val="24"/>
-        </w:rPr>
-        <w:t xml:space="preserve">  "experience": "5 years",</w:t>
-      </w:r>
-    </w:p>
-    <w:p>
-      <w:pPr>
-        <w:rPr>
-          <w:sz w:val="24"/>
-          <w:szCs w:val="24"/>
-        </w:rPr>
-      </w:pPr>
-      <w:r>
-        <w:rPr>
-          <w:sz w:val="24"/>
-          <w:szCs w:val="24"/>
-        </w:rPr>
-        <w:t xml:space="preserve">  "</w:t>
-      </w:r>
-      <w:proofErr w:type="spellStart"/>
-      <w:r>
-        <w:rPr>
-          <w:sz w:val="24"/>
-          <w:szCs w:val="24"/>
-        </w:rPr>
-        <w:t>dob</w:t>
-      </w:r>
-      <w:proofErr w:type="spellEnd"/>
-      <w:r>
-        <w:rPr>
-          <w:sz w:val="24"/>
-          <w:szCs w:val="24"/>
-        </w:rPr>
-        <w:t>": "1995-05-10",</w:t>
-      </w:r>
-    </w:p>
-    <w:p>
-      <w:pPr>
-        <w:rPr>
-          <w:sz w:val="24"/>
-          <w:szCs w:val="24"/>
-        </w:rPr>
-      </w:pPr>
-      <w:r>
-        <w:rPr>
-          <w:sz w:val="24"/>
-          <w:szCs w:val="24"/>
-        </w:rPr>
-        <w:t xml:space="preserve">  "</w:t>
-      </w:r>
-      <w:proofErr w:type="spellStart"/>
-      <w:r>
-        <w:rPr>
-          <w:sz w:val="24"/>
-          <w:szCs w:val="24"/>
-        </w:rPr>
-        <w:t>phoneNo</w:t>
-      </w:r>
-      <w:proofErr w:type="spellEnd"/>
-      <w:r>
-        <w:rPr>
-          <w:sz w:val="24"/>
-          <w:szCs w:val="24"/>
-        </w:rPr>
-        <w:t>": "9876543210",</w:t>
-      </w:r>
-    </w:p>
-    <w:p>
-      <w:pPr>
-        <w:rPr>
-          <w:sz w:val="24"/>
-          <w:szCs w:val="24"/>
-        </w:rPr>
-      </w:pPr>
-      <w:r>
-        <w:rPr>
-          <w:sz w:val="24"/>
-          <w:szCs w:val="24"/>
-        </w:rPr>
-        <w:t xml:space="preserve">  "address": "</w:t>
-      </w:r>
-      <w:proofErr w:type="spellStart"/>
-      <w:r>
-        <w:rPr>
-          <w:sz w:val="24"/>
-          <w:szCs w:val="24"/>
-        </w:rPr>
-        <w:t>kolkata</w:t>
-      </w:r>
-      <w:proofErr w:type="spellEnd"/>
-      <w:r>
-        <w:rPr>
-          <w:sz w:val="24"/>
-          <w:szCs w:val="24"/>
-        </w:rPr>
-        <w:t>",</w:t>
-      </w:r>
-    </w:p>
-    <w:p>
-      <w:pPr>
-        <w:rPr>
-          <w:sz w:val="24"/>
-          <w:szCs w:val="24"/>
-        </w:rPr>
-      </w:pPr>
-      <w:r>
-        <w:rPr>
-          <w:sz w:val="24"/>
-          <w:szCs w:val="24"/>
-        </w:rPr>
-        <w:t xml:space="preserve">  "bio": "Expert ",</w:t>
-      </w:r>
-    </w:p>
-    <w:p>
-      <w:pPr>
-        <w:rPr>
-          <w:sz w:val="24"/>
-          <w:szCs w:val="24"/>
-        </w:rPr>
-      </w:pPr>
-      <w:r>
-        <w:rPr>
-          <w:sz w:val="24"/>
-          <w:szCs w:val="24"/>
-        </w:rPr>
-        <w:t xml:space="preserve">  "qualification": "MCA",</w:t>
-      </w:r>
-    </w:p>
-    <w:p>
-      <w:pPr>
-        <w:rPr>
-          <w:sz w:val="24"/>
-          <w:szCs w:val="24"/>
-        </w:rPr>
-      </w:pPr>
-      <w:r>
-        <w:rPr>
-          <w:sz w:val="24"/>
-          <w:szCs w:val="24"/>
-        </w:rPr>
-        <w:t xml:space="preserve">  "specialization": "software Dev",</w:t>
-      </w:r>
-    </w:p>
-    <w:p>
-      <w:pPr>
-        <w:rPr>
-          <w:sz w:val="24"/>
-          <w:szCs w:val="24"/>
-        </w:rPr>
-      </w:pPr>
-      <w:r>
-        <w:rPr>
-          <w:sz w:val="24"/>
-          <w:szCs w:val="24"/>
-        </w:rPr>
-        <w:t xml:space="preserve">  "</w:t>
-      </w:r>
-      <w:proofErr w:type="spellStart"/>
-      <w:r>
-        <w:rPr>
-          <w:sz w:val="24"/>
-          <w:szCs w:val="24"/>
-        </w:rPr>
-        <w:t>assigned_courseid</w:t>
-      </w:r>
-      <w:proofErr w:type="spellEnd"/>
-      <w:r>
-        <w:rPr>
-          <w:sz w:val="24"/>
-          <w:szCs w:val="24"/>
-        </w:rPr>
-        <w:t>": [ "68e25201daf37f86d0f2b9f5"],</w:t>
-      </w:r>
-    </w:p>
-    <w:p>
-      <w:pPr>
-        <w:rPr>
-          <w:sz w:val="24"/>
-          <w:szCs w:val="24"/>
-        </w:rPr>
-      </w:pPr>
-      <w:r>
-        <w:rPr>
-          <w:sz w:val="24"/>
-          <w:szCs w:val="24"/>
-        </w:rPr>
-        <w:t xml:space="preserve">  "profile_picture":"https://sproutsocial.com/glossary/profile-picture/"</w:t>
-      </w:r>
-    </w:p>
-    <w:p>
-      <w:pPr>
-        <w:rPr>
-          <w:sz w:val="24"/>
-          <w:szCs w:val="24"/>
-        </w:rPr>
-      </w:pPr>
-      <w:proofErr w:type="gramStart"/>
-      <w:r>
-        <w:rPr>
-          <w:sz w:val="24"/>
-          <w:szCs w:val="24"/>
-        </w:rPr>
-        <w:t>}</w:t>
-      </w:r>
-      <w:r>
-        <w:rPr>
-          <w:sz w:val="24"/>
-          <w:szCs w:val="24"/>
-        </w:rPr>
-        <w:t>Response</w:t>
-      </w:r>
-      <w:proofErr w:type="gramEnd"/>
-      <w:r>
-        <w:rPr>
-          <w:sz w:val="24"/>
-          <w:szCs w:val="24"/>
-        </w:rPr>
-        <w:t>:</w:t>
-      </w:r>
-    </w:p>
-    <w:p>
-      <w:pPr>
-        <w:rPr>
-          <w:sz w:val="24"/>
-          <w:szCs w:val="24"/>
-        </w:rPr>
-      </w:pPr>
-      <w:r>
-        <w:rPr>
-          <w:sz w:val="24"/>
-          <w:szCs w:val="24"/>
-        </w:rPr>
-        <w:t>{</w:t>
-      </w:r>
-    </w:p>
-    <w:p>
-      <w:pPr>
-        <w:rPr>
-          <w:sz w:val="24"/>
-          <w:szCs w:val="24"/>
-        </w:rPr>
-      </w:pPr>
-      <w:r>
-        <w:rPr>
-          <w:sz w:val="24"/>
-          <w:szCs w:val="24"/>
-        </w:rPr>
-        <w:t xml:space="preserve">  "message": "User registered successfully",</w:t>
-      </w:r>
-    </w:p>
-    <w:p>
-      <w:pPr>
-        <w:rPr>
-          <w:sz w:val="24"/>
-          <w:szCs w:val="24"/>
-        </w:rPr>
-      </w:pPr>
-      <w:r>
-        <w:rPr>
-          <w:sz w:val="24"/>
-          <w:szCs w:val="24"/>
-        </w:rPr>
-        <w:t xml:space="preserve">  "user": {</w:t>
-      </w:r>
-    </w:p>
-    <w:p>
-      <w:pPr>
-        <w:rPr>
-          <w:sz w:val="24"/>
-          <w:szCs w:val="24"/>
-        </w:rPr>
-      </w:pPr>
-      <w:r>
-        <w:rPr>
-          <w:sz w:val="24"/>
-          <w:szCs w:val="24"/>
-        </w:rPr>
-        <w:t xml:space="preserve">    "id": "69e64962f2ba8c425590f779",</w:t>
-      </w:r>
-    </w:p>
-    <w:p>
-      <w:pPr>
-        <w:rPr>
-          <w:sz w:val="24"/>
-          <w:szCs w:val="24"/>
-        </w:rPr>
-      </w:pPr>
-      <w:r>
-        <w:rPr>
-          <w:sz w:val="24"/>
-          <w:szCs w:val="24"/>
-        </w:rPr>
-        <w:t xml:space="preserve">    "name": " </w:t>
-      </w:r>
-      <w:proofErr w:type="spellStart"/>
-      <w:r>
-        <w:rPr>
-          <w:sz w:val="24"/>
-          <w:szCs w:val="24"/>
-        </w:rPr>
-        <w:t>anshika</w:t>
-      </w:r>
-      <w:proofErr w:type="spellEnd"/>
-      <w:r>
-        <w:rPr>
-          <w:sz w:val="24"/>
-          <w:szCs w:val="24"/>
-        </w:rPr>
-        <w:t>",</w:t>
-      </w:r>
-    </w:p>
-    <w:p>
-      <w:pPr>
-        <w:rPr>
-          <w:sz w:val="24"/>
-          <w:szCs w:val="24"/>
-        </w:rPr>
-      </w:pPr>
-      <w:r>
-        <w:rPr>
-          <w:sz w:val="24"/>
-          <w:szCs w:val="24"/>
-        </w:rPr>
-        <w:t xml:space="preserve">    "email": "anshika@gmail.com",</w:t>
+        <w:t xml:space="preserve">    "email": "varuna@gmail.com",</w:t>
       </w:r>
     </w:p>
     <w:p>
@@ -1076,7 +1201,6 @@
           <w:sz w:val="28"/>
           <w:szCs w:val="28"/>
         </w:rPr>
-        <w:lastRenderedPageBreak/>
         <w:t>Response :</w:t>
       </w:r>
       <w:proofErr w:type="gramEnd"/>
@@ -1476,6 +1600,7 @@
           <w:sz w:val="24"/>
           <w:szCs w:val="24"/>
         </w:rPr>
+        <w:lastRenderedPageBreak/>
         <w:t xml:space="preserve">    "bio": "Expert ",</w:t>
       </w:r>
     </w:p>
@@ -1732,7 +1857,6 @@
           <w:sz w:val="24"/>
           <w:szCs w:val="24"/>
         </w:rPr>
-        <w:lastRenderedPageBreak/>
         <w:t xml:space="preserve">        "name": "</w:t>
       </w:r>
       <w:proofErr w:type="spellStart"/>
@@ -2112,6 +2236,7 @@
           <w:sz w:val="24"/>
           <w:szCs w:val="24"/>
         </w:rPr>
+        <w:lastRenderedPageBreak/>
         <w:t xml:space="preserve">    },</w:t>
       </w:r>
     </w:p>
@@ -2306,26 +2431,6 @@
         </w:rPr>
         <w:t>}</w:t>
       </w:r>
-      <w:bookmarkStart w:id="0" w:name="_GoBack"/>
-      <w:bookmarkEnd w:id="0"/>
-    </w:p>
-    <w:p>
-      <w:pPr>
-        <w:pStyle w:val="ListParagraph"/>
-        <w:rPr>
-          <w:sz w:val="24"/>
-          <w:szCs w:val="24"/>
-        </w:rPr>
-      </w:pPr>
-    </w:p>
-    <w:p>
-      <w:pPr>
-        <w:pStyle w:val="ListParagraph"/>
-        <w:rPr>
-          <w:sz w:val="24"/>
-          <w:szCs w:val="24"/>
-        </w:rPr>
-      </w:pPr>
     </w:p>
     <w:p>
       <w:pPr>
@@ -2344,19 +2449,123 @@
           <w:numId w:val="3"/>
         </w:numPr>
         <w:rPr>
+          <w:sz w:val="24"/>
+          <w:szCs w:val="24"/>
+        </w:rPr>
+      </w:pPr>
+      <w:r>
+        <w:rPr>
+          <w:sz w:val="28"/>
+          <w:szCs w:val="28"/>
+        </w:rPr>
+        <w:t>GET/</w:t>
+      </w:r>
+      <w:r>
+        <w:rPr>
+          <w:rFonts w:ascii="Segoe UI" w:hAnsi="Segoe UI" w:cs="Segoe UI"/>
+          <w:color w:val="BFBFBF"/>
+          <w:sz w:val="20"/>
+          <w:shd w:val="clear" w:color="auto" w:fill="121314"/>
+        </w:rPr>
+        <w:t xml:space="preserve"> </w:t>
+      </w:r>
+      <w:hyperlink r:id="rId5" w:history="1">
+        <w:r>
+          <w:rPr>
+            <w:rStyle w:val="Hyperlink"/>
+            <w:rFonts w:ascii="Segoe UI" w:hAnsi="Segoe UI" w:cs="Segoe UI"/>
+            <w:sz w:val="24"/>
+            <w:szCs w:val="24"/>
+            <w:shd w:val="clear" w:color="auto" w:fill="121314"/>
+          </w:rPr>
+          <w:t>https://lms-api-f87o</w:t>
+        </w:r>
+        <w:bookmarkStart w:id="0" w:name="_GoBack"/>
+        <w:bookmarkEnd w:id="0"/>
+        <w:r>
+          <w:rPr>
+            <w:rStyle w:val="Hyperlink"/>
+            <w:rFonts w:ascii="Segoe UI" w:hAnsi="Segoe UI" w:cs="Segoe UI"/>
+            <w:sz w:val="24"/>
+            <w:szCs w:val="24"/>
+            <w:shd w:val="clear" w:color="auto" w:fill="121314"/>
+          </w:rPr>
+          <w:t>.onrender.com/getassignedCourseByteacher/:id</w:t>
+        </w:r>
+      </w:hyperlink>
+    </w:p>
+    <w:p>
+      <w:pPr>
+        <w:ind w:left="360"/>
+        <w:rPr>
+          <w:sz w:val="24"/>
+          <w:szCs w:val="24"/>
+        </w:rPr>
+      </w:pPr>
+      <w:r>
+        <w:rPr>
+          <w:sz w:val="24"/>
+          <w:szCs w:val="24"/>
+        </w:rPr>
+        <w:t xml:space="preserve">All the courses assigned by a specific teacher </w:t>
+      </w:r>
+    </w:p>
+    <w:p>
+      <w:pPr>
+        <w:ind w:left="360"/>
+        <w:rPr>
+          <w:sz w:val="24"/>
+          <w:szCs w:val="24"/>
+        </w:rPr>
+      </w:pPr>
+      <w:r>
+        <w:rPr>
+          <w:sz w:val="24"/>
+          <w:szCs w:val="24"/>
+        </w:rPr>
+        <w:t>No. of course and the id and name of courses</w:t>
+      </w:r>
+    </w:p>
+    <w:p>
+      <w:pPr>
+        <w:ind w:left="360"/>
+        <w:rPr>
+          <w:rFonts w:ascii="Segoe UI" w:hAnsi="Segoe UI" w:cs="Segoe UI"/>
+          <w:color w:val="BFBFBF"/>
+          <w:sz w:val="24"/>
+          <w:szCs w:val="24"/>
+          <w:shd w:val="clear" w:color="auto" w:fill="121314"/>
+        </w:rPr>
+      </w:pPr>
+      <w:r>
+        <w:rPr>
+          <w:sz w:val="24"/>
+          <w:szCs w:val="24"/>
+        </w:rPr>
+        <w:t xml:space="preserve">Example : </w:t>
+      </w:r>
+      <w:hyperlink r:id="rId6" w:history="1">
+        <w:r>
+          <w:rPr>
+            <w:rStyle w:val="Hyperlink"/>
+            <w:rFonts w:ascii="Segoe UI" w:hAnsi="Segoe UI" w:cs="Segoe UI"/>
+            <w:sz w:val="24"/>
+            <w:szCs w:val="24"/>
+            <w:shd w:val="clear" w:color="auto" w:fill="121314"/>
+          </w:rPr>
+          <w:t>https://lms-apif87o.onrender.com/getStudentsByTeacher/69f605a2ccec6d66f6b80dbd</w:t>
+        </w:r>
+      </w:hyperlink>
+    </w:p>
+    <w:p>
+      <w:pPr>
+        <w:rPr>
+          <w:rFonts w:ascii="Consolas" w:eastAsia="Times New Roman" w:hAnsi="Consolas" w:cs="Times New Roman"/>
           <w:color w:val="000000" w:themeColor="text1"/>
-          <w:sz w:val="28"/>
-          <w:szCs w:val="28"/>
-        </w:rPr>
-      </w:pPr>
-      <w:r>
-        <w:rPr>
-          <w:sz w:val="28"/>
-          <w:szCs w:val="28"/>
-        </w:rPr>
-        <w:t>PUT/</w:t>
-      </w:r>
-      <w:proofErr w:type="spellStart"/>
+          <w:sz w:val="30"/>
+          <w:szCs w:val="30"/>
+        </w:rPr>
+      </w:pPr>
       <w:r>
         <w:rPr>
           <w:rFonts w:ascii="Consolas" w:eastAsia="Times New Roman" w:hAnsi="Consolas" w:cs="Times New Roman"/>
@@ -2364,9 +2573,9 @@
           <w:sz w:val="30"/>
           <w:szCs w:val="30"/>
         </w:rPr>
-        <w:t>upTeacher</w:t>
-      </w:r>
-      <w:proofErr w:type="spellEnd"/>
+        <w:t xml:space="preserve">           (Put teacher id in </w:t>
+      </w:r>
+      <w:proofErr w:type="spellStart"/>
       <w:r>
         <w:rPr>
           <w:rFonts w:ascii="Consolas" w:eastAsia="Times New Roman" w:hAnsi="Consolas" w:cs="Times New Roman"/>
@@ -2374,72 +2583,517 @@
           <w:sz w:val="30"/>
           <w:szCs w:val="30"/>
         </w:rPr>
-        <w:t>/:id</w:t>
-      </w:r>
-    </w:p>
-    <w:p>
-      <w:pPr>
-        <w:pStyle w:val="ListParagraph"/>
-        <w:rPr>
-          <w:sz w:val="28"/>
-          <w:szCs w:val="28"/>
+        <w:t>param</w:t>
+      </w:r>
+      <w:proofErr w:type="spellEnd"/>
+      <w:r>
+        <w:rPr>
+          <w:rFonts w:ascii="Consolas" w:eastAsia="Times New Roman" w:hAnsi="Consolas" w:cs="Times New Roman"/>
+          <w:color w:val="000000" w:themeColor="text1"/>
+          <w:sz w:val="30"/>
+          <w:szCs w:val="30"/>
+        </w:rPr>
+        <w:t>)</w:t>
+      </w:r>
+    </w:p>
+    <w:p>
+      <w:pPr>
+        <w:rPr>
+          <w:rFonts w:ascii="Consolas" w:eastAsia="Times New Roman" w:hAnsi="Consolas" w:cs="Times New Roman"/>
+          <w:color w:val="000000" w:themeColor="text1"/>
+          <w:sz w:val="30"/>
+          <w:szCs w:val="30"/>
         </w:rPr>
       </w:pPr>
       <w:proofErr w:type="gramStart"/>
       <w:r>
         <w:rPr>
-          <w:sz w:val="28"/>
-          <w:szCs w:val="28"/>
+          <w:rFonts w:ascii="Consolas" w:eastAsia="Times New Roman" w:hAnsi="Consolas" w:cs="Times New Roman"/>
+          <w:color w:val="000000" w:themeColor="text1"/>
+          <w:sz w:val="30"/>
+          <w:szCs w:val="30"/>
         </w:rPr>
         <w:t>Response :</w:t>
       </w:r>
       <w:proofErr w:type="gramEnd"/>
-      <w:r>
-        <w:rPr>
-          <w:sz w:val="28"/>
-          <w:szCs w:val="28"/>
-        </w:rPr>
-        <w:t xml:space="preserve"> {  </w:t>
-      </w:r>
-      <w:r>
-        <w:rPr>
-          <w:sz w:val="28"/>
-          <w:szCs w:val="28"/>
-        </w:rPr>
-        <w:t xml:space="preserve">Update </w:t>
-      </w:r>
-      <w:r>
-        <w:rPr>
-          <w:sz w:val="28"/>
-          <w:szCs w:val="28"/>
-        </w:rPr>
-        <w:t>te</w:t>
-      </w:r>
-      <w:r>
-        <w:rPr>
-          <w:sz w:val="28"/>
-          <w:szCs w:val="28"/>
-        </w:rPr>
-        <w:t>a</w:t>
-      </w:r>
-      <w:r>
-        <w:rPr>
-          <w:sz w:val="28"/>
-          <w:szCs w:val="28"/>
-        </w:rPr>
-        <w:t xml:space="preserve">chers stored data in database </w:t>
-      </w:r>
-      <w:r>
-        <w:rPr>
-          <w:sz w:val="28"/>
-          <w:szCs w:val="28"/>
-        </w:rPr>
-        <w:t>with specific id</w:t>
-      </w:r>
-      <w:r>
-        <w:rPr>
-          <w:sz w:val="28"/>
-          <w:szCs w:val="28"/>
+    </w:p>
+    <w:p>
+      <w:pPr>
+        <w:rPr>
+          <w:rFonts w:ascii="Segoe UI" w:hAnsi="Segoe UI" w:cs="Segoe UI"/>
+          <w:color w:val="BFBFBF"/>
+          <w:szCs w:val="22"/>
+          <w:shd w:val="clear" w:color="auto" w:fill="121314"/>
+        </w:rPr>
+      </w:pPr>
+      <w:r>
+        <w:rPr>
+          <w:rFonts w:ascii="Segoe UI" w:hAnsi="Segoe UI" w:cs="Segoe UI"/>
+          <w:color w:val="BFBFBF"/>
+          <w:szCs w:val="22"/>
+          <w:shd w:val="clear" w:color="auto" w:fill="121314"/>
+        </w:rPr>
+        <w:t>{</w:t>
+      </w:r>
+    </w:p>
+    <w:p>
+      <w:pPr>
+        <w:rPr>
+          <w:rFonts w:ascii="Segoe UI" w:hAnsi="Segoe UI" w:cs="Segoe UI"/>
+          <w:color w:val="BFBFBF"/>
+          <w:szCs w:val="22"/>
+          <w:shd w:val="clear" w:color="auto" w:fill="121314"/>
+        </w:rPr>
+      </w:pPr>
+      <w:r>
+        <w:rPr>
+          <w:rFonts w:ascii="Segoe UI" w:hAnsi="Segoe UI" w:cs="Segoe UI"/>
+          <w:color w:val="BFBFBF"/>
+          <w:szCs w:val="22"/>
+          <w:shd w:val="clear" w:color="auto" w:fill="121314"/>
+        </w:rPr>
+        <w:t xml:space="preserve">  "</w:t>
+      </w:r>
+      <w:proofErr w:type="spellStart"/>
+      <w:r>
+        <w:rPr>
+          <w:rFonts w:ascii="Segoe UI" w:hAnsi="Segoe UI" w:cs="Segoe UI"/>
+          <w:color w:val="BFBFBF"/>
+          <w:szCs w:val="22"/>
+          <w:shd w:val="clear" w:color="auto" w:fill="121314"/>
+        </w:rPr>
+        <w:t>totalStudents</w:t>
+      </w:r>
+      <w:proofErr w:type="spellEnd"/>
+      <w:r>
+        <w:rPr>
+          <w:rFonts w:ascii="Segoe UI" w:hAnsi="Segoe UI" w:cs="Segoe UI"/>
+          <w:color w:val="BFBFBF"/>
+          <w:szCs w:val="22"/>
+          <w:shd w:val="clear" w:color="auto" w:fill="121314"/>
+        </w:rPr>
+        <w:t>": 3,</w:t>
+      </w:r>
+    </w:p>
+    <w:p>
+      <w:pPr>
+        <w:rPr>
+          <w:rFonts w:ascii="Segoe UI" w:hAnsi="Segoe UI" w:cs="Segoe UI"/>
+          <w:color w:val="BFBFBF"/>
+          <w:szCs w:val="22"/>
+          <w:shd w:val="clear" w:color="auto" w:fill="121314"/>
+        </w:rPr>
+      </w:pPr>
+      <w:r>
+        <w:rPr>
+          <w:rFonts w:ascii="Segoe UI" w:hAnsi="Segoe UI" w:cs="Segoe UI"/>
+          <w:color w:val="BFBFBF"/>
+          <w:szCs w:val="22"/>
+          <w:shd w:val="clear" w:color="auto" w:fill="121314"/>
+        </w:rPr>
+        <w:t xml:space="preserve">  "students": [</w:t>
+      </w:r>
+    </w:p>
+    <w:p>
+      <w:pPr>
+        <w:rPr>
+          <w:rFonts w:ascii="Segoe UI" w:hAnsi="Segoe UI" w:cs="Segoe UI"/>
+          <w:color w:val="BFBFBF"/>
+          <w:szCs w:val="22"/>
+          <w:shd w:val="clear" w:color="auto" w:fill="121314"/>
+        </w:rPr>
+      </w:pPr>
+      <w:r>
+        <w:rPr>
+          <w:rFonts w:ascii="Segoe UI" w:hAnsi="Segoe UI" w:cs="Segoe UI"/>
+          <w:color w:val="BFBFBF"/>
+          <w:szCs w:val="22"/>
+          <w:shd w:val="clear" w:color="auto" w:fill="121314"/>
+        </w:rPr>
+        <w:t xml:space="preserve">    {</w:t>
+      </w:r>
+    </w:p>
+    <w:p>
+      <w:pPr>
+        <w:rPr>
+          <w:rFonts w:ascii="Segoe UI" w:hAnsi="Segoe UI" w:cs="Segoe UI"/>
+          <w:color w:val="BFBFBF"/>
+          <w:szCs w:val="22"/>
+          <w:shd w:val="clear" w:color="auto" w:fill="121314"/>
+        </w:rPr>
+      </w:pPr>
+      <w:r>
+        <w:rPr>
+          <w:rFonts w:ascii="Segoe UI" w:hAnsi="Segoe UI" w:cs="Segoe UI"/>
+          <w:color w:val="BFBFBF"/>
+          <w:szCs w:val="22"/>
+          <w:shd w:val="clear" w:color="auto" w:fill="121314"/>
+        </w:rPr>
+        <w:t xml:space="preserve">      "id": "68f06f005469a5df331ef948",</w:t>
+      </w:r>
+    </w:p>
+    <w:p>
+      <w:pPr>
+        <w:rPr>
+          <w:rFonts w:ascii="Segoe UI" w:hAnsi="Segoe UI" w:cs="Segoe UI"/>
+          <w:color w:val="BFBFBF"/>
+          <w:szCs w:val="22"/>
+          <w:shd w:val="clear" w:color="auto" w:fill="121314"/>
+        </w:rPr>
+      </w:pPr>
+      <w:r>
+        <w:rPr>
+          <w:rFonts w:ascii="Segoe UI" w:hAnsi="Segoe UI" w:cs="Segoe UI"/>
+          <w:color w:val="BFBFBF"/>
+          <w:szCs w:val="22"/>
+          <w:shd w:val="clear" w:color="auto" w:fill="121314"/>
+        </w:rPr>
+        <w:t xml:space="preserve">      "name": "</w:t>
+      </w:r>
+      <w:proofErr w:type="spellStart"/>
+      <w:r>
+        <w:rPr>
+          <w:rFonts w:ascii="Segoe UI" w:hAnsi="Segoe UI" w:cs="Segoe UI"/>
+          <w:color w:val="BFBFBF"/>
+          <w:szCs w:val="22"/>
+          <w:shd w:val="clear" w:color="auto" w:fill="121314"/>
+        </w:rPr>
+        <w:t>komal</w:t>
+      </w:r>
+      <w:proofErr w:type="spellEnd"/>
+      <w:r>
+        <w:rPr>
+          <w:rFonts w:ascii="Segoe UI" w:hAnsi="Segoe UI" w:cs="Segoe UI"/>
+          <w:color w:val="BFBFBF"/>
+          <w:szCs w:val="22"/>
+          <w:shd w:val="clear" w:color="auto" w:fill="121314"/>
+        </w:rPr>
+        <w:t xml:space="preserve"> </w:t>
+      </w:r>
+      <w:proofErr w:type="spellStart"/>
+      <w:r>
+        <w:rPr>
+          <w:rFonts w:ascii="Segoe UI" w:hAnsi="Segoe UI" w:cs="Segoe UI"/>
+          <w:color w:val="BFBFBF"/>
+          <w:szCs w:val="22"/>
+          <w:shd w:val="clear" w:color="auto" w:fill="121314"/>
+        </w:rPr>
+        <w:t>kumari</w:t>
+      </w:r>
+      <w:proofErr w:type="spellEnd"/>
+      <w:r>
+        <w:rPr>
+          <w:rFonts w:ascii="Segoe UI" w:hAnsi="Segoe UI" w:cs="Segoe UI"/>
+          <w:color w:val="BFBFBF"/>
+          <w:szCs w:val="22"/>
+          <w:shd w:val="clear" w:color="auto" w:fill="121314"/>
+        </w:rPr>
+        <w:t>",</w:t>
+      </w:r>
+    </w:p>
+    <w:p>
+      <w:pPr>
+        <w:rPr>
+          <w:rFonts w:ascii="Segoe UI" w:hAnsi="Segoe UI" w:cs="Segoe UI"/>
+          <w:color w:val="BFBFBF"/>
+          <w:szCs w:val="22"/>
+          <w:shd w:val="clear" w:color="auto" w:fill="121314"/>
+        </w:rPr>
+      </w:pPr>
+      <w:r>
+        <w:rPr>
+          <w:rFonts w:ascii="Segoe UI" w:hAnsi="Segoe UI" w:cs="Segoe UI"/>
+          <w:color w:val="BFBFBF"/>
+          <w:szCs w:val="22"/>
+          <w:shd w:val="clear" w:color="auto" w:fill="121314"/>
+        </w:rPr>
+        <w:t xml:space="preserve">      "email": "komal@example.com"</w:t>
+      </w:r>
+    </w:p>
+    <w:p>
+      <w:pPr>
+        <w:rPr>
+          <w:rFonts w:ascii="Segoe UI" w:hAnsi="Segoe UI" w:cs="Segoe UI"/>
+          <w:color w:val="BFBFBF"/>
+          <w:szCs w:val="22"/>
+          <w:shd w:val="clear" w:color="auto" w:fill="121314"/>
+        </w:rPr>
+      </w:pPr>
+      <w:r>
+        <w:rPr>
+          <w:rFonts w:ascii="Segoe UI" w:hAnsi="Segoe UI" w:cs="Segoe UI"/>
+          <w:color w:val="BFBFBF"/>
+          <w:szCs w:val="22"/>
+          <w:shd w:val="clear" w:color="auto" w:fill="121314"/>
+        </w:rPr>
+        <w:t xml:space="preserve">    },</w:t>
+      </w:r>
+    </w:p>
+    <w:p>
+      <w:pPr>
+        <w:rPr>
+          <w:rFonts w:ascii="Segoe UI" w:hAnsi="Segoe UI" w:cs="Segoe UI"/>
+          <w:color w:val="BFBFBF"/>
+          <w:szCs w:val="22"/>
+          <w:shd w:val="clear" w:color="auto" w:fill="121314"/>
+        </w:rPr>
+      </w:pPr>
+      <w:r>
+        <w:rPr>
+          <w:rFonts w:ascii="Segoe UI" w:hAnsi="Segoe UI" w:cs="Segoe UI"/>
+          <w:color w:val="BFBFBF"/>
+          <w:szCs w:val="22"/>
+          <w:shd w:val="clear" w:color="auto" w:fill="121314"/>
+        </w:rPr>
+        <w:t xml:space="preserve">    {</w:t>
+      </w:r>
+    </w:p>
+    <w:p>
+      <w:pPr>
+        <w:rPr>
+          <w:rFonts w:ascii="Segoe UI" w:hAnsi="Segoe UI" w:cs="Segoe UI"/>
+          <w:color w:val="BFBFBF"/>
+          <w:szCs w:val="22"/>
+          <w:shd w:val="clear" w:color="auto" w:fill="121314"/>
+        </w:rPr>
+      </w:pPr>
+      <w:r>
+        <w:rPr>
+          <w:rFonts w:ascii="Segoe UI" w:hAnsi="Segoe UI" w:cs="Segoe UI"/>
+          <w:color w:val="BFBFBF"/>
+          <w:szCs w:val="22"/>
+          <w:shd w:val="clear" w:color="auto" w:fill="121314"/>
+        </w:rPr>
+        <w:t xml:space="preserve">      "id": "68efda65667d3666952ec7d2",</w:t>
+      </w:r>
+    </w:p>
+    <w:p>
+      <w:pPr>
+        <w:rPr>
+          <w:rFonts w:ascii="Segoe UI" w:hAnsi="Segoe UI" w:cs="Segoe UI"/>
+          <w:color w:val="BFBFBF"/>
+          <w:szCs w:val="22"/>
+          <w:shd w:val="clear" w:color="auto" w:fill="121314"/>
+        </w:rPr>
+      </w:pPr>
+      <w:r>
+        <w:rPr>
+          <w:rFonts w:ascii="Segoe UI" w:hAnsi="Segoe UI" w:cs="Segoe UI"/>
+          <w:color w:val="BFBFBF"/>
+          <w:szCs w:val="22"/>
+          <w:shd w:val="clear" w:color="auto" w:fill="121314"/>
+        </w:rPr>
+        <w:t xml:space="preserve">      "name": "</w:t>
+      </w:r>
+      <w:proofErr w:type="spellStart"/>
+      <w:r>
+        <w:rPr>
+          <w:rFonts w:ascii="Segoe UI" w:hAnsi="Segoe UI" w:cs="Segoe UI"/>
+          <w:color w:val="BFBFBF"/>
+          <w:szCs w:val="22"/>
+          <w:shd w:val="clear" w:color="auto" w:fill="121314"/>
+        </w:rPr>
+        <w:t>piyush</w:t>
+      </w:r>
+      <w:proofErr w:type="spellEnd"/>
+      <w:r>
+        <w:rPr>
+          <w:rFonts w:ascii="Segoe UI" w:hAnsi="Segoe UI" w:cs="Segoe UI"/>
+          <w:color w:val="BFBFBF"/>
+          <w:szCs w:val="22"/>
+          <w:shd w:val="clear" w:color="auto" w:fill="121314"/>
+        </w:rPr>
+        <w:t>",</w:t>
+      </w:r>
+    </w:p>
+    <w:p>
+      <w:pPr>
+        <w:rPr>
+          <w:rFonts w:ascii="Segoe UI" w:hAnsi="Segoe UI" w:cs="Segoe UI"/>
+          <w:color w:val="BFBFBF"/>
+          <w:szCs w:val="22"/>
+          <w:shd w:val="clear" w:color="auto" w:fill="121314"/>
+        </w:rPr>
+      </w:pPr>
+      <w:r>
+        <w:rPr>
+          <w:rFonts w:ascii="Segoe UI" w:hAnsi="Segoe UI" w:cs="Segoe UI"/>
+          <w:color w:val="BFBFBF"/>
+          <w:szCs w:val="22"/>
+          <w:shd w:val="clear" w:color="auto" w:fill="121314"/>
+        </w:rPr>
+        <w:t xml:space="preserve">      "email": "piyush@example.com"</w:t>
+      </w:r>
+    </w:p>
+    <w:p>
+      <w:pPr>
+        <w:rPr>
+          <w:rFonts w:ascii="Segoe UI" w:hAnsi="Segoe UI" w:cs="Segoe UI"/>
+          <w:color w:val="BFBFBF"/>
+          <w:szCs w:val="22"/>
+          <w:shd w:val="clear" w:color="auto" w:fill="121314"/>
+        </w:rPr>
+      </w:pPr>
+      <w:r>
+        <w:rPr>
+          <w:rFonts w:ascii="Segoe UI" w:hAnsi="Segoe UI" w:cs="Segoe UI"/>
+          <w:color w:val="BFBFBF"/>
+          <w:szCs w:val="22"/>
+          <w:shd w:val="clear" w:color="auto" w:fill="121314"/>
+        </w:rPr>
+        <w:lastRenderedPageBreak/>
+        <w:t xml:space="preserve">    },</w:t>
+      </w:r>
+    </w:p>
+    <w:p>
+      <w:pPr>
+        <w:rPr>
+          <w:rFonts w:ascii="Segoe UI" w:hAnsi="Segoe UI" w:cs="Segoe UI"/>
+          <w:color w:val="BFBFBF"/>
+          <w:szCs w:val="22"/>
+          <w:shd w:val="clear" w:color="auto" w:fill="121314"/>
+        </w:rPr>
+      </w:pPr>
+      <w:r>
+        <w:rPr>
+          <w:rFonts w:ascii="Segoe UI" w:hAnsi="Segoe UI" w:cs="Segoe UI"/>
+          <w:color w:val="BFBFBF"/>
+          <w:szCs w:val="22"/>
+          <w:shd w:val="clear" w:color="auto" w:fill="121314"/>
+        </w:rPr>
+        <w:t xml:space="preserve">    {</w:t>
+      </w:r>
+    </w:p>
+    <w:p>
+      <w:pPr>
+        <w:rPr>
+          <w:rFonts w:ascii="Segoe UI" w:hAnsi="Segoe UI" w:cs="Segoe UI"/>
+          <w:color w:val="BFBFBF"/>
+          <w:szCs w:val="22"/>
+          <w:shd w:val="clear" w:color="auto" w:fill="121314"/>
+        </w:rPr>
+      </w:pPr>
+      <w:r>
+        <w:rPr>
+          <w:rFonts w:ascii="Segoe UI" w:hAnsi="Segoe UI" w:cs="Segoe UI"/>
+          <w:color w:val="BFBFBF"/>
+          <w:szCs w:val="22"/>
+          <w:shd w:val="clear" w:color="auto" w:fill="121314"/>
+        </w:rPr>
+        <w:t xml:space="preserve">      "id": "68f08ecc2a84e6e26959b1c9",</w:t>
+      </w:r>
+    </w:p>
+    <w:p>
+      <w:pPr>
+        <w:rPr>
+          <w:rFonts w:ascii="Segoe UI" w:hAnsi="Segoe UI" w:cs="Segoe UI"/>
+          <w:color w:val="BFBFBF"/>
+          <w:szCs w:val="22"/>
+          <w:shd w:val="clear" w:color="auto" w:fill="121314"/>
+        </w:rPr>
+      </w:pPr>
+      <w:r>
+        <w:rPr>
+          <w:rFonts w:ascii="Segoe UI" w:hAnsi="Segoe UI" w:cs="Segoe UI"/>
+          <w:color w:val="BFBFBF"/>
+          <w:szCs w:val="22"/>
+          <w:shd w:val="clear" w:color="auto" w:fill="121314"/>
+        </w:rPr>
+        <w:t xml:space="preserve">      "name": "</w:t>
+      </w:r>
+      <w:proofErr w:type="spellStart"/>
+      <w:r>
+        <w:rPr>
+          <w:rFonts w:ascii="Segoe UI" w:hAnsi="Segoe UI" w:cs="Segoe UI"/>
+          <w:color w:val="BFBFBF"/>
+          <w:szCs w:val="22"/>
+          <w:shd w:val="clear" w:color="auto" w:fill="121314"/>
+        </w:rPr>
+        <w:t>Mohit</w:t>
+      </w:r>
+      <w:proofErr w:type="spellEnd"/>
+      <w:r>
+        <w:rPr>
+          <w:rFonts w:ascii="Segoe UI" w:hAnsi="Segoe UI" w:cs="Segoe UI"/>
+          <w:color w:val="BFBFBF"/>
+          <w:szCs w:val="22"/>
+          <w:shd w:val="clear" w:color="auto" w:fill="121314"/>
+        </w:rPr>
+        <w:t xml:space="preserve"> Sharma",</w:t>
+      </w:r>
+    </w:p>
+    <w:p>
+      <w:pPr>
+        <w:rPr>
+          <w:rFonts w:ascii="Segoe UI" w:hAnsi="Segoe UI" w:cs="Segoe UI"/>
+          <w:color w:val="BFBFBF"/>
+          <w:szCs w:val="22"/>
+          <w:shd w:val="clear" w:color="auto" w:fill="121314"/>
+        </w:rPr>
+      </w:pPr>
+      <w:r>
+        <w:rPr>
+          <w:rFonts w:ascii="Segoe UI" w:hAnsi="Segoe UI" w:cs="Segoe UI"/>
+          <w:color w:val="BFBFBF"/>
+          <w:szCs w:val="22"/>
+          <w:shd w:val="clear" w:color="auto" w:fill="121314"/>
+        </w:rPr>
+        <w:t xml:space="preserve">      "email": "mohit.sharma@example.com"</w:t>
+      </w:r>
+    </w:p>
+    <w:p>
+      <w:pPr>
+        <w:rPr>
+          <w:rFonts w:ascii="Segoe UI" w:hAnsi="Segoe UI" w:cs="Segoe UI"/>
+          <w:color w:val="BFBFBF"/>
+          <w:szCs w:val="22"/>
+          <w:shd w:val="clear" w:color="auto" w:fill="121314"/>
+        </w:rPr>
+      </w:pPr>
+      <w:r>
+        <w:rPr>
+          <w:rFonts w:ascii="Segoe UI" w:hAnsi="Segoe UI" w:cs="Segoe UI"/>
+          <w:color w:val="BFBFBF"/>
+          <w:szCs w:val="22"/>
+          <w:shd w:val="clear" w:color="auto" w:fill="121314"/>
+        </w:rPr>
+        <w:t xml:space="preserve">    }</w:t>
+      </w:r>
+    </w:p>
+    <w:p>
+      <w:pPr>
+        <w:rPr>
+          <w:rFonts w:ascii="Segoe UI" w:hAnsi="Segoe UI" w:cs="Segoe UI"/>
+          <w:color w:val="BFBFBF"/>
+          <w:szCs w:val="22"/>
+          <w:shd w:val="clear" w:color="auto" w:fill="121314"/>
+        </w:rPr>
+      </w:pPr>
+      <w:r>
+        <w:rPr>
+          <w:rFonts w:ascii="Segoe UI" w:hAnsi="Segoe UI" w:cs="Segoe UI"/>
+          <w:color w:val="BFBFBF"/>
+          <w:szCs w:val="22"/>
+          <w:shd w:val="clear" w:color="auto" w:fill="121314"/>
+        </w:rPr>
+        <w:t xml:space="preserve">  ]</w:t>
+      </w:r>
+    </w:p>
+    <w:p>
+      <w:pPr>
+        <w:rPr>
+          <w:rFonts w:ascii="Segoe UI" w:hAnsi="Segoe UI" w:cs="Segoe UI"/>
+          <w:color w:val="BFBFBF"/>
+          <w:szCs w:val="22"/>
+          <w:shd w:val="clear" w:color="auto" w:fill="121314"/>
+        </w:rPr>
+      </w:pPr>
+      <w:r>
+        <w:rPr>
+          <w:rFonts w:ascii="Segoe UI" w:hAnsi="Segoe UI" w:cs="Segoe UI"/>
+          <w:color w:val="BFBFBF"/>
+          <w:szCs w:val="22"/>
+          <w:shd w:val="clear" w:color="auto" w:fill="121314"/>
         </w:rPr>
         <w:t>}</w:t>
       </w:r>
@@ -2452,25 +3106,17 @@
           <w:numId w:val="3"/>
         </w:numPr>
         <w:rPr>
-          <w:sz w:val="28"/>
-          <w:szCs w:val="28"/>
-        </w:rPr>
-      </w:pPr>
-      <w:r>
-        <w:rPr>
-          <w:sz w:val="28"/>
-          <w:szCs w:val="28"/>
-        </w:rPr>
-        <w:t>DEL</w:t>
-      </w:r>
-      <w:r>
-        <w:rPr>
-          <w:rFonts w:ascii="Consolas" w:eastAsia="Times New Roman" w:hAnsi="Consolas" w:cs="Times New Roman"/>
           <w:color w:val="000000" w:themeColor="text1"/>
-          <w:sz w:val="30"/>
-          <w:szCs w:val="30"/>
-        </w:rPr>
-        <w:t>/</w:t>
+          <w:sz w:val="28"/>
+          <w:szCs w:val="28"/>
+        </w:rPr>
+      </w:pPr>
+      <w:r>
+        <w:rPr>
+          <w:sz w:val="28"/>
+          <w:szCs w:val="28"/>
+        </w:rPr>
+        <w:t>PUT/</w:t>
       </w:r>
       <w:proofErr w:type="spellStart"/>
       <w:r>
@@ -2480,7 +3126,7 @@
           <w:sz w:val="30"/>
           <w:szCs w:val="30"/>
         </w:rPr>
-        <w:t>delTeacher</w:t>
+        <w:t>upTeacher</w:t>
       </w:r>
       <w:proofErr w:type="spellEnd"/>
       <w:r>
@@ -2507,7 +3153,6 @@
           <w:sz w:val="28"/>
           <w:szCs w:val="28"/>
         </w:rPr>
-        <w:lastRenderedPageBreak/>
         <w:t>Response :</w:t>
       </w:r>
       <w:proofErr w:type="gramEnd"/>
@@ -2523,7 +3168,7 @@
           <w:sz w:val="28"/>
           <w:szCs w:val="28"/>
         </w:rPr>
-        <w:t xml:space="preserve">delete </w:t>
+        <w:t xml:space="preserve">Update </w:t>
       </w:r>
       <w:r>
         <w:rPr>
@@ -2559,1268 +3204,6 @@
           <w:szCs w:val="28"/>
         </w:rPr>
         <w:t>}</w:t>
-      </w:r>
-    </w:p>
-    <w:p>
-      <w:pPr>
-        <w:rPr>
-          <w:sz w:val="24"/>
-          <w:szCs w:val="24"/>
-        </w:rPr>
-      </w:pPr>
-    </w:p>
-    <w:p>
-      <w:pPr>
-        <w:rPr>
-          <w:sz w:val="24"/>
-          <w:szCs w:val="24"/>
-        </w:rPr>
-      </w:pPr>
-    </w:p>
-    <w:p>
-      <w:pPr>
-        <w:rPr>
-          <w:sz w:val="24"/>
-          <w:szCs w:val="24"/>
-        </w:rPr>
-      </w:pPr>
-    </w:p>
-    <w:p>
-      <w:pPr>
-        <w:ind w:left="360"/>
-        <w:rPr>
-          <w:b/>
-          <w:bCs/>
-          <w:sz w:val="32"/>
-          <w:szCs w:val="32"/>
-        </w:rPr>
-      </w:pPr>
-      <w:r>
-        <w:rPr>
-          <w:b/>
-          <w:bCs/>
-          <w:sz w:val="32"/>
-          <w:szCs w:val="32"/>
-        </w:rPr>
-        <w:t>2.</w:t>
-      </w:r>
-      <w:r>
-        <w:rPr>
-          <w:b/>
-          <w:bCs/>
-          <w:sz w:val="32"/>
-          <w:szCs w:val="32"/>
-        </w:rPr>
-        <w:t xml:space="preserve">Register </w:t>
-      </w:r>
-      <w:r>
-        <w:rPr>
-          <w:b/>
-          <w:bCs/>
-          <w:sz w:val="32"/>
-          <w:szCs w:val="32"/>
-        </w:rPr>
-        <w:t xml:space="preserve">Student </w:t>
-      </w:r>
-      <w:r>
-        <w:rPr>
-          <w:b/>
-          <w:bCs/>
-          <w:sz w:val="32"/>
-          <w:szCs w:val="32"/>
-        </w:rPr>
-        <w:t xml:space="preserve">API Endpoint: </w:t>
-      </w:r>
-    </w:p>
-    <w:p>
-      <w:pPr>
-        <w:rPr>
-          <w:sz w:val="28"/>
-          <w:szCs w:val="28"/>
-        </w:rPr>
-      </w:pPr>
-      <w:r>
-        <w:rPr>
-          <w:sz w:val="28"/>
-          <w:szCs w:val="28"/>
-        </w:rPr>
-        <w:t>POST</w:t>
-      </w:r>
-      <w:r>
-        <w:rPr>
-          <w:sz w:val="28"/>
-          <w:szCs w:val="28"/>
-        </w:rPr>
-        <w:t xml:space="preserve"> /</w:t>
-      </w:r>
-      <w:r>
-        <w:rPr>
-          <w:sz w:val="28"/>
-          <w:szCs w:val="28"/>
-        </w:rPr>
-        <w:t>register</w:t>
-      </w:r>
-      <w:r>
-        <w:rPr>
-          <w:sz w:val="28"/>
-          <w:szCs w:val="28"/>
-        </w:rPr>
-        <w:t>:</w:t>
-      </w:r>
-    </w:p>
-    <w:p>
-      <w:pPr>
-        <w:rPr>
-          <w:sz w:val="24"/>
-          <w:szCs w:val="24"/>
-        </w:rPr>
-      </w:pPr>
-      <w:r>
-        <w:t xml:space="preserve"> </w:t>
-      </w:r>
-      <w:r>
-        <w:rPr>
-          <w:sz w:val="24"/>
-          <w:szCs w:val="24"/>
-        </w:rPr>
-        <w:t xml:space="preserve">Request: </w:t>
-      </w:r>
-    </w:p>
-    <w:p>
-      <w:pPr>
-        <w:rPr>
-          <w:sz w:val="24"/>
-          <w:szCs w:val="24"/>
-        </w:rPr>
-      </w:pPr>
-      <w:r>
-        <w:rPr>
-          <w:sz w:val="24"/>
-          <w:szCs w:val="24"/>
-        </w:rPr>
-        <w:t>{</w:t>
-      </w:r>
-    </w:p>
-    <w:p>
-      <w:pPr>
-        <w:rPr>
-          <w:sz w:val="24"/>
-          <w:szCs w:val="24"/>
-        </w:rPr>
-      </w:pPr>
-      <w:r>
-        <w:rPr>
-          <w:sz w:val="24"/>
-          <w:szCs w:val="24"/>
-        </w:rPr>
-        <w:t xml:space="preserve">  "name": "</w:t>
-      </w:r>
-      <w:proofErr w:type="spellStart"/>
-      <w:r>
-        <w:rPr>
-          <w:sz w:val="24"/>
-          <w:szCs w:val="24"/>
-        </w:rPr>
-        <w:t>raghav</w:t>
-      </w:r>
-      <w:proofErr w:type="spellEnd"/>
-      <w:r>
-        <w:rPr>
-          <w:sz w:val="24"/>
-          <w:szCs w:val="24"/>
-        </w:rPr>
-        <w:t>",</w:t>
-      </w:r>
-    </w:p>
-    <w:p>
-      <w:pPr>
-        <w:rPr>
-          <w:sz w:val="24"/>
-          <w:szCs w:val="24"/>
-        </w:rPr>
-      </w:pPr>
-      <w:r>
-        <w:rPr>
-          <w:sz w:val="24"/>
-          <w:szCs w:val="24"/>
-        </w:rPr>
-        <w:t xml:space="preserve">  "email": "raghavh@example.com",</w:t>
-      </w:r>
-    </w:p>
-    <w:p>
-      <w:pPr>
-        <w:rPr>
-          <w:sz w:val="24"/>
-          <w:szCs w:val="24"/>
-        </w:rPr>
-      </w:pPr>
-      <w:r>
-        <w:rPr>
-          <w:sz w:val="24"/>
-          <w:szCs w:val="24"/>
-        </w:rPr>
-        <w:t xml:space="preserve">  "password": "raghav123",</w:t>
-      </w:r>
-    </w:p>
-    <w:p>
-      <w:pPr>
-        <w:rPr>
-          <w:sz w:val="24"/>
-          <w:szCs w:val="24"/>
-        </w:rPr>
-      </w:pPr>
-      <w:r>
-        <w:rPr>
-          <w:sz w:val="24"/>
-          <w:szCs w:val="24"/>
-        </w:rPr>
-        <w:t xml:space="preserve">  "role": "</w:t>
-      </w:r>
-      <w:r>
-        <w:rPr>
-          <w:sz w:val="24"/>
-          <w:szCs w:val="24"/>
-        </w:rPr>
-        <w:t>student</w:t>
-      </w:r>
-      <w:r>
-        <w:rPr>
-          <w:sz w:val="24"/>
-          <w:szCs w:val="24"/>
-        </w:rPr>
-        <w:t>",</w:t>
-      </w:r>
-    </w:p>
-    <w:p>
-      <w:pPr>
-        <w:rPr>
-          <w:sz w:val="24"/>
-          <w:szCs w:val="24"/>
-        </w:rPr>
-      </w:pPr>
-      <w:r>
-        <w:rPr>
-          <w:sz w:val="24"/>
-          <w:szCs w:val="24"/>
-        </w:rPr>
-        <w:t xml:space="preserve">  "</w:t>
-      </w:r>
-      <w:proofErr w:type="spellStart"/>
-      <w:r>
-        <w:rPr>
-          <w:sz w:val="24"/>
-          <w:szCs w:val="24"/>
-        </w:rPr>
-        <w:t>dob</w:t>
-      </w:r>
-      <w:proofErr w:type="spellEnd"/>
-      <w:r>
-        <w:rPr>
-          <w:sz w:val="24"/>
-          <w:szCs w:val="24"/>
-        </w:rPr>
-        <w:t>": "1985-07-20",</w:t>
-      </w:r>
-    </w:p>
-    <w:p>
-      <w:pPr>
-        <w:rPr>
-          <w:sz w:val="24"/>
-          <w:szCs w:val="24"/>
-        </w:rPr>
-      </w:pPr>
-      <w:r>
-        <w:rPr>
-          <w:sz w:val="24"/>
-          <w:szCs w:val="24"/>
-        </w:rPr>
-        <w:t xml:space="preserve">  }</w:t>
-      </w:r>
-    </w:p>
-    <w:p>
-      <w:pPr>
-        <w:rPr>
-          <w:sz w:val="24"/>
-          <w:szCs w:val="24"/>
-        </w:rPr>
-      </w:pPr>
-      <w:r>
-        <w:rPr>
-          <w:sz w:val="24"/>
-          <w:szCs w:val="24"/>
-        </w:rPr>
-        <w:t>Response:</w:t>
-      </w:r>
-    </w:p>
-    <w:p>
-      <w:pPr>
-        <w:rPr>
-          <w:sz w:val="24"/>
-          <w:szCs w:val="24"/>
-        </w:rPr>
-      </w:pPr>
-      <w:r>
-        <w:rPr>
-          <w:sz w:val="24"/>
-          <w:szCs w:val="24"/>
-        </w:rPr>
-        <w:t>{</w:t>
-      </w:r>
-    </w:p>
-    <w:p>
-      <w:pPr>
-        <w:rPr>
-          <w:sz w:val="24"/>
-          <w:szCs w:val="24"/>
-        </w:rPr>
-      </w:pPr>
-      <w:r>
-        <w:rPr>
-          <w:sz w:val="24"/>
-          <w:szCs w:val="24"/>
-        </w:rPr>
-        <w:t>{</w:t>
-      </w:r>
-    </w:p>
-    <w:p>
-      <w:pPr>
-        <w:rPr>
-          <w:sz w:val="24"/>
-          <w:szCs w:val="24"/>
-        </w:rPr>
-      </w:pPr>
-      <w:r>
-        <w:rPr>
-          <w:sz w:val="24"/>
-          <w:szCs w:val="24"/>
-        </w:rPr>
-        <w:t xml:space="preserve">  "message": "User registered successfully",</w:t>
-      </w:r>
-    </w:p>
-    <w:p>
-      <w:pPr>
-        <w:rPr>
-          <w:sz w:val="24"/>
-          <w:szCs w:val="24"/>
-        </w:rPr>
-      </w:pPr>
-      <w:r>
-        <w:rPr>
-          <w:sz w:val="24"/>
-          <w:szCs w:val="24"/>
-        </w:rPr>
-        <w:t xml:space="preserve">  "user": {</w:t>
-      </w:r>
-    </w:p>
-    <w:p>
-      <w:pPr>
-        <w:rPr>
-          <w:sz w:val="24"/>
-          <w:szCs w:val="24"/>
-        </w:rPr>
-      </w:pPr>
-      <w:r>
-        <w:rPr>
-          <w:sz w:val="24"/>
-          <w:szCs w:val="24"/>
-        </w:rPr>
-        <w:t xml:space="preserve">    "name": "rock",</w:t>
-      </w:r>
-    </w:p>
-    <w:p>
-      <w:pPr>
-        <w:rPr>
-          <w:sz w:val="24"/>
-          <w:szCs w:val="24"/>
-        </w:rPr>
-      </w:pPr>
-      <w:r>
-        <w:rPr>
-          <w:sz w:val="24"/>
-          <w:szCs w:val="24"/>
-        </w:rPr>
-        <w:t xml:space="preserve">    "email": "rock@example.com",</w:t>
-      </w:r>
-    </w:p>
-    <w:p>
-      <w:pPr>
-        <w:rPr>
-          <w:sz w:val="24"/>
-          <w:szCs w:val="24"/>
-        </w:rPr>
-      </w:pPr>
-      <w:r>
-        <w:rPr>
-          <w:sz w:val="24"/>
-          <w:szCs w:val="24"/>
-        </w:rPr>
-        <w:t xml:space="preserve">    "password": "rock12",</w:t>
-      </w:r>
-    </w:p>
-    <w:p>
-      <w:pPr>
-        <w:rPr>
-          <w:sz w:val="24"/>
-          <w:szCs w:val="24"/>
-        </w:rPr>
-      </w:pPr>
-      <w:r>
-        <w:rPr>
-          <w:sz w:val="24"/>
-          <w:szCs w:val="24"/>
-        </w:rPr>
-        <w:t xml:space="preserve">    "role": "student",</w:t>
-      </w:r>
-    </w:p>
-    <w:p>
-      <w:pPr>
-        <w:rPr>
-          <w:sz w:val="24"/>
-          <w:szCs w:val="24"/>
-        </w:rPr>
-      </w:pPr>
-      <w:r>
-        <w:rPr>
-          <w:sz w:val="24"/>
-          <w:szCs w:val="24"/>
-        </w:rPr>
-        <w:t xml:space="preserve">    "_id": "69d28087114c306c67d34843",</w:t>
-      </w:r>
-    </w:p>
-    <w:p>
-      <w:pPr>
-        <w:rPr>
-          <w:sz w:val="24"/>
-          <w:szCs w:val="24"/>
-        </w:rPr>
-      </w:pPr>
-      <w:r>
-        <w:rPr>
-          <w:sz w:val="24"/>
-          <w:szCs w:val="24"/>
-        </w:rPr>
-        <w:t xml:space="preserve">    "</w:t>
-      </w:r>
-      <w:proofErr w:type="spellStart"/>
-      <w:r>
-        <w:rPr>
-          <w:sz w:val="24"/>
-          <w:szCs w:val="24"/>
-        </w:rPr>
-        <w:t>createdAt</w:t>
-      </w:r>
-      <w:proofErr w:type="spellEnd"/>
-      <w:r>
-        <w:rPr>
-          <w:sz w:val="24"/>
-          <w:szCs w:val="24"/>
-        </w:rPr>
-        <w:t>": "2026-04-05T15:32:23.118Z",</w:t>
-      </w:r>
-    </w:p>
-    <w:p>
-      <w:pPr>
-        <w:rPr>
-          <w:sz w:val="24"/>
-          <w:szCs w:val="24"/>
-        </w:rPr>
-      </w:pPr>
-      <w:r>
-        <w:rPr>
-          <w:sz w:val="24"/>
-          <w:szCs w:val="24"/>
-        </w:rPr>
-        <w:t xml:space="preserve">    "</w:t>
-      </w:r>
-      <w:proofErr w:type="spellStart"/>
-      <w:r>
-        <w:rPr>
-          <w:sz w:val="24"/>
-          <w:szCs w:val="24"/>
-        </w:rPr>
-        <w:t>updatedAt</w:t>
-      </w:r>
-      <w:proofErr w:type="spellEnd"/>
-      <w:r>
-        <w:rPr>
-          <w:sz w:val="24"/>
-          <w:szCs w:val="24"/>
-        </w:rPr>
-        <w:t>": "2026-04-05T15:32:23.118Z",</w:t>
-      </w:r>
-    </w:p>
-    <w:p>
-      <w:pPr>
-        <w:rPr>
-          <w:sz w:val="24"/>
-          <w:szCs w:val="24"/>
-        </w:rPr>
-      </w:pPr>
-      <w:r>
-        <w:rPr>
-          <w:sz w:val="24"/>
-          <w:szCs w:val="24"/>
-        </w:rPr>
-        <w:t xml:space="preserve">    "__v": 0</w:t>
-      </w:r>
-    </w:p>
-    <w:p>
-      <w:pPr>
-        <w:rPr>
-          <w:sz w:val="24"/>
-          <w:szCs w:val="24"/>
-        </w:rPr>
-      </w:pPr>
-      <w:r>
-        <w:rPr>
-          <w:sz w:val="24"/>
-          <w:szCs w:val="24"/>
-        </w:rPr>
-        <w:lastRenderedPageBreak/>
-        <w:t xml:space="preserve">  }</w:t>
-      </w:r>
-    </w:p>
-    <w:p>
-      <w:pPr>
-        <w:rPr>
-          <w:sz w:val="24"/>
-          <w:szCs w:val="24"/>
-        </w:rPr>
-      </w:pPr>
-      <w:r>
-        <w:rPr>
-          <w:sz w:val="24"/>
-          <w:szCs w:val="24"/>
-        </w:rPr>
-        <w:t>}</w:t>
-      </w:r>
-    </w:p>
-    <w:p>
-      <w:pPr>
-        <w:ind w:left="360"/>
-        <w:rPr>
-          <w:b/>
-          <w:bCs/>
-          <w:sz w:val="32"/>
-          <w:szCs w:val="32"/>
-        </w:rPr>
-      </w:pPr>
-      <w:r>
-        <w:rPr>
-          <w:b/>
-          <w:bCs/>
-          <w:sz w:val="32"/>
-          <w:szCs w:val="32"/>
-        </w:rPr>
-        <w:t>3.</w:t>
-      </w:r>
-      <w:r>
-        <w:rPr>
-          <w:b/>
-          <w:bCs/>
-          <w:sz w:val="32"/>
-          <w:szCs w:val="32"/>
-        </w:rPr>
-        <w:t xml:space="preserve">Register </w:t>
-      </w:r>
-      <w:r>
-        <w:rPr>
-          <w:b/>
-          <w:bCs/>
-          <w:sz w:val="32"/>
-          <w:szCs w:val="32"/>
-        </w:rPr>
-        <w:t xml:space="preserve">Login API </w:t>
-      </w:r>
-      <w:r>
-        <w:rPr>
-          <w:b/>
-          <w:bCs/>
-          <w:sz w:val="32"/>
-          <w:szCs w:val="32"/>
-        </w:rPr>
-        <w:t xml:space="preserve">Endpoint: </w:t>
-      </w:r>
-    </w:p>
-    <w:p>
-      <w:pPr>
-        <w:rPr>
-          <w:sz w:val="28"/>
-          <w:szCs w:val="28"/>
-        </w:rPr>
-      </w:pPr>
-      <w:r>
-        <w:rPr>
-          <w:sz w:val="28"/>
-          <w:szCs w:val="28"/>
-        </w:rPr>
-        <w:t>POST</w:t>
-      </w:r>
-      <w:r>
-        <w:rPr>
-          <w:sz w:val="28"/>
-          <w:szCs w:val="28"/>
-        </w:rPr>
-        <w:t xml:space="preserve"> /</w:t>
-      </w:r>
-      <w:r>
-        <w:rPr>
-          <w:sz w:val="28"/>
-          <w:szCs w:val="28"/>
-        </w:rPr>
-        <w:t>login</w:t>
-      </w:r>
-      <w:r>
-        <w:rPr>
-          <w:sz w:val="28"/>
-          <w:szCs w:val="28"/>
-        </w:rPr>
-        <w:t>:</w:t>
-      </w:r>
-    </w:p>
-    <w:p>
-      <w:pPr>
-        <w:rPr>
-          <w:sz w:val="24"/>
-          <w:szCs w:val="24"/>
-        </w:rPr>
-      </w:pPr>
-      <w:r>
-        <w:t xml:space="preserve"> </w:t>
-      </w:r>
-      <w:r>
-        <w:rPr>
-          <w:sz w:val="24"/>
-          <w:szCs w:val="24"/>
-        </w:rPr>
-        <w:t xml:space="preserve">Request: </w:t>
-      </w:r>
-    </w:p>
-    <w:p>
-      <w:pPr>
-        <w:rPr>
-          <w:sz w:val="24"/>
-          <w:szCs w:val="24"/>
-        </w:rPr>
-      </w:pPr>
-      <w:r>
-        <w:rPr>
-          <w:sz w:val="24"/>
-          <w:szCs w:val="24"/>
-        </w:rPr>
-        <w:t>{</w:t>
-      </w:r>
-    </w:p>
-    <w:p>
-      <w:pPr>
-        <w:rPr>
-          <w:sz w:val="24"/>
-          <w:szCs w:val="24"/>
-        </w:rPr>
-      </w:pPr>
-      <w:r>
-        <w:rPr>
-          <w:sz w:val="24"/>
-          <w:szCs w:val="24"/>
-        </w:rPr>
-        <w:t xml:space="preserve">  "name": "</w:t>
-      </w:r>
-      <w:proofErr w:type="spellStart"/>
-      <w:r>
-        <w:rPr>
-          <w:sz w:val="24"/>
-          <w:szCs w:val="24"/>
-        </w:rPr>
-        <w:t>raghav</w:t>
-      </w:r>
-      <w:proofErr w:type="spellEnd"/>
-      <w:r>
-        <w:rPr>
-          <w:sz w:val="24"/>
-          <w:szCs w:val="24"/>
-        </w:rPr>
-        <w:t>",</w:t>
-      </w:r>
-    </w:p>
-    <w:p>
-      <w:pPr>
-        <w:rPr>
-          <w:sz w:val="24"/>
-          <w:szCs w:val="24"/>
-        </w:rPr>
-      </w:pPr>
-      <w:r>
-        <w:rPr>
-          <w:sz w:val="24"/>
-          <w:szCs w:val="24"/>
-        </w:rPr>
-        <w:t xml:space="preserve"> </w:t>
-      </w:r>
-      <w:r>
-        <w:rPr>
-          <w:sz w:val="24"/>
-          <w:szCs w:val="24"/>
-        </w:rPr>
-        <w:t xml:space="preserve"> "email": "raghavh@example.com</w:t>
-      </w:r>
-      <w:proofErr w:type="gramStart"/>
-      <w:r>
-        <w:rPr>
-          <w:sz w:val="24"/>
-          <w:szCs w:val="24"/>
-        </w:rPr>
-        <w:t>"</w:t>
-      </w:r>
-      <w:r>
-        <w:rPr>
-          <w:sz w:val="24"/>
-          <w:szCs w:val="24"/>
-        </w:rPr>
-        <w:t xml:space="preserve">  }</w:t>
-      </w:r>
-      <w:proofErr w:type="gramEnd"/>
-    </w:p>
-    <w:p>
-      <w:pPr>
-        <w:rPr>
-          <w:sz w:val="24"/>
-          <w:szCs w:val="24"/>
-        </w:rPr>
-      </w:pPr>
-      <w:r>
-        <w:rPr>
-          <w:sz w:val="24"/>
-          <w:szCs w:val="24"/>
-        </w:rPr>
-        <w:t>Response:</w:t>
-      </w:r>
-    </w:p>
-    <w:p>
-      <w:pPr>
-        <w:rPr>
-          <w:sz w:val="24"/>
-          <w:szCs w:val="24"/>
-        </w:rPr>
-      </w:pPr>
-      <w:r>
-        <w:rPr>
-          <w:sz w:val="24"/>
-          <w:szCs w:val="24"/>
-        </w:rPr>
-        <w:t>{</w:t>
-      </w:r>
-    </w:p>
-    <w:p>
-      <w:pPr>
-        <w:rPr>
-          <w:sz w:val="24"/>
-          <w:szCs w:val="24"/>
-        </w:rPr>
-      </w:pPr>
-      <w:r>
-        <w:rPr>
-          <w:sz w:val="24"/>
-          <w:szCs w:val="24"/>
-        </w:rPr>
-        <w:t xml:space="preserve">  "message": "Login successful",</w:t>
-      </w:r>
-    </w:p>
-    <w:p>
-      <w:pPr>
-        <w:rPr>
-          <w:sz w:val="24"/>
-          <w:szCs w:val="24"/>
-        </w:rPr>
-      </w:pPr>
-      <w:r>
-        <w:rPr>
-          <w:sz w:val="24"/>
-          <w:szCs w:val="24"/>
-        </w:rPr>
-        <w:t xml:space="preserve">  "user": {</w:t>
-      </w:r>
-    </w:p>
-    <w:p>
-      <w:pPr>
-        <w:rPr>
-          <w:sz w:val="24"/>
-          <w:szCs w:val="24"/>
-        </w:rPr>
-      </w:pPr>
-      <w:r>
-        <w:rPr>
-          <w:sz w:val="24"/>
-          <w:szCs w:val="24"/>
-        </w:rPr>
-        <w:t xml:space="preserve">    "_id": "69d28087114c306c67d34843",</w:t>
-      </w:r>
-    </w:p>
-    <w:p>
-      <w:pPr>
-        <w:rPr>
-          <w:sz w:val="24"/>
-          <w:szCs w:val="24"/>
-        </w:rPr>
-      </w:pPr>
-      <w:r>
-        <w:rPr>
-          <w:sz w:val="24"/>
-          <w:szCs w:val="24"/>
-        </w:rPr>
-        <w:t xml:space="preserve">    "name": "rock",</w:t>
-      </w:r>
-    </w:p>
-    <w:p>
-      <w:pPr>
-        <w:rPr>
-          <w:sz w:val="24"/>
-          <w:szCs w:val="24"/>
-        </w:rPr>
-      </w:pPr>
-      <w:r>
-        <w:rPr>
-          <w:sz w:val="24"/>
-          <w:szCs w:val="24"/>
-        </w:rPr>
-        <w:t xml:space="preserve">    "email": "rock@example.com",</w:t>
-      </w:r>
-    </w:p>
-    <w:p>
-      <w:pPr>
-        <w:rPr>
-          <w:sz w:val="24"/>
-          <w:szCs w:val="24"/>
-        </w:rPr>
-      </w:pPr>
-      <w:r>
-        <w:rPr>
-          <w:sz w:val="24"/>
-          <w:szCs w:val="24"/>
-        </w:rPr>
-        <w:t xml:space="preserve">    "password": "rock12",</w:t>
-      </w:r>
-    </w:p>
-    <w:p>
-      <w:pPr>
-        <w:rPr>
-          <w:sz w:val="24"/>
-          <w:szCs w:val="24"/>
-        </w:rPr>
-      </w:pPr>
-      <w:r>
-        <w:rPr>
-          <w:sz w:val="24"/>
-          <w:szCs w:val="24"/>
-        </w:rPr>
-        <w:t xml:space="preserve">    "role": "student",</w:t>
-      </w:r>
-    </w:p>
-    <w:p>
-      <w:pPr>
-        <w:rPr>
-          <w:sz w:val="24"/>
-          <w:szCs w:val="24"/>
-        </w:rPr>
-      </w:pPr>
-      <w:r>
-        <w:rPr>
-          <w:sz w:val="24"/>
-          <w:szCs w:val="24"/>
-        </w:rPr>
-        <w:t xml:space="preserve">    "</w:t>
-      </w:r>
-      <w:proofErr w:type="spellStart"/>
-      <w:r>
-        <w:rPr>
-          <w:sz w:val="24"/>
-          <w:szCs w:val="24"/>
-        </w:rPr>
-        <w:t>createdAt</w:t>
-      </w:r>
-      <w:proofErr w:type="spellEnd"/>
-      <w:r>
-        <w:rPr>
-          <w:sz w:val="24"/>
-          <w:szCs w:val="24"/>
-        </w:rPr>
-        <w:t>": "2026-04-05T15:32:23.118Z",</w:t>
-      </w:r>
-    </w:p>
-    <w:p>
-      <w:pPr>
-        <w:rPr>
-          <w:sz w:val="24"/>
-          <w:szCs w:val="24"/>
-        </w:rPr>
-      </w:pPr>
-      <w:r>
-        <w:rPr>
-          <w:sz w:val="24"/>
-          <w:szCs w:val="24"/>
-        </w:rPr>
-        <w:t xml:space="preserve">    "</w:t>
-      </w:r>
-      <w:proofErr w:type="spellStart"/>
-      <w:r>
-        <w:rPr>
-          <w:sz w:val="24"/>
-          <w:szCs w:val="24"/>
-        </w:rPr>
-        <w:t>updatedAt</w:t>
-      </w:r>
-      <w:proofErr w:type="spellEnd"/>
-      <w:r>
-        <w:rPr>
-          <w:sz w:val="24"/>
-          <w:szCs w:val="24"/>
-        </w:rPr>
-        <w:t>": "2026-04-05T15:32:23.118Z",</w:t>
-      </w:r>
-    </w:p>
-    <w:p>
-      <w:pPr>
-        <w:rPr>
-          <w:sz w:val="24"/>
-          <w:szCs w:val="24"/>
-        </w:rPr>
-      </w:pPr>
-      <w:r>
-        <w:rPr>
-          <w:sz w:val="24"/>
-          <w:szCs w:val="24"/>
-        </w:rPr>
-        <w:t xml:space="preserve">    "__v": 0</w:t>
-      </w:r>
-    </w:p>
-    <w:p>
-      <w:pPr>
-        <w:rPr>
-          <w:sz w:val="24"/>
-          <w:szCs w:val="24"/>
-        </w:rPr>
-      </w:pPr>
-      <w:r>
-        <w:rPr>
-          <w:sz w:val="24"/>
-          <w:szCs w:val="24"/>
-        </w:rPr>
-        <w:t xml:space="preserve">  }</w:t>
-      </w:r>
-    </w:p>
-    <w:p>
-      <w:pPr>
-        <w:rPr>
-          <w:sz w:val="24"/>
-          <w:szCs w:val="24"/>
-        </w:rPr>
-      </w:pPr>
-      <w:r>
-        <w:rPr>
-          <w:sz w:val="24"/>
-          <w:szCs w:val="24"/>
-        </w:rPr>
-        <w:t>}</w:t>
-      </w:r>
-    </w:p>
-    <w:p>
-      <w:pPr>
-        <w:ind w:left="360"/>
-        <w:rPr>
-          <w:b/>
-          <w:bCs/>
-          <w:sz w:val="32"/>
-          <w:szCs w:val="32"/>
-        </w:rPr>
-      </w:pPr>
-      <w:proofErr w:type="gramStart"/>
-      <w:r>
-        <w:rPr>
-          <w:b/>
-          <w:bCs/>
-          <w:sz w:val="32"/>
-          <w:szCs w:val="32"/>
-        </w:rPr>
-        <w:t>4.GET  All</w:t>
-      </w:r>
-      <w:proofErr w:type="gramEnd"/>
-      <w:r>
-        <w:rPr>
-          <w:b/>
-          <w:bCs/>
-          <w:sz w:val="32"/>
-          <w:szCs w:val="32"/>
-        </w:rPr>
-        <w:t xml:space="preserve"> details of user </w:t>
-      </w:r>
-      <w:r>
-        <w:rPr>
-          <w:b/>
-          <w:bCs/>
-          <w:sz w:val="32"/>
-          <w:szCs w:val="32"/>
-        </w:rPr>
-        <w:t xml:space="preserve">API Endpoint: </w:t>
-      </w:r>
-    </w:p>
-    <w:p>
-      <w:pPr>
-        <w:rPr>
-          <w:sz w:val="28"/>
-          <w:szCs w:val="28"/>
-        </w:rPr>
-      </w:pPr>
-      <w:r>
-        <w:rPr>
-          <w:sz w:val="28"/>
-          <w:szCs w:val="28"/>
-        </w:rPr>
-        <w:t>GET</w:t>
-      </w:r>
-      <w:r>
-        <w:rPr>
-          <w:sz w:val="28"/>
-          <w:szCs w:val="28"/>
-        </w:rPr>
-        <w:t>/</w:t>
-      </w:r>
-      <w:proofErr w:type="spellStart"/>
-      <w:r>
-        <w:rPr>
-          <w:sz w:val="28"/>
-          <w:szCs w:val="28"/>
-        </w:rPr>
-        <w:t>getUser</w:t>
-      </w:r>
-      <w:proofErr w:type="spellEnd"/>
-    </w:p>
-    <w:p>
-      <w:pPr>
-        <w:rPr>
-          <w:sz w:val="28"/>
-          <w:szCs w:val="28"/>
-        </w:rPr>
-      </w:pPr>
-      <w:proofErr w:type="gramStart"/>
-      <w:r>
-        <w:rPr>
-          <w:sz w:val="28"/>
-          <w:szCs w:val="28"/>
-        </w:rPr>
-        <w:t>Response :</w:t>
-      </w:r>
-      <w:proofErr w:type="gramEnd"/>
-      <w:r>
-        <w:rPr>
-          <w:sz w:val="28"/>
-          <w:szCs w:val="28"/>
-        </w:rPr>
-        <w:t xml:space="preserve"> {  All users stored data in database }</w:t>
-      </w:r>
-    </w:p>
-    <w:p>
-      <w:pPr>
-        <w:rPr>
-          <w:sz w:val="28"/>
-          <w:szCs w:val="28"/>
-        </w:rPr>
-      </w:pPr>
-    </w:p>
-    <w:p>
-      <w:pPr>
-        <w:ind w:left="360"/>
-        <w:rPr>
-          <w:b/>
-          <w:bCs/>
-          <w:sz w:val="32"/>
-          <w:szCs w:val="32"/>
-        </w:rPr>
-      </w:pPr>
-      <w:proofErr w:type="gramStart"/>
-      <w:r>
-        <w:rPr>
-          <w:b/>
-          <w:bCs/>
-          <w:sz w:val="32"/>
-          <w:szCs w:val="32"/>
-        </w:rPr>
-        <w:lastRenderedPageBreak/>
-        <w:t>4.GET  All</w:t>
-      </w:r>
-      <w:proofErr w:type="gramEnd"/>
-      <w:r>
-        <w:rPr>
-          <w:b/>
-          <w:bCs/>
-          <w:sz w:val="32"/>
-          <w:szCs w:val="32"/>
-        </w:rPr>
-        <w:t xml:space="preserve"> details of user By </w:t>
-      </w:r>
-      <w:proofErr w:type="spellStart"/>
-      <w:r>
-        <w:rPr>
-          <w:b/>
-          <w:bCs/>
-          <w:sz w:val="32"/>
-          <w:szCs w:val="32"/>
-        </w:rPr>
-        <w:t>emailId</w:t>
-      </w:r>
-      <w:proofErr w:type="spellEnd"/>
-      <w:r>
-        <w:rPr>
-          <w:b/>
-          <w:bCs/>
-          <w:sz w:val="32"/>
-          <w:szCs w:val="32"/>
-        </w:rPr>
-        <w:t xml:space="preserve"> </w:t>
-      </w:r>
-      <w:r>
-        <w:rPr>
-          <w:b/>
-          <w:bCs/>
-          <w:sz w:val="32"/>
-          <w:szCs w:val="32"/>
-        </w:rPr>
-        <w:t xml:space="preserve">API Endpoint: </w:t>
-      </w:r>
-    </w:p>
-    <w:p>
-      <w:pPr>
-        <w:rPr>
-          <w:sz w:val="28"/>
-          <w:szCs w:val="28"/>
-        </w:rPr>
-      </w:pPr>
-      <w:r>
-        <w:rPr>
-          <w:sz w:val="28"/>
-          <w:szCs w:val="28"/>
-        </w:rPr>
-        <w:t>GET</w:t>
-      </w:r>
-      <w:r>
-        <w:rPr>
-          <w:sz w:val="28"/>
-          <w:szCs w:val="28"/>
-        </w:rPr>
-        <w:t>/</w:t>
-      </w:r>
-      <w:r>
-        <w:rPr>
-          <w:sz w:val="28"/>
-          <w:szCs w:val="28"/>
-        </w:rPr>
-        <w:t>user</w:t>
-      </w:r>
-      <w:proofErr w:type="gramStart"/>
-      <w:r>
-        <w:rPr>
-          <w:sz w:val="28"/>
-          <w:szCs w:val="28"/>
-        </w:rPr>
-        <w:t>/:email</w:t>
-      </w:r>
-      <w:proofErr w:type="gramEnd"/>
-    </w:p>
-    <w:p>
-      <w:pPr>
-        <w:rPr>
-          <w:sz w:val="28"/>
-          <w:szCs w:val="28"/>
-        </w:rPr>
-      </w:pPr>
-      <w:r>
-        <w:rPr>
-          <w:sz w:val="28"/>
-          <w:szCs w:val="28"/>
-        </w:rPr>
-        <w:t xml:space="preserve">  Example </w:t>
-      </w:r>
-      <w:proofErr w:type="gramStart"/>
-      <w:r>
-        <w:rPr>
-          <w:sz w:val="28"/>
-          <w:szCs w:val="28"/>
-        </w:rPr>
-        <w:t>URL :</w:t>
-      </w:r>
-      <w:proofErr w:type="gramEnd"/>
-      <w:r>
-        <w:rPr>
-          <w:sz w:val="28"/>
-          <w:szCs w:val="28"/>
-        </w:rPr>
-        <w:t xml:space="preserve">      /user/</w:t>
-      </w:r>
-      <w:r>
-        <w:rPr>
-          <w:sz w:val="24"/>
-          <w:szCs w:val="24"/>
-        </w:rPr>
-        <w:t xml:space="preserve"> rock@example.com</w:t>
-      </w:r>
-    </w:p>
-    <w:p>
-      <w:pPr>
-        <w:rPr>
-          <w:sz w:val="28"/>
-          <w:szCs w:val="28"/>
-        </w:rPr>
-      </w:pPr>
-      <w:proofErr w:type="gramStart"/>
-      <w:r>
-        <w:rPr>
-          <w:sz w:val="28"/>
-          <w:szCs w:val="28"/>
-        </w:rPr>
-        <w:t>Response :</w:t>
-      </w:r>
-      <w:proofErr w:type="gramEnd"/>
-      <w:r>
-        <w:rPr>
-          <w:sz w:val="28"/>
-          <w:szCs w:val="28"/>
-        </w:rPr>
-        <w:t xml:space="preserve"> {  users data of specific email id stored data in database }</w:t>
-      </w:r>
-    </w:p>
-    <w:p>
-      <w:pPr>
-        <w:rPr>
-          <w:sz w:val="28"/>
-          <w:szCs w:val="28"/>
-        </w:rPr>
-      </w:pPr>
-    </w:p>
-    <w:p>
-      <w:pPr>
-        <w:ind w:left="360"/>
-        <w:rPr>
-          <w:b/>
-          <w:bCs/>
-          <w:sz w:val="32"/>
-          <w:szCs w:val="32"/>
-        </w:rPr>
-      </w:pPr>
-      <w:r>
-        <w:rPr>
-          <w:b/>
-          <w:bCs/>
-          <w:sz w:val="32"/>
-          <w:szCs w:val="32"/>
-        </w:rPr>
-        <w:t xml:space="preserve">5.Teachers CRUD activity </w:t>
-      </w:r>
-      <w:r>
-        <w:rPr>
-          <w:b/>
-          <w:bCs/>
-          <w:sz w:val="32"/>
-          <w:szCs w:val="32"/>
-        </w:rPr>
-        <w:t xml:space="preserve">API Endpoint: </w:t>
       </w:r>
     </w:p>
     <w:p>
@@ -3840,9 +3223,8 @@
           <w:sz w:val="28"/>
           <w:szCs w:val="28"/>
         </w:rPr>
-        <w:t>GET/</w:t>
-      </w:r>
-      <w:proofErr w:type="spellStart"/>
+        <w:t>DEL</w:t>
+      </w:r>
       <w:r>
         <w:rPr>
           <w:rFonts w:ascii="Consolas" w:eastAsia="Times New Roman" w:hAnsi="Consolas" w:cs="Times New Roman"/>
@@ -3850,9 +3232,28 @@
           <w:sz w:val="30"/>
           <w:szCs w:val="30"/>
         </w:rPr>
-        <w:t>getTeacher</w:t>
-      </w:r>
-      <w:proofErr w:type="spellEnd"/>
+        <w:t>/</w:t>
+      </w:r>
+      <w:proofErr w:type="spellStart"/>
+      <w:r>
+        <w:rPr>
+          <w:rFonts w:ascii="Consolas" w:eastAsia="Times New Roman" w:hAnsi="Consolas" w:cs="Times New Roman"/>
+          <w:color w:val="000000" w:themeColor="text1"/>
+          <w:sz w:val="30"/>
+          <w:szCs w:val="30"/>
+        </w:rPr>
+        <w:t>delTeacher</w:t>
+      </w:r>
+      <w:proofErr w:type="spellEnd"/>
+      <w:r>
+        <w:rPr>
+          <w:rFonts w:ascii="Consolas" w:eastAsia="Times New Roman" w:hAnsi="Consolas" w:cs="Times New Roman"/>
+          <w:color w:val="000000" w:themeColor="text1"/>
+          <w:sz w:val="30"/>
+          <w:szCs w:val="30"/>
+        </w:rPr>
+        <w:t>/:id</w:t>
+      </w:r>
     </w:p>
     <w:p>
       <w:pPr>
@@ -3876,33 +3277,1312 @@
           <w:sz w:val="28"/>
           <w:szCs w:val="28"/>
         </w:rPr>
-        <w:t xml:space="preserve"> {  All </w:t>
-      </w:r>
-      <w:proofErr w:type="spellStart"/>
-      <w:r>
-        <w:rPr>
-          <w:sz w:val="28"/>
-          <w:szCs w:val="28"/>
-        </w:rPr>
-        <w:t>techers</w:t>
-      </w:r>
-      <w:proofErr w:type="spellEnd"/>
-      <w:r>
-        <w:rPr>
-          <w:sz w:val="28"/>
-          <w:szCs w:val="28"/>
-        </w:rPr>
-        <w:t xml:space="preserve"> stored data in database }</w:t>
-      </w:r>
-    </w:p>
-    <w:p>
-      <w:pPr>
-        <w:ind w:firstLine="450"/>
-        <w:rPr>
-          <w:sz w:val="28"/>
-          <w:szCs w:val="28"/>
-        </w:rPr>
-      </w:pPr>
+        <w:t xml:space="preserve"> {  </w:t>
+      </w:r>
+      <w:r>
+        <w:rPr>
+          <w:sz w:val="28"/>
+          <w:szCs w:val="28"/>
+        </w:rPr>
+        <w:t xml:space="preserve">delete </w:t>
+      </w:r>
+      <w:r>
+        <w:rPr>
+          <w:sz w:val="28"/>
+          <w:szCs w:val="28"/>
+        </w:rPr>
+        <w:t>te</w:t>
+      </w:r>
+      <w:r>
+        <w:rPr>
+          <w:sz w:val="28"/>
+          <w:szCs w:val="28"/>
+        </w:rPr>
+        <w:t>a</w:t>
+      </w:r>
+      <w:r>
+        <w:rPr>
+          <w:sz w:val="28"/>
+          <w:szCs w:val="28"/>
+        </w:rPr>
+        <w:t xml:space="preserve">chers stored data in database </w:t>
+      </w:r>
+      <w:r>
+        <w:rPr>
+          <w:sz w:val="28"/>
+          <w:szCs w:val="28"/>
+        </w:rPr>
+        <w:t>with specific id</w:t>
+      </w:r>
+      <w:r>
+        <w:rPr>
+          <w:sz w:val="28"/>
+          <w:szCs w:val="28"/>
+        </w:rPr>
+        <w:t>}</w:t>
+      </w:r>
+    </w:p>
+    <w:p>
+      <w:pPr>
+        <w:rPr>
+          <w:sz w:val="24"/>
+          <w:szCs w:val="24"/>
+        </w:rPr>
+      </w:pPr>
+    </w:p>
+    <w:p>
+      <w:pPr>
+        <w:rPr>
+          <w:sz w:val="24"/>
+          <w:szCs w:val="24"/>
+        </w:rPr>
+      </w:pPr>
+    </w:p>
+    <w:p>
+      <w:pPr>
+        <w:rPr>
+          <w:sz w:val="24"/>
+          <w:szCs w:val="24"/>
+        </w:rPr>
+      </w:pPr>
+    </w:p>
+    <w:p>
+      <w:pPr>
+        <w:ind w:left="360"/>
+        <w:rPr>
+          <w:b/>
+          <w:bCs/>
+          <w:sz w:val="32"/>
+          <w:szCs w:val="32"/>
+        </w:rPr>
+      </w:pPr>
+      <w:r>
+        <w:rPr>
+          <w:b/>
+          <w:bCs/>
+          <w:sz w:val="32"/>
+          <w:szCs w:val="32"/>
+        </w:rPr>
+        <w:t>2.</w:t>
+      </w:r>
+      <w:r>
+        <w:rPr>
+          <w:b/>
+          <w:bCs/>
+          <w:sz w:val="32"/>
+          <w:szCs w:val="32"/>
+        </w:rPr>
+        <w:t xml:space="preserve">Register </w:t>
+      </w:r>
+      <w:r>
+        <w:rPr>
+          <w:b/>
+          <w:bCs/>
+          <w:sz w:val="32"/>
+          <w:szCs w:val="32"/>
+        </w:rPr>
+        <w:t xml:space="preserve">Student </w:t>
+      </w:r>
+      <w:r>
+        <w:rPr>
+          <w:b/>
+          <w:bCs/>
+          <w:sz w:val="32"/>
+          <w:szCs w:val="32"/>
+        </w:rPr>
+        <w:t xml:space="preserve">API Endpoint: </w:t>
+      </w:r>
+    </w:p>
+    <w:p>
+      <w:pPr>
+        <w:rPr>
+          <w:sz w:val="28"/>
+          <w:szCs w:val="28"/>
+        </w:rPr>
+      </w:pPr>
+      <w:r>
+        <w:rPr>
+          <w:sz w:val="28"/>
+          <w:szCs w:val="28"/>
+        </w:rPr>
+        <w:t>POST</w:t>
+      </w:r>
+      <w:r>
+        <w:rPr>
+          <w:sz w:val="28"/>
+          <w:szCs w:val="28"/>
+        </w:rPr>
+        <w:t xml:space="preserve"> /</w:t>
+      </w:r>
+      <w:r>
+        <w:rPr>
+          <w:sz w:val="28"/>
+          <w:szCs w:val="28"/>
+        </w:rPr>
+        <w:t>register</w:t>
+      </w:r>
+      <w:r>
+        <w:rPr>
+          <w:sz w:val="28"/>
+          <w:szCs w:val="28"/>
+        </w:rPr>
+        <w:t>:</w:t>
+      </w:r>
+    </w:p>
+    <w:p>
+      <w:pPr>
+        <w:rPr>
+          <w:sz w:val="24"/>
+          <w:szCs w:val="24"/>
+        </w:rPr>
+      </w:pPr>
+      <w:r>
+        <w:t xml:space="preserve"> </w:t>
+      </w:r>
+      <w:r>
+        <w:rPr>
+          <w:sz w:val="24"/>
+          <w:szCs w:val="24"/>
+        </w:rPr>
+        <w:t xml:space="preserve">Request: </w:t>
+      </w:r>
+    </w:p>
+    <w:p>
+      <w:pPr>
+        <w:rPr>
+          <w:sz w:val="24"/>
+          <w:szCs w:val="24"/>
+        </w:rPr>
+      </w:pPr>
+      <w:r>
+        <w:rPr>
+          <w:sz w:val="24"/>
+          <w:szCs w:val="24"/>
+        </w:rPr>
+        <w:t>{</w:t>
+      </w:r>
+    </w:p>
+    <w:p>
+      <w:pPr>
+        <w:rPr>
+          <w:sz w:val="24"/>
+          <w:szCs w:val="24"/>
+        </w:rPr>
+      </w:pPr>
+      <w:r>
+        <w:rPr>
+          <w:sz w:val="24"/>
+          <w:szCs w:val="24"/>
+        </w:rPr>
+        <w:t xml:space="preserve">  "name": "</w:t>
+      </w:r>
+      <w:proofErr w:type="spellStart"/>
+      <w:r>
+        <w:rPr>
+          <w:sz w:val="24"/>
+          <w:szCs w:val="24"/>
+        </w:rPr>
+        <w:t>raghav</w:t>
+      </w:r>
+      <w:proofErr w:type="spellEnd"/>
+      <w:r>
+        <w:rPr>
+          <w:sz w:val="24"/>
+          <w:szCs w:val="24"/>
+        </w:rPr>
+        <w:t>",</w:t>
+      </w:r>
+    </w:p>
+    <w:p>
+      <w:pPr>
+        <w:rPr>
+          <w:sz w:val="24"/>
+          <w:szCs w:val="24"/>
+        </w:rPr>
+      </w:pPr>
+      <w:r>
+        <w:rPr>
+          <w:sz w:val="24"/>
+          <w:szCs w:val="24"/>
+        </w:rPr>
+        <w:t xml:space="preserve">  "email": "raghavh@example.com",</w:t>
+      </w:r>
+    </w:p>
+    <w:p>
+      <w:pPr>
+        <w:rPr>
+          <w:sz w:val="24"/>
+          <w:szCs w:val="24"/>
+        </w:rPr>
+      </w:pPr>
+      <w:r>
+        <w:rPr>
+          <w:sz w:val="24"/>
+          <w:szCs w:val="24"/>
+        </w:rPr>
+        <w:t xml:space="preserve">  "password": "raghav123",</w:t>
+      </w:r>
+    </w:p>
+    <w:p>
+      <w:pPr>
+        <w:rPr>
+          <w:sz w:val="24"/>
+          <w:szCs w:val="24"/>
+        </w:rPr>
+      </w:pPr>
+      <w:r>
+        <w:rPr>
+          <w:sz w:val="24"/>
+          <w:szCs w:val="24"/>
+        </w:rPr>
+        <w:t xml:space="preserve">  "role": "</w:t>
+      </w:r>
+      <w:r>
+        <w:rPr>
+          <w:sz w:val="24"/>
+          <w:szCs w:val="24"/>
+        </w:rPr>
+        <w:t>student</w:t>
+      </w:r>
+      <w:r>
+        <w:rPr>
+          <w:sz w:val="24"/>
+          <w:szCs w:val="24"/>
+        </w:rPr>
+        <w:t>",</w:t>
+      </w:r>
+    </w:p>
+    <w:p>
+      <w:pPr>
+        <w:rPr>
+          <w:sz w:val="24"/>
+          <w:szCs w:val="24"/>
+        </w:rPr>
+      </w:pPr>
+      <w:r>
+        <w:rPr>
+          <w:sz w:val="24"/>
+          <w:szCs w:val="24"/>
+        </w:rPr>
+        <w:t xml:space="preserve">  "</w:t>
+      </w:r>
+      <w:proofErr w:type="spellStart"/>
+      <w:r>
+        <w:rPr>
+          <w:sz w:val="24"/>
+          <w:szCs w:val="24"/>
+        </w:rPr>
+        <w:t>dob</w:t>
+      </w:r>
+      <w:proofErr w:type="spellEnd"/>
+      <w:r>
+        <w:rPr>
+          <w:sz w:val="24"/>
+          <w:szCs w:val="24"/>
+        </w:rPr>
+        <w:t>": "1985-07-20",</w:t>
+      </w:r>
+    </w:p>
+    <w:p>
+      <w:pPr>
+        <w:rPr>
+          <w:sz w:val="24"/>
+          <w:szCs w:val="24"/>
+        </w:rPr>
+      </w:pPr>
+      <w:r>
+        <w:rPr>
+          <w:sz w:val="24"/>
+          <w:szCs w:val="24"/>
+        </w:rPr>
+        <w:t xml:space="preserve">  }</w:t>
+      </w:r>
+    </w:p>
+    <w:p>
+      <w:pPr>
+        <w:rPr>
+          <w:sz w:val="24"/>
+          <w:szCs w:val="24"/>
+        </w:rPr>
+      </w:pPr>
+      <w:r>
+        <w:rPr>
+          <w:sz w:val="24"/>
+          <w:szCs w:val="24"/>
+        </w:rPr>
+        <w:t>Response:</w:t>
+      </w:r>
+    </w:p>
+    <w:p>
+      <w:pPr>
+        <w:rPr>
+          <w:sz w:val="24"/>
+          <w:szCs w:val="24"/>
+        </w:rPr>
+      </w:pPr>
+      <w:r>
+        <w:rPr>
+          <w:sz w:val="24"/>
+          <w:szCs w:val="24"/>
+        </w:rPr>
+        <w:t>{</w:t>
+      </w:r>
+    </w:p>
+    <w:p>
+      <w:pPr>
+        <w:rPr>
+          <w:sz w:val="24"/>
+          <w:szCs w:val="24"/>
+        </w:rPr>
+      </w:pPr>
+      <w:r>
+        <w:rPr>
+          <w:sz w:val="24"/>
+          <w:szCs w:val="24"/>
+        </w:rPr>
+        <w:lastRenderedPageBreak/>
+        <w:t>{</w:t>
+      </w:r>
+    </w:p>
+    <w:p>
+      <w:pPr>
+        <w:rPr>
+          <w:sz w:val="24"/>
+          <w:szCs w:val="24"/>
+        </w:rPr>
+      </w:pPr>
+      <w:r>
+        <w:rPr>
+          <w:sz w:val="24"/>
+          <w:szCs w:val="24"/>
+        </w:rPr>
+        <w:t xml:space="preserve">  "message": "User registered successfully",</w:t>
+      </w:r>
+    </w:p>
+    <w:p>
+      <w:pPr>
+        <w:rPr>
+          <w:sz w:val="24"/>
+          <w:szCs w:val="24"/>
+        </w:rPr>
+      </w:pPr>
+      <w:r>
+        <w:rPr>
+          <w:sz w:val="24"/>
+          <w:szCs w:val="24"/>
+        </w:rPr>
+        <w:t xml:space="preserve">  "user": {</w:t>
+      </w:r>
+    </w:p>
+    <w:p>
+      <w:pPr>
+        <w:rPr>
+          <w:sz w:val="24"/>
+          <w:szCs w:val="24"/>
+        </w:rPr>
+      </w:pPr>
+      <w:r>
+        <w:rPr>
+          <w:sz w:val="24"/>
+          <w:szCs w:val="24"/>
+        </w:rPr>
+        <w:t xml:space="preserve">    "name": "rock",</w:t>
+      </w:r>
+    </w:p>
+    <w:p>
+      <w:pPr>
+        <w:rPr>
+          <w:sz w:val="24"/>
+          <w:szCs w:val="24"/>
+        </w:rPr>
+      </w:pPr>
+      <w:r>
+        <w:rPr>
+          <w:sz w:val="24"/>
+          <w:szCs w:val="24"/>
+        </w:rPr>
+        <w:t xml:space="preserve">    "email": "rock@example.com",</w:t>
+      </w:r>
+    </w:p>
+    <w:p>
+      <w:pPr>
+        <w:rPr>
+          <w:sz w:val="24"/>
+          <w:szCs w:val="24"/>
+        </w:rPr>
+      </w:pPr>
+      <w:r>
+        <w:rPr>
+          <w:sz w:val="24"/>
+          <w:szCs w:val="24"/>
+        </w:rPr>
+        <w:t xml:space="preserve">    "password": "rock12",</w:t>
+      </w:r>
+    </w:p>
+    <w:p>
+      <w:pPr>
+        <w:rPr>
+          <w:sz w:val="24"/>
+          <w:szCs w:val="24"/>
+        </w:rPr>
+      </w:pPr>
+      <w:r>
+        <w:rPr>
+          <w:sz w:val="24"/>
+          <w:szCs w:val="24"/>
+        </w:rPr>
+        <w:t xml:space="preserve">    "role": "student",</w:t>
+      </w:r>
+    </w:p>
+    <w:p>
+      <w:pPr>
+        <w:rPr>
+          <w:sz w:val="24"/>
+          <w:szCs w:val="24"/>
+        </w:rPr>
+      </w:pPr>
+      <w:r>
+        <w:rPr>
+          <w:sz w:val="24"/>
+          <w:szCs w:val="24"/>
+        </w:rPr>
+        <w:t xml:space="preserve">    "_id": "69d28087114c306c67d34843",</w:t>
+      </w:r>
+    </w:p>
+    <w:p>
+      <w:pPr>
+        <w:rPr>
+          <w:sz w:val="24"/>
+          <w:szCs w:val="24"/>
+        </w:rPr>
+      </w:pPr>
+      <w:r>
+        <w:rPr>
+          <w:sz w:val="24"/>
+          <w:szCs w:val="24"/>
+        </w:rPr>
+        <w:t xml:space="preserve">    "</w:t>
+      </w:r>
+      <w:proofErr w:type="spellStart"/>
+      <w:r>
+        <w:rPr>
+          <w:sz w:val="24"/>
+          <w:szCs w:val="24"/>
+        </w:rPr>
+        <w:t>createdAt</w:t>
+      </w:r>
+      <w:proofErr w:type="spellEnd"/>
+      <w:r>
+        <w:rPr>
+          <w:sz w:val="24"/>
+          <w:szCs w:val="24"/>
+        </w:rPr>
+        <w:t>": "2026-04-05T15:32:23.118Z",</w:t>
+      </w:r>
+    </w:p>
+    <w:p>
+      <w:pPr>
+        <w:rPr>
+          <w:sz w:val="24"/>
+          <w:szCs w:val="24"/>
+        </w:rPr>
+      </w:pPr>
+      <w:r>
+        <w:rPr>
+          <w:sz w:val="24"/>
+          <w:szCs w:val="24"/>
+        </w:rPr>
+        <w:t xml:space="preserve">    "</w:t>
+      </w:r>
+      <w:proofErr w:type="spellStart"/>
+      <w:r>
+        <w:rPr>
+          <w:sz w:val="24"/>
+          <w:szCs w:val="24"/>
+        </w:rPr>
+        <w:t>updatedAt</w:t>
+      </w:r>
+      <w:proofErr w:type="spellEnd"/>
+      <w:r>
+        <w:rPr>
+          <w:sz w:val="24"/>
+          <w:szCs w:val="24"/>
+        </w:rPr>
+        <w:t>": "2026-04-05T15:32:23.118Z",</w:t>
+      </w:r>
+    </w:p>
+    <w:p>
+      <w:pPr>
+        <w:rPr>
+          <w:sz w:val="24"/>
+          <w:szCs w:val="24"/>
+        </w:rPr>
+      </w:pPr>
+      <w:r>
+        <w:rPr>
+          <w:sz w:val="24"/>
+          <w:szCs w:val="24"/>
+        </w:rPr>
+        <w:t xml:space="preserve">    "__v": 0</w:t>
+      </w:r>
+    </w:p>
+    <w:p>
+      <w:pPr>
+        <w:rPr>
+          <w:sz w:val="24"/>
+          <w:szCs w:val="24"/>
+        </w:rPr>
+      </w:pPr>
+      <w:r>
+        <w:rPr>
+          <w:sz w:val="24"/>
+          <w:szCs w:val="24"/>
+        </w:rPr>
+        <w:t xml:space="preserve">  }</w:t>
+      </w:r>
+    </w:p>
+    <w:p>
+      <w:pPr>
+        <w:rPr>
+          <w:sz w:val="24"/>
+          <w:szCs w:val="24"/>
+        </w:rPr>
+      </w:pPr>
+      <w:r>
+        <w:rPr>
+          <w:sz w:val="24"/>
+          <w:szCs w:val="24"/>
+        </w:rPr>
+        <w:t>}</w:t>
+      </w:r>
+    </w:p>
+    <w:p>
+      <w:pPr>
+        <w:ind w:left="360"/>
+        <w:rPr>
+          <w:b/>
+          <w:bCs/>
+          <w:sz w:val="32"/>
+          <w:szCs w:val="32"/>
+        </w:rPr>
+      </w:pPr>
+      <w:r>
+        <w:rPr>
+          <w:b/>
+          <w:bCs/>
+          <w:sz w:val="32"/>
+          <w:szCs w:val="32"/>
+        </w:rPr>
+        <w:t>3.</w:t>
+      </w:r>
+      <w:r>
+        <w:rPr>
+          <w:b/>
+          <w:bCs/>
+          <w:sz w:val="32"/>
+          <w:szCs w:val="32"/>
+        </w:rPr>
+        <w:t xml:space="preserve">Register </w:t>
+      </w:r>
+      <w:r>
+        <w:rPr>
+          <w:b/>
+          <w:bCs/>
+          <w:sz w:val="32"/>
+          <w:szCs w:val="32"/>
+        </w:rPr>
+        <w:t xml:space="preserve">Login API </w:t>
+      </w:r>
+      <w:r>
+        <w:rPr>
+          <w:b/>
+          <w:bCs/>
+          <w:sz w:val="32"/>
+          <w:szCs w:val="32"/>
+        </w:rPr>
+        <w:t xml:space="preserve">Endpoint: </w:t>
+      </w:r>
+    </w:p>
+    <w:p>
+      <w:pPr>
+        <w:rPr>
+          <w:sz w:val="28"/>
+          <w:szCs w:val="28"/>
+        </w:rPr>
+      </w:pPr>
+      <w:r>
+        <w:rPr>
+          <w:sz w:val="28"/>
+          <w:szCs w:val="28"/>
+        </w:rPr>
+        <w:t>POST</w:t>
+      </w:r>
+      <w:r>
+        <w:rPr>
+          <w:sz w:val="28"/>
+          <w:szCs w:val="28"/>
+        </w:rPr>
+        <w:t xml:space="preserve"> /</w:t>
+      </w:r>
+      <w:r>
+        <w:rPr>
+          <w:sz w:val="28"/>
+          <w:szCs w:val="28"/>
+        </w:rPr>
+        <w:t>login</w:t>
+      </w:r>
+      <w:r>
+        <w:rPr>
+          <w:sz w:val="28"/>
+          <w:szCs w:val="28"/>
+        </w:rPr>
+        <w:t>:</w:t>
+      </w:r>
+    </w:p>
+    <w:p>
+      <w:pPr>
+        <w:rPr>
+          <w:sz w:val="24"/>
+          <w:szCs w:val="24"/>
+        </w:rPr>
+      </w:pPr>
+      <w:r>
+        <w:t xml:space="preserve"> </w:t>
+      </w:r>
+      <w:r>
+        <w:rPr>
+          <w:sz w:val="24"/>
+          <w:szCs w:val="24"/>
+        </w:rPr>
+        <w:t xml:space="preserve">Request: </w:t>
+      </w:r>
+    </w:p>
+    <w:p>
+      <w:pPr>
+        <w:rPr>
+          <w:sz w:val="24"/>
+          <w:szCs w:val="24"/>
+        </w:rPr>
+      </w:pPr>
+      <w:r>
+        <w:rPr>
+          <w:sz w:val="24"/>
+          <w:szCs w:val="24"/>
+        </w:rPr>
+        <w:t>{</w:t>
+      </w:r>
+    </w:p>
+    <w:p>
+      <w:pPr>
+        <w:rPr>
+          <w:sz w:val="24"/>
+          <w:szCs w:val="24"/>
+        </w:rPr>
+      </w:pPr>
+      <w:r>
+        <w:rPr>
+          <w:sz w:val="24"/>
+          <w:szCs w:val="24"/>
+        </w:rPr>
+        <w:t xml:space="preserve">  "name": "</w:t>
+      </w:r>
+      <w:proofErr w:type="spellStart"/>
+      <w:r>
+        <w:rPr>
+          <w:sz w:val="24"/>
+          <w:szCs w:val="24"/>
+        </w:rPr>
+        <w:t>raghav</w:t>
+      </w:r>
+      <w:proofErr w:type="spellEnd"/>
+      <w:r>
+        <w:rPr>
+          <w:sz w:val="24"/>
+          <w:szCs w:val="24"/>
+        </w:rPr>
+        <w:t>",</w:t>
+      </w:r>
+    </w:p>
+    <w:p>
+      <w:pPr>
+        <w:rPr>
+          <w:sz w:val="24"/>
+          <w:szCs w:val="24"/>
+        </w:rPr>
+      </w:pPr>
+      <w:r>
+        <w:rPr>
+          <w:sz w:val="24"/>
+          <w:szCs w:val="24"/>
+        </w:rPr>
+        <w:t xml:space="preserve"> </w:t>
+      </w:r>
+      <w:r>
+        <w:rPr>
+          <w:sz w:val="24"/>
+          <w:szCs w:val="24"/>
+        </w:rPr>
+        <w:t xml:space="preserve"> "email": "raghavh@example.com</w:t>
+      </w:r>
+      <w:proofErr w:type="gramStart"/>
+      <w:r>
+        <w:rPr>
+          <w:sz w:val="24"/>
+          <w:szCs w:val="24"/>
+        </w:rPr>
+        <w:t>"</w:t>
+      </w:r>
+      <w:r>
+        <w:rPr>
+          <w:sz w:val="24"/>
+          <w:szCs w:val="24"/>
+        </w:rPr>
+        <w:t xml:space="preserve">  }</w:t>
+      </w:r>
+      <w:proofErr w:type="gramEnd"/>
+    </w:p>
+    <w:p>
+      <w:pPr>
+        <w:rPr>
+          <w:sz w:val="24"/>
+          <w:szCs w:val="24"/>
+        </w:rPr>
+      </w:pPr>
+      <w:r>
+        <w:rPr>
+          <w:sz w:val="24"/>
+          <w:szCs w:val="24"/>
+        </w:rPr>
+        <w:t>Response:</w:t>
+      </w:r>
+    </w:p>
+    <w:p>
+      <w:pPr>
+        <w:rPr>
+          <w:sz w:val="24"/>
+          <w:szCs w:val="24"/>
+        </w:rPr>
+      </w:pPr>
+      <w:r>
+        <w:rPr>
+          <w:sz w:val="24"/>
+          <w:szCs w:val="24"/>
+        </w:rPr>
+        <w:t>{</w:t>
+      </w:r>
+    </w:p>
+    <w:p>
+      <w:pPr>
+        <w:rPr>
+          <w:sz w:val="24"/>
+          <w:szCs w:val="24"/>
+        </w:rPr>
+      </w:pPr>
+      <w:r>
+        <w:rPr>
+          <w:sz w:val="24"/>
+          <w:szCs w:val="24"/>
+        </w:rPr>
+        <w:t xml:space="preserve">  "message": "Login successful",</w:t>
+      </w:r>
+    </w:p>
+    <w:p>
+      <w:pPr>
+        <w:rPr>
+          <w:sz w:val="24"/>
+          <w:szCs w:val="24"/>
+        </w:rPr>
+      </w:pPr>
+      <w:r>
+        <w:rPr>
+          <w:sz w:val="24"/>
+          <w:szCs w:val="24"/>
+        </w:rPr>
+        <w:t xml:space="preserve">  "user": {</w:t>
+      </w:r>
+    </w:p>
+    <w:p>
+      <w:pPr>
+        <w:rPr>
+          <w:sz w:val="24"/>
+          <w:szCs w:val="24"/>
+        </w:rPr>
+      </w:pPr>
+      <w:r>
+        <w:rPr>
+          <w:sz w:val="24"/>
+          <w:szCs w:val="24"/>
+        </w:rPr>
+        <w:t xml:space="preserve">    "_id": "69d28087114c306c67d34843",</w:t>
+      </w:r>
+    </w:p>
+    <w:p>
+      <w:pPr>
+        <w:rPr>
+          <w:sz w:val="24"/>
+          <w:szCs w:val="24"/>
+        </w:rPr>
+      </w:pPr>
+      <w:r>
+        <w:rPr>
+          <w:sz w:val="24"/>
+          <w:szCs w:val="24"/>
+        </w:rPr>
+        <w:t xml:space="preserve">    "name": "rock",</w:t>
+      </w:r>
+    </w:p>
+    <w:p>
+      <w:pPr>
+        <w:rPr>
+          <w:sz w:val="24"/>
+          <w:szCs w:val="24"/>
+        </w:rPr>
+      </w:pPr>
+      <w:r>
+        <w:rPr>
+          <w:sz w:val="24"/>
+          <w:szCs w:val="24"/>
+        </w:rPr>
+        <w:t xml:space="preserve">    "email": "rock@example.com",</w:t>
+      </w:r>
+    </w:p>
+    <w:p>
+      <w:pPr>
+        <w:rPr>
+          <w:sz w:val="24"/>
+          <w:szCs w:val="24"/>
+        </w:rPr>
+      </w:pPr>
+      <w:r>
+        <w:rPr>
+          <w:sz w:val="24"/>
+          <w:szCs w:val="24"/>
+        </w:rPr>
+        <w:t xml:space="preserve">    "password": "rock12",</w:t>
+      </w:r>
+    </w:p>
+    <w:p>
+      <w:pPr>
+        <w:rPr>
+          <w:sz w:val="24"/>
+          <w:szCs w:val="24"/>
+        </w:rPr>
+      </w:pPr>
+      <w:r>
+        <w:rPr>
+          <w:sz w:val="24"/>
+          <w:szCs w:val="24"/>
+        </w:rPr>
+        <w:lastRenderedPageBreak/>
+        <w:t xml:space="preserve">    "role": "student",</w:t>
+      </w:r>
+    </w:p>
+    <w:p>
+      <w:pPr>
+        <w:rPr>
+          <w:sz w:val="24"/>
+          <w:szCs w:val="24"/>
+        </w:rPr>
+      </w:pPr>
+      <w:r>
+        <w:rPr>
+          <w:sz w:val="24"/>
+          <w:szCs w:val="24"/>
+        </w:rPr>
+        <w:t xml:space="preserve">    "</w:t>
+      </w:r>
+      <w:proofErr w:type="spellStart"/>
+      <w:r>
+        <w:rPr>
+          <w:sz w:val="24"/>
+          <w:szCs w:val="24"/>
+        </w:rPr>
+        <w:t>createdAt</w:t>
+      </w:r>
+      <w:proofErr w:type="spellEnd"/>
+      <w:r>
+        <w:rPr>
+          <w:sz w:val="24"/>
+          <w:szCs w:val="24"/>
+        </w:rPr>
+        <w:t>": "2026-04-05T15:32:23.118Z",</w:t>
+      </w:r>
+    </w:p>
+    <w:p>
+      <w:pPr>
+        <w:rPr>
+          <w:sz w:val="24"/>
+          <w:szCs w:val="24"/>
+        </w:rPr>
+      </w:pPr>
+      <w:r>
+        <w:rPr>
+          <w:sz w:val="24"/>
+          <w:szCs w:val="24"/>
+        </w:rPr>
+        <w:t xml:space="preserve">    "</w:t>
+      </w:r>
+      <w:proofErr w:type="spellStart"/>
+      <w:r>
+        <w:rPr>
+          <w:sz w:val="24"/>
+          <w:szCs w:val="24"/>
+        </w:rPr>
+        <w:t>updatedAt</w:t>
+      </w:r>
+      <w:proofErr w:type="spellEnd"/>
+      <w:r>
+        <w:rPr>
+          <w:sz w:val="24"/>
+          <w:szCs w:val="24"/>
+        </w:rPr>
+        <w:t>": "2026-04-05T15:32:23.118Z",</w:t>
+      </w:r>
+    </w:p>
+    <w:p>
+      <w:pPr>
+        <w:rPr>
+          <w:sz w:val="24"/>
+          <w:szCs w:val="24"/>
+        </w:rPr>
+      </w:pPr>
+      <w:r>
+        <w:rPr>
+          <w:sz w:val="24"/>
+          <w:szCs w:val="24"/>
+        </w:rPr>
+        <w:t xml:space="preserve">    "__v": 0</w:t>
+      </w:r>
+    </w:p>
+    <w:p>
+      <w:pPr>
+        <w:rPr>
+          <w:sz w:val="24"/>
+          <w:szCs w:val="24"/>
+        </w:rPr>
+      </w:pPr>
+      <w:r>
+        <w:rPr>
+          <w:sz w:val="24"/>
+          <w:szCs w:val="24"/>
+        </w:rPr>
+        <w:t xml:space="preserve">  }</w:t>
+      </w:r>
+    </w:p>
+    <w:p>
+      <w:pPr>
+        <w:rPr>
+          <w:sz w:val="24"/>
+          <w:szCs w:val="24"/>
+        </w:rPr>
+      </w:pPr>
+      <w:r>
+        <w:rPr>
+          <w:sz w:val="24"/>
+          <w:szCs w:val="24"/>
+        </w:rPr>
+        <w:t>}</w:t>
+      </w:r>
+    </w:p>
+    <w:p>
+      <w:pPr>
+        <w:ind w:left="360"/>
+        <w:rPr>
+          <w:b/>
+          <w:bCs/>
+          <w:sz w:val="32"/>
+          <w:szCs w:val="32"/>
+        </w:rPr>
+      </w:pPr>
+      <w:proofErr w:type="gramStart"/>
+      <w:r>
+        <w:rPr>
+          <w:b/>
+          <w:bCs/>
+          <w:sz w:val="32"/>
+          <w:szCs w:val="32"/>
+        </w:rPr>
+        <w:t>4.GET  All</w:t>
+      </w:r>
+      <w:proofErr w:type="gramEnd"/>
+      <w:r>
+        <w:rPr>
+          <w:b/>
+          <w:bCs/>
+          <w:sz w:val="32"/>
+          <w:szCs w:val="32"/>
+        </w:rPr>
+        <w:t xml:space="preserve"> details of user </w:t>
+      </w:r>
+      <w:r>
+        <w:rPr>
+          <w:b/>
+          <w:bCs/>
+          <w:sz w:val="32"/>
+          <w:szCs w:val="32"/>
+        </w:rPr>
+        <w:t xml:space="preserve">API Endpoint: </w:t>
+      </w:r>
+    </w:p>
+    <w:p>
+      <w:pPr>
+        <w:rPr>
+          <w:sz w:val="28"/>
+          <w:szCs w:val="28"/>
+        </w:rPr>
+      </w:pPr>
+      <w:r>
+        <w:rPr>
+          <w:sz w:val="28"/>
+          <w:szCs w:val="28"/>
+        </w:rPr>
+        <w:t>GET</w:t>
+      </w:r>
+      <w:r>
+        <w:rPr>
+          <w:sz w:val="28"/>
+          <w:szCs w:val="28"/>
+        </w:rPr>
+        <w:t>/</w:t>
+      </w:r>
+      <w:proofErr w:type="spellStart"/>
+      <w:r>
+        <w:rPr>
+          <w:sz w:val="28"/>
+          <w:szCs w:val="28"/>
+        </w:rPr>
+        <w:t>getUser</w:t>
+      </w:r>
+      <w:proofErr w:type="spellEnd"/>
+    </w:p>
+    <w:p>
+      <w:pPr>
+        <w:rPr>
+          <w:sz w:val="28"/>
+          <w:szCs w:val="28"/>
+        </w:rPr>
+      </w:pPr>
+      <w:proofErr w:type="gramStart"/>
+      <w:r>
+        <w:rPr>
+          <w:sz w:val="28"/>
+          <w:szCs w:val="28"/>
+        </w:rPr>
+        <w:t>Response :</w:t>
+      </w:r>
+      <w:proofErr w:type="gramEnd"/>
+      <w:r>
+        <w:rPr>
+          <w:sz w:val="28"/>
+          <w:szCs w:val="28"/>
+        </w:rPr>
+        <w:t xml:space="preserve"> {  All users stored data in database }</w:t>
+      </w:r>
+    </w:p>
+    <w:p>
+      <w:pPr>
+        <w:rPr>
+          <w:sz w:val="28"/>
+          <w:szCs w:val="28"/>
+        </w:rPr>
+      </w:pPr>
+    </w:p>
+    <w:p>
+      <w:pPr>
+        <w:ind w:left="360"/>
+        <w:rPr>
+          <w:b/>
+          <w:bCs/>
+          <w:sz w:val="32"/>
+          <w:szCs w:val="32"/>
+        </w:rPr>
+      </w:pPr>
+      <w:proofErr w:type="gramStart"/>
+      <w:r>
+        <w:rPr>
+          <w:b/>
+          <w:bCs/>
+          <w:sz w:val="32"/>
+          <w:szCs w:val="32"/>
+        </w:rPr>
+        <w:t>4.GET  All</w:t>
+      </w:r>
+      <w:proofErr w:type="gramEnd"/>
+      <w:r>
+        <w:rPr>
+          <w:b/>
+          <w:bCs/>
+          <w:sz w:val="32"/>
+          <w:szCs w:val="32"/>
+        </w:rPr>
+        <w:t xml:space="preserve"> details of user By </w:t>
+      </w:r>
+      <w:proofErr w:type="spellStart"/>
+      <w:r>
+        <w:rPr>
+          <w:b/>
+          <w:bCs/>
+          <w:sz w:val="32"/>
+          <w:szCs w:val="32"/>
+        </w:rPr>
+        <w:t>emailId</w:t>
+      </w:r>
+      <w:proofErr w:type="spellEnd"/>
+      <w:r>
+        <w:rPr>
+          <w:b/>
+          <w:bCs/>
+          <w:sz w:val="32"/>
+          <w:szCs w:val="32"/>
+        </w:rPr>
+        <w:t xml:space="preserve"> </w:t>
+      </w:r>
+      <w:r>
+        <w:rPr>
+          <w:b/>
+          <w:bCs/>
+          <w:sz w:val="32"/>
+          <w:szCs w:val="32"/>
+        </w:rPr>
+        <w:t xml:space="preserve">API Endpoint: </w:t>
+      </w:r>
+    </w:p>
+    <w:p>
+      <w:pPr>
+        <w:rPr>
+          <w:sz w:val="28"/>
+          <w:szCs w:val="28"/>
+        </w:rPr>
+      </w:pPr>
+      <w:r>
+        <w:rPr>
+          <w:sz w:val="28"/>
+          <w:szCs w:val="28"/>
+        </w:rPr>
+        <w:t>GET</w:t>
+      </w:r>
+      <w:r>
+        <w:rPr>
+          <w:sz w:val="28"/>
+          <w:szCs w:val="28"/>
+        </w:rPr>
+        <w:t>/</w:t>
+      </w:r>
+      <w:r>
+        <w:rPr>
+          <w:sz w:val="28"/>
+          <w:szCs w:val="28"/>
+        </w:rPr>
+        <w:t>user</w:t>
+      </w:r>
+      <w:proofErr w:type="gramStart"/>
+      <w:r>
+        <w:rPr>
+          <w:sz w:val="28"/>
+          <w:szCs w:val="28"/>
+        </w:rPr>
+        <w:t>/:email</w:t>
+      </w:r>
+      <w:proofErr w:type="gramEnd"/>
+    </w:p>
+    <w:p>
+      <w:pPr>
+        <w:rPr>
+          <w:sz w:val="28"/>
+          <w:szCs w:val="28"/>
+        </w:rPr>
+      </w:pPr>
+      <w:r>
+        <w:rPr>
+          <w:sz w:val="28"/>
+          <w:szCs w:val="28"/>
+        </w:rPr>
+        <w:t xml:space="preserve">  Example </w:t>
+      </w:r>
+      <w:proofErr w:type="gramStart"/>
+      <w:r>
+        <w:rPr>
+          <w:sz w:val="28"/>
+          <w:szCs w:val="28"/>
+        </w:rPr>
+        <w:t>URL :</w:t>
+      </w:r>
+      <w:proofErr w:type="gramEnd"/>
+      <w:r>
+        <w:rPr>
+          <w:sz w:val="28"/>
+          <w:szCs w:val="28"/>
+        </w:rPr>
+        <w:t xml:space="preserve">      /user/</w:t>
+      </w:r>
+      <w:r>
+        <w:rPr>
+          <w:sz w:val="24"/>
+          <w:szCs w:val="24"/>
+        </w:rPr>
+        <w:t xml:space="preserve"> rock@example.com</w:t>
+      </w:r>
+    </w:p>
+    <w:p>
+      <w:pPr>
+        <w:rPr>
+          <w:sz w:val="28"/>
+          <w:szCs w:val="28"/>
+        </w:rPr>
+      </w:pPr>
+      <w:proofErr w:type="gramStart"/>
+      <w:r>
+        <w:rPr>
+          <w:sz w:val="28"/>
+          <w:szCs w:val="28"/>
+        </w:rPr>
+        <w:t>Response :</w:t>
+      </w:r>
+      <w:proofErr w:type="gramEnd"/>
+      <w:r>
+        <w:rPr>
+          <w:sz w:val="28"/>
+          <w:szCs w:val="28"/>
+        </w:rPr>
+        <w:t xml:space="preserve"> {  users data of specific email id stored data in database }</w:t>
+      </w:r>
+    </w:p>
+    <w:p>
+      <w:pPr>
+        <w:rPr>
+          <w:sz w:val="28"/>
+          <w:szCs w:val="28"/>
+        </w:rPr>
+      </w:pPr>
+    </w:p>
+    <w:p>
+      <w:pPr>
+        <w:ind w:left="360"/>
+        <w:rPr>
+          <w:b/>
+          <w:bCs/>
+          <w:sz w:val="32"/>
+          <w:szCs w:val="32"/>
+        </w:rPr>
+      </w:pPr>
+      <w:r>
+        <w:rPr>
+          <w:b/>
+          <w:bCs/>
+          <w:sz w:val="32"/>
+          <w:szCs w:val="32"/>
+        </w:rPr>
+        <w:t xml:space="preserve">5.Teachers CRUD activity </w:t>
+      </w:r>
+      <w:r>
+        <w:rPr>
+          <w:b/>
+          <w:bCs/>
+          <w:sz w:val="32"/>
+          <w:szCs w:val="32"/>
+        </w:rPr>
+        <w:t xml:space="preserve">API Endpoint: </w:t>
+      </w:r>
     </w:p>
     <w:p>
       <w:pPr>
@@ -3921,8 +4601,9 @@
           <w:sz w:val="28"/>
           <w:szCs w:val="28"/>
         </w:rPr>
-        <w:t xml:space="preserve">GET </w:t>
-      </w:r>
+        <w:t>GET/</w:t>
+      </w:r>
+      <w:proofErr w:type="spellStart"/>
       <w:r>
         <w:rPr>
           <w:rFonts w:ascii="Consolas" w:eastAsia="Times New Roman" w:hAnsi="Consolas" w:cs="Times New Roman"/>
@@ -3930,30 +4611,59 @@
           <w:sz w:val="30"/>
           <w:szCs w:val="30"/>
         </w:rPr>
-        <w:t>/</w:t>
-      </w:r>
-      <w:proofErr w:type="spellStart"/>
-      <w:r>
-        <w:rPr>
-          <w:rFonts w:ascii="Consolas" w:eastAsia="Times New Roman" w:hAnsi="Consolas" w:cs="Times New Roman"/>
-          <w:color w:val="000000" w:themeColor="text1"/>
-          <w:sz w:val="30"/>
-          <w:szCs w:val="30"/>
-        </w:rPr>
-        <w:t>getTeacherByEmail</w:t>
-      </w:r>
-      <w:proofErr w:type="spellEnd"/>
+        <w:t>getTeacher</w:t>
+      </w:r>
+      <w:proofErr w:type="spellEnd"/>
+    </w:p>
+    <w:p>
+      <w:pPr>
+        <w:pStyle w:val="ListParagraph"/>
+        <w:rPr>
+          <w:sz w:val="28"/>
+          <w:szCs w:val="28"/>
+        </w:rPr>
+      </w:pPr>
       <w:proofErr w:type="gramStart"/>
       <w:r>
         <w:rPr>
-          <w:rFonts w:ascii="Consolas" w:eastAsia="Times New Roman" w:hAnsi="Consolas" w:cs="Times New Roman"/>
-          <w:color w:val="000000" w:themeColor="text1"/>
-          <w:sz w:val="30"/>
-          <w:szCs w:val="30"/>
-        </w:rPr>
-        <w:t>/:email</w:t>
+          <w:sz w:val="28"/>
+          <w:szCs w:val="28"/>
+        </w:rPr>
+        <w:t>Response :</w:t>
       </w:r>
       <w:proofErr w:type="gramEnd"/>
+      <w:r>
+        <w:rPr>
+          <w:sz w:val="28"/>
+          <w:szCs w:val="28"/>
+        </w:rPr>
+        <w:t xml:space="preserve"> {  All </w:t>
+      </w:r>
+      <w:proofErr w:type="spellStart"/>
+      <w:r>
+        <w:rPr>
+          <w:sz w:val="28"/>
+          <w:szCs w:val="28"/>
+        </w:rPr>
+        <w:t>techers</w:t>
+      </w:r>
+      <w:proofErr w:type="spellEnd"/>
+      <w:r>
+        <w:rPr>
+          <w:sz w:val="28"/>
+          <w:szCs w:val="28"/>
+        </w:rPr>
+        <w:t xml:space="preserve"> stored data in database }</w:t>
+      </w:r>
+    </w:p>
+    <w:p>
+      <w:pPr>
+        <w:ind w:firstLine="450"/>
+        <w:rPr>
+          <w:sz w:val="28"/>
+          <w:szCs w:val="28"/>
+        </w:rPr>
+      </w:pPr>
     </w:p>
     <w:p>
       <w:pPr>
@@ -3967,6 +4677,57 @@
           <w:szCs w:val="28"/>
         </w:rPr>
       </w:pPr>
+      <w:r>
+        <w:rPr>
+          <w:sz w:val="28"/>
+          <w:szCs w:val="28"/>
+        </w:rPr>
+        <w:t xml:space="preserve">GET </w:t>
+      </w:r>
+      <w:r>
+        <w:rPr>
+          <w:rFonts w:ascii="Consolas" w:eastAsia="Times New Roman" w:hAnsi="Consolas" w:cs="Times New Roman"/>
+          <w:color w:val="000000" w:themeColor="text1"/>
+          <w:sz w:val="30"/>
+          <w:szCs w:val="30"/>
+        </w:rPr>
+        <w:t>/</w:t>
+      </w:r>
+      <w:proofErr w:type="spellStart"/>
+      <w:r>
+        <w:rPr>
+          <w:rFonts w:ascii="Consolas" w:eastAsia="Times New Roman" w:hAnsi="Consolas" w:cs="Times New Roman"/>
+          <w:color w:val="000000" w:themeColor="text1"/>
+          <w:sz w:val="30"/>
+          <w:szCs w:val="30"/>
+        </w:rPr>
+        <w:t>getTeacherByEmail</w:t>
+      </w:r>
+      <w:proofErr w:type="spellEnd"/>
+      <w:proofErr w:type="gramStart"/>
+      <w:r>
+        <w:rPr>
+          <w:rFonts w:ascii="Consolas" w:eastAsia="Times New Roman" w:hAnsi="Consolas" w:cs="Times New Roman"/>
+          <w:color w:val="000000" w:themeColor="text1"/>
+          <w:sz w:val="30"/>
+          <w:szCs w:val="30"/>
+        </w:rPr>
+        <w:t>/:email</w:t>
+      </w:r>
+      <w:proofErr w:type="gramEnd"/>
+    </w:p>
+    <w:p>
+      <w:pPr>
+        <w:pStyle w:val="ListParagraph"/>
+        <w:numPr>
+          <w:ilvl w:val="0"/>
+          <w:numId w:val="3"/>
+        </w:numPr>
+        <w:rPr>
+          <w:sz w:val="28"/>
+          <w:szCs w:val="28"/>
+        </w:rPr>
+      </w:pPr>
       <w:proofErr w:type="gramStart"/>
       <w:r>
         <w:rPr>
@@ -3995,7 +4756,7 @@
           <w:shd w:val="clear" w:color="auto" w:fill="121314"/>
         </w:rPr>
       </w:pPr>
-      <w:hyperlink r:id="rId5" w:history="1">
+      <w:hyperlink r:id="rId7" w:history="1">
         <w:r>
           <w:rPr>
             <w:rStyle w:val="Hyperlink"/>
@@ -4138,6 +4899,7 @@
           <w:sz w:val="24"/>
           <w:szCs w:val="24"/>
         </w:rPr>
+        <w:lastRenderedPageBreak/>
         <w:t xml:space="preserve">    "email": "anshika@gmail.com",</w:t>
       </w:r>
     </w:p>
@@ -4490,7 +5252,6 @@
           <w:sz w:val="24"/>
           <w:szCs w:val="24"/>
         </w:rPr>
-        <w:lastRenderedPageBreak/>
         <w:t xml:space="preserve">  }</w:t>
       </w:r>
     </w:p>
@@ -5206,6 +5967,7 @@
           <w:sz w:val="28"/>
           <w:szCs w:val="28"/>
         </w:rPr>
+        <w:lastRenderedPageBreak/>
         <w:t>Response :</w:t>
       </w:r>
       <w:proofErr w:type="gramEnd"/>
@@ -5529,7 +6291,6 @@
           <w:sz w:val="32"/>
           <w:szCs w:val="32"/>
         </w:rPr>
-        <w:lastRenderedPageBreak/>
         <w:t xml:space="preserve">8.GET course </w:t>
       </w:r>
       <w:r>
@@ -6066,6 +6827,7 @@
           <w:sz w:val="24"/>
           <w:szCs w:val="24"/>
         </w:rPr>
+        <w:lastRenderedPageBreak/>
         <w:t>{</w:t>
       </w:r>
       <w:r>
@@ -6299,405 +7061,405 @@
           <w:sz w:val="24"/>
           <w:szCs w:val="24"/>
         </w:rPr>
+        <w:t>-----------</w:t>
+      </w:r>
+      <w:r>
+        <w:rPr>
+          <w:sz w:val="24"/>
+          <w:szCs w:val="24"/>
+        </w:rPr>
+        <w:t xml:space="preserve">get all the booking list by specific </w:t>
+      </w:r>
+      <w:proofErr w:type="spellStart"/>
+      <w:r>
+        <w:rPr>
+          <w:sz w:val="24"/>
+          <w:szCs w:val="24"/>
+        </w:rPr>
+        <w:t>userid</w:t>
+      </w:r>
+      <w:proofErr w:type="spellEnd"/>
+      <w:r>
+        <w:rPr>
+          <w:sz w:val="24"/>
+          <w:szCs w:val="24"/>
+        </w:rPr>
+        <w:t xml:space="preserve"> </w:t>
+      </w:r>
+      <w:r>
+        <w:rPr>
+          <w:sz w:val="24"/>
+          <w:szCs w:val="24"/>
+        </w:rPr>
+        <w:t>------------------------</w:t>
+      </w:r>
+    </w:p>
+    <w:p>
+      <w:pPr>
+        <w:rPr>
+          <w:sz w:val="28"/>
+          <w:szCs w:val="28"/>
+        </w:rPr>
+      </w:pPr>
+      <w:r>
+        <w:rPr>
+          <w:sz w:val="28"/>
+          <w:szCs w:val="28"/>
+        </w:rPr>
+        <w:t>{</w:t>
+      </w:r>
+    </w:p>
+    <w:p>
+      <w:pPr>
+        <w:rPr>
+          <w:sz w:val="28"/>
+          <w:szCs w:val="28"/>
+        </w:rPr>
+      </w:pPr>
+      <w:r>
+        <w:rPr>
+          <w:sz w:val="28"/>
+          <w:szCs w:val="28"/>
+        </w:rPr>
+        <w:t xml:space="preserve">  "success": true,</w:t>
+      </w:r>
+    </w:p>
+    <w:p>
+      <w:pPr>
+        <w:rPr>
+          <w:sz w:val="28"/>
+          <w:szCs w:val="28"/>
+        </w:rPr>
+      </w:pPr>
+      <w:r>
+        <w:rPr>
+          <w:sz w:val="28"/>
+          <w:szCs w:val="28"/>
+        </w:rPr>
+        <w:t xml:space="preserve">  "count": 2,</w:t>
+      </w:r>
+    </w:p>
+    <w:p>
+      <w:pPr>
+        <w:rPr>
+          <w:sz w:val="28"/>
+          <w:szCs w:val="28"/>
+        </w:rPr>
+      </w:pPr>
+      <w:r>
+        <w:rPr>
+          <w:sz w:val="28"/>
+          <w:szCs w:val="28"/>
+        </w:rPr>
+        <w:t xml:space="preserve">  "data": [</w:t>
+      </w:r>
+    </w:p>
+    <w:p>
+      <w:pPr>
+        <w:rPr>
+          <w:sz w:val="28"/>
+          <w:szCs w:val="28"/>
+        </w:rPr>
+      </w:pPr>
+      <w:r>
+        <w:rPr>
+          <w:sz w:val="28"/>
+          <w:szCs w:val="28"/>
+        </w:rPr>
+        <w:t xml:space="preserve">    {</w:t>
+      </w:r>
+    </w:p>
+    <w:p>
+      <w:pPr>
+        <w:rPr>
+          <w:sz w:val="28"/>
+          <w:szCs w:val="28"/>
+        </w:rPr>
+      </w:pPr>
+      <w:r>
+        <w:rPr>
+          <w:sz w:val="28"/>
+          <w:szCs w:val="28"/>
+        </w:rPr>
+        <w:t xml:space="preserve">      "</w:t>
+      </w:r>
+      <w:proofErr w:type="spellStart"/>
+      <w:r>
+        <w:rPr>
+          <w:sz w:val="28"/>
+          <w:szCs w:val="28"/>
+        </w:rPr>
+        <w:t>bookingId</w:t>
+      </w:r>
+      <w:proofErr w:type="spellEnd"/>
+      <w:r>
+        <w:rPr>
+          <w:sz w:val="28"/>
+          <w:szCs w:val="28"/>
+        </w:rPr>
+        <w:t>": "69b01cfcdcaeda04287f631d",</w:t>
+      </w:r>
+    </w:p>
+    <w:p>
+      <w:pPr>
+        <w:rPr>
+          <w:sz w:val="28"/>
+          <w:szCs w:val="28"/>
+        </w:rPr>
+      </w:pPr>
+      <w:r>
+        <w:rPr>
+          <w:sz w:val="28"/>
+          <w:szCs w:val="28"/>
+        </w:rPr>
+        <w:t xml:space="preserve">      "</w:t>
+      </w:r>
+      <w:proofErr w:type="spellStart"/>
+      <w:r>
+        <w:rPr>
+          <w:sz w:val="28"/>
+          <w:szCs w:val="28"/>
+        </w:rPr>
+        <w:t>userLoginId</w:t>
+      </w:r>
+      <w:proofErr w:type="spellEnd"/>
+      <w:r>
+        <w:rPr>
+          <w:sz w:val="28"/>
+          <w:szCs w:val="28"/>
+        </w:rPr>
+        <w:t>": "6956183d7ce708e13c6474db",</w:t>
+      </w:r>
+    </w:p>
+    <w:p>
+      <w:pPr>
+        <w:rPr>
+          <w:sz w:val="28"/>
+          <w:szCs w:val="28"/>
+        </w:rPr>
+      </w:pPr>
+      <w:r>
+        <w:rPr>
+          <w:sz w:val="28"/>
+          <w:szCs w:val="28"/>
+        </w:rPr>
+        <w:t xml:space="preserve">      "</w:t>
+      </w:r>
+      <w:proofErr w:type="spellStart"/>
+      <w:r>
+        <w:rPr>
+          <w:sz w:val="28"/>
+          <w:szCs w:val="28"/>
+        </w:rPr>
+        <w:t>studentName</w:t>
+      </w:r>
+      <w:proofErr w:type="spellEnd"/>
+      <w:r>
+        <w:rPr>
+          <w:sz w:val="28"/>
+          <w:szCs w:val="28"/>
+        </w:rPr>
+        <w:t>": "Tina Sharma",</w:t>
+      </w:r>
+    </w:p>
+    <w:p>
+      <w:pPr>
+        <w:rPr>
+          <w:sz w:val="28"/>
+          <w:szCs w:val="28"/>
+        </w:rPr>
+      </w:pPr>
+      <w:r>
+        <w:rPr>
+          <w:sz w:val="28"/>
+          <w:szCs w:val="28"/>
+        </w:rPr>
+        <w:t xml:space="preserve">      "</w:t>
+      </w:r>
+      <w:proofErr w:type="spellStart"/>
+      <w:r>
+        <w:rPr>
+          <w:sz w:val="28"/>
+          <w:szCs w:val="28"/>
+        </w:rPr>
+        <w:t>courseId</w:t>
+      </w:r>
+      <w:proofErr w:type="spellEnd"/>
+      <w:r>
+        <w:rPr>
+          <w:sz w:val="28"/>
+          <w:szCs w:val="28"/>
+        </w:rPr>
+        <w:t>": "68e252c4daf37f86d0f2ba72",</w:t>
+      </w:r>
+    </w:p>
+    <w:p>
+      <w:pPr>
+        <w:rPr>
+          <w:sz w:val="28"/>
+          <w:szCs w:val="28"/>
+        </w:rPr>
+      </w:pPr>
+      <w:r>
+        <w:rPr>
+          <w:sz w:val="28"/>
+          <w:szCs w:val="28"/>
+        </w:rPr>
+        <w:t xml:space="preserve">      "</w:t>
+      </w:r>
+      <w:proofErr w:type="spellStart"/>
+      <w:r>
+        <w:rPr>
+          <w:sz w:val="28"/>
+          <w:szCs w:val="28"/>
+        </w:rPr>
+        <w:t>courseName</w:t>
+      </w:r>
+      <w:proofErr w:type="spellEnd"/>
+      <w:r>
+        <w:rPr>
+          <w:sz w:val="28"/>
+          <w:szCs w:val="28"/>
+        </w:rPr>
+        <w:t>": "Cybersecurity Fundamentals",</w:t>
+      </w:r>
+    </w:p>
+    <w:p>
+      <w:pPr>
+        <w:rPr>
+          <w:sz w:val="28"/>
+          <w:szCs w:val="28"/>
+        </w:rPr>
+      </w:pPr>
+      <w:r>
+        <w:rPr>
+          <w:sz w:val="28"/>
+          <w:szCs w:val="28"/>
+        </w:rPr>
+        <w:t xml:space="preserve">      "</w:t>
+      </w:r>
+      <w:proofErr w:type="spellStart"/>
+      <w:r>
+        <w:rPr>
+          <w:sz w:val="28"/>
+          <w:szCs w:val="28"/>
+        </w:rPr>
+        <w:t>bookingDateTime</w:t>
+      </w:r>
+      <w:proofErr w:type="spellEnd"/>
+      <w:r>
+        <w:rPr>
+          <w:sz w:val="28"/>
+          <w:szCs w:val="28"/>
+        </w:rPr>
+        <w:t>": "2025-11-21T19:30:00.000Z"</w:t>
+      </w:r>
+    </w:p>
+    <w:p>
+      <w:pPr>
+        <w:rPr>
+          <w:sz w:val="28"/>
+          <w:szCs w:val="28"/>
+        </w:rPr>
+      </w:pPr>
+      <w:r>
+        <w:rPr>
+          <w:sz w:val="28"/>
+          <w:szCs w:val="28"/>
+        </w:rPr>
+        <w:t xml:space="preserve">    },</w:t>
+      </w:r>
+    </w:p>
+    <w:p>
+      <w:pPr>
+        <w:rPr>
+          <w:sz w:val="28"/>
+          <w:szCs w:val="28"/>
+        </w:rPr>
+      </w:pPr>
+      <w:r>
+        <w:rPr>
+          <w:sz w:val="28"/>
+          <w:szCs w:val="28"/>
+        </w:rPr>
+        <w:t xml:space="preserve">    {</w:t>
+      </w:r>
+    </w:p>
+    <w:p>
+      <w:pPr>
+        <w:rPr>
+          <w:sz w:val="28"/>
+          <w:szCs w:val="28"/>
+        </w:rPr>
+      </w:pPr>
+      <w:r>
+        <w:rPr>
+          <w:sz w:val="28"/>
+          <w:szCs w:val="28"/>
+        </w:rPr>
+        <w:t xml:space="preserve">      "</w:t>
+      </w:r>
+      <w:proofErr w:type="spellStart"/>
+      <w:r>
+        <w:rPr>
+          <w:sz w:val="28"/>
+          <w:szCs w:val="28"/>
+        </w:rPr>
+        <w:t>bookingId</w:t>
+      </w:r>
+      <w:proofErr w:type="spellEnd"/>
+      <w:r>
+        <w:rPr>
+          <w:sz w:val="28"/>
+          <w:szCs w:val="28"/>
+        </w:rPr>
+        <w:t>": "69b05cd560fca73fba79e664",</w:t>
+      </w:r>
+    </w:p>
+    <w:p>
+      <w:pPr>
+        <w:rPr>
+          <w:sz w:val="28"/>
+          <w:szCs w:val="28"/>
+        </w:rPr>
+      </w:pPr>
+      <w:r>
+        <w:rPr>
+          <w:sz w:val="28"/>
+          <w:szCs w:val="28"/>
+        </w:rPr>
+        <w:t xml:space="preserve">      "</w:t>
+      </w:r>
+      <w:proofErr w:type="spellStart"/>
+      <w:r>
+        <w:rPr>
+          <w:sz w:val="28"/>
+          <w:szCs w:val="28"/>
+        </w:rPr>
+        <w:t>userLoginId</w:t>
+      </w:r>
+      <w:proofErr w:type="spellEnd"/>
+      <w:r>
+        <w:rPr>
+          <w:sz w:val="28"/>
+          <w:szCs w:val="28"/>
+        </w:rPr>
+        <w:t>": "6956183d7ce708e13c6474db",</w:t>
+      </w:r>
+    </w:p>
+    <w:p>
+      <w:pPr>
+        <w:rPr>
+          <w:sz w:val="28"/>
+          <w:szCs w:val="28"/>
+        </w:rPr>
+      </w:pPr>
+      <w:r>
+        <w:rPr>
+          <w:sz w:val="28"/>
+          <w:szCs w:val="28"/>
+        </w:rPr>
         <w:lastRenderedPageBreak/>
-        <w:t>-----------</w:t>
-      </w:r>
-      <w:r>
-        <w:rPr>
-          <w:sz w:val="24"/>
-          <w:szCs w:val="24"/>
-        </w:rPr>
-        <w:t xml:space="preserve">get all the booking list by specific </w:t>
-      </w:r>
-      <w:proofErr w:type="spellStart"/>
-      <w:r>
-        <w:rPr>
-          <w:sz w:val="24"/>
-          <w:szCs w:val="24"/>
-        </w:rPr>
-        <w:t>userid</w:t>
-      </w:r>
-      <w:proofErr w:type="spellEnd"/>
-      <w:r>
-        <w:rPr>
-          <w:sz w:val="24"/>
-          <w:szCs w:val="24"/>
-        </w:rPr>
-        <w:t xml:space="preserve"> </w:t>
-      </w:r>
-      <w:r>
-        <w:rPr>
-          <w:sz w:val="24"/>
-          <w:szCs w:val="24"/>
-        </w:rPr>
-        <w:t>------------------------</w:t>
-      </w:r>
-    </w:p>
-    <w:p>
-      <w:pPr>
-        <w:rPr>
-          <w:sz w:val="28"/>
-          <w:szCs w:val="28"/>
-        </w:rPr>
-      </w:pPr>
-      <w:r>
-        <w:rPr>
-          <w:sz w:val="28"/>
-          <w:szCs w:val="28"/>
-        </w:rPr>
-        <w:t>{</w:t>
-      </w:r>
-    </w:p>
-    <w:p>
-      <w:pPr>
-        <w:rPr>
-          <w:sz w:val="28"/>
-          <w:szCs w:val="28"/>
-        </w:rPr>
-      </w:pPr>
-      <w:r>
-        <w:rPr>
-          <w:sz w:val="28"/>
-          <w:szCs w:val="28"/>
-        </w:rPr>
-        <w:t xml:space="preserve">  "success": true,</w:t>
-      </w:r>
-    </w:p>
-    <w:p>
-      <w:pPr>
-        <w:rPr>
-          <w:sz w:val="28"/>
-          <w:szCs w:val="28"/>
-        </w:rPr>
-      </w:pPr>
-      <w:r>
-        <w:rPr>
-          <w:sz w:val="28"/>
-          <w:szCs w:val="28"/>
-        </w:rPr>
-        <w:t xml:space="preserve">  "count": 2,</w:t>
-      </w:r>
-    </w:p>
-    <w:p>
-      <w:pPr>
-        <w:rPr>
-          <w:sz w:val="28"/>
-          <w:szCs w:val="28"/>
-        </w:rPr>
-      </w:pPr>
-      <w:r>
-        <w:rPr>
-          <w:sz w:val="28"/>
-          <w:szCs w:val="28"/>
-        </w:rPr>
-        <w:t xml:space="preserve">  "data": [</w:t>
-      </w:r>
-    </w:p>
-    <w:p>
-      <w:pPr>
-        <w:rPr>
-          <w:sz w:val="28"/>
-          <w:szCs w:val="28"/>
-        </w:rPr>
-      </w:pPr>
-      <w:r>
-        <w:rPr>
-          <w:sz w:val="28"/>
-          <w:szCs w:val="28"/>
-        </w:rPr>
-        <w:t xml:space="preserve">    {</w:t>
-      </w:r>
-    </w:p>
-    <w:p>
-      <w:pPr>
-        <w:rPr>
-          <w:sz w:val="28"/>
-          <w:szCs w:val="28"/>
-        </w:rPr>
-      </w:pPr>
-      <w:r>
-        <w:rPr>
-          <w:sz w:val="28"/>
-          <w:szCs w:val="28"/>
-        </w:rPr>
-        <w:t xml:space="preserve">      "</w:t>
-      </w:r>
-      <w:proofErr w:type="spellStart"/>
-      <w:r>
-        <w:rPr>
-          <w:sz w:val="28"/>
-          <w:szCs w:val="28"/>
-        </w:rPr>
-        <w:t>bookingId</w:t>
-      </w:r>
-      <w:proofErr w:type="spellEnd"/>
-      <w:r>
-        <w:rPr>
-          <w:sz w:val="28"/>
-          <w:szCs w:val="28"/>
-        </w:rPr>
-        <w:t>": "69b01cfcdcaeda04287f631d",</w:t>
-      </w:r>
-    </w:p>
-    <w:p>
-      <w:pPr>
-        <w:rPr>
-          <w:sz w:val="28"/>
-          <w:szCs w:val="28"/>
-        </w:rPr>
-      </w:pPr>
-      <w:r>
-        <w:rPr>
-          <w:sz w:val="28"/>
-          <w:szCs w:val="28"/>
-        </w:rPr>
-        <w:t xml:space="preserve">      "</w:t>
-      </w:r>
-      <w:proofErr w:type="spellStart"/>
-      <w:r>
-        <w:rPr>
-          <w:sz w:val="28"/>
-          <w:szCs w:val="28"/>
-        </w:rPr>
-        <w:t>userLoginId</w:t>
-      </w:r>
-      <w:proofErr w:type="spellEnd"/>
-      <w:r>
-        <w:rPr>
-          <w:sz w:val="28"/>
-          <w:szCs w:val="28"/>
-        </w:rPr>
-        <w:t>": "6956183d7ce708e13c6474db",</w:t>
-      </w:r>
-    </w:p>
-    <w:p>
-      <w:pPr>
-        <w:rPr>
-          <w:sz w:val="28"/>
-          <w:szCs w:val="28"/>
-        </w:rPr>
-      </w:pPr>
-      <w:r>
-        <w:rPr>
-          <w:sz w:val="28"/>
-          <w:szCs w:val="28"/>
-        </w:rPr>
-        <w:t xml:space="preserve">      "</w:t>
-      </w:r>
-      <w:proofErr w:type="spellStart"/>
-      <w:r>
-        <w:rPr>
-          <w:sz w:val="28"/>
-          <w:szCs w:val="28"/>
-        </w:rPr>
-        <w:t>studentName</w:t>
-      </w:r>
-      <w:proofErr w:type="spellEnd"/>
-      <w:r>
-        <w:rPr>
-          <w:sz w:val="28"/>
-          <w:szCs w:val="28"/>
-        </w:rPr>
-        <w:t>": "Tina Sharma",</w:t>
-      </w:r>
-    </w:p>
-    <w:p>
-      <w:pPr>
-        <w:rPr>
-          <w:sz w:val="28"/>
-          <w:szCs w:val="28"/>
-        </w:rPr>
-      </w:pPr>
-      <w:r>
-        <w:rPr>
-          <w:sz w:val="28"/>
-          <w:szCs w:val="28"/>
-        </w:rPr>
-        <w:t xml:space="preserve">      "</w:t>
-      </w:r>
-      <w:proofErr w:type="spellStart"/>
-      <w:r>
-        <w:rPr>
-          <w:sz w:val="28"/>
-          <w:szCs w:val="28"/>
-        </w:rPr>
-        <w:t>courseId</w:t>
-      </w:r>
-      <w:proofErr w:type="spellEnd"/>
-      <w:r>
-        <w:rPr>
-          <w:sz w:val="28"/>
-          <w:szCs w:val="28"/>
-        </w:rPr>
-        <w:t>": "68e252c4daf37f86d0f2ba72",</w:t>
-      </w:r>
-    </w:p>
-    <w:p>
-      <w:pPr>
-        <w:rPr>
-          <w:sz w:val="28"/>
-          <w:szCs w:val="28"/>
-        </w:rPr>
-      </w:pPr>
-      <w:r>
-        <w:rPr>
-          <w:sz w:val="28"/>
-          <w:szCs w:val="28"/>
-        </w:rPr>
-        <w:t xml:space="preserve">      "</w:t>
-      </w:r>
-      <w:proofErr w:type="spellStart"/>
-      <w:r>
-        <w:rPr>
-          <w:sz w:val="28"/>
-          <w:szCs w:val="28"/>
-        </w:rPr>
-        <w:t>courseName</w:t>
-      </w:r>
-      <w:proofErr w:type="spellEnd"/>
-      <w:r>
-        <w:rPr>
-          <w:sz w:val="28"/>
-          <w:szCs w:val="28"/>
-        </w:rPr>
-        <w:t>": "Cybersecurity Fundamentals",</w:t>
-      </w:r>
-    </w:p>
-    <w:p>
-      <w:pPr>
-        <w:rPr>
-          <w:sz w:val="28"/>
-          <w:szCs w:val="28"/>
-        </w:rPr>
-      </w:pPr>
-      <w:r>
-        <w:rPr>
-          <w:sz w:val="28"/>
-          <w:szCs w:val="28"/>
-        </w:rPr>
-        <w:t xml:space="preserve">      "</w:t>
-      </w:r>
-      <w:proofErr w:type="spellStart"/>
-      <w:r>
-        <w:rPr>
-          <w:sz w:val="28"/>
-          <w:szCs w:val="28"/>
-        </w:rPr>
-        <w:t>bookingDateTime</w:t>
-      </w:r>
-      <w:proofErr w:type="spellEnd"/>
-      <w:r>
-        <w:rPr>
-          <w:sz w:val="28"/>
-          <w:szCs w:val="28"/>
-        </w:rPr>
-        <w:t>": "2025-11-21T19:30:00.000Z"</w:t>
-      </w:r>
-    </w:p>
-    <w:p>
-      <w:pPr>
-        <w:rPr>
-          <w:sz w:val="28"/>
-          <w:szCs w:val="28"/>
-        </w:rPr>
-      </w:pPr>
-      <w:r>
-        <w:rPr>
-          <w:sz w:val="28"/>
-          <w:szCs w:val="28"/>
-        </w:rPr>
-        <w:t xml:space="preserve">    },</w:t>
-      </w:r>
-    </w:p>
-    <w:p>
-      <w:pPr>
-        <w:rPr>
-          <w:sz w:val="28"/>
-          <w:szCs w:val="28"/>
-        </w:rPr>
-      </w:pPr>
-      <w:r>
-        <w:rPr>
-          <w:sz w:val="28"/>
-          <w:szCs w:val="28"/>
-        </w:rPr>
-        <w:t xml:space="preserve">    {</w:t>
-      </w:r>
-    </w:p>
-    <w:p>
-      <w:pPr>
-        <w:rPr>
-          <w:sz w:val="28"/>
-          <w:szCs w:val="28"/>
-        </w:rPr>
-      </w:pPr>
-      <w:r>
-        <w:rPr>
-          <w:sz w:val="28"/>
-          <w:szCs w:val="28"/>
-        </w:rPr>
-        <w:t xml:space="preserve">      "</w:t>
-      </w:r>
-      <w:proofErr w:type="spellStart"/>
-      <w:r>
-        <w:rPr>
-          <w:sz w:val="28"/>
-          <w:szCs w:val="28"/>
-        </w:rPr>
-        <w:t>bookingId</w:t>
-      </w:r>
-      <w:proofErr w:type="spellEnd"/>
-      <w:r>
-        <w:rPr>
-          <w:sz w:val="28"/>
-          <w:szCs w:val="28"/>
-        </w:rPr>
-        <w:t>": "69b05cd560fca73fba79e664",</w:t>
-      </w:r>
-    </w:p>
-    <w:p>
-      <w:pPr>
-        <w:rPr>
-          <w:sz w:val="28"/>
-          <w:szCs w:val="28"/>
-        </w:rPr>
-      </w:pPr>
-      <w:r>
-        <w:rPr>
-          <w:sz w:val="28"/>
-          <w:szCs w:val="28"/>
-        </w:rPr>
-        <w:t xml:space="preserve">      "</w:t>
-      </w:r>
-      <w:proofErr w:type="spellStart"/>
-      <w:r>
-        <w:rPr>
-          <w:sz w:val="28"/>
-          <w:szCs w:val="28"/>
-        </w:rPr>
-        <w:t>userLoginId</w:t>
-      </w:r>
-      <w:proofErr w:type="spellEnd"/>
-      <w:r>
-        <w:rPr>
-          <w:sz w:val="28"/>
-          <w:szCs w:val="28"/>
-        </w:rPr>
-        <w:t>": "6956183d7ce708e13c6474db",</w:t>
-      </w:r>
-    </w:p>
-    <w:p>
-      <w:pPr>
-        <w:rPr>
-          <w:sz w:val="28"/>
-          <w:szCs w:val="28"/>
-        </w:rPr>
-      </w:pPr>
-      <w:r>
-        <w:rPr>
-          <w:sz w:val="28"/>
-          <w:szCs w:val="28"/>
-        </w:rPr>
         <w:t xml:space="preserve">      "</w:t>
       </w:r>
       <w:proofErr w:type="spellStart"/>
@@ -6912,7 +7674,6 @@
           <w:sz w:val="32"/>
           <w:szCs w:val="32"/>
         </w:rPr>
-        <w:lastRenderedPageBreak/>
         <w:t xml:space="preserve">12.Update </w:t>
       </w:r>
       <w:proofErr w:type="gramStart"/>
@@ -7287,6 +8048,7 @@
           <w:sz w:val="32"/>
           <w:szCs w:val="32"/>
         </w:rPr>
+        <w:lastRenderedPageBreak/>
         <w:t xml:space="preserve">14.get details of all student activity progress by admin </w:t>
       </w:r>
       <w:r>
@@ -7498,7 +8260,6 @@
           <w:sz w:val="30"/>
           <w:szCs w:val="30"/>
         </w:rPr>
-        <w:lastRenderedPageBreak/>
         <w:t xml:space="preserve">    Create </w:t>
       </w:r>
       <w:proofErr w:type="gramStart"/>
@@ -8196,7 +8957,7 @@
   <w:abstractNum w:abstractNumId="2" w15:restartNumberingAfterBreak="0">
     <w:nsid w:val="752A1C9A"/>
     <w:multiLevelType w:val="hybridMultilevel"/>
-    <w:tmpl w:val="4DC84644"/>
+    <w:tmpl w:val="861C60E6"/>
     <w:lvl w:ilvl="0" w:tplc="04090001">
       <w:start w:val="1"/>
       <w:numFmt w:val="bullet"/>

--- a/lms documentaion.docx
+++ b/lms documentaion.docx
@@ -127,157 +127,869 @@
           <w:sz w:val="24"/>
           <w:szCs w:val="24"/>
         </w:rPr>
-        <w:t>Register → Login</w:t>
-      </w:r>
-    </w:p>
-    <w:p>
-      <w:pPr>
-        <w:rPr>
-          <w:sz w:val="24"/>
-          <w:szCs w:val="24"/>
-        </w:rPr>
-      </w:pPr>
-      <w:r>
-        <w:rPr>
-          <w:sz w:val="24"/>
-          <w:szCs w:val="24"/>
-        </w:rPr>
-        <w:t xml:space="preserve">      ↓</w:t>
-      </w:r>
-    </w:p>
-    <w:p>
-      <w:pPr>
-        <w:rPr>
-          <w:sz w:val="24"/>
-          <w:szCs w:val="24"/>
-        </w:rPr>
-      </w:pPr>
-      <w:r>
-        <w:rPr>
-          <w:sz w:val="24"/>
-          <w:szCs w:val="24"/>
-        </w:rPr>
-        <w:t>Fetch Courses</w:t>
-      </w:r>
-    </w:p>
-    <w:p>
-      <w:pPr>
-        <w:rPr>
-          <w:sz w:val="24"/>
-          <w:szCs w:val="24"/>
-        </w:rPr>
-      </w:pPr>
-      <w:r>
-        <w:rPr>
-          <w:sz w:val="24"/>
-          <w:szCs w:val="24"/>
-        </w:rPr>
-        <w:t xml:space="preserve">      ↓</w:t>
-      </w:r>
-    </w:p>
-    <w:p>
-      <w:pPr>
-        <w:rPr>
-          <w:sz w:val="24"/>
-          <w:szCs w:val="24"/>
-        </w:rPr>
-      </w:pPr>
-      <w:r>
-        <w:rPr>
-          <w:sz w:val="24"/>
-          <w:szCs w:val="24"/>
-        </w:rPr>
-        <w:t>Create Booking</w:t>
-      </w:r>
-    </w:p>
-    <w:p>
-      <w:pPr>
-        <w:rPr>
-          <w:sz w:val="24"/>
-          <w:szCs w:val="24"/>
-        </w:rPr>
-      </w:pPr>
-      <w:r>
-        <w:rPr>
-          <w:sz w:val="24"/>
-          <w:szCs w:val="24"/>
-        </w:rPr>
-        <w:t xml:space="preserve">      ↓</w:t>
-      </w:r>
-    </w:p>
-    <w:p>
-      <w:pPr>
-        <w:rPr>
-          <w:sz w:val="24"/>
-          <w:szCs w:val="24"/>
-        </w:rPr>
-      </w:pPr>
-      <w:r>
-        <w:rPr>
-          <w:sz w:val="24"/>
-          <w:szCs w:val="24"/>
-        </w:rPr>
-        <w:t>Booking Created</w:t>
-      </w:r>
-    </w:p>
-    <w:p>
-      <w:pPr>
-        <w:rPr>
-          <w:sz w:val="24"/>
-          <w:szCs w:val="24"/>
-        </w:rPr>
-      </w:pPr>
-      <w:r>
-        <w:rPr>
-          <w:sz w:val="24"/>
-          <w:szCs w:val="24"/>
-        </w:rPr>
-        <w:t xml:space="preserve">      ↓</w:t>
-      </w:r>
-    </w:p>
-    <w:p>
-      <w:pPr>
-        <w:rPr>
-          <w:sz w:val="24"/>
-          <w:szCs w:val="24"/>
-        </w:rPr>
-      </w:pPr>
-      <w:r>
-        <w:rPr>
-          <w:sz w:val="24"/>
-          <w:szCs w:val="24"/>
-        </w:rPr>
-        <w:t>Activity Created (started)</w:t>
-      </w:r>
-    </w:p>
-    <w:p>
-      <w:pPr>
-        <w:rPr>
-          <w:sz w:val="24"/>
-          <w:szCs w:val="24"/>
-        </w:rPr>
-      </w:pPr>
-      <w:r>
-        <w:rPr>
-          <w:sz w:val="24"/>
-          <w:szCs w:val="24"/>
-        </w:rPr>
-        <w:t xml:space="preserve">      ↓</w:t>
-      </w:r>
-    </w:p>
-    <w:p>
-      <w:pPr>
-        <w:rPr>
-          <w:sz w:val="24"/>
-          <w:szCs w:val="24"/>
-        </w:rPr>
-      </w:pPr>
-      <w:r>
-        <w:rPr>
-          <w:sz w:val="24"/>
-          <w:szCs w:val="24"/>
-        </w:rPr>
-        <w:t xml:space="preserve">Start Button → </w:t>
+        <w:t xml:space="preserve">                    ┌────────────────────┐</w:t>
+      </w:r>
+    </w:p>
+    <w:p>
+      <w:pPr>
+        <w:rPr>
+          <w:sz w:val="24"/>
+          <w:szCs w:val="24"/>
+        </w:rPr>
+      </w:pPr>
+      <w:r>
+        <w:rPr>
+          <w:sz w:val="24"/>
+          <w:szCs w:val="24"/>
+        </w:rPr>
+        <w:t xml:space="preserve">                    │     FRONTEND       │</w:t>
+      </w:r>
+    </w:p>
+    <w:p>
+      <w:pPr>
+        <w:rPr>
+          <w:sz w:val="24"/>
+          <w:szCs w:val="24"/>
+        </w:rPr>
+      </w:pPr>
+      <w:r>
+        <w:rPr>
+          <w:sz w:val="24"/>
+          <w:szCs w:val="24"/>
+        </w:rPr>
+        <w:t xml:space="preserve">                    │</w:t>
+      </w:r>
+      <w:proofErr w:type="gramStart"/>
+      <w:r>
+        <w:rPr>
+          <w:sz w:val="24"/>
+          <w:szCs w:val="24"/>
+        </w:rPr>
+        <w:t xml:space="preserve">   (</w:t>
+      </w:r>
+      <w:proofErr w:type="gramEnd"/>
+      <w:r>
+        <w:rPr>
+          <w:sz w:val="24"/>
+          <w:szCs w:val="24"/>
+        </w:rPr>
+        <w:t>React / MERN)   │</w:t>
+      </w:r>
+    </w:p>
+    <w:p>
+      <w:pPr>
+        <w:rPr>
+          <w:sz w:val="24"/>
+          <w:szCs w:val="24"/>
+        </w:rPr>
+      </w:pPr>
+      <w:r>
+        <w:rPr>
+          <w:sz w:val="24"/>
+          <w:szCs w:val="24"/>
+        </w:rPr>
+        <w:t xml:space="preserve">                    └─────────</w:t>
+      </w:r>
+      <w:r>
+        <w:rPr>
+          <w:rFonts w:ascii="Arial" w:hAnsi="Arial" w:cs="Arial"/>
+          <w:sz w:val="24"/>
+          <w:szCs w:val="24"/>
+        </w:rPr>
+        <w:t>┬</w:t>
+      </w:r>
+      <w:r>
+        <w:rPr>
+          <w:rFonts w:ascii="Calibri" w:hAnsi="Calibri" w:cs="Calibri"/>
+          <w:sz w:val="24"/>
+          <w:szCs w:val="24"/>
+        </w:rPr>
+        <w:t>──────────┘</w:t>
+      </w:r>
+    </w:p>
+    <w:p>
+      <w:pPr>
+        <w:rPr>
+          <w:sz w:val="24"/>
+          <w:szCs w:val="24"/>
+        </w:rPr>
+      </w:pPr>
+      <w:r>
+        <w:rPr>
+          <w:sz w:val="24"/>
+          <w:szCs w:val="24"/>
+        </w:rPr>
+        <w:t xml:space="preserve">                              │</w:t>
+      </w:r>
+    </w:p>
+    <w:p>
+      <w:pPr>
+        <w:rPr>
+          <w:sz w:val="24"/>
+          <w:szCs w:val="24"/>
+        </w:rPr>
+      </w:pPr>
+      <w:r>
+        <w:rPr>
+          <w:sz w:val="24"/>
+          <w:szCs w:val="24"/>
+        </w:rPr>
+        <w:t xml:space="preserve">                              </w:t>
+      </w:r>
+      <w:r>
+        <w:rPr>
+          <w:rFonts w:ascii="Arial" w:hAnsi="Arial" w:cs="Arial"/>
+          <w:sz w:val="24"/>
+          <w:szCs w:val="24"/>
+        </w:rPr>
+        <w:t>▼</w:t>
+      </w:r>
+    </w:p>
+    <w:p>
+      <w:pPr>
+        <w:rPr>
+          <w:sz w:val="24"/>
+          <w:szCs w:val="24"/>
+        </w:rPr>
+      </w:pPr>
+      <w:r>
+        <w:rPr>
+          <w:sz w:val="24"/>
+          <w:szCs w:val="24"/>
+        </w:rPr>
+        <w:t xml:space="preserve">                    ┌────────────────────┐</w:t>
+      </w:r>
+    </w:p>
+    <w:p>
+      <w:pPr>
+        <w:rPr>
+          <w:sz w:val="24"/>
+          <w:szCs w:val="24"/>
+        </w:rPr>
+      </w:pPr>
+      <w:r>
+        <w:rPr>
+          <w:sz w:val="24"/>
+          <w:szCs w:val="24"/>
+        </w:rPr>
+        <w:t xml:space="preserve">                    │   AUTH PAGES       │</w:t>
+      </w:r>
+    </w:p>
+    <w:p>
+      <w:pPr>
+        <w:rPr>
+          <w:sz w:val="24"/>
+          <w:szCs w:val="24"/>
+        </w:rPr>
+      </w:pPr>
+      <w:r>
+        <w:rPr>
+          <w:sz w:val="24"/>
+          <w:szCs w:val="24"/>
+        </w:rPr>
+        <w:t xml:space="preserve">                    │ Register / Login   │</w:t>
+      </w:r>
+    </w:p>
+    <w:p>
+      <w:pPr>
+        <w:rPr>
+          <w:sz w:val="24"/>
+          <w:szCs w:val="24"/>
+        </w:rPr>
+      </w:pPr>
+      <w:r>
+        <w:rPr>
+          <w:sz w:val="24"/>
+          <w:szCs w:val="24"/>
+        </w:rPr>
+        <w:t xml:space="preserve">                    └─────────</w:t>
+      </w:r>
+      <w:r>
+        <w:rPr>
+          <w:rFonts w:ascii="Arial" w:hAnsi="Arial" w:cs="Arial"/>
+          <w:sz w:val="24"/>
+          <w:szCs w:val="24"/>
+        </w:rPr>
+        <w:t>┬</w:t>
+      </w:r>
+      <w:r>
+        <w:rPr>
+          <w:rFonts w:ascii="Calibri" w:hAnsi="Calibri" w:cs="Calibri"/>
+          <w:sz w:val="24"/>
+          <w:szCs w:val="24"/>
+        </w:rPr>
+        <w:t>──────────┘</w:t>
+      </w:r>
+    </w:p>
+    <w:p>
+      <w:pPr>
+        <w:rPr>
+          <w:sz w:val="24"/>
+          <w:szCs w:val="24"/>
+        </w:rPr>
+      </w:pPr>
+      <w:r>
+        <w:rPr>
+          <w:sz w:val="24"/>
+          <w:szCs w:val="24"/>
+        </w:rPr>
+        <w:t xml:space="preserve">                              │</w:t>
+      </w:r>
+    </w:p>
+    <w:p>
+      <w:pPr>
+        <w:rPr>
+          <w:sz w:val="24"/>
+          <w:szCs w:val="24"/>
+        </w:rPr>
+      </w:pPr>
+      <w:r>
+        <w:rPr>
+          <w:sz w:val="24"/>
+          <w:szCs w:val="24"/>
+        </w:rPr>
+        <w:t xml:space="preserve">             ┌────────────────</w:t>
+      </w:r>
+      <w:r>
+        <w:rPr>
+          <w:rFonts w:ascii="Arial" w:hAnsi="Arial" w:cs="Arial"/>
+          <w:sz w:val="24"/>
+          <w:szCs w:val="24"/>
+        </w:rPr>
+        <w:t>┴</w:t>
+      </w:r>
+      <w:r>
+        <w:rPr>
+          <w:rFonts w:ascii="Calibri" w:hAnsi="Calibri" w:cs="Calibri"/>
+          <w:sz w:val="24"/>
+          <w:szCs w:val="24"/>
+        </w:rPr>
+        <w:t>────────────────┐</w:t>
+      </w:r>
+    </w:p>
+    <w:p>
+      <w:pPr>
+        <w:rPr>
+          <w:sz w:val="24"/>
+          <w:szCs w:val="24"/>
+        </w:rPr>
+      </w:pPr>
+      <w:r>
+        <w:rPr>
+          <w:sz w:val="24"/>
+          <w:szCs w:val="24"/>
+        </w:rPr>
+        <w:t xml:space="preserve">             │                                 │</w:t>
+      </w:r>
+    </w:p>
+    <w:p>
+      <w:pPr>
+        <w:rPr>
+          <w:sz w:val="24"/>
+          <w:szCs w:val="24"/>
+        </w:rPr>
+      </w:pPr>
+      <w:r>
+        <w:rPr>
+          <w:sz w:val="24"/>
+          <w:szCs w:val="24"/>
+        </w:rPr>
+        <w:t xml:space="preserve">             </w:t>
+      </w:r>
+      <w:r>
+        <w:rPr>
+          <w:rFonts w:ascii="Arial" w:hAnsi="Arial" w:cs="Arial"/>
+          <w:sz w:val="24"/>
+          <w:szCs w:val="24"/>
+        </w:rPr>
+        <w:t>▼</w:t>
+      </w:r>
+      <w:r>
+        <w:rPr>
+          <w:sz w:val="24"/>
+          <w:szCs w:val="24"/>
+        </w:rPr>
+        <w:t xml:space="preserve">                                 </w:t>
+      </w:r>
+      <w:r>
+        <w:rPr>
+          <w:rFonts w:ascii="Arial" w:hAnsi="Arial" w:cs="Arial"/>
+          <w:sz w:val="24"/>
+          <w:szCs w:val="24"/>
+        </w:rPr>
+        <w:t>▼</w:t>
+      </w:r>
+    </w:p>
+    <w:p>
+      <w:pPr>
+        <w:rPr>
+          <w:sz w:val="24"/>
+          <w:szCs w:val="24"/>
+        </w:rPr>
+      </w:pPr>
+    </w:p>
+    <w:p>
+      <w:pPr>
+        <w:rPr>
+          <w:sz w:val="24"/>
+          <w:szCs w:val="24"/>
+        </w:rPr>
+      </w:pPr>
+      <w:r>
+        <w:rPr>
+          <w:sz w:val="24"/>
+          <w:szCs w:val="24"/>
+        </w:rPr>
+        <w:t xml:space="preserve">    ┌──────────────────┐             ┌──────────────────┐</w:t>
+      </w:r>
+    </w:p>
+    <w:p>
+      <w:pPr>
+        <w:rPr>
+          <w:sz w:val="24"/>
+          <w:szCs w:val="24"/>
+        </w:rPr>
+      </w:pPr>
+      <w:r>
+        <w:rPr>
+          <w:sz w:val="24"/>
+          <w:szCs w:val="24"/>
+        </w:rPr>
+        <w:t xml:space="preserve">    │ Teacher Register │             │ Student Register │</w:t>
+      </w:r>
+    </w:p>
+    <w:p>
+      <w:pPr>
+        <w:rPr>
+          <w:sz w:val="24"/>
+          <w:szCs w:val="24"/>
+        </w:rPr>
+      </w:pPr>
+      <w:r>
+        <w:rPr>
+          <w:sz w:val="24"/>
+          <w:szCs w:val="24"/>
+        </w:rPr>
+        <w:t xml:space="preserve">    └────────</w:t>
+      </w:r>
+      <w:r>
+        <w:rPr>
+          <w:rFonts w:ascii="Arial" w:hAnsi="Arial" w:cs="Arial"/>
+          <w:sz w:val="24"/>
+          <w:szCs w:val="24"/>
+        </w:rPr>
+        <w:t>┬</w:t>
+      </w:r>
+      <w:r>
+        <w:rPr>
+          <w:rFonts w:ascii="Calibri" w:hAnsi="Calibri" w:cs="Calibri"/>
+          <w:sz w:val="24"/>
+          <w:szCs w:val="24"/>
+        </w:rPr>
+        <w:t>─────────┘</w:t>
+      </w:r>
+      <w:r>
+        <w:rPr>
+          <w:sz w:val="24"/>
+          <w:szCs w:val="24"/>
+        </w:rPr>
+        <w:t xml:space="preserve">             </w:t>
+      </w:r>
+      <w:r>
+        <w:rPr>
+          <w:rFonts w:ascii="Calibri" w:hAnsi="Calibri" w:cs="Calibri"/>
+          <w:sz w:val="24"/>
+          <w:szCs w:val="24"/>
+        </w:rPr>
+        <w:t>└────────</w:t>
+      </w:r>
+      <w:r>
+        <w:rPr>
+          <w:rFonts w:ascii="Arial" w:hAnsi="Arial" w:cs="Arial"/>
+          <w:sz w:val="24"/>
+          <w:szCs w:val="24"/>
+        </w:rPr>
+        <w:t>┬</w:t>
+      </w:r>
+      <w:r>
+        <w:rPr>
+          <w:rFonts w:ascii="Calibri" w:hAnsi="Calibri" w:cs="Calibri"/>
+          <w:sz w:val="24"/>
+          <w:szCs w:val="24"/>
+        </w:rPr>
+        <w:t>─────────┘</w:t>
+      </w:r>
+    </w:p>
+    <w:p>
+      <w:pPr>
+        <w:rPr>
+          <w:sz w:val="24"/>
+          <w:szCs w:val="24"/>
+        </w:rPr>
+      </w:pPr>
+      <w:r>
+        <w:rPr>
+          <w:sz w:val="24"/>
+          <w:szCs w:val="24"/>
+        </w:rPr>
+        <w:t xml:space="preserve">             │                                │</w:t>
+      </w:r>
+    </w:p>
+    <w:p>
+      <w:pPr>
+        <w:rPr>
+          <w:sz w:val="24"/>
+          <w:szCs w:val="24"/>
+        </w:rPr>
+      </w:pPr>
+      <w:r>
+        <w:rPr>
+          <w:sz w:val="24"/>
+          <w:szCs w:val="24"/>
+        </w:rPr>
+        <w:t xml:space="preserve">             </w:t>
+      </w:r>
+      <w:r>
+        <w:rPr>
+          <w:rFonts w:ascii="Arial" w:hAnsi="Arial" w:cs="Arial"/>
+          <w:sz w:val="24"/>
+          <w:szCs w:val="24"/>
+        </w:rPr>
+        <w:t>▼</w:t>
+      </w:r>
+      <w:r>
+        <w:rPr>
+          <w:sz w:val="24"/>
+          <w:szCs w:val="24"/>
+        </w:rPr>
+        <w:t xml:space="preserve">                                </w:t>
+      </w:r>
+      <w:r>
+        <w:rPr>
+          <w:rFonts w:ascii="Arial" w:hAnsi="Arial" w:cs="Arial"/>
+          <w:sz w:val="24"/>
+          <w:szCs w:val="24"/>
+        </w:rPr>
+        <w:t>▼</w:t>
+      </w:r>
+    </w:p>
+    <w:p>
+      <w:pPr>
+        <w:rPr>
+          <w:sz w:val="24"/>
+          <w:szCs w:val="24"/>
+        </w:rPr>
+      </w:pPr>
+    </w:p>
+    <w:p>
+      <w:pPr>
+        <w:rPr>
+          <w:sz w:val="24"/>
+          <w:szCs w:val="24"/>
+        </w:rPr>
+      </w:pPr>
+      <w:r>
+        <w:rPr>
+          <w:sz w:val="24"/>
+          <w:szCs w:val="24"/>
+        </w:rPr>
+        <w:t xml:space="preserve">      POST /register                    POST /register</w:t>
+      </w:r>
+    </w:p>
+    <w:p>
+      <w:pPr>
+        <w:rPr>
+          <w:sz w:val="24"/>
+          <w:szCs w:val="24"/>
+        </w:rPr>
+      </w:pPr>
+      <w:r>
+        <w:rPr>
+          <w:sz w:val="24"/>
+          <w:szCs w:val="24"/>
+        </w:rPr>
+        <w:lastRenderedPageBreak/>
+        <w:t xml:space="preserve">             │                                │</w:t>
+      </w:r>
+    </w:p>
+    <w:p>
+      <w:pPr>
+        <w:rPr>
+          <w:sz w:val="24"/>
+          <w:szCs w:val="24"/>
+        </w:rPr>
+      </w:pPr>
+      <w:r>
+        <w:rPr>
+          <w:sz w:val="24"/>
+          <w:szCs w:val="24"/>
+        </w:rPr>
+        <w:t xml:space="preserve">             </w:t>
+      </w:r>
+      <w:r>
+        <w:rPr>
+          <w:rFonts w:ascii="Arial" w:hAnsi="Arial" w:cs="Arial"/>
+          <w:sz w:val="24"/>
+          <w:szCs w:val="24"/>
+        </w:rPr>
+        <w:t>▼</w:t>
+      </w:r>
+      <w:r>
+        <w:rPr>
+          <w:sz w:val="24"/>
+          <w:szCs w:val="24"/>
+        </w:rPr>
+        <w:t xml:space="preserve">                                </w:t>
+      </w:r>
+      <w:r>
+        <w:rPr>
+          <w:rFonts w:ascii="Arial" w:hAnsi="Arial" w:cs="Arial"/>
+          <w:sz w:val="24"/>
+          <w:szCs w:val="24"/>
+        </w:rPr>
+        <w:t>▼</w:t>
+      </w:r>
+    </w:p>
+    <w:p>
+      <w:pPr>
+        <w:rPr>
+          <w:sz w:val="24"/>
+          <w:szCs w:val="24"/>
+        </w:rPr>
+      </w:pPr>
+    </w:p>
+    <w:p>
+      <w:pPr>
+        <w:rPr>
+          <w:sz w:val="24"/>
+          <w:szCs w:val="24"/>
+        </w:rPr>
+      </w:pPr>
+      <w:r>
+        <w:rPr>
+          <w:sz w:val="24"/>
+          <w:szCs w:val="24"/>
+        </w:rPr>
+        <w:t xml:space="preserve">      ┌────────────────────────────────────────────┐</w:t>
+      </w:r>
+    </w:p>
+    <w:p>
+      <w:pPr>
+        <w:rPr>
+          <w:sz w:val="24"/>
+          <w:szCs w:val="24"/>
+        </w:rPr>
+      </w:pPr>
+      <w:r>
+        <w:rPr>
+          <w:sz w:val="24"/>
+          <w:szCs w:val="24"/>
+        </w:rPr>
+        <w:t xml:space="preserve">      │               BACKEND API                  │</w:t>
+      </w:r>
+    </w:p>
+    <w:p>
+      <w:pPr>
+        <w:rPr>
+          <w:sz w:val="24"/>
+          <w:szCs w:val="24"/>
+        </w:rPr>
+      </w:pPr>
+      <w:r>
+        <w:rPr>
+          <w:sz w:val="24"/>
+          <w:szCs w:val="24"/>
+        </w:rPr>
+        <w:t xml:space="preserve">      └────────────────────────────────────────────┘</w:t>
+      </w:r>
+    </w:p>
+    <w:p>
+      <w:pPr>
+        <w:rPr>
+          <w:sz w:val="24"/>
+          <w:szCs w:val="24"/>
+        </w:rPr>
+      </w:pPr>
+      <w:r>
+        <w:rPr>
+          <w:sz w:val="24"/>
+          <w:szCs w:val="24"/>
+        </w:rPr>
+        <w:t xml:space="preserve">                              │</w:t>
+      </w:r>
+    </w:p>
+    <w:p>
+      <w:pPr>
+        <w:rPr>
+          <w:sz w:val="24"/>
+          <w:szCs w:val="24"/>
+        </w:rPr>
+      </w:pPr>
+      <w:r>
+        <w:rPr>
+          <w:sz w:val="24"/>
+          <w:szCs w:val="24"/>
+        </w:rPr>
+        <w:t xml:space="preserve">                              </w:t>
+      </w:r>
+      <w:r>
+        <w:rPr>
+          <w:rFonts w:ascii="Arial" w:hAnsi="Arial" w:cs="Arial"/>
+          <w:sz w:val="24"/>
+          <w:szCs w:val="24"/>
+        </w:rPr>
+        <w:t>▼</w:t>
+      </w:r>
+    </w:p>
+    <w:p>
+      <w:pPr>
+        <w:rPr>
+          <w:sz w:val="24"/>
+          <w:szCs w:val="24"/>
+        </w:rPr>
+      </w:pPr>
+    </w:p>
+    <w:p>
+      <w:pPr>
+        <w:rPr>
+          <w:sz w:val="24"/>
+          <w:szCs w:val="24"/>
+        </w:rPr>
+      </w:pPr>
+      <w:r>
+        <w:rPr>
+          <w:sz w:val="24"/>
+          <w:szCs w:val="24"/>
+        </w:rPr>
+        <w:t xml:space="preserve">                 ┌──────────────────────┐</w:t>
+      </w:r>
+    </w:p>
+    <w:p>
+      <w:pPr>
+        <w:rPr>
+          <w:sz w:val="24"/>
+          <w:szCs w:val="24"/>
+        </w:rPr>
+      </w:pPr>
+      <w:r>
+        <w:rPr>
+          <w:sz w:val="24"/>
+          <w:szCs w:val="24"/>
+        </w:rPr>
+        <w:t xml:space="preserve">                 │   Create User Doc    │</w:t>
+      </w:r>
+    </w:p>
+    <w:p>
+      <w:pPr>
+        <w:rPr>
+          <w:sz w:val="24"/>
+          <w:szCs w:val="24"/>
+        </w:rPr>
+      </w:pPr>
+      <w:r>
+        <w:rPr>
+          <w:sz w:val="24"/>
+          <w:szCs w:val="24"/>
+        </w:rPr>
+        <w:t xml:space="preserve">                 │ role=teacher/student │</w:t>
+      </w:r>
+    </w:p>
+    <w:p>
+      <w:pPr>
+        <w:rPr>
+          <w:sz w:val="24"/>
+          <w:szCs w:val="24"/>
+        </w:rPr>
+      </w:pPr>
+      <w:r>
+        <w:rPr>
+          <w:sz w:val="24"/>
+          <w:szCs w:val="24"/>
+        </w:rPr>
+        <w:t xml:space="preserve">                 └──────────</w:t>
+      </w:r>
+      <w:r>
+        <w:rPr>
+          <w:rFonts w:ascii="Arial" w:hAnsi="Arial" w:cs="Arial"/>
+          <w:sz w:val="24"/>
+          <w:szCs w:val="24"/>
+        </w:rPr>
+        <w:t>┬</w:t>
+      </w:r>
+      <w:r>
+        <w:rPr>
+          <w:rFonts w:ascii="Calibri" w:hAnsi="Calibri" w:cs="Calibri"/>
+          <w:sz w:val="24"/>
+          <w:szCs w:val="24"/>
+        </w:rPr>
+        <w:t>───────────┘</w:t>
+      </w:r>
+    </w:p>
+    <w:p>
+      <w:pPr>
+        <w:rPr>
+          <w:sz w:val="24"/>
+          <w:szCs w:val="24"/>
+        </w:rPr>
+      </w:pPr>
+      <w:r>
+        <w:rPr>
+          <w:sz w:val="24"/>
+          <w:szCs w:val="24"/>
+        </w:rPr>
+        <w:t xml:space="preserve">                            │</w:t>
+      </w:r>
+    </w:p>
+    <w:p>
+      <w:pPr>
+        <w:rPr>
+          <w:sz w:val="24"/>
+          <w:szCs w:val="24"/>
+        </w:rPr>
+      </w:pPr>
+      <w:r>
+        <w:rPr>
+          <w:sz w:val="24"/>
+          <w:szCs w:val="24"/>
+        </w:rPr>
+        <w:t xml:space="preserve">             ┌──────────────</w:t>
+      </w:r>
+      <w:r>
+        <w:rPr>
+          <w:rFonts w:ascii="Arial" w:hAnsi="Arial" w:cs="Arial"/>
+          <w:sz w:val="24"/>
+          <w:szCs w:val="24"/>
+        </w:rPr>
+        <w:t>┴</w:t>
+      </w:r>
+      <w:r>
+        <w:rPr>
+          <w:rFonts w:ascii="Calibri" w:hAnsi="Calibri" w:cs="Calibri"/>
+          <w:sz w:val="24"/>
+          <w:szCs w:val="24"/>
+        </w:rPr>
+        <w:t>──────────────┐</w:t>
+      </w:r>
+    </w:p>
+    <w:p>
+      <w:pPr>
+        <w:rPr>
+          <w:sz w:val="24"/>
+          <w:szCs w:val="24"/>
+        </w:rPr>
+      </w:pPr>
+      <w:r>
+        <w:rPr>
+          <w:sz w:val="24"/>
+          <w:szCs w:val="24"/>
+        </w:rPr>
+        <w:t xml:space="preserve">             │                             │</w:t>
+      </w:r>
+    </w:p>
+    <w:p>
+      <w:pPr>
+        <w:rPr>
+          <w:sz w:val="24"/>
+          <w:szCs w:val="24"/>
+        </w:rPr>
+      </w:pPr>
+      <w:r>
+        <w:rPr>
+          <w:sz w:val="24"/>
+          <w:szCs w:val="24"/>
+        </w:rPr>
+        <w:t xml:space="preserve">             </w:t>
+      </w:r>
+      <w:r>
+        <w:rPr>
+          <w:rFonts w:ascii="Arial" w:hAnsi="Arial" w:cs="Arial"/>
+          <w:sz w:val="24"/>
+          <w:szCs w:val="24"/>
+        </w:rPr>
+        <w:t>▼</w:t>
+      </w:r>
+      <w:r>
+        <w:rPr>
+          <w:sz w:val="24"/>
+          <w:szCs w:val="24"/>
+        </w:rPr>
+        <w:t xml:space="preserve">                             </w:t>
+      </w:r>
+      <w:r>
+        <w:rPr>
+          <w:rFonts w:ascii="Arial" w:hAnsi="Arial" w:cs="Arial"/>
+          <w:sz w:val="24"/>
+          <w:szCs w:val="24"/>
+        </w:rPr>
+        <w:t>▼</w:t>
+      </w:r>
+    </w:p>
+    <w:p>
+      <w:pPr>
+        <w:rPr>
+          <w:sz w:val="24"/>
+          <w:szCs w:val="24"/>
+        </w:rPr>
+      </w:pPr>
+    </w:p>
+    <w:p>
+      <w:pPr>
+        <w:rPr>
+          <w:sz w:val="24"/>
+          <w:szCs w:val="24"/>
+        </w:rPr>
+      </w:pPr>
+      <w:r>
+        <w:rPr>
+          <w:sz w:val="24"/>
+          <w:szCs w:val="24"/>
+        </w:rPr>
+        <w:t xml:space="preserve">   ┌───────────────────┐         ┌───────────────────┐</w:t>
+      </w:r>
+    </w:p>
+    <w:p>
+      <w:pPr>
+        <w:rPr>
+          <w:sz w:val="24"/>
+          <w:szCs w:val="24"/>
+        </w:rPr>
+      </w:pPr>
+      <w:r>
+        <w:rPr>
+          <w:sz w:val="24"/>
+          <w:szCs w:val="24"/>
+        </w:rPr>
+        <w:t xml:space="preserve">   │ Create Teacher Doc│         │ Create Student Doc│</w:t>
+      </w:r>
+    </w:p>
+    <w:p>
+      <w:pPr>
+        <w:rPr>
+          <w:sz w:val="24"/>
+          <w:szCs w:val="24"/>
+        </w:rPr>
+      </w:pPr>
+      <w:r>
+        <w:rPr>
+          <w:sz w:val="24"/>
+          <w:szCs w:val="24"/>
+        </w:rPr>
+        <w:t xml:space="preserve">   │                   │         │                   │</w:t>
+      </w:r>
+    </w:p>
+    <w:p>
+      <w:pPr>
+        <w:rPr>
+          <w:sz w:val="24"/>
+          <w:szCs w:val="24"/>
+        </w:rPr>
+      </w:pPr>
+      <w:r>
+        <w:rPr>
+          <w:sz w:val="24"/>
+          <w:szCs w:val="24"/>
+        </w:rPr>
+        <w:t xml:space="preserve">   │ </w:t>
       </w:r>
       <w:proofErr w:type="spellStart"/>
       <w:r>
@@ -285,87 +997,3790 @@
           <w:sz w:val="24"/>
           <w:szCs w:val="24"/>
         </w:rPr>
-        <w:t>inprogress</w:t>
+        <w:t>assigned_course</w:t>
       </w:r>
       <w:proofErr w:type="spellEnd"/>
-    </w:p>
-    <w:p>
-      <w:pPr>
-        <w:rPr>
-          <w:sz w:val="24"/>
-          <w:szCs w:val="24"/>
-        </w:rPr>
-      </w:pPr>
-      <w:r>
-        <w:rPr>
-          <w:sz w:val="24"/>
-          <w:szCs w:val="24"/>
-        </w:rPr>
-        <w:t xml:space="preserve">      ↓</w:t>
-      </w:r>
-    </w:p>
-    <w:p>
-      <w:pPr>
-        <w:rPr>
-          <w:sz w:val="24"/>
-          <w:szCs w:val="24"/>
-        </w:rPr>
-      </w:pPr>
-      <w:r>
-        <w:rPr>
-          <w:sz w:val="24"/>
-          <w:szCs w:val="24"/>
-        </w:rPr>
-        <w:t>Complete Button → complete</w:t>
-      </w:r>
-    </w:p>
-    <w:p>
-      <w:pPr>
-        <w:rPr>
-          <w:sz w:val="24"/>
-          <w:szCs w:val="24"/>
-        </w:rPr>
-      </w:pPr>
-      <w:r>
-        <w:rPr>
-          <w:sz w:val="24"/>
-          <w:szCs w:val="24"/>
-        </w:rPr>
-        <w:t xml:space="preserve">      ↓</w:t>
-      </w:r>
-    </w:p>
-    <w:p>
-      <w:pPr>
-        <w:rPr>
-          <w:sz w:val="24"/>
-          <w:szCs w:val="24"/>
-        </w:rPr>
-      </w:pPr>
-      <w:r>
-        <w:rPr>
-          <w:sz w:val="24"/>
-          <w:szCs w:val="24"/>
-        </w:rPr>
-        <w:t>Student Dashboard Updates</w:t>
-      </w:r>
-    </w:p>
-    <w:p>
-      <w:pPr>
-        <w:rPr>
-          <w:sz w:val="24"/>
-          <w:szCs w:val="24"/>
-        </w:rPr>
-      </w:pPr>
-      <w:r>
-        <w:rPr>
-          <w:sz w:val="24"/>
-          <w:szCs w:val="24"/>
-        </w:rPr>
-        <w:t xml:space="preserve">      ↓</w:t>
-      </w:r>
-    </w:p>
-    <w:p>
-      <w:pPr>
+      <w:proofErr w:type="gramStart"/>
+      <w:r>
+        <w:rPr>
+          <w:sz w:val="24"/>
+          <w:szCs w:val="24"/>
+        </w:rPr>
+        <w:t>=[</w:t>
+      </w:r>
+      <w:proofErr w:type="gramEnd"/>
+      <w:r>
+        <w:rPr>
+          <w:sz w:val="24"/>
+          <w:szCs w:val="24"/>
+        </w:rPr>
+        <w:t>]│         │                   │</w:t>
+      </w:r>
+    </w:p>
+    <w:p>
+      <w:pPr>
+        <w:rPr>
+          <w:sz w:val="24"/>
+          <w:szCs w:val="24"/>
+        </w:rPr>
+      </w:pPr>
+      <w:r>
+        <w:rPr>
+          <w:sz w:val="24"/>
+          <w:szCs w:val="24"/>
+        </w:rPr>
+        <w:t xml:space="preserve">   │ students</w:t>
+      </w:r>
+      <w:proofErr w:type="gramStart"/>
+      <w:r>
+        <w:rPr>
+          <w:sz w:val="24"/>
+          <w:szCs w:val="24"/>
+        </w:rPr>
+        <w:t>=[</w:t>
+      </w:r>
+      <w:proofErr w:type="gramEnd"/>
+      <w:r>
+        <w:rPr>
+          <w:sz w:val="24"/>
+          <w:szCs w:val="24"/>
+        </w:rPr>
+        <w:t>]       │         │                   │</w:t>
+      </w:r>
+    </w:p>
+    <w:p>
+      <w:pPr>
+        <w:rPr>
+          <w:sz w:val="24"/>
+          <w:szCs w:val="24"/>
+        </w:rPr>
+      </w:pPr>
+      <w:r>
+        <w:rPr>
+          <w:sz w:val="24"/>
+          <w:szCs w:val="24"/>
+        </w:rPr>
+        <w:t xml:space="preserve">   └───────────────────┘         └───────────────────┘</w:t>
+      </w:r>
+    </w:p>
+    <w:p>
+      <w:pPr>
+        <w:rPr>
+          <w:sz w:val="24"/>
+          <w:szCs w:val="24"/>
+        </w:rPr>
+      </w:pPr>
+    </w:p>
+    <w:p>
+      <w:pPr>
+        <w:rPr>
+          <w:sz w:val="24"/>
+          <w:szCs w:val="24"/>
+        </w:rPr>
+      </w:pPr>
+    </w:p>
+    <w:p>
+      <w:pPr>
+        <w:rPr>
+          <w:sz w:val="24"/>
+          <w:szCs w:val="24"/>
+        </w:rPr>
+      </w:pPr>
+      <w:r>
+        <w:rPr>
+          <w:sz w:val="24"/>
+          <w:szCs w:val="24"/>
+        </w:rPr>
+        <w:t>==========================================================</w:t>
+      </w:r>
+    </w:p>
+    <w:p>
+      <w:pPr>
+        <w:rPr>
+          <w:sz w:val="24"/>
+          <w:szCs w:val="24"/>
+        </w:rPr>
+      </w:pPr>
+      <w:r>
+        <w:rPr>
+          <w:sz w:val="24"/>
+          <w:szCs w:val="24"/>
+        </w:rPr>
+        <w:lastRenderedPageBreak/>
+        <w:t xml:space="preserve">                LOGIN FLOW</w:t>
+      </w:r>
+    </w:p>
+    <w:p>
+      <w:pPr>
+        <w:rPr>
+          <w:sz w:val="24"/>
+          <w:szCs w:val="24"/>
+        </w:rPr>
+      </w:pPr>
+      <w:r>
+        <w:rPr>
+          <w:sz w:val="24"/>
+          <w:szCs w:val="24"/>
+        </w:rPr>
+        <w:t>==========================================================</w:t>
+      </w:r>
+    </w:p>
+    <w:p>
+      <w:pPr>
+        <w:rPr>
+          <w:sz w:val="24"/>
+          <w:szCs w:val="24"/>
+        </w:rPr>
+      </w:pPr>
+    </w:p>
+    <w:p>
+      <w:pPr>
+        <w:rPr>
+          <w:sz w:val="24"/>
+          <w:szCs w:val="24"/>
+        </w:rPr>
+      </w:pPr>
+      <w:r>
+        <w:rPr>
+          <w:sz w:val="24"/>
+          <w:szCs w:val="24"/>
+        </w:rPr>
+        <w:t xml:space="preserve">        User enters email/password</w:t>
+      </w:r>
+    </w:p>
+    <w:p>
+      <w:pPr>
+        <w:rPr>
+          <w:sz w:val="24"/>
+          <w:szCs w:val="24"/>
+        </w:rPr>
+      </w:pPr>
+      <w:r>
+        <w:rPr>
+          <w:sz w:val="24"/>
+          <w:szCs w:val="24"/>
+        </w:rPr>
+        <w:t xml:space="preserve">                      │</w:t>
+      </w:r>
+    </w:p>
+    <w:p>
+      <w:pPr>
+        <w:rPr>
+          <w:sz w:val="24"/>
+          <w:szCs w:val="24"/>
+        </w:rPr>
+      </w:pPr>
+      <w:r>
+        <w:rPr>
+          <w:sz w:val="24"/>
+          <w:szCs w:val="24"/>
+        </w:rPr>
+        <w:t xml:space="preserve">                      </w:t>
+      </w:r>
+      <w:r>
+        <w:rPr>
+          <w:rFonts w:ascii="Arial" w:hAnsi="Arial" w:cs="Arial"/>
+          <w:sz w:val="24"/>
+          <w:szCs w:val="24"/>
+        </w:rPr>
+        <w:t>▼</w:t>
+      </w:r>
+    </w:p>
+    <w:p>
+      <w:pPr>
+        <w:rPr>
+          <w:sz w:val="24"/>
+          <w:szCs w:val="24"/>
+        </w:rPr>
+      </w:pPr>
+    </w:p>
+    <w:p>
+      <w:pPr>
+        <w:rPr>
+          <w:sz w:val="24"/>
+          <w:szCs w:val="24"/>
+        </w:rPr>
+      </w:pPr>
+      <w:r>
+        <w:rPr>
+          <w:sz w:val="24"/>
+          <w:szCs w:val="24"/>
+        </w:rPr>
+        <w:t xml:space="preserve">                 POST /login</w:t>
+      </w:r>
+    </w:p>
+    <w:p>
+      <w:pPr>
+        <w:rPr>
+          <w:sz w:val="24"/>
+          <w:szCs w:val="24"/>
+        </w:rPr>
+      </w:pPr>
+      <w:r>
+        <w:rPr>
+          <w:sz w:val="24"/>
+          <w:szCs w:val="24"/>
+        </w:rPr>
+        <w:t xml:space="preserve">                      │</w:t>
+      </w:r>
+    </w:p>
+    <w:p>
+      <w:pPr>
+        <w:rPr>
+          <w:sz w:val="24"/>
+          <w:szCs w:val="24"/>
+        </w:rPr>
+      </w:pPr>
+      <w:r>
+        <w:rPr>
+          <w:sz w:val="24"/>
+          <w:szCs w:val="24"/>
+        </w:rPr>
+        <w:t xml:space="preserve">                      </w:t>
+      </w:r>
+      <w:r>
+        <w:rPr>
+          <w:rFonts w:ascii="Arial" w:hAnsi="Arial" w:cs="Arial"/>
+          <w:sz w:val="24"/>
+          <w:szCs w:val="24"/>
+        </w:rPr>
+        <w:t>▼</w:t>
+      </w:r>
+    </w:p>
+    <w:p>
+      <w:pPr>
+        <w:rPr>
+          <w:sz w:val="24"/>
+          <w:szCs w:val="24"/>
+        </w:rPr>
+      </w:pPr>
+    </w:p>
+    <w:p>
+      <w:pPr>
+        <w:rPr>
+          <w:sz w:val="24"/>
+          <w:szCs w:val="24"/>
+        </w:rPr>
+      </w:pPr>
+      <w:r>
+        <w:rPr>
+          <w:sz w:val="24"/>
+          <w:szCs w:val="24"/>
+        </w:rPr>
+        <w:t xml:space="preserve">         Backend verifies credentials</w:t>
+      </w:r>
+    </w:p>
+    <w:p>
+      <w:pPr>
+        <w:rPr>
+          <w:sz w:val="24"/>
+          <w:szCs w:val="24"/>
+        </w:rPr>
+      </w:pPr>
+      <w:r>
+        <w:rPr>
+          <w:sz w:val="24"/>
+          <w:szCs w:val="24"/>
+        </w:rPr>
+        <w:t xml:space="preserve">                      │</w:t>
+      </w:r>
+    </w:p>
+    <w:p>
+      <w:pPr>
+        <w:rPr>
+          <w:sz w:val="24"/>
+          <w:szCs w:val="24"/>
+        </w:rPr>
+      </w:pPr>
+      <w:r>
+        <w:rPr>
+          <w:sz w:val="24"/>
+          <w:szCs w:val="24"/>
+        </w:rPr>
+        <w:t xml:space="preserve">                      </w:t>
+      </w:r>
+      <w:r>
+        <w:rPr>
+          <w:rFonts w:ascii="Arial" w:hAnsi="Arial" w:cs="Arial"/>
+          <w:sz w:val="24"/>
+          <w:szCs w:val="24"/>
+        </w:rPr>
+        <w:t>▼</w:t>
+      </w:r>
+    </w:p>
+    <w:p>
+      <w:pPr>
+        <w:rPr>
+          <w:sz w:val="24"/>
+          <w:szCs w:val="24"/>
+        </w:rPr>
+      </w:pPr>
+    </w:p>
+    <w:p>
+      <w:pPr>
+        <w:rPr>
+          <w:sz w:val="24"/>
+          <w:szCs w:val="24"/>
+        </w:rPr>
+      </w:pPr>
+      <w:r>
+        <w:rPr>
+          <w:sz w:val="24"/>
+          <w:szCs w:val="24"/>
+        </w:rPr>
+        <w:t xml:space="preserve">             Generate JWT Token</w:t>
+      </w:r>
+    </w:p>
+    <w:p>
+      <w:pPr>
+        <w:rPr>
+          <w:sz w:val="24"/>
+          <w:szCs w:val="24"/>
+        </w:rPr>
+      </w:pPr>
+      <w:r>
+        <w:rPr>
+          <w:sz w:val="24"/>
+          <w:szCs w:val="24"/>
+        </w:rPr>
+        <w:t xml:space="preserve">                      │</w:t>
+      </w:r>
+    </w:p>
+    <w:p>
+      <w:pPr>
+        <w:rPr>
+          <w:sz w:val="24"/>
+          <w:szCs w:val="24"/>
+        </w:rPr>
+      </w:pPr>
+      <w:r>
+        <w:rPr>
+          <w:sz w:val="24"/>
+          <w:szCs w:val="24"/>
+        </w:rPr>
+        <w:t xml:space="preserve">                      </w:t>
+      </w:r>
+      <w:r>
+        <w:rPr>
+          <w:rFonts w:ascii="Arial" w:hAnsi="Arial" w:cs="Arial"/>
+          <w:sz w:val="24"/>
+          <w:szCs w:val="24"/>
+        </w:rPr>
+        <w:t>▼</w:t>
+      </w:r>
+    </w:p>
+    <w:p>
+      <w:pPr>
+        <w:rPr>
+          <w:sz w:val="24"/>
+          <w:szCs w:val="24"/>
+        </w:rPr>
+      </w:pPr>
+    </w:p>
+    <w:p>
+      <w:pPr>
+        <w:rPr>
+          <w:sz w:val="24"/>
+          <w:szCs w:val="24"/>
+        </w:rPr>
+      </w:pPr>
+      <w:r>
+        <w:rPr>
+          <w:sz w:val="24"/>
+          <w:szCs w:val="24"/>
+        </w:rPr>
+        <w:t xml:space="preserve">       Return token + user role + id</w:t>
+      </w:r>
+    </w:p>
+    <w:p>
+      <w:pPr>
+        <w:rPr>
+          <w:sz w:val="24"/>
+          <w:szCs w:val="24"/>
+        </w:rPr>
+      </w:pPr>
+      <w:r>
+        <w:rPr>
+          <w:sz w:val="24"/>
+          <w:szCs w:val="24"/>
+        </w:rPr>
+        <w:t xml:space="preserve">                      │</w:t>
+      </w:r>
+    </w:p>
+    <w:p>
+      <w:pPr>
+        <w:rPr>
+          <w:sz w:val="24"/>
+          <w:szCs w:val="24"/>
+        </w:rPr>
+      </w:pPr>
+      <w:r>
+        <w:rPr>
+          <w:sz w:val="24"/>
+          <w:szCs w:val="24"/>
+        </w:rPr>
+        <w:t xml:space="preserve">                      </w:t>
+      </w:r>
+      <w:r>
+        <w:rPr>
+          <w:rFonts w:ascii="Arial" w:hAnsi="Arial" w:cs="Arial"/>
+          <w:sz w:val="24"/>
+          <w:szCs w:val="24"/>
+        </w:rPr>
+        <w:t>▼</w:t>
+      </w:r>
+    </w:p>
+    <w:p>
+      <w:pPr>
+        <w:rPr>
+          <w:sz w:val="24"/>
+          <w:szCs w:val="24"/>
+        </w:rPr>
+      </w:pPr>
+    </w:p>
+    <w:p>
+      <w:pPr>
+        <w:rPr>
+          <w:sz w:val="24"/>
+          <w:szCs w:val="24"/>
+        </w:rPr>
+      </w:pPr>
+      <w:r>
+        <w:rPr>
+          <w:sz w:val="24"/>
+          <w:szCs w:val="24"/>
+        </w:rPr>
+        <w:t xml:space="preserve">         Frontend stores in </w:t>
+      </w:r>
+      <w:proofErr w:type="spellStart"/>
+      <w:r>
+        <w:rPr>
+          <w:sz w:val="24"/>
+          <w:szCs w:val="24"/>
+        </w:rPr>
+        <w:t>localStorage</w:t>
+      </w:r>
+      <w:proofErr w:type="spellEnd"/>
+    </w:p>
+    <w:p>
+      <w:pPr>
+        <w:rPr>
+          <w:sz w:val="24"/>
+          <w:szCs w:val="24"/>
+        </w:rPr>
+      </w:pPr>
+      <w:r>
+        <w:rPr>
+          <w:sz w:val="24"/>
+          <w:szCs w:val="24"/>
+        </w:rPr>
+        <w:t xml:space="preserve">                      │</w:t>
+      </w:r>
+    </w:p>
+    <w:p>
+      <w:pPr>
+        <w:rPr>
+          <w:sz w:val="24"/>
+          <w:szCs w:val="24"/>
+        </w:rPr>
+      </w:pPr>
+      <w:r>
+        <w:rPr>
+          <w:sz w:val="24"/>
+          <w:szCs w:val="24"/>
+        </w:rPr>
+        <w:t xml:space="preserve">                      </w:t>
+      </w:r>
+      <w:r>
+        <w:rPr>
+          <w:rFonts w:ascii="Arial" w:hAnsi="Arial" w:cs="Arial"/>
+          <w:sz w:val="24"/>
+          <w:szCs w:val="24"/>
+        </w:rPr>
+        <w:t>▼</w:t>
+      </w:r>
+    </w:p>
+    <w:p>
+      <w:pPr>
+        <w:rPr>
+          <w:sz w:val="24"/>
+          <w:szCs w:val="24"/>
+        </w:rPr>
+      </w:pPr>
+    </w:p>
+    <w:p>
+      <w:pPr>
+        <w:rPr>
+          <w:sz w:val="24"/>
+          <w:szCs w:val="24"/>
+        </w:rPr>
+      </w:pPr>
+      <w:r>
+        <w:rPr>
+          <w:sz w:val="24"/>
+          <w:szCs w:val="24"/>
+        </w:rPr>
+        <w:lastRenderedPageBreak/>
+        <w:t xml:space="preserve">      Redirect based on role/dashboard</w:t>
+      </w:r>
+    </w:p>
+    <w:p>
+      <w:pPr>
+        <w:rPr>
+          <w:sz w:val="24"/>
+          <w:szCs w:val="24"/>
+        </w:rPr>
+      </w:pPr>
+    </w:p>
+    <w:p>
+      <w:pPr>
+        <w:rPr>
+          <w:sz w:val="24"/>
+          <w:szCs w:val="24"/>
+        </w:rPr>
+      </w:pPr>
+    </w:p>
+    <w:p>
+      <w:pPr>
+        <w:rPr>
+          <w:sz w:val="24"/>
+          <w:szCs w:val="24"/>
+        </w:rPr>
+      </w:pPr>
+      <w:r>
+        <w:rPr>
+          <w:sz w:val="24"/>
+          <w:szCs w:val="24"/>
+        </w:rPr>
+        <w:t>==========================================================</w:t>
+      </w:r>
+    </w:p>
+    <w:p>
+      <w:pPr>
+        <w:rPr>
+          <w:sz w:val="24"/>
+          <w:szCs w:val="24"/>
+        </w:rPr>
+      </w:pPr>
+      <w:r>
+        <w:rPr>
+          <w:sz w:val="24"/>
+          <w:szCs w:val="24"/>
+        </w:rPr>
+        <w:t xml:space="preserve">                ADMIN FLOW</w:t>
+      </w:r>
+    </w:p>
+    <w:p>
+      <w:pPr>
+        <w:rPr>
+          <w:sz w:val="24"/>
+          <w:szCs w:val="24"/>
+        </w:rPr>
+      </w:pPr>
+      <w:r>
+        <w:rPr>
+          <w:sz w:val="24"/>
+          <w:szCs w:val="24"/>
+        </w:rPr>
+        <w:t>==========================================================</w:t>
+      </w:r>
+    </w:p>
+    <w:p>
+      <w:pPr>
+        <w:rPr>
+          <w:sz w:val="24"/>
+          <w:szCs w:val="24"/>
+        </w:rPr>
+      </w:pPr>
+    </w:p>
+    <w:p>
+      <w:pPr>
+        <w:rPr>
+          <w:sz w:val="24"/>
+          <w:szCs w:val="24"/>
+        </w:rPr>
+      </w:pPr>
+      <w:r>
+        <w:rPr>
+          <w:sz w:val="24"/>
+          <w:szCs w:val="24"/>
+        </w:rPr>
+        <w:t xml:space="preserve">          ┌─────────────────────────┐</w:t>
+      </w:r>
+    </w:p>
+    <w:p>
+      <w:pPr>
+        <w:rPr>
+          <w:sz w:val="24"/>
+          <w:szCs w:val="24"/>
+        </w:rPr>
+      </w:pPr>
+      <w:r>
+        <w:rPr>
+          <w:sz w:val="24"/>
+          <w:szCs w:val="24"/>
+        </w:rPr>
+        <w:t xml:space="preserve">          │ Admin Dashboard </w:t>
+      </w:r>
+      <w:proofErr w:type="gramStart"/>
+      <w:r>
+        <w:rPr>
+          <w:sz w:val="24"/>
+          <w:szCs w:val="24"/>
+        </w:rPr>
+        <w:t>Opens  │</w:t>
+      </w:r>
+      <w:proofErr w:type="gramEnd"/>
+    </w:p>
+    <w:p>
+      <w:pPr>
+        <w:rPr>
+          <w:sz w:val="24"/>
+          <w:szCs w:val="24"/>
+        </w:rPr>
+      </w:pPr>
+      <w:r>
+        <w:rPr>
+          <w:sz w:val="24"/>
+          <w:szCs w:val="24"/>
+        </w:rPr>
+        <w:t xml:space="preserve">          └──────────</w:t>
+      </w:r>
+      <w:r>
+        <w:rPr>
+          <w:rFonts w:ascii="Arial" w:hAnsi="Arial" w:cs="Arial"/>
+          <w:sz w:val="24"/>
+          <w:szCs w:val="24"/>
+        </w:rPr>
+        <w:t>┬</w:t>
+      </w:r>
+      <w:r>
+        <w:rPr>
+          <w:rFonts w:ascii="Calibri" w:hAnsi="Calibri" w:cs="Calibri"/>
+          <w:sz w:val="24"/>
+          <w:szCs w:val="24"/>
+        </w:rPr>
+        <w:t>─────────────┘</w:t>
+      </w:r>
+    </w:p>
+    <w:p>
+      <w:pPr>
+        <w:rPr>
+          <w:sz w:val="24"/>
+          <w:szCs w:val="24"/>
+        </w:rPr>
+      </w:pPr>
+      <w:r>
+        <w:rPr>
+          <w:sz w:val="24"/>
+          <w:szCs w:val="24"/>
+        </w:rPr>
+        <w:t xml:space="preserve">                     │</w:t>
+      </w:r>
+    </w:p>
+    <w:p>
+      <w:pPr>
+        <w:rPr>
+          <w:sz w:val="24"/>
+          <w:szCs w:val="24"/>
+        </w:rPr>
+      </w:pPr>
+      <w:r>
+        <w:rPr>
+          <w:sz w:val="24"/>
+          <w:szCs w:val="24"/>
+        </w:rPr>
+        <w:t xml:space="preserve">                     </w:t>
+      </w:r>
+      <w:r>
+        <w:rPr>
+          <w:rFonts w:ascii="Arial" w:hAnsi="Arial" w:cs="Arial"/>
+          <w:sz w:val="24"/>
+          <w:szCs w:val="24"/>
+        </w:rPr>
+        <w:t>▼</w:t>
+      </w:r>
+    </w:p>
+    <w:p>
+      <w:pPr>
+        <w:rPr>
+          <w:sz w:val="24"/>
+          <w:szCs w:val="24"/>
+        </w:rPr>
+      </w:pPr>
+    </w:p>
+    <w:p>
+      <w:pPr>
+        <w:rPr>
+          <w:sz w:val="24"/>
+          <w:szCs w:val="24"/>
+        </w:rPr>
+      </w:pPr>
+      <w:r>
+        <w:rPr>
+          <w:sz w:val="24"/>
+          <w:szCs w:val="24"/>
+        </w:rPr>
+        <w:t xml:space="preserve">             Admin Creates Course</w:t>
+      </w:r>
+    </w:p>
+    <w:p>
+      <w:pPr>
+        <w:rPr>
+          <w:sz w:val="24"/>
+          <w:szCs w:val="24"/>
+        </w:rPr>
+      </w:pPr>
+      <w:r>
+        <w:rPr>
+          <w:sz w:val="24"/>
+          <w:szCs w:val="24"/>
+        </w:rPr>
+        <w:t xml:space="preserve">                     │</w:t>
+      </w:r>
+    </w:p>
+    <w:p>
+      <w:pPr>
+        <w:rPr>
+          <w:sz w:val="24"/>
+          <w:szCs w:val="24"/>
+        </w:rPr>
+      </w:pPr>
+      <w:r>
+        <w:rPr>
+          <w:sz w:val="24"/>
+          <w:szCs w:val="24"/>
+        </w:rPr>
+        <w:t xml:space="preserve">                     </w:t>
+      </w:r>
+      <w:r>
+        <w:rPr>
+          <w:rFonts w:ascii="Arial" w:hAnsi="Arial" w:cs="Arial"/>
+          <w:sz w:val="24"/>
+          <w:szCs w:val="24"/>
+        </w:rPr>
+        <w:t>▼</w:t>
+      </w:r>
+    </w:p>
+    <w:p>
+      <w:pPr>
+        <w:rPr>
+          <w:sz w:val="24"/>
+          <w:szCs w:val="24"/>
+        </w:rPr>
+      </w:pPr>
+    </w:p>
+    <w:p>
+      <w:pPr>
+        <w:rPr>
+          <w:sz w:val="24"/>
+          <w:szCs w:val="24"/>
+        </w:rPr>
+      </w:pPr>
+      <w:r>
+        <w:rPr>
+          <w:sz w:val="24"/>
+          <w:szCs w:val="24"/>
+        </w:rPr>
+        <w:t xml:space="preserve">               POST /courses</w:t>
+      </w:r>
+    </w:p>
+    <w:p>
+      <w:pPr>
+        <w:rPr>
+          <w:sz w:val="24"/>
+          <w:szCs w:val="24"/>
+        </w:rPr>
+      </w:pPr>
+      <w:r>
+        <w:rPr>
+          <w:sz w:val="24"/>
+          <w:szCs w:val="24"/>
+        </w:rPr>
+        <w:t xml:space="preserve">                     │</w:t>
+      </w:r>
+    </w:p>
+    <w:p>
+      <w:pPr>
+        <w:rPr>
+          <w:sz w:val="24"/>
+          <w:szCs w:val="24"/>
+        </w:rPr>
+      </w:pPr>
+      <w:r>
+        <w:rPr>
+          <w:sz w:val="24"/>
+          <w:szCs w:val="24"/>
+        </w:rPr>
+        <w:t xml:space="preserve">                     </w:t>
+      </w:r>
+      <w:r>
+        <w:rPr>
+          <w:rFonts w:ascii="Arial" w:hAnsi="Arial" w:cs="Arial"/>
+          <w:sz w:val="24"/>
+          <w:szCs w:val="24"/>
+        </w:rPr>
+        <w:t>▼</w:t>
+      </w:r>
+    </w:p>
+    <w:p>
+      <w:pPr>
+        <w:rPr>
+          <w:sz w:val="24"/>
+          <w:szCs w:val="24"/>
+        </w:rPr>
+      </w:pPr>
+    </w:p>
+    <w:p>
+      <w:pPr>
+        <w:rPr>
+          <w:sz w:val="24"/>
+          <w:szCs w:val="24"/>
+        </w:rPr>
+      </w:pPr>
+      <w:r>
+        <w:rPr>
+          <w:sz w:val="24"/>
+          <w:szCs w:val="24"/>
+        </w:rPr>
+        <w:t xml:space="preserve">          ┌──────────────────────┐</w:t>
+      </w:r>
+    </w:p>
+    <w:p>
+      <w:pPr>
+        <w:rPr>
+          <w:sz w:val="24"/>
+          <w:szCs w:val="24"/>
+        </w:rPr>
+      </w:pPr>
+      <w:r>
+        <w:rPr>
+          <w:sz w:val="24"/>
+          <w:szCs w:val="24"/>
+        </w:rPr>
+        <w:t xml:space="preserve">          │ Course Stored in </w:t>
+      </w:r>
+      <w:proofErr w:type="gramStart"/>
+      <w:r>
+        <w:rPr>
+          <w:sz w:val="24"/>
+          <w:szCs w:val="24"/>
+        </w:rPr>
+        <w:t>DB  │</w:t>
+      </w:r>
+      <w:proofErr w:type="gramEnd"/>
+    </w:p>
+    <w:p>
+      <w:pPr>
+        <w:rPr>
+          <w:sz w:val="24"/>
+          <w:szCs w:val="24"/>
+        </w:rPr>
+      </w:pPr>
+      <w:r>
+        <w:rPr>
+          <w:sz w:val="24"/>
+          <w:szCs w:val="24"/>
+        </w:rPr>
+        <w:t xml:space="preserve">          └──────────────────────┘</w:t>
+      </w:r>
+    </w:p>
+    <w:p>
+      <w:pPr>
+        <w:rPr>
+          <w:sz w:val="24"/>
+          <w:szCs w:val="24"/>
+        </w:rPr>
+      </w:pPr>
+    </w:p>
+    <w:p>
+      <w:pPr>
+        <w:rPr>
+          <w:sz w:val="24"/>
+          <w:szCs w:val="24"/>
+        </w:rPr>
+      </w:pPr>
+    </w:p>
+    <w:p>
+      <w:pPr>
+        <w:rPr>
+          <w:sz w:val="24"/>
+          <w:szCs w:val="24"/>
+        </w:rPr>
+      </w:pPr>
+      <w:r>
+        <w:rPr>
+          <w:sz w:val="24"/>
+          <w:szCs w:val="24"/>
+        </w:rPr>
+        <w:t>----------------------------------------------------------</w:t>
+      </w:r>
+    </w:p>
+    <w:p>
+      <w:pPr>
+        <w:rPr>
+          <w:sz w:val="24"/>
+          <w:szCs w:val="24"/>
+        </w:rPr>
+      </w:pPr>
+    </w:p>
+    <w:p>
+      <w:pPr>
+        <w:rPr>
+          <w:sz w:val="24"/>
+          <w:szCs w:val="24"/>
+        </w:rPr>
+      </w:pPr>
+      <w:r>
+        <w:rPr>
+          <w:sz w:val="24"/>
+          <w:szCs w:val="24"/>
+        </w:rPr>
+        <w:t xml:space="preserve">        Admin Assigns Course </w:t>
+      </w:r>
+      <w:proofErr w:type="gramStart"/>
+      <w:r>
+        <w:rPr>
+          <w:sz w:val="24"/>
+          <w:szCs w:val="24"/>
+        </w:rPr>
+        <w:t>To</w:t>
+      </w:r>
+      <w:proofErr w:type="gramEnd"/>
+      <w:r>
+        <w:rPr>
+          <w:sz w:val="24"/>
+          <w:szCs w:val="24"/>
+        </w:rPr>
+        <w:t xml:space="preserve"> Teacher</w:t>
+      </w:r>
+    </w:p>
+    <w:p>
+      <w:pPr>
+        <w:rPr>
+          <w:sz w:val="24"/>
+          <w:szCs w:val="24"/>
+        </w:rPr>
+      </w:pPr>
+      <w:r>
+        <w:rPr>
+          <w:sz w:val="24"/>
+          <w:szCs w:val="24"/>
+        </w:rPr>
+        <w:t xml:space="preserve">                     │</w:t>
+      </w:r>
+    </w:p>
+    <w:p>
+      <w:pPr>
+        <w:rPr>
+          <w:sz w:val="24"/>
+          <w:szCs w:val="24"/>
+        </w:rPr>
+      </w:pPr>
+      <w:r>
+        <w:rPr>
+          <w:sz w:val="24"/>
+          <w:szCs w:val="24"/>
+        </w:rPr>
+        <w:t xml:space="preserve">                     </w:t>
+      </w:r>
+      <w:r>
+        <w:rPr>
+          <w:rFonts w:ascii="Arial" w:hAnsi="Arial" w:cs="Arial"/>
+          <w:sz w:val="24"/>
+          <w:szCs w:val="24"/>
+        </w:rPr>
+        <w:t>▼</w:t>
+      </w:r>
+    </w:p>
+    <w:p>
+      <w:pPr>
+        <w:rPr>
+          <w:sz w:val="24"/>
+          <w:szCs w:val="24"/>
+        </w:rPr>
+      </w:pPr>
+    </w:p>
+    <w:p>
+      <w:pPr>
+        <w:rPr>
+          <w:sz w:val="24"/>
+          <w:szCs w:val="24"/>
+        </w:rPr>
+      </w:pPr>
+      <w:r>
+        <w:rPr>
+          <w:sz w:val="24"/>
+          <w:szCs w:val="24"/>
+        </w:rPr>
+        <w:t xml:space="preserve">         PUT /teachers</w:t>
+      </w:r>
+      <w:proofErr w:type="gramStart"/>
+      <w:r>
+        <w:rPr>
+          <w:sz w:val="24"/>
+          <w:szCs w:val="24"/>
+        </w:rPr>
+        <w:t>/:</w:t>
+      </w:r>
+      <w:proofErr w:type="spellStart"/>
+      <w:r>
+        <w:rPr>
+          <w:sz w:val="24"/>
+          <w:szCs w:val="24"/>
+        </w:rPr>
+        <w:t>teacherId</w:t>
+      </w:r>
+      <w:proofErr w:type="spellEnd"/>
+      <w:proofErr w:type="gramEnd"/>
+    </w:p>
+    <w:p>
+      <w:pPr>
+        <w:rPr>
+          <w:sz w:val="24"/>
+          <w:szCs w:val="24"/>
+        </w:rPr>
+      </w:pPr>
+      <w:r>
+        <w:rPr>
+          <w:sz w:val="24"/>
+          <w:szCs w:val="24"/>
+        </w:rPr>
+        <w:t xml:space="preserve">                     │</w:t>
+      </w:r>
+    </w:p>
+    <w:p>
+      <w:pPr>
+        <w:rPr>
+          <w:sz w:val="24"/>
+          <w:szCs w:val="24"/>
+        </w:rPr>
+      </w:pPr>
+      <w:r>
+        <w:rPr>
+          <w:sz w:val="24"/>
+          <w:szCs w:val="24"/>
+        </w:rPr>
+        <w:t xml:space="preserve">                     </w:t>
+      </w:r>
+      <w:r>
+        <w:rPr>
+          <w:rFonts w:ascii="Arial" w:hAnsi="Arial" w:cs="Arial"/>
+          <w:sz w:val="24"/>
+          <w:szCs w:val="24"/>
+        </w:rPr>
+        <w:t>▼</w:t>
+      </w:r>
+    </w:p>
+    <w:p>
+      <w:pPr>
+        <w:rPr>
+          <w:sz w:val="24"/>
+          <w:szCs w:val="24"/>
+        </w:rPr>
+      </w:pPr>
+    </w:p>
+    <w:p>
+      <w:pPr>
+        <w:rPr>
+          <w:sz w:val="24"/>
+          <w:szCs w:val="24"/>
+        </w:rPr>
+      </w:pPr>
+      <w:r>
+        <w:rPr>
+          <w:sz w:val="24"/>
+          <w:szCs w:val="24"/>
+        </w:rPr>
+        <w:t xml:space="preserve">         </w:t>
+      </w:r>
+      <w:proofErr w:type="spellStart"/>
+      <w:r>
+        <w:rPr>
+          <w:sz w:val="24"/>
+          <w:szCs w:val="24"/>
+        </w:rPr>
+        <w:t>assigned_courseid</w:t>
+      </w:r>
+      <w:proofErr w:type="spellEnd"/>
+      <w:r>
+        <w:rPr>
+          <w:sz w:val="24"/>
+          <w:szCs w:val="24"/>
+        </w:rPr>
+        <w:t xml:space="preserve"> updated</w:t>
+      </w:r>
+    </w:p>
+    <w:p>
+      <w:pPr>
+        <w:rPr>
+          <w:sz w:val="24"/>
+          <w:szCs w:val="24"/>
+        </w:rPr>
+      </w:pPr>
+      <w:r>
+        <w:rPr>
+          <w:sz w:val="24"/>
+          <w:szCs w:val="24"/>
+        </w:rPr>
+        <w:t xml:space="preserve">                     │</w:t>
+      </w:r>
+    </w:p>
+    <w:p>
+      <w:pPr>
+        <w:rPr>
+          <w:sz w:val="24"/>
+          <w:szCs w:val="24"/>
+        </w:rPr>
+      </w:pPr>
+      <w:r>
+        <w:rPr>
+          <w:sz w:val="24"/>
+          <w:szCs w:val="24"/>
+        </w:rPr>
+        <w:t xml:space="preserve">                     </w:t>
+      </w:r>
+      <w:r>
+        <w:rPr>
+          <w:rFonts w:ascii="Arial" w:hAnsi="Arial" w:cs="Arial"/>
+          <w:sz w:val="24"/>
+          <w:szCs w:val="24"/>
+        </w:rPr>
+        <w:t>▼</w:t>
+      </w:r>
+    </w:p>
+    <w:p>
+      <w:pPr>
+        <w:rPr>
+          <w:sz w:val="24"/>
+          <w:szCs w:val="24"/>
+        </w:rPr>
+      </w:pPr>
+    </w:p>
+    <w:p>
+      <w:pPr>
+        <w:rPr>
+          <w:sz w:val="24"/>
+          <w:szCs w:val="24"/>
+        </w:rPr>
+      </w:pPr>
+      <w:r>
+        <w:rPr>
+          <w:sz w:val="24"/>
+          <w:szCs w:val="24"/>
+        </w:rPr>
+        <w:t xml:space="preserve"> Teacher document now contains course IDs</w:t>
+      </w:r>
+    </w:p>
+    <w:p>
+      <w:pPr>
+        <w:rPr>
+          <w:sz w:val="24"/>
+          <w:szCs w:val="24"/>
+        </w:rPr>
+      </w:pPr>
+    </w:p>
+    <w:p>
+      <w:pPr>
+        <w:rPr>
+          <w:sz w:val="24"/>
+          <w:szCs w:val="24"/>
+        </w:rPr>
+      </w:pPr>
+    </w:p>
+    <w:p>
+      <w:pPr>
+        <w:rPr>
+          <w:sz w:val="24"/>
+          <w:szCs w:val="24"/>
+        </w:rPr>
+      </w:pPr>
+      <w:r>
+        <w:rPr>
+          <w:sz w:val="24"/>
+          <w:szCs w:val="24"/>
+        </w:rPr>
+        <w:t>==========================================================</w:t>
+      </w:r>
+    </w:p>
+    <w:p>
+      <w:pPr>
+        <w:rPr>
+          <w:sz w:val="24"/>
+          <w:szCs w:val="24"/>
+        </w:rPr>
+      </w:pPr>
+      <w:r>
+        <w:rPr>
+          <w:sz w:val="24"/>
+          <w:szCs w:val="24"/>
+        </w:rPr>
+        <w:t xml:space="preserve">                TEACHER FLOW</w:t>
+      </w:r>
+    </w:p>
+    <w:p>
+      <w:pPr>
+        <w:rPr>
+          <w:sz w:val="24"/>
+          <w:szCs w:val="24"/>
+        </w:rPr>
+      </w:pPr>
+      <w:r>
+        <w:rPr>
+          <w:sz w:val="24"/>
+          <w:szCs w:val="24"/>
+        </w:rPr>
+        <w:t>==========================================================</w:t>
+      </w:r>
+    </w:p>
+    <w:p>
+      <w:pPr>
+        <w:rPr>
+          <w:sz w:val="24"/>
+          <w:szCs w:val="24"/>
+        </w:rPr>
+      </w:pPr>
+    </w:p>
+    <w:p>
+      <w:pPr>
+        <w:rPr>
+          <w:sz w:val="24"/>
+          <w:szCs w:val="24"/>
+        </w:rPr>
+      </w:pPr>
+      <w:r>
+        <w:rPr>
+          <w:sz w:val="24"/>
+          <w:szCs w:val="24"/>
+        </w:rPr>
+        <w:t xml:space="preserve">         Teacher opens dashboard</w:t>
+      </w:r>
+    </w:p>
+    <w:p>
+      <w:pPr>
+        <w:rPr>
+          <w:sz w:val="24"/>
+          <w:szCs w:val="24"/>
+        </w:rPr>
+      </w:pPr>
+      <w:r>
+        <w:rPr>
+          <w:sz w:val="24"/>
+          <w:szCs w:val="24"/>
+        </w:rPr>
+        <w:t xml:space="preserve">                     │</w:t>
+      </w:r>
+    </w:p>
+    <w:p>
+      <w:pPr>
+        <w:rPr>
+          <w:sz w:val="24"/>
+          <w:szCs w:val="24"/>
+        </w:rPr>
+      </w:pPr>
+      <w:r>
+        <w:rPr>
+          <w:sz w:val="24"/>
+          <w:szCs w:val="24"/>
+        </w:rPr>
+        <w:t xml:space="preserve">                     </w:t>
+      </w:r>
+      <w:r>
+        <w:rPr>
+          <w:rFonts w:ascii="Arial" w:hAnsi="Arial" w:cs="Arial"/>
+          <w:sz w:val="24"/>
+          <w:szCs w:val="24"/>
+        </w:rPr>
+        <w:t>▼</w:t>
+      </w:r>
+    </w:p>
+    <w:p>
+      <w:pPr>
+        <w:rPr>
+          <w:sz w:val="24"/>
+          <w:szCs w:val="24"/>
+        </w:rPr>
+      </w:pPr>
+    </w:p>
+    <w:p>
+      <w:pPr>
+        <w:rPr>
+          <w:sz w:val="24"/>
+          <w:szCs w:val="24"/>
+        </w:rPr>
+      </w:pPr>
+      <w:r>
+        <w:rPr>
+          <w:sz w:val="24"/>
+          <w:szCs w:val="24"/>
+        </w:rPr>
+        <w:t xml:space="preserve">      GET /teachers/:id</w:t>
+      </w:r>
+    </w:p>
+    <w:p>
+      <w:pPr>
+        <w:rPr>
+          <w:sz w:val="24"/>
+          <w:szCs w:val="24"/>
+        </w:rPr>
+      </w:pPr>
+      <w:r>
+        <w:rPr>
+          <w:sz w:val="24"/>
+          <w:szCs w:val="24"/>
+        </w:rPr>
+        <w:t xml:space="preserve">                     │</w:t>
+      </w:r>
+    </w:p>
+    <w:p>
+      <w:pPr>
+        <w:rPr>
+          <w:sz w:val="24"/>
+          <w:szCs w:val="24"/>
+        </w:rPr>
+      </w:pPr>
+      <w:r>
+        <w:rPr>
+          <w:sz w:val="24"/>
+          <w:szCs w:val="24"/>
+        </w:rPr>
+        <w:t xml:space="preserve">                     </w:t>
+      </w:r>
+      <w:r>
+        <w:rPr>
+          <w:rFonts w:ascii="Arial" w:hAnsi="Arial" w:cs="Arial"/>
+          <w:sz w:val="24"/>
+          <w:szCs w:val="24"/>
+        </w:rPr>
+        <w:t>▼</w:t>
+      </w:r>
+    </w:p>
+    <w:p>
+      <w:pPr>
+        <w:rPr>
+          <w:sz w:val="24"/>
+          <w:szCs w:val="24"/>
+        </w:rPr>
+      </w:pPr>
+    </w:p>
+    <w:p>
+      <w:pPr>
+        <w:rPr>
+          <w:sz w:val="24"/>
+          <w:szCs w:val="24"/>
+        </w:rPr>
+      </w:pPr>
+      <w:r>
+        <w:rPr>
+          <w:sz w:val="24"/>
+          <w:szCs w:val="24"/>
+        </w:rPr>
+        <w:t xml:space="preserve">        Teacher profile fetched</w:t>
+      </w:r>
+    </w:p>
+    <w:p>
+      <w:pPr>
+        <w:rPr>
+          <w:sz w:val="24"/>
+          <w:szCs w:val="24"/>
+        </w:rPr>
+      </w:pPr>
+      <w:r>
+        <w:rPr>
+          <w:sz w:val="24"/>
+          <w:szCs w:val="24"/>
+        </w:rPr>
+        <w:t xml:space="preserve">                     │</w:t>
+      </w:r>
+    </w:p>
+    <w:p>
+      <w:pPr>
+        <w:rPr>
+          <w:sz w:val="24"/>
+          <w:szCs w:val="24"/>
+        </w:rPr>
+      </w:pPr>
+      <w:r>
+        <w:rPr>
+          <w:sz w:val="24"/>
+          <w:szCs w:val="24"/>
+        </w:rPr>
+        <w:t xml:space="preserve">                     </w:t>
+      </w:r>
+      <w:r>
+        <w:rPr>
+          <w:rFonts w:ascii="Arial" w:hAnsi="Arial" w:cs="Arial"/>
+          <w:sz w:val="24"/>
+          <w:szCs w:val="24"/>
+        </w:rPr>
+        <w:t>▼</w:t>
+      </w:r>
+    </w:p>
+    <w:p>
+      <w:pPr>
+        <w:rPr>
+          <w:sz w:val="24"/>
+          <w:szCs w:val="24"/>
+        </w:rPr>
+      </w:pPr>
+    </w:p>
+    <w:p>
+      <w:pPr>
+        <w:rPr>
+          <w:sz w:val="24"/>
+          <w:szCs w:val="24"/>
+        </w:rPr>
+      </w:pPr>
+      <w:r>
+        <w:rPr>
+          <w:sz w:val="24"/>
+          <w:szCs w:val="24"/>
+        </w:rPr>
+        <w:t xml:space="preserve"> GET /</w:t>
+      </w:r>
+      <w:proofErr w:type="spellStart"/>
+      <w:r>
+        <w:rPr>
+          <w:sz w:val="24"/>
+          <w:szCs w:val="24"/>
+        </w:rPr>
+        <w:t>getassignedCourseByteacher</w:t>
+      </w:r>
+      <w:proofErr w:type="spellEnd"/>
+      <w:r>
+        <w:rPr>
+          <w:sz w:val="24"/>
+          <w:szCs w:val="24"/>
+        </w:rPr>
+        <w:t>/:id</w:t>
+      </w:r>
+    </w:p>
+    <w:p>
+      <w:pPr>
+        <w:rPr>
+          <w:sz w:val="24"/>
+          <w:szCs w:val="24"/>
+        </w:rPr>
+      </w:pPr>
+      <w:r>
+        <w:rPr>
+          <w:sz w:val="24"/>
+          <w:szCs w:val="24"/>
+        </w:rPr>
+        <w:t xml:space="preserve">                     │</w:t>
+      </w:r>
+    </w:p>
+    <w:p>
+      <w:pPr>
+        <w:rPr>
+          <w:sz w:val="24"/>
+          <w:szCs w:val="24"/>
+        </w:rPr>
+      </w:pPr>
+      <w:r>
+        <w:rPr>
+          <w:sz w:val="24"/>
+          <w:szCs w:val="24"/>
+        </w:rPr>
+        <w:t xml:space="preserve">                     </w:t>
+      </w:r>
+      <w:r>
+        <w:rPr>
+          <w:rFonts w:ascii="Arial" w:hAnsi="Arial" w:cs="Arial"/>
+          <w:sz w:val="24"/>
+          <w:szCs w:val="24"/>
+        </w:rPr>
+        <w:t>▼</w:t>
+      </w:r>
+    </w:p>
+    <w:p>
+      <w:pPr>
+        <w:rPr>
+          <w:sz w:val="24"/>
+          <w:szCs w:val="24"/>
+        </w:rPr>
+      </w:pPr>
+    </w:p>
+    <w:p>
+      <w:pPr>
+        <w:rPr>
+          <w:sz w:val="24"/>
+          <w:szCs w:val="24"/>
+        </w:rPr>
+      </w:pPr>
+      <w:r>
+        <w:rPr>
+          <w:sz w:val="24"/>
+          <w:szCs w:val="24"/>
+        </w:rPr>
+        <w:t xml:space="preserve">      Fetch </w:t>
+      </w:r>
+      <w:proofErr w:type="spellStart"/>
+      <w:r>
+        <w:rPr>
+          <w:sz w:val="24"/>
+          <w:szCs w:val="24"/>
+        </w:rPr>
+        <w:t>assigned_courseid</w:t>
+      </w:r>
+      <w:proofErr w:type="spellEnd"/>
+      <w:r>
+        <w:rPr>
+          <w:sz w:val="24"/>
+          <w:szCs w:val="24"/>
+        </w:rPr>
+        <w:t xml:space="preserve"> array</w:t>
+      </w:r>
+    </w:p>
+    <w:p>
+      <w:pPr>
+        <w:rPr>
+          <w:sz w:val="24"/>
+          <w:szCs w:val="24"/>
+        </w:rPr>
+      </w:pPr>
+      <w:r>
+        <w:rPr>
+          <w:sz w:val="24"/>
+          <w:szCs w:val="24"/>
+        </w:rPr>
+        <w:t xml:space="preserve">                     │</w:t>
+      </w:r>
+    </w:p>
+    <w:p>
+      <w:pPr>
+        <w:rPr>
+          <w:sz w:val="24"/>
+          <w:szCs w:val="24"/>
+        </w:rPr>
+      </w:pPr>
+      <w:r>
+        <w:rPr>
+          <w:sz w:val="24"/>
+          <w:szCs w:val="24"/>
+        </w:rPr>
+        <w:t xml:space="preserve">                     </w:t>
+      </w:r>
+      <w:r>
+        <w:rPr>
+          <w:rFonts w:ascii="Arial" w:hAnsi="Arial" w:cs="Arial"/>
+          <w:sz w:val="24"/>
+          <w:szCs w:val="24"/>
+        </w:rPr>
+        <w:t>▼</w:t>
+      </w:r>
+    </w:p>
+    <w:p>
+      <w:pPr>
+        <w:rPr>
+          <w:sz w:val="24"/>
+          <w:szCs w:val="24"/>
+        </w:rPr>
+      </w:pPr>
+    </w:p>
+    <w:p>
+      <w:pPr>
+        <w:rPr>
+          <w:sz w:val="24"/>
+          <w:szCs w:val="24"/>
+        </w:rPr>
+      </w:pPr>
+      <w:r>
+        <w:rPr>
+          <w:sz w:val="24"/>
+          <w:szCs w:val="24"/>
+        </w:rPr>
+        <w:t xml:space="preserve"> Populate course details from Course model</w:t>
+      </w:r>
+    </w:p>
+    <w:p>
+      <w:pPr>
+        <w:rPr>
+          <w:sz w:val="24"/>
+          <w:szCs w:val="24"/>
+        </w:rPr>
+      </w:pPr>
+      <w:r>
+        <w:rPr>
+          <w:sz w:val="24"/>
+          <w:szCs w:val="24"/>
+        </w:rPr>
+        <w:t xml:space="preserve">                     │</w:t>
+      </w:r>
+    </w:p>
+    <w:p>
+      <w:pPr>
+        <w:rPr>
+          <w:sz w:val="24"/>
+          <w:szCs w:val="24"/>
+        </w:rPr>
+      </w:pPr>
+      <w:r>
+        <w:rPr>
+          <w:sz w:val="24"/>
+          <w:szCs w:val="24"/>
+        </w:rPr>
+        <w:t xml:space="preserve">                     </w:t>
+      </w:r>
+      <w:r>
+        <w:rPr>
+          <w:rFonts w:ascii="Arial" w:hAnsi="Arial" w:cs="Arial"/>
+          <w:sz w:val="24"/>
+          <w:szCs w:val="24"/>
+        </w:rPr>
+        <w:t>▼</w:t>
+      </w:r>
+    </w:p>
+    <w:p>
+      <w:pPr>
+        <w:rPr>
+          <w:sz w:val="24"/>
+          <w:szCs w:val="24"/>
+        </w:rPr>
+      </w:pPr>
+    </w:p>
+    <w:p>
+      <w:pPr>
+        <w:rPr>
+          <w:sz w:val="24"/>
+          <w:szCs w:val="24"/>
+        </w:rPr>
+      </w:pPr>
+      <w:r>
+        <w:rPr>
+          <w:sz w:val="24"/>
+          <w:szCs w:val="24"/>
+        </w:rPr>
+        <w:t xml:space="preserve">      Return:</w:t>
+      </w:r>
+    </w:p>
+    <w:p>
+      <w:pPr>
+        <w:rPr>
+          <w:sz w:val="24"/>
+          <w:szCs w:val="24"/>
+        </w:rPr>
+      </w:pPr>
+      <w:r>
+        <w:rPr>
+          <w:sz w:val="24"/>
+          <w:szCs w:val="24"/>
+        </w:rPr>
+        <w:t xml:space="preserve">      [</w:t>
+      </w:r>
+    </w:p>
+    <w:p>
+      <w:pPr>
+        <w:rPr>
+          <w:sz w:val="24"/>
+          <w:szCs w:val="24"/>
+        </w:rPr>
+      </w:pPr>
+      <w:r>
+        <w:rPr>
+          <w:sz w:val="24"/>
+          <w:szCs w:val="24"/>
+        </w:rPr>
+        <w:t xml:space="preserve">        </w:t>
+      </w:r>
+      <w:proofErr w:type="gramStart"/>
+      <w:r>
+        <w:rPr>
+          <w:sz w:val="24"/>
+          <w:szCs w:val="24"/>
+        </w:rPr>
+        <w:t>{ id</w:t>
+      </w:r>
+      <w:proofErr w:type="gramEnd"/>
+      <w:r>
+        <w:rPr>
+          <w:sz w:val="24"/>
+          <w:szCs w:val="24"/>
+        </w:rPr>
+        <w:t xml:space="preserve">, </w:t>
+      </w:r>
+      <w:proofErr w:type="spellStart"/>
+      <w:r>
+        <w:rPr>
+          <w:sz w:val="24"/>
+          <w:szCs w:val="24"/>
+        </w:rPr>
+        <w:t>coursename</w:t>
+      </w:r>
+      <w:proofErr w:type="spellEnd"/>
+      <w:r>
+        <w:rPr>
+          <w:sz w:val="24"/>
+          <w:szCs w:val="24"/>
+        </w:rPr>
+        <w:t xml:space="preserve"> }</w:t>
+      </w:r>
+    </w:p>
+    <w:p>
+      <w:pPr>
+        <w:rPr>
+          <w:sz w:val="24"/>
+          <w:szCs w:val="24"/>
+        </w:rPr>
+      </w:pPr>
+      <w:r>
+        <w:rPr>
+          <w:sz w:val="24"/>
+          <w:szCs w:val="24"/>
+        </w:rPr>
+        <w:t xml:space="preserve">      ]</w:t>
+      </w:r>
+    </w:p>
+    <w:p>
+      <w:pPr>
+        <w:rPr>
+          <w:sz w:val="24"/>
+          <w:szCs w:val="24"/>
+        </w:rPr>
+      </w:pPr>
+      <w:r>
+        <w:rPr>
+          <w:sz w:val="24"/>
+          <w:szCs w:val="24"/>
+        </w:rPr>
+        <w:t xml:space="preserve">                     │</w:t>
+      </w:r>
+    </w:p>
+    <w:p>
+      <w:pPr>
+        <w:rPr>
+          <w:sz w:val="24"/>
+          <w:szCs w:val="24"/>
+        </w:rPr>
+      </w:pPr>
+      <w:r>
+        <w:rPr>
+          <w:sz w:val="24"/>
+          <w:szCs w:val="24"/>
+        </w:rPr>
+        <w:t xml:space="preserve">                     </w:t>
+      </w:r>
+      <w:r>
+        <w:rPr>
+          <w:rFonts w:ascii="Arial" w:hAnsi="Arial" w:cs="Arial"/>
+          <w:sz w:val="24"/>
+          <w:szCs w:val="24"/>
+        </w:rPr>
+        <w:t>▼</w:t>
+      </w:r>
+    </w:p>
+    <w:p>
+      <w:pPr>
+        <w:rPr>
+          <w:sz w:val="24"/>
+          <w:szCs w:val="24"/>
+        </w:rPr>
+      </w:pPr>
+    </w:p>
+    <w:p>
+      <w:pPr>
+        <w:rPr>
+          <w:sz w:val="24"/>
+          <w:szCs w:val="24"/>
+        </w:rPr>
+      </w:pPr>
+      <w:r>
+        <w:rPr>
+          <w:sz w:val="24"/>
+          <w:szCs w:val="24"/>
+        </w:rPr>
+        <w:t xml:space="preserve">      Frontend renders course cards</w:t>
+      </w:r>
+    </w:p>
+    <w:p>
+      <w:pPr>
+        <w:rPr>
+          <w:sz w:val="24"/>
+          <w:szCs w:val="24"/>
+        </w:rPr>
+      </w:pPr>
+    </w:p>
+    <w:p>
+      <w:pPr>
+        <w:rPr>
+          <w:sz w:val="24"/>
+          <w:szCs w:val="24"/>
+        </w:rPr>
+      </w:pPr>
+    </w:p>
+    <w:p>
+      <w:pPr>
+        <w:rPr>
+          <w:sz w:val="24"/>
+          <w:szCs w:val="24"/>
+        </w:rPr>
+      </w:pPr>
+      <w:r>
+        <w:rPr>
+          <w:sz w:val="24"/>
+          <w:szCs w:val="24"/>
+        </w:rPr>
+        <w:lastRenderedPageBreak/>
+        <w:t>==========================================================</w:t>
+      </w:r>
+    </w:p>
+    <w:p>
+      <w:pPr>
+        <w:rPr>
+          <w:sz w:val="24"/>
+          <w:szCs w:val="24"/>
+        </w:rPr>
+      </w:pPr>
+      <w:r>
+        <w:rPr>
+          <w:sz w:val="24"/>
+          <w:szCs w:val="24"/>
+        </w:rPr>
+        <w:t xml:space="preserve">                STUDENT FLOW</w:t>
+      </w:r>
+    </w:p>
+    <w:p>
+      <w:pPr>
+        <w:rPr>
+          <w:sz w:val="24"/>
+          <w:szCs w:val="24"/>
+        </w:rPr>
+      </w:pPr>
+      <w:r>
+        <w:rPr>
+          <w:sz w:val="24"/>
+          <w:szCs w:val="24"/>
+        </w:rPr>
+        <w:t>==========================================================</w:t>
+      </w:r>
+    </w:p>
+    <w:p>
+      <w:pPr>
+        <w:rPr>
+          <w:sz w:val="24"/>
+          <w:szCs w:val="24"/>
+        </w:rPr>
+      </w:pPr>
+    </w:p>
+    <w:p>
+      <w:pPr>
+        <w:rPr>
+          <w:sz w:val="24"/>
+          <w:szCs w:val="24"/>
+        </w:rPr>
+      </w:pPr>
+      <w:r>
+        <w:rPr>
+          <w:sz w:val="24"/>
+          <w:szCs w:val="24"/>
+        </w:rPr>
+        <w:t xml:space="preserve">          Student opens courses page</w:t>
+      </w:r>
+    </w:p>
+    <w:p>
+      <w:pPr>
+        <w:rPr>
+          <w:sz w:val="24"/>
+          <w:szCs w:val="24"/>
+        </w:rPr>
+      </w:pPr>
+      <w:r>
+        <w:rPr>
+          <w:sz w:val="24"/>
+          <w:szCs w:val="24"/>
+        </w:rPr>
+        <w:t xml:space="preserve">                     │</w:t>
+      </w:r>
+    </w:p>
+    <w:p>
+      <w:pPr>
+        <w:rPr>
+          <w:sz w:val="24"/>
+          <w:szCs w:val="24"/>
+        </w:rPr>
+      </w:pPr>
+      <w:r>
+        <w:rPr>
+          <w:sz w:val="24"/>
+          <w:szCs w:val="24"/>
+        </w:rPr>
+        <w:t xml:space="preserve">                     </w:t>
+      </w:r>
+      <w:r>
+        <w:rPr>
+          <w:rFonts w:ascii="Arial" w:hAnsi="Arial" w:cs="Arial"/>
+          <w:sz w:val="24"/>
+          <w:szCs w:val="24"/>
+        </w:rPr>
+        <w:t>▼</w:t>
+      </w:r>
+    </w:p>
+    <w:p>
+      <w:pPr>
+        <w:rPr>
+          <w:sz w:val="24"/>
+          <w:szCs w:val="24"/>
+        </w:rPr>
+      </w:pPr>
+    </w:p>
+    <w:p>
+      <w:pPr>
+        <w:rPr>
+          <w:sz w:val="24"/>
+          <w:szCs w:val="24"/>
+        </w:rPr>
+      </w:pPr>
+      <w:r>
+        <w:rPr>
+          <w:sz w:val="24"/>
+          <w:szCs w:val="24"/>
+        </w:rPr>
+        <w:t xml:space="preserve">              GET /courses</w:t>
+      </w:r>
+    </w:p>
+    <w:p>
+      <w:pPr>
+        <w:rPr>
+          <w:sz w:val="24"/>
+          <w:szCs w:val="24"/>
+        </w:rPr>
+      </w:pPr>
+      <w:r>
+        <w:rPr>
+          <w:sz w:val="24"/>
+          <w:szCs w:val="24"/>
+        </w:rPr>
+        <w:t xml:space="preserve">                     │</w:t>
+      </w:r>
+    </w:p>
+    <w:p>
+      <w:pPr>
+        <w:rPr>
+          <w:sz w:val="24"/>
+          <w:szCs w:val="24"/>
+        </w:rPr>
+      </w:pPr>
+      <w:r>
+        <w:rPr>
+          <w:sz w:val="24"/>
+          <w:szCs w:val="24"/>
+        </w:rPr>
+        <w:t xml:space="preserve">                     </w:t>
+      </w:r>
+      <w:r>
+        <w:rPr>
+          <w:rFonts w:ascii="Arial" w:hAnsi="Arial" w:cs="Arial"/>
+          <w:sz w:val="24"/>
+          <w:szCs w:val="24"/>
+        </w:rPr>
+        <w:t>▼</w:t>
+      </w:r>
+    </w:p>
+    <w:p>
+      <w:pPr>
+        <w:rPr>
+          <w:sz w:val="24"/>
+          <w:szCs w:val="24"/>
+        </w:rPr>
+      </w:pPr>
+    </w:p>
+    <w:p>
+      <w:pPr>
+        <w:rPr>
+          <w:sz w:val="24"/>
+          <w:szCs w:val="24"/>
+        </w:rPr>
+      </w:pPr>
+      <w:r>
+        <w:rPr>
+          <w:sz w:val="24"/>
+          <w:szCs w:val="24"/>
+        </w:rPr>
+        <w:t xml:space="preserve">          Courses shown on frontend</w:t>
+      </w:r>
+    </w:p>
+    <w:p>
+      <w:pPr>
+        <w:rPr>
+          <w:sz w:val="24"/>
+          <w:szCs w:val="24"/>
+        </w:rPr>
+      </w:pPr>
+      <w:r>
+        <w:rPr>
+          <w:sz w:val="24"/>
+          <w:szCs w:val="24"/>
+        </w:rPr>
+        <w:t xml:space="preserve">                     │</w:t>
+      </w:r>
+    </w:p>
+    <w:p>
+      <w:pPr>
+        <w:rPr>
+          <w:sz w:val="24"/>
+          <w:szCs w:val="24"/>
+        </w:rPr>
+      </w:pPr>
+      <w:r>
+        <w:rPr>
+          <w:sz w:val="24"/>
+          <w:szCs w:val="24"/>
+        </w:rPr>
+        <w:t xml:space="preserve">                     </w:t>
+      </w:r>
+      <w:r>
+        <w:rPr>
+          <w:rFonts w:ascii="Arial" w:hAnsi="Arial" w:cs="Arial"/>
+          <w:sz w:val="24"/>
+          <w:szCs w:val="24"/>
+        </w:rPr>
+        <w:t>▼</w:t>
+      </w:r>
+    </w:p>
+    <w:p>
+      <w:pPr>
+        <w:rPr>
+          <w:sz w:val="24"/>
+          <w:szCs w:val="24"/>
+        </w:rPr>
+      </w:pPr>
+    </w:p>
+    <w:p>
+      <w:pPr>
+        <w:rPr>
+          <w:sz w:val="24"/>
+          <w:szCs w:val="24"/>
+        </w:rPr>
+      </w:pPr>
+      <w:r>
+        <w:rPr>
+          <w:sz w:val="24"/>
+          <w:szCs w:val="24"/>
+        </w:rPr>
+        <w:t xml:space="preserve">        Student clicks "Enroll Now"</w:t>
+      </w:r>
+    </w:p>
+    <w:p>
+      <w:pPr>
+        <w:rPr>
+          <w:sz w:val="24"/>
+          <w:szCs w:val="24"/>
+        </w:rPr>
+      </w:pPr>
+      <w:r>
+        <w:rPr>
+          <w:sz w:val="24"/>
+          <w:szCs w:val="24"/>
+        </w:rPr>
+        <w:t xml:space="preserve">                     │</w:t>
+      </w:r>
+    </w:p>
+    <w:p>
+      <w:pPr>
+        <w:rPr>
+          <w:sz w:val="24"/>
+          <w:szCs w:val="24"/>
+        </w:rPr>
+      </w:pPr>
+      <w:r>
+        <w:rPr>
+          <w:sz w:val="24"/>
+          <w:szCs w:val="24"/>
+        </w:rPr>
+        <w:t xml:space="preserve">                     </w:t>
+      </w:r>
+      <w:r>
+        <w:rPr>
+          <w:rFonts w:ascii="Arial" w:hAnsi="Arial" w:cs="Arial"/>
+          <w:sz w:val="24"/>
+          <w:szCs w:val="24"/>
+        </w:rPr>
+        <w:t>▼</w:t>
+      </w:r>
+    </w:p>
+    <w:p>
+      <w:pPr>
+        <w:rPr>
+          <w:sz w:val="24"/>
+          <w:szCs w:val="24"/>
+        </w:rPr>
+      </w:pPr>
+    </w:p>
+    <w:p>
+      <w:pPr>
+        <w:rPr>
+          <w:sz w:val="24"/>
+          <w:szCs w:val="24"/>
+        </w:rPr>
+      </w:pPr>
+      <w:r>
+        <w:rPr>
+          <w:sz w:val="24"/>
+          <w:szCs w:val="24"/>
+        </w:rPr>
+        <w:t xml:space="preserve">      POST /courses</w:t>
+      </w:r>
+      <w:proofErr w:type="gramStart"/>
+      <w:r>
+        <w:rPr>
+          <w:sz w:val="24"/>
+          <w:szCs w:val="24"/>
+        </w:rPr>
+        <w:t>/:</w:t>
+      </w:r>
+      <w:proofErr w:type="spellStart"/>
+      <w:r>
+        <w:rPr>
+          <w:sz w:val="24"/>
+          <w:szCs w:val="24"/>
+        </w:rPr>
+        <w:t>courseId</w:t>
+      </w:r>
+      <w:proofErr w:type="spellEnd"/>
+      <w:proofErr w:type="gramEnd"/>
+      <w:r>
+        <w:rPr>
+          <w:sz w:val="24"/>
+          <w:szCs w:val="24"/>
+        </w:rPr>
+        <w:t>/enroll</w:t>
+      </w:r>
+    </w:p>
+    <w:p>
+      <w:pPr>
+        <w:rPr>
+          <w:sz w:val="24"/>
+          <w:szCs w:val="24"/>
+        </w:rPr>
+      </w:pPr>
+      <w:r>
+        <w:rPr>
+          <w:sz w:val="24"/>
+          <w:szCs w:val="24"/>
+        </w:rPr>
+        <w:t xml:space="preserve">                     │</w:t>
+      </w:r>
+    </w:p>
+    <w:p>
+      <w:pPr>
+        <w:rPr>
+          <w:sz w:val="24"/>
+          <w:szCs w:val="24"/>
+        </w:rPr>
+      </w:pPr>
+      <w:r>
+        <w:rPr>
+          <w:sz w:val="24"/>
+          <w:szCs w:val="24"/>
+        </w:rPr>
+        <w:t xml:space="preserve">                     </w:t>
+      </w:r>
+      <w:r>
+        <w:rPr>
+          <w:rFonts w:ascii="Arial" w:hAnsi="Arial" w:cs="Arial"/>
+          <w:sz w:val="24"/>
+          <w:szCs w:val="24"/>
+        </w:rPr>
+        <w:t>▼</w:t>
+      </w:r>
+    </w:p>
+    <w:p>
+      <w:pPr>
+        <w:rPr>
+          <w:sz w:val="24"/>
+          <w:szCs w:val="24"/>
+        </w:rPr>
+      </w:pPr>
+    </w:p>
+    <w:p>
+      <w:pPr>
+        <w:rPr>
+          <w:sz w:val="24"/>
+          <w:szCs w:val="24"/>
+        </w:rPr>
+      </w:pPr>
+      <w:r>
+        <w:rPr>
+          <w:sz w:val="24"/>
+          <w:szCs w:val="24"/>
+        </w:rPr>
+        <w:t xml:space="preserve">     Enrollment created in database</w:t>
+      </w:r>
+    </w:p>
+    <w:p>
+      <w:pPr>
+        <w:rPr>
+          <w:sz w:val="24"/>
+          <w:szCs w:val="24"/>
+        </w:rPr>
+      </w:pPr>
+    </w:p>
+    <w:p>
+      <w:pPr>
+        <w:rPr>
+          <w:sz w:val="24"/>
+          <w:szCs w:val="24"/>
+        </w:rPr>
+      </w:pPr>
+    </w:p>
+    <w:p>
+      <w:pPr>
+        <w:rPr>
+          <w:sz w:val="24"/>
+          <w:szCs w:val="24"/>
+        </w:rPr>
+      </w:pPr>
+      <w:r>
+        <w:rPr>
+          <w:sz w:val="24"/>
+          <w:szCs w:val="24"/>
+        </w:rPr>
+        <w:lastRenderedPageBreak/>
+        <w:t>==========================================================</w:t>
+      </w:r>
+    </w:p>
+    <w:p>
+      <w:pPr>
+        <w:rPr>
+          <w:sz w:val="24"/>
+          <w:szCs w:val="24"/>
+        </w:rPr>
+      </w:pPr>
+      <w:r>
+        <w:rPr>
+          <w:sz w:val="24"/>
+          <w:szCs w:val="24"/>
+        </w:rPr>
+        <w:t xml:space="preserve">            RECOMMENDED REAL LMS FLOW</w:t>
+      </w:r>
+    </w:p>
+    <w:p>
+      <w:pPr>
+        <w:rPr>
+          <w:sz w:val="24"/>
+          <w:szCs w:val="24"/>
+        </w:rPr>
+      </w:pPr>
+      <w:r>
+        <w:rPr>
+          <w:sz w:val="24"/>
+          <w:szCs w:val="24"/>
+        </w:rPr>
+        <w:t>==========================================================</w:t>
+      </w:r>
+    </w:p>
+    <w:p>
+      <w:pPr>
+        <w:rPr>
+          <w:sz w:val="24"/>
+          <w:szCs w:val="24"/>
+        </w:rPr>
+      </w:pPr>
+    </w:p>
+    <w:p>
+      <w:pPr>
+        <w:rPr>
+          <w:sz w:val="24"/>
+          <w:szCs w:val="24"/>
+        </w:rPr>
+      </w:pPr>
+      <w:r>
+        <w:rPr>
+          <w:sz w:val="24"/>
+          <w:szCs w:val="24"/>
+        </w:rPr>
+        <w:t xml:space="preserve">      Student</w:t>
+      </w:r>
+    </w:p>
+    <w:p>
+      <w:pPr>
+        <w:rPr>
+          <w:sz w:val="24"/>
+          <w:szCs w:val="24"/>
+        </w:rPr>
+      </w:pPr>
+      <w:r>
+        <w:rPr>
+          <w:sz w:val="24"/>
+          <w:szCs w:val="24"/>
+        </w:rPr>
+        <w:t xml:space="preserve">          │</w:t>
+      </w:r>
+    </w:p>
+    <w:p>
+      <w:pPr>
+        <w:rPr>
+          <w:sz w:val="24"/>
+          <w:szCs w:val="24"/>
+        </w:rPr>
+      </w:pPr>
+      <w:r>
+        <w:rPr>
+          <w:sz w:val="24"/>
+          <w:szCs w:val="24"/>
+        </w:rPr>
+        <w:t xml:space="preserve">          </w:t>
+      </w:r>
+      <w:r>
+        <w:rPr>
+          <w:rFonts w:ascii="Arial" w:hAnsi="Arial" w:cs="Arial"/>
+          <w:sz w:val="24"/>
+          <w:szCs w:val="24"/>
+        </w:rPr>
+        <w:t>▼</w:t>
+      </w:r>
+    </w:p>
+    <w:p>
+      <w:pPr>
+        <w:rPr>
+          <w:sz w:val="24"/>
+          <w:szCs w:val="24"/>
+        </w:rPr>
+      </w:pPr>
+    </w:p>
+    <w:p>
+      <w:pPr>
+        <w:rPr>
+          <w:sz w:val="24"/>
+          <w:szCs w:val="24"/>
+        </w:rPr>
+      </w:pPr>
+      <w:r>
+        <w:rPr>
+          <w:sz w:val="24"/>
+          <w:szCs w:val="24"/>
+        </w:rPr>
+        <w:t xml:space="preserve">      Enrollment</w:t>
+      </w:r>
+    </w:p>
+    <w:p>
+      <w:pPr>
+        <w:rPr>
+          <w:sz w:val="24"/>
+          <w:szCs w:val="24"/>
+        </w:rPr>
+      </w:pPr>
+      <w:r>
+        <w:rPr>
+          <w:sz w:val="24"/>
+          <w:szCs w:val="24"/>
+        </w:rPr>
+        <w:t>(</w:t>
+      </w:r>
+      <w:proofErr w:type="spellStart"/>
+      <w:r>
+        <w:rPr>
+          <w:sz w:val="24"/>
+          <w:szCs w:val="24"/>
+        </w:rPr>
+        <w:t>studentId</w:t>
+      </w:r>
+      <w:proofErr w:type="spellEnd"/>
+      <w:r>
+        <w:rPr>
+          <w:sz w:val="24"/>
+          <w:szCs w:val="24"/>
+        </w:rPr>
+        <w:t xml:space="preserve"> + </w:t>
+      </w:r>
+      <w:proofErr w:type="spellStart"/>
+      <w:r>
+        <w:rPr>
+          <w:sz w:val="24"/>
+          <w:szCs w:val="24"/>
+        </w:rPr>
+        <w:t>courseId</w:t>
+      </w:r>
+      <w:proofErr w:type="spellEnd"/>
+      <w:r>
+        <w:rPr>
+          <w:sz w:val="24"/>
+          <w:szCs w:val="24"/>
+        </w:rPr>
+        <w:t>)</w:t>
+      </w:r>
+    </w:p>
+    <w:p>
+      <w:pPr>
+        <w:rPr>
+          <w:sz w:val="24"/>
+          <w:szCs w:val="24"/>
+        </w:rPr>
+      </w:pPr>
+    </w:p>
+    <w:p>
+      <w:pPr>
+        <w:rPr>
+          <w:sz w:val="24"/>
+          <w:szCs w:val="24"/>
+        </w:rPr>
+      </w:pPr>
+      <w:r>
+        <w:rPr>
+          <w:sz w:val="24"/>
+          <w:szCs w:val="24"/>
+        </w:rPr>
+        <w:t xml:space="preserve">          │</w:t>
+      </w:r>
+    </w:p>
+    <w:p>
+      <w:pPr>
+        <w:rPr>
+          <w:sz w:val="24"/>
+          <w:szCs w:val="24"/>
+        </w:rPr>
+      </w:pPr>
+      <w:r>
+        <w:rPr>
+          <w:sz w:val="24"/>
+          <w:szCs w:val="24"/>
+        </w:rPr>
+        <w:t xml:space="preserve">          </w:t>
+      </w:r>
+      <w:r>
+        <w:rPr>
+          <w:rFonts w:ascii="Arial" w:hAnsi="Arial" w:cs="Arial"/>
+          <w:sz w:val="24"/>
+          <w:szCs w:val="24"/>
+        </w:rPr>
+        <w:t>▼</w:t>
+      </w:r>
+    </w:p>
+    <w:p>
+      <w:pPr>
+        <w:rPr>
+          <w:sz w:val="24"/>
+          <w:szCs w:val="24"/>
+        </w:rPr>
+      </w:pPr>
+    </w:p>
+    <w:p>
+      <w:pPr>
+        <w:rPr>
+          <w:sz w:val="24"/>
+          <w:szCs w:val="24"/>
+        </w:rPr>
+      </w:pPr>
+      <w:r>
+        <w:rPr>
+          <w:sz w:val="24"/>
+          <w:szCs w:val="24"/>
+        </w:rPr>
+        <w:t xml:space="preserve">        Course</w:t>
+      </w:r>
+    </w:p>
+    <w:p>
+      <w:pPr>
+        <w:rPr>
+          <w:sz w:val="24"/>
+          <w:szCs w:val="24"/>
+        </w:rPr>
+      </w:pPr>
+      <w:r>
+        <w:rPr>
+          <w:sz w:val="24"/>
+          <w:szCs w:val="24"/>
+        </w:rPr>
+        <w:t xml:space="preserve">          │</w:t>
+      </w:r>
+    </w:p>
+    <w:p>
+      <w:pPr>
+        <w:rPr>
+          <w:sz w:val="24"/>
+          <w:szCs w:val="24"/>
+        </w:rPr>
+      </w:pPr>
+      <w:r>
+        <w:rPr>
+          <w:sz w:val="24"/>
+          <w:szCs w:val="24"/>
+        </w:rPr>
+        <w:t xml:space="preserve">          </w:t>
+      </w:r>
+      <w:r>
+        <w:rPr>
+          <w:rFonts w:ascii="Arial" w:hAnsi="Arial" w:cs="Arial"/>
+          <w:sz w:val="24"/>
+          <w:szCs w:val="24"/>
+        </w:rPr>
+        <w:t>▼</w:t>
+      </w:r>
+    </w:p>
+    <w:p>
+      <w:pPr>
+        <w:rPr>
+          <w:sz w:val="24"/>
+          <w:szCs w:val="24"/>
+        </w:rPr>
+      </w:pPr>
+    </w:p>
+    <w:p>
+      <w:pPr>
+        <w:rPr>
+          <w:sz w:val="24"/>
+          <w:szCs w:val="24"/>
+        </w:rPr>
+      </w:pPr>
+      <w:r>
+        <w:rPr>
+          <w:sz w:val="24"/>
+          <w:szCs w:val="24"/>
+        </w:rPr>
+        <w:t xml:space="preserve">       Teacher</w:t>
+      </w:r>
+    </w:p>
+    <w:p>
+      <w:pPr>
+        <w:rPr>
+          <w:sz w:val="24"/>
+          <w:szCs w:val="24"/>
+        </w:rPr>
+      </w:pPr>
+    </w:p>
+    <w:p>
+      <w:pPr>
+        <w:rPr>
+          <w:sz w:val="24"/>
+          <w:szCs w:val="24"/>
+        </w:rPr>
+      </w:pPr>
+    </w:p>
+    <w:p>
+      <w:pPr>
+        <w:rPr>
+          <w:sz w:val="24"/>
+          <w:szCs w:val="24"/>
+        </w:rPr>
+      </w:pPr>
+      <w:r>
+        <w:rPr>
+          <w:sz w:val="24"/>
+          <w:szCs w:val="24"/>
+        </w:rPr>
+        <w:t>==========================================================</w:t>
+      </w:r>
+    </w:p>
+    <w:p>
+      <w:pPr>
+        <w:rPr>
+          <w:sz w:val="24"/>
+          <w:szCs w:val="24"/>
+        </w:rPr>
+      </w:pPr>
+      <w:r>
+        <w:rPr>
+          <w:sz w:val="24"/>
+          <w:szCs w:val="24"/>
+        </w:rPr>
+        <w:t xml:space="preserve">           BETTER DATABASE RELATIONSHIP</w:t>
+      </w:r>
+    </w:p>
+    <w:p>
+      <w:pPr>
+        <w:rPr>
+          <w:sz w:val="24"/>
+          <w:szCs w:val="24"/>
+        </w:rPr>
+      </w:pPr>
+      <w:r>
+        <w:rPr>
+          <w:sz w:val="24"/>
+          <w:szCs w:val="24"/>
+        </w:rPr>
+        <w:t>==========================================================</w:t>
+      </w:r>
+    </w:p>
+    <w:p>
+      <w:pPr>
+        <w:rPr>
+          <w:sz w:val="24"/>
+          <w:szCs w:val="24"/>
+        </w:rPr>
+      </w:pPr>
+    </w:p>
+    <w:p>
+      <w:pPr>
+        <w:rPr>
+          <w:sz w:val="24"/>
+          <w:szCs w:val="24"/>
+        </w:rPr>
+      </w:pPr>
+      <w:r>
+        <w:rPr>
+          <w:sz w:val="24"/>
+          <w:szCs w:val="24"/>
+        </w:rPr>
+        <w:t>User</w:t>
+      </w:r>
+    </w:p>
+    <w:p>
+      <w:pPr>
+        <w:rPr>
+          <w:sz w:val="24"/>
+          <w:szCs w:val="24"/>
+        </w:rPr>
+      </w:pPr>
+      <w:r>
+        <w:rPr>
+          <w:sz w:val="24"/>
+          <w:szCs w:val="24"/>
+        </w:rPr>
+        <w:t xml:space="preserve"> │</w:t>
+      </w:r>
+    </w:p>
+    <w:p>
+      <w:pPr>
+        <w:rPr>
+          <w:sz w:val="24"/>
+          <w:szCs w:val="24"/>
+        </w:rPr>
+      </w:pPr>
+      <w:r>
+        <w:rPr>
+          <w:sz w:val="24"/>
+          <w:szCs w:val="24"/>
+        </w:rPr>
+        <w:lastRenderedPageBreak/>
+        <w:t xml:space="preserve"> </w:t>
+      </w:r>
+      <w:r>
+        <w:rPr>
+          <w:rFonts w:ascii="Arial" w:hAnsi="Arial" w:cs="Arial"/>
+          <w:sz w:val="24"/>
+          <w:szCs w:val="24"/>
+        </w:rPr>
+        <w:t>├</w:t>
+      </w:r>
+      <w:r>
+        <w:rPr>
+          <w:rFonts w:ascii="Calibri" w:hAnsi="Calibri" w:cs="Calibri"/>
+          <w:sz w:val="24"/>
+          <w:szCs w:val="24"/>
+        </w:rPr>
+        <w:t>──</w:t>
+      </w:r>
+      <w:r>
+        <w:rPr>
+          <w:sz w:val="24"/>
+          <w:szCs w:val="24"/>
+        </w:rPr>
+        <w:t xml:space="preserve"> Teacher</w:t>
+      </w:r>
+    </w:p>
+    <w:p>
+      <w:pPr>
+        <w:rPr>
+          <w:sz w:val="24"/>
+          <w:szCs w:val="24"/>
+        </w:rPr>
+      </w:pPr>
+      <w:r>
+        <w:rPr>
+          <w:sz w:val="24"/>
+          <w:szCs w:val="24"/>
+        </w:rPr>
+        <w:t xml:space="preserve"> │      │</w:t>
+      </w:r>
+    </w:p>
+    <w:p>
+      <w:pPr>
+        <w:rPr>
+          <w:sz w:val="24"/>
+          <w:szCs w:val="24"/>
+        </w:rPr>
+      </w:pPr>
+      <w:r>
+        <w:rPr>
+          <w:sz w:val="24"/>
+          <w:szCs w:val="24"/>
+        </w:rPr>
+        <w:t xml:space="preserve"> │      └── </w:t>
+      </w:r>
+      <w:proofErr w:type="spellStart"/>
+      <w:r>
+        <w:rPr>
+          <w:sz w:val="24"/>
+          <w:szCs w:val="24"/>
+        </w:rPr>
+        <w:t>assigned_</w:t>
+      </w:r>
+      <w:proofErr w:type="gramStart"/>
+      <w:r>
+        <w:rPr>
+          <w:sz w:val="24"/>
+          <w:szCs w:val="24"/>
+        </w:rPr>
+        <w:t>courseid</w:t>
+      </w:r>
+      <w:proofErr w:type="spellEnd"/>
+      <w:r>
+        <w:rPr>
+          <w:sz w:val="24"/>
+          <w:szCs w:val="24"/>
+        </w:rPr>
+        <w:t>[</w:t>
+      </w:r>
+      <w:proofErr w:type="gramEnd"/>
+      <w:r>
+        <w:rPr>
+          <w:sz w:val="24"/>
+          <w:szCs w:val="24"/>
+        </w:rPr>
+        <w:t>]</w:t>
+      </w:r>
+    </w:p>
+    <w:p>
+      <w:pPr>
+        <w:rPr>
+          <w:sz w:val="24"/>
+          <w:szCs w:val="24"/>
+        </w:rPr>
+      </w:pPr>
+      <w:r>
+        <w:rPr>
+          <w:sz w:val="24"/>
+          <w:szCs w:val="24"/>
+        </w:rPr>
+        <w:t xml:space="preserve"> │</w:t>
+      </w:r>
+    </w:p>
+    <w:p>
+      <w:pPr>
+        <w:rPr>
+          <w:sz w:val="24"/>
+          <w:szCs w:val="24"/>
+        </w:rPr>
+      </w:pPr>
+      <w:r>
+        <w:rPr>
+          <w:sz w:val="24"/>
+          <w:szCs w:val="24"/>
+        </w:rPr>
+        <w:t xml:space="preserve"> └── Student</w:t>
+      </w:r>
+    </w:p>
+    <w:p>
+      <w:pPr>
+        <w:rPr>
+          <w:sz w:val="24"/>
+          <w:szCs w:val="24"/>
+        </w:rPr>
+      </w:pPr>
+    </w:p>
+    <w:p>
+      <w:pPr>
+        <w:rPr>
+          <w:sz w:val="24"/>
+          <w:szCs w:val="24"/>
+        </w:rPr>
+      </w:pPr>
+      <w:r>
+        <w:rPr>
+          <w:sz w:val="24"/>
+          <w:szCs w:val="24"/>
+        </w:rPr>
+        <w:t>Course</w:t>
+      </w:r>
+    </w:p>
+    <w:p>
+      <w:pPr>
+        <w:rPr>
+          <w:sz w:val="24"/>
+          <w:szCs w:val="24"/>
+        </w:rPr>
+      </w:pPr>
+      <w:r>
+        <w:rPr>
+          <w:sz w:val="24"/>
+          <w:szCs w:val="24"/>
+        </w:rPr>
+        <w:t xml:space="preserve"> │</w:t>
+      </w:r>
+    </w:p>
+    <w:p>
+      <w:pPr>
+        <w:rPr>
+          <w:sz w:val="24"/>
+          <w:szCs w:val="24"/>
+        </w:rPr>
+      </w:pPr>
+      <w:r>
+        <w:rPr>
+          <w:sz w:val="24"/>
+          <w:szCs w:val="24"/>
+        </w:rPr>
+        <w:t xml:space="preserve"> └── </w:t>
+      </w:r>
+      <w:proofErr w:type="gramStart"/>
+      <w:r>
+        <w:rPr>
+          <w:sz w:val="24"/>
+          <w:szCs w:val="24"/>
+        </w:rPr>
+        <w:t>modules[</w:t>
+      </w:r>
+      <w:proofErr w:type="gramEnd"/>
+      <w:r>
+        <w:rPr>
+          <w:sz w:val="24"/>
+          <w:szCs w:val="24"/>
+        </w:rPr>
+        <w:t>]</w:t>
+      </w:r>
+    </w:p>
+    <w:p>
+      <w:pPr>
+        <w:rPr>
+          <w:sz w:val="24"/>
+          <w:szCs w:val="24"/>
+        </w:rPr>
+      </w:pPr>
+      <w:r>
+        <w:rPr>
+          <w:sz w:val="24"/>
+          <w:szCs w:val="24"/>
+        </w:rPr>
+        <w:t xml:space="preserve">       └── </w:t>
+      </w:r>
+      <w:proofErr w:type="gramStart"/>
+      <w:r>
+        <w:rPr>
+          <w:sz w:val="24"/>
+          <w:szCs w:val="24"/>
+        </w:rPr>
+        <w:t>lessons[</w:t>
+      </w:r>
+      <w:proofErr w:type="gramEnd"/>
+      <w:r>
+        <w:rPr>
+          <w:sz w:val="24"/>
+          <w:szCs w:val="24"/>
+        </w:rPr>
+        <w:t>]</w:t>
+      </w:r>
+    </w:p>
+    <w:p>
+      <w:pPr>
+        <w:rPr>
+          <w:sz w:val="24"/>
+          <w:szCs w:val="24"/>
+        </w:rPr>
+      </w:pPr>
+      <w:r>
+        <w:rPr>
+          <w:sz w:val="24"/>
+          <w:szCs w:val="24"/>
+        </w:rPr>
+        <w:t xml:space="preserve">              └── </w:t>
+      </w:r>
+      <w:proofErr w:type="gramStart"/>
+      <w:r>
+        <w:rPr>
+          <w:sz w:val="24"/>
+          <w:szCs w:val="24"/>
+        </w:rPr>
+        <w:t>quiz[</w:t>
+      </w:r>
+      <w:proofErr w:type="gramEnd"/>
+      <w:r>
+        <w:rPr>
+          <w:sz w:val="24"/>
+          <w:szCs w:val="24"/>
+        </w:rPr>
+        <w:t>]</w:t>
+      </w:r>
+    </w:p>
+    <w:p>
+      <w:pPr>
+        <w:rPr>
+          <w:sz w:val="24"/>
+          <w:szCs w:val="24"/>
+        </w:rPr>
+      </w:pPr>
+    </w:p>
+    <w:p>
+      <w:pPr>
+        <w:rPr>
+          <w:sz w:val="24"/>
+          <w:szCs w:val="24"/>
+        </w:rPr>
+      </w:pPr>
+    </w:p>
+    <w:p>
+      <w:pPr>
+        <w:rPr>
+          <w:sz w:val="24"/>
+          <w:szCs w:val="24"/>
+        </w:rPr>
+      </w:pPr>
+      <w:r>
+        <w:rPr>
+          <w:sz w:val="24"/>
+          <w:szCs w:val="24"/>
+        </w:rPr>
+        <w:t>Enrollment</w:t>
+      </w:r>
+    </w:p>
+    <w:p>
+      <w:pPr>
+        <w:rPr>
+          <w:sz w:val="24"/>
+          <w:szCs w:val="24"/>
+        </w:rPr>
+      </w:pPr>
+      <w:r>
+        <w:rPr>
+          <w:sz w:val="24"/>
+          <w:szCs w:val="24"/>
+        </w:rPr>
+        <w:t xml:space="preserve"> │</w:t>
+      </w:r>
+    </w:p>
+    <w:p>
+      <w:pPr>
+        <w:rPr>
+          <w:sz w:val="24"/>
+          <w:szCs w:val="24"/>
+        </w:rPr>
+      </w:pPr>
+      <w:r>
+        <w:rPr>
+          <w:sz w:val="24"/>
+          <w:szCs w:val="24"/>
+        </w:rPr>
+        <w:t xml:space="preserve"> </w:t>
+      </w:r>
+      <w:r>
+        <w:rPr>
+          <w:rFonts w:ascii="Arial" w:hAnsi="Arial" w:cs="Arial"/>
+          <w:sz w:val="24"/>
+          <w:szCs w:val="24"/>
+        </w:rPr>
+        <w:t>├</w:t>
+      </w:r>
+      <w:r>
+        <w:rPr>
+          <w:rFonts w:ascii="Calibri" w:hAnsi="Calibri" w:cs="Calibri"/>
+          <w:sz w:val="24"/>
+          <w:szCs w:val="24"/>
+        </w:rPr>
+        <w:t>──</w:t>
+      </w:r>
+      <w:r>
+        <w:rPr>
+          <w:sz w:val="24"/>
+          <w:szCs w:val="24"/>
+        </w:rPr>
+        <w:t xml:space="preserve"> </w:t>
+      </w:r>
+      <w:proofErr w:type="spellStart"/>
+      <w:r>
+        <w:rPr>
+          <w:sz w:val="24"/>
+          <w:szCs w:val="24"/>
+        </w:rPr>
+        <w:t>studentId</w:t>
+      </w:r>
+      <w:proofErr w:type="spellEnd"/>
+    </w:p>
+    <w:p>
+      <w:pPr>
+        <w:rPr>
+          <w:sz w:val="24"/>
+          <w:szCs w:val="24"/>
+        </w:rPr>
+      </w:pPr>
+      <w:r>
+        <w:rPr>
+          <w:sz w:val="24"/>
+          <w:szCs w:val="24"/>
+        </w:rPr>
+        <w:t xml:space="preserve"> </w:t>
+      </w:r>
+      <w:r>
+        <w:rPr>
+          <w:rFonts w:ascii="Arial" w:hAnsi="Arial" w:cs="Arial"/>
+          <w:sz w:val="24"/>
+          <w:szCs w:val="24"/>
+        </w:rPr>
+        <w:t>├</w:t>
+      </w:r>
+      <w:r>
+        <w:rPr>
+          <w:rFonts w:ascii="Calibri" w:hAnsi="Calibri" w:cs="Calibri"/>
+          <w:sz w:val="24"/>
+          <w:szCs w:val="24"/>
+        </w:rPr>
+        <w:t>──</w:t>
+      </w:r>
+      <w:r>
+        <w:rPr>
+          <w:sz w:val="24"/>
+          <w:szCs w:val="24"/>
+        </w:rPr>
+        <w:t xml:space="preserve"> </w:t>
+      </w:r>
+      <w:proofErr w:type="spellStart"/>
+      <w:r>
+        <w:rPr>
+          <w:sz w:val="24"/>
+          <w:szCs w:val="24"/>
+        </w:rPr>
+        <w:t>courseId</w:t>
+      </w:r>
+      <w:proofErr w:type="spellEnd"/>
+    </w:p>
+    <w:p>
+      <w:pPr>
+        <w:rPr>
+          <w:sz w:val="24"/>
+          <w:szCs w:val="24"/>
+        </w:rPr>
+      </w:pPr>
+      <w:r>
+        <w:rPr>
+          <w:sz w:val="24"/>
+          <w:szCs w:val="24"/>
+        </w:rPr>
+        <w:t xml:space="preserve"> └── </w:t>
+      </w:r>
+      <w:proofErr w:type="spellStart"/>
+      <w:r>
+        <w:rPr>
+          <w:sz w:val="24"/>
+          <w:szCs w:val="24"/>
+        </w:rPr>
+        <w:t>teacherId</w:t>
+      </w:r>
+      <w:proofErr w:type="spellEnd"/>
+    </w:p>
+    <w:p>
+      <w:pPr>
+        <w:rPr>
+          <w:sz w:val="24"/>
+          <w:szCs w:val="24"/>
+        </w:rPr>
+      </w:pPr>
+    </w:p>
+    <w:p>
+      <w:pPr>
+        <w:rPr>
+          <w:sz w:val="24"/>
+          <w:szCs w:val="24"/>
+        </w:rPr>
+      </w:pPr>
+    </w:p>
+    <w:p>
+      <w:pPr>
+        <w:rPr>
+          <w:sz w:val="24"/>
+          <w:szCs w:val="24"/>
+        </w:rPr>
+      </w:pPr>
+      <w:r>
+        <w:rPr>
+          <w:sz w:val="24"/>
+          <w:szCs w:val="24"/>
+        </w:rPr>
+        <w:t>==========================================================</w:t>
+      </w:r>
+    </w:p>
+    <w:p>
+      <w:pPr>
+        <w:rPr>
+          <w:sz w:val="24"/>
+          <w:szCs w:val="24"/>
+        </w:rPr>
+      </w:pPr>
+      <w:r>
+        <w:rPr>
+          <w:sz w:val="24"/>
+          <w:szCs w:val="24"/>
+        </w:rPr>
+        <w:t xml:space="preserve">               FRONTEND API TRIGGERS</w:t>
+      </w:r>
+    </w:p>
+    <w:p>
+      <w:pPr>
+        <w:rPr>
+          <w:sz w:val="24"/>
+          <w:szCs w:val="24"/>
+        </w:rPr>
+      </w:pPr>
+      <w:r>
+        <w:rPr>
+          <w:sz w:val="24"/>
+          <w:szCs w:val="24"/>
+        </w:rPr>
+        <w:t>==========================================================</w:t>
+      </w:r>
+    </w:p>
+    <w:p>
+      <w:pPr>
+        <w:rPr>
+          <w:sz w:val="24"/>
+          <w:szCs w:val="24"/>
+        </w:rPr>
+      </w:pPr>
+    </w:p>
+    <w:p>
+      <w:pPr>
+        <w:rPr>
+          <w:sz w:val="24"/>
+          <w:szCs w:val="24"/>
+        </w:rPr>
+      </w:pPr>
+      <w:r>
+        <w:rPr>
+          <w:sz w:val="24"/>
+          <w:szCs w:val="24"/>
+        </w:rPr>
+        <w:t>Register Page</w:t>
+      </w:r>
+    </w:p>
+    <w:p>
+      <w:pPr>
+        <w:rPr>
+          <w:sz w:val="24"/>
+          <w:szCs w:val="24"/>
+        </w:rPr>
+      </w:pPr>
+      <w:r>
+        <w:rPr>
+          <w:sz w:val="24"/>
+          <w:szCs w:val="24"/>
+        </w:rPr>
+        <w:t xml:space="preserve">   ↓</w:t>
+      </w:r>
+    </w:p>
+    <w:p>
+      <w:pPr>
+        <w:rPr>
+          <w:sz w:val="24"/>
+          <w:szCs w:val="24"/>
+        </w:rPr>
+      </w:pPr>
+      <w:r>
+        <w:rPr>
+          <w:sz w:val="24"/>
+          <w:szCs w:val="24"/>
+        </w:rPr>
+        <w:t>POST /register</w:t>
+      </w:r>
+    </w:p>
+    <w:p>
+      <w:pPr>
+        <w:rPr>
+          <w:sz w:val="24"/>
+          <w:szCs w:val="24"/>
+        </w:rPr>
+      </w:pPr>
+    </w:p>
+    <w:p>
+      <w:pPr>
+        <w:rPr>
+          <w:sz w:val="24"/>
+          <w:szCs w:val="24"/>
+        </w:rPr>
+      </w:pPr>
+      <w:r>
+        <w:rPr>
+          <w:sz w:val="24"/>
+          <w:szCs w:val="24"/>
+        </w:rPr>
+        <w:t>Login Page</w:t>
+      </w:r>
+    </w:p>
+    <w:p>
+      <w:pPr>
+        <w:rPr>
+          <w:sz w:val="24"/>
+          <w:szCs w:val="24"/>
+        </w:rPr>
+      </w:pPr>
+      <w:r>
+        <w:rPr>
+          <w:sz w:val="24"/>
+          <w:szCs w:val="24"/>
+        </w:rPr>
+        <w:t xml:space="preserve">   ↓</w:t>
+      </w:r>
+    </w:p>
+    <w:p>
+      <w:pPr>
+        <w:rPr>
+          <w:sz w:val="24"/>
+          <w:szCs w:val="24"/>
+        </w:rPr>
+      </w:pPr>
+      <w:r>
+        <w:rPr>
+          <w:sz w:val="24"/>
+          <w:szCs w:val="24"/>
+        </w:rPr>
+        <w:t>POST /login</w:t>
+      </w:r>
+    </w:p>
+    <w:p>
+      <w:pPr>
+        <w:rPr>
+          <w:sz w:val="24"/>
+          <w:szCs w:val="24"/>
+        </w:rPr>
+      </w:pPr>
+    </w:p>
+    <w:p>
+      <w:pPr>
+        <w:rPr>
+          <w:sz w:val="24"/>
+          <w:szCs w:val="24"/>
+        </w:rPr>
+      </w:pPr>
+      <w:r>
+        <w:rPr>
+          <w:sz w:val="24"/>
+          <w:szCs w:val="24"/>
+        </w:rPr>
+        <w:t>Teacher Dashboard</w:t>
+      </w:r>
+    </w:p>
+    <w:p>
+      <w:pPr>
+        <w:rPr>
+          <w:sz w:val="24"/>
+          <w:szCs w:val="24"/>
+        </w:rPr>
+      </w:pPr>
+      <w:r>
+        <w:rPr>
+          <w:sz w:val="24"/>
+          <w:szCs w:val="24"/>
+        </w:rPr>
+        <w:t xml:space="preserve">   ↓</w:t>
+      </w:r>
+    </w:p>
+    <w:p>
+      <w:pPr>
+        <w:rPr>
+          <w:sz w:val="24"/>
+          <w:szCs w:val="24"/>
+        </w:rPr>
+      </w:pPr>
+      <w:r>
+        <w:rPr>
+          <w:sz w:val="24"/>
+          <w:szCs w:val="24"/>
+        </w:rPr>
+        <w:t>GET /teachers/:id</w:t>
+      </w:r>
+    </w:p>
+    <w:p>
+      <w:pPr>
+        <w:rPr>
+          <w:sz w:val="24"/>
+          <w:szCs w:val="24"/>
+        </w:rPr>
+      </w:pPr>
+    </w:p>
+    <w:p>
+      <w:pPr>
+        <w:rPr>
+          <w:sz w:val="24"/>
+          <w:szCs w:val="24"/>
+        </w:rPr>
+      </w:pPr>
+      <w:r>
+        <w:rPr>
+          <w:sz w:val="24"/>
+          <w:szCs w:val="24"/>
+        </w:rPr>
+        <w:t>Teacher Courses</w:t>
+      </w:r>
+    </w:p>
+    <w:p>
+      <w:pPr>
+        <w:rPr>
+          <w:sz w:val="24"/>
+          <w:szCs w:val="24"/>
+        </w:rPr>
+      </w:pPr>
+      <w:r>
+        <w:rPr>
+          <w:sz w:val="24"/>
+          <w:szCs w:val="24"/>
+        </w:rPr>
+        <w:t xml:space="preserve">   ↓</w:t>
+      </w:r>
+    </w:p>
+    <w:p>
+      <w:pPr>
+        <w:rPr>
+          <w:sz w:val="24"/>
+          <w:szCs w:val="24"/>
+        </w:rPr>
+      </w:pPr>
+      <w:r>
+        <w:rPr>
+          <w:sz w:val="24"/>
+          <w:szCs w:val="24"/>
+        </w:rPr>
+        <w:t>GET /</w:t>
+      </w:r>
+      <w:proofErr w:type="spellStart"/>
+      <w:r>
+        <w:rPr>
+          <w:sz w:val="24"/>
+          <w:szCs w:val="24"/>
+        </w:rPr>
+        <w:t>getassignedCourseByteacher</w:t>
+      </w:r>
+      <w:proofErr w:type="spellEnd"/>
+      <w:r>
+        <w:rPr>
+          <w:sz w:val="24"/>
+          <w:szCs w:val="24"/>
+        </w:rPr>
+        <w:t>/:id</w:t>
+      </w:r>
+    </w:p>
+    <w:p>
+      <w:pPr>
+        <w:rPr>
+          <w:sz w:val="24"/>
+          <w:szCs w:val="24"/>
+        </w:rPr>
+      </w:pPr>
+    </w:p>
+    <w:p>
+      <w:pPr>
+        <w:rPr>
+          <w:sz w:val="24"/>
+          <w:szCs w:val="24"/>
+        </w:rPr>
+      </w:pPr>
+      <w:r>
+        <w:rPr>
+          <w:sz w:val="24"/>
+          <w:szCs w:val="24"/>
+        </w:rPr>
+        <w:t>Admin Assign Course</w:t>
+      </w:r>
+    </w:p>
+    <w:p>
+      <w:pPr>
+        <w:rPr>
+          <w:sz w:val="24"/>
+          <w:szCs w:val="24"/>
+        </w:rPr>
+      </w:pPr>
+      <w:r>
+        <w:rPr>
+          <w:sz w:val="24"/>
+          <w:szCs w:val="24"/>
+        </w:rPr>
+        <w:t xml:space="preserve">   ↓</w:t>
+      </w:r>
+    </w:p>
+    <w:p>
+      <w:pPr>
+        <w:rPr>
+          <w:sz w:val="24"/>
+          <w:szCs w:val="24"/>
+        </w:rPr>
+      </w:pPr>
+      <w:r>
+        <w:rPr>
+          <w:sz w:val="24"/>
+          <w:szCs w:val="24"/>
+        </w:rPr>
+        <w:t>PUT /teachers/:id</w:t>
+      </w:r>
+    </w:p>
+    <w:p>
+      <w:pPr>
+        <w:rPr>
+          <w:sz w:val="24"/>
+          <w:szCs w:val="24"/>
+        </w:rPr>
+      </w:pPr>
+    </w:p>
+    <w:p>
+      <w:pPr>
+        <w:rPr>
+          <w:sz w:val="24"/>
+          <w:szCs w:val="24"/>
+        </w:rPr>
+      </w:pPr>
+      <w:r>
+        <w:rPr>
+          <w:sz w:val="24"/>
+          <w:szCs w:val="24"/>
+        </w:rPr>
+        <w:t>Student Enroll</w:t>
+      </w:r>
+    </w:p>
+    <w:p>
+      <w:pPr>
+        <w:rPr>
+          <w:sz w:val="24"/>
+          <w:szCs w:val="24"/>
+        </w:rPr>
+      </w:pPr>
+      <w:r>
+        <w:rPr>
+          <w:sz w:val="24"/>
+          <w:szCs w:val="24"/>
+        </w:rPr>
+        <w:t xml:space="preserve">   ↓</w:t>
+      </w:r>
+    </w:p>
+    <w:p>
+      <w:pPr>
+        <w:rPr>
+          <w:sz w:val="24"/>
+          <w:szCs w:val="24"/>
+        </w:rPr>
+      </w:pPr>
+      <w:r>
+        <w:rPr>
+          <w:sz w:val="24"/>
+          <w:szCs w:val="24"/>
+        </w:rPr>
+        <w:t>POST /courses</w:t>
+      </w:r>
+      <w:proofErr w:type="gramStart"/>
+      <w:r>
+        <w:rPr>
+          <w:sz w:val="24"/>
+          <w:szCs w:val="24"/>
+        </w:rPr>
+        <w:t>/:</w:t>
+      </w:r>
+      <w:proofErr w:type="spellStart"/>
+      <w:r>
+        <w:rPr>
+          <w:sz w:val="24"/>
+          <w:szCs w:val="24"/>
+        </w:rPr>
+        <w:t>courseId</w:t>
+      </w:r>
+      <w:proofErr w:type="spellEnd"/>
+      <w:proofErr w:type="gramEnd"/>
+      <w:r>
+        <w:rPr>
+          <w:sz w:val="24"/>
+          <w:szCs w:val="24"/>
+        </w:rPr>
+        <w:t>/enroll</w:t>
+      </w:r>
+    </w:p>
+    <w:p>
+      <w:pPr>
+        <w:rPr>
+          <w:sz w:val="24"/>
+          <w:szCs w:val="24"/>
+        </w:rPr>
+      </w:pPr>
+    </w:p>
+    <w:p>
+      <w:pPr>
+        <w:rPr>
+          <w:sz w:val="24"/>
+          <w:szCs w:val="24"/>
+        </w:rPr>
+      </w:pPr>
+    </w:p>
+    <w:p>
+      <w:pPr>
+        <w:rPr>
+          <w:sz w:val="24"/>
+          <w:szCs w:val="24"/>
+        </w:rPr>
+      </w:pPr>
+      <w:r>
+        <w:rPr>
+          <w:sz w:val="24"/>
+          <w:szCs w:val="24"/>
+        </w:rPr>
+        <w:t>==========================================================</w:t>
+      </w:r>
+    </w:p>
+    <w:p>
+      <w:pPr>
+        <w:rPr>
+          <w:sz w:val="24"/>
+          <w:szCs w:val="24"/>
+        </w:rPr>
+      </w:pPr>
+      <w:r>
+        <w:rPr>
+          <w:sz w:val="24"/>
+          <w:szCs w:val="24"/>
+        </w:rPr>
+        <w:t xml:space="preserve">               FINAL REAL APP FLOW</w:t>
+      </w:r>
+    </w:p>
+    <w:p>
+      <w:pPr>
+        <w:rPr>
+          <w:sz w:val="24"/>
+          <w:szCs w:val="24"/>
+        </w:rPr>
+      </w:pPr>
+      <w:r>
+        <w:rPr>
+          <w:sz w:val="24"/>
+          <w:szCs w:val="24"/>
+        </w:rPr>
+        <w:t>==========================================================</w:t>
+      </w:r>
+    </w:p>
+    <w:p>
+      <w:pPr>
+        <w:rPr>
+          <w:sz w:val="24"/>
+          <w:szCs w:val="24"/>
+        </w:rPr>
+      </w:pPr>
+    </w:p>
+    <w:p>
+      <w:pPr>
+        <w:rPr>
+          <w:sz w:val="24"/>
+          <w:szCs w:val="24"/>
+        </w:rPr>
+      </w:pPr>
+      <w:r>
+        <w:rPr>
+          <w:sz w:val="24"/>
+          <w:szCs w:val="24"/>
+        </w:rPr>
+        <w:t>REGISTER</w:t>
+      </w:r>
+    </w:p>
+    <w:p>
+      <w:pPr>
+        <w:rPr>
+          <w:sz w:val="24"/>
+          <w:szCs w:val="24"/>
+        </w:rPr>
+      </w:pPr>
+      <w:r>
+        <w:rPr>
+          <w:sz w:val="24"/>
+          <w:szCs w:val="24"/>
+        </w:rPr>
+        <w:lastRenderedPageBreak/>
+        <w:t xml:space="preserve">   ↓</w:t>
+      </w:r>
+    </w:p>
+    <w:p>
+      <w:pPr>
+        <w:rPr>
+          <w:sz w:val="24"/>
+          <w:szCs w:val="24"/>
+        </w:rPr>
+      </w:pPr>
+      <w:r>
+        <w:rPr>
+          <w:sz w:val="24"/>
+          <w:szCs w:val="24"/>
+        </w:rPr>
+        <w:t>LOGIN</w:t>
+      </w:r>
+    </w:p>
+    <w:p>
+      <w:pPr>
+        <w:rPr>
+          <w:sz w:val="24"/>
+          <w:szCs w:val="24"/>
+        </w:rPr>
+      </w:pPr>
+      <w:r>
+        <w:rPr>
+          <w:sz w:val="24"/>
+          <w:szCs w:val="24"/>
+        </w:rPr>
+        <w:t xml:space="preserve">   ↓</w:t>
+      </w:r>
+    </w:p>
+    <w:p>
+      <w:pPr>
+        <w:rPr>
+          <w:sz w:val="24"/>
+          <w:szCs w:val="24"/>
+        </w:rPr>
+      </w:pPr>
+      <w:r>
+        <w:rPr>
+          <w:sz w:val="24"/>
+          <w:szCs w:val="24"/>
+        </w:rPr>
+        <w:t>ROLE-BASED DASHBOARD</w:t>
+      </w:r>
+    </w:p>
+    <w:p>
+      <w:pPr>
+        <w:rPr>
+          <w:sz w:val="24"/>
+          <w:szCs w:val="24"/>
+        </w:rPr>
+      </w:pPr>
+      <w:r>
+        <w:rPr>
+          <w:sz w:val="24"/>
+          <w:szCs w:val="24"/>
+        </w:rPr>
+        <w:t xml:space="preserve">   ↓</w:t>
+      </w:r>
+    </w:p>
+    <w:p>
+      <w:pPr>
+        <w:rPr>
+          <w:sz w:val="24"/>
+          <w:szCs w:val="24"/>
+        </w:rPr>
+      </w:pPr>
+      <w:r>
+        <w:rPr>
+          <w:sz w:val="24"/>
+          <w:szCs w:val="24"/>
+        </w:rPr>
+        <w:t>ADMIN CREATES COURSES</w:t>
+      </w:r>
+    </w:p>
+    <w:p>
+      <w:pPr>
+        <w:rPr>
+          <w:sz w:val="24"/>
+          <w:szCs w:val="24"/>
+        </w:rPr>
+      </w:pPr>
+      <w:r>
+        <w:rPr>
+          <w:sz w:val="24"/>
+          <w:szCs w:val="24"/>
+        </w:rPr>
+        <w:t xml:space="preserve">   ↓</w:t>
+      </w:r>
+    </w:p>
+    <w:p>
+      <w:pPr>
+        <w:rPr>
+          <w:sz w:val="24"/>
+          <w:szCs w:val="24"/>
+        </w:rPr>
+      </w:pPr>
+      <w:r>
+        <w:rPr>
+          <w:sz w:val="24"/>
+          <w:szCs w:val="24"/>
+        </w:rPr>
+        <w:t>ADMIN ASSIGNS COURSES TO TEACHER</w:t>
+      </w:r>
+    </w:p>
+    <w:p>
+      <w:pPr>
+        <w:rPr>
+          <w:sz w:val="24"/>
+          <w:szCs w:val="24"/>
+        </w:rPr>
+      </w:pPr>
+      <w:r>
+        <w:rPr>
+          <w:sz w:val="24"/>
+          <w:szCs w:val="24"/>
+        </w:rPr>
+        <w:t xml:space="preserve">   ↓</w:t>
+      </w:r>
+    </w:p>
+    <w:p>
+      <w:pPr>
+        <w:rPr>
+          <w:sz w:val="24"/>
+          <w:szCs w:val="24"/>
+        </w:rPr>
+      </w:pPr>
+      <w:r>
+        <w:rPr>
+          <w:sz w:val="24"/>
+          <w:szCs w:val="24"/>
+        </w:rPr>
+        <w:t>STUDENTS ENROLL IN COURSES</w:t>
+      </w:r>
+    </w:p>
+    <w:p>
+      <w:pPr>
+        <w:rPr>
+          <w:sz w:val="24"/>
+          <w:szCs w:val="24"/>
+        </w:rPr>
+      </w:pPr>
+      <w:r>
+        <w:rPr>
+          <w:sz w:val="24"/>
+          <w:szCs w:val="24"/>
+        </w:rPr>
+        <w:t xml:space="preserve">   ↓</w:t>
+      </w:r>
+    </w:p>
+    <w:p>
+      <w:pPr>
+        <w:rPr>
+          <w:sz w:val="24"/>
+          <w:szCs w:val="24"/>
+        </w:rPr>
+      </w:pPr>
+      <w:r>
+        <w:rPr>
+          <w:sz w:val="24"/>
+          <w:szCs w:val="24"/>
+        </w:rPr>
+        <w:t>TEACHER VIEWS ASSIGNED COURSES</w:t>
+      </w:r>
+    </w:p>
+    <w:p>
+      <w:pPr>
+        <w:rPr>
+          <w:sz w:val="24"/>
+          <w:szCs w:val="24"/>
+        </w:rPr>
+      </w:pPr>
+      <w:r>
+        <w:rPr>
+          <w:sz w:val="24"/>
+          <w:szCs w:val="24"/>
+        </w:rPr>
+        <w:t xml:space="preserve">   ↓</w:t>
+      </w:r>
+    </w:p>
+    <w:p>
+      <w:pPr>
+        <w:rPr>
+          <w:sz w:val="24"/>
+          <w:szCs w:val="24"/>
+        </w:rPr>
+      </w:pPr>
+      <w:r>
+        <w:rPr>
+          <w:sz w:val="24"/>
+          <w:szCs w:val="24"/>
+        </w:rPr>
+        <w:t>TEACHER VIEWS ENROLLED STUDENTS</w:t>
+      </w:r>
+    </w:p>
+    <w:p>
+      <w:pPr>
+        <w:rPr>
+          <w:rFonts w:ascii="Segoe UI" w:hAnsi="Segoe UI" w:cs="Segoe UI"/>
+          <w:color w:val="BFBFBF"/>
+          <w:sz w:val="44"/>
+          <w:szCs w:val="44"/>
+          <w:shd w:val="clear" w:color="auto" w:fill="121314"/>
+        </w:rPr>
+      </w:pPr>
+      <w:r>
         <w:rPr>
           <w:b/>
           <w:bCs/>
@@ -373,25 +4788,8 @@
           <w:szCs w:val="36"/>
           <w:u w:val="single"/>
         </w:rPr>
-      </w:pPr>
-      <w:r>
-        <w:rPr>
-          <w:sz w:val="24"/>
-          <w:szCs w:val="24"/>
-        </w:rPr>
-        <w:t>Admin Dashboard View</w:t>
-      </w:r>
-    </w:p>
-    <w:p>
-      <w:pPr>
-        <w:rPr>
-          <w:rFonts w:ascii="Segoe UI" w:hAnsi="Segoe UI" w:cs="Segoe UI"/>
-          <w:color w:val="BFBFBF"/>
-          <w:sz w:val="44"/>
-          <w:szCs w:val="44"/>
-          <w:shd w:val="clear" w:color="auto" w:fill="121314"/>
-        </w:rPr>
-      </w:pPr>
+        <w:t>Users</w:t>
+      </w:r>
       <w:r>
         <w:rPr>
           <w:b/>
@@ -400,16 +4798,6 @@
           <w:szCs w:val="36"/>
           <w:u w:val="single"/>
         </w:rPr>
-        <w:t>Users</w:t>
-      </w:r>
-      <w:r>
-        <w:rPr>
-          <w:b/>
-          <w:bCs/>
-          <w:sz w:val="36"/>
-          <w:szCs w:val="36"/>
-          <w:u w:val="single"/>
-        </w:rPr>
         <w:t xml:space="preserve"> Endpoints</w:t>
       </w:r>
     </w:p>
@@ -516,39 +4904,469 @@
           <w:sz w:val="28"/>
           <w:szCs w:val="28"/>
         </w:rPr>
+        <w:t>POST</w:t>
+      </w:r>
+      <w:r>
+        <w:rPr>
+          <w:sz w:val="28"/>
+          <w:szCs w:val="28"/>
+        </w:rPr>
+        <w:t xml:space="preserve"> /</w:t>
+      </w:r>
+      <w:r>
+        <w:rPr>
+          <w:sz w:val="28"/>
+          <w:szCs w:val="28"/>
+        </w:rPr>
+        <w:t>register</w:t>
+      </w:r>
+      <w:r>
+        <w:rPr>
+          <w:sz w:val="28"/>
+          <w:szCs w:val="28"/>
+        </w:rPr>
+        <w:t>:</w:t>
+      </w:r>
+    </w:p>
+    <w:p>
+      <w:pPr>
+        <w:rPr>
+          <w:sz w:val="24"/>
+          <w:szCs w:val="24"/>
+        </w:rPr>
+      </w:pPr>
+      <w:r>
+        <w:t xml:space="preserve"> </w:t>
+      </w:r>
+      <w:r>
+        <w:rPr>
+          <w:sz w:val="24"/>
+          <w:szCs w:val="24"/>
+        </w:rPr>
+        <w:t xml:space="preserve">Request: </w:t>
+      </w:r>
+    </w:p>
+    <w:p>
+      <w:pPr>
+        <w:rPr>
+          <w:sz w:val="24"/>
+          <w:szCs w:val="24"/>
+        </w:rPr>
+      </w:pPr>
+      <w:r>
+        <w:rPr>
+          <w:sz w:val="24"/>
+          <w:szCs w:val="24"/>
+        </w:rPr>
+        <w:t>{</w:t>
+      </w:r>
+    </w:p>
+    <w:p>
+      <w:pPr>
+        <w:rPr>
+          <w:sz w:val="24"/>
+          <w:szCs w:val="24"/>
+        </w:rPr>
+      </w:pPr>
+      <w:r>
+        <w:rPr>
+          <w:sz w:val="24"/>
+          <w:szCs w:val="24"/>
+        </w:rPr>
+        <w:t xml:space="preserve">  "name": "</w:t>
+      </w:r>
+      <w:proofErr w:type="spellStart"/>
+      <w:r>
+        <w:rPr>
+          <w:sz w:val="24"/>
+          <w:szCs w:val="24"/>
+        </w:rPr>
+        <w:t>Shifa</w:t>
+      </w:r>
+      <w:proofErr w:type="spellEnd"/>
+      <w:r>
+        <w:rPr>
+          <w:sz w:val="24"/>
+          <w:szCs w:val="24"/>
+        </w:rPr>
+        <w:t xml:space="preserve"> Ali",</w:t>
+      </w:r>
+    </w:p>
+    <w:p>
+      <w:pPr>
+        <w:rPr>
+          <w:sz w:val="24"/>
+          <w:szCs w:val="24"/>
+        </w:rPr>
+      </w:pPr>
+      <w:r>
+        <w:rPr>
+          <w:sz w:val="24"/>
+          <w:szCs w:val="24"/>
+        </w:rPr>
+        <w:t xml:space="preserve">  "email": "shifa@gmail.com",</w:t>
+      </w:r>
+    </w:p>
+    <w:p>
+      <w:pPr>
+        <w:rPr>
+          <w:sz w:val="24"/>
+          <w:szCs w:val="24"/>
+        </w:rPr>
+      </w:pPr>
+      <w:r>
+        <w:rPr>
+          <w:sz w:val="24"/>
+          <w:szCs w:val="24"/>
+        </w:rPr>
+        <w:t xml:space="preserve">  "password": "123456",</w:t>
+      </w:r>
+    </w:p>
+    <w:p>
+      <w:pPr>
+        <w:rPr>
+          <w:sz w:val="24"/>
+          <w:szCs w:val="24"/>
+        </w:rPr>
+      </w:pPr>
+      <w:r>
+        <w:rPr>
+          <w:sz w:val="24"/>
+          <w:szCs w:val="24"/>
+        </w:rPr>
+        <w:t xml:space="preserve">  "role": "teacher",</w:t>
+      </w:r>
+    </w:p>
+    <w:p>
+      <w:pPr>
+        <w:rPr>
+          <w:sz w:val="24"/>
+          <w:szCs w:val="24"/>
+        </w:rPr>
+      </w:pPr>
+    </w:p>
+    <w:p>
+      <w:pPr>
+        <w:rPr>
+          <w:sz w:val="24"/>
+          <w:szCs w:val="24"/>
+        </w:rPr>
+      </w:pPr>
+      <w:r>
+        <w:rPr>
+          <w:sz w:val="24"/>
+          <w:szCs w:val="24"/>
+        </w:rPr>
         <w:lastRenderedPageBreak/>
-        <w:t>POST</w:t>
-      </w:r>
-      <w:r>
-        <w:rPr>
-          <w:sz w:val="28"/>
-          <w:szCs w:val="28"/>
-        </w:rPr>
-        <w:t xml:space="preserve"> /</w:t>
-      </w:r>
-      <w:r>
-        <w:rPr>
-          <w:sz w:val="28"/>
-          <w:szCs w:val="28"/>
-        </w:rPr>
-        <w:t>register</w:t>
-      </w:r>
-      <w:r>
-        <w:rPr>
-          <w:sz w:val="28"/>
-          <w:szCs w:val="28"/>
-        </w:rPr>
-        <w:t>:</w:t>
-      </w:r>
-    </w:p>
-    <w:p>
-      <w:pPr>
-        <w:rPr>
-          <w:sz w:val="24"/>
-          <w:szCs w:val="24"/>
-        </w:rPr>
-      </w:pPr>
-      <w:r>
+        <w:t xml:space="preserve">  "experience": "5 years",</w:t>
+      </w:r>
+    </w:p>
+    <w:p>
+      <w:pPr>
+        <w:rPr>
+          <w:sz w:val="24"/>
+          <w:szCs w:val="24"/>
+        </w:rPr>
+      </w:pPr>
+    </w:p>
+    <w:p>
+      <w:pPr>
+        <w:rPr>
+          <w:sz w:val="24"/>
+          <w:szCs w:val="24"/>
+        </w:rPr>
+      </w:pPr>
+      <w:r>
+        <w:rPr>
+          <w:sz w:val="24"/>
+          <w:szCs w:val="24"/>
+        </w:rPr>
+        <w:t xml:space="preserve">  "</w:t>
+      </w:r>
+      <w:proofErr w:type="spellStart"/>
+      <w:r>
+        <w:rPr>
+          <w:sz w:val="24"/>
+          <w:szCs w:val="24"/>
+        </w:rPr>
+        <w:t>dob</w:t>
+      </w:r>
+      <w:proofErr w:type="spellEnd"/>
+      <w:r>
+        <w:rPr>
+          <w:sz w:val="24"/>
+          <w:szCs w:val="24"/>
+        </w:rPr>
+        <w:t>": "1995-05-10",</w:t>
+      </w:r>
+    </w:p>
+    <w:p>
+      <w:pPr>
+        <w:rPr>
+          <w:sz w:val="24"/>
+          <w:szCs w:val="24"/>
+        </w:rPr>
+      </w:pPr>
+    </w:p>
+    <w:p>
+      <w:pPr>
+        <w:rPr>
+          <w:sz w:val="24"/>
+          <w:szCs w:val="24"/>
+        </w:rPr>
+      </w:pPr>
+      <w:r>
+        <w:rPr>
+          <w:sz w:val="24"/>
+          <w:szCs w:val="24"/>
+        </w:rPr>
+        <w:t xml:space="preserve">  "</w:t>
+      </w:r>
+      <w:proofErr w:type="spellStart"/>
+      <w:r>
+        <w:rPr>
+          <w:sz w:val="24"/>
+          <w:szCs w:val="24"/>
+        </w:rPr>
+        <w:t>phoneNo</w:t>
+      </w:r>
+      <w:proofErr w:type="spellEnd"/>
+      <w:r>
+        <w:rPr>
+          <w:sz w:val="24"/>
+          <w:szCs w:val="24"/>
+        </w:rPr>
+        <w:t>": "9876543210",</w:t>
+      </w:r>
+    </w:p>
+    <w:p>
+      <w:pPr>
+        <w:rPr>
+          <w:sz w:val="24"/>
+          <w:szCs w:val="24"/>
+        </w:rPr>
+      </w:pPr>
+    </w:p>
+    <w:p>
+      <w:pPr>
+        <w:rPr>
+          <w:sz w:val="24"/>
+          <w:szCs w:val="24"/>
+        </w:rPr>
+      </w:pPr>
+      <w:r>
+        <w:rPr>
+          <w:sz w:val="24"/>
+          <w:szCs w:val="24"/>
+        </w:rPr>
+        <w:t xml:space="preserve">  "address": "Delhi, India",</w:t>
+      </w:r>
+    </w:p>
+    <w:p>
+      <w:pPr>
+        <w:rPr>
+          <w:sz w:val="24"/>
+          <w:szCs w:val="24"/>
+        </w:rPr>
+      </w:pPr>
+    </w:p>
+    <w:p>
+      <w:pPr>
+        <w:rPr>
+          <w:sz w:val="24"/>
+          <w:szCs w:val="24"/>
+        </w:rPr>
+      </w:pPr>
+      <w:r>
+        <w:rPr>
+          <w:sz w:val="24"/>
+          <w:szCs w:val="24"/>
+        </w:rPr>
+        <w:t xml:space="preserve">  "bio": "Experienced software development trainer",</w:t>
+      </w:r>
+    </w:p>
+    <w:p>
+      <w:pPr>
+        <w:rPr>
+          <w:sz w:val="24"/>
+          <w:szCs w:val="24"/>
+        </w:rPr>
+      </w:pPr>
+    </w:p>
+    <w:p>
+      <w:pPr>
+        <w:rPr>
+          <w:sz w:val="24"/>
+          <w:szCs w:val="24"/>
+        </w:rPr>
+      </w:pPr>
+      <w:r>
+        <w:rPr>
+          <w:sz w:val="24"/>
+          <w:szCs w:val="24"/>
+        </w:rPr>
+        <w:t xml:space="preserve">  "qualification": "MCA",</w:t>
+      </w:r>
+    </w:p>
+    <w:p>
+      <w:pPr>
+        <w:rPr>
+          <w:sz w:val="24"/>
+          <w:szCs w:val="24"/>
+        </w:rPr>
+      </w:pPr>
+    </w:p>
+    <w:p>
+      <w:pPr>
+        <w:rPr>
+          <w:sz w:val="24"/>
+          <w:szCs w:val="24"/>
+        </w:rPr>
+      </w:pPr>
+      <w:r>
+        <w:rPr>
+          <w:sz w:val="24"/>
+          <w:szCs w:val="24"/>
+        </w:rPr>
+        <w:t xml:space="preserve">  "specialization": "Full Stack Development",</w:t>
+      </w:r>
+    </w:p>
+    <w:p>
+      <w:pPr>
+        <w:rPr>
+          <w:sz w:val="24"/>
+          <w:szCs w:val="24"/>
+        </w:rPr>
+      </w:pPr>
+    </w:p>
+    <w:p>
+      <w:pPr>
+        <w:rPr>
+          <w:sz w:val="24"/>
+          <w:szCs w:val="24"/>
+        </w:rPr>
+      </w:pPr>
+      <w:r>
+        <w:rPr>
+          <w:sz w:val="24"/>
+          <w:szCs w:val="24"/>
+        </w:rPr>
+        <w:t xml:space="preserve">  "</w:t>
+      </w:r>
+      <w:proofErr w:type="spellStart"/>
+      <w:r>
+        <w:rPr>
+          <w:sz w:val="24"/>
+          <w:szCs w:val="24"/>
+        </w:rPr>
+        <w:t>assigned_courseid</w:t>
+      </w:r>
+      <w:proofErr w:type="spellEnd"/>
+      <w:r>
+        <w:rPr>
+          <w:sz w:val="24"/>
+          <w:szCs w:val="24"/>
+        </w:rPr>
+        <w:t>": [],</w:t>
+      </w:r>
+    </w:p>
+    <w:p>
+      <w:pPr>
+        <w:rPr>
+          <w:sz w:val="24"/>
+          <w:szCs w:val="24"/>
+        </w:rPr>
+      </w:pPr>
+    </w:p>
+    <w:p>
+      <w:pPr>
+        <w:rPr>
+          <w:sz w:val="24"/>
+          <w:szCs w:val="24"/>
+        </w:rPr>
+      </w:pPr>
+      <w:r>
+        <w:rPr>
+          <w:sz w:val="24"/>
+          <w:szCs w:val="24"/>
+        </w:rPr>
+        <w:t xml:space="preserve">  "</w:t>
+      </w:r>
+      <w:proofErr w:type="spellStart"/>
+      <w:r>
+        <w:rPr>
+          <w:sz w:val="24"/>
+          <w:szCs w:val="24"/>
+        </w:rPr>
+        <w:t>courseassigned_studentid</w:t>
+      </w:r>
+      <w:proofErr w:type="spellEnd"/>
+      <w:r>
+        <w:rPr>
+          <w:sz w:val="24"/>
+          <w:szCs w:val="24"/>
+        </w:rPr>
+        <w:t>": [],</w:t>
+      </w:r>
+    </w:p>
+    <w:p>
+      <w:pPr>
+        <w:rPr>
+          <w:sz w:val="24"/>
+          <w:szCs w:val="24"/>
+        </w:rPr>
+      </w:pPr>
+    </w:p>
+    <w:p>
+      <w:pPr>
+        <w:rPr>
+          <w:sz w:val="24"/>
+          <w:szCs w:val="24"/>
+        </w:rPr>
+      </w:pPr>
+      <w:r>
+        <w:rPr>
+          <w:sz w:val="24"/>
+          <w:szCs w:val="24"/>
+        </w:rPr>
+        <w:t xml:space="preserve">  "</w:t>
+      </w:r>
+      <w:proofErr w:type="spellStart"/>
+      <w:r>
+        <w:rPr>
+          <w:sz w:val="24"/>
+          <w:szCs w:val="24"/>
+        </w:rPr>
+        <w:t>profile_picture</w:t>
+      </w:r>
+      <w:proofErr w:type="spellEnd"/>
+      <w:r>
+        <w:rPr>
+          <w:sz w:val="24"/>
+          <w:szCs w:val="24"/>
+        </w:rPr>
+        <w:t>": "https://example.com/profile.jpg"</w:t>
+      </w:r>
+    </w:p>
+    <w:p>
+      <w:pPr>
+        <w:rPr>
+          <w:sz w:val="24"/>
+          <w:szCs w:val="24"/>
+        </w:rPr>
+      </w:pPr>
+      <w:r>
+        <w:rPr>
+          <w:sz w:val="24"/>
+          <w:szCs w:val="24"/>
+        </w:rPr>
+        <w:t>}</w:t>
+      </w:r>
+      <w:r>
+        <w:rPr>
+          <w:sz w:val="24"/>
+          <w:szCs w:val="24"/>
+        </w:rPr>
         <w:t xml:space="preserve"> </w:t>
       </w:r>
       <w:r>
@@ -556,7 +5374,22 @@
           <w:sz w:val="24"/>
           <w:szCs w:val="24"/>
         </w:rPr>
-        <w:t xml:space="preserve">Request: </w:t>
+        <w:t>}</w:t>
+      </w:r>
+    </w:p>
+    <w:p>
+      <w:pPr>
+        <w:rPr>
+          <w:sz w:val="24"/>
+          <w:szCs w:val="24"/>
+        </w:rPr>
+      </w:pPr>
+      <w:r>
+        <w:rPr>
+          <w:sz w:val="24"/>
+          <w:szCs w:val="24"/>
+        </w:rPr>
+        <w:t>Response:</w:t>
       </w:r>
     </w:p>
     <w:p>
@@ -586,7 +5419,52 @@
           <w:sz w:val="24"/>
           <w:szCs w:val="24"/>
         </w:rPr>
-        <w:t xml:space="preserve">  "name": "</w:t>
+        <w:t xml:space="preserve">  "message": "User registered successfully",</w:t>
+      </w:r>
+    </w:p>
+    <w:p>
+      <w:pPr>
+        <w:rPr>
+          <w:sz w:val="24"/>
+          <w:szCs w:val="24"/>
+        </w:rPr>
+      </w:pPr>
+      <w:r>
+        <w:rPr>
+          <w:sz w:val="24"/>
+          <w:szCs w:val="24"/>
+        </w:rPr>
+        <w:t xml:space="preserve">  "user": {</w:t>
+      </w:r>
+    </w:p>
+    <w:p>
+      <w:pPr>
+        <w:rPr>
+          <w:sz w:val="24"/>
+          <w:szCs w:val="24"/>
+        </w:rPr>
+      </w:pPr>
+      <w:r>
+        <w:rPr>
+          <w:sz w:val="24"/>
+          <w:szCs w:val="24"/>
+        </w:rPr>
+        <w:t xml:space="preserve">    "id": "6a0205d165370fd6f63b10a8",</w:t>
+      </w:r>
+    </w:p>
+    <w:p>
+      <w:pPr>
+        <w:rPr>
+          <w:sz w:val="24"/>
+          <w:szCs w:val="24"/>
+        </w:rPr>
+      </w:pPr>
+      <w:r>
+        <w:rPr>
+          <w:sz w:val="24"/>
+          <w:szCs w:val="24"/>
+        </w:rPr>
+        <w:t xml:space="preserve">    "name": "</w:t>
       </w:r>
       <w:proofErr w:type="spellStart"/>
       <w:r>
@@ -594,7 +5472,7 @@
           <w:sz w:val="24"/>
           <w:szCs w:val="24"/>
         </w:rPr>
-        <w:t>Shifa</w:t>
+        <w:t>varun</w:t>
       </w:r>
       <w:proofErr w:type="spellEnd"/>
       <w:r>
@@ -602,559 +5480,652 @@
           <w:sz w:val="24"/>
           <w:szCs w:val="24"/>
         </w:rPr>
-        <w:t xml:space="preserve"> Ali",</w:t>
-      </w:r>
-    </w:p>
-    <w:p>
-      <w:pPr>
-        <w:rPr>
-          <w:sz w:val="24"/>
-          <w:szCs w:val="24"/>
-        </w:rPr>
-      </w:pPr>
-      <w:r>
-        <w:rPr>
-          <w:sz w:val="24"/>
-          <w:szCs w:val="24"/>
-        </w:rPr>
-        <w:t xml:space="preserve">  "email": "shifa@gmail.com",</w:t>
-      </w:r>
-    </w:p>
-    <w:p>
-      <w:pPr>
-        <w:rPr>
-          <w:sz w:val="24"/>
-          <w:szCs w:val="24"/>
-        </w:rPr>
-      </w:pPr>
-      <w:r>
-        <w:rPr>
-          <w:sz w:val="24"/>
-          <w:szCs w:val="24"/>
-        </w:rPr>
-        <w:t xml:space="preserve">  "password": "123456",</w:t>
-      </w:r>
-    </w:p>
-    <w:p>
-      <w:pPr>
-        <w:rPr>
-          <w:sz w:val="24"/>
-          <w:szCs w:val="24"/>
-        </w:rPr>
-      </w:pPr>
-      <w:r>
-        <w:rPr>
-          <w:sz w:val="24"/>
-          <w:szCs w:val="24"/>
-        </w:rPr>
-        <w:t xml:space="preserve">  "role": "teacher",</w:t>
-      </w:r>
-    </w:p>
-    <w:p>
-      <w:pPr>
-        <w:rPr>
-          <w:sz w:val="24"/>
-          <w:szCs w:val="24"/>
-        </w:rPr>
-      </w:pPr>
-    </w:p>
-    <w:p>
-      <w:pPr>
-        <w:rPr>
-          <w:sz w:val="24"/>
-          <w:szCs w:val="24"/>
-        </w:rPr>
-      </w:pPr>
-      <w:r>
-        <w:rPr>
-          <w:sz w:val="24"/>
-          <w:szCs w:val="24"/>
-        </w:rPr>
-        <w:t xml:space="preserve">  "experience": "5 years",</w:t>
-      </w:r>
-    </w:p>
-    <w:p>
-      <w:pPr>
-        <w:rPr>
-          <w:sz w:val="24"/>
-          <w:szCs w:val="24"/>
-        </w:rPr>
-      </w:pPr>
-    </w:p>
-    <w:p>
-      <w:pPr>
-        <w:rPr>
-          <w:sz w:val="24"/>
-          <w:szCs w:val="24"/>
-        </w:rPr>
-      </w:pPr>
-      <w:r>
-        <w:rPr>
-          <w:sz w:val="24"/>
-          <w:szCs w:val="24"/>
+        <w:t>",</w:t>
+      </w:r>
+    </w:p>
+    <w:p>
+      <w:pPr>
+        <w:rPr>
+          <w:sz w:val="24"/>
+          <w:szCs w:val="24"/>
+        </w:rPr>
+      </w:pPr>
+      <w:r>
+        <w:rPr>
+          <w:sz w:val="24"/>
+          <w:szCs w:val="24"/>
+        </w:rPr>
+        <w:t xml:space="preserve">    "email": "varuna@gmail.com",</w:t>
+      </w:r>
+    </w:p>
+    <w:p>
+      <w:pPr>
+        <w:rPr>
+          <w:sz w:val="24"/>
+          <w:szCs w:val="24"/>
+        </w:rPr>
+      </w:pPr>
+      <w:r>
+        <w:rPr>
+          <w:sz w:val="24"/>
+          <w:szCs w:val="24"/>
+        </w:rPr>
+        <w:lastRenderedPageBreak/>
+        <w:t xml:space="preserve">    "role": "teacher"</w:t>
+      </w:r>
+    </w:p>
+    <w:p>
+      <w:pPr>
+        <w:rPr>
+          <w:sz w:val="24"/>
+          <w:szCs w:val="24"/>
+        </w:rPr>
+      </w:pPr>
+      <w:r>
+        <w:rPr>
+          <w:sz w:val="24"/>
+          <w:szCs w:val="24"/>
+        </w:rPr>
+        <w:t xml:space="preserve">  }</w:t>
+      </w:r>
+    </w:p>
+    <w:p>
+      <w:pPr>
+        <w:rPr>
+          <w:sz w:val="24"/>
+          <w:szCs w:val="24"/>
+        </w:rPr>
+      </w:pPr>
+      <w:r>
+        <w:rPr>
+          <w:sz w:val="24"/>
+          <w:szCs w:val="24"/>
+        </w:rPr>
+        <w:t>}</w:t>
+      </w:r>
+    </w:p>
+    <w:p>
+      <w:pPr>
+        <w:pStyle w:val="ListParagraph"/>
+        <w:numPr>
+          <w:ilvl w:val="0"/>
+          <w:numId w:val="4"/>
+        </w:numPr>
+        <w:rPr>
+          <w:sz w:val="28"/>
+          <w:szCs w:val="28"/>
+        </w:rPr>
+      </w:pPr>
+      <w:r>
+        <w:rPr>
+          <w:sz w:val="28"/>
+          <w:szCs w:val="28"/>
+        </w:rPr>
+        <w:t>GET/user</w:t>
+      </w:r>
+      <w:proofErr w:type="gramStart"/>
+      <w:r>
+        <w:rPr>
+          <w:sz w:val="28"/>
+          <w:szCs w:val="28"/>
+        </w:rPr>
+        <w:t>/:email</w:t>
+      </w:r>
+      <w:proofErr w:type="gramEnd"/>
+    </w:p>
+    <w:p>
+      <w:pPr>
+        <w:rPr>
+          <w:rFonts w:ascii="Segoe UI" w:hAnsi="Segoe UI" w:cs="Segoe UI"/>
+          <w:color w:val="BFBFBF"/>
+          <w:sz w:val="20"/>
+          <w:shd w:val="clear" w:color="auto" w:fill="121314"/>
+        </w:rPr>
+      </w:pPr>
+      <w:hyperlink r:id="rId5" w:history="1">
+        <w:r>
+          <w:rPr>
+            <w:rStyle w:val="Hyperlink"/>
+            <w:rFonts w:ascii="Segoe UI" w:hAnsi="Segoe UI" w:cs="Segoe UI"/>
+            <w:sz w:val="20"/>
+            <w:shd w:val="clear" w:color="auto" w:fill="121314"/>
+          </w:rPr>
+          <w:t>https://lms-api-f87o.onrender.com/user/rock@example.com</w:t>
+        </w:r>
+      </w:hyperlink>
+    </w:p>
+    <w:p>
+      <w:pPr>
+        <w:rPr>
+          <w:sz w:val="28"/>
+          <w:szCs w:val="28"/>
+        </w:rPr>
+      </w:pPr>
+      <w:proofErr w:type="gramStart"/>
+      <w:r>
+        <w:rPr>
+          <w:sz w:val="28"/>
+          <w:szCs w:val="28"/>
+        </w:rPr>
+        <w:t>Response :</w:t>
+      </w:r>
+      <w:proofErr w:type="gramEnd"/>
+      <w:r>
+        <w:rPr>
+          <w:sz w:val="28"/>
+          <w:szCs w:val="28"/>
+        </w:rPr>
+        <w:t xml:space="preserve"> </w:t>
+      </w:r>
+    </w:p>
+    <w:p>
+      <w:pPr>
+        <w:rPr>
+          <w:rFonts w:ascii="Segoe UI" w:hAnsi="Segoe UI" w:cs="Segoe UI"/>
+          <w:color w:val="BFBFBF"/>
+          <w:sz w:val="20"/>
+          <w:shd w:val="clear" w:color="auto" w:fill="121314"/>
+        </w:rPr>
+      </w:pPr>
+      <w:r>
+        <w:rPr>
+          <w:rFonts w:ascii="Segoe UI" w:hAnsi="Segoe UI" w:cs="Segoe UI"/>
+          <w:color w:val="BFBFBF"/>
+          <w:sz w:val="20"/>
+          <w:shd w:val="clear" w:color="auto" w:fill="121314"/>
+        </w:rPr>
+        <w:t>{</w:t>
+      </w:r>
+    </w:p>
+    <w:p>
+      <w:pPr>
+        <w:rPr>
+          <w:rFonts w:ascii="Segoe UI" w:hAnsi="Segoe UI" w:cs="Segoe UI"/>
+          <w:color w:val="BFBFBF"/>
+          <w:sz w:val="20"/>
+          <w:shd w:val="clear" w:color="auto" w:fill="121314"/>
+        </w:rPr>
+      </w:pPr>
+      <w:r>
+        <w:rPr>
+          <w:rFonts w:ascii="Segoe UI" w:hAnsi="Segoe UI" w:cs="Segoe UI"/>
+          <w:color w:val="BFBFBF"/>
+          <w:sz w:val="20"/>
+          <w:shd w:val="clear" w:color="auto" w:fill="121314"/>
+        </w:rPr>
+        <w:t xml:space="preserve">  "user": {</w:t>
+      </w:r>
+    </w:p>
+    <w:p>
+      <w:pPr>
+        <w:rPr>
+          <w:rFonts w:ascii="Segoe UI" w:hAnsi="Segoe UI" w:cs="Segoe UI"/>
+          <w:color w:val="BFBFBF"/>
+          <w:sz w:val="20"/>
+          <w:shd w:val="clear" w:color="auto" w:fill="121314"/>
+        </w:rPr>
+      </w:pPr>
+      <w:r>
+        <w:rPr>
+          <w:rFonts w:ascii="Segoe UI" w:hAnsi="Segoe UI" w:cs="Segoe UI"/>
+          <w:color w:val="BFBFBF"/>
+          <w:sz w:val="20"/>
+          <w:shd w:val="clear" w:color="auto" w:fill="121314"/>
+        </w:rPr>
+        <w:t xml:space="preserve">    "_id": "69d28087114c306c67d34843",</w:t>
+      </w:r>
+    </w:p>
+    <w:p>
+      <w:pPr>
+        <w:rPr>
+          <w:rFonts w:ascii="Segoe UI" w:hAnsi="Segoe UI" w:cs="Segoe UI"/>
+          <w:color w:val="BFBFBF"/>
+          <w:sz w:val="20"/>
+          <w:shd w:val="clear" w:color="auto" w:fill="121314"/>
+        </w:rPr>
+      </w:pPr>
+      <w:r>
+        <w:rPr>
+          <w:rFonts w:ascii="Segoe UI" w:hAnsi="Segoe UI" w:cs="Segoe UI"/>
+          <w:color w:val="BFBFBF"/>
+          <w:sz w:val="20"/>
+          <w:shd w:val="clear" w:color="auto" w:fill="121314"/>
+        </w:rPr>
+        <w:t xml:space="preserve">    "name": "rock",</w:t>
+      </w:r>
+    </w:p>
+    <w:p>
+      <w:pPr>
+        <w:rPr>
+          <w:rFonts w:ascii="Segoe UI" w:hAnsi="Segoe UI" w:cs="Segoe UI"/>
+          <w:color w:val="BFBFBF"/>
+          <w:sz w:val="20"/>
+          <w:shd w:val="clear" w:color="auto" w:fill="121314"/>
+        </w:rPr>
+      </w:pPr>
+      <w:r>
+        <w:rPr>
+          <w:rFonts w:ascii="Segoe UI" w:hAnsi="Segoe UI" w:cs="Segoe UI"/>
+          <w:color w:val="BFBFBF"/>
+          <w:sz w:val="20"/>
+          <w:shd w:val="clear" w:color="auto" w:fill="121314"/>
+        </w:rPr>
+        <w:t xml:space="preserve">    "email": "rock@example.com",</w:t>
+      </w:r>
+    </w:p>
+    <w:p>
+      <w:pPr>
+        <w:rPr>
+          <w:rFonts w:ascii="Segoe UI" w:hAnsi="Segoe UI" w:cs="Segoe UI"/>
+          <w:color w:val="BFBFBF"/>
+          <w:sz w:val="20"/>
+          <w:shd w:val="clear" w:color="auto" w:fill="121314"/>
+        </w:rPr>
+      </w:pPr>
+      <w:r>
+        <w:rPr>
+          <w:rFonts w:ascii="Segoe UI" w:hAnsi="Segoe UI" w:cs="Segoe UI"/>
+          <w:color w:val="BFBFBF"/>
+          <w:sz w:val="20"/>
+          <w:shd w:val="clear" w:color="auto" w:fill="121314"/>
+        </w:rPr>
+        <w:t xml:space="preserve">    "role": "student",</w:t>
+      </w:r>
+    </w:p>
+    <w:p>
+      <w:pPr>
+        <w:rPr>
+          <w:rFonts w:ascii="Segoe UI" w:hAnsi="Segoe UI" w:cs="Segoe UI"/>
+          <w:color w:val="BFBFBF"/>
+          <w:sz w:val="20"/>
+          <w:shd w:val="clear" w:color="auto" w:fill="121314"/>
+        </w:rPr>
+      </w:pPr>
+      <w:r>
+        <w:rPr>
+          <w:rFonts w:ascii="Segoe UI" w:hAnsi="Segoe UI" w:cs="Segoe UI"/>
+          <w:color w:val="BFBFBF"/>
+          <w:sz w:val="20"/>
+          <w:shd w:val="clear" w:color="auto" w:fill="121314"/>
+        </w:rPr>
+        <w:t xml:space="preserve">    "</w:t>
+      </w:r>
+      <w:proofErr w:type="spellStart"/>
+      <w:r>
+        <w:rPr>
+          <w:rFonts w:ascii="Segoe UI" w:hAnsi="Segoe UI" w:cs="Segoe UI"/>
+          <w:color w:val="BFBFBF"/>
+          <w:sz w:val="20"/>
+          <w:shd w:val="clear" w:color="auto" w:fill="121314"/>
+        </w:rPr>
+        <w:t>createdAt</w:t>
+      </w:r>
+      <w:proofErr w:type="spellEnd"/>
+      <w:r>
+        <w:rPr>
+          <w:rFonts w:ascii="Segoe UI" w:hAnsi="Segoe UI" w:cs="Segoe UI"/>
+          <w:color w:val="BFBFBF"/>
+          <w:sz w:val="20"/>
+          <w:shd w:val="clear" w:color="auto" w:fill="121314"/>
+        </w:rPr>
+        <w:t>": "2026-04-05T15:32:23.118Z",</w:t>
+      </w:r>
+    </w:p>
+    <w:p>
+      <w:pPr>
+        <w:rPr>
+          <w:rFonts w:ascii="Segoe UI" w:hAnsi="Segoe UI" w:cs="Segoe UI"/>
+          <w:color w:val="BFBFBF"/>
+          <w:sz w:val="20"/>
+          <w:shd w:val="clear" w:color="auto" w:fill="121314"/>
+        </w:rPr>
+      </w:pPr>
+      <w:r>
+        <w:rPr>
+          <w:rFonts w:ascii="Segoe UI" w:hAnsi="Segoe UI" w:cs="Segoe UI"/>
+          <w:color w:val="BFBFBF"/>
+          <w:sz w:val="20"/>
+          <w:shd w:val="clear" w:color="auto" w:fill="121314"/>
+        </w:rPr>
+        <w:t xml:space="preserve">    "</w:t>
+      </w:r>
+      <w:proofErr w:type="spellStart"/>
+      <w:r>
+        <w:rPr>
+          <w:rFonts w:ascii="Segoe UI" w:hAnsi="Segoe UI" w:cs="Segoe UI"/>
+          <w:color w:val="BFBFBF"/>
+          <w:sz w:val="20"/>
+          <w:shd w:val="clear" w:color="auto" w:fill="121314"/>
+        </w:rPr>
+        <w:t>updatedAt</w:t>
+      </w:r>
+      <w:proofErr w:type="spellEnd"/>
+      <w:r>
+        <w:rPr>
+          <w:rFonts w:ascii="Segoe UI" w:hAnsi="Segoe UI" w:cs="Segoe UI"/>
+          <w:color w:val="BFBFBF"/>
+          <w:sz w:val="20"/>
+          <w:shd w:val="clear" w:color="auto" w:fill="121314"/>
+        </w:rPr>
+        <w:t>": "2026-04-05T15:32:23.118Z",</w:t>
+      </w:r>
+    </w:p>
+    <w:p>
+      <w:pPr>
+        <w:rPr>
+          <w:rFonts w:ascii="Segoe UI" w:hAnsi="Segoe UI" w:cs="Segoe UI"/>
+          <w:color w:val="BFBFBF"/>
+          <w:sz w:val="20"/>
+          <w:shd w:val="clear" w:color="auto" w:fill="121314"/>
+        </w:rPr>
+      </w:pPr>
+      <w:r>
+        <w:rPr>
+          <w:rFonts w:ascii="Segoe UI" w:hAnsi="Segoe UI" w:cs="Segoe UI"/>
+          <w:color w:val="BFBFBF"/>
+          <w:sz w:val="20"/>
+          <w:shd w:val="clear" w:color="auto" w:fill="121314"/>
+        </w:rPr>
+        <w:t xml:space="preserve">    "__v": 0</w:t>
+      </w:r>
+    </w:p>
+    <w:p>
+      <w:pPr>
+        <w:rPr>
+          <w:rFonts w:ascii="Segoe UI" w:hAnsi="Segoe UI" w:cs="Segoe UI"/>
+          <w:color w:val="BFBFBF"/>
+          <w:sz w:val="20"/>
+          <w:shd w:val="clear" w:color="auto" w:fill="121314"/>
+        </w:rPr>
+      </w:pPr>
+      <w:r>
+        <w:rPr>
+          <w:rFonts w:ascii="Segoe UI" w:hAnsi="Segoe UI" w:cs="Segoe UI"/>
+          <w:color w:val="BFBFBF"/>
+          <w:sz w:val="20"/>
+          <w:shd w:val="clear" w:color="auto" w:fill="121314"/>
+        </w:rPr>
+        <w:t xml:space="preserve">  },</w:t>
+      </w:r>
+    </w:p>
+    <w:p>
+      <w:pPr>
+        <w:rPr>
+          <w:rFonts w:ascii="Segoe UI" w:hAnsi="Segoe UI" w:cs="Segoe UI"/>
+          <w:color w:val="BFBFBF"/>
+          <w:sz w:val="20"/>
+          <w:shd w:val="clear" w:color="auto" w:fill="121314"/>
+        </w:rPr>
+      </w:pPr>
+      <w:r>
+        <w:rPr>
+          <w:rFonts w:ascii="Segoe UI" w:hAnsi="Segoe UI" w:cs="Segoe UI"/>
+          <w:color w:val="BFBFBF"/>
+          <w:sz w:val="20"/>
+          <w:shd w:val="clear" w:color="auto" w:fill="121314"/>
         </w:rPr>
         <w:t xml:space="preserve">  "</w:t>
       </w:r>
       <w:proofErr w:type="spellStart"/>
       <w:r>
         <w:rPr>
-          <w:sz w:val="24"/>
-          <w:szCs w:val="24"/>
+          <w:rFonts w:ascii="Segoe UI" w:hAnsi="Segoe UI" w:cs="Segoe UI"/>
+          <w:color w:val="BFBFBF"/>
+          <w:sz w:val="20"/>
+          <w:shd w:val="clear" w:color="auto" w:fill="121314"/>
+        </w:rPr>
+        <w:t>roleData</w:t>
+      </w:r>
+      <w:proofErr w:type="spellEnd"/>
+      <w:r>
+        <w:rPr>
+          <w:rFonts w:ascii="Segoe UI" w:hAnsi="Segoe UI" w:cs="Segoe UI"/>
+          <w:color w:val="BFBFBF"/>
+          <w:sz w:val="20"/>
+          <w:shd w:val="clear" w:color="auto" w:fill="121314"/>
+        </w:rPr>
+        <w:t>": {</w:t>
+      </w:r>
+    </w:p>
+    <w:p>
+      <w:pPr>
+        <w:rPr>
+          <w:rFonts w:ascii="Segoe UI" w:hAnsi="Segoe UI" w:cs="Segoe UI"/>
+          <w:color w:val="BFBFBF"/>
+          <w:sz w:val="20"/>
+          <w:shd w:val="clear" w:color="auto" w:fill="121314"/>
+        </w:rPr>
+      </w:pPr>
+      <w:r>
+        <w:rPr>
+          <w:rFonts w:ascii="Segoe UI" w:hAnsi="Segoe UI" w:cs="Segoe UI"/>
+          <w:color w:val="BFBFBF"/>
+          <w:sz w:val="20"/>
+          <w:shd w:val="clear" w:color="auto" w:fill="121314"/>
+        </w:rPr>
+        <w:t xml:space="preserve">    "_id": "69d28087114c306c67d34845",</w:t>
+      </w:r>
+    </w:p>
+    <w:p>
+      <w:pPr>
+        <w:rPr>
+          <w:rFonts w:ascii="Segoe UI" w:hAnsi="Segoe UI" w:cs="Segoe UI"/>
+          <w:color w:val="BFBFBF"/>
+          <w:sz w:val="20"/>
+          <w:shd w:val="clear" w:color="auto" w:fill="121314"/>
+        </w:rPr>
+      </w:pPr>
+      <w:r>
+        <w:rPr>
+          <w:rFonts w:ascii="Segoe UI" w:hAnsi="Segoe UI" w:cs="Segoe UI"/>
+          <w:color w:val="BFBFBF"/>
+          <w:sz w:val="20"/>
+          <w:shd w:val="clear" w:color="auto" w:fill="121314"/>
+        </w:rPr>
+        <w:t xml:space="preserve">    "</w:t>
+      </w:r>
+      <w:proofErr w:type="spellStart"/>
+      <w:r>
+        <w:rPr>
+          <w:rFonts w:ascii="Segoe UI" w:hAnsi="Segoe UI" w:cs="Segoe UI"/>
+          <w:color w:val="BFBFBF"/>
+          <w:sz w:val="20"/>
+          <w:shd w:val="clear" w:color="auto" w:fill="121314"/>
         </w:rPr>
         <w:t>dob</w:t>
       </w:r>
       <w:proofErr w:type="spellEnd"/>
       <w:r>
         <w:rPr>
-          <w:sz w:val="24"/>
-          <w:szCs w:val="24"/>
-        </w:rPr>
-        <w:t>": "1995-05-10",</w:t>
-      </w:r>
-    </w:p>
-    <w:p>
-      <w:pPr>
-        <w:rPr>
-          <w:sz w:val="24"/>
-          <w:szCs w:val="24"/>
-        </w:rPr>
-      </w:pPr>
-    </w:p>
-    <w:p>
-      <w:pPr>
-        <w:rPr>
-          <w:sz w:val="24"/>
-          <w:szCs w:val="24"/>
-        </w:rPr>
-      </w:pPr>
-      <w:r>
-        <w:rPr>
-          <w:sz w:val="24"/>
-          <w:szCs w:val="24"/>
-        </w:rPr>
-        <w:t xml:space="preserve">  "</w:t>
+          <w:rFonts w:ascii="Segoe UI" w:hAnsi="Segoe UI" w:cs="Segoe UI"/>
+          <w:color w:val="BFBFBF"/>
+          <w:sz w:val="20"/>
+          <w:shd w:val="clear" w:color="auto" w:fill="121314"/>
+        </w:rPr>
+        <w:t>": "1985-07-20T00:00:00.000Z",</w:t>
+      </w:r>
+    </w:p>
+    <w:p>
+      <w:pPr>
+        <w:rPr>
+          <w:rFonts w:ascii="Segoe UI" w:hAnsi="Segoe UI" w:cs="Segoe UI"/>
+          <w:color w:val="BFBFBF"/>
+          <w:sz w:val="20"/>
+          <w:shd w:val="clear" w:color="auto" w:fill="121314"/>
+        </w:rPr>
+      </w:pPr>
+      <w:r>
+        <w:rPr>
+          <w:rFonts w:ascii="Segoe UI" w:hAnsi="Segoe UI" w:cs="Segoe UI"/>
+          <w:color w:val="BFBFBF"/>
+          <w:sz w:val="20"/>
+          <w:shd w:val="clear" w:color="auto" w:fill="121314"/>
+        </w:rPr>
+        <w:t xml:space="preserve">    "</w:t>
       </w:r>
       <w:proofErr w:type="spellStart"/>
       <w:r>
         <w:rPr>
-          <w:sz w:val="24"/>
-          <w:szCs w:val="24"/>
-        </w:rPr>
-        <w:t>phoneNo</w:t>
+          <w:rFonts w:ascii="Segoe UI" w:hAnsi="Segoe UI" w:cs="Segoe UI"/>
+          <w:color w:val="BFBFBF"/>
+          <w:sz w:val="20"/>
+          <w:shd w:val="clear" w:color="auto" w:fill="121314"/>
+        </w:rPr>
+        <w:t>userId</w:t>
       </w:r>
       <w:proofErr w:type="spellEnd"/>
       <w:r>
         <w:rPr>
-          <w:sz w:val="24"/>
-          <w:szCs w:val="24"/>
-        </w:rPr>
-        <w:t>": "9876543210",</w:t>
-      </w:r>
-    </w:p>
-    <w:p>
-      <w:pPr>
-        <w:rPr>
-          <w:sz w:val="24"/>
-          <w:szCs w:val="24"/>
-        </w:rPr>
-      </w:pPr>
-    </w:p>
-    <w:p>
-      <w:pPr>
-        <w:rPr>
-          <w:sz w:val="24"/>
-          <w:szCs w:val="24"/>
-        </w:rPr>
-      </w:pPr>
-      <w:r>
-        <w:rPr>
-          <w:sz w:val="24"/>
-          <w:szCs w:val="24"/>
-        </w:rPr>
-        <w:t xml:space="preserve">  "address": "Delhi, India",</w:t>
-      </w:r>
-    </w:p>
-    <w:p>
-      <w:pPr>
-        <w:rPr>
-          <w:sz w:val="24"/>
-          <w:szCs w:val="24"/>
-        </w:rPr>
-      </w:pPr>
-    </w:p>
-    <w:p>
-      <w:pPr>
-        <w:rPr>
-          <w:sz w:val="24"/>
-          <w:szCs w:val="24"/>
-        </w:rPr>
-      </w:pPr>
-      <w:r>
-        <w:rPr>
-          <w:sz w:val="24"/>
-          <w:szCs w:val="24"/>
-        </w:rPr>
-        <w:t xml:space="preserve">  "bio": "Experienced software development trainer",</w:t>
-      </w:r>
-    </w:p>
-    <w:p>
-      <w:pPr>
-        <w:rPr>
-          <w:sz w:val="24"/>
-          <w:szCs w:val="24"/>
-        </w:rPr>
-      </w:pPr>
-    </w:p>
-    <w:p>
-      <w:pPr>
-        <w:rPr>
-          <w:sz w:val="24"/>
-          <w:szCs w:val="24"/>
-        </w:rPr>
-      </w:pPr>
-      <w:r>
-        <w:rPr>
-          <w:sz w:val="24"/>
-          <w:szCs w:val="24"/>
-        </w:rPr>
-        <w:t xml:space="preserve">  "qualification": "MCA",</w:t>
-      </w:r>
-    </w:p>
-    <w:p>
-      <w:pPr>
-        <w:rPr>
-          <w:sz w:val="24"/>
-          <w:szCs w:val="24"/>
-        </w:rPr>
-      </w:pPr>
-    </w:p>
-    <w:p>
-      <w:pPr>
-        <w:rPr>
-          <w:sz w:val="24"/>
-          <w:szCs w:val="24"/>
-        </w:rPr>
-      </w:pPr>
-      <w:r>
-        <w:rPr>
-          <w:sz w:val="24"/>
-          <w:szCs w:val="24"/>
-        </w:rPr>
-        <w:t xml:space="preserve">  "specialization": "Full Stack Development",</w:t>
-      </w:r>
-    </w:p>
-    <w:p>
-      <w:pPr>
-        <w:rPr>
-          <w:sz w:val="24"/>
-          <w:szCs w:val="24"/>
-        </w:rPr>
-      </w:pPr>
-    </w:p>
-    <w:p>
-      <w:pPr>
-        <w:rPr>
-          <w:sz w:val="24"/>
-          <w:szCs w:val="24"/>
-        </w:rPr>
-      </w:pPr>
-      <w:r>
-        <w:rPr>
-          <w:sz w:val="24"/>
-          <w:szCs w:val="24"/>
-        </w:rPr>
-        <w:t xml:space="preserve">  "</w:t>
+          <w:rFonts w:ascii="Segoe UI" w:hAnsi="Segoe UI" w:cs="Segoe UI"/>
+          <w:color w:val="BFBFBF"/>
+          <w:sz w:val="20"/>
+          <w:shd w:val="clear" w:color="auto" w:fill="121314"/>
+        </w:rPr>
+        <w:t>": "69d28087114c306c67d34843",</w:t>
+      </w:r>
+    </w:p>
+    <w:p>
+      <w:pPr>
+        <w:rPr>
+          <w:rFonts w:ascii="Segoe UI" w:hAnsi="Segoe UI" w:cs="Segoe UI"/>
+          <w:color w:val="BFBFBF"/>
+          <w:sz w:val="20"/>
+          <w:shd w:val="clear" w:color="auto" w:fill="121314"/>
+        </w:rPr>
+      </w:pPr>
+      <w:r>
+        <w:rPr>
+          <w:rFonts w:ascii="Segoe UI" w:hAnsi="Segoe UI" w:cs="Segoe UI"/>
+          <w:color w:val="BFBFBF"/>
+          <w:sz w:val="20"/>
+          <w:shd w:val="clear" w:color="auto" w:fill="121314"/>
+        </w:rPr>
+        <w:t xml:space="preserve">    "</w:t>
       </w:r>
       <w:proofErr w:type="spellStart"/>
       <w:r>
         <w:rPr>
-          <w:sz w:val="24"/>
-          <w:szCs w:val="24"/>
-        </w:rPr>
-        <w:t>assigned_courseid</w:t>
+          <w:rFonts w:ascii="Segoe UI" w:hAnsi="Segoe UI" w:cs="Segoe UI"/>
+          <w:color w:val="BFBFBF"/>
+          <w:sz w:val="20"/>
+          <w:shd w:val="clear" w:color="auto" w:fill="121314"/>
+        </w:rPr>
+        <w:t>createdAt</w:t>
       </w:r>
       <w:proofErr w:type="spellEnd"/>
       <w:r>
         <w:rPr>
-          <w:sz w:val="24"/>
-          <w:szCs w:val="24"/>
-        </w:rPr>
-        <w:t>": [],</w:t>
-      </w:r>
-    </w:p>
-    <w:p>
-      <w:pPr>
-        <w:rPr>
-          <w:sz w:val="24"/>
-          <w:szCs w:val="24"/>
-        </w:rPr>
-      </w:pPr>
-    </w:p>
-    <w:p>
-      <w:pPr>
-        <w:rPr>
-          <w:sz w:val="24"/>
-          <w:szCs w:val="24"/>
-        </w:rPr>
-      </w:pPr>
-      <w:r>
-        <w:rPr>
-          <w:sz w:val="24"/>
-          <w:szCs w:val="24"/>
-        </w:rPr>
-        <w:t xml:space="preserve">  "</w:t>
+          <w:rFonts w:ascii="Segoe UI" w:hAnsi="Segoe UI" w:cs="Segoe UI"/>
+          <w:color w:val="BFBFBF"/>
+          <w:sz w:val="20"/>
+          <w:shd w:val="clear" w:color="auto" w:fill="121314"/>
+        </w:rPr>
+        <w:t>": "2026-04-05T15:32:23.350Z",</w:t>
+      </w:r>
+    </w:p>
+    <w:p>
+      <w:pPr>
+        <w:rPr>
+          <w:rFonts w:ascii="Segoe UI" w:hAnsi="Segoe UI" w:cs="Segoe UI"/>
+          <w:color w:val="BFBFBF"/>
+          <w:sz w:val="20"/>
+          <w:shd w:val="clear" w:color="auto" w:fill="121314"/>
+        </w:rPr>
+      </w:pPr>
+      <w:r>
+        <w:rPr>
+          <w:rFonts w:ascii="Segoe UI" w:hAnsi="Segoe UI" w:cs="Segoe UI"/>
+          <w:color w:val="BFBFBF"/>
+          <w:sz w:val="20"/>
+          <w:shd w:val="clear" w:color="auto" w:fill="121314"/>
+        </w:rPr>
+        <w:t xml:space="preserve">    "</w:t>
       </w:r>
       <w:proofErr w:type="spellStart"/>
       <w:r>
         <w:rPr>
-          <w:sz w:val="24"/>
-          <w:szCs w:val="24"/>
-        </w:rPr>
-        <w:t>courseassigned_studentid</w:t>
+          <w:rFonts w:ascii="Segoe UI" w:hAnsi="Segoe UI" w:cs="Segoe UI"/>
+          <w:color w:val="BFBFBF"/>
+          <w:sz w:val="20"/>
+          <w:shd w:val="clear" w:color="auto" w:fill="121314"/>
+        </w:rPr>
+        <w:t>updatedAt</w:t>
       </w:r>
       <w:proofErr w:type="spellEnd"/>
       <w:r>
         <w:rPr>
-          <w:sz w:val="24"/>
-          <w:szCs w:val="24"/>
-        </w:rPr>
-        <w:t>": [],</w:t>
-      </w:r>
-    </w:p>
-    <w:p>
-      <w:pPr>
-        <w:rPr>
-          <w:sz w:val="24"/>
-          <w:szCs w:val="24"/>
-        </w:rPr>
-      </w:pPr>
-    </w:p>
-    <w:p>
-      <w:pPr>
-        <w:rPr>
-          <w:sz w:val="24"/>
-          <w:szCs w:val="24"/>
-        </w:rPr>
-      </w:pPr>
-      <w:r>
-        <w:rPr>
-          <w:sz w:val="24"/>
-          <w:szCs w:val="24"/>
-        </w:rPr>
-        <w:t xml:space="preserve">  "</w:t>
-      </w:r>
-      <w:proofErr w:type="spellStart"/>
-      <w:r>
-        <w:rPr>
-          <w:sz w:val="24"/>
-          <w:szCs w:val="24"/>
-        </w:rPr>
-        <w:t>profile_picture</w:t>
-      </w:r>
-      <w:proofErr w:type="spellEnd"/>
-      <w:r>
-        <w:rPr>
-          <w:sz w:val="24"/>
-          <w:szCs w:val="24"/>
-        </w:rPr>
-        <w:t>": "https://example.com/profile.jpg"</w:t>
-      </w:r>
-    </w:p>
-    <w:p>
-      <w:pPr>
-        <w:rPr>
-          <w:sz w:val="24"/>
-          <w:szCs w:val="24"/>
-        </w:rPr>
-      </w:pPr>
-      <w:r>
-        <w:rPr>
-          <w:sz w:val="24"/>
-          <w:szCs w:val="24"/>
-        </w:rPr>
-        <w:lastRenderedPageBreak/>
+          <w:rFonts w:ascii="Segoe UI" w:hAnsi="Segoe UI" w:cs="Segoe UI"/>
+          <w:color w:val="BFBFBF"/>
+          <w:sz w:val="20"/>
+          <w:shd w:val="clear" w:color="auto" w:fill="121314"/>
+        </w:rPr>
+        <w:t>": "2026-04-05T15:32:23.350Z",</w:t>
+      </w:r>
+    </w:p>
+    <w:p>
+      <w:pPr>
+        <w:rPr>
+          <w:rFonts w:ascii="Segoe UI" w:hAnsi="Segoe UI" w:cs="Segoe UI"/>
+          <w:color w:val="BFBFBF"/>
+          <w:sz w:val="20"/>
+          <w:shd w:val="clear" w:color="auto" w:fill="121314"/>
+        </w:rPr>
+      </w:pPr>
+      <w:r>
+        <w:rPr>
+          <w:rFonts w:ascii="Segoe UI" w:hAnsi="Segoe UI" w:cs="Segoe UI"/>
+          <w:color w:val="BFBFBF"/>
+          <w:sz w:val="20"/>
+          <w:shd w:val="clear" w:color="auto" w:fill="121314"/>
+        </w:rPr>
+        <w:t xml:space="preserve">    "__v": 0</w:t>
+      </w:r>
+    </w:p>
+    <w:p>
+      <w:pPr>
+        <w:rPr>
+          <w:rFonts w:ascii="Segoe UI" w:hAnsi="Segoe UI" w:cs="Segoe UI"/>
+          <w:color w:val="BFBFBF"/>
+          <w:sz w:val="20"/>
+          <w:shd w:val="clear" w:color="auto" w:fill="121314"/>
+        </w:rPr>
+      </w:pPr>
+      <w:r>
+        <w:rPr>
+          <w:rFonts w:ascii="Segoe UI" w:hAnsi="Segoe UI" w:cs="Segoe UI"/>
+          <w:color w:val="BFBFBF"/>
+          <w:sz w:val="20"/>
+          <w:shd w:val="clear" w:color="auto" w:fill="121314"/>
+        </w:rPr>
+        <w:t xml:space="preserve">  }</w:t>
+      </w:r>
+    </w:p>
+    <w:p>
+      <w:pPr>
+        <w:rPr>
+          <w:rFonts w:ascii="Segoe UI" w:hAnsi="Segoe UI" w:cs="Segoe UI"/>
+          <w:color w:val="BFBFBF"/>
+          <w:sz w:val="20"/>
+          <w:shd w:val="clear" w:color="auto" w:fill="121314"/>
+        </w:rPr>
+      </w:pPr>
+      <w:r>
+        <w:rPr>
+          <w:rFonts w:ascii="Segoe UI" w:hAnsi="Segoe UI" w:cs="Segoe UI"/>
+          <w:color w:val="BFBFBF"/>
+          <w:sz w:val="20"/>
+          <w:shd w:val="clear" w:color="auto" w:fill="121314"/>
+        </w:rPr>
         <w:t>}</w:t>
       </w:r>
-      <w:r>
-        <w:rPr>
-          <w:sz w:val="24"/>
-          <w:szCs w:val="24"/>
-        </w:rPr>
-        <w:t xml:space="preserve"> </w:t>
-      </w:r>
-      <w:r>
-        <w:rPr>
-          <w:sz w:val="24"/>
-          <w:szCs w:val="24"/>
-        </w:rPr>
-        <w:t>}</w:t>
-      </w:r>
-    </w:p>
-    <w:p>
-      <w:pPr>
-        <w:rPr>
-          <w:sz w:val="24"/>
-          <w:szCs w:val="24"/>
-        </w:rPr>
-      </w:pPr>
-      <w:r>
-        <w:rPr>
-          <w:sz w:val="24"/>
-          <w:szCs w:val="24"/>
-        </w:rPr>
-        <w:t>Response:</w:t>
-      </w:r>
-    </w:p>
-    <w:p>
-      <w:pPr>
-        <w:rPr>
-          <w:sz w:val="24"/>
-          <w:szCs w:val="24"/>
-        </w:rPr>
-      </w:pPr>
-      <w:r>
-        <w:rPr>
-          <w:sz w:val="24"/>
-          <w:szCs w:val="24"/>
-        </w:rPr>
-        <w:t>{</w:t>
-      </w:r>
-    </w:p>
-    <w:p>
-      <w:pPr>
-        <w:rPr>
-          <w:sz w:val="24"/>
-          <w:szCs w:val="24"/>
-        </w:rPr>
-      </w:pPr>
-      <w:r>
-        <w:rPr>
-          <w:sz w:val="24"/>
-          <w:szCs w:val="24"/>
-        </w:rPr>
-        <w:t xml:space="preserve">  "message": "User registered successfully",</w:t>
-      </w:r>
-    </w:p>
-    <w:p>
-      <w:pPr>
-        <w:rPr>
-          <w:sz w:val="24"/>
-          <w:szCs w:val="24"/>
-        </w:rPr>
-      </w:pPr>
-      <w:r>
-        <w:rPr>
-          <w:sz w:val="24"/>
-          <w:szCs w:val="24"/>
-        </w:rPr>
-        <w:t xml:space="preserve">  "user": {</w:t>
-      </w:r>
-    </w:p>
-    <w:p>
-      <w:pPr>
-        <w:rPr>
-          <w:sz w:val="24"/>
-          <w:szCs w:val="24"/>
-        </w:rPr>
-      </w:pPr>
-      <w:r>
-        <w:rPr>
-          <w:sz w:val="24"/>
-          <w:szCs w:val="24"/>
-        </w:rPr>
-        <w:t xml:space="preserve">    "id": "6a0205d165370fd6f63b10a8",</w:t>
-      </w:r>
-    </w:p>
-    <w:p>
-      <w:pPr>
-        <w:rPr>
-          <w:sz w:val="24"/>
-          <w:szCs w:val="24"/>
-        </w:rPr>
-      </w:pPr>
-      <w:r>
-        <w:rPr>
-          <w:sz w:val="24"/>
-          <w:szCs w:val="24"/>
-        </w:rPr>
-        <w:t xml:space="preserve">    "name": "</w:t>
-      </w:r>
-      <w:proofErr w:type="spellStart"/>
-      <w:r>
-        <w:rPr>
-          <w:sz w:val="24"/>
-          <w:szCs w:val="24"/>
-        </w:rPr>
-        <w:t>varun</w:t>
-      </w:r>
-      <w:proofErr w:type="spellEnd"/>
-      <w:r>
-        <w:rPr>
-          <w:sz w:val="24"/>
-          <w:szCs w:val="24"/>
-        </w:rPr>
-        <w:t>",</w:t>
-      </w:r>
-    </w:p>
-    <w:p>
-      <w:pPr>
-        <w:rPr>
-          <w:sz w:val="24"/>
-          <w:szCs w:val="24"/>
-        </w:rPr>
-      </w:pPr>
-      <w:r>
-        <w:rPr>
-          <w:sz w:val="24"/>
-          <w:szCs w:val="24"/>
-        </w:rPr>
-        <w:t xml:space="preserve">    "email": "varuna@gmail.com",</w:t>
-      </w:r>
-    </w:p>
-    <w:p>
-      <w:pPr>
-        <w:rPr>
-          <w:sz w:val="24"/>
-          <w:szCs w:val="24"/>
-        </w:rPr>
-      </w:pPr>
-      <w:r>
-        <w:rPr>
-          <w:sz w:val="24"/>
-          <w:szCs w:val="24"/>
-        </w:rPr>
-        <w:t xml:space="preserve">    "role": "teacher"</w:t>
-      </w:r>
-    </w:p>
-    <w:p>
-      <w:pPr>
-        <w:rPr>
-          <w:sz w:val="24"/>
-          <w:szCs w:val="24"/>
-        </w:rPr>
-      </w:pPr>
-      <w:r>
-        <w:rPr>
-          <w:sz w:val="24"/>
-          <w:szCs w:val="24"/>
-        </w:rPr>
-        <w:t xml:space="preserve">  }</w:t>
-      </w:r>
-    </w:p>
-    <w:p>
-      <w:pPr>
-        <w:rPr>
-          <w:sz w:val="24"/>
-          <w:szCs w:val="24"/>
-        </w:rPr>
-      </w:pPr>
-      <w:r>
-        <w:rPr>
-          <w:sz w:val="24"/>
-          <w:szCs w:val="24"/>
-        </w:rPr>
-        <w:t>}</w:t>
-      </w:r>
+    </w:p>
+    <w:p>
+      <w:pPr>
+        <w:rPr>
+          <w:sz w:val="24"/>
+          <w:szCs w:val="24"/>
+        </w:rPr>
+      </w:pPr>
     </w:p>
     <w:p>
       <w:pPr>
@@ -1600,295 +6571,295 @@
           <w:sz w:val="24"/>
           <w:szCs w:val="24"/>
         </w:rPr>
+        <w:t xml:space="preserve">    "bio": "Expert ",</w:t>
+      </w:r>
+    </w:p>
+    <w:p>
+      <w:pPr>
+        <w:ind w:left="360"/>
+        <w:rPr>
+          <w:sz w:val="24"/>
+          <w:szCs w:val="24"/>
+        </w:rPr>
+      </w:pPr>
+      <w:r>
+        <w:rPr>
+          <w:sz w:val="24"/>
+          <w:szCs w:val="24"/>
+        </w:rPr>
+        <w:t xml:space="preserve">    "qualification": "</w:t>
+      </w:r>
+      <w:proofErr w:type="spellStart"/>
+      <w:r>
+        <w:rPr>
+          <w:sz w:val="24"/>
+          <w:szCs w:val="24"/>
+        </w:rPr>
+        <w:t>MTech</w:t>
+      </w:r>
+      <w:proofErr w:type="spellEnd"/>
+      <w:r>
+        <w:rPr>
+          <w:sz w:val="24"/>
+          <w:szCs w:val="24"/>
+        </w:rPr>
+        <w:t>",</w:t>
+      </w:r>
+    </w:p>
+    <w:p>
+      <w:pPr>
+        <w:ind w:left="360"/>
+        <w:rPr>
+          <w:sz w:val="24"/>
+          <w:szCs w:val="24"/>
+        </w:rPr>
+      </w:pPr>
+      <w:r>
+        <w:rPr>
+          <w:sz w:val="24"/>
+          <w:szCs w:val="24"/>
+        </w:rPr>
+        <w:t xml:space="preserve">    "specialization": "software engineer",</w:t>
+      </w:r>
+    </w:p>
+    <w:p>
+      <w:pPr>
+        <w:ind w:left="360"/>
+        <w:rPr>
+          <w:sz w:val="24"/>
+          <w:szCs w:val="24"/>
+        </w:rPr>
+      </w:pPr>
+      <w:r>
+        <w:rPr>
+          <w:sz w:val="24"/>
+          <w:szCs w:val="24"/>
+        </w:rPr>
+        <w:t xml:space="preserve">    "</w:t>
+      </w:r>
+      <w:proofErr w:type="spellStart"/>
+      <w:r>
+        <w:rPr>
+          <w:sz w:val="24"/>
+          <w:szCs w:val="24"/>
+        </w:rPr>
+        <w:t>assigned_courseid</w:t>
+      </w:r>
+      <w:proofErr w:type="spellEnd"/>
+      <w:r>
+        <w:rPr>
+          <w:sz w:val="24"/>
+          <w:szCs w:val="24"/>
+        </w:rPr>
+        <w:t>": [</w:t>
+      </w:r>
+    </w:p>
+    <w:p>
+      <w:pPr>
+        <w:ind w:left="360"/>
+        <w:rPr>
+          <w:sz w:val="24"/>
+          <w:szCs w:val="24"/>
+        </w:rPr>
+      </w:pPr>
+      <w:r>
+        <w:rPr>
+          <w:sz w:val="24"/>
+          <w:szCs w:val="24"/>
+        </w:rPr>
+        <w:t xml:space="preserve">      {</w:t>
+      </w:r>
+    </w:p>
+    <w:p>
+      <w:pPr>
+        <w:ind w:left="360"/>
+        <w:rPr>
+          <w:sz w:val="24"/>
+          <w:szCs w:val="24"/>
+        </w:rPr>
+      </w:pPr>
+      <w:r>
+        <w:rPr>
+          <w:sz w:val="24"/>
+          <w:szCs w:val="24"/>
+        </w:rPr>
+        <w:t xml:space="preserve">        "id": "68e25201daf37f86d0f2b9f5",</w:t>
+      </w:r>
+    </w:p>
+    <w:p>
+      <w:pPr>
+        <w:ind w:left="360"/>
+        <w:rPr>
+          <w:sz w:val="24"/>
+          <w:szCs w:val="24"/>
+        </w:rPr>
+      </w:pPr>
+      <w:r>
+        <w:rPr>
+          <w:sz w:val="24"/>
+          <w:szCs w:val="24"/>
+        </w:rPr>
+        <w:t xml:space="preserve">        "</w:t>
+      </w:r>
+      <w:proofErr w:type="spellStart"/>
+      <w:r>
+        <w:rPr>
+          <w:sz w:val="24"/>
+          <w:szCs w:val="24"/>
+        </w:rPr>
+        <w:t>coursename</w:t>
+      </w:r>
+      <w:proofErr w:type="spellEnd"/>
+      <w:r>
+        <w:rPr>
+          <w:sz w:val="24"/>
+          <w:szCs w:val="24"/>
+        </w:rPr>
+        <w:t>": "C# for Game Development"</w:t>
+      </w:r>
+    </w:p>
+    <w:p>
+      <w:pPr>
+        <w:ind w:left="360"/>
+        <w:rPr>
+          <w:sz w:val="24"/>
+          <w:szCs w:val="24"/>
+        </w:rPr>
+      </w:pPr>
+      <w:r>
+        <w:rPr>
+          <w:sz w:val="24"/>
+          <w:szCs w:val="24"/>
+        </w:rPr>
+        <w:t xml:space="preserve">      }</w:t>
+      </w:r>
+    </w:p>
+    <w:p>
+      <w:pPr>
+        <w:ind w:left="360"/>
+        <w:rPr>
+          <w:sz w:val="24"/>
+          <w:szCs w:val="24"/>
+        </w:rPr>
+      </w:pPr>
+      <w:r>
+        <w:rPr>
+          <w:sz w:val="24"/>
+          <w:szCs w:val="24"/>
+        </w:rPr>
+        <w:t xml:space="preserve">    ],</w:t>
+      </w:r>
+    </w:p>
+    <w:p>
+      <w:pPr>
+        <w:ind w:left="360"/>
+        <w:rPr>
+          <w:sz w:val="24"/>
+          <w:szCs w:val="24"/>
+        </w:rPr>
+      </w:pPr>
+      <w:r>
+        <w:rPr>
+          <w:sz w:val="24"/>
+          <w:szCs w:val="24"/>
+        </w:rPr>
+        <w:t xml:space="preserve">    "</w:t>
+      </w:r>
+      <w:proofErr w:type="spellStart"/>
+      <w:r>
+        <w:rPr>
+          <w:sz w:val="24"/>
+          <w:szCs w:val="24"/>
+        </w:rPr>
+        <w:t>courseassigned_studentid</w:t>
+      </w:r>
+      <w:proofErr w:type="spellEnd"/>
+      <w:r>
+        <w:rPr>
+          <w:sz w:val="24"/>
+          <w:szCs w:val="24"/>
+        </w:rPr>
+        <w:t>": [</w:t>
+      </w:r>
+    </w:p>
+    <w:p>
+      <w:pPr>
+        <w:ind w:left="360"/>
+        <w:rPr>
+          <w:sz w:val="24"/>
+          <w:szCs w:val="24"/>
+        </w:rPr>
+      </w:pPr>
+      <w:r>
+        <w:rPr>
+          <w:sz w:val="24"/>
+          <w:szCs w:val="24"/>
+        </w:rPr>
+        <w:t xml:space="preserve">      {</w:t>
+      </w:r>
+    </w:p>
+    <w:p>
+      <w:pPr>
+        <w:ind w:left="360"/>
+        <w:rPr>
+          <w:sz w:val="24"/>
+          <w:szCs w:val="24"/>
+        </w:rPr>
+      </w:pPr>
+      <w:r>
+        <w:rPr>
+          <w:sz w:val="24"/>
+          <w:szCs w:val="24"/>
+        </w:rPr>
+        <w:t xml:space="preserve">        "id": "69a93fea78cdd7276a7ba111",</w:t>
+      </w:r>
+    </w:p>
+    <w:p>
+      <w:pPr>
+        <w:ind w:left="360"/>
+        <w:rPr>
+          <w:sz w:val="24"/>
+          <w:szCs w:val="24"/>
+        </w:rPr>
+      </w:pPr>
+      <w:r>
+        <w:rPr>
+          <w:sz w:val="24"/>
+          <w:szCs w:val="24"/>
+        </w:rPr>
+        <w:t xml:space="preserve">        "name": "</w:t>
+      </w:r>
+      <w:proofErr w:type="spellStart"/>
+      <w:r>
+        <w:rPr>
+          <w:sz w:val="24"/>
+          <w:szCs w:val="24"/>
+        </w:rPr>
+        <w:t>Rohini</w:t>
+      </w:r>
+      <w:proofErr w:type="spellEnd"/>
+      <w:r>
+        <w:rPr>
+          <w:sz w:val="24"/>
+          <w:szCs w:val="24"/>
+        </w:rPr>
+        <w:t xml:space="preserve"> Sharma"</w:t>
+      </w:r>
+    </w:p>
+    <w:p>
+      <w:pPr>
+        <w:ind w:left="360"/>
+        <w:rPr>
+          <w:sz w:val="24"/>
+          <w:szCs w:val="24"/>
+        </w:rPr>
+      </w:pPr>
+      <w:r>
+        <w:rPr>
+          <w:sz w:val="24"/>
+          <w:szCs w:val="24"/>
+        </w:rPr>
         <w:lastRenderedPageBreak/>
-        <w:t xml:space="preserve">    "bio": "Expert ",</w:t>
-      </w:r>
-    </w:p>
-    <w:p>
-      <w:pPr>
-        <w:ind w:left="360"/>
-        <w:rPr>
-          <w:sz w:val="24"/>
-          <w:szCs w:val="24"/>
-        </w:rPr>
-      </w:pPr>
-      <w:r>
-        <w:rPr>
-          <w:sz w:val="24"/>
-          <w:szCs w:val="24"/>
-        </w:rPr>
-        <w:t xml:space="preserve">    "qualification": "</w:t>
-      </w:r>
-      <w:proofErr w:type="spellStart"/>
-      <w:r>
-        <w:rPr>
-          <w:sz w:val="24"/>
-          <w:szCs w:val="24"/>
-        </w:rPr>
-        <w:t>MTech</w:t>
-      </w:r>
-      <w:proofErr w:type="spellEnd"/>
-      <w:r>
-        <w:rPr>
-          <w:sz w:val="24"/>
-          <w:szCs w:val="24"/>
-        </w:rPr>
-        <w:t>",</w:t>
-      </w:r>
-    </w:p>
-    <w:p>
-      <w:pPr>
-        <w:ind w:left="360"/>
-        <w:rPr>
-          <w:sz w:val="24"/>
-          <w:szCs w:val="24"/>
-        </w:rPr>
-      </w:pPr>
-      <w:r>
-        <w:rPr>
-          <w:sz w:val="24"/>
-          <w:szCs w:val="24"/>
-        </w:rPr>
-        <w:t xml:space="preserve">    "specialization": "software engineer",</w:t>
-      </w:r>
-    </w:p>
-    <w:p>
-      <w:pPr>
-        <w:ind w:left="360"/>
-        <w:rPr>
-          <w:sz w:val="24"/>
-          <w:szCs w:val="24"/>
-        </w:rPr>
-      </w:pPr>
-      <w:r>
-        <w:rPr>
-          <w:sz w:val="24"/>
-          <w:szCs w:val="24"/>
-        </w:rPr>
-        <w:t xml:space="preserve">    "</w:t>
-      </w:r>
-      <w:proofErr w:type="spellStart"/>
-      <w:r>
-        <w:rPr>
-          <w:sz w:val="24"/>
-          <w:szCs w:val="24"/>
-        </w:rPr>
-        <w:t>assigned_courseid</w:t>
-      </w:r>
-      <w:proofErr w:type="spellEnd"/>
-      <w:r>
-        <w:rPr>
-          <w:sz w:val="24"/>
-          <w:szCs w:val="24"/>
-        </w:rPr>
-        <w:t>": [</w:t>
-      </w:r>
-    </w:p>
-    <w:p>
-      <w:pPr>
-        <w:ind w:left="360"/>
-        <w:rPr>
-          <w:sz w:val="24"/>
-          <w:szCs w:val="24"/>
-        </w:rPr>
-      </w:pPr>
-      <w:r>
-        <w:rPr>
-          <w:sz w:val="24"/>
-          <w:szCs w:val="24"/>
-        </w:rPr>
-        <w:t xml:space="preserve">      {</w:t>
-      </w:r>
-    </w:p>
-    <w:p>
-      <w:pPr>
-        <w:ind w:left="360"/>
-        <w:rPr>
-          <w:sz w:val="24"/>
-          <w:szCs w:val="24"/>
-        </w:rPr>
-      </w:pPr>
-      <w:r>
-        <w:rPr>
-          <w:sz w:val="24"/>
-          <w:szCs w:val="24"/>
-        </w:rPr>
-        <w:t xml:space="preserve">        "id": "68e25201daf37f86d0f2b9f5",</w:t>
-      </w:r>
-    </w:p>
-    <w:p>
-      <w:pPr>
-        <w:ind w:left="360"/>
-        <w:rPr>
-          <w:sz w:val="24"/>
-          <w:szCs w:val="24"/>
-        </w:rPr>
-      </w:pPr>
-      <w:r>
-        <w:rPr>
-          <w:sz w:val="24"/>
-          <w:szCs w:val="24"/>
-        </w:rPr>
-        <w:t xml:space="preserve">        "</w:t>
-      </w:r>
-      <w:proofErr w:type="spellStart"/>
-      <w:r>
-        <w:rPr>
-          <w:sz w:val="24"/>
-          <w:szCs w:val="24"/>
-        </w:rPr>
-        <w:t>coursename</w:t>
-      </w:r>
-      <w:proofErr w:type="spellEnd"/>
-      <w:r>
-        <w:rPr>
-          <w:sz w:val="24"/>
-          <w:szCs w:val="24"/>
-        </w:rPr>
-        <w:t>": "C# for Game Development"</w:t>
-      </w:r>
-    </w:p>
-    <w:p>
-      <w:pPr>
-        <w:ind w:left="360"/>
-        <w:rPr>
-          <w:sz w:val="24"/>
-          <w:szCs w:val="24"/>
-        </w:rPr>
-      </w:pPr>
-      <w:r>
-        <w:rPr>
-          <w:sz w:val="24"/>
-          <w:szCs w:val="24"/>
-        </w:rPr>
-        <w:t xml:space="preserve">      }</w:t>
-      </w:r>
-    </w:p>
-    <w:p>
-      <w:pPr>
-        <w:ind w:left="360"/>
-        <w:rPr>
-          <w:sz w:val="24"/>
-          <w:szCs w:val="24"/>
-        </w:rPr>
-      </w:pPr>
-      <w:r>
-        <w:rPr>
-          <w:sz w:val="24"/>
-          <w:szCs w:val="24"/>
-        </w:rPr>
-        <w:t xml:space="preserve">    ],</w:t>
-      </w:r>
-    </w:p>
-    <w:p>
-      <w:pPr>
-        <w:ind w:left="360"/>
-        <w:rPr>
-          <w:sz w:val="24"/>
-          <w:szCs w:val="24"/>
-        </w:rPr>
-      </w:pPr>
-      <w:r>
-        <w:rPr>
-          <w:sz w:val="24"/>
-          <w:szCs w:val="24"/>
-        </w:rPr>
-        <w:t xml:space="preserve">    "</w:t>
-      </w:r>
-      <w:proofErr w:type="spellStart"/>
-      <w:r>
-        <w:rPr>
-          <w:sz w:val="24"/>
-          <w:szCs w:val="24"/>
-        </w:rPr>
-        <w:t>courseassigned_studentid</w:t>
-      </w:r>
-      <w:proofErr w:type="spellEnd"/>
-      <w:r>
-        <w:rPr>
-          <w:sz w:val="24"/>
-          <w:szCs w:val="24"/>
-        </w:rPr>
-        <w:t>": [</w:t>
-      </w:r>
-    </w:p>
-    <w:p>
-      <w:pPr>
-        <w:ind w:left="360"/>
-        <w:rPr>
-          <w:sz w:val="24"/>
-          <w:szCs w:val="24"/>
-        </w:rPr>
-      </w:pPr>
-      <w:r>
-        <w:rPr>
-          <w:sz w:val="24"/>
-          <w:szCs w:val="24"/>
-        </w:rPr>
-        <w:t xml:space="preserve">      {</w:t>
-      </w:r>
-    </w:p>
-    <w:p>
-      <w:pPr>
-        <w:ind w:left="360"/>
-        <w:rPr>
-          <w:sz w:val="24"/>
-          <w:szCs w:val="24"/>
-        </w:rPr>
-      </w:pPr>
-      <w:r>
-        <w:rPr>
-          <w:sz w:val="24"/>
-          <w:szCs w:val="24"/>
-        </w:rPr>
-        <w:t xml:space="preserve">        "id": "69a93fea78cdd7276a7ba111",</w:t>
-      </w:r>
-    </w:p>
-    <w:p>
-      <w:pPr>
-        <w:ind w:left="360"/>
-        <w:rPr>
-          <w:sz w:val="24"/>
-          <w:szCs w:val="24"/>
-        </w:rPr>
-      </w:pPr>
-      <w:r>
-        <w:rPr>
-          <w:sz w:val="24"/>
-          <w:szCs w:val="24"/>
-        </w:rPr>
-        <w:t xml:space="preserve">        "name": "</w:t>
-      </w:r>
-      <w:proofErr w:type="spellStart"/>
-      <w:r>
-        <w:rPr>
-          <w:sz w:val="24"/>
-          <w:szCs w:val="24"/>
-        </w:rPr>
-        <w:t>Rohini</w:t>
-      </w:r>
-      <w:proofErr w:type="spellEnd"/>
-      <w:r>
-        <w:rPr>
-          <w:sz w:val="24"/>
-          <w:szCs w:val="24"/>
-        </w:rPr>
-        <w:t xml:space="preserve"> Sharma"</w:t>
-      </w:r>
-    </w:p>
-    <w:p>
-      <w:pPr>
-        <w:ind w:left="360"/>
-        <w:rPr>
-          <w:sz w:val="24"/>
-          <w:szCs w:val="24"/>
-        </w:rPr>
-      </w:pPr>
-      <w:r>
-        <w:rPr>
-          <w:sz w:val="24"/>
-          <w:szCs w:val="24"/>
-        </w:rPr>
         <w:t xml:space="preserve">      }</w:t>
       </w:r>
     </w:p>
@@ -2236,7 +7207,6 @@
           <w:sz w:val="24"/>
           <w:szCs w:val="24"/>
         </w:rPr>
-        <w:lastRenderedPageBreak/>
         <w:t xml:space="preserve">    },</w:t>
       </w:r>
     </w:p>
@@ -2469,7 +7439,7 @@
         </w:rPr>
         <w:t xml:space="preserve"> </w:t>
       </w:r>
-      <w:hyperlink r:id="rId5" w:history="1">
+      <w:hyperlink r:id="rId6" w:history="1">
         <w:r>
           <w:rPr>
             <w:rStyle w:val="Hyperlink"/>
@@ -2478,19 +7448,7 @@
             <w:szCs w:val="24"/>
             <w:shd w:val="clear" w:color="auto" w:fill="121314"/>
           </w:rPr>
-          <w:t>https://lms-api-f87o</w:t>
-        </w:r>
-        <w:bookmarkStart w:id="0" w:name="_GoBack"/>
-        <w:bookmarkEnd w:id="0"/>
-        <w:r>
-          <w:rPr>
-            <w:rStyle w:val="Hyperlink"/>
-            <w:rFonts w:ascii="Segoe UI" w:hAnsi="Segoe UI" w:cs="Segoe UI"/>
-            <w:sz w:val="24"/>
-            <w:szCs w:val="24"/>
-            <w:shd w:val="clear" w:color="auto" w:fill="121314"/>
-          </w:rPr>
-          <w:t>.onrender.com/getassignedCourseByteacher/:id</w:t>
+          <w:t>https://lms-api-f87o.onrender.com/getassignedCourseByteacher/:id</w:t>
         </w:r>
       </w:hyperlink>
     </w:p>
@@ -2544,7 +7502,7 @@
         </w:rPr>
         <w:t xml:space="preserve">Example : </w:t>
       </w:r>
-      <w:hyperlink r:id="rId6" w:history="1">
+      <w:hyperlink r:id="rId7" w:history="1">
         <w:r>
           <w:rPr>
             <w:rStyle w:val="Hyperlink"/>
@@ -2573,6 +7531,7 @@
           <w:sz w:val="30"/>
           <w:szCs w:val="30"/>
         </w:rPr>
+        <w:lastRenderedPageBreak/>
         <w:t xml:space="preserve">           (Put teacher id in </w:t>
       </w:r>
       <w:proofErr w:type="spellStart"/>
@@ -2941,7 +7900,6 @@
           <w:szCs w:val="22"/>
           <w:shd w:val="clear" w:color="auto" w:fill="121314"/>
         </w:rPr>
-        <w:lastRenderedPageBreak/>
         <w:t xml:space="preserve">    },</w:t>
       </w:r>
     </w:p>
@@ -3640,7 +8598,6 @@
           <w:sz w:val="24"/>
           <w:szCs w:val="24"/>
         </w:rPr>
-        <w:lastRenderedPageBreak/>
         <w:t>{</w:t>
       </w:r>
     </w:p>
@@ -3873,6 +8830,7 @@
           <w:sz w:val="32"/>
           <w:szCs w:val="32"/>
         </w:rPr>
+        <w:lastRenderedPageBreak/>
         <w:t>3.</w:t>
       </w:r>
       <w:r>
@@ -4173,7 +9131,6 @@
           <w:sz w:val="24"/>
           <w:szCs w:val="24"/>
         </w:rPr>
-        <w:lastRenderedPageBreak/>
         <w:t xml:space="preserve">    "role": "student",</w:t>
       </w:r>
     </w:p>
@@ -4497,6 +9454,7 @@
           <w:sz w:val="28"/>
           <w:szCs w:val="28"/>
         </w:rPr>
+        <w:lastRenderedPageBreak/>
         <w:t xml:space="preserve">  Example </w:t>
       </w:r>
       <w:proofErr w:type="gramStart"/>
@@ -4756,7 +9714,7 @@
           <w:shd w:val="clear" w:color="auto" w:fill="121314"/>
         </w:rPr>
       </w:pPr>
-      <w:hyperlink r:id="rId7" w:history="1">
+      <w:hyperlink r:id="rId8" w:history="1">
         <w:r>
           <w:rPr>
             <w:rStyle w:val="Hyperlink"/>
@@ -4899,7 +9857,6 @@
           <w:sz w:val="24"/>
           <w:szCs w:val="24"/>
         </w:rPr>
-        <w:lastRenderedPageBreak/>
         <w:t xml:space="preserve">    "email": "anshika@gmail.com",</w:t>
       </w:r>
     </w:p>
@@ -5967,7 +10924,6 @@
           <w:sz w:val="28"/>
           <w:szCs w:val="28"/>
         </w:rPr>
-        <w:lastRenderedPageBreak/>
         <w:t>Response :</w:t>
       </w:r>
       <w:proofErr w:type="gramEnd"/>
@@ -6131,6 +11087,7 @@
     </w:p>
     <w:p>
       <w:pPr>
+        <w:ind w:left="360"/>
         <w:rPr>
           <w:sz w:val="24"/>
           <w:szCs w:val="24"/>
@@ -6142,6 +11099,1606 @@
           <w:szCs w:val="24"/>
         </w:rPr>
         <w:t>{</w:t>
+      </w:r>
+    </w:p>
+    <w:p>
+      <w:pPr>
+        <w:ind w:left="360"/>
+        <w:rPr>
+          <w:sz w:val="24"/>
+          <w:szCs w:val="24"/>
+        </w:rPr>
+      </w:pPr>
+      <w:r>
+        <w:rPr>
+          <w:sz w:val="24"/>
+          <w:szCs w:val="24"/>
+        </w:rPr>
+        <w:t xml:space="preserve">  "</w:t>
+      </w:r>
+      <w:proofErr w:type="spellStart"/>
+      <w:r>
+        <w:rPr>
+          <w:sz w:val="24"/>
+          <w:szCs w:val="24"/>
+        </w:rPr>
+        <w:t>courseTitle</w:t>
+      </w:r>
+      <w:proofErr w:type="spellEnd"/>
+      <w:r>
+        <w:rPr>
+          <w:sz w:val="24"/>
+          <w:szCs w:val="24"/>
+        </w:rPr>
+        <w:t>": "MERN Stack Development",</w:t>
+      </w:r>
+    </w:p>
+    <w:p>
+      <w:pPr>
+        <w:ind w:left="360"/>
+        <w:rPr>
+          <w:sz w:val="24"/>
+          <w:szCs w:val="24"/>
+        </w:rPr>
+      </w:pPr>
+      <w:r>
+        <w:rPr>
+          <w:sz w:val="24"/>
+          <w:szCs w:val="24"/>
+        </w:rPr>
+        <w:t xml:space="preserve">  "</w:t>
+      </w:r>
+      <w:proofErr w:type="spellStart"/>
+      <w:r>
+        <w:rPr>
+          <w:sz w:val="24"/>
+          <w:szCs w:val="24"/>
+        </w:rPr>
+        <w:t>url</w:t>
+      </w:r>
+      <w:proofErr w:type="spellEnd"/>
+      <w:r>
+        <w:rPr>
+          <w:sz w:val="24"/>
+          <w:szCs w:val="24"/>
+        </w:rPr>
+        <w:t>": "https://example.com/course-thumbnail.jpg",</w:t>
+      </w:r>
+    </w:p>
+    <w:p>
+      <w:pPr>
+        <w:ind w:left="360"/>
+        <w:rPr>
+          <w:sz w:val="24"/>
+          <w:szCs w:val="24"/>
+        </w:rPr>
+      </w:pPr>
+      <w:r>
+        <w:rPr>
+          <w:sz w:val="24"/>
+          <w:szCs w:val="24"/>
+        </w:rPr>
+        <w:t xml:space="preserve">  "description": "Complete MERN stack course for beginners",</w:t>
+      </w:r>
+    </w:p>
+    <w:p>
+      <w:pPr>
+        <w:ind w:left="360"/>
+        <w:rPr>
+          <w:sz w:val="24"/>
+          <w:szCs w:val="24"/>
+        </w:rPr>
+      </w:pPr>
+    </w:p>
+    <w:p>
+      <w:pPr>
+        <w:ind w:left="360"/>
+        <w:rPr>
+          <w:sz w:val="24"/>
+          <w:szCs w:val="24"/>
+        </w:rPr>
+      </w:pPr>
+      <w:r>
+        <w:rPr>
+          <w:sz w:val="24"/>
+          <w:szCs w:val="24"/>
+        </w:rPr>
+        <w:t xml:space="preserve">  "modules": [</w:t>
+      </w:r>
+    </w:p>
+    <w:p>
+      <w:pPr>
+        <w:ind w:left="360"/>
+        <w:rPr>
+          <w:sz w:val="24"/>
+          <w:szCs w:val="24"/>
+        </w:rPr>
+      </w:pPr>
+      <w:r>
+        <w:rPr>
+          <w:sz w:val="24"/>
+          <w:szCs w:val="24"/>
+        </w:rPr>
+        <w:lastRenderedPageBreak/>
+        <w:t xml:space="preserve">    {</w:t>
+      </w:r>
+    </w:p>
+    <w:p>
+      <w:pPr>
+        <w:ind w:left="360"/>
+        <w:rPr>
+          <w:sz w:val="24"/>
+          <w:szCs w:val="24"/>
+        </w:rPr>
+      </w:pPr>
+      <w:r>
+        <w:rPr>
+          <w:sz w:val="24"/>
+          <w:szCs w:val="24"/>
+        </w:rPr>
+        <w:t xml:space="preserve">      "</w:t>
+      </w:r>
+      <w:proofErr w:type="spellStart"/>
+      <w:r>
+        <w:rPr>
+          <w:sz w:val="24"/>
+          <w:szCs w:val="24"/>
+        </w:rPr>
+        <w:t>moduleId</w:t>
+      </w:r>
+      <w:proofErr w:type="spellEnd"/>
+      <w:r>
+        <w:rPr>
+          <w:sz w:val="24"/>
+          <w:szCs w:val="24"/>
+        </w:rPr>
+        <w:t>": 1,</w:t>
+      </w:r>
+    </w:p>
+    <w:p>
+      <w:pPr>
+        <w:ind w:left="360"/>
+        <w:rPr>
+          <w:sz w:val="24"/>
+          <w:szCs w:val="24"/>
+        </w:rPr>
+      </w:pPr>
+      <w:r>
+        <w:rPr>
+          <w:sz w:val="24"/>
+          <w:szCs w:val="24"/>
+        </w:rPr>
+        <w:t xml:space="preserve">      "title": "Introduction to React",</w:t>
+      </w:r>
+    </w:p>
+    <w:p>
+      <w:pPr>
+        <w:ind w:left="360"/>
+        <w:rPr>
+          <w:sz w:val="24"/>
+          <w:szCs w:val="24"/>
+        </w:rPr>
+      </w:pPr>
+      <w:r>
+        <w:rPr>
+          <w:sz w:val="24"/>
+          <w:szCs w:val="24"/>
+        </w:rPr>
+        <w:t xml:space="preserve">      "duration": "2 Hours",</w:t>
+      </w:r>
+    </w:p>
+    <w:p>
+      <w:pPr>
+        <w:ind w:left="360"/>
+        <w:rPr>
+          <w:sz w:val="24"/>
+          <w:szCs w:val="24"/>
+        </w:rPr>
+      </w:pPr>
+    </w:p>
+    <w:p>
+      <w:pPr>
+        <w:ind w:left="360"/>
+        <w:rPr>
+          <w:sz w:val="24"/>
+          <w:szCs w:val="24"/>
+        </w:rPr>
+      </w:pPr>
+      <w:r>
+        <w:rPr>
+          <w:sz w:val="24"/>
+          <w:szCs w:val="24"/>
+        </w:rPr>
+        <w:t xml:space="preserve">      "lessons": [</w:t>
+      </w:r>
+    </w:p>
+    <w:p>
+      <w:pPr>
+        <w:ind w:left="360"/>
+        <w:rPr>
+          <w:sz w:val="24"/>
+          <w:szCs w:val="24"/>
+        </w:rPr>
+      </w:pPr>
+      <w:r>
+        <w:rPr>
+          <w:sz w:val="24"/>
+          <w:szCs w:val="24"/>
+        </w:rPr>
+        <w:t xml:space="preserve">        {</w:t>
+      </w:r>
+    </w:p>
+    <w:p>
+      <w:pPr>
+        <w:ind w:left="360"/>
+        <w:rPr>
+          <w:sz w:val="24"/>
+          <w:szCs w:val="24"/>
+        </w:rPr>
+      </w:pPr>
+      <w:r>
+        <w:rPr>
+          <w:sz w:val="24"/>
+          <w:szCs w:val="24"/>
+        </w:rPr>
+        <w:t xml:space="preserve">          "</w:t>
+      </w:r>
+      <w:proofErr w:type="spellStart"/>
+      <w:r>
+        <w:rPr>
+          <w:sz w:val="24"/>
+          <w:szCs w:val="24"/>
+        </w:rPr>
+        <w:t>lessonId</w:t>
+      </w:r>
+      <w:proofErr w:type="spellEnd"/>
+      <w:r>
+        <w:rPr>
+          <w:sz w:val="24"/>
+          <w:szCs w:val="24"/>
+        </w:rPr>
+        <w:t>": "L1",</w:t>
+      </w:r>
+    </w:p>
+    <w:p>
+      <w:pPr>
+        <w:ind w:left="360"/>
+        <w:rPr>
+          <w:sz w:val="24"/>
+          <w:szCs w:val="24"/>
+        </w:rPr>
+      </w:pPr>
+      <w:r>
+        <w:rPr>
+          <w:sz w:val="24"/>
+          <w:szCs w:val="24"/>
+        </w:rPr>
+        <w:t xml:space="preserve">          "title": "React Basics",</w:t>
+      </w:r>
+    </w:p>
+    <w:p>
+      <w:pPr>
+        <w:ind w:left="360"/>
+        <w:rPr>
+          <w:sz w:val="24"/>
+          <w:szCs w:val="24"/>
+        </w:rPr>
+      </w:pPr>
+      <w:r>
+        <w:rPr>
+          <w:sz w:val="24"/>
+          <w:szCs w:val="24"/>
+        </w:rPr>
+        <w:t xml:space="preserve">          "explanation": "Introduction to React components and JSX",</w:t>
+      </w:r>
+    </w:p>
+    <w:p>
+      <w:pPr>
+        <w:ind w:left="360"/>
+        <w:rPr>
+          <w:sz w:val="24"/>
+          <w:szCs w:val="24"/>
+        </w:rPr>
+      </w:pPr>
+      <w:r>
+        <w:rPr>
+          <w:sz w:val="24"/>
+          <w:szCs w:val="24"/>
+        </w:rPr>
+        <w:t xml:space="preserve">          "</w:t>
+      </w:r>
+      <w:proofErr w:type="spellStart"/>
+      <w:r>
+        <w:rPr>
+          <w:sz w:val="24"/>
+          <w:szCs w:val="24"/>
+        </w:rPr>
+        <w:t>exampleCode</w:t>
+      </w:r>
+      <w:proofErr w:type="spellEnd"/>
+      <w:r>
+        <w:rPr>
+          <w:sz w:val="24"/>
+          <w:szCs w:val="24"/>
+        </w:rPr>
+        <w:t>": "</w:t>
+      </w:r>
+      <w:proofErr w:type="spellStart"/>
+      <w:r>
+        <w:rPr>
+          <w:sz w:val="24"/>
+          <w:szCs w:val="24"/>
+        </w:rPr>
+        <w:t>const</w:t>
+      </w:r>
+      <w:proofErr w:type="spellEnd"/>
+      <w:r>
+        <w:rPr>
+          <w:sz w:val="24"/>
+          <w:szCs w:val="24"/>
+        </w:rPr>
+        <w:t xml:space="preserve"> App = () =&gt; &lt;h1&gt;Hello React&lt;/h1&gt;",</w:t>
+      </w:r>
+    </w:p>
+    <w:p>
+      <w:pPr>
+        <w:ind w:left="360"/>
+        <w:rPr>
+          <w:sz w:val="24"/>
+          <w:szCs w:val="24"/>
+        </w:rPr>
+      </w:pPr>
+    </w:p>
+    <w:p>
+      <w:pPr>
+        <w:ind w:left="360"/>
+        <w:rPr>
+          <w:sz w:val="24"/>
+          <w:szCs w:val="24"/>
+        </w:rPr>
+      </w:pPr>
+      <w:r>
+        <w:rPr>
+          <w:sz w:val="24"/>
+          <w:szCs w:val="24"/>
+        </w:rPr>
+        <w:t xml:space="preserve">          "quiz": [</w:t>
+      </w:r>
+    </w:p>
+    <w:p>
+      <w:pPr>
+        <w:ind w:left="360"/>
+        <w:rPr>
+          <w:sz w:val="24"/>
+          <w:szCs w:val="24"/>
+        </w:rPr>
+      </w:pPr>
+      <w:r>
+        <w:rPr>
+          <w:sz w:val="24"/>
+          <w:szCs w:val="24"/>
+        </w:rPr>
+        <w:t xml:space="preserve">            {</w:t>
+      </w:r>
+    </w:p>
+    <w:p>
+      <w:pPr>
+        <w:ind w:left="360"/>
+        <w:rPr>
+          <w:sz w:val="24"/>
+          <w:szCs w:val="24"/>
+        </w:rPr>
+      </w:pPr>
+      <w:r>
+        <w:rPr>
+          <w:sz w:val="24"/>
+          <w:szCs w:val="24"/>
+        </w:rPr>
+        <w:t xml:space="preserve">              "question": "What is React?",</w:t>
+      </w:r>
+    </w:p>
+    <w:p>
+      <w:pPr>
+        <w:ind w:left="360"/>
+        <w:rPr>
+          <w:sz w:val="24"/>
+          <w:szCs w:val="24"/>
+        </w:rPr>
+      </w:pPr>
+      <w:r>
+        <w:rPr>
+          <w:sz w:val="24"/>
+          <w:szCs w:val="24"/>
+        </w:rPr>
+        <w:t xml:space="preserve">              "options": [</w:t>
+      </w:r>
+    </w:p>
+    <w:p>
+      <w:pPr>
+        <w:ind w:left="360"/>
+        <w:rPr>
+          <w:sz w:val="24"/>
+          <w:szCs w:val="24"/>
+        </w:rPr>
+      </w:pPr>
+      <w:r>
+        <w:rPr>
+          <w:sz w:val="24"/>
+          <w:szCs w:val="24"/>
+        </w:rPr>
+        <w:t xml:space="preserve">                "Library",</w:t>
+      </w:r>
+    </w:p>
+    <w:p>
+      <w:pPr>
+        <w:ind w:left="360"/>
+        <w:rPr>
+          <w:sz w:val="24"/>
+          <w:szCs w:val="24"/>
+        </w:rPr>
+      </w:pPr>
+      <w:r>
+        <w:rPr>
+          <w:sz w:val="24"/>
+          <w:szCs w:val="24"/>
+        </w:rPr>
+        <w:t xml:space="preserve">                "Database",</w:t>
+      </w:r>
+    </w:p>
+    <w:p>
+      <w:pPr>
+        <w:ind w:left="360"/>
+        <w:rPr>
+          <w:sz w:val="24"/>
+          <w:szCs w:val="24"/>
+        </w:rPr>
+      </w:pPr>
+      <w:r>
+        <w:rPr>
+          <w:sz w:val="24"/>
+          <w:szCs w:val="24"/>
+        </w:rPr>
+        <w:t xml:space="preserve">                "Framework",</w:t>
+      </w:r>
+    </w:p>
+    <w:p>
+      <w:pPr>
+        <w:ind w:left="360"/>
+        <w:rPr>
+          <w:sz w:val="24"/>
+          <w:szCs w:val="24"/>
+        </w:rPr>
+      </w:pPr>
+      <w:r>
+        <w:rPr>
+          <w:sz w:val="24"/>
+          <w:szCs w:val="24"/>
+        </w:rPr>
+        <w:t xml:space="preserve">                "Language"</w:t>
+      </w:r>
+    </w:p>
+    <w:p>
+      <w:pPr>
+        <w:ind w:left="360"/>
+        <w:rPr>
+          <w:sz w:val="24"/>
+          <w:szCs w:val="24"/>
+        </w:rPr>
+      </w:pPr>
+      <w:r>
+        <w:rPr>
+          <w:sz w:val="24"/>
+          <w:szCs w:val="24"/>
+        </w:rPr>
+        <w:t xml:space="preserve">              ],</w:t>
+      </w:r>
+    </w:p>
+    <w:p>
+      <w:pPr>
+        <w:ind w:left="360"/>
+        <w:rPr>
+          <w:sz w:val="24"/>
+          <w:szCs w:val="24"/>
+        </w:rPr>
+      </w:pPr>
+      <w:r>
+        <w:rPr>
+          <w:sz w:val="24"/>
+          <w:szCs w:val="24"/>
+        </w:rPr>
+        <w:t xml:space="preserve">              "</w:t>
+      </w:r>
+      <w:proofErr w:type="spellStart"/>
+      <w:r>
+        <w:rPr>
+          <w:sz w:val="24"/>
+          <w:szCs w:val="24"/>
+        </w:rPr>
+        <w:t>correctAnswer</w:t>
+      </w:r>
+      <w:proofErr w:type="spellEnd"/>
+      <w:r>
+        <w:rPr>
+          <w:sz w:val="24"/>
+          <w:szCs w:val="24"/>
+        </w:rPr>
+        <w:t>": "Library",</w:t>
+      </w:r>
+    </w:p>
+    <w:p>
+      <w:pPr>
+        <w:ind w:left="360"/>
+        <w:rPr>
+          <w:sz w:val="24"/>
+          <w:szCs w:val="24"/>
+        </w:rPr>
+      </w:pPr>
+      <w:r>
+        <w:rPr>
+          <w:sz w:val="24"/>
+          <w:szCs w:val="24"/>
+        </w:rPr>
+        <w:t xml:space="preserve">              "suggestion": "React is a JavaScript library for UI development"</w:t>
+      </w:r>
+    </w:p>
+    <w:p>
+      <w:pPr>
+        <w:ind w:left="360"/>
+        <w:rPr>
+          <w:sz w:val="24"/>
+          <w:szCs w:val="24"/>
+        </w:rPr>
+      </w:pPr>
+      <w:r>
+        <w:rPr>
+          <w:sz w:val="24"/>
+          <w:szCs w:val="24"/>
+        </w:rPr>
+        <w:t xml:space="preserve">            }</w:t>
+      </w:r>
+    </w:p>
+    <w:p>
+      <w:pPr>
+        <w:ind w:left="360"/>
+        <w:rPr>
+          <w:sz w:val="24"/>
+          <w:szCs w:val="24"/>
+        </w:rPr>
+      </w:pPr>
+      <w:r>
+        <w:rPr>
+          <w:sz w:val="24"/>
+          <w:szCs w:val="24"/>
+        </w:rPr>
+        <w:t xml:space="preserve">          ]</w:t>
+      </w:r>
+    </w:p>
+    <w:p>
+      <w:pPr>
+        <w:ind w:left="360"/>
+        <w:rPr>
+          <w:sz w:val="24"/>
+          <w:szCs w:val="24"/>
+        </w:rPr>
+      </w:pPr>
+      <w:r>
+        <w:rPr>
+          <w:sz w:val="24"/>
+          <w:szCs w:val="24"/>
+        </w:rPr>
+        <w:t xml:space="preserve">        }</w:t>
+      </w:r>
+    </w:p>
+    <w:p>
+      <w:pPr>
+        <w:ind w:left="360"/>
+        <w:rPr>
+          <w:sz w:val="24"/>
+          <w:szCs w:val="24"/>
+        </w:rPr>
+      </w:pPr>
+      <w:r>
+        <w:rPr>
+          <w:sz w:val="24"/>
+          <w:szCs w:val="24"/>
+        </w:rPr>
+        <w:t xml:space="preserve">      ]</w:t>
+      </w:r>
+      <w:bookmarkStart w:id="0" w:name="_GoBack"/>
+      <w:bookmarkEnd w:id="0"/>
+    </w:p>
+    <w:p>
+      <w:pPr>
+        <w:ind w:left="360"/>
+        <w:rPr>
+          <w:sz w:val="24"/>
+          <w:szCs w:val="24"/>
+        </w:rPr>
+      </w:pPr>
+      <w:r>
+        <w:rPr>
+          <w:sz w:val="24"/>
+          <w:szCs w:val="24"/>
+        </w:rPr>
+        <w:lastRenderedPageBreak/>
+        <w:t xml:space="preserve">    }</w:t>
+      </w:r>
+    </w:p>
+    <w:p>
+      <w:pPr>
+        <w:ind w:left="360"/>
+        <w:rPr>
+          <w:sz w:val="24"/>
+          <w:szCs w:val="24"/>
+        </w:rPr>
+      </w:pPr>
+      <w:r>
+        <w:rPr>
+          <w:sz w:val="24"/>
+          <w:szCs w:val="24"/>
+        </w:rPr>
+        <w:t xml:space="preserve">  ]</w:t>
+      </w:r>
+    </w:p>
+    <w:p>
+      <w:pPr>
+        <w:ind w:left="360"/>
+        <w:rPr>
+          <w:sz w:val="24"/>
+          <w:szCs w:val="24"/>
+        </w:rPr>
+      </w:pPr>
+      <w:r>
+        <w:rPr>
+          <w:sz w:val="24"/>
+          <w:szCs w:val="24"/>
+        </w:rPr>
+        <w:t>}</w:t>
+      </w:r>
+    </w:p>
+    <w:p>
+      <w:pPr>
+        <w:ind w:left="360"/>
+        <w:rPr>
+          <w:sz w:val="28"/>
+          <w:szCs w:val="28"/>
+        </w:rPr>
+      </w:pPr>
+      <w:proofErr w:type="gramStart"/>
+      <w:r>
+        <w:rPr>
+          <w:sz w:val="28"/>
+          <w:szCs w:val="28"/>
+        </w:rPr>
+        <w:t>Response :</w:t>
+      </w:r>
+      <w:proofErr w:type="gramEnd"/>
+    </w:p>
+    <w:p>
+      <w:pPr>
+        <w:ind w:left="360"/>
+        <w:rPr>
+          <w:sz w:val="28"/>
+          <w:szCs w:val="28"/>
+        </w:rPr>
+      </w:pPr>
+      <w:r>
+        <w:rPr>
+          <w:sz w:val="28"/>
+          <w:szCs w:val="28"/>
+        </w:rPr>
+        <w:t>{</w:t>
+      </w:r>
+    </w:p>
+    <w:p>
+      <w:pPr>
+        <w:ind w:left="360"/>
+        <w:rPr>
+          <w:sz w:val="28"/>
+          <w:szCs w:val="28"/>
+        </w:rPr>
+      </w:pPr>
+      <w:r>
+        <w:rPr>
+          <w:sz w:val="28"/>
+          <w:szCs w:val="28"/>
+        </w:rPr>
+        <w:t xml:space="preserve">  "message": "Course created successfully",</w:t>
+      </w:r>
+    </w:p>
+    <w:p>
+      <w:pPr>
+        <w:ind w:left="360"/>
+        <w:rPr>
+          <w:sz w:val="28"/>
+          <w:szCs w:val="28"/>
+        </w:rPr>
+      </w:pPr>
+      <w:r>
+        <w:rPr>
+          <w:sz w:val="28"/>
+          <w:szCs w:val="28"/>
+        </w:rPr>
+        <w:t xml:space="preserve">  "course": {</w:t>
+      </w:r>
+    </w:p>
+    <w:p>
+      <w:pPr>
+        <w:ind w:left="360"/>
+        <w:rPr>
+          <w:sz w:val="28"/>
+          <w:szCs w:val="28"/>
+        </w:rPr>
+      </w:pPr>
+      <w:r>
+        <w:rPr>
+          <w:sz w:val="28"/>
+          <w:szCs w:val="28"/>
+        </w:rPr>
+        <w:t xml:space="preserve">    "</w:t>
+      </w:r>
+      <w:proofErr w:type="spellStart"/>
+      <w:r>
+        <w:rPr>
+          <w:sz w:val="28"/>
+          <w:szCs w:val="28"/>
+        </w:rPr>
+        <w:t>courseTitle</w:t>
+      </w:r>
+      <w:proofErr w:type="spellEnd"/>
+      <w:r>
+        <w:rPr>
+          <w:sz w:val="28"/>
+          <w:szCs w:val="28"/>
+        </w:rPr>
+        <w:t>": "MERN Stack Development",</w:t>
+      </w:r>
+    </w:p>
+    <w:p>
+      <w:pPr>
+        <w:ind w:left="360"/>
+        <w:rPr>
+          <w:sz w:val="28"/>
+          <w:szCs w:val="28"/>
+        </w:rPr>
+      </w:pPr>
+      <w:r>
+        <w:rPr>
+          <w:sz w:val="28"/>
+          <w:szCs w:val="28"/>
+        </w:rPr>
+        <w:t xml:space="preserve">    "</w:t>
+      </w:r>
+      <w:proofErr w:type="spellStart"/>
+      <w:r>
+        <w:rPr>
+          <w:sz w:val="28"/>
+          <w:szCs w:val="28"/>
+        </w:rPr>
+        <w:t>url</w:t>
+      </w:r>
+      <w:proofErr w:type="spellEnd"/>
+      <w:r>
+        <w:rPr>
+          <w:sz w:val="28"/>
+          <w:szCs w:val="28"/>
+        </w:rPr>
+        <w:t>": "https://example.com/course-thumbnail.jpg",</w:t>
+      </w:r>
+    </w:p>
+    <w:p>
+      <w:pPr>
+        <w:ind w:left="360"/>
+        <w:rPr>
+          <w:sz w:val="28"/>
+          <w:szCs w:val="28"/>
+        </w:rPr>
+      </w:pPr>
+      <w:r>
+        <w:rPr>
+          <w:sz w:val="28"/>
+          <w:szCs w:val="28"/>
+        </w:rPr>
+        <w:t xml:space="preserve">    "description": "Complete MERN stack course for beginners",</w:t>
+      </w:r>
+    </w:p>
+    <w:p>
+      <w:pPr>
+        <w:ind w:left="360"/>
+        <w:rPr>
+          <w:sz w:val="28"/>
+          <w:szCs w:val="28"/>
+        </w:rPr>
+      </w:pPr>
+      <w:r>
+        <w:rPr>
+          <w:sz w:val="28"/>
+          <w:szCs w:val="28"/>
+        </w:rPr>
+        <w:t xml:space="preserve">    "modules": [</w:t>
+      </w:r>
+    </w:p>
+    <w:p>
+      <w:pPr>
+        <w:ind w:left="360"/>
+        <w:rPr>
+          <w:sz w:val="28"/>
+          <w:szCs w:val="28"/>
+        </w:rPr>
+      </w:pPr>
+      <w:r>
+        <w:rPr>
+          <w:sz w:val="28"/>
+          <w:szCs w:val="28"/>
+        </w:rPr>
+        <w:t xml:space="preserve">      {</w:t>
+      </w:r>
+    </w:p>
+    <w:p>
+      <w:pPr>
+        <w:ind w:left="360"/>
+        <w:rPr>
+          <w:sz w:val="28"/>
+          <w:szCs w:val="28"/>
+        </w:rPr>
+      </w:pPr>
+      <w:r>
+        <w:rPr>
+          <w:sz w:val="28"/>
+          <w:szCs w:val="28"/>
+        </w:rPr>
+        <w:t xml:space="preserve">        "</w:t>
+      </w:r>
+      <w:proofErr w:type="spellStart"/>
+      <w:r>
+        <w:rPr>
+          <w:sz w:val="28"/>
+          <w:szCs w:val="28"/>
+        </w:rPr>
+        <w:t>moduleId</w:t>
+      </w:r>
+      <w:proofErr w:type="spellEnd"/>
+      <w:r>
+        <w:rPr>
+          <w:sz w:val="28"/>
+          <w:szCs w:val="28"/>
+        </w:rPr>
+        <w:t>": 1,</w:t>
+      </w:r>
+    </w:p>
+    <w:p>
+      <w:pPr>
+        <w:ind w:left="360"/>
+        <w:rPr>
+          <w:sz w:val="28"/>
+          <w:szCs w:val="28"/>
+        </w:rPr>
+      </w:pPr>
+      <w:r>
+        <w:rPr>
+          <w:sz w:val="28"/>
+          <w:szCs w:val="28"/>
+        </w:rPr>
+        <w:t xml:space="preserve">        "title": "Introduction to React",</w:t>
+      </w:r>
+    </w:p>
+    <w:p>
+      <w:pPr>
+        <w:ind w:left="360"/>
+        <w:rPr>
+          <w:sz w:val="28"/>
+          <w:szCs w:val="28"/>
+        </w:rPr>
+      </w:pPr>
+      <w:r>
+        <w:rPr>
+          <w:sz w:val="28"/>
+          <w:szCs w:val="28"/>
+        </w:rPr>
+        <w:t xml:space="preserve">        "duration": "2 Hours",</w:t>
+      </w:r>
+    </w:p>
+    <w:p>
+      <w:pPr>
+        <w:ind w:left="360"/>
+        <w:rPr>
+          <w:sz w:val="28"/>
+          <w:szCs w:val="28"/>
+        </w:rPr>
+      </w:pPr>
+      <w:r>
+        <w:rPr>
+          <w:sz w:val="28"/>
+          <w:szCs w:val="28"/>
+        </w:rPr>
+        <w:t xml:space="preserve">        "lessons": [</w:t>
+      </w:r>
+    </w:p>
+    <w:p>
+      <w:pPr>
+        <w:ind w:left="360"/>
+        <w:rPr>
+          <w:sz w:val="28"/>
+          <w:szCs w:val="28"/>
+        </w:rPr>
+      </w:pPr>
+      <w:r>
+        <w:rPr>
+          <w:sz w:val="28"/>
+          <w:szCs w:val="28"/>
+        </w:rPr>
+        <w:t xml:space="preserve">          {</w:t>
+      </w:r>
+    </w:p>
+    <w:p>
+      <w:pPr>
+        <w:ind w:left="360"/>
+        <w:rPr>
+          <w:sz w:val="28"/>
+          <w:szCs w:val="28"/>
+        </w:rPr>
+      </w:pPr>
+      <w:r>
+        <w:rPr>
+          <w:sz w:val="28"/>
+          <w:szCs w:val="28"/>
+        </w:rPr>
+        <w:t xml:space="preserve">            "</w:t>
+      </w:r>
+      <w:proofErr w:type="spellStart"/>
+      <w:r>
+        <w:rPr>
+          <w:sz w:val="28"/>
+          <w:szCs w:val="28"/>
+        </w:rPr>
+        <w:t>lessonId</w:t>
+      </w:r>
+      <w:proofErr w:type="spellEnd"/>
+      <w:r>
+        <w:rPr>
+          <w:sz w:val="28"/>
+          <w:szCs w:val="28"/>
+        </w:rPr>
+        <w:t>": "L1",</w:t>
+      </w:r>
+    </w:p>
+    <w:p>
+      <w:pPr>
+        <w:ind w:left="360"/>
+        <w:rPr>
+          <w:sz w:val="28"/>
+          <w:szCs w:val="28"/>
+        </w:rPr>
+      </w:pPr>
+      <w:r>
+        <w:rPr>
+          <w:sz w:val="28"/>
+          <w:szCs w:val="28"/>
+        </w:rPr>
+        <w:t xml:space="preserve">            "title": "React Basics",</w:t>
+      </w:r>
+    </w:p>
+    <w:p>
+      <w:pPr>
+        <w:ind w:left="360"/>
+        <w:rPr>
+          <w:sz w:val="28"/>
+          <w:szCs w:val="28"/>
+        </w:rPr>
+      </w:pPr>
+      <w:r>
+        <w:rPr>
+          <w:sz w:val="28"/>
+          <w:szCs w:val="28"/>
+        </w:rPr>
+        <w:t xml:space="preserve">            "explanation": "Introduction to React components and JSX",</w:t>
+      </w:r>
+    </w:p>
+    <w:p>
+      <w:pPr>
+        <w:ind w:left="360"/>
+        <w:rPr>
+          <w:sz w:val="28"/>
+          <w:szCs w:val="28"/>
+        </w:rPr>
+      </w:pPr>
+      <w:r>
+        <w:rPr>
+          <w:sz w:val="28"/>
+          <w:szCs w:val="28"/>
+        </w:rPr>
+        <w:t xml:space="preserve">            "</w:t>
+      </w:r>
+      <w:proofErr w:type="spellStart"/>
+      <w:r>
+        <w:rPr>
+          <w:sz w:val="28"/>
+          <w:szCs w:val="28"/>
+        </w:rPr>
+        <w:t>exampleCode</w:t>
+      </w:r>
+      <w:proofErr w:type="spellEnd"/>
+      <w:r>
+        <w:rPr>
+          <w:sz w:val="28"/>
+          <w:szCs w:val="28"/>
+        </w:rPr>
+        <w:t>": "</w:t>
+      </w:r>
+      <w:proofErr w:type="spellStart"/>
+      <w:r>
+        <w:rPr>
+          <w:sz w:val="28"/>
+          <w:szCs w:val="28"/>
+        </w:rPr>
+        <w:t>const</w:t>
+      </w:r>
+      <w:proofErr w:type="spellEnd"/>
+      <w:r>
+        <w:rPr>
+          <w:sz w:val="28"/>
+          <w:szCs w:val="28"/>
+        </w:rPr>
+        <w:t xml:space="preserve"> App = () =&gt; &lt;h1&gt;Hello React&lt;/h1&gt;",</w:t>
+      </w:r>
+    </w:p>
+    <w:p>
+      <w:pPr>
+        <w:ind w:left="360"/>
+        <w:rPr>
+          <w:sz w:val="28"/>
+          <w:szCs w:val="28"/>
+        </w:rPr>
+      </w:pPr>
+      <w:r>
+        <w:rPr>
+          <w:sz w:val="28"/>
+          <w:szCs w:val="28"/>
+        </w:rPr>
+        <w:t xml:space="preserve">            "quiz": [</w:t>
+      </w:r>
+    </w:p>
+    <w:p>
+      <w:pPr>
+        <w:ind w:left="360"/>
+        <w:rPr>
+          <w:sz w:val="28"/>
+          <w:szCs w:val="28"/>
+        </w:rPr>
+      </w:pPr>
+      <w:r>
+        <w:rPr>
+          <w:sz w:val="28"/>
+          <w:szCs w:val="28"/>
+        </w:rPr>
+        <w:t xml:space="preserve">              {</w:t>
+      </w:r>
+    </w:p>
+    <w:p>
+      <w:pPr>
+        <w:ind w:left="360"/>
+        <w:rPr>
+          <w:sz w:val="28"/>
+          <w:szCs w:val="28"/>
+        </w:rPr>
+      </w:pPr>
+      <w:r>
+        <w:rPr>
+          <w:sz w:val="28"/>
+          <w:szCs w:val="28"/>
+        </w:rPr>
+        <w:t xml:space="preserve">                "question": "What is React?",</w:t>
+      </w:r>
+    </w:p>
+    <w:p>
+      <w:pPr>
+        <w:ind w:left="360"/>
+        <w:rPr>
+          <w:sz w:val="28"/>
+          <w:szCs w:val="28"/>
+        </w:rPr>
+      </w:pPr>
+      <w:r>
+        <w:rPr>
+          <w:sz w:val="28"/>
+          <w:szCs w:val="28"/>
+        </w:rPr>
+        <w:t xml:space="preserve">                "options": [</w:t>
+      </w:r>
+    </w:p>
+    <w:p>
+      <w:pPr>
+        <w:ind w:left="360"/>
+        <w:rPr>
+          <w:sz w:val="28"/>
+          <w:szCs w:val="28"/>
+        </w:rPr>
+      </w:pPr>
+      <w:r>
+        <w:rPr>
+          <w:sz w:val="28"/>
+          <w:szCs w:val="28"/>
+        </w:rPr>
+        <w:lastRenderedPageBreak/>
+        <w:t xml:space="preserve">                  "Library",</w:t>
+      </w:r>
+    </w:p>
+    <w:p>
+      <w:pPr>
+        <w:ind w:left="360"/>
+        <w:rPr>
+          <w:sz w:val="28"/>
+          <w:szCs w:val="28"/>
+        </w:rPr>
+      </w:pPr>
+      <w:r>
+        <w:rPr>
+          <w:sz w:val="28"/>
+          <w:szCs w:val="28"/>
+        </w:rPr>
+        <w:t xml:space="preserve">                  "Database",</w:t>
+      </w:r>
+    </w:p>
+    <w:p>
+      <w:pPr>
+        <w:ind w:left="360"/>
+        <w:rPr>
+          <w:sz w:val="28"/>
+          <w:szCs w:val="28"/>
+        </w:rPr>
+      </w:pPr>
+      <w:r>
+        <w:rPr>
+          <w:sz w:val="28"/>
+          <w:szCs w:val="28"/>
+        </w:rPr>
+        <w:t xml:space="preserve">                  "Framework",</w:t>
+      </w:r>
+    </w:p>
+    <w:p>
+      <w:pPr>
+        <w:ind w:left="360"/>
+        <w:rPr>
+          <w:sz w:val="28"/>
+          <w:szCs w:val="28"/>
+        </w:rPr>
+      </w:pPr>
+      <w:r>
+        <w:rPr>
+          <w:sz w:val="28"/>
+          <w:szCs w:val="28"/>
+        </w:rPr>
+        <w:t xml:space="preserve">                  "Language"</w:t>
+      </w:r>
+    </w:p>
+    <w:p>
+      <w:pPr>
+        <w:ind w:left="360"/>
+        <w:rPr>
+          <w:sz w:val="28"/>
+          <w:szCs w:val="28"/>
+        </w:rPr>
+      </w:pPr>
+      <w:r>
+        <w:rPr>
+          <w:sz w:val="28"/>
+          <w:szCs w:val="28"/>
+        </w:rPr>
+        <w:t xml:space="preserve">                ],</w:t>
+      </w:r>
+    </w:p>
+    <w:p>
+      <w:pPr>
+        <w:ind w:left="360"/>
+        <w:rPr>
+          <w:sz w:val="28"/>
+          <w:szCs w:val="28"/>
+        </w:rPr>
+      </w:pPr>
+      <w:r>
+        <w:rPr>
+          <w:sz w:val="28"/>
+          <w:szCs w:val="28"/>
+        </w:rPr>
+        <w:t xml:space="preserve">                "</w:t>
+      </w:r>
+      <w:proofErr w:type="spellStart"/>
+      <w:r>
+        <w:rPr>
+          <w:sz w:val="28"/>
+          <w:szCs w:val="28"/>
+        </w:rPr>
+        <w:t>correctAnswer</w:t>
+      </w:r>
+      <w:proofErr w:type="spellEnd"/>
+      <w:r>
+        <w:rPr>
+          <w:sz w:val="28"/>
+          <w:szCs w:val="28"/>
+        </w:rPr>
+        <w:t>": "Library",</w:t>
+      </w:r>
+    </w:p>
+    <w:p>
+      <w:pPr>
+        <w:ind w:left="360"/>
+        <w:rPr>
+          <w:sz w:val="28"/>
+          <w:szCs w:val="28"/>
+        </w:rPr>
+      </w:pPr>
+      <w:r>
+        <w:rPr>
+          <w:sz w:val="28"/>
+          <w:szCs w:val="28"/>
+        </w:rPr>
+        <w:t xml:space="preserve">                "suggestion": "React is a JavaScript library for UI development",</w:t>
+      </w:r>
+    </w:p>
+    <w:p>
+      <w:pPr>
+        <w:ind w:left="360"/>
+        <w:rPr>
+          <w:sz w:val="28"/>
+          <w:szCs w:val="28"/>
+        </w:rPr>
+      </w:pPr>
+      <w:r>
+        <w:rPr>
+          <w:sz w:val="28"/>
+          <w:szCs w:val="28"/>
+        </w:rPr>
+        <w:t xml:space="preserve">                "_id": "6a02e2a207961790365b7b3e"</w:t>
+      </w:r>
+    </w:p>
+    <w:p>
+      <w:pPr>
+        <w:ind w:left="360"/>
+        <w:rPr>
+          <w:sz w:val="28"/>
+          <w:szCs w:val="28"/>
+        </w:rPr>
+      </w:pPr>
+      <w:r>
+        <w:rPr>
+          <w:sz w:val="28"/>
+          <w:szCs w:val="28"/>
+        </w:rPr>
+        <w:t xml:space="preserve">              }</w:t>
+      </w:r>
+    </w:p>
+    <w:p>
+      <w:pPr>
+        <w:ind w:left="360"/>
+        <w:rPr>
+          <w:sz w:val="28"/>
+          <w:szCs w:val="28"/>
+        </w:rPr>
+      </w:pPr>
+      <w:r>
+        <w:rPr>
+          <w:sz w:val="28"/>
+          <w:szCs w:val="28"/>
+        </w:rPr>
+        <w:t xml:space="preserve">            ],</w:t>
+      </w:r>
+    </w:p>
+    <w:p>
+      <w:pPr>
+        <w:ind w:left="360"/>
+        <w:rPr>
+          <w:sz w:val="28"/>
+          <w:szCs w:val="28"/>
+        </w:rPr>
+      </w:pPr>
+      <w:r>
+        <w:rPr>
+          <w:sz w:val="28"/>
+          <w:szCs w:val="28"/>
+        </w:rPr>
+        <w:t xml:space="preserve">            "_id": "6a02e2a207961790365b7b3d"</w:t>
+      </w:r>
+    </w:p>
+    <w:p>
+      <w:pPr>
+        <w:ind w:left="360"/>
+        <w:rPr>
+          <w:sz w:val="28"/>
+          <w:szCs w:val="28"/>
+        </w:rPr>
+      </w:pPr>
+      <w:r>
+        <w:rPr>
+          <w:sz w:val="28"/>
+          <w:szCs w:val="28"/>
+        </w:rPr>
+        <w:t xml:space="preserve">          }</w:t>
+      </w:r>
+    </w:p>
+    <w:p>
+      <w:pPr>
+        <w:ind w:left="360"/>
+        <w:rPr>
+          <w:sz w:val="28"/>
+          <w:szCs w:val="28"/>
+        </w:rPr>
+      </w:pPr>
+      <w:r>
+        <w:rPr>
+          <w:sz w:val="28"/>
+          <w:szCs w:val="28"/>
+        </w:rPr>
+        <w:t xml:space="preserve">        ],</w:t>
+      </w:r>
+    </w:p>
+    <w:p>
+      <w:pPr>
+        <w:ind w:left="360"/>
+        <w:rPr>
+          <w:sz w:val="28"/>
+          <w:szCs w:val="28"/>
+        </w:rPr>
+      </w:pPr>
+      <w:r>
+        <w:rPr>
+          <w:sz w:val="28"/>
+          <w:szCs w:val="28"/>
+        </w:rPr>
+        <w:t xml:space="preserve">        "_id": "6a02e2a207961790365b7b3c"</w:t>
+      </w:r>
+    </w:p>
+    <w:p>
+      <w:pPr>
+        <w:ind w:left="360"/>
+        <w:rPr>
+          <w:sz w:val="28"/>
+          <w:szCs w:val="28"/>
+        </w:rPr>
+      </w:pPr>
+      <w:r>
+        <w:rPr>
+          <w:sz w:val="28"/>
+          <w:szCs w:val="28"/>
+        </w:rPr>
+        <w:t xml:space="preserve">      }</w:t>
+      </w:r>
+    </w:p>
+    <w:p>
+      <w:pPr>
+        <w:ind w:left="360"/>
+        <w:rPr>
+          <w:sz w:val="28"/>
+          <w:szCs w:val="28"/>
+        </w:rPr>
+      </w:pPr>
+      <w:r>
+        <w:rPr>
+          <w:sz w:val="28"/>
+          <w:szCs w:val="28"/>
+        </w:rPr>
+        <w:t xml:space="preserve">    ],</w:t>
+      </w:r>
+    </w:p>
+    <w:p>
+      <w:pPr>
+        <w:ind w:left="360"/>
+        <w:rPr>
+          <w:sz w:val="28"/>
+          <w:szCs w:val="28"/>
+        </w:rPr>
+      </w:pPr>
+      <w:r>
+        <w:rPr>
+          <w:sz w:val="28"/>
+          <w:szCs w:val="28"/>
+        </w:rPr>
+        <w:t xml:space="preserve">    "_id": "6a02e2a207961790365b7b3b",</w:t>
+      </w:r>
+    </w:p>
+    <w:p>
+      <w:pPr>
+        <w:ind w:left="360"/>
+        <w:rPr>
+          <w:sz w:val="28"/>
+          <w:szCs w:val="28"/>
+        </w:rPr>
+      </w:pPr>
+      <w:r>
+        <w:rPr>
+          <w:sz w:val="28"/>
+          <w:szCs w:val="28"/>
+        </w:rPr>
+        <w:t xml:space="preserve">    "__v": 0</w:t>
+      </w:r>
+    </w:p>
+    <w:p>
+      <w:pPr>
+        <w:ind w:left="360"/>
+        <w:rPr>
+          <w:sz w:val="28"/>
+          <w:szCs w:val="28"/>
+        </w:rPr>
+      </w:pPr>
+      <w:r>
+        <w:rPr>
+          <w:sz w:val="28"/>
+          <w:szCs w:val="28"/>
+        </w:rPr>
+        <w:t xml:space="preserve">  }</w:t>
+      </w:r>
+    </w:p>
+    <w:p>
+      <w:pPr>
+        <w:ind w:left="360"/>
+        <w:rPr>
+          <w:sz w:val="28"/>
+          <w:szCs w:val="28"/>
+        </w:rPr>
+      </w:pPr>
+      <w:r>
+        <w:rPr>
+          <w:sz w:val="28"/>
+          <w:szCs w:val="28"/>
+        </w:rPr>
+        <w:t>}</w:t>
+      </w:r>
+    </w:p>
+    <w:p>
+      <w:pPr>
+        <w:ind w:left="360"/>
+        <w:rPr>
+          <w:b/>
+          <w:bCs/>
+          <w:sz w:val="32"/>
+          <w:szCs w:val="32"/>
+        </w:rPr>
+      </w:pPr>
+      <w:r>
+        <w:rPr>
+          <w:b/>
+          <w:bCs/>
+          <w:sz w:val="32"/>
+          <w:szCs w:val="32"/>
+        </w:rPr>
+        <w:t xml:space="preserve">8.GET course </w:t>
+      </w:r>
+      <w:r>
+        <w:rPr>
+          <w:b/>
+          <w:bCs/>
+          <w:sz w:val="32"/>
+          <w:szCs w:val="32"/>
+        </w:rPr>
+        <w:t xml:space="preserve">API Endpoint: </w:t>
+      </w:r>
+    </w:p>
+    <w:p>
+      <w:pPr>
+        <w:rPr>
+          <w:sz w:val="28"/>
+          <w:szCs w:val="28"/>
+        </w:rPr>
+      </w:pPr>
+      <w:r>
+        <w:rPr>
+          <w:sz w:val="28"/>
+          <w:szCs w:val="28"/>
+        </w:rPr>
+        <w:t>GET</w:t>
+      </w:r>
+      <w:r>
+        <w:rPr>
+          <w:sz w:val="28"/>
+          <w:szCs w:val="28"/>
+        </w:rPr>
+        <w:t>/</w:t>
+      </w:r>
+      <w:proofErr w:type="spellStart"/>
+      <w:r>
+        <w:rPr>
+          <w:sz w:val="28"/>
+          <w:szCs w:val="28"/>
+        </w:rPr>
+        <w:t>getCourse</w:t>
+      </w:r>
+      <w:proofErr w:type="spellEnd"/>
+      <w:r>
+        <w:rPr>
+          <w:sz w:val="28"/>
+          <w:szCs w:val="28"/>
+        </w:rPr>
+        <w:t>:</w:t>
+      </w:r>
+    </w:p>
+    <w:p>
+      <w:pPr>
+        <w:rPr>
+          <w:sz w:val="28"/>
+          <w:szCs w:val="28"/>
+        </w:rPr>
+      </w:pPr>
+      <w:r>
+        <w:rPr>
+          <w:sz w:val="28"/>
+          <w:szCs w:val="28"/>
+        </w:rPr>
+        <w:t xml:space="preserve">Response: {get all the course details that stored in the </w:t>
+      </w:r>
+      <w:proofErr w:type="spellStart"/>
+      <w:r>
+        <w:rPr>
+          <w:sz w:val="28"/>
+          <w:szCs w:val="28"/>
+        </w:rPr>
+        <w:t>db</w:t>
+      </w:r>
+      <w:proofErr w:type="spellEnd"/>
+      <w:r>
+        <w:rPr>
+          <w:sz w:val="28"/>
+          <w:szCs w:val="28"/>
+        </w:rPr>
+        <w:t>}</w:t>
+      </w:r>
+    </w:p>
+    <w:p>
+      <w:pPr>
+        <w:ind w:left="360"/>
+        <w:rPr>
+          <w:b/>
+          <w:bCs/>
+          <w:sz w:val="32"/>
+          <w:szCs w:val="32"/>
+        </w:rPr>
+      </w:pPr>
+      <w:proofErr w:type="gramStart"/>
+      <w:r>
+        <w:rPr>
+          <w:b/>
+          <w:bCs/>
+          <w:sz w:val="32"/>
+          <w:szCs w:val="32"/>
+        </w:rPr>
+        <w:t>9.GET  All</w:t>
+      </w:r>
+      <w:proofErr w:type="gramEnd"/>
+      <w:r>
+        <w:rPr>
+          <w:b/>
+          <w:bCs/>
+          <w:sz w:val="32"/>
+          <w:szCs w:val="32"/>
+        </w:rPr>
+        <w:t xml:space="preserve"> details of course By </w:t>
+      </w:r>
+      <w:proofErr w:type="spellStart"/>
+      <w:r>
+        <w:rPr>
+          <w:b/>
+          <w:bCs/>
+          <w:sz w:val="32"/>
+          <w:szCs w:val="32"/>
+        </w:rPr>
+        <w:t>emailId</w:t>
+      </w:r>
+      <w:proofErr w:type="spellEnd"/>
+      <w:r>
+        <w:rPr>
+          <w:b/>
+          <w:bCs/>
+          <w:sz w:val="32"/>
+          <w:szCs w:val="32"/>
+        </w:rPr>
+        <w:t xml:space="preserve"> </w:t>
+      </w:r>
+      <w:r>
+        <w:rPr>
+          <w:b/>
+          <w:bCs/>
+          <w:sz w:val="32"/>
+          <w:szCs w:val="32"/>
+        </w:rPr>
+        <w:t xml:space="preserve">API Endpoint: </w:t>
       </w:r>
     </w:p>
     <w:p>
@@ -6157,297 +12714,10 @@
       </w:pPr>
       <w:r>
         <w:rPr>
-          <w:sz w:val="24"/>
-          <w:szCs w:val="24"/>
-        </w:rPr>
-        <w:t xml:space="preserve">  </w:t>
-      </w:r>
-      <w:r>
-        <w:rPr>
-          <w:rFonts w:ascii="Consolas" w:eastAsia="Times New Roman" w:hAnsi="Consolas" w:cs="Times New Roman"/>
-          <w:color w:val="C9D1D9"/>
-          <w:sz w:val="30"/>
-          <w:szCs w:val="30"/>
-        </w:rPr>
-        <w:t> </w:t>
-      </w:r>
-      <w:proofErr w:type="spellStart"/>
-      <w:proofErr w:type="gramStart"/>
-      <w:r>
-        <w:rPr>
-          <w:rFonts w:ascii="Consolas" w:eastAsia="Times New Roman" w:hAnsi="Consolas" w:cs="Times New Roman"/>
-          <w:color w:val="79C0FF"/>
-          <w:sz w:val="30"/>
-          <w:szCs w:val="30"/>
-        </w:rPr>
-        <w:t>courseId</w:t>
-      </w:r>
-      <w:r>
-        <w:rPr>
-          <w:rFonts w:ascii="Consolas" w:eastAsia="Times New Roman" w:hAnsi="Consolas" w:cs="Times New Roman"/>
-          <w:color w:val="C9D1D9"/>
-          <w:sz w:val="30"/>
-          <w:szCs w:val="30"/>
-        </w:rPr>
-        <w:t>,</w:t>
-      </w:r>
-      <w:r>
-        <w:rPr>
-          <w:rFonts w:ascii="Consolas" w:eastAsia="Times New Roman" w:hAnsi="Consolas" w:cs="Times New Roman"/>
-          <w:color w:val="79C0FF"/>
-          <w:sz w:val="30"/>
-          <w:szCs w:val="30"/>
-        </w:rPr>
-        <w:t>courseTitle</w:t>
-      </w:r>
-      <w:proofErr w:type="spellEnd"/>
-      <w:proofErr w:type="gramEnd"/>
-      <w:r>
-        <w:rPr>
-          <w:rFonts w:ascii="Consolas" w:eastAsia="Times New Roman" w:hAnsi="Consolas" w:cs="Times New Roman"/>
-          <w:color w:val="C9D1D9"/>
-          <w:sz w:val="30"/>
-          <w:szCs w:val="30"/>
-        </w:rPr>
-        <w:t xml:space="preserve">, </w:t>
-      </w:r>
-      <w:proofErr w:type="spellStart"/>
-      <w:r>
-        <w:rPr>
-          <w:rFonts w:ascii="Consolas" w:eastAsia="Times New Roman" w:hAnsi="Consolas" w:cs="Times New Roman"/>
-          <w:color w:val="79C0FF"/>
-          <w:sz w:val="30"/>
-          <w:szCs w:val="30"/>
-        </w:rPr>
-        <w:t>url</w:t>
-      </w:r>
-      <w:proofErr w:type="spellEnd"/>
-      <w:r>
-        <w:rPr>
-          <w:rFonts w:ascii="Consolas" w:eastAsia="Times New Roman" w:hAnsi="Consolas" w:cs="Times New Roman"/>
-          <w:color w:val="C9D1D9"/>
-          <w:sz w:val="30"/>
-          <w:szCs w:val="30"/>
-        </w:rPr>
-        <w:t xml:space="preserve">, </w:t>
-      </w:r>
-      <w:r>
-        <w:rPr>
-          <w:rFonts w:ascii="Consolas" w:eastAsia="Times New Roman" w:hAnsi="Consolas" w:cs="Times New Roman"/>
-          <w:color w:val="79C0FF"/>
-          <w:sz w:val="30"/>
-          <w:szCs w:val="30"/>
-        </w:rPr>
-        <w:t>description</w:t>
-      </w:r>
-      <w:r>
-        <w:rPr>
-          <w:rFonts w:ascii="Consolas" w:eastAsia="Times New Roman" w:hAnsi="Consolas" w:cs="Times New Roman"/>
-          <w:color w:val="C9D1D9"/>
-          <w:sz w:val="30"/>
-          <w:szCs w:val="30"/>
-        </w:rPr>
-        <w:t xml:space="preserve">, </w:t>
-      </w:r>
-      <w:r>
-        <w:rPr>
-          <w:rFonts w:ascii="Consolas" w:eastAsia="Times New Roman" w:hAnsi="Consolas" w:cs="Times New Roman"/>
-          <w:color w:val="79C0FF"/>
-          <w:sz w:val="30"/>
-          <w:szCs w:val="30"/>
-        </w:rPr>
-        <w:t>modules</w:t>
-      </w:r>
-    </w:p>
-    <w:p>
-      <w:pPr>
-        <w:rPr>
-          <w:sz w:val="24"/>
-          <w:szCs w:val="24"/>
-        </w:rPr>
-      </w:pPr>
-      <w:r>
-        <w:rPr>
-          <w:sz w:val="24"/>
-          <w:szCs w:val="24"/>
-        </w:rPr>
-        <w:t xml:space="preserve">  }</w:t>
-      </w:r>
-    </w:p>
-    <w:p>
-      <w:pPr>
-        <w:ind w:left="360"/>
-        <w:rPr>
-          <w:b/>
-          <w:bCs/>
-          <w:sz w:val="32"/>
-          <w:szCs w:val="32"/>
-        </w:rPr>
-      </w:pPr>
-      <w:r>
-        <w:rPr>
-          <w:b/>
-          <w:bCs/>
-          <w:sz w:val="32"/>
-          <w:szCs w:val="32"/>
-        </w:rPr>
-        <w:t xml:space="preserve">8.GET course </w:t>
-      </w:r>
-      <w:r>
-        <w:rPr>
-          <w:b/>
-          <w:bCs/>
-          <w:sz w:val="32"/>
-          <w:szCs w:val="32"/>
-        </w:rPr>
-        <w:t xml:space="preserve">API Endpoint: </w:t>
-      </w:r>
-    </w:p>
-    <w:p>
-      <w:pPr>
-        <w:rPr>
-          <w:sz w:val="28"/>
-          <w:szCs w:val="28"/>
-        </w:rPr>
-      </w:pPr>
-      <w:r>
-        <w:rPr>
-          <w:sz w:val="28"/>
-          <w:szCs w:val="28"/>
-        </w:rPr>
-        <w:t>GET</w:t>
-      </w:r>
-      <w:r>
-        <w:rPr>
-          <w:sz w:val="28"/>
-          <w:szCs w:val="28"/>
-        </w:rPr>
-        <w:t>/</w:t>
-      </w:r>
-      <w:proofErr w:type="spellStart"/>
-      <w:r>
-        <w:rPr>
-          <w:sz w:val="28"/>
-          <w:szCs w:val="28"/>
-        </w:rPr>
-        <w:t>getCourse</w:t>
-      </w:r>
-      <w:proofErr w:type="spellEnd"/>
-      <w:r>
-        <w:rPr>
-          <w:sz w:val="28"/>
-          <w:szCs w:val="28"/>
-        </w:rPr>
-        <w:t>:</w:t>
-      </w:r>
-    </w:p>
-    <w:p>
-      <w:pPr>
-        <w:rPr>
-          <w:sz w:val="28"/>
-          <w:szCs w:val="28"/>
-        </w:rPr>
-      </w:pPr>
-      <w:r>
-        <w:rPr>
-          <w:sz w:val="28"/>
-          <w:szCs w:val="28"/>
-        </w:rPr>
-        <w:t xml:space="preserve">Response: {get all the course details that stored in the </w:t>
-      </w:r>
-      <w:proofErr w:type="spellStart"/>
-      <w:r>
-        <w:rPr>
-          <w:sz w:val="28"/>
-          <w:szCs w:val="28"/>
-        </w:rPr>
-        <w:t>db</w:t>
-      </w:r>
-      <w:proofErr w:type="spellEnd"/>
-      <w:r>
-        <w:rPr>
-          <w:sz w:val="28"/>
-          <w:szCs w:val="28"/>
-        </w:rPr>
-        <w:t>}</w:t>
-      </w:r>
-    </w:p>
-    <w:p>
-      <w:pPr>
-        <w:ind w:left="360"/>
-        <w:rPr>
-          <w:b/>
-          <w:bCs/>
-          <w:sz w:val="32"/>
-          <w:szCs w:val="32"/>
-        </w:rPr>
-      </w:pPr>
-      <w:proofErr w:type="gramStart"/>
-      <w:r>
-        <w:rPr>
-          <w:b/>
-          <w:bCs/>
-          <w:sz w:val="32"/>
-          <w:szCs w:val="32"/>
-        </w:rPr>
-        <w:t>9.GET  All</w:t>
-      </w:r>
-      <w:proofErr w:type="gramEnd"/>
-      <w:r>
-        <w:rPr>
-          <w:b/>
-          <w:bCs/>
-          <w:sz w:val="32"/>
-          <w:szCs w:val="32"/>
-        </w:rPr>
-        <w:t xml:space="preserve"> details of course By </w:t>
-      </w:r>
-      <w:proofErr w:type="spellStart"/>
-      <w:r>
-        <w:rPr>
-          <w:b/>
-          <w:bCs/>
-          <w:sz w:val="32"/>
-          <w:szCs w:val="32"/>
-        </w:rPr>
-        <w:t>emailId</w:t>
-      </w:r>
-      <w:proofErr w:type="spellEnd"/>
-      <w:r>
-        <w:rPr>
-          <w:b/>
-          <w:bCs/>
-          <w:sz w:val="32"/>
-          <w:szCs w:val="32"/>
-        </w:rPr>
-        <w:t xml:space="preserve"> </w:t>
-      </w:r>
-      <w:r>
-        <w:rPr>
-          <w:b/>
-          <w:bCs/>
-          <w:sz w:val="32"/>
-          <w:szCs w:val="32"/>
-        </w:rPr>
-        <w:t xml:space="preserve">API Endpoint: </w:t>
-      </w:r>
-    </w:p>
-    <w:p>
-      <w:pPr>
-        <w:shd w:val="clear" w:color="auto" w:fill="121314"/>
-        <w:spacing w:line="405" w:lineRule="atLeast"/>
-        <w:rPr>
-          <w:rFonts w:ascii="Consolas" w:eastAsia="Times New Roman" w:hAnsi="Consolas" w:cs="Times New Roman"/>
-          <w:color w:val="BBBEBF"/>
-          <w:sz w:val="30"/>
-          <w:szCs w:val="30"/>
-        </w:rPr>
-      </w:pPr>
-      <w:r>
-        <w:rPr>
-          <w:sz w:val="28"/>
-          <w:szCs w:val="28"/>
-        </w:rPr>
+          <w:sz w:val="28"/>
+          <w:szCs w:val="28"/>
+        </w:rPr>
+        <w:lastRenderedPageBreak/>
         <w:t xml:space="preserve">    GET</w:t>
       </w:r>
       <w:r>
@@ -6827,7 +13097,6 @@
           <w:sz w:val="24"/>
           <w:szCs w:val="24"/>
         </w:rPr>
-        <w:lastRenderedPageBreak/>
         <w:t>{</w:t>
       </w:r>
       <w:r>
@@ -7166,6 +13435,7 @@
           <w:sz w:val="28"/>
           <w:szCs w:val="28"/>
         </w:rPr>
+        <w:lastRenderedPageBreak/>
         <w:t xml:space="preserve">    {</w:t>
       </w:r>
     </w:p>
@@ -7459,7 +13729,6 @@
           <w:sz w:val="28"/>
           <w:szCs w:val="28"/>
         </w:rPr>
-        <w:lastRenderedPageBreak/>
         <w:t xml:space="preserve">      "</w:t>
       </w:r>
       <w:proofErr w:type="spellStart"/>
@@ -7832,6 +14101,7 @@
           <w:sz w:val="28"/>
           <w:szCs w:val="28"/>
         </w:rPr>
+        <w:lastRenderedPageBreak/>
         <w:t>/updateSession/69a27f75cd70983165580111/68e251e2daf37f86d0f2b9c1/69afca5d1480975db715b6b4/complete</w:t>
       </w:r>
     </w:p>
@@ -8048,7 +14318,6 @@
           <w:sz w:val="32"/>
           <w:szCs w:val="32"/>
         </w:rPr>
-        <w:lastRenderedPageBreak/>
         <w:t xml:space="preserve">14.get details of all student activity progress by admin </w:t>
       </w:r>
       <w:r>
@@ -8436,6 +14705,7 @@
           <w:sz w:val="30"/>
           <w:szCs w:val="30"/>
         </w:rPr>
+        <w:lastRenderedPageBreak/>
         <w:t xml:space="preserve">    Get Students data By </w:t>
       </w:r>
       <w:proofErr w:type="gramStart"/>
@@ -8777,6 +15047,119 @@
 <file path=word/numbering.xml><?xml version="1.0" encoding="utf-8"?>
 <w:numbering xmlns:wpc="http://schemas.microsoft.com/office/word/2010/wordprocessingCanvas" xmlns:cx="http://schemas.microsoft.com/office/drawing/2014/chartex" xmlns:cx1="http://schemas.microsoft.com/office/drawing/2015/9/8/chartex" xmlns:mc="http://schemas.openxmlformats.org/markup-compatibility/2006" xmlns:o="urn:schemas-microsoft-com:office:office" xmlns:r="http://schemas.openxmlformats.org/officeDocument/2006/relationships" xmlns:m="http://schemas.openxmlformats.org/officeDocument/2006/math" xmlns:v="urn:schemas-microsoft-com:vml" xmlns:wp14="http://schemas.microsoft.com/office/word/2010/wordprocessingDrawing" xmlns:wp="http://schemas.openxmlformats.org/drawingml/2006/wordprocessingDrawing" xmlns:w10="urn:schemas-microsoft-com:office:word" xmlns:w="http://schemas.openxmlformats.org/wordprocessingml/2006/main" xmlns:w14="http://schemas.microsoft.com/office/word/2010/wordml" xmlns:w15="http://schemas.microsoft.com/office/word/2012/wordml" xmlns:w16se="http://schemas.microsoft.com/office/word/2015/wordml/symex" xmlns:wpg="http://schemas.microsoft.com/office/word/2010/wordprocessingGroup" xmlns:wpi="http://schemas.microsoft.com/office/word/2010/wordprocessingInk" xmlns:wne="http://schemas.microsoft.com/office/word/2006/wordml" xmlns:wps="http://schemas.microsoft.com/office/word/2010/wordprocessingShape" mc:Ignorable="w14 w15 w16se wp14">
   <w:abstractNum w:abstractNumId="0" w15:restartNumberingAfterBreak="0">
+    <w:nsid w:val="1377035E"/>
+    <w:multiLevelType w:val="hybridMultilevel"/>
+    <w:tmpl w:val="D0087D34"/>
+    <w:lvl w:ilvl="0" w:tplc="04090001">
+      <w:start w:val="1"/>
+      <w:numFmt w:val="bullet"/>
+      <w:lvlText w:val=""/>
+      <w:lvlJc w:val="left"/>
+      <w:pPr>
+        <w:ind w:left="720" w:hanging="360"/>
+      </w:pPr>
+      <w:rPr>
+        <w:rFonts w:ascii="Symbol" w:hAnsi="Symbol" w:hint="default"/>
+      </w:rPr>
+    </w:lvl>
+    <w:lvl w:ilvl="1" w:tplc="04090003" w:tentative="1">
+      <w:start w:val="1"/>
+      <w:numFmt w:val="bullet"/>
+      <w:lvlText w:val="o"/>
+      <w:lvlJc w:val="left"/>
+      <w:pPr>
+        <w:ind w:left="1440" w:hanging="360"/>
+      </w:pPr>
+      <w:rPr>
+        <w:rFonts w:ascii="Courier New" w:hAnsi="Courier New" w:cs="Courier New" w:hint="default"/>
+      </w:rPr>
+    </w:lvl>
+    <w:lvl w:ilvl="2" w:tplc="04090005" w:tentative="1">
+      <w:start w:val="1"/>
+      <w:numFmt w:val="bullet"/>
+      <w:lvlText w:val=""/>
+      <w:lvlJc w:val="left"/>
+      <w:pPr>
+        <w:ind w:left="2160" w:hanging="360"/>
+      </w:pPr>
+      <w:rPr>
+        <w:rFonts w:ascii="Wingdings" w:hAnsi="Wingdings" w:hint="default"/>
+      </w:rPr>
+    </w:lvl>
+    <w:lvl w:ilvl="3" w:tplc="04090001" w:tentative="1">
+      <w:start w:val="1"/>
+      <w:numFmt w:val="bullet"/>
+      <w:lvlText w:val=""/>
+      <w:lvlJc w:val="left"/>
+      <w:pPr>
+        <w:ind w:left="2880" w:hanging="360"/>
+      </w:pPr>
+      <w:rPr>
+        <w:rFonts w:ascii="Symbol" w:hAnsi="Symbol" w:hint="default"/>
+      </w:rPr>
+    </w:lvl>
+    <w:lvl w:ilvl="4" w:tplc="04090003" w:tentative="1">
+      <w:start w:val="1"/>
+      <w:numFmt w:val="bullet"/>
+      <w:lvlText w:val="o"/>
+      <w:lvlJc w:val="left"/>
+      <w:pPr>
+        <w:ind w:left="3600" w:hanging="360"/>
+      </w:pPr>
+      <w:rPr>
+        <w:rFonts w:ascii="Courier New" w:hAnsi="Courier New" w:cs="Courier New" w:hint="default"/>
+      </w:rPr>
+    </w:lvl>
+    <w:lvl w:ilvl="5" w:tplc="04090005" w:tentative="1">
+      <w:start w:val="1"/>
+      <w:numFmt w:val="bullet"/>
+      <w:lvlText w:val=""/>
+      <w:lvlJc w:val="left"/>
+      <w:pPr>
+        <w:ind w:left="4320" w:hanging="360"/>
+      </w:pPr>
+      <w:rPr>
+        <w:rFonts w:ascii="Wingdings" w:hAnsi="Wingdings" w:hint="default"/>
+      </w:rPr>
+    </w:lvl>
+    <w:lvl w:ilvl="6" w:tplc="04090001" w:tentative="1">
+      <w:start w:val="1"/>
+      <w:numFmt w:val="bullet"/>
+      <w:lvlText w:val=""/>
+      <w:lvlJc w:val="left"/>
+      <w:pPr>
+        <w:ind w:left="5040" w:hanging="360"/>
+      </w:pPr>
+      <w:rPr>
+        <w:rFonts w:ascii="Symbol" w:hAnsi="Symbol" w:hint="default"/>
+      </w:rPr>
+    </w:lvl>
+    <w:lvl w:ilvl="7" w:tplc="04090003" w:tentative="1">
+      <w:start w:val="1"/>
+      <w:numFmt w:val="bullet"/>
+      <w:lvlText w:val="o"/>
+      <w:lvlJc w:val="left"/>
+      <w:pPr>
+        <w:ind w:left="5760" w:hanging="360"/>
+      </w:pPr>
+      <w:rPr>
+        <w:rFonts w:ascii="Courier New" w:hAnsi="Courier New" w:cs="Courier New" w:hint="default"/>
+      </w:rPr>
+    </w:lvl>
+    <w:lvl w:ilvl="8" w:tplc="04090005" w:tentative="1">
+      <w:start w:val="1"/>
+      <w:numFmt w:val="bullet"/>
+      <w:lvlText w:val=""/>
+      <w:lvlJc w:val="left"/>
+      <w:pPr>
+        <w:ind w:left="6480" w:hanging="360"/>
+      </w:pPr>
+      <w:rPr>
+        <w:rFonts w:ascii="Wingdings" w:hAnsi="Wingdings" w:hint="default"/>
+      </w:rPr>
+    </w:lvl>
+  </w:abstractNum>
+  <w:abstractNum w:abstractNumId="1" w15:restartNumberingAfterBreak="0">
     <w:nsid w:val="4A247F32"/>
     <w:multiLevelType w:val="hybridMultilevel"/>
     <w:tmpl w:val="CDAA7FF0"/>
@@ -8865,7 +15248,7 @@
       </w:pPr>
     </w:lvl>
   </w:abstractNum>
-  <w:abstractNum w:abstractNumId="1" w15:restartNumberingAfterBreak="0">
+  <w:abstractNum w:abstractNumId="2" w15:restartNumberingAfterBreak="0">
     <w:nsid w:val="52554D3B"/>
     <w:multiLevelType w:val="hybridMultilevel"/>
     <w:tmpl w:val="CDAA7FF0"/>
@@ -8954,7 +15337,7 @@
       </w:pPr>
     </w:lvl>
   </w:abstractNum>
-  <w:abstractNum w:abstractNumId="2" w15:restartNumberingAfterBreak="0">
+  <w:abstractNum w:abstractNumId="3" w15:restartNumberingAfterBreak="0">
     <w:nsid w:val="752A1C9A"/>
     <w:multiLevelType w:val="hybridMultilevel"/>
     <w:tmpl w:val="861C60E6"/>
@@ -9068,13 +15451,16 @@
     </w:lvl>
   </w:abstractNum>
   <w:num w:numId="1">
-    <w:abstractNumId w:val="0"/>
+    <w:abstractNumId w:val="1"/>
   </w:num>
   <w:num w:numId="2">
-    <w:abstractNumId w:val="1"/>
+    <w:abstractNumId w:val="2"/>
   </w:num>
   <w:num w:numId="3">
-    <w:abstractNumId w:val="2"/>
+    <w:abstractNumId w:val="3"/>
+  </w:num>
+  <w:num w:numId="4">
+    <w:abstractNumId w:val="0"/>
   </w:num>
 </w:numbering>
 </file>
